--- a/InformeFinalSimulacionHILDeConvertidoresDC_DC.docx
+++ b/InformeFinalSimulacionHILDeConvertidoresDC_DC.docx
@@ -1,6 +1,6 @@
 
 <file path=word/document.xml><?xml version="1.0" encoding="utf-8"?>
-<w:document xmlns:wpc="http://schemas.microsoft.com/office/word/2010/wordprocessingCanvas" xmlns:cx="http://schemas.microsoft.com/office/drawing/2014/chartex" xmlns:cx1="http://schemas.microsoft.com/office/drawing/2015/9/8/chartex" xmlns:cx2="http://schemas.microsoft.com/office/drawing/2015/10/21/chartex" xmlns:cx3="http://schemas.microsoft.com/office/drawing/2016/5/9/chartex" xmlns:cx4="http://schemas.microsoft.com/office/drawing/2016/5/10/chartex" xmlns:cx5="http://schemas.microsoft.com/office/drawing/2016/5/11/chartex" xmlns:cx6="http://schemas.microsoft.com/office/drawing/2016/5/12/chartex" xmlns:cx7="http://schemas.microsoft.com/office/drawing/2016/5/13/chartex" xmlns:cx8="http://schemas.microsoft.com/office/drawing/2016/5/14/chartex" xmlns:mc="http://schemas.openxmlformats.org/markup-compatibility/2006" xmlns:m="http://schemas.openxmlformats.org/officeDocument/2006/math" xmlns:aink="http://schemas.microsoft.com/office/drawing/2016/ink" xmlns:am3d="http://schemas.microsoft.com/office/drawing/2017/model3d" xmlns:oel="http://schemas.microsoft.com/office/2019/extlst" xmlns:r="http://schemas.openxmlformats.org/officeDocument/2006/relationships" xmlns:wp14="http://schemas.microsoft.com/office/word/2010/wordprocessingDrawing" xmlns:wp="http://schemas.openxmlformats.org/drawingml/2006/wordprocessingDrawing" xmlns:wpg="http://schemas.microsoft.com/office/word/2010/wordprocessingGroup" xmlns:wpi="http://schemas.microsoft.com/office/word/2010/wordprocessingInk" xmlns:wps="http://schemas.microsoft.com/office/word/2010/wordprocessingShape" xmlns:o="urn:schemas-microsoft-com:office:office" xmlns:v="urn:schemas-microsoft-com:vml" xmlns:w10="urn:schemas-microsoft-com:office:word" xmlns:w="http://schemas.openxmlformats.org/wordprocessingml/2006/main" xmlns:w14="http://schemas.microsoft.com/office/word/2010/wordml" xmlns:w15="http://schemas.microsoft.com/office/word/2012/wordml" xmlns:w16cex="http://schemas.microsoft.com/office/word/2018/wordml/cex" xmlns:w16cid="http://schemas.microsoft.com/office/word/2016/wordml/cid" xmlns:w16="http://schemas.microsoft.com/office/word/2018/wordml" xmlns:w16sdtdh="http://schemas.microsoft.com/office/word/2020/wordml/sdtdatahash" xmlns:w16sdtfl="http://schemas.microsoft.com/office/word/2024/wordml/sdtformatlock" xmlns:w16se="http://schemas.microsoft.com/office/word/2015/wordml/symex" xmlns:w16du="http://schemas.microsoft.com/office/word/2023/wordml/word16du" xmlns:wne="http://schemas.microsoft.com/office/word/2006/wordml" mc:Ignorable="w14 w15 w16se w16cid w16 w16cex w16sdtdh w16sdtfl w16du wp14">
+<w:document xmlns:wpc="http://schemas.microsoft.com/office/word/2010/wordprocessingCanvas" xmlns:cx="http://schemas.microsoft.com/office/drawing/2014/chartex" xmlns:cx1="http://schemas.microsoft.com/office/drawing/2015/9/8/chartex" xmlns:cx2="http://schemas.microsoft.com/office/drawing/2015/10/21/chartex" xmlns:cx3="http://schemas.microsoft.com/office/drawing/2016/5/9/chartex" xmlns:cx4="http://schemas.microsoft.com/office/drawing/2016/5/10/chartex" xmlns:cx5="http://schemas.microsoft.com/office/drawing/2016/5/11/chartex" xmlns:cx6="http://schemas.microsoft.com/office/drawing/2016/5/12/chartex" xmlns:cx7="http://schemas.microsoft.com/office/drawing/2016/5/13/chartex" xmlns:cx8="http://schemas.microsoft.com/office/drawing/2016/5/14/chartex" xmlns:mc="http://schemas.openxmlformats.org/markup-compatibility/2006" xmlns:aink="http://schemas.microsoft.com/office/drawing/2016/ink" xmlns:am3d="http://schemas.microsoft.com/office/drawing/2017/model3d" xmlns:o="urn:schemas-microsoft-com:office:office" xmlns:oel="http://schemas.microsoft.com/office/2019/extlst" xmlns:r="http://schemas.openxmlformats.org/officeDocument/2006/relationships" xmlns:m="http://schemas.openxmlformats.org/officeDocument/2006/math" xmlns:v="urn:schemas-microsoft-com:vml" xmlns:wp14="http://schemas.microsoft.com/office/word/2010/wordprocessingDrawing" xmlns:wp="http://schemas.openxmlformats.org/drawingml/2006/wordprocessingDrawing" xmlns:w10="urn:schemas-microsoft-com:office:word" xmlns:w="http://schemas.openxmlformats.org/wordprocessingml/2006/main" xmlns:w14="http://schemas.microsoft.com/office/word/2010/wordml" xmlns:w15="http://schemas.microsoft.com/office/word/2012/wordml" xmlns:w16cex="http://schemas.microsoft.com/office/word/2018/wordml/cex" xmlns:w16cid="http://schemas.microsoft.com/office/word/2016/wordml/cid" xmlns:w16="http://schemas.microsoft.com/office/word/2018/wordml" xmlns:w16sdtdh="http://schemas.microsoft.com/office/word/2020/wordml/sdtdatahash" xmlns:w16se="http://schemas.microsoft.com/office/word/2015/wordml/symex" xmlns:wpg="http://schemas.microsoft.com/office/word/2010/wordprocessingGroup" xmlns:wpi="http://schemas.microsoft.com/office/word/2010/wordprocessingInk" xmlns:wne="http://schemas.microsoft.com/office/word/2006/wordml" xmlns:wps="http://schemas.microsoft.com/office/word/2010/wordprocessingShape" mc:Ignorable="w14 w15 w16se w16cid w16 w16cex w16sdtdh wp14">
   <w:body>
     <w:p>
       <w:pPr>
@@ -98,7 +98,23 @@
           <w:sz w:val="32"/>
           <w:szCs w:val="32"/>
         </w:rPr>
-        <w:t>María Ceneida Loaiza Bustamante</w:t>
+        <w:t xml:space="preserve">María </w:t>
+      </w:r>
+      <w:proofErr w:type="spellStart"/>
+      <w:r>
+        <w:rPr>
+          <w:sz w:val="32"/>
+          <w:szCs w:val="32"/>
+        </w:rPr>
+        <w:t>Ceneida</w:t>
+      </w:r>
+      <w:proofErr w:type="spellEnd"/>
+      <w:r>
+        <w:rPr>
+          <w:sz w:val="32"/>
+          <w:szCs w:val="32"/>
+        </w:rPr>
+        <w:t xml:space="preserve"> Loaiza Bustamante</w:t>
       </w:r>
     </w:p>
     <w:p>
@@ -552,7 +568,61 @@
           <w:sz w:val="24"/>
           <w:szCs w:val="24"/>
         </w:rPr>
-        <w:t>El presente trabajo tiene como objetivo el desarrollo de una plataforma de simulación en hardware para convertidores de potencia DC-DC no aislados, específicamente las topologías Buck y Boost, empleando la técnica Hardware-In-the-Loop (HIL) basada en FPGA. Esta propuesta surge ante la necesidad de reducir los altos costos, tiempos prolongados y riesgos asociados al prototipado físico tradicional de convertidores de potencia, los cuales constituyen un componente esencial en sistemas de energía como fuentes conmutadas, vehículos eléctricos y aplicaciones industriales.</w:t>
+        <w:t xml:space="preserve">El presente trabajo tiene como objetivo el desarrollo de una plataforma de simulación en hardware para convertidores de potencia DC-DC no aislados, específicamente las topologías Buck y </w:t>
+      </w:r>
+      <w:proofErr w:type="spellStart"/>
+      <w:r>
+        <w:rPr>
+          <w:rFonts w:cstheme="minorHAnsi"/>
+          <w:sz w:val="24"/>
+          <w:szCs w:val="24"/>
+        </w:rPr>
+        <w:t>Boost</w:t>
+      </w:r>
+      <w:proofErr w:type="spellEnd"/>
+      <w:r>
+        <w:rPr>
+          <w:rFonts w:cstheme="minorHAnsi"/>
+          <w:sz w:val="24"/>
+          <w:szCs w:val="24"/>
+        </w:rPr>
+        <w:t>, empleando la técnica Hardware-In-</w:t>
+      </w:r>
+      <w:proofErr w:type="spellStart"/>
+      <w:r>
+        <w:rPr>
+          <w:rFonts w:cstheme="minorHAnsi"/>
+          <w:sz w:val="24"/>
+          <w:szCs w:val="24"/>
+        </w:rPr>
+        <w:t>the</w:t>
+      </w:r>
+      <w:proofErr w:type="spellEnd"/>
+      <w:r>
+        <w:rPr>
+          <w:rFonts w:cstheme="minorHAnsi"/>
+          <w:sz w:val="24"/>
+          <w:szCs w:val="24"/>
+        </w:rPr>
+        <w:t>-</w:t>
+      </w:r>
+      <w:proofErr w:type="spellStart"/>
+      <w:r>
+        <w:rPr>
+          <w:rFonts w:cstheme="minorHAnsi"/>
+          <w:sz w:val="24"/>
+          <w:szCs w:val="24"/>
+        </w:rPr>
+        <w:t>Loop</w:t>
+      </w:r>
+      <w:proofErr w:type="spellEnd"/>
+      <w:r>
+        <w:rPr>
+          <w:rFonts w:cstheme="minorHAnsi"/>
+          <w:sz w:val="24"/>
+          <w:szCs w:val="24"/>
+        </w:rPr>
+        <w:t xml:space="preserve"> (HIL) basada en FPGA. Esta propuesta surge ante la necesidad de reducir los altos costos, tiempos prolongados y riesgos asociados al prototipado físico tradicional de convertidores de potencia, los cuales constituyen un componente esencial en sistemas de energía como fuentes conmutadas, vehículos eléctricos y aplicaciones industriales.</w:t>
       </w:r>
     </w:p>
     <w:p>
@@ -570,7 +640,25 @@
           <w:sz w:val="24"/>
           <w:szCs w:val="24"/>
         </w:rPr>
-        <w:t xml:space="preserve">La metodología propuesta inicia con el estudio teórico y modelado matemático de los convertidores Buck y Boost en modo de conducción continua, seguido de la implementación de dichos modelos mediante el lenguaje de descripción de hardware VHDL y su síntesis en una FPGA disponible en el laboratorio. </w:t>
+        <w:t xml:space="preserve">La metodología propuesta inicia con el estudio teórico y modelado matemático de los convertidores Buck y </w:t>
+      </w:r>
+      <w:proofErr w:type="spellStart"/>
+      <w:r>
+        <w:rPr>
+          <w:rFonts w:cstheme="minorHAnsi"/>
+          <w:sz w:val="24"/>
+          <w:szCs w:val="24"/>
+        </w:rPr>
+        <w:t>Boost</w:t>
+      </w:r>
+      <w:proofErr w:type="spellEnd"/>
+      <w:r>
+        <w:rPr>
+          <w:rFonts w:cstheme="minorHAnsi"/>
+          <w:sz w:val="24"/>
+          <w:szCs w:val="24"/>
+        </w:rPr>
+        <w:t xml:space="preserve"> en modo de conducción continua, seguido de la implementación de dichos modelos mediante el lenguaje de descripción de hardware VHDL y su síntesis en una FPGA disponible en el laboratorio. </w:t>
       </w:r>
     </w:p>
     <w:p>
@@ -616,7 +704,61 @@
           <w:sz w:val="24"/>
           <w:szCs w:val="24"/>
         </w:rPr>
-        <w:t xml:space="preserve"> Convertidores DC-DC, Buck, Boost, FPGA, Hardware-In-the-Loop, HIL, VHDL, Electrónica de potencia.</w:t>
+        <w:t xml:space="preserve"> Convertidores DC-DC, Buck, </w:t>
+      </w:r>
+      <w:proofErr w:type="spellStart"/>
+      <w:r>
+        <w:rPr>
+          <w:rFonts w:cstheme="minorHAnsi"/>
+          <w:sz w:val="24"/>
+          <w:szCs w:val="24"/>
+        </w:rPr>
+        <w:t>Boost</w:t>
+      </w:r>
+      <w:proofErr w:type="spellEnd"/>
+      <w:r>
+        <w:rPr>
+          <w:rFonts w:cstheme="minorHAnsi"/>
+          <w:sz w:val="24"/>
+          <w:szCs w:val="24"/>
+        </w:rPr>
+        <w:t>, FPGA, Hardware-In-</w:t>
+      </w:r>
+      <w:proofErr w:type="spellStart"/>
+      <w:r>
+        <w:rPr>
+          <w:rFonts w:cstheme="minorHAnsi"/>
+          <w:sz w:val="24"/>
+          <w:szCs w:val="24"/>
+        </w:rPr>
+        <w:t>the</w:t>
+      </w:r>
+      <w:proofErr w:type="spellEnd"/>
+      <w:r>
+        <w:rPr>
+          <w:rFonts w:cstheme="minorHAnsi"/>
+          <w:sz w:val="24"/>
+          <w:szCs w:val="24"/>
+        </w:rPr>
+        <w:t>-</w:t>
+      </w:r>
+      <w:proofErr w:type="spellStart"/>
+      <w:r>
+        <w:rPr>
+          <w:rFonts w:cstheme="minorHAnsi"/>
+          <w:sz w:val="24"/>
+          <w:szCs w:val="24"/>
+        </w:rPr>
+        <w:t>Loop</w:t>
+      </w:r>
+      <w:proofErr w:type="spellEnd"/>
+      <w:r>
+        <w:rPr>
+          <w:rFonts w:cstheme="minorHAnsi"/>
+          <w:sz w:val="24"/>
+          <w:szCs w:val="24"/>
+        </w:rPr>
+        <w:t>, HIL, VHDL, Electrónica de potencia.</w:t>
       </w:r>
     </w:p>
     <w:p>
@@ -926,7 +1068,43 @@
           <w:sz w:val="24"/>
           <w:szCs w:val="24"/>
         </w:rPr>
-        <w:t>orriente alterna (Alternating Current)</w:t>
+        <w:t>orriente alterna (</w:t>
+      </w:r>
+      <w:proofErr w:type="spellStart"/>
+      <w:r>
+        <w:rPr>
+          <w:rFonts w:cstheme="minorHAnsi"/>
+          <w:sz w:val="24"/>
+          <w:szCs w:val="24"/>
+        </w:rPr>
+        <w:t>Alternating</w:t>
+      </w:r>
+      <w:proofErr w:type="spellEnd"/>
+      <w:r>
+        <w:rPr>
+          <w:rFonts w:cstheme="minorHAnsi"/>
+          <w:sz w:val="24"/>
+          <w:szCs w:val="24"/>
+        </w:rPr>
+        <w:t xml:space="preserve"> </w:t>
+      </w:r>
+      <w:proofErr w:type="spellStart"/>
+      <w:r>
+        <w:rPr>
+          <w:rFonts w:cstheme="minorHAnsi"/>
+          <w:sz w:val="24"/>
+          <w:szCs w:val="24"/>
+        </w:rPr>
+        <w:t>Current</w:t>
+      </w:r>
+      <w:proofErr w:type="spellEnd"/>
+      <w:r>
+        <w:rPr>
+          <w:rFonts w:cstheme="minorHAnsi"/>
+          <w:sz w:val="24"/>
+          <w:szCs w:val="24"/>
+        </w:rPr>
+        <w:t>)</w:t>
       </w:r>
       <w:r>
         <w:rPr>
@@ -935,7 +1113,61 @@
           <w:szCs w:val="24"/>
         </w:rPr>
         <w:br/>
-        <w:t>ADC Convertidor analógico–digital (Analog-to-Digital Converter)</w:t>
+        <w:t>ADC Convertidor analógico–digital (</w:t>
+      </w:r>
+      <w:proofErr w:type="spellStart"/>
+      <w:r>
+        <w:rPr>
+          <w:rFonts w:cstheme="minorHAnsi"/>
+          <w:sz w:val="24"/>
+          <w:szCs w:val="24"/>
+        </w:rPr>
+        <w:t>Analog</w:t>
+      </w:r>
+      <w:proofErr w:type="spellEnd"/>
+      <w:r>
+        <w:rPr>
+          <w:rFonts w:cstheme="minorHAnsi"/>
+          <w:sz w:val="24"/>
+          <w:szCs w:val="24"/>
+        </w:rPr>
+        <w:t>-</w:t>
+      </w:r>
+      <w:proofErr w:type="spellStart"/>
+      <w:r>
+        <w:rPr>
+          <w:rFonts w:cstheme="minorHAnsi"/>
+          <w:sz w:val="24"/>
+          <w:szCs w:val="24"/>
+        </w:rPr>
+        <w:t>to</w:t>
+      </w:r>
+      <w:proofErr w:type="spellEnd"/>
+      <w:r>
+        <w:rPr>
+          <w:rFonts w:cstheme="minorHAnsi"/>
+          <w:sz w:val="24"/>
+          <w:szCs w:val="24"/>
+        </w:rPr>
+        <w:t xml:space="preserve">-Digital </w:t>
+      </w:r>
+      <w:proofErr w:type="spellStart"/>
+      <w:r>
+        <w:rPr>
+          <w:rFonts w:cstheme="minorHAnsi"/>
+          <w:sz w:val="24"/>
+          <w:szCs w:val="24"/>
+        </w:rPr>
+        <w:t>Converter</w:t>
+      </w:r>
+      <w:proofErr w:type="spellEnd"/>
+      <w:r>
+        <w:rPr>
+          <w:rFonts w:cstheme="minorHAnsi"/>
+          <w:sz w:val="24"/>
+          <w:szCs w:val="24"/>
+        </w:rPr>
+        <w:t>)</w:t>
       </w:r>
       <w:r>
         <w:rPr>
@@ -962,7 +1194,25 @@
           <w:szCs w:val="24"/>
         </w:rPr>
         <w:br/>
-        <w:t>DC  Corriente continua (Direct Current)</w:t>
+        <w:t xml:space="preserve">DC  Corriente continua (Direct </w:t>
+      </w:r>
+      <w:proofErr w:type="spellStart"/>
+      <w:r>
+        <w:rPr>
+          <w:rFonts w:cstheme="minorHAnsi"/>
+          <w:sz w:val="24"/>
+          <w:szCs w:val="24"/>
+        </w:rPr>
+        <w:t>Current</w:t>
+      </w:r>
+      <w:proofErr w:type="spellEnd"/>
+      <w:r>
+        <w:rPr>
+          <w:rFonts w:cstheme="minorHAnsi"/>
+          <w:sz w:val="24"/>
+          <w:szCs w:val="24"/>
+        </w:rPr>
+        <w:t>)</w:t>
       </w:r>
       <w:r>
         <w:rPr>
@@ -2556,11 +2806,1392 @@
           <w:sz w:val="24"/>
           <w:szCs w:val="24"/>
         </w:rPr>
-        <w:t>En el panorama tecnológico actual, la gestión eficiente de la energía se ha convertido en un pilar fundamental para el funcionamiento óptimo de diversos sistemas electrónicos. Dentro de este contexto, los convertidores de potencia actúan como dispositivos esenciales para adaptar y regular la energía eléctrica según las necesidades específicas de cada componente.</w:t>
+        <w:t>En el ámbito de la automatización industrial y la investigación aplicada, los sistemas de simulación en hardware se han consolidado como herramientas indispensables para el diseño, validación y optimización de tecnologías complejas. Tradicionalmente, la transición desde los modelos teóricos o las simulaciones puramente numéricas por computadora hacia la implementación en un entorno físico real conlleva un elevado riesgo técnico y económico. Los sistemas de simulación basados en hardware mitigan esta brecha al ofrecer un entorno seguro, controlado y altamente preciso que permite evaluar el comportamiento dinámico de los sistemas antes de su despliegue final. Esto no solo acelera los ciclos de desarrollo y reduce significativamente los costos asociados a fallas o prototipos destructivos, sino que también garantiza el cumplimiento de estrictos estándares de seguridad y confiabilidad exigidos por la industria actual.</w:t>
       </w:r>
     </w:p>
     <w:p>
       <w:pPr>
+        <w:spacing w:after="0"/>
+        <w:jc w:val="both"/>
+        <w:rPr>
+          <w:rFonts w:eastAsia="Times New Roman" w:cstheme="minorHAnsi"/>
+          <w:sz w:val="24"/>
+          <w:szCs w:val="24"/>
+        </w:rPr>
+      </w:pPr>
+      <w:r>
+        <w:rPr>
+          <w:rFonts w:eastAsia="Times New Roman" w:cstheme="minorHAnsi"/>
+          <w:sz w:val="24"/>
+          <w:szCs w:val="24"/>
+        </w:rPr>
+        <w:t>Dentro de este ecosistema, la simulación Hardware-in-</w:t>
+      </w:r>
+      <w:proofErr w:type="spellStart"/>
+      <w:r>
+        <w:rPr>
+          <w:rFonts w:eastAsia="Times New Roman" w:cstheme="minorHAnsi"/>
+          <w:sz w:val="24"/>
+          <w:szCs w:val="24"/>
+        </w:rPr>
+        <w:t>the</w:t>
+      </w:r>
+      <w:proofErr w:type="spellEnd"/>
+      <w:r>
+        <w:rPr>
+          <w:rFonts w:eastAsia="Times New Roman" w:cstheme="minorHAnsi"/>
+          <w:sz w:val="24"/>
+          <w:szCs w:val="24"/>
+        </w:rPr>
+        <w:t>-</w:t>
+      </w:r>
+      <w:proofErr w:type="spellStart"/>
+      <w:r>
+        <w:rPr>
+          <w:rFonts w:eastAsia="Times New Roman" w:cstheme="minorHAnsi"/>
+          <w:sz w:val="24"/>
+          <w:szCs w:val="24"/>
+        </w:rPr>
+        <w:t>Loop</w:t>
+      </w:r>
+      <w:proofErr w:type="spellEnd"/>
+      <w:r>
+        <w:rPr>
+          <w:rFonts w:eastAsia="Times New Roman" w:cstheme="minorHAnsi"/>
+          <w:sz w:val="24"/>
+          <w:szCs w:val="24"/>
+        </w:rPr>
+        <w:t xml:space="preserve"> (HIL) destaca como una metodología crítica cuando se aplica al campo de la electrónica de potencia, específicamente en el desarrollo y testeo de convertidores de potencia. Los convertidores de potencia</w:t>
+      </w:r>
+      <w:r>
+        <w:rPr>
+          <w:rFonts w:eastAsia="Times New Roman" w:cstheme="minorHAnsi"/>
+          <w:sz w:val="24"/>
+          <w:szCs w:val="24"/>
+        </w:rPr>
+        <w:t xml:space="preserve"> </w:t>
+      </w:r>
+      <w:r>
+        <w:rPr>
+          <w:rFonts w:eastAsia="Times New Roman" w:cstheme="minorHAnsi"/>
+          <w:sz w:val="24"/>
+          <w:szCs w:val="24"/>
+        </w:rPr>
+        <w:t xml:space="preserve">operan con frecuencias de conmutación elevadas y dinámicas transitorias extremadamente rápidas, lo que impone desafíos severos a los sistemas de control. La tecnología HIL resuelve este reto emulando en tiempo real la planta física del convertidor —incluyendo sus interruptores semiconductores, componentes pasivos y cargas dinámicas— dentro de una plataforma de hardware de alta velocidad, como sistemas basados en </w:t>
+      </w:r>
+      <w:proofErr w:type="spellStart"/>
+      <w:r>
+        <w:rPr>
+          <w:rFonts w:eastAsia="Times New Roman" w:cstheme="minorHAnsi"/>
+          <w:sz w:val="24"/>
+          <w:szCs w:val="24"/>
+        </w:rPr>
+        <w:t>FPGAs</w:t>
+      </w:r>
+      <w:proofErr w:type="spellEnd"/>
+      <w:r>
+        <w:rPr>
+          <w:rFonts w:eastAsia="Times New Roman" w:cstheme="minorHAnsi"/>
+          <w:sz w:val="24"/>
+          <w:szCs w:val="24"/>
+        </w:rPr>
+        <w:t>.</w:t>
+      </w:r>
+    </w:p>
+    <w:p>
+      <w:pPr>
+        <w:spacing w:after="0"/>
+        <w:jc w:val="both"/>
+        <w:rPr>
+          <w:rFonts w:eastAsia="Times New Roman" w:cstheme="minorHAnsi"/>
+          <w:sz w:val="24"/>
+          <w:szCs w:val="24"/>
+        </w:rPr>
+      </w:pPr>
+      <w:r>
+        <w:rPr>
+          <w:rFonts w:eastAsia="Times New Roman" w:cstheme="minorHAnsi"/>
+          <w:sz w:val="24"/>
+          <w:szCs w:val="24"/>
+        </w:rPr>
+        <w:t>Al conectar el controlador físico real (el microcontrolador o DSP) a esta planta virtualizada, el HIL permite validar los algoritmos de control, las estrategias de modulación y los lazos de regulación de corriente o voltaje en condiciones operacionales idénticas a las reales. Este enfoque es de vital importancia en entornos de investigación, ya que facilita la exploración de escenarios críticos, condiciones de falla extrema o regímenes de operación anómalos que serían altamente peligrosos o destructivos de replicar en un laboratorio con hardware de alta potencia real. Así, la simulación HIL para convertidores de potencia se posiciona como el estándar moderno para el desarrollo de sistemas energéticos eficientes, seguros y robustos.</w:t>
+      </w:r>
+    </w:p>
+    <w:p>
+      <w:pPr>
+        <w:spacing w:after="0"/>
+        <w:jc w:val="both"/>
+        <w:rPr>
+          <w:rFonts w:eastAsia="Times New Roman" w:cstheme="minorHAnsi"/>
+          <w:color w:val="FF0000"/>
+          <w:sz w:val="24"/>
+          <w:szCs w:val="24"/>
+        </w:rPr>
+      </w:pPr>
+      <w:r>
+        <w:rPr>
+          <w:rFonts w:eastAsia="Times New Roman" w:cstheme="minorHAnsi"/>
+          <w:color w:val="FF0000"/>
+          <w:sz w:val="24"/>
+          <w:szCs w:val="24"/>
+        </w:rPr>
+        <w:lastRenderedPageBreak/>
+        <w:t>Realizar una descripción general de plataformas HIL, esto es, componentes hardware (</w:t>
+      </w:r>
+      <w:proofErr w:type="spellStart"/>
+      <w:r>
+        <w:rPr>
+          <w:rFonts w:eastAsia="Times New Roman" w:cstheme="minorHAnsi"/>
+          <w:color w:val="FF0000"/>
+          <w:sz w:val="24"/>
+          <w:szCs w:val="24"/>
+        </w:rPr>
+        <w:t>FPGAs</w:t>
+      </w:r>
+      <w:proofErr w:type="spellEnd"/>
+      <w:r>
+        <w:rPr>
+          <w:rFonts w:eastAsia="Times New Roman" w:cstheme="minorHAnsi"/>
+          <w:color w:val="FF0000"/>
+          <w:sz w:val="24"/>
+          <w:szCs w:val="24"/>
+        </w:rPr>
+        <w:t xml:space="preserve">, computador industrial, </w:t>
+      </w:r>
+      <w:proofErr w:type="spellStart"/>
+      <w:r>
+        <w:rPr>
+          <w:rFonts w:eastAsia="Times New Roman" w:cstheme="minorHAnsi"/>
+          <w:color w:val="FF0000"/>
+          <w:sz w:val="24"/>
+          <w:szCs w:val="24"/>
+        </w:rPr>
+        <w:t>DSPs</w:t>
+      </w:r>
+      <w:proofErr w:type="spellEnd"/>
+      <w:r>
+        <w:rPr>
+          <w:rFonts w:eastAsia="Times New Roman" w:cstheme="minorHAnsi"/>
+          <w:color w:val="FF0000"/>
+          <w:sz w:val="24"/>
+          <w:szCs w:val="24"/>
+        </w:rPr>
+        <w:t>, microcontroladores, etc.) y software (HDL, Matlab, LabVIEW, etc.) necesarios para simulación de sistemas dinámicos. Mencionar tres o cuatro plataformas comerciales y académicas, y sus principales usos.</w:t>
+      </w:r>
+    </w:p>
+    <w:p>
+      <w:pPr>
+        <w:spacing w:after="0"/>
+        <w:jc w:val="both"/>
+        <w:rPr>
+          <w:rFonts w:eastAsia="Times New Roman" w:cstheme="minorHAnsi"/>
+          <w:color w:val="FF0000"/>
+          <w:sz w:val="24"/>
+          <w:szCs w:val="24"/>
+        </w:rPr>
+      </w:pPr>
+    </w:p>
+    <w:p>
+      <w:pPr>
+        <w:spacing w:after="0"/>
+        <w:jc w:val="both"/>
+        <w:rPr>
+          <w:rFonts w:eastAsia="Times New Roman" w:cstheme="minorHAnsi"/>
+          <w:color w:val="FF0000"/>
+          <w:sz w:val="24"/>
+          <w:szCs w:val="24"/>
+        </w:rPr>
+      </w:pPr>
+    </w:p>
+    <w:p>
+      <w:pPr>
+        <w:spacing w:after="0"/>
+        <w:jc w:val="both"/>
+        <w:rPr>
+          <w:rFonts w:eastAsia="Times New Roman" w:cstheme="minorHAnsi"/>
+          <w:b/>
+          <w:bCs/>
+          <w:color w:val="000000" w:themeColor="text1"/>
+          <w:sz w:val="24"/>
+          <w:szCs w:val="24"/>
+        </w:rPr>
+      </w:pPr>
+      <w:r>
+        <w:rPr>
+          <w:rFonts w:eastAsia="Times New Roman" w:cstheme="minorHAnsi"/>
+          <w:b/>
+          <w:bCs/>
+          <w:color w:val="000000" w:themeColor="text1"/>
+          <w:sz w:val="24"/>
+          <w:szCs w:val="24"/>
+        </w:rPr>
+        <w:t>Descripción general de plataformas Hardware-in-</w:t>
+      </w:r>
+      <w:proofErr w:type="spellStart"/>
+      <w:r>
+        <w:rPr>
+          <w:rFonts w:eastAsia="Times New Roman" w:cstheme="minorHAnsi"/>
+          <w:b/>
+          <w:bCs/>
+          <w:color w:val="000000" w:themeColor="text1"/>
+          <w:sz w:val="24"/>
+          <w:szCs w:val="24"/>
+        </w:rPr>
+        <w:t>the</w:t>
+      </w:r>
+      <w:proofErr w:type="spellEnd"/>
+      <w:r>
+        <w:rPr>
+          <w:rFonts w:eastAsia="Times New Roman" w:cstheme="minorHAnsi"/>
+          <w:b/>
+          <w:bCs/>
+          <w:color w:val="000000" w:themeColor="text1"/>
+          <w:sz w:val="24"/>
+          <w:szCs w:val="24"/>
+        </w:rPr>
+        <w:t>-</w:t>
+      </w:r>
+      <w:proofErr w:type="spellStart"/>
+      <w:r>
+        <w:rPr>
+          <w:rFonts w:eastAsia="Times New Roman" w:cstheme="minorHAnsi"/>
+          <w:b/>
+          <w:bCs/>
+          <w:color w:val="000000" w:themeColor="text1"/>
+          <w:sz w:val="24"/>
+          <w:szCs w:val="24"/>
+        </w:rPr>
+        <w:t>Loop</w:t>
+      </w:r>
+      <w:proofErr w:type="spellEnd"/>
+      <w:r>
+        <w:rPr>
+          <w:rFonts w:eastAsia="Times New Roman" w:cstheme="minorHAnsi"/>
+          <w:b/>
+          <w:bCs/>
+          <w:color w:val="000000" w:themeColor="text1"/>
+          <w:sz w:val="24"/>
+          <w:szCs w:val="24"/>
+        </w:rPr>
+        <w:t xml:space="preserve"> (HIL)</w:t>
+      </w:r>
+    </w:p>
+    <w:p>
+      <w:pPr>
+        <w:spacing w:after="0"/>
+        <w:jc w:val="both"/>
+        <w:rPr>
+          <w:rFonts w:eastAsia="Times New Roman" w:cstheme="minorHAnsi"/>
+          <w:color w:val="000000" w:themeColor="text1"/>
+          <w:sz w:val="24"/>
+          <w:szCs w:val="24"/>
+        </w:rPr>
+      </w:pPr>
+      <w:r>
+        <w:rPr>
+          <w:rFonts w:eastAsia="Times New Roman" w:cstheme="minorHAnsi"/>
+          <w:color w:val="000000" w:themeColor="text1"/>
+          <w:sz w:val="24"/>
+          <w:szCs w:val="24"/>
+        </w:rPr>
+        <w:t>Las plataformas HIL constituyen un pilar fundamental en la validación de sistemas de control embebidos, permitiendo probar controladores reales contra modelos virtuales de plantas físicas en tiempo real, antes de disponer del hardware final. Su arquitectura integra componentes hardware de alto rendimiento y software de modelado y despliegue.</w:t>
+      </w:r>
+    </w:p>
+    <w:p>
+      <w:pPr>
+        <w:spacing w:after="0"/>
+        <w:jc w:val="both"/>
+        <w:rPr>
+          <w:rFonts w:eastAsia="Times New Roman" w:cstheme="minorHAnsi"/>
+          <w:b/>
+          <w:bCs/>
+          <w:color w:val="000000" w:themeColor="text1"/>
+          <w:sz w:val="24"/>
+          <w:szCs w:val="24"/>
+        </w:rPr>
+      </w:pPr>
+      <w:r>
+        <w:rPr>
+          <w:rFonts w:eastAsia="Times New Roman" w:cstheme="minorHAnsi"/>
+          <w:b/>
+          <w:bCs/>
+          <w:color w:val="000000" w:themeColor="text1"/>
+          <w:sz w:val="24"/>
+          <w:szCs w:val="24"/>
+        </w:rPr>
+        <w:t>Componentes hardware</w:t>
+      </w:r>
+    </w:p>
+    <w:p>
+      <w:pPr>
+        <w:spacing w:after="0"/>
+        <w:jc w:val="both"/>
+        <w:rPr>
+          <w:rFonts w:eastAsia="Times New Roman" w:cstheme="minorHAnsi"/>
+          <w:color w:val="000000" w:themeColor="text1"/>
+          <w:sz w:val="24"/>
+          <w:szCs w:val="24"/>
+        </w:rPr>
+      </w:pPr>
+      <w:r>
+        <w:rPr>
+          <w:rFonts w:eastAsia="Times New Roman" w:cstheme="minorHAnsi"/>
+          <w:color w:val="000000" w:themeColor="text1"/>
+          <w:sz w:val="24"/>
+          <w:szCs w:val="24"/>
+        </w:rPr>
+        <w:t xml:space="preserve">El núcleo computacional de una plataforma HIL es un computador industrial de tiempo real, equipado con procesadores de alta velocidad que ejecutan el modelo de la planta con pasos de simulación fijos y deterministas. Para aplicaciones de alta frecuencia —como electrónica de potencia o convertidores PWM— se incorporan </w:t>
+      </w:r>
+      <w:proofErr w:type="spellStart"/>
+      <w:r>
+        <w:rPr>
+          <w:rFonts w:eastAsia="Times New Roman" w:cstheme="minorHAnsi"/>
+          <w:color w:val="000000" w:themeColor="text1"/>
+          <w:sz w:val="24"/>
+          <w:szCs w:val="24"/>
+        </w:rPr>
+        <w:t>FPGAs</w:t>
+      </w:r>
+      <w:proofErr w:type="spellEnd"/>
+      <w:r>
+        <w:rPr>
+          <w:rFonts w:eastAsia="Times New Roman" w:cstheme="minorHAnsi"/>
+          <w:color w:val="000000" w:themeColor="text1"/>
+          <w:sz w:val="24"/>
+          <w:szCs w:val="24"/>
+        </w:rPr>
+        <w:t xml:space="preserve"> (Field-</w:t>
+      </w:r>
+      <w:proofErr w:type="spellStart"/>
+      <w:r>
+        <w:rPr>
+          <w:rFonts w:eastAsia="Times New Roman" w:cstheme="minorHAnsi"/>
+          <w:color w:val="000000" w:themeColor="text1"/>
+          <w:sz w:val="24"/>
+          <w:szCs w:val="24"/>
+        </w:rPr>
+        <w:t>Programmable</w:t>
+      </w:r>
+      <w:proofErr w:type="spellEnd"/>
+      <w:r>
+        <w:rPr>
+          <w:rFonts w:eastAsia="Times New Roman" w:cstheme="minorHAnsi"/>
+          <w:color w:val="000000" w:themeColor="text1"/>
+          <w:sz w:val="24"/>
+          <w:szCs w:val="24"/>
+        </w:rPr>
+        <w:t xml:space="preserve"> Gate </w:t>
+      </w:r>
+      <w:proofErr w:type="spellStart"/>
+      <w:r>
+        <w:rPr>
+          <w:rFonts w:eastAsia="Times New Roman" w:cstheme="minorHAnsi"/>
+          <w:color w:val="000000" w:themeColor="text1"/>
+          <w:sz w:val="24"/>
+          <w:szCs w:val="24"/>
+        </w:rPr>
+        <w:t>Arrays</w:t>
+      </w:r>
+      <w:proofErr w:type="spellEnd"/>
+      <w:r>
+        <w:rPr>
+          <w:rFonts w:eastAsia="Times New Roman" w:cstheme="minorHAnsi"/>
+          <w:color w:val="000000" w:themeColor="text1"/>
+          <w:sz w:val="24"/>
+          <w:szCs w:val="24"/>
+        </w:rPr>
+        <w:t xml:space="preserve">) que aceleran cálculos y alcanzan pasos de tiempo inferiores al microsegundo, con latencias de entrada/salida en el orden de nanosegundos. Complementariamente, se utilizan </w:t>
+      </w:r>
+      <w:proofErr w:type="spellStart"/>
+      <w:r>
+        <w:rPr>
+          <w:rFonts w:eastAsia="Times New Roman" w:cstheme="minorHAnsi"/>
+          <w:color w:val="000000" w:themeColor="text1"/>
+          <w:sz w:val="24"/>
+          <w:szCs w:val="24"/>
+        </w:rPr>
+        <w:t>DSPs</w:t>
+      </w:r>
+      <w:proofErr w:type="spellEnd"/>
+      <w:r>
+        <w:rPr>
+          <w:rFonts w:eastAsia="Times New Roman" w:cstheme="minorHAnsi"/>
+          <w:color w:val="000000" w:themeColor="text1"/>
+          <w:sz w:val="24"/>
+          <w:szCs w:val="24"/>
+        </w:rPr>
+        <w:t xml:space="preserve"> (Digital </w:t>
+      </w:r>
+      <w:proofErr w:type="spellStart"/>
+      <w:r>
+        <w:rPr>
+          <w:rFonts w:eastAsia="Times New Roman" w:cstheme="minorHAnsi"/>
+          <w:color w:val="000000" w:themeColor="text1"/>
+          <w:sz w:val="24"/>
+          <w:szCs w:val="24"/>
+        </w:rPr>
+        <w:t>Signal</w:t>
+      </w:r>
+      <w:proofErr w:type="spellEnd"/>
+      <w:r>
+        <w:rPr>
+          <w:rFonts w:eastAsia="Times New Roman" w:cstheme="minorHAnsi"/>
+          <w:color w:val="000000" w:themeColor="text1"/>
+          <w:sz w:val="24"/>
+          <w:szCs w:val="24"/>
+        </w:rPr>
+        <w:t xml:space="preserve"> </w:t>
+      </w:r>
+      <w:proofErr w:type="spellStart"/>
+      <w:r>
+        <w:rPr>
+          <w:rFonts w:eastAsia="Times New Roman" w:cstheme="minorHAnsi"/>
+          <w:color w:val="000000" w:themeColor="text1"/>
+          <w:sz w:val="24"/>
+          <w:szCs w:val="24"/>
+        </w:rPr>
+        <w:t>Processors</w:t>
+      </w:r>
+      <w:proofErr w:type="spellEnd"/>
+      <w:r>
+        <w:rPr>
+          <w:rFonts w:eastAsia="Times New Roman" w:cstheme="minorHAnsi"/>
+          <w:color w:val="000000" w:themeColor="text1"/>
+          <w:sz w:val="24"/>
+          <w:szCs w:val="24"/>
+        </w:rPr>
+        <w:t xml:space="preserve">) y microcontroladores para tareas de adquisición de datos y procesamiento de señales. El sistema se completa con módulos de E/S analógicos y digitales, interfaces de comunicación industrial (CAN, CAN FD, Ethernet, Modbus, IEC 61850) y, en configuraciones avanzadas, etapas de potencia para </w:t>
+      </w:r>
+      <w:proofErr w:type="spellStart"/>
+      <w:r>
+        <w:rPr>
+          <w:rFonts w:eastAsia="Times New Roman" w:cstheme="minorHAnsi"/>
+          <w:color w:val="000000" w:themeColor="text1"/>
+          <w:sz w:val="24"/>
+          <w:szCs w:val="24"/>
+        </w:rPr>
+        <w:t>Power</w:t>
+      </w:r>
+      <w:proofErr w:type="spellEnd"/>
+      <w:r>
+        <w:rPr>
+          <w:rFonts w:eastAsia="Times New Roman" w:cstheme="minorHAnsi"/>
+          <w:color w:val="000000" w:themeColor="text1"/>
+          <w:sz w:val="24"/>
+          <w:szCs w:val="24"/>
+        </w:rPr>
+        <w:t>-HIL (P-HIL).</w:t>
+      </w:r>
+    </w:p>
+    <w:p>
+      <w:pPr>
+        <w:spacing w:after="0"/>
+        <w:jc w:val="both"/>
+        <w:rPr>
+          <w:rFonts w:eastAsia="Times New Roman" w:cstheme="minorHAnsi"/>
+          <w:b/>
+          <w:bCs/>
+          <w:color w:val="000000" w:themeColor="text1"/>
+          <w:sz w:val="24"/>
+          <w:szCs w:val="24"/>
+        </w:rPr>
+      </w:pPr>
+      <w:r>
+        <w:rPr>
+          <w:rFonts w:eastAsia="Times New Roman" w:cstheme="minorHAnsi"/>
+          <w:b/>
+          <w:bCs/>
+          <w:color w:val="000000" w:themeColor="text1"/>
+          <w:sz w:val="24"/>
+          <w:szCs w:val="24"/>
+        </w:rPr>
+        <w:t>Componentes software</w:t>
+      </w:r>
+    </w:p>
+    <w:p>
+      <w:pPr>
+        <w:spacing w:after="0"/>
+        <w:jc w:val="both"/>
+        <w:rPr>
+          <w:rFonts w:eastAsia="Times New Roman" w:cstheme="minorHAnsi"/>
+          <w:color w:val="000000" w:themeColor="text1"/>
+          <w:sz w:val="24"/>
+          <w:szCs w:val="24"/>
+        </w:rPr>
+      </w:pPr>
+      <w:r>
+        <w:rPr>
+          <w:rFonts w:eastAsia="Times New Roman" w:cstheme="minorHAnsi"/>
+          <w:color w:val="000000" w:themeColor="text1"/>
+          <w:sz w:val="24"/>
+          <w:szCs w:val="24"/>
+        </w:rPr>
+        <w:t>El desarrollo de modelos recae principalmente en entornos de diseño basado en modelos (MBD). MATLAB/</w:t>
+      </w:r>
+      <w:proofErr w:type="spellStart"/>
+      <w:r>
+        <w:rPr>
+          <w:rFonts w:eastAsia="Times New Roman" w:cstheme="minorHAnsi"/>
+          <w:color w:val="000000" w:themeColor="text1"/>
+          <w:sz w:val="24"/>
+          <w:szCs w:val="24"/>
+        </w:rPr>
+        <w:t>Simulink</w:t>
+      </w:r>
+      <w:proofErr w:type="spellEnd"/>
+      <w:r>
+        <w:rPr>
+          <w:rFonts w:eastAsia="Times New Roman" w:cstheme="minorHAnsi"/>
+          <w:color w:val="000000" w:themeColor="text1"/>
+          <w:sz w:val="24"/>
+          <w:szCs w:val="24"/>
+        </w:rPr>
+        <w:t xml:space="preserve"> y </w:t>
+      </w:r>
+      <w:proofErr w:type="spellStart"/>
+      <w:r>
+        <w:rPr>
+          <w:rFonts w:eastAsia="Times New Roman" w:cstheme="minorHAnsi"/>
+          <w:color w:val="000000" w:themeColor="text1"/>
+          <w:sz w:val="24"/>
+          <w:szCs w:val="24"/>
+        </w:rPr>
+        <w:t>Simscape</w:t>
+      </w:r>
+      <w:proofErr w:type="spellEnd"/>
+      <w:r>
+        <w:rPr>
+          <w:rFonts w:eastAsia="Times New Roman" w:cstheme="minorHAnsi"/>
+          <w:color w:val="000000" w:themeColor="text1"/>
+          <w:sz w:val="24"/>
+          <w:szCs w:val="24"/>
+        </w:rPr>
+        <w:t xml:space="preserve"> dominan el flujo de trabajo, permitiendo representar sistemas dinámicos complejos —mecánicos, el</w:t>
+      </w:r>
+      <w:r>
+        <w:rPr>
+          <w:rFonts w:eastAsia="Times New Roman" w:cstheme="minorHAnsi"/>
+          <w:color w:val="000000" w:themeColor="text1"/>
+          <w:sz w:val="24"/>
+          <w:szCs w:val="24"/>
+        </w:rPr>
+        <w:t>éctri</w:t>
+      </w:r>
+      <w:r>
+        <w:rPr>
+          <w:rFonts w:eastAsia="Times New Roman" w:cstheme="minorHAnsi"/>
+          <w:color w:val="000000" w:themeColor="text1"/>
+          <w:sz w:val="24"/>
+          <w:szCs w:val="24"/>
+        </w:rPr>
+        <w:t xml:space="preserve">cos, térmicos o de potencia— y desplegarlos automáticamente sobre hardware de tiempo real mediante </w:t>
+      </w:r>
+      <w:proofErr w:type="spellStart"/>
+      <w:r>
+        <w:rPr>
+          <w:rFonts w:eastAsia="Times New Roman" w:cstheme="minorHAnsi"/>
+          <w:color w:val="000000" w:themeColor="text1"/>
+          <w:sz w:val="24"/>
+          <w:szCs w:val="24"/>
+        </w:rPr>
+        <w:t>Simulink</w:t>
+      </w:r>
+      <w:proofErr w:type="spellEnd"/>
+      <w:r>
+        <w:rPr>
+          <w:rFonts w:eastAsia="Times New Roman" w:cstheme="minorHAnsi"/>
+          <w:color w:val="000000" w:themeColor="text1"/>
+          <w:sz w:val="24"/>
+          <w:szCs w:val="24"/>
+        </w:rPr>
+        <w:t xml:space="preserve"> Real-Time. Para la síntesis de lógica en </w:t>
+      </w:r>
+      <w:proofErr w:type="spellStart"/>
+      <w:r>
+        <w:rPr>
+          <w:rFonts w:eastAsia="Times New Roman" w:cstheme="minorHAnsi"/>
+          <w:color w:val="000000" w:themeColor="text1"/>
+          <w:sz w:val="24"/>
+          <w:szCs w:val="24"/>
+        </w:rPr>
+        <w:t>FPGAs</w:t>
+      </w:r>
+      <w:proofErr w:type="spellEnd"/>
+      <w:r>
+        <w:rPr>
+          <w:rFonts w:eastAsia="Times New Roman" w:cstheme="minorHAnsi"/>
+          <w:color w:val="000000" w:themeColor="text1"/>
+          <w:sz w:val="24"/>
+          <w:szCs w:val="24"/>
+        </w:rPr>
+        <w:t xml:space="preserve"> se emplean lenguajes de descripción de hardware (VHDL/</w:t>
+      </w:r>
+      <w:proofErr w:type="spellStart"/>
+      <w:r>
+        <w:rPr>
+          <w:rFonts w:eastAsia="Times New Roman" w:cstheme="minorHAnsi"/>
+          <w:color w:val="000000" w:themeColor="text1"/>
+          <w:sz w:val="24"/>
+          <w:szCs w:val="24"/>
+        </w:rPr>
+        <w:t>Verilog</w:t>
+      </w:r>
+      <w:proofErr w:type="spellEnd"/>
+      <w:r>
+        <w:rPr>
+          <w:rFonts w:eastAsia="Times New Roman" w:cstheme="minorHAnsi"/>
+          <w:color w:val="000000" w:themeColor="text1"/>
+          <w:sz w:val="24"/>
+          <w:szCs w:val="24"/>
+        </w:rPr>
+        <w:t xml:space="preserve">) o generación automática de código HDL desde </w:t>
+      </w:r>
+      <w:proofErr w:type="spellStart"/>
+      <w:r>
+        <w:rPr>
+          <w:rFonts w:eastAsia="Times New Roman" w:cstheme="minorHAnsi"/>
+          <w:color w:val="000000" w:themeColor="text1"/>
+          <w:sz w:val="24"/>
+          <w:szCs w:val="24"/>
+        </w:rPr>
+        <w:t>Simulink</w:t>
+      </w:r>
+      <w:proofErr w:type="spellEnd"/>
+      <w:r>
+        <w:rPr>
+          <w:rFonts w:eastAsia="Times New Roman" w:cstheme="minorHAnsi"/>
+          <w:color w:val="000000" w:themeColor="text1"/>
+          <w:sz w:val="24"/>
+          <w:szCs w:val="24"/>
+        </w:rPr>
+        <w:t xml:space="preserve">. LabVIEW y </w:t>
+      </w:r>
+      <w:proofErr w:type="spellStart"/>
+      <w:r>
+        <w:rPr>
+          <w:rFonts w:eastAsia="Times New Roman" w:cstheme="minorHAnsi"/>
+          <w:color w:val="000000" w:themeColor="text1"/>
+          <w:sz w:val="24"/>
+          <w:szCs w:val="24"/>
+        </w:rPr>
+        <w:t>VeriStand</w:t>
+      </w:r>
+      <w:proofErr w:type="spellEnd"/>
+      <w:r>
+        <w:rPr>
+          <w:rFonts w:eastAsia="Times New Roman" w:cstheme="minorHAnsi"/>
+          <w:color w:val="000000" w:themeColor="text1"/>
+          <w:sz w:val="24"/>
+          <w:szCs w:val="24"/>
+        </w:rPr>
+        <w:t xml:space="preserve"> (</w:t>
+      </w:r>
+      <w:proofErr w:type="spellStart"/>
+      <w:r>
+        <w:rPr>
+          <w:rFonts w:eastAsia="Times New Roman" w:cstheme="minorHAnsi"/>
+          <w:color w:val="000000" w:themeColor="text1"/>
+          <w:sz w:val="24"/>
+          <w:szCs w:val="24"/>
+        </w:rPr>
+        <w:t>National</w:t>
+      </w:r>
+      <w:proofErr w:type="spellEnd"/>
+      <w:r>
+        <w:rPr>
+          <w:rFonts w:eastAsia="Times New Roman" w:cstheme="minorHAnsi"/>
+          <w:color w:val="000000" w:themeColor="text1"/>
+          <w:sz w:val="24"/>
+          <w:szCs w:val="24"/>
+        </w:rPr>
+        <w:t xml:space="preserve"> Instruments) ofrecen alternativas gráficas para adquisición de datos y control en tiempo real. Adicionalmente, herramientas propietarias como la suite de </w:t>
+      </w:r>
+      <w:proofErr w:type="spellStart"/>
+      <w:r>
+        <w:rPr>
+          <w:rFonts w:eastAsia="Times New Roman" w:cstheme="minorHAnsi"/>
+          <w:color w:val="000000" w:themeColor="text1"/>
+          <w:sz w:val="24"/>
+          <w:szCs w:val="24"/>
+        </w:rPr>
+        <w:t>dSPACE</w:t>
+      </w:r>
+      <w:proofErr w:type="spellEnd"/>
+      <w:r>
+        <w:rPr>
+          <w:rFonts w:eastAsia="Times New Roman" w:cstheme="minorHAnsi"/>
+          <w:color w:val="000000" w:themeColor="text1"/>
+          <w:sz w:val="24"/>
+          <w:szCs w:val="24"/>
+        </w:rPr>
+        <w:t xml:space="preserve"> o el entorno de </w:t>
+      </w:r>
+      <w:proofErr w:type="spellStart"/>
+      <w:r>
+        <w:rPr>
+          <w:rFonts w:eastAsia="Times New Roman" w:cstheme="minorHAnsi"/>
+          <w:color w:val="000000" w:themeColor="text1"/>
+          <w:sz w:val="24"/>
+          <w:szCs w:val="24"/>
+        </w:rPr>
+        <w:t>Typhoon</w:t>
+      </w:r>
+      <w:proofErr w:type="spellEnd"/>
+      <w:r>
+        <w:rPr>
+          <w:rFonts w:eastAsia="Times New Roman" w:cstheme="minorHAnsi"/>
+          <w:color w:val="000000" w:themeColor="text1"/>
+          <w:sz w:val="24"/>
+          <w:szCs w:val="24"/>
+        </w:rPr>
+        <w:t xml:space="preserve"> HIL integran editores esquemáticos, librerías de componentes y gestores de pruebas, facilitando la automatización de escenarios y la generación de informes de certificación.</w:t>
+      </w:r>
+    </w:p>
+    <w:p>
+      <w:pPr>
+        <w:spacing w:after="0"/>
+        <w:jc w:val="both"/>
+        <w:rPr>
+          <w:rFonts w:eastAsia="Times New Roman" w:cstheme="minorHAnsi"/>
+          <w:b/>
+          <w:bCs/>
+          <w:color w:val="000000" w:themeColor="text1"/>
+          <w:sz w:val="24"/>
+          <w:szCs w:val="24"/>
+        </w:rPr>
+      </w:pPr>
+      <w:r>
+        <w:rPr>
+          <w:rFonts w:eastAsia="Times New Roman" w:cstheme="minorHAnsi"/>
+          <w:b/>
+          <w:bCs/>
+          <w:color w:val="000000" w:themeColor="text1"/>
+          <w:sz w:val="24"/>
+          <w:szCs w:val="24"/>
+        </w:rPr>
+        <w:t>Plataformas comerciales y académicas destacadas</w:t>
+      </w:r>
+    </w:p>
+    <w:p>
+      <w:pPr>
+        <w:spacing w:after="0"/>
+        <w:jc w:val="both"/>
+        <w:rPr>
+          <w:rFonts w:eastAsia="Times New Roman" w:cstheme="minorHAnsi"/>
+          <w:color w:val="000000" w:themeColor="text1"/>
+          <w:sz w:val="24"/>
+          <w:szCs w:val="24"/>
+        </w:rPr>
+      </w:pPr>
+      <w:proofErr w:type="spellStart"/>
+      <w:r>
+        <w:rPr>
+          <w:rFonts w:eastAsia="Times New Roman" w:cstheme="minorHAnsi"/>
+          <w:b/>
+          <w:bCs/>
+          <w:color w:val="000000" w:themeColor="text1"/>
+          <w:sz w:val="24"/>
+          <w:szCs w:val="24"/>
+        </w:rPr>
+        <w:t>dSPACE</w:t>
+      </w:r>
+      <w:proofErr w:type="spellEnd"/>
+      <w:r>
+        <w:rPr>
+          <w:rFonts w:eastAsia="Times New Roman" w:cstheme="minorHAnsi"/>
+          <w:b/>
+          <w:bCs/>
+          <w:color w:val="000000" w:themeColor="text1"/>
+          <w:sz w:val="24"/>
+          <w:szCs w:val="24"/>
+        </w:rPr>
+        <w:t xml:space="preserve"> SCALEXIO</w:t>
+      </w:r>
+      <w:r>
+        <w:rPr>
+          <w:rFonts w:eastAsia="Times New Roman" w:cstheme="minorHAnsi"/>
+          <w:color w:val="000000" w:themeColor="text1"/>
+          <w:sz w:val="24"/>
+          <w:szCs w:val="24"/>
+        </w:rPr>
+        <w:t xml:space="preserve"> es una de las plataformas más consolidadas en la industria automotriz. Su arquitectura modular combina procesadores </w:t>
+      </w:r>
+      <w:proofErr w:type="spellStart"/>
+      <w:r>
+        <w:rPr>
+          <w:rFonts w:eastAsia="Times New Roman" w:cstheme="minorHAnsi"/>
+          <w:color w:val="000000" w:themeColor="text1"/>
+          <w:sz w:val="24"/>
+          <w:szCs w:val="24"/>
+        </w:rPr>
+        <w:t>multicore</w:t>
+      </w:r>
+      <w:proofErr w:type="spellEnd"/>
+      <w:r>
+        <w:rPr>
+          <w:rFonts w:eastAsia="Times New Roman" w:cstheme="minorHAnsi"/>
+          <w:color w:val="000000" w:themeColor="text1"/>
+          <w:sz w:val="24"/>
+          <w:szCs w:val="24"/>
+        </w:rPr>
+        <w:t xml:space="preserve"> con </w:t>
+      </w:r>
+      <w:proofErr w:type="spellStart"/>
+      <w:r>
+        <w:rPr>
+          <w:rFonts w:eastAsia="Times New Roman" w:cstheme="minorHAnsi"/>
+          <w:color w:val="000000" w:themeColor="text1"/>
+          <w:sz w:val="24"/>
+          <w:szCs w:val="24"/>
+        </w:rPr>
+        <w:t>FPGAs</w:t>
+      </w:r>
+      <w:proofErr w:type="spellEnd"/>
+      <w:r>
+        <w:rPr>
+          <w:rFonts w:eastAsia="Times New Roman" w:cstheme="minorHAnsi"/>
+          <w:color w:val="000000" w:themeColor="text1"/>
+          <w:sz w:val="24"/>
+          <w:szCs w:val="24"/>
+        </w:rPr>
+        <w:t xml:space="preserve"> y soporta validación </w:t>
+      </w:r>
+      <w:r>
+        <w:rPr>
+          <w:rFonts w:eastAsia="Times New Roman" w:cstheme="minorHAnsi"/>
+          <w:color w:val="000000" w:themeColor="text1"/>
+          <w:sz w:val="24"/>
+          <w:szCs w:val="24"/>
+        </w:rPr>
+        <w:lastRenderedPageBreak/>
+        <w:t>de trenes de potencia eléctricos, sistemas ADAS y desarrollo de software para vehículos autónomos. Ofrece un ecosistema completo que abarca desde pruebas de funciones individuales hasta ensayos de redes de comunicación.</w:t>
+      </w:r>
+    </w:p>
+    <w:p>
+      <w:pPr>
+        <w:spacing w:after="0"/>
+        <w:jc w:val="both"/>
+        <w:rPr>
+          <w:rFonts w:eastAsia="Times New Roman" w:cstheme="minorHAnsi"/>
+          <w:color w:val="000000" w:themeColor="text1"/>
+          <w:sz w:val="24"/>
+          <w:szCs w:val="24"/>
+        </w:rPr>
+      </w:pPr>
+      <w:r>
+        <w:rPr>
+          <w:rFonts w:eastAsia="Times New Roman" w:cstheme="minorHAnsi"/>
+          <w:b/>
+          <w:bCs/>
+          <w:color w:val="000000" w:themeColor="text1"/>
+          <w:sz w:val="24"/>
+          <w:szCs w:val="24"/>
+        </w:rPr>
+        <w:t>OPAL-RT</w:t>
+      </w:r>
+      <w:r>
+        <w:rPr>
+          <w:rFonts w:eastAsia="Times New Roman" w:cstheme="minorHAnsi"/>
+          <w:color w:val="000000" w:themeColor="text1"/>
+          <w:sz w:val="24"/>
+          <w:szCs w:val="24"/>
+        </w:rPr>
+        <w:t xml:space="preserve"> se distingue por su arquitectura abierta basada en PC y </w:t>
+      </w:r>
+      <w:proofErr w:type="spellStart"/>
+      <w:r>
+        <w:rPr>
+          <w:rFonts w:eastAsia="Times New Roman" w:cstheme="minorHAnsi"/>
+          <w:color w:val="000000" w:themeColor="text1"/>
+          <w:sz w:val="24"/>
+          <w:szCs w:val="24"/>
+        </w:rPr>
+        <w:t>FPGAs</w:t>
+      </w:r>
+      <w:proofErr w:type="spellEnd"/>
+      <w:r>
+        <w:rPr>
+          <w:rFonts w:eastAsia="Times New Roman" w:cstheme="minorHAnsi"/>
+          <w:color w:val="000000" w:themeColor="text1"/>
+          <w:sz w:val="24"/>
+          <w:szCs w:val="24"/>
+        </w:rPr>
+        <w:t xml:space="preserve"> Xilinx, ampliamente adoptada en sistemas de potencia, </w:t>
+      </w:r>
+      <w:proofErr w:type="spellStart"/>
+      <w:r>
+        <w:rPr>
+          <w:rFonts w:eastAsia="Times New Roman" w:cstheme="minorHAnsi"/>
+          <w:color w:val="000000" w:themeColor="text1"/>
+          <w:sz w:val="24"/>
+          <w:szCs w:val="24"/>
+        </w:rPr>
+        <w:t>microredes</w:t>
+      </w:r>
+      <w:proofErr w:type="spellEnd"/>
+      <w:r>
+        <w:rPr>
+          <w:rFonts w:eastAsia="Times New Roman" w:cstheme="minorHAnsi"/>
+          <w:color w:val="000000" w:themeColor="text1"/>
+          <w:sz w:val="24"/>
+          <w:szCs w:val="24"/>
+        </w:rPr>
+        <w:t>, aeroespacial y automoción. Permite simulación offline, tiempo real e integración con hardware de potencia real en un mismo banco de pruebas, y soporta el estándar FMI para intercambio de modelos.</w:t>
+      </w:r>
+    </w:p>
+    <w:p>
+      <w:pPr>
+        <w:spacing w:after="0"/>
+        <w:jc w:val="both"/>
+        <w:rPr>
+          <w:rFonts w:eastAsia="Times New Roman" w:cstheme="minorHAnsi"/>
+          <w:color w:val="000000" w:themeColor="text1"/>
+          <w:sz w:val="24"/>
+          <w:szCs w:val="24"/>
+        </w:rPr>
+      </w:pPr>
+      <w:proofErr w:type="spellStart"/>
+      <w:r>
+        <w:rPr>
+          <w:rFonts w:eastAsia="Times New Roman" w:cstheme="minorHAnsi"/>
+          <w:b/>
+          <w:bCs/>
+          <w:color w:val="000000" w:themeColor="text1"/>
+          <w:sz w:val="24"/>
+          <w:szCs w:val="24"/>
+        </w:rPr>
+        <w:t>Typhoon</w:t>
+      </w:r>
+      <w:proofErr w:type="spellEnd"/>
+      <w:r>
+        <w:rPr>
+          <w:rFonts w:eastAsia="Times New Roman" w:cstheme="minorHAnsi"/>
+          <w:b/>
+          <w:bCs/>
+          <w:color w:val="000000" w:themeColor="text1"/>
+          <w:sz w:val="24"/>
+          <w:szCs w:val="24"/>
+        </w:rPr>
+        <w:t xml:space="preserve"> HIL</w:t>
+      </w:r>
+      <w:r>
+        <w:rPr>
+          <w:rFonts w:eastAsia="Times New Roman" w:cstheme="minorHAnsi"/>
+          <w:color w:val="000000" w:themeColor="text1"/>
+          <w:sz w:val="24"/>
+          <w:szCs w:val="24"/>
+        </w:rPr>
+        <w:t xml:space="preserve"> se especializa en simulación de ultra alta fidelidad para electrónica de potencia, </w:t>
+      </w:r>
+      <w:proofErr w:type="spellStart"/>
+      <w:r>
+        <w:rPr>
+          <w:rFonts w:eastAsia="Times New Roman" w:cstheme="minorHAnsi"/>
+          <w:color w:val="000000" w:themeColor="text1"/>
+          <w:sz w:val="24"/>
+          <w:szCs w:val="24"/>
+        </w:rPr>
+        <w:t>microredes</w:t>
+      </w:r>
+      <w:proofErr w:type="spellEnd"/>
+      <w:r>
+        <w:rPr>
+          <w:rFonts w:eastAsia="Times New Roman" w:cstheme="minorHAnsi"/>
+          <w:color w:val="000000" w:themeColor="text1"/>
+          <w:sz w:val="24"/>
+          <w:szCs w:val="24"/>
+        </w:rPr>
+        <w:t xml:space="preserve">, accionamientos y redes de distribución. Sus simuladores emplean procesadores ARM junto con </w:t>
+      </w:r>
+      <w:proofErr w:type="spellStart"/>
+      <w:r>
+        <w:rPr>
+          <w:rFonts w:eastAsia="Times New Roman" w:cstheme="minorHAnsi"/>
+          <w:color w:val="000000" w:themeColor="text1"/>
+          <w:sz w:val="24"/>
+          <w:szCs w:val="24"/>
+        </w:rPr>
+        <w:t>FPGAs</w:t>
+      </w:r>
+      <w:proofErr w:type="spellEnd"/>
+      <w:r>
+        <w:rPr>
+          <w:rFonts w:eastAsia="Times New Roman" w:cstheme="minorHAnsi"/>
+          <w:color w:val="000000" w:themeColor="text1"/>
+          <w:sz w:val="24"/>
+          <w:szCs w:val="24"/>
+        </w:rPr>
+        <w:t xml:space="preserve"> Xilinx, alcanzando pasos de tiempo de 200 </w:t>
+      </w:r>
+      <w:proofErr w:type="spellStart"/>
+      <w:r>
+        <w:rPr>
+          <w:rFonts w:eastAsia="Times New Roman" w:cstheme="minorHAnsi"/>
+          <w:color w:val="000000" w:themeColor="text1"/>
+          <w:sz w:val="24"/>
+          <w:szCs w:val="24"/>
+        </w:rPr>
+        <w:t>ns</w:t>
+      </w:r>
+      <w:proofErr w:type="spellEnd"/>
+      <w:r>
+        <w:rPr>
+          <w:rFonts w:eastAsia="Times New Roman" w:cstheme="minorHAnsi"/>
+          <w:color w:val="000000" w:themeColor="text1"/>
+          <w:sz w:val="24"/>
+          <w:szCs w:val="24"/>
+        </w:rPr>
+        <w:t xml:space="preserve"> y resolución de muestreo digital de 3.5 </w:t>
+      </w:r>
+      <w:proofErr w:type="spellStart"/>
+      <w:r>
+        <w:rPr>
+          <w:rFonts w:eastAsia="Times New Roman" w:cstheme="minorHAnsi"/>
+          <w:color w:val="000000" w:themeColor="text1"/>
+          <w:sz w:val="24"/>
+          <w:szCs w:val="24"/>
+        </w:rPr>
+        <w:t>ns</w:t>
+      </w:r>
+      <w:proofErr w:type="spellEnd"/>
+      <w:r>
+        <w:rPr>
+          <w:rFonts w:eastAsia="Times New Roman" w:cstheme="minorHAnsi"/>
+          <w:color w:val="000000" w:themeColor="text1"/>
+          <w:sz w:val="24"/>
+          <w:szCs w:val="24"/>
+        </w:rPr>
+        <w:t>. Su entorno software integrado incluye librerías de componentes y un flujo de trabajo accesible tanto para industria como para formación académica.</w:t>
+      </w:r>
+    </w:p>
+    <w:p>
+      <w:pPr>
+        <w:spacing w:after="0"/>
+        <w:jc w:val="both"/>
+        <w:rPr>
+          <w:rFonts w:eastAsia="Times New Roman" w:cstheme="minorHAnsi"/>
+          <w:color w:val="000000" w:themeColor="text1"/>
+          <w:sz w:val="24"/>
+          <w:szCs w:val="24"/>
+        </w:rPr>
+      </w:pPr>
+      <w:proofErr w:type="spellStart"/>
+      <w:r>
+        <w:rPr>
+          <w:rFonts w:eastAsia="Times New Roman" w:cstheme="minorHAnsi"/>
+          <w:b/>
+          <w:bCs/>
+          <w:color w:val="000000" w:themeColor="text1"/>
+          <w:sz w:val="24"/>
+          <w:szCs w:val="24"/>
+        </w:rPr>
+        <w:t>Speedgoat</w:t>
+      </w:r>
+      <w:proofErr w:type="spellEnd"/>
+      <w:r>
+        <w:rPr>
+          <w:rFonts w:eastAsia="Times New Roman" w:cstheme="minorHAnsi"/>
+          <w:color w:val="000000" w:themeColor="text1"/>
+          <w:sz w:val="24"/>
+          <w:szCs w:val="24"/>
+        </w:rPr>
+        <w:t>, estrechamente integrado con MATLAB/</w:t>
+      </w:r>
+      <w:proofErr w:type="spellStart"/>
+      <w:r>
+        <w:rPr>
+          <w:rFonts w:eastAsia="Times New Roman" w:cstheme="minorHAnsi"/>
+          <w:color w:val="000000" w:themeColor="text1"/>
+          <w:sz w:val="24"/>
+          <w:szCs w:val="24"/>
+        </w:rPr>
+        <w:t>Simulink</w:t>
+      </w:r>
+      <w:proofErr w:type="spellEnd"/>
+      <w:r>
+        <w:rPr>
+          <w:rFonts w:eastAsia="Times New Roman" w:cstheme="minorHAnsi"/>
+          <w:color w:val="000000" w:themeColor="text1"/>
+          <w:sz w:val="24"/>
+          <w:szCs w:val="24"/>
+        </w:rPr>
+        <w:t>, es una opción preferida en entornos académicos y de investigación. Sus</w:t>
+      </w:r>
+      <w:r>
+        <w:rPr>
+          <w:rFonts w:eastAsia="Times New Roman" w:cstheme="minorHAnsi"/>
+          <w:color w:val="000000" w:themeColor="text1"/>
+          <w:sz w:val="24"/>
+          <w:szCs w:val="24"/>
+        </w:rPr>
+        <w:t xml:space="preserve"> </w:t>
+      </w:r>
+      <w:r>
+        <w:rPr>
+          <w:rFonts w:eastAsia="Times New Roman" w:cstheme="minorHAnsi"/>
+          <w:i/>
+          <w:iCs/>
+          <w:color w:val="000000" w:themeColor="text1"/>
+          <w:sz w:val="24"/>
+          <w:szCs w:val="24"/>
+        </w:rPr>
+        <w:t>target machines</w:t>
+      </w:r>
+      <w:r>
+        <w:rPr>
+          <w:rFonts w:eastAsia="Times New Roman" w:cstheme="minorHAnsi"/>
+          <w:color w:val="000000" w:themeColor="text1"/>
+          <w:sz w:val="24"/>
+          <w:szCs w:val="24"/>
+        </w:rPr>
+        <w:t xml:space="preserve"> de tiempo real combinan </w:t>
+      </w:r>
+      <w:proofErr w:type="spellStart"/>
+      <w:r>
+        <w:rPr>
+          <w:rFonts w:eastAsia="Times New Roman" w:cstheme="minorHAnsi"/>
+          <w:color w:val="000000" w:themeColor="text1"/>
+          <w:sz w:val="24"/>
+          <w:szCs w:val="24"/>
+        </w:rPr>
+        <w:t>CPUs</w:t>
+      </w:r>
+      <w:proofErr w:type="spellEnd"/>
+      <w:r>
+        <w:rPr>
+          <w:rFonts w:eastAsia="Times New Roman" w:cstheme="minorHAnsi"/>
+          <w:color w:val="000000" w:themeColor="text1"/>
+          <w:sz w:val="24"/>
+          <w:szCs w:val="24"/>
+        </w:rPr>
+        <w:t xml:space="preserve"> </w:t>
+      </w:r>
+      <w:proofErr w:type="spellStart"/>
+      <w:r>
+        <w:rPr>
+          <w:rFonts w:eastAsia="Times New Roman" w:cstheme="minorHAnsi"/>
+          <w:color w:val="000000" w:themeColor="text1"/>
+          <w:sz w:val="24"/>
+          <w:szCs w:val="24"/>
+        </w:rPr>
+        <w:t>multicore</w:t>
+      </w:r>
+      <w:proofErr w:type="spellEnd"/>
+      <w:r>
+        <w:rPr>
+          <w:rFonts w:eastAsia="Times New Roman" w:cstheme="minorHAnsi"/>
+          <w:color w:val="000000" w:themeColor="text1"/>
+          <w:sz w:val="24"/>
+          <w:szCs w:val="24"/>
+        </w:rPr>
+        <w:t xml:space="preserve"> con aceleración FPGA, permitiendo prototipado rápido de control (RCP) y validación HIL directamente desde modelos </w:t>
+      </w:r>
+      <w:proofErr w:type="spellStart"/>
+      <w:r>
+        <w:rPr>
+          <w:rFonts w:eastAsia="Times New Roman" w:cstheme="minorHAnsi"/>
+          <w:color w:val="000000" w:themeColor="text1"/>
+          <w:sz w:val="24"/>
+          <w:szCs w:val="24"/>
+        </w:rPr>
+        <w:t>Simulink</w:t>
+      </w:r>
+      <w:proofErr w:type="spellEnd"/>
+      <w:r>
+        <w:rPr>
+          <w:rFonts w:eastAsia="Times New Roman" w:cstheme="minorHAnsi"/>
+          <w:color w:val="000000" w:themeColor="text1"/>
+          <w:sz w:val="24"/>
+          <w:szCs w:val="24"/>
+        </w:rPr>
+        <w:t xml:space="preserve">, lo que reduce significativamente los tiempos de </w:t>
+      </w:r>
+      <w:proofErr w:type="spellStart"/>
+      <w:proofErr w:type="gramStart"/>
+      <w:r>
+        <w:rPr>
+          <w:rFonts w:eastAsia="Times New Roman" w:cstheme="minorHAnsi"/>
+          <w:color w:val="000000" w:themeColor="text1"/>
+          <w:sz w:val="24"/>
+          <w:szCs w:val="24"/>
+        </w:rPr>
+        <w:t>desarrollo.</w:t>
+      </w:r>
+      <w:r>
+        <w:rPr>
+          <w:rFonts w:eastAsia="Times New Roman" w:cstheme="minorHAnsi"/>
+          <w:color w:val="000000" w:themeColor="text1"/>
+          <w:sz w:val="24"/>
+          <w:szCs w:val="24"/>
+        </w:rPr>
+        <w:t>REDAM</w:t>
+      </w:r>
+      <w:proofErr w:type="spellEnd"/>
+      <w:proofErr w:type="gramEnd"/>
+    </w:p>
+    <w:p>
+      <w:pPr>
+        <w:spacing w:after="0"/>
+        <w:jc w:val="both"/>
+        <w:rPr>
+          <w:rFonts w:eastAsia="Times New Roman" w:cstheme="minorHAnsi"/>
+          <w:b/>
+          <w:bCs/>
+          <w:color w:val="000000" w:themeColor="text1"/>
+          <w:sz w:val="24"/>
+          <w:szCs w:val="24"/>
+        </w:rPr>
+      </w:pPr>
+      <w:r>
+        <w:rPr>
+          <w:rFonts w:eastAsia="Times New Roman" w:cstheme="minorHAnsi"/>
+          <w:b/>
+          <w:bCs/>
+          <w:color w:val="000000" w:themeColor="text1"/>
+          <w:sz w:val="24"/>
+          <w:szCs w:val="24"/>
+        </w:rPr>
+        <w:t>Principales usos</w:t>
+      </w:r>
+    </w:p>
+    <w:p>
+      <w:pPr>
+        <w:spacing w:after="0"/>
+        <w:jc w:val="both"/>
+        <w:rPr>
+          <w:rFonts w:eastAsia="Times New Roman" w:cstheme="minorHAnsi"/>
+          <w:color w:val="000000" w:themeColor="text1"/>
+          <w:sz w:val="24"/>
+          <w:szCs w:val="24"/>
+        </w:rPr>
+      </w:pPr>
+      <w:r>
+        <w:rPr>
+          <w:rFonts w:eastAsia="Times New Roman" w:cstheme="minorHAnsi"/>
+          <w:color w:val="000000" w:themeColor="text1"/>
+          <w:sz w:val="24"/>
+          <w:szCs w:val="24"/>
+        </w:rPr>
+        <w:t xml:space="preserve">Las plataformas HIL se aplican masivamente en la industria automotriz (validación de </w:t>
+      </w:r>
+      <w:proofErr w:type="spellStart"/>
+      <w:r>
+        <w:rPr>
+          <w:rFonts w:eastAsia="Times New Roman" w:cstheme="minorHAnsi"/>
+          <w:color w:val="000000" w:themeColor="text1"/>
+          <w:sz w:val="24"/>
+          <w:szCs w:val="24"/>
+        </w:rPr>
+        <w:t>ECUs</w:t>
+      </w:r>
+      <w:proofErr w:type="spellEnd"/>
+      <w:r>
+        <w:rPr>
+          <w:rFonts w:eastAsia="Times New Roman" w:cstheme="minorHAnsi"/>
+          <w:color w:val="000000" w:themeColor="text1"/>
+          <w:sz w:val="24"/>
+          <w:szCs w:val="24"/>
+        </w:rPr>
+        <w:t xml:space="preserve">, BMS, inversores y sistemas de conducción autónoma), aeroespacial (pruebas de aviónica, controles de vuelo y sistemas de navegación bajo escenarios críticos), electrónica de potencia y energía (optimización de convertidores, integración de renovables y estabilidad de </w:t>
+      </w:r>
+      <w:proofErr w:type="spellStart"/>
+      <w:r>
+        <w:rPr>
+          <w:rFonts w:eastAsia="Times New Roman" w:cstheme="minorHAnsi"/>
+          <w:color w:val="000000" w:themeColor="text1"/>
+          <w:sz w:val="24"/>
+          <w:szCs w:val="24"/>
+        </w:rPr>
+        <w:t>microredes</w:t>
+      </w:r>
+      <w:proofErr w:type="spellEnd"/>
+      <w:r>
+        <w:rPr>
+          <w:rFonts w:eastAsia="Times New Roman" w:cstheme="minorHAnsi"/>
+          <w:color w:val="000000" w:themeColor="text1"/>
+          <w:sz w:val="24"/>
+          <w:szCs w:val="24"/>
+        </w:rPr>
+        <w:t xml:space="preserve">) y formación académica (prototipado rápido, investigación en sistemas de control y </w:t>
+      </w:r>
+      <w:proofErr w:type="spellStart"/>
+      <w:r>
+        <w:rPr>
+          <w:rFonts w:eastAsia="Times New Roman" w:cstheme="minorHAnsi"/>
+          <w:color w:val="000000" w:themeColor="text1"/>
+          <w:sz w:val="24"/>
+          <w:szCs w:val="24"/>
+        </w:rPr>
+        <w:t>ciberfísicos</w:t>
+      </w:r>
+      <w:proofErr w:type="spellEnd"/>
+      <w:r>
+        <w:rPr>
+          <w:rFonts w:eastAsia="Times New Roman" w:cstheme="minorHAnsi"/>
+          <w:color w:val="000000" w:themeColor="text1"/>
+          <w:sz w:val="24"/>
+          <w:szCs w:val="24"/>
+        </w:rPr>
+        <w:t>). La capacidad de ejecutar pruebas de fallos, repetir escenarios y acelerar ciclos de certificación —sin riesgo para equipos físicos— justifica su creciente adopción en sectores críticos sujetos a normativas como ISO 26262 o DO-178.</w:t>
+      </w:r>
+    </w:p>
+    <w:p>
+      <w:pPr>
+        <w:spacing w:after="0"/>
+        <w:jc w:val="both"/>
+        <w:rPr>
+          <w:rFonts w:eastAsia="Times New Roman" w:cstheme="minorHAnsi"/>
+          <w:color w:val="00B050"/>
+          <w:sz w:val="24"/>
+          <w:szCs w:val="24"/>
+        </w:rPr>
+      </w:pPr>
+    </w:p>
+    <w:p>
+      <w:pPr>
+        <w:spacing w:after="0"/>
+        <w:jc w:val="both"/>
+        <w:rPr>
+          <w:rFonts w:eastAsia="Times New Roman" w:cstheme="minorHAnsi"/>
+          <w:color w:val="EE0000"/>
+          <w:sz w:val="24"/>
+          <w:szCs w:val="24"/>
+        </w:rPr>
+      </w:pPr>
+    </w:p>
+    <w:p>
+      <w:pPr>
+        <w:spacing w:after="0"/>
+        <w:jc w:val="both"/>
+        <w:rPr>
+          <w:rFonts w:eastAsia="Times New Roman" w:cstheme="minorHAnsi"/>
+          <w:color w:val="EE0000"/>
+          <w:sz w:val="24"/>
+          <w:szCs w:val="24"/>
+        </w:rPr>
+      </w:pPr>
+    </w:p>
+    <w:p>
+      <w:pPr>
+        <w:spacing w:after="0"/>
+        <w:jc w:val="both"/>
+        <w:rPr>
+          <w:rFonts w:eastAsia="Times New Roman" w:cstheme="minorHAnsi"/>
+          <w:sz w:val="24"/>
+          <w:szCs w:val="24"/>
+        </w:rPr>
+      </w:pPr>
+      <w:r>
+        <w:rPr>
+          <w:rFonts w:eastAsia="Times New Roman" w:cstheme="minorHAnsi"/>
+          <w:sz w:val="24"/>
+          <w:szCs w:val="24"/>
+        </w:rPr>
+        <w:t>En el panorama tecnológico actual, la gestión eficiente de la energía se ha convertido en un pilar fundamental para el funcionamiento óptimo de diversos sistemas electrónicos. Dentro de este contexto, los convertidores de potencia actúan como dispositivos esenciales para adaptar y regular la energía eléctrica según las necesidades específicas de cada componente.</w:t>
+      </w:r>
+    </w:p>
+    <w:p>
+      <w:pPr>
         <w:spacing w:after="0" w:line="240" w:lineRule="auto"/>
         <w:jc w:val="both"/>
         <w:rPr>
@@ -2575,6 +4206,7 @@
           <w:sz w:val="24"/>
           <w:szCs w:val="24"/>
         </w:rPr>
+        <w:lastRenderedPageBreak/>
         <w:t xml:space="preserve">Los </w:t>
       </w:r>
       <w:r>
@@ -2931,8 +4563,21 @@
           <w:szCs w:val="24"/>
           <w:lang w:val="es-MX"/>
         </w:rPr>
-        <w:t>Convertidor Boost</w:t>
-      </w:r>
+        <w:t xml:space="preserve">Convertidor </w:t>
+      </w:r>
+      <w:proofErr w:type="spellStart"/>
+      <w:r>
+        <w:rPr>
+          <w:rFonts w:cstheme="minorHAnsi"/>
+          <w:b/>
+          <w:bCs/>
+          <w:sz w:val="24"/>
+          <w:szCs w:val="24"/>
+          <w:lang w:val="es-MX"/>
+        </w:rPr>
+        <w:t>Boost</w:t>
+      </w:r>
+      <w:proofErr w:type="spellEnd"/>
     </w:p>
     <w:p>
       <w:pPr>
@@ -2951,9 +4596,9 @@
           <w:szCs w:val="24"/>
           <w:lang w:val="es-MX"/>
         </w:rPr>
-        <w:lastRenderedPageBreak/>
         <w:t xml:space="preserve">El convertidor </w:t>
       </w:r>
+      <w:proofErr w:type="spellStart"/>
       <w:r>
         <w:rPr>
           <w:rFonts w:cstheme="minorHAnsi"/>
@@ -2970,7 +4615,17 @@
           <w:szCs w:val="24"/>
           <w:lang w:val="es-MX"/>
         </w:rPr>
-        <w:t xml:space="preserve">oost es un convertidor de potencia de tipo </w:t>
+        <w:t>oost</w:t>
+      </w:r>
+      <w:proofErr w:type="spellEnd"/>
+      <w:r>
+        <w:rPr>
+          <w:rFonts w:cstheme="minorHAnsi"/>
+          <w:sz w:val="24"/>
+          <w:szCs w:val="24"/>
+          <w:lang w:val="es-MX"/>
+        </w:rPr>
+        <w:t xml:space="preserve"> es un convertidor de potencia de tipo </w:t>
       </w:r>
       <w:r>
         <w:rPr>
@@ -3154,7 +4809,25 @@
           <w:sz w:val="24"/>
           <w:szCs w:val="24"/>
         </w:rPr>
-        <w:t>presenta la topología asíncrona del convertidor Boost, correspondiente a la configuración clásica. En esta estructura se emplea un interruptor activo, generalmente un MOSFET, y un diodo de potencia que permite la transferencia de energía desde el inductor hacia la etapa de salida durante los intervalos en los que el interruptor se encuentra abierto.</w:t>
+        <w:t xml:space="preserve">presenta la topología asíncrona del convertidor </w:t>
+      </w:r>
+      <w:proofErr w:type="spellStart"/>
+      <w:r>
+        <w:rPr>
+          <w:rFonts w:cstheme="minorHAnsi"/>
+          <w:sz w:val="24"/>
+          <w:szCs w:val="24"/>
+        </w:rPr>
+        <w:t>Boost</w:t>
+      </w:r>
+      <w:proofErr w:type="spellEnd"/>
+      <w:r>
+        <w:rPr>
+          <w:rFonts w:cstheme="minorHAnsi"/>
+          <w:sz w:val="24"/>
+          <w:szCs w:val="24"/>
+        </w:rPr>
+        <w:t>, correspondiente a la configuración clásica. En esta estructura se emplea un interruptor activo, generalmente un MOSFET, y un diodo de potencia que permite la transferencia de energía desde el inductor hacia la etapa de salida durante los intervalos en los que el interruptor se encuentra abierto.</w:t>
       </w:r>
       <w:r>
         <w:rPr>
@@ -3180,6 +4853,7 @@
           <w:sz w:val="24"/>
           <w:szCs w:val="24"/>
         </w:rPr>
+        <w:lastRenderedPageBreak/>
         <w:t xml:space="preserve">El inductor </w:t>
       </w:r>
       <m:oMath>
@@ -3416,13 +5090,13 @@
               </wp:anchor>
             </w:drawing>
           </mc:Choice>
-          <mc:Fallback>
+          <mc:Fallback xmlns:w16du="http://schemas.microsoft.com/office/word/2023/wordml/word16du" xmlns:w16sdtfl="http://schemas.microsoft.com/office/word/2024/wordml/sdtformatlock">
             <w:pict>
               <v:shapetype w14:anchorId="3A1370F9" id="_x0000_t202" coordsize="21600,21600" o:spt="202" path="m,l,21600r21600,l21600,xe">
                 <v:stroke joinstyle="miter"/>
                 <v:path gradientshapeok="t" o:connecttype="rect"/>
               </v:shapetype>
-              <v:shape id="Cuadro de texto 32" o:spid="_x0000_s1026" type="#_x0000_t202" style="position:absolute;margin-left:415.95pt;margin-top:46.35pt;width:20pt;height:23pt;z-index:251692032;visibility:visible;mso-wrap-style:square;mso-width-percent:0;mso-height-percent:0;mso-wrap-distance-left:9pt;mso-wrap-distance-top:0;mso-wrap-distance-right:9pt;mso-wrap-distance-bottom:0;mso-position-horizontal:absolute;mso-position-horizontal-relative:text;mso-position-vertical:absolute;mso-position-vertical-relative:text;mso-width-percent:0;mso-height-percent:0;mso-width-relative:margin;mso-height-relative:margin;v-text-anchor:top" o:gfxdata="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" filled="f" stroked="f">
+              <v:shape id="Cuadro de texto 32" o:spid="_x0000_s1026" type="#_x0000_t202" style="position:absolute;margin-left:415.95pt;margin-top:46.35pt;width:20pt;height:23pt;z-index:251692032;visibility:visible;mso-wrap-style:square;mso-width-percent:0;mso-height-percent:0;mso-wrap-distance-left:9pt;mso-wrap-distance-top:0;mso-wrap-distance-right:9pt;mso-wrap-distance-bottom:0;mso-position-horizontal:absolute;mso-position-horizontal-relative:text;mso-position-vertical:absolute;mso-position-vertical-relative:text;mso-width-percent:0;mso-height-percent:0;mso-width-relative:margin;mso-height-relative:margin;v-text-anchor:top" o:gfxdata="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" filled="f" stroked="f">
                 <v:textbox>
                   <w:txbxContent>
                     <w:p>
@@ -3473,7 +5147,7 @@
                                     </pic:cNvPicPr>
                                   </pic:nvPicPr>
                                   <pic:blipFill>
-                                    <a:blip r:embed="rId12">
+                                    <a:blip r:embed="rId13">
                                       <a:extLst>
                                         <a:ext uri="{28A0092B-C50C-407E-A947-70E740481C1C}">
                                           <a14:useLocalDpi xmlns:a14="http://schemas.microsoft.com/office/drawing/2010/main" val="0"/>
@@ -3618,9 +5292,9 @@
               </wp:anchor>
             </w:drawing>
           </mc:Choice>
-          <mc:Fallback>
+          <mc:Fallback xmlns:w16du="http://schemas.microsoft.com/office/word/2023/wordml/word16du" xmlns:w16sdtfl="http://schemas.microsoft.com/office/word/2024/wordml/sdtformatlock">
             <w:pict>
-              <v:shape w14:anchorId="1D0DD485" id="Cuadro de texto 21" o:spid="_x0000_s1027" type="#_x0000_t202" style="position:absolute;margin-left:414.95pt;margin-top:59.85pt;width:32.5pt;height:23pt;z-index:251676672;visibility:visible;mso-wrap-style:square;mso-width-percent:0;mso-height-percent:0;mso-wrap-distance-left:9pt;mso-wrap-distance-top:0;mso-wrap-distance-right:9pt;mso-wrap-distance-bottom:0;mso-position-horizontal:absolute;mso-position-horizontal-relative:margin;mso-position-vertical:absolute;mso-position-vertical-relative:text;mso-width-percent:0;mso-height-percent:0;mso-width-relative:margin;mso-height-relative:margin;v-text-anchor:top" o:gfxdata="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" filled="f" stroked="f">
+              <v:shape w14:anchorId="1D0DD485" id="Cuadro de texto 21" o:spid="_x0000_s1027" type="#_x0000_t202" style="position:absolute;margin-left:414.95pt;margin-top:59.85pt;width:32.5pt;height:23pt;z-index:251676672;visibility:visible;mso-wrap-style:square;mso-width-percent:0;mso-height-percent:0;mso-wrap-distance-left:9pt;mso-wrap-distance-top:0;mso-wrap-distance-right:9pt;mso-wrap-distance-bottom:0;mso-position-horizontal:absolute;mso-position-horizontal-relative:margin;mso-position-vertical:absolute;mso-position-vertical-relative:text;mso-width-percent:0;mso-height-percent:0;mso-width-relative:margin;mso-height-relative:margin;v-text-anchor:top" o:gfxdata="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" filled="f" stroked="f">
                 <v:textbox>
                   <w:txbxContent>
                     <w:p>
@@ -3759,9 +5433,9 @@
               </wp:anchor>
             </w:drawing>
           </mc:Choice>
-          <mc:Fallback>
+          <mc:Fallback xmlns:w16du="http://schemas.microsoft.com/office/word/2023/wordml/word16du" xmlns:w16sdtfl="http://schemas.microsoft.com/office/word/2024/wordml/sdtformatlock">
             <w:pict>
-              <v:shape w14:anchorId="1E551DD7" id="Cuadro de texto 34" o:spid="_x0000_s1028" type="#_x0000_t202" style="position:absolute;margin-left:415.95pt;margin-top:66.85pt;width:20pt;height:22.5pt;z-index:251694080;visibility:visible;mso-wrap-style:square;mso-width-percent:0;mso-height-percent:0;mso-wrap-distance-left:9pt;mso-wrap-distance-top:0;mso-wrap-distance-right:9pt;mso-wrap-distance-bottom:0;mso-position-horizontal:absolute;mso-position-horizontal-relative:text;mso-position-vertical:absolute;mso-position-vertical-relative:text;mso-width-percent:0;mso-height-percent:0;mso-width-relative:margin;mso-height-relative:margin;v-text-anchor:top" o:gfxdata="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" filled="f" stroked="f">
+              <v:shape w14:anchorId="1E551DD7" id="Cuadro de texto 34" o:spid="_x0000_s1028" type="#_x0000_t202" style="position:absolute;margin-left:415.95pt;margin-top:66.85pt;width:20pt;height:22.5pt;z-index:251694080;visibility:visible;mso-wrap-style:square;mso-width-percent:0;mso-height-percent:0;mso-wrap-distance-left:9pt;mso-wrap-distance-top:0;mso-wrap-distance-right:9pt;mso-wrap-distance-bottom:0;mso-position-horizontal:absolute;mso-position-horizontal-relative:text;mso-position-vertical:absolute;mso-position-vertical-relative:text;mso-width-percent:0;mso-height-percent:0;mso-width-relative:margin;mso-height-relative:margin;v-text-anchor:top" o:gfxdata="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" filled="f" stroked="f">
                 <v:textbox>
                   <w:txbxContent>
                     <w:p>
@@ -3857,6 +5531,7 @@
                                 <w:lang w:val="es-MX"/>
                               </w:rPr>
                             </w:pPr>
+                            <w:proofErr w:type="spellStart"/>
                             <w:r>
                               <w:rPr>
                                 <w:b/>
@@ -3878,6 +5553,7 @@
                               </w:rPr>
                               <w:t>o</w:t>
                             </w:r>
+                            <w:proofErr w:type="spellEnd"/>
                           </w:p>
                         </w:txbxContent>
                       </wps:txbx>
@@ -3899,9 +5575,9 @@
               </wp:anchor>
             </w:drawing>
           </mc:Choice>
-          <mc:Fallback>
+          <mc:Fallback xmlns:w16du="http://schemas.microsoft.com/office/word/2023/wordml/word16du" xmlns:w16sdtfl="http://schemas.microsoft.com/office/word/2024/wordml/sdtformatlock">
             <w:pict>
-              <v:shape w14:anchorId="5D36413D" id="Cuadro de texto 27" o:spid="_x0000_s1029" type="#_x0000_t202" style="position:absolute;margin-left:418.95pt;margin-top:20.35pt;width:30pt;height:23pt;z-index:251685888;visibility:visible;mso-wrap-style:square;mso-width-percent:0;mso-height-percent:0;mso-wrap-distance-left:9pt;mso-wrap-distance-top:0;mso-wrap-distance-right:9pt;mso-wrap-distance-bottom:0;mso-position-horizontal:absolute;mso-position-horizontal-relative:text;mso-position-vertical:absolute;mso-position-vertical-relative:text;mso-width-percent:0;mso-height-percent:0;mso-width-relative:margin;mso-height-relative:margin;v-text-anchor:top" o:gfxdata="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" filled="f" stroked="f">
+              <v:shape w14:anchorId="5D36413D" id="Cuadro de texto 27" o:spid="_x0000_s1029" type="#_x0000_t202" style="position:absolute;margin-left:418.95pt;margin-top:20.35pt;width:30pt;height:23pt;z-index:251685888;visibility:visible;mso-wrap-style:square;mso-width-percent:0;mso-height-percent:0;mso-wrap-distance-left:9pt;mso-wrap-distance-top:0;mso-wrap-distance-right:9pt;mso-wrap-distance-bottom:0;mso-position-horizontal:absolute;mso-position-horizontal-relative:text;mso-position-vertical:absolute;mso-position-vertical-relative:text;mso-width-percent:0;mso-height-percent:0;mso-width-relative:margin;mso-height-relative:margin;v-text-anchor:top" o:gfxdata="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" filled="f" stroked="f">
                 <v:textbox>
                   <w:txbxContent>
                     <w:p>
@@ -4001,7 +5677,7 @@
               </wp:anchor>
             </w:drawing>
           </mc:Choice>
-          <mc:Fallback>
+          <mc:Fallback xmlns:w16du="http://schemas.microsoft.com/office/word/2023/wordml/word16du" xmlns:w16sdtfl="http://schemas.microsoft.com/office/word/2024/wordml/sdtformatlock">
             <w:pict>
               <v:shapetype w14:anchorId="2A8BEDFE" id="_x0000_t32" coordsize="21600,21600" o:spt="32" o:oned="t" path="m,l21600,21600e" filled="f">
                 <v:path arrowok="t" fillok="f" o:connecttype="none"/>
@@ -4115,7 +5791,7 @@
                                           </pic:cNvPicPr>
                                         </pic:nvPicPr>
                                         <pic:blipFill>
-                                          <a:blip r:embed="rId12">
+                                          <a:blip r:embed="rId13">
                                             <a:extLst>
                                               <a:ext uri="{28A0092B-C50C-407E-A947-70E740481C1C}">
                                                 <a14:useLocalDpi xmlns:a14="http://schemas.microsoft.com/office/drawing/2010/main" val="0"/>
@@ -4167,9 +5843,9 @@
               </wp:anchor>
             </w:drawing>
           </mc:Choice>
-          <mc:Fallback>
+          <mc:Fallback xmlns:w16du="http://schemas.microsoft.com/office/word/2023/wordml/word16du" xmlns:w16sdtfl="http://schemas.microsoft.com/office/word/2024/wordml/sdtformatlock">
             <w:pict>
-              <v:shape w14:anchorId="3EB49ED6" id="Cuadro de texto 28" o:spid="_x0000_s1030" type="#_x0000_t202" style="position:absolute;margin-left:329.05pt;margin-top:45.85pt;width:20pt;height:23pt;z-index:251687936;visibility:visible;mso-wrap-style:square;mso-width-percent:0;mso-height-percent:0;mso-wrap-distance-left:9pt;mso-wrap-distance-top:0;mso-wrap-distance-right:9pt;mso-wrap-distance-bottom:0;mso-position-horizontal:absolute;mso-position-horizontal-relative:text;mso-position-vertical:absolute;mso-position-vertical-relative:text;mso-width-percent:0;mso-height-percent:0;mso-width-relative:margin;mso-height-relative:margin;v-text-anchor:top" o:gfxdata="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" filled="f" stroked="f">
+              <v:shape w14:anchorId="3EB49ED6" id="Cuadro de texto 28" o:spid="_x0000_s1030" type="#_x0000_t202" style="position:absolute;margin-left:329.05pt;margin-top:45.85pt;width:20pt;height:23pt;z-index:251687936;visibility:visible;mso-wrap-style:square;mso-width-percent:0;mso-height-percent:0;mso-wrap-distance-left:9pt;mso-wrap-distance-top:0;mso-wrap-distance-right:9pt;mso-wrap-distance-bottom:0;mso-position-horizontal:absolute;mso-position-horizontal-relative:text;mso-position-vertical:absolute;mso-position-vertical-relative:text;mso-width-percent:0;mso-height-percent:0;mso-width-relative:margin;mso-height-relative:margin;v-text-anchor:top" o:gfxdata="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" filled="f" stroked="f">
                 <v:textbox>
                   <w:txbxContent>
                     <w:p>
@@ -4220,7 +5896,7 @@
                                     </pic:cNvPicPr>
                                   </pic:nvPicPr>
                                   <pic:blipFill>
-                                    <a:blip r:embed="rId12">
+                                    <a:blip r:embed="rId13">
                                       <a:extLst>
                                         <a:ext uri="{28A0092B-C50C-407E-A947-70E740481C1C}">
                                           <a14:useLocalDpi xmlns:a14="http://schemas.microsoft.com/office/drawing/2010/main" val="0"/>
@@ -4365,9 +6041,9 @@
               </wp:anchor>
             </w:drawing>
           </mc:Choice>
-          <mc:Fallback>
+          <mc:Fallback xmlns:w16du="http://schemas.microsoft.com/office/word/2023/wordml/word16du" xmlns:w16sdtfl="http://schemas.microsoft.com/office/word/2024/wordml/sdtformatlock">
             <w:pict>
-              <v:shape w14:anchorId="5948E1A2" id="Cuadro de texto 20" o:spid="_x0000_s1031" type="#_x0000_t202" style="position:absolute;margin-left:328.45pt;margin-top:58.35pt;width:30pt;height:23pt;z-index:251674624;visibility:visible;mso-wrap-style:square;mso-width-percent:0;mso-height-percent:0;mso-wrap-distance-left:9pt;mso-wrap-distance-top:0;mso-wrap-distance-right:9pt;mso-wrap-distance-bottom:0;mso-position-horizontal:absolute;mso-position-horizontal-relative:text;mso-position-vertical:absolute;mso-position-vertical-relative:text;mso-width-percent:0;mso-height-percent:0;mso-width-relative:margin;mso-height-relative:margin;v-text-anchor:top" o:gfxdata="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" filled="f" stroked="f">
+              <v:shape w14:anchorId="5948E1A2" id="Cuadro de texto 20" o:spid="_x0000_s1031" type="#_x0000_t202" style="position:absolute;margin-left:328.45pt;margin-top:58.35pt;width:30pt;height:23pt;z-index:251674624;visibility:visible;mso-wrap-style:square;mso-width-percent:0;mso-height-percent:0;mso-wrap-distance-left:9pt;mso-wrap-distance-top:0;mso-wrap-distance-right:9pt;mso-wrap-distance-bottom:0;mso-position-horizontal:absolute;mso-position-horizontal-relative:text;mso-position-vertical:absolute;mso-position-vertical-relative:text;mso-width-percent:0;mso-height-percent:0;mso-width-relative:margin;mso-height-relative:margin;v-text-anchor:top" o:gfxdata="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" filled="f" stroked="f">
                 <v:textbox>
                   <w:txbxContent>
                     <w:p>
@@ -4505,9 +6181,9 @@
               </wp:anchor>
             </w:drawing>
           </mc:Choice>
-          <mc:Fallback>
+          <mc:Fallback xmlns:w16du="http://schemas.microsoft.com/office/word/2023/wordml/word16du" xmlns:w16sdtfl="http://schemas.microsoft.com/office/word/2024/wordml/sdtformatlock">
             <w:pict>
-              <v:shape w14:anchorId="106ACED9" id="Cuadro de texto 30" o:spid="_x0000_s1032" type="#_x0000_t202" style="position:absolute;margin-left:328.45pt;margin-top:67.35pt;width:20pt;height:22.5pt;z-index:251689984;visibility:visible;mso-wrap-style:square;mso-width-percent:0;mso-height-percent:0;mso-wrap-distance-left:9pt;mso-wrap-distance-top:0;mso-wrap-distance-right:9pt;mso-wrap-distance-bottom:0;mso-position-horizontal:absolute;mso-position-horizontal-relative:text;mso-position-vertical:absolute;mso-position-vertical-relative:text;mso-width-percent:0;mso-height-percent:0;mso-width-relative:margin;mso-height-relative:margin;v-text-anchor:top" o:gfxdata="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" filled="f" stroked="f">
+              <v:shape w14:anchorId="106ACED9" id="Cuadro de texto 30" o:spid="_x0000_s1032" type="#_x0000_t202" style="position:absolute;margin-left:328.45pt;margin-top:67.35pt;width:20pt;height:22.5pt;z-index:251689984;visibility:visible;mso-wrap-style:square;mso-width-percent:0;mso-height-percent:0;mso-wrap-distance-left:9pt;mso-wrap-distance-top:0;mso-wrap-distance-right:9pt;mso-wrap-distance-bottom:0;mso-position-horizontal:absolute;mso-position-horizontal-relative:text;mso-position-vertical:absolute;mso-position-vertical-relative:text;mso-width-percent:0;mso-height-percent:0;mso-width-relative:margin;mso-height-relative:margin;v-text-anchor:top" o:gfxdata="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" filled="f" stroked="f">
                 <v:textbox>
                   <w:txbxContent>
                     <w:p>
@@ -4603,6 +6279,7 @@
                                 <w:lang w:val="es-MX"/>
                               </w:rPr>
                             </w:pPr>
+                            <w:proofErr w:type="spellStart"/>
                             <w:r>
                               <w:rPr>
                                 <w:b/>
@@ -4624,6 +6301,7 @@
                               </w:rPr>
                               <w:t>C</w:t>
                             </w:r>
+                            <w:proofErr w:type="spellEnd"/>
                           </w:p>
                         </w:txbxContent>
                       </wps:txbx>
@@ -4645,9 +6323,9 @@
               </wp:anchor>
             </w:drawing>
           </mc:Choice>
-          <mc:Fallback>
+          <mc:Fallback xmlns:w16du="http://schemas.microsoft.com/office/word/2023/wordml/word16du" xmlns:w16sdtfl="http://schemas.microsoft.com/office/word/2024/wordml/sdtformatlock">
             <w:pict>
-              <v:shape w14:anchorId="5A9369EF" id="Cuadro de texto 26" o:spid="_x0000_s1033" type="#_x0000_t202" style="position:absolute;margin-left:325.45pt;margin-top:24.85pt;width:30pt;height:23pt;z-index:251683840;visibility:visible;mso-wrap-style:square;mso-width-percent:0;mso-height-percent:0;mso-wrap-distance-left:9pt;mso-wrap-distance-top:0;mso-wrap-distance-right:9pt;mso-wrap-distance-bottom:0;mso-position-horizontal:absolute;mso-position-horizontal-relative:text;mso-position-vertical:absolute;mso-position-vertical-relative:text;mso-width-percent:0;mso-height-percent:0;mso-width-relative:margin;mso-height-relative:margin;v-text-anchor:top" o:gfxdata="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" filled="f" stroked="f">
+              <v:shape w14:anchorId="5A9369EF" id="Cuadro de texto 26" o:spid="_x0000_s1033" type="#_x0000_t202" style="position:absolute;margin-left:325.45pt;margin-top:24.85pt;width:30pt;height:23pt;z-index:251683840;visibility:visible;mso-wrap-style:square;mso-width-percent:0;mso-height-percent:0;mso-wrap-distance-left:9pt;mso-wrap-distance-top:0;mso-wrap-distance-right:9pt;mso-wrap-distance-bottom:0;mso-position-horizontal:absolute;mso-position-horizontal-relative:text;mso-position-vertical:absolute;mso-position-vertical-relative:text;mso-width-percent:0;mso-height-percent:0;mso-width-relative:margin;mso-height-relative:margin;v-text-anchor:top" o:gfxdata="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" filled="f" stroked="f">
                 <v:textbox>
                   <w:txbxContent>
                     <w:p>
@@ -4753,7 +6431,7 @@
               </wp:anchor>
             </w:drawing>
           </mc:Choice>
-          <mc:Fallback>
+          <mc:Fallback xmlns:w16du="http://schemas.microsoft.com/office/word/2023/wordml/word16du" xmlns:w16sdtfl="http://schemas.microsoft.com/office/word/2024/wordml/sdtformatlock">
             <w:pict>
               <v:shape w14:anchorId="7CB9AFA1" id="Conector recto de flecha 24" o:spid="_x0000_s1026" type="#_x0000_t32" style="position:absolute;margin-left:328.95pt;margin-top:25.85pt;width:0;height:32pt;z-index:251679744;visibility:visible;mso-wrap-style:square;mso-width-percent:0;mso-height-percent:0;mso-wrap-distance-left:9pt;mso-wrap-distance-top:0;mso-wrap-distance-right:9pt;mso-wrap-distance-bottom:0;mso-position-horizontal:absolute;mso-position-horizontal-relative:text;mso-position-vertical:absolute;mso-position-vertical-relative:text;mso-width-percent:0;mso-height-percent:0;mso-width-relative:margin;mso-height-relative:margin" o:gfxdata="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" strokecolor="black [3040]">
                 <v:stroke endarrow="block"/>
@@ -4826,6 +6504,7 @@
                                 <w:lang w:val="es-MX"/>
                               </w:rPr>
                             </w:pPr>
+                            <w:proofErr w:type="spellStart"/>
                             <w:r>
                               <w:rPr>
                                 <w:b/>
@@ -4847,6 +6526,7 @@
                               </w:rPr>
                               <w:t>D</w:t>
                             </w:r>
+                            <w:proofErr w:type="spellEnd"/>
                           </w:p>
                         </w:txbxContent>
                       </wps:txbx>
@@ -4868,9 +6548,9 @@
               </wp:anchor>
             </w:drawing>
           </mc:Choice>
-          <mc:Fallback>
+          <mc:Fallback xmlns:w16du="http://schemas.microsoft.com/office/word/2023/wordml/word16du" xmlns:w16sdtfl="http://schemas.microsoft.com/office/word/2024/wordml/sdtformatlock">
             <w:pict>
-              <v:shape w14:anchorId="750AE716" id="Cuadro de texto 25" o:spid="_x0000_s1034" type="#_x0000_t202" style="position:absolute;margin-left:291.45pt;margin-top:.35pt;width:30pt;height:23pt;z-index:251681792;visibility:visible;mso-wrap-style:square;mso-width-percent:0;mso-height-percent:0;mso-wrap-distance-left:9pt;mso-wrap-distance-top:0;mso-wrap-distance-right:9pt;mso-wrap-distance-bottom:0;mso-position-horizontal:absolute;mso-position-horizontal-relative:text;mso-position-vertical:absolute;mso-position-vertical-relative:text;mso-width-percent:0;mso-height-percent:0;mso-width-relative:margin;mso-height-relative:margin;v-text-anchor:top" o:gfxdata="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" filled="f" stroked="f">
+              <v:shape w14:anchorId="750AE716" id="Cuadro de texto 25" o:spid="_x0000_s1034" type="#_x0000_t202" style="position:absolute;margin-left:291.45pt;margin-top:.35pt;width:30pt;height:23pt;z-index:251681792;visibility:visible;mso-wrap-style:square;mso-width-percent:0;mso-height-percent:0;mso-wrap-distance-left:9pt;mso-wrap-distance-top:0;mso-wrap-distance-right:9pt;mso-wrap-distance-bottom:0;mso-position-horizontal:absolute;mso-position-horizontal-relative:text;mso-position-vertical:absolute;mso-position-vertical-relative:text;mso-width-percent:0;mso-height-percent:0;mso-width-relative:margin;mso-height-relative:margin;v-text-anchor:top" o:gfxdata="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" filled="f" stroked="f">
                 <v:textbox>
                   <w:txbxContent>
                     <w:p>
@@ -4970,7 +6650,7 @@
               </wp:anchor>
             </w:drawing>
           </mc:Choice>
-          <mc:Fallback>
+          <mc:Fallback xmlns:w16du="http://schemas.microsoft.com/office/word/2023/wordml/word16du" xmlns:w16sdtfl="http://schemas.microsoft.com/office/word/2024/wordml/sdtformatlock">
             <w:pict>
               <v:shape w14:anchorId="2CA81DD8" id="Conector recto de flecha 22" o:spid="_x0000_s1026" type="#_x0000_t32" style="position:absolute;margin-left:282.45pt;margin-top:18.35pt;width:37pt;height:0;z-index:251677696;visibility:visible;mso-wrap-style:square;mso-wrap-distance-left:9pt;mso-wrap-distance-top:0;mso-wrap-distance-right:9pt;mso-wrap-distance-bottom:0;mso-position-horizontal:absolute;mso-position-horizontal-relative:text;mso-position-vertical:absolute;mso-position-vertical-relative:text" o:gfxdata="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" strokecolor="black [3040]">
                 <v:stroke endarrow="block"/>
@@ -5085,9 +6765,9 @@
               </wp:anchor>
             </w:drawing>
           </mc:Choice>
-          <mc:Fallback>
+          <mc:Fallback xmlns:w16du="http://schemas.microsoft.com/office/word/2023/wordml/word16du" xmlns:w16sdtfl="http://schemas.microsoft.com/office/word/2024/wordml/sdtformatlock">
             <w:pict>
-              <v:shape w14:anchorId="7C530AE5" id="Cuadro de texto 19" o:spid="_x0000_s1035" type="#_x0000_t202" style="position:absolute;margin-left:235.45pt;margin-top:.35pt;width:41pt;height:23pt;z-index:251672576;visibility:visible;mso-wrap-style:square;mso-width-percent:0;mso-height-percent:0;mso-wrap-distance-left:9pt;mso-wrap-distance-top:0;mso-wrap-distance-right:9pt;mso-wrap-distance-bottom:0;mso-position-horizontal:absolute;mso-position-horizontal-relative:text;mso-position-vertical:absolute;mso-position-vertical-relative:text;mso-width-percent:0;mso-height-percent:0;mso-width-relative:margin;mso-height-relative:margin;v-text-anchor:top" o:gfxdata="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" filled="f" stroked="f">
+              <v:shape w14:anchorId="7C530AE5" id="Cuadro de texto 19" o:spid="_x0000_s1035" type="#_x0000_t202" style="position:absolute;margin-left:235.45pt;margin-top:.35pt;width:41pt;height:23pt;z-index:251672576;visibility:visible;mso-wrap-style:square;mso-width-percent:0;mso-height-percent:0;mso-wrap-distance-left:9pt;mso-wrap-distance-top:0;mso-wrap-distance-right:9pt;mso-wrap-distance-bottom:0;mso-position-horizontal:absolute;mso-position-horizontal-relative:text;mso-position-vertical:absolute;mso-position-vertical-relative:text;mso-width-percent:0;mso-height-percent:0;mso-width-relative:margin;mso-height-relative:margin;v-text-anchor:top" o:gfxdata="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" filled="f" stroked="f">
                 <v:textbox>
                   <w:txbxContent>
                     <w:p>
@@ -5193,6 +6873,7 @@
                                 <w:lang w:val="es-MX"/>
                               </w:rPr>
                             </w:pPr>
+                            <w:proofErr w:type="spellStart"/>
                             <w:r>
                               <w:rPr>
                                 <w:b/>
@@ -5214,6 +6895,7 @@
                               </w:rPr>
                               <w:t>L</w:t>
                             </w:r>
+                            <w:proofErr w:type="spellEnd"/>
                           </w:p>
                         </w:txbxContent>
                       </wps:txbx>
@@ -5232,9 +6914,9 @@
               </wp:anchor>
             </w:drawing>
           </mc:Choice>
-          <mc:Fallback>
+          <mc:Fallback xmlns:w16du="http://schemas.microsoft.com/office/word/2023/wordml/word16du" xmlns:w16sdtfl="http://schemas.microsoft.com/office/word/2024/wordml/sdtformatlock">
             <w:pict>
-              <v:shape w14:anchorId="1D76BBB8" id="Cuadro de texto 17" o:spid="_x0000_s1036" type="#_x0000_t202" style="position:absolute;margin-left:125.55pt;margin-top:.35pt;width:1in;height:19pt;z-index:251670528;visibility:visible;mso-wrap-style:none;mso-height-percent:0;mso-wrap-distance-left:9pt;mso-wrap-distance-top:0;mso-wrap-distance-right:9pt;mso-wrap-distance-bottom:0;mso-position-horizontal:absolute;mso-position-horizontal-relative:text;mso-position-vertical:absolute;mso-position-vertical-relative:text;mso-height-percent:0;mso-height-relative:margin;v-text-anchor:top" o:gfxdata="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" filled="f" stroked="f">
+              <v:shape w14:anchorId="1D76BBB8" id="Cuadro de texto 17" o:spid="_x0000_s1036" type="#_x0000_t202" style="position:absolute;margin-left:125.55pt;margin-top:.35pt;width:1in;height:19pt;z-index:251670528;visibility:visible;mso-wrap-style:none;mso-height-percent:0;mso-wrap-distance-left:9pt;mso-wrap-distance-top:0;mso-wrap-distance-right:9pt;mso-wrap-distance-bottom:0;mso-position-horizontal:absolute;mso-position-horizontal-relative:text;mso-position-vertical:absolute;mso-position-vertical-relative:text;mso-height-percent:0;mso-height-relative:margin;v-text-anchor:top" o:gfxdata="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" filled="f" stroked="f">
                 <v:textbox>
                   <w:txbxContent>
                     <w:p>
@@ -5333,7 +7015,7 @@
               </wp:anchor>
             </w:drawing>
           </mc:Choice>
-          <mc:Fallback>
+          <mc:Fallback xmlns:w16du="http://schemas.microsoft.com/office/word/2023/wordml/word16du" xmlns:w16sdtfl="http://schemas.microsoft.com/office/word/2024/wordml/sdtformatlock">
             <w:pict>
               <v:shape w14:anchorId="35FA760C" id="Conector recto de flecha 16" o:spid="_x0000_s1026" type="#_x0000_t32" style="position:absolute;margin-left:123.95pt;margin-top:18.85pt;width:34pt;height:0;z-index:251669504;visibility:visible;mso-wrap-style:square;mso-wrap-distance-left:9pt;mso-wrap-distance-top:0;mso-wrap-distance-right:9pt;mso-wrap-distance-bottom:0;mso-position-horizontal:absolute;mso-position-horizontal-relative:text;mso-position-vertical:absolute;mso-position-vertical-relative:text" o:gfxdata="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" strokecolor="black [3040]">
                 <v:stroke endarrow="block"/>
@@ -5459,9 +7141,9 @@
               </wp:anchor>
             </w:drawing>
           </mc:Choice>
-          <mc:Fallback>
+          <mc:Fallback xmlns:w16du="http://schemas.microsoft.com/office/word/2023/wordml/word16du" xmlns:w16sdtfl="http://schemas.microsoft.com/office/word/2024/wordml/sdtformatlock">
             <w:pict>
-              <v:shape w14:anchorId="53500EFD" id="Cuadro de texto 15" o:spid="_x0000_s1037" type="#_x0000_t202" style="position:absolute;margin-left:80.45pt;margin-top:.35pt;width:34pt;height:23pt;z-index:251668480;visibility:visible;mso-wrap-style:square;mso-width-percent:0;mso-height-percent:0;mso-wrap-distance-left:9pt;mso-wrap-distance-top:0;mso-wrap-distance-right:9pt;mso-wrap-distance-bottom:0;mso-position-horizontal:absolute;mso-position-horizontal-relative:text;mso-position-vertical:absolute;mso-position-vertical-relative:text;mso-width-percent:0;mso-height-percent:0;mso-width-relative:margin;mso-height-relative:margin;v-text-anchor:top" o:gfxdata="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" filled="f" stroked="f">
+              <v:shape w14:anchorId="53500EFD" id="Cuadro de texto 15" o:spid="_x0000_s1037" type="#_x0000_t202" style="position:absolute;margin-left:80.45pt;margin-top:.35pt;width:34pt;height:23pt;z-index:251668480;visibility:visible;mso-wrap-style:square;mso-width-percent:0;mso-height-percent:0;mso-wrap-distance-left:9pt;mso-wrap-distance-top:0;mso-wrap-distance-right:9pt;mso-wrap-distance-bottom:0;mso-position-horizontal:absolute;mso-position-horizontal-relative:text;mso-position-vertical:absolute;mso-position-vertical-relative:text;mso-width-percent:0;mso-height-percent:0;mso-width-relative:margin;mso-height-relative:margin;v-text-anchor:top" o:gfxdata="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" filled="f" stroked="f">
                 <v:textbox>
                   <w:txbxContent>
                     <w:p>
@@ -5535,7 +7217,7 @@
                     <pic:cNvPicPr/>
                   </pic:nvPicPr>
                   <pic:blipFill>
-                    <a:blip r:embed="rId13"/>
+                    <a:blip r:embed="rId14"/>
                     <a:stretch>
                       <a:fillRect/>
                     </a:stretch>
@@ -5577,7 +7259,15 @@
         <w:t>:</w:t>
       </w:r>
       <w:r>
-        <w:t>convertidor Boost Asíncrono.</w:t>
+        <w:t xml:space="preserve">convertidor </w:t>
+      </w:r>
+      <w:proofErr w:type="spellStart"/>
+      <w:r>
+        <w:t>Boost</w:t>
+      </w:r>
+      <w:proofErr w:type="spellEnd"/>
+      <w:r>
+        <w:t xml:space="preserve"> Asíncrono.</w:t>
       </w:r>
     </w:p>
     <w:p>
@@ -5710,16 +7400,25 @@
           <w:sz w:val="24"/>
           <w:szCs w:val="24"/>
         </w:rPr>
-        <w:t xml:space="preserve">muestra la topología de un convertidor Boost síncrono, en la cual el diodo presente en la configuración convencional es sustituido por un segundo interruptor activo, implementado mediante un MOSFET de canal N. Esta modificación </w:t>
-      </w:r>
-      <w:r>
-        <w:rPr>
-          <w:rFonts w:cstheme="minorHAnsi"/>
-          <w:sz w:val="24"/>
-          <w:szCs w:val="24"/>
-        </w:rPr>
-        <w:lastRenderedPageBreak/>
-        <w:t>permite reducir las pérdidas por conducción asociadas al diodo, mejorando así la eficiencia del convertidor.</w:t>
+        <w:t xml:space="preserve">muestra la topología de un convertidor </w:t>
+      </w:r>
+      <w:proofErr w:type="spellStart"/>
+      <w:r>
+        <w:rPr>
+          <w:rFonts w:cstheme="minorHAnsi"/>
+          <w:sz w:val="24"/>
+          <w:szCs w:val="24"/>
+        </w:rPr>
+        <w:t>Boost</w:t>
+      </w:r>
+      <w:proofErr w:type="spellEnd"/>
+      <w:r>
+        <w:rPr>
+          <w:rFonts w:cstheme="minorHAnsi"/>
+          <w:sz w:val="24"/>
+          <w:szCs w:val="24"/>
+        </w:rPr>
+        <w:t xml:space="preserve"> síncrono, en la cual el diodo presente en la configuración convencional es sustituido por un segundo interruptor activo, implementado mediante un MOSFET de canal N. Esta modificación permite reducir las pérdidas por conducción asociadas al diodo, mejorando así la eficiencia del convertidor.</w:t>
       </w:r>
     </w:p>
     <w:p>
@@ -5928,6 +7627,7 @@
         <w:rPr>
           <w:noProof/>
         </w:rPr>
+        <w:lastRenderedPageBreak/>
         <mc:AlternateContent>
           <mc:Choice Requires="wps">
             <w:drawing>
@@ -5984,7 +7684,7 @@
               </wp:anchor>
             </w:drawing>
           </mc:Choice>
-          <mc:Fallback>
+          <mc:Fallback xmlns:w16du="http://schemas.microsoft.com/office/word/2023/wordml/word16du" xmlns:w16sdtfl="http://schemas.microsoft.com/office/word/2024/wordml/sdtformatlock">
             <w:pict>
               <v:line w14:anchorId="01A8BCC2" id="Conector recto 103800709" o:spid="_x0000_s1026" style="position:absolute;flip:y;z-index:251728896;visibility:visible;mso-wrap-style:square;mso-width-percent:0;mso-height-percent:0;mso-wrap-distance-left:9pt;mso-wrap-distance-top:0;mso-wrap-distance-right:9pt;mso-wrap-distance-bottom:0;mso-position-horizontal:absolute;mso-position-horizontal-relative:text;mso-position-vertical:absolute;mso-position-vertical-relative:text;mso-width-percent:0;mso-height-percent:0;mso-width-relative:margin;mso-height-relative:margin" from="242.45pt,50.5pt" to="249.95pt,50.5pt" o:gfxdata="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" strokecolor="black [3040]"/>
             </w:pict>
@@ -6085,9 +7785,9 @@
               </wp:anchor>
             </w:drawing>
           </mc:Choice>
-          <mc:Fallback>
+          <mc:Fallback xmlns:w16du="http://schemas.microsoft.com/office/word/2023/wordml/word16du" xmlns:w16sdtfl="http://schemas.microsoft.com/office/word/2024/wordml/sdtformatlock">
             <w:pict>
-              <v:shape w14:anchorId="52C0C28C" id="Cuadro de texto 103800708" o:spid="_x0000_s1038" type="#_x0000_t202" style="position:absolute;margin-left:236.45pt;margin-top:43.5pt;width:21pt;height:22.5pt;rotation:180;flip:x y;z-index:251727872;visibility:visible;mso-wrap-style:square;mso-width-percent:0;mso-height-percent:0;mso-wrap-distance-left:9pt;mso-wrap-distance-top:0;mso-wrap-distance-right:9pt;mso-wrap-distance-bottom:0;mso-position-horizontal:absolute;mso-position-horizontal-relative:text;mso-position-vertical:absolute;mso-position-vertical-relative:text;mso-width-percent:0;mso-height-percent:0;mso-width-relative:margin;mso-height-relative:margin;v-text-anchor:top" o:gfxdata="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" filled="f" stroked="f">
+              <v:shape w14:anchorId="52C0C28C" id="Cuadro de texto 103800708" o:spid="_x0000_s1038" type="#_x0000_t202" style="position:absolute;margin-left:236.45pt;margin-top:43.5pt;width:21pt;height:22.5pt;rotation:180;flip:x y;z-index:251727872;visibility:visible;mso-wrap-style:square;mso-width-percent:0;mso-height-percent:0;mso-wrap-distance-left:9pt;mso-wrap-distance-top:0;mso-wrap-distance-right:9pt;mso-wrap-distance-bottom:0;mso-position-horizontal:absolute;mso-position-horizontal-relative:text;mso-position-vertical:absolute;mso-position-vertical-relative:text;mso-width-percent:0;mso-height-percent:0;mso-width-relative:margin;mso-height-relative:margin;v-text-anchor:top" o:gfxdata="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" filled="f" stroked="f">
                 <v:textbox>
                   <w:txbxContent>
                     <w:p>
@@ -6212,9 +7912,9 @@
               </wp:anchor>
             </w:drawing>
           </mc:Choice>
-          <mc:Fallback>
+          <mc:Fallback xmlns:w16du="http://schemas.microsoft.com/office/word/2023/wordml/word16du" xmlns:w16sdtfl="http://schemas.microsoft.com/office/word/2024/wordml/sdtformatlock">
             <w:pict>
-              <v:shape w14:anchorId="27284096" id="Cuadro de texto 103800707" o:spid="_x0000_s1039" type="#_x0000_t202" style="position:absolute;margin-left:170.45pt;margin-top:100pt;width:26pt;height:26pt;rotation:180;flip:x y;z-index:251725824;visibility:visible;mso-wrap-style:square;mso-width-percent:0;mso-height-percent:0;mso-wrap-distance-left:9pt;mso-wrap-distance-top:0;mso-wrap-distance-right:9pt;mso-wrap-distance-bottom:0;mso-position-horizontal:absolute;mso-position-horizontal-relative:text;mso-position-vertical:absolute;mso-position-vertical-relative:text;mso-width-percent:0;mso-height-percent:0;mso-width-relative:margin;mso-height-relative:margin;v-text-anchor:top" o:gfxdata="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" filled="f" stroked="f">
+              <v:shape w14:anchorId="27284096" id="Cuadro de texto 103800707" o:spid="_x0000_s1039" type="#_x0000_t202" style="position:absolute;margin-left:170.45pt;margin-top:100pt;width:26pt;height:26pt;rotation:180;flip:x y;z-index:251725824;visibility:visible;mso-wrap-style:square;mso-width-percent:0;mso-height-percent:0;mso-wrap-distance-left:9pt;mso-wrap-distance-top:0;mso-wrap-distance-right:9pt;mso-wrap-distance-bottom:0;mso-position-horizontal:absolute;mso-position-horizontal-relative:text;mso-position-vertical:absolute;mso-position-vertical-relative:text;mso-width-percent:0;mso-height-percent:0;mso-width-relative:margin;mso-height-relative:margin;v-text-anchor:top" o:gfxdata="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" filled="f" stroked="f">
                 <v:textbox>
                   <w:txbxContent>
                     <w:p>
@@ -6336,9 +8036,9 @@
               </wp:anchor>
             </w:drawing>
           </mc:Choice>
-          <mc:Fallback>
+          <mc:Fallback xmlns:w16du="http://schemas.microsoft.com/office/word/2023/wordml/word16du" xmlns:w16sdtfl="http://schemas.microsoft.com/office/word/2024/wordml/sdtformatlock">
             <w:pict>
-              <v:shape w14:anchorId="38375E89" id="Cuadro de texto 103800706" o:spid="_x0000_s1040" type="#_x0000_t202" style="position:absolute;margin-left:417.45pt;margin-top:106.5pt;width:1in;height:20pt;z-index:251723776;visibility:visible;mso-wrap-style:none;mso-height-percent:0;mso-wrap-distance-left:9pt;mso-wrap-distance-top:0;mso-wrap-distance-right:9pt;mso-wrap-distance-bottom:0;mso-position-horizontal:absolute;mso-position-horizontal-relative:text;mso-position-vertical:absolute;mso-position-vertical-relative:text;mso-height-percent:0;mso-height-relative:margin;v-text-anchor:top" o:gfxdata="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" filled="f" stroked="f">
+              <v:shape w14:anchorId="38375E89" id="Cuadro de texto 103800706" o:spid="_x0000_s1040" type="#_x0000_t202" style="position:absolute;margin-left:417.45pt;margin-top:106.5pt;width:1in;height:20pt;z-index:251723776;visibility:visible;mso-wrap-style:none;mso-height-percent:0;mso-wrap-distance-left:9pt;mso-wrap-distance-top:0;mso-wrap-distance-right:9pt;mso-wrap-distance-bottom:0;mso-position-horizontal:absolute;mso-position-horizontal-relative:text;mso-position-vertical:absolute;mso-position-vertical-relative:text;mso-height-percent:0;mso-height-relative:margin;v-text-anchor:top" o:gfxdata="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" filled="f" stroked="f">
                 <v:textbox>
                   <w:txbxContent>
                     <w:p>
@@ -6460,9 +8160,9 @@
               </wp:anchor>
             </w:drawing>
           </mc:Choice>
-          <mc:Fallback>
+          <mc:Fallback xmlns:w16du="http://schemas.microsoft.com/office/word/2023/wordml/word16du" xmlns:w16sdtfl="http://schemas.microsoft.com/office/word/2024/wordml/sdtformatlock">
             <w:pict>
-              <v:shape w14:anchorId="2A5ED70C" id="Cuadro de texto 103800704" o:spid="_x0000_s1041" type="#_x0000_t202" style="position:absolute;margin-left:339.45pt;margin-top:106pt;width:1in;height:20pt;z-index:251721728;visibility:visible;mso-wrap-style:none;mso-height-percent:0;mso-wrap-distance-left:9pt;mso-wrap-distance-top:0;mso-wrap-distance-right:9pt;mso-wrap-distance-bottom:0;mso-position-horizontal:absolute;mso-position-horizontal-relative:text;mso-position-vertical:absolute;mso-position-vertical-relative:text;mso-height-percent:0;mso-height-relative:margin;v-text-anchor:top" o:gfxdata="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" filled="f" stroked="f">
+              <v:shape w14:anchorId="2A5ED70C" id="Cuadro de texto 103800704" o:spid="_x0000_s1041" type="#_x0000_t202" style="position:absolute;margin-left:339.45pt;margin-top:106pt;width:1in;height:20pt;z-index:251721728;visibility:visible;mso-wrap-style:none;mso-height-percent:0;mso-wrap-distance-left:9pt;mso-wrap-distance-top:0;mso-wrap-distance-right:9pt;mso-wrap-distance-bottom:0;mso-position-horizontal:absolute;mso-position-horizontal-relative:text;mso-position-vertical:absolute;mso-position-vertical-relative:text;mso-height-percent:0;mso-height-relative:margin;v-text-anchor:top" o:gfxdata="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" filled="f" stroked="f">
                 <v:textbox>
                   <w:txbxContent>
                     <w:p>
@@ -6587,9 +8287,9 @@
               </wp:anchor>
             </w:drawing>
           </mc:Choice>
-          <mc:Fallback>
+          <mc:Fallback xmlns:w16du="http://schemas.microsoft.com/office/word/2023/wordml/word16du" xmlns:w16sdtfl="http://schemas.microsoft.com/office/word/2024/wordml/sdtformatlock">
             <w:pict>
-              <v:shape w14:anchorId="3EE9C056" id="Cuadro de texto 62" o:spid="_x0000_s1042" type="#_x0000_t202" style="position:absolute;margin-left:415.45pt;margin-top:87pt;width:24.5pt;height:19pt;z-index:251719680;visibility:visible;mso-wrap-style:square;mso-width-percent:0;mso-height-percent:0;mso-wrap-distance-left:9pt;mso-wrap-distance-top:0;mso-wrap-distance-right:9pt;mso-wrap-distance-bottom:0;mso-position-horizontal:absolute;mso-position-horizontal-relative:margin;mso-position-vertical:absolute;mso-position-vertical-relative:text;mso-width-percent:0;mso-height-percent:0;mso-width-relative:margin;mso-height-relative:margin;v-text-anchor:top" o:gfxdata="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" filled="f" stroked="f">
+              <v:shape w14:anchorId="3EE9C056" id="Cuadro de texto 62" o:spid="_x0000_s1042" type="#_x0000_t202" style="position:absolute;margin-left:415.45pt;margin-top:87pt;width:24.5pt;height:19pt;z-index:251719680;visibility:visible;mso-wrap-style:square;mso-width-percent:0;mso-height-percent:0;mso-wrap-distance-left:9pt;mso-wrap-distance-top:0;mso-wrap-distance-right:9pt;mso-wrap-distance-bottom:0;mso-position-horizontal:absolute;mso-position-horizontal-relative:margin;mso-position-vertical:absolute;mso-position-vertical-relative:text;mso-width-percent:0;mso-height-percent:0;mso-width-relative:margin;mso-height-relative:margin;v-text-anchor:top" o:gfxdata="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" filled="f" stroked="f">
                 <v:textbox>
                   <w:txbxContent>
                     <w:p>
@@ -6687,6 +8387,7 @@
                                 <w:vertAlign w:val="subscript"/>
                               </w:rPr>
                             </w:pPr>
+                            <w:proofErr w:type="spellStart"/>
                             <w:r>
                               <w:rPr>
                                 <w:rFonts w:ascii="Aptos Narrow" w:eastAsia="Times New Roman" w:hAnsi="Aptos Narrow" w:cs="Times New Roman"/>
@@ -6710,6 +8411,7 @@
                               </w:rPr>
                               <w:t>l</w:t>
                             </w:r>
+                            <w:proofErr w:type="spellEnd"/>
                           </w:p>
                           <w:p>
                             <w:pPr>
@@ -6760,9 +8462,9 @@
               </wp:anchor>
             </w:drawing>
           </mc:Choice>
-          <mc:Fallback>
+          <mc:Fallback xmlns:w16du="http://schemas.microsoft.com/office/word/2023/wordml/word16du" xmlns:w16sdtfl="http://schemas.microsoft.com/office/word/2024/wordml/sdtformatlock">
             <w:pict>
-              <v:shape w14:anchorId="4DA234FE" id="Cuadro de texto 61" o:spid="_x0000_s1043" type="#_x0000_t202" style="position:absolute;margin-left:300.95pt;margin-top:42.5pt;width:1in;height:20pt;z-index:251717632;visibility:visible;mso-wrap-style:none;mso-height-percent:0;mso-wrap-distance-left:9pt;mso-wrap-distance-top:0;mso-wrap-distance-right:9pt;mso-wrap-distance-bottom:0;mso-position-horizontal:absolute;mso-position-horizontal-relative:text;mso-position-vertical:absolute;mso-position-vertical-relative:text;mso-height-percent:0;mso-height-relative:margin;v-text-anchor:top" o:gfxdata="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" filled="f" stroked="f">
+              <v:shape w14:anchorId="4DA234FE" id="Cuadro de texto 61" o:spid="_x0000_s1043" type="#_x0000_t202" style="position:absolute;margin-left:300.95pt;margin-top:42.5pt;width:1in;height:20pt;z-index:251717632;visibility:visible;mso-wrap-style:none;mso-height-percent:0;mso-wrap-distance-left:9pt;mso-wrap-distance-top:0;mso-wrap-distance-right:9pt;mso-wrap-distance-bottom:0;mso-position-horizontal:absolute;mso-position-horizontal-relative:text;mso-position-vertical:absolute;mso-position-vertical-relative:text;mso-height-percent:0;mso-height-relative:margin;v-text-anchor:top" o:gfxdata="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" filled="f" stroked="f">
                 <v:textbox>
                   <w:txbxContent>
                     <w:p>
@@ -6932,9 +8634,9 @@
               </wp:anchor>
             </w:drawing>
           </mc:Choice>
-          <mc:Fallback>
+          <mc:Fallback xmlns:w16du="http://schemas.microsoft.com/office/word/2023/wordml/word16du" xmlns:w16sdtfl="http://schemas.microsoft.com/office/word/2024/wordml/sdtformatlock">
             <w:pict>
-              <v:shape w14:anchorId="5AAEA6F7" id="Cuadro de texto 52" o:spid="_x0000_s1044" type="#_x0000_t202" style="position:absolute;margin-left:339.95pt;margin-top:86.5pt;width:1in;height:20pt;z-index:251701248;visibility:visible;mso-wrap-style:none;mso-height-percent:0;mso-wrap-distance-left:9pt;mso-wrap-distance-top:0;mso-wrap-distance-right:9pt;mso-wrap-distance-bottom:0;mso-position-horizontal:absolute;mso-position-horizontal-relative:text;mso-position-vertical:absolute;mso-position-vertical-relative:text;mso-height-percent:0;mso-height-relative:margin;v-text-anchor:top" o:gfxdata="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" filled="f" stroked="f">
+              <v:shape w14:anchorId="5AAEA6F7" id="Cuadro de texto 52" o:spid="_x0000_s1044" type="#_x0000_t202" style="position:absolute;margin-left:339.95pt;margin-top:86.5pt;width:1in;height:20pt;z-index:251701248;visibility:visible;mso-wrap-style:none;mso-height-percent:0;mso-wrap-distance-left:9pt;mso-wrap-distance-top:0;mso-wrap-distance-right:9pt;mso-wrap-distance-bottom:0;mso-position-horizontal:absolute;mso-position-horizontal-relative:text;mso-position-vertical:absolute;mso-position-vertical-relative:text;mso-height-percent:0;mso-height-relative:margin;v-text-anchor:top" o:gfxdata="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" filled="f" stroked="f">
                 <v:textbox>
                   <w:txbxContent>
                     <w:p>
@@ -7031,6 +8733,7 @@
                                 <w:vertAlign w:val="subscript"/>
                               </w:rPr>
                             </w:pPr>
+                            <w:proofErr w:type="spellStart"/>
                             <w:r>
                               <w:rPr>
                                 <w:rFonts w:ascii="Aptos Narrow" w:eastAsia="Times New Roman" w:hAnsi="Aptos Narrow" w:cs="Times New Roman"/>
@@ -7054,6 +8757,7 @@
                               </w:rPr>
                               <w:t>o</w:t>
                             </w:r>
+                            <w:proofErr w:type="spellEnd"/>
                           </w:p>
                           <w:p>
                             <w:pPr>
@@ -7104,9 +8808,9 @@
               </wp:anchor>
             </w:drawing>
           </mc:Choice>
-          <mc:Fallback>
+          <mc:Fallback xmlns:w16du="http://schemas.microsoft.com/office/word/2023/wordml/word16du" xmlns:w16sdtfl="http://schemas.microsoft.com/office/word/2024/wordml/sdtformatlock">
             <w:pict>
-              <v:shape w14:anchorId="11C27882" id="Cuadro de texto 60" o:spid="_x0000_s1045" type="#_x0000_t202" style="position:absolute;margin-left:20.8pt;margin-top:66.5pt;width:1in;height:20pt;z-index:251715584;visibility:visible;mso-wrap-style:none;mso-height-percent:0;mso-wrap-distance-left:9pt;mso-wrap-distance-top:0;mso-wrap-distance-right:9pt;mso-wrap-distance-bottom:0;mso-position-horizontal:right;mso-position-horizontal-relative:margin;mso-position-vertical:absolute;mso-position-vertical-relative:text;mso-height-percent:0;mso-height-relative:margin;v-text-anchor:top" o:gfxdata="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" filled="f" stroked="f">
+              <v:shape w14:anchorId="11C27882" id="Cuadro de texto 60" o:spid="_x0000_s1045" type="#_x0000_t202" style="position:absolute;margin-left:20.8pt;margin-top:66.5pt;width:1in;height:20pt;z-index:251715584;visibility:visible;mso-wrap-style:none;mso-height-percent:0;mso-wrap-distance-left:9pt;mso-wrap-distance-top:0;mso-wrap-distance-right:9pt;mso-wrap-distance-bottom:0;mso-position-horizontal:right;mso-position-horizontal-relative:margin;mso-position-vertical:absolute;mso-position-vertical-relative:text;mso-height-percent:0;mso-height-relative:margin;v-text-anchor:top" o:gfxdata="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" filled="f" stroked="f">
                 <v:textbox>
                   <w:txbxContent>
                     <w:p>
@@ -7252,6 +8956,7 @@
                                 <w:vertAlign w:val="subscript"/>
                               </w:rPr>
                             </w:pPr>
+                            <w:proofErr w:type="spellStart"/>
                             <w:r>
                               <w:rPr>
                                 <w:rFonts w:ascii="Aptos Narrow" w:eastAsia="Times New Roman" w:hAnsi="Aptos Narrow" w:cs="Times New Roman"/>
@@ -7275,6 +8980,7 @@
                               </w:rPr>
                               <w:t>c</w:t>
                             </w:r>
+                            <w:proofErr w:type="spellEnd"/>
                           </w:p>
                           <w:p>
                             <w:pPr>
@@ -7325,9 +9031,9 @@
               </wp:anchor>
             </w:drawing>
           </mc:Choice>
-          <mc:Fallback>
+          <mc:Fallback xmlns:w16du="http://schemas.microsoft.com/office/word/2023/wordml/word16du" xmlns:w16sdtfl="http://schemas.microsoft.com/office/word/2024/wordml/sdtformatlock">
             <w:pict>
-              <v:shape w14:anchorId="228D596F" id="Cuadro de texto 59" o:spid="_x0000_s1046" type="#_x0000_t202" style="position:absolute;margin-left:330.95pt;margin-top:70.5pt;width:1in;height:20pt;z-index:251713536;visibility:visible;mso-wrap-style:none;mso-height-percent:0;mso-wrap-distance-left:9pt;mso-wrap-distance-top:0;mso-wrap-distance-right:9pt;mso-wrap-distance-bottom:0;mso-position-horizontal:absolute;mso-position-horizontal-relative:text;mso-position-vertical:absolute;mso-position-vertical-relative:text;mso-height-percent:0;mso-height-relative:margin;v-text-anchor:top" o:gfxdata="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" filled="f" stroked="f">
+              <v:shape w14:anchorId="228D596F" id="Cuadro de texto 59" o:spid="_x0000_s1046" type="#_x0000_t202" style="position:absolute;margin-left:330.95pt;margin-top:70.5pt;width:1in;height:20pt;z-index:251713536;visibility:visible;mso-wrap-style:none;mso-height-percent:0;mso-wrap-distance-left:9pt;mso-wrap-distance-top:0;mso-wrap-distance-right:9pt;mso-wrap-distance-bottom:0;mso-position-horizontal:absolute;mso-position-horizontal-relative:text;mso-position-vertical:absolute;mso-position-vertical-relative:text;mso-height-percent:0;mso-height-relative:margin;v-text-anchor:top" o:gfxdata="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" filled="f" stroked="f">
                 <v:textbox>
                   <w:txbxContent>
                     <w:p>
@@ -7472,6 +9178,7 @@
                                 <w:vertAlign w:val="subscript"/>
                               </w:rPr>
                             </w:pPr>
+                            <w:proofErr w:type="spellStart"/>
                             <w:r>
                               <w:rPr>
                                 <w:rFonts w:ascii="Aptos Narrow" w:eastAsia="Times New Roman" w:hAnsi="Aptos Narrow" w:cs="Times New Roman"/>
@@ -7495,6 +9202,7 @@
                               </w:rPr>
                               <w:t>l</w:t>
                             </w:r>
+                            <w:proofErr w:type="spellEnd"/>
                           </w:p>
                           <w:p>
                             <w:pPr>
@@ -7545,9 +9253,9 @@
               </wp:anchor>
             </w:drawing>
           </mc:Choice>
-          <mc:Fallback>
+          <mc:Fallback xmlns:w16du="http://schemas.microsoft.com/office/word/2023/wordml/word16du" xmlns:w16sdtfl="http://schemas.microsoft.com/office/word/2024/wordml/sdtformatlock">
             <w:pict>
-              <v:shape w14:anchorId="1E5B33D6" id="Cuadro de texto 58" o:spid="_x0000_s1047" type="#_x0000_t202" style="position:absolute;margin-left:156.95pt;margin-top:40pt;width:1in;height:20pt;z-index:251711488;visibility:visible;mso-wrap-style:none;mso-height-percent:0;mso-wrap-distance-left:9pt;mso-wrap-distance-top:0;mso-wrap-distance-right:9pt;mso-wrap-distance-bottom:0;mso-position-horizontal:absolute;mso-position-horizontal-relative:text;mso-position-vertical:absolute;mso-position-vertical-relative:text;mso-height-percent:0;mso-height-relative:margin;v-text-anchor:top" o:gfxdata="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" filled="f" stroked="f">
+              <v:shape w14:anchorId="1E5B33D6" id="Cuadro de texto 58" o:spid="_x0000_s1047" type="#_x0000_t202" style="position:absolute;margin-left:156.95pt;margin-top:40pt;width:1in;height:20pt;z-index:251711488;visibility:visible;mso-wrap-style:none;mso-height-percent:0;mso-wrap-distance-left:9pt;mso-wrap-distance-top:0;mso-wrap-distance-right:9pt;mso-wrap-distance-bottom:0;mso-position-horizontal:absolute;mso-position-horizontal-relative:text;mso-position-vertical:absolute;mso-position-vertical-relative:text;mso-height-percent:0;mso-height-relative:margin;v-text-anchor:top" o:gfxdata="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" filled="f" stroked="f">
                 <v:textbox>
                   <w:txbxContent>
                     <w:p>
@@ -7728,9 +9436,9 @@
               </wp:anchor>
             </w:drawing>
           </mc:Choice>
-          <mc:Fallback>
+          <mc:Fallback xmlns:w16du="http://schemas.microsoft.com/office/word/2023/wordml/word16du" xmlns:w16sdtfl="http://schemas.microsoft.com/office/word/2024/wordml/sdtformatlock">
             <w:pict>
-              <v:shape w14:anchorId="1B2BCB5D" id="Cuadro de texto 57" o:spid="_x0000_s1048" type="#_x0000_t202" style="position:absolute;margin-left:20.8pt;margin-top:95.5pt;width:1in;height:20pt;z-index:251709440;visibility:visible;mso-wrap-style:none;mso-height-percent:0;mso-wrap-distance-left:9pt;mso-wrap-distance-top:0;mso-wrap-distance-right:9pt;mso-wrap-distance-bottom:0;mso-position-horizontal:right;mso-position-horizontal-relative:margin;mso-position-vertical:absolute;mso-position-vertical-relative:text;mso-height-percent:0;mso-height-relative:margin;v-text-anchor:top" o:gfxdata="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" filled="f" stroked="f">
+              <v:shape w14:anchorId="1B2BCB5D" id="Cuadro de texto 57" o:spid="_x0000_s1048" type="#_x0000_t202" style="position:absolute;margin-left:20.8pt;margin-top:95.5pt;width:1in;height:20pt;z-index:251709440;visibility:visible;mso-wrap-style:none;mso-height-percent:0;mso-wrap-distance-left:9pt;mso-wrap-distance-top:0;mso-wrap-distance-right:9pt;mso-wrap-distance-bottom:0;mso-position-horizontal:right;mso-position-horizontal-relative:margin;mso-position-vertical:absolute;mso-position-vertical-relative:text;mso-height-percent:0;mso-height-relative:margin;v-text-anchor:top" o:gfxdata="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" filled="f" stroked="f">
                 <v:textbox>
                   <w:txbxContent>
                     <w:p>
@@ -7836,6 +9544,7 @@
                                 <w:lang w:val="es-MX"/>
                               </w:rPr>
                             </w:pPr>
+                            <w:proofErr w:type="spellStart"/>
                             <w:r>
                               <w:rPr>
                                 <w:b/>
@@ -7857,6 +9566,7 @@
                               </w:rPr>
                               <w:t>c</w:t>
                             </w:r>
+                            <w:proofErr w:type="spellEnd"/>
                           </w:p>
                         </w:txbxContent>
                       </wps:txbx>
@@ -7875,9 +9585,9 @@
               </wp:anchor>
             </w:drawing>
           </mc:Choice>
-          <mc:Fallback>
+          <mc:Fallback xmlns:w16du="http://schemas.microsoft.com/office/word/2023/wordml/word16du" xmlns:w16sdtfl="http://schemas.microsoft.com/office/word/2024/wordml/sdtformatlock">
             <w:pict>
-              <v:shape w14:anchorId="1D804DD3" id="Cuadro de texto 54" o:spid="_x0000_s1049" type="#_x0000_t202" style="position:absolute;margin-left:337.45pt;margin-top:95.5pt;width:1in;height:20pt;z-index:251703296;visibility:visible;mso-wrap-style:none;mso-height-percent:0;mso-wrap-distance-left:9pt;mso-wrap-distance-top:0;mso-wrap-distance-right:9pt;mso-wrap-distance-bottom:0;mso-position-horizontal:absolute;mso-position-horizontal-relative:text;mso-position-vertical:absolute;mso-position-vertical-relative:text;mso-height-percent:0;mso-height-relative:margin;v-text-anchor:top" o:gfxdata="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" filled="f" stroked="f">
+              <v:shape w14:anchorId="1D804DD3" id="Cuadro de texto 54" o:spid="_x0000_s1049" type="#_x0000_t202" style="position:absolute;margin-left:337.45pt;margin-top:95.5pt;width:1in;height:20pt;z-index:251703296;visibility:visible;mso-wrap-style:none;mso-height-percent:0;mso-wrap-distance-left:9pt;mso-wrap-distance-top:0;mso-wrap-distance-right:9pt;mso-wrap-distance-bottom:0;mso-position-horizontal:absolute;mso-position-horizontal-relative:text;mso-position-vertical:absolute;mso-position-vertical-relative:text;mso-height-percent:0;mso-height-relative:margin;v-text-anchor:top" o:gfxdata="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" filled="f" stroked="f">
                 <v:textbox>
                   <w:txbxContent>
                     <w:p>
@@ -8021,9 +9731,9 @@
               </wp:anchor>
             </w:drawing>
           </mc:Choice>
-          <mc:Fallback>
+          <mc:Fallback xmlns:w16du="http://schemas.microsoft.com/office/word/2023/wordml/word16du" xmlns:w16sdtfl="http://schemas.microsoft.com/office/word/2024/wordml/sdtformatlock">
             <w:pict>
-              <v:shape w14:anchorId="54888D91" id="Cuadro de texto 51" o:spid="_x0000_s1050" type="#_x0000_t202" style="position:absolute;margin-left:111.95pt;margin-top:41pt;width:1in;height:20pt;z-index:251699200;visibility:visible;mso-wrap-style:none;mso-height-percent:0;mso-wrap-distance-left:9pt;mso-wrap-distance-top:0;mso-wrap-distance-right:9pt;mso-wrap-distance-bottom:0;mso-position-horizontal:absolute;mso-position-horizontal-relative:text;mso-position-vertical:absolute;mso-position-vertical-relative:text;mso-height-percent:0;mso-height-relative:margin;v-text-anchor:top" o:gfxdata="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" filled="f" stroked="f">
+              <v:shape w14:anchorId="54888D91" id="Cuadro de texto 51" o:spid="_x0000_s1050" type="#_x0000_t202" style="position:absolute;margin-left:111.95pt;margin-top:41pt;width:1in;height:20pt;z-index:251699200;visibility:visible;mso-wrap-style:none;mso-height-percent:0;mso-wrap-distance-left:9pt;mso-wrap-distance-top:0;mso-wrap-distance-right:9pt;mso-wrap-distance-bottom:0;mso-position-horizontal:absolute;mso-position-horizontal-relative:text;mso-position-vertical:absolute;mso-position-vertical-relative:text;mso-height-percent:0;mso-height-relative:margin;v-text-anchor:top" o:gfxdata="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" filled="f" stroked="f">
                 <v:textbox>
                   <w:txbxContent>
                     <w:p>
@@ -8122,7 +9832,7 @@
               </wp:anchor>
             </w:drawing>
           </mc:Choice>
-          <mc:Fallback>
+          <mc:Fallback xmlns:w16du="http://schemas.microsoft.com/office/word/2023/wordml/word16du" xmlns:w16sdtfl="http://schemas.microsoft.com/office/word/2024/wordml/sdtformatlock">
             <w:pict>
               <v:shape w14:anchorId="570181D0" id="Conector recto de flecha 50" o:spid="_x0000_s1026" type="#_x0000_t32" style="position:absolute;margin-left:335.45pt;margin-top:68pt;width:.5pt;height:30pt;flip:x;z-index:251698176;visibility:visible;mso-wrap-style:square;mso-wrap-distance-left:9pt;mso-wrap-distance-top:0;mso-wrap-distance-right:9pt;mso-wrap-distance-bottom:0;mso-position-horizontal:absolute;mso-position-horizontal-relative:text;mso-position-vertical:absolute;mso-position-vertical-relative:text" o:gfxdata="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" strokecolor="black [3040]">
                 <v:stroke endarrow="block"/>
@@ -8188,7 +9898,7 @@
               </wp:anchor>
             </w:drawing>
           </mc:Choice>
-          <mc:Fallback>
+          <mc:Fallback xmlns:w16du="http://schemas.microsoft.com/office/word/2023/wordml/word16du" xmlns:w16sdtfl="http://schemas.microsoft.com/office/word/2024/wordml/sdtformatlock">
             <w:pict>
               <v:shape w14:anchorId="4AEAF35E" id="Conector recto de flecha 49" o:spid="_x0000_s1026" type="#_x0000_t32" style="position:absolute;margin-left:421.95pt;margin-top:64.5pt;width:0;height:29pt;z-index:251697152;visibility:visible;mso-wrap-style:square;mso-wrap-distance-left:9pt;mso-wrap-distance-top:0;mso-wrap-distance-right:9pt;mso-wrap-distance-bottom:0;mso-position-horizontal:absolute;mso-position-horizontal-relative:text;mso-position-vertical:absolute;mso-position-vertical-relative:text" o:gfxdata="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" strokecolor="black [3040]">
                 <v:stroke endarrow="block"/>
@@ -8254,7 +9964,7 @@
               </wp:anchor>
             </w:drawing>
           </mc:Choice>
-          <mc:Fallback>
+          <mc:Fallback xmlns:w16du="http://schemas.microsoft.com/office/word/2023/wordml/word16du" xmlns:w16sdtfl="http://schemas.microsoft.com/office/word/2024/wordml/sdtformatlock">
             <w:pict>
               <v:shape w14:anchorId="29197F23" id="Conector recto de flecha 45" o:spid="_x0000_s1026" type="#_x0000_t32" style="position:absolute;margin-left:296.95pt;margin-top:60.5pt;width:31.5pt;height:0;z-index:251696128;visibility:visible;mso-wrap-style:square;mso-wrap-distance-left:9pt;mso-wrap-distance-top:0;mso-wrap-distance-right:9pt;mso-wrap-distance-bottom:0;mso-position-horizontal:absolute;mso-position-horizontal-relative:text;mso-position-vertical:absolute;mso-position-vertical-relative:text" o:gfxdata="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" strokecolor="black [3040]">
                 <v:stroke endarrow="block"/>
@@ -8320,7 +10030,7 @@
               </wp:anchor>
             </w:drawing>
           </mc:Choice>
-          <mc:Fallback>
+          <mc:Fallback xmlns:w16du="http://schemas.microsoft.com/office/word/2023/wordml/word16du" xmlns:w16sdtfl="http://schemas.microsoft.com/office/word/2024/wordml/sdtformatlock">
             <w:pict>
               <v:shape w14:anchorId="1D9426A4" id="Conector recto de flecha 44" o:spid="_x0000_s1026" type="#_x0000_t32" style="position:absolute;margin-left:147.45pt;margin-top:59.5pt;width:39pt;height:0;z-index:251695104;visibility:visible;mso-wrap-style:square;mso-wrap-distance-left:9pt;mso-wrap-distance-top:0;mso-wrap-distance-right:9pt;mso-wrap-distance-bottom:0;mso-position-horizontal:absolute;mso-position-horizontal-relative:text;mso-position-vertical:absolute;mso-position-vertical-relative:text" o:gfxdata="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" strokecolor="black [3040]">
                 <v:stroke endarrow="block"/>
@@ -8349,7 +10059,7 @@
                     <pic:cNvPicPr/>
                   </pic:nvPicPr>
                   <pic:blipFill>
-                    <a:blip r:embed="rId14"/>
+                    <a:blip r:embed="rId15"/>
                     <a:stretch>
                       <a:fillRect/>
                     </a:stretch>
@@ -8391,7 +10101,15 @@
         <w:t xml:space="preserve">: </w:t>
       </w:r>
       <w:r>
-        <w:t>convertidor Boost Síncrono.</w:t>
+        <w:t xml:space="preserve">convertidor </w:t>
+      </w:r>
+      <w:proofErr w:type="spellStart"/>
+      <w:r>
+        <w:t>Boost</w:t>
+      </w:r>
+      <w:proofErr w:type="spellEnd"/>
+      <w:r>
+        <w:t xml:space="preserve"> Síncrono.</w:t>
       </w:r>
       <w:r>
         <w:rPr>
@@ -8462,9 +10180,9 @@
               </wp:anchor>
             </w:drawing>
           </mc:Choice>
-          <mc:Fallback>
+          <mc:Fallback xmlns:w16du="http://schemas.microsoft.com/office/word/2023/wordml/word16du" xmlns:w16sdtfl="http://schemas.microsoft.com/office/word/2024/wordml/sdtformatlock">
             <w:pict>
-              <v:shape w14:anchorId="2D10F6C0" id="Cuadro de texto 12" o:spid="_x0000_s1051" type="#_x0000_t202" style="position:absolute;margin-left:153.3pt;margin-top:84.75pt;width:1in;height:21.9pt;z-index:251662336;visibility:visible;mso-wrap-style:none;mso-height-percent:0;mso-wrap-distance-left:9pt;mso-wrap-distance-top:0;mso-wrap-distance-right:9pt;mso-wrap-distance-bottom:0;mso-position-horizontal:absolute;mso-position-horizontal-relative:text;mso-position-vertical:absolute;mso-position-vertical-relative:text;mso-height-percent:0;mso-height-relative:margin;v-text-anchor:top" o:gfxdata="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" filled="f" stroked="f" strokeweight=".5pt">
+              <v:shape w14:anchorId="2D10F6C0" id="Cuadro de texto 12" o:spid="_x0000_s1051" type="#_x0000_t202" style="position:absolute;margin-left:153.3pt;margin-top:84.75pt;width:1in;height:21.9pt;z-index:251662336;visibility:visible;mso-wrap-style:none;mso-height-percent:0;mso-wrap-distance-left:9pt;mso-wrap-distance-top:0;mso-wrap-distance-right:9pt;mso-wrap-distance-bottom:0;mso-position-horizontal:absolute;mso-position-horizontal-relative:text;mso-position-vertical:absolute;mso-position-vertical-relative:text;mso-height-percent:0;mso-height-relative:margin;v-text-anchor:top" o:gfxdata="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" filled="f" stroked="f" strokeweight=".5pt">
                 <v:textbox>
                   <w:txbxContent>
                     <w:p>
@@ -8552,7 +10270,25 @@
           <w:sz w:val="24"/>
           <w:szCs w:val="24"/>
         </w:rPr>
-        <w:t xml:space="preserve"> El convertidor Boost es un sistema de estructura variable, ya que dicha estructura </w:t>
+        <w:t xml:space="preserve"> El convertidor </w:t>
+      </w:r>
+      <w:proofErr w:type="spellStart"/>
+      <w:r>
+        <w:rPr>
+          <w:rFonts w:cstheme="minorHAnsi"/>
+          <w:sz w:val="24"/>
+          <w:szCs w:val="24"/>
+        </w:rPr>
+        <w:t>Boost</w:t>
+      </w:r>
+      <w:proofErr w:type="spellEnd"/>
+      <w:r>
+        <w:rPr>
+          <w:rFonts w:cstheme="minorHAnsi"/>
+          <w:sz w:val="24"/>
+          <w:szCs w:val="24"/>
+        </w:rPr>
+        <w:t xml:space="preserve"> es un sistema de estructura variable, ya que dicha estructura </w:t>
       </w:r>
       <w:r>
         <w:rPr>
@@ -8600,7 +10336,25 @@
           <w:sz w:val="24"/>
           <w:szCs w:val="24"/>
         </w:rPr>
-        <w:t xml:space="preserve"> sobre las topologías circuitales derivadas de la acción de los interruptores. </w:t>
+        <w:t xml:space="preserve"> sobre las topologías </w:t>
+      </w:r>
+      <w:proofErr w:type="spellStart"/>
+      <w:r>
+        <w:rPr>
+          <w:rFonts w:cstheme="minorHAnsi"/>
+          <w:sz w:val="24"/>
+          <w:szCs w:val="24"/>
+        </w:rPr>
+        <w:t>circuitales</w:t>
+      </w:r>
+      <w:proofErr w:type="spellEnd"/>
+      <w:r>
+        <w:rPr>
+          <w:rFonts w:cstheme="minorHAnsi"/>
+          <w:sz w:val="24"/>
+          <w:szCs w:val="24"/>
+        </w:rPr>
+        <w:t xml:space="preserve"> derivadas de la acción de los interruptores. </w:t>
       </w:r>
     </w:p>
     <w:p>
@@ -8692,7 +10446,25 @@
           <w:sz w:val="24"/>
           <w:szCs w:val="24"/>
         </w:rPr>
-        <w:t>representa la topología del convertidor Boost cuando el interruptor Q</w:t>
+        <w:t xml:space="preserve">representa la topología del convertidor </w:t>
+      </w:r>
+      <w:proofErr w:type="spellStart"/>
+      <w:r>
+        <w:rPr>
+          <w:rFonts w:cstheme="minorHAnsi"/>
+          <w:sz w:val="24"/>
+          <w:szCs w:val="24"/>
+        </w:rPr>
+        <w:t>Boost</w:t>
+      </w:r>
+      <w:proofErr w:type="spellEnd"/>
+      <w:r>
+        <w:rPr>
+          <w:rFonts w:cstheme="minorHAnsi"/>
+          <w:sz w:val="24"/>
+          <w:szCs w:val="24"/>
+        </w:rPr>
+        <w:t xml:space="preserve"> cuando el interruptor Q</w:t>
       </w:r>
       <w:r>
         <w:rPr>
@@ -8998,16 +10770,25 @@
           <w:sz w:val="24"/>
           <w:szCs w:val="24"/>
         </w:rPr>
-        <w:t xml:space="preserve">se obtiene aplicando KVL en la </w:t>
-      </w:r>
-      <w:r>
-        <w:rPr>
-          <w:rFonts w:cstheme="minorHAnsi"/>
-          <w:sz w:val="24"/>
-          <w:szCs w:val="24"/>
-        </w:rPr>
-        <w:lastRenderedPageBreak/>
-        <w:t>malla formada por la fuente y el inductor, y KCL en el nodo común entre el c</w:t>
+        <w:t xml:space="preserve">se </w:t>
+      </w:r>
+      <w:proofErr w:type="gramStart"/>
+      <w:r>
+        <w:rPr>
+          <w:rFonts w:cstheme="minorHAnsi"/>
+          <w:sz w:val="24"/>
+          <w:szCs w:val="24"/>
+        </w:rPr>
+        <w:t>obtiene</w:t>
+      </w:r>
+      <w:proofErr w:type="gramEnd"/>
+      <w:r>
+        <w:rPr>
+          <w:rFonts w:cstheme="minorHAnsi"/>
+          <w:sz w:val="24"/>
+          <w:szCs w:val="24"/>
+        </w:rPr>
+        <w:t xml:space="preserve"> aplicando KVL en la malla formada por la fuente y el inductor, y KCL en el nodo común entre el c</w:t>
       </w:r>
       <w:r>
         <w:rPr>
@@ -10349,9 +12130,9 @@
               </wp:anchor>
             </w:drawing>
           </mc:Choice>
-          <mc:Fallback>
+          <mc:Fallback xmlns:w16du="http://schemas.microsoft.com/office/word/2023/wordml/word16du" xmlns:w16sdtfl="http://schemas.microsoft.com/office/word/2024/wordml/sdtformatlock">
             <w:pict>
-              <v:shape w14:anchorId="401EDEA3" id="Cuadro de texto 39" o:spid="_x0000_s1052" type="#_x0000_t202" style="position:absolute;margin-left:414.45pt;margin-top:56.65pt;width:1in;height:20pt;z-index:251751424;visibility:visible;mso-wrap-style:none;mso-height-percent:0;mso-wrap-distance-left:9pt;mso-wrap-distance-top:0;mso-wrap-distance-right:9pt;mso-wrap-distance-bottom:0;mso-position-horizontal:absolute;mso-position-horizontal-relative:text;mso-position-vertical:absolute;mso-position-vertical-relative:text;mso-height-percent:0;mso-height-relative:margin;v-text-anchor:top" o:gfxdata="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" filled="f" stroked="f">
+              <v:shape w14:anchorId="401EDEA3" id="Cuadro de texto 39" o:spid="_x0000_s1052" type="#_x0000_t202" style="position:absolute;margin-left:414.45pt;margin-top:56.65pt;width:1in;height:20pt;z-index:251751424;visibility:visible;mso-wrap-style:none;mso-height-percent:0;mso-wrap-distance-left:9pt;mso-wrap-distance-top:0;mso-wrap-distance-right:9pt;mso-wrap-distance-bottom:0;mso-position-horizontal:absolute;mso-position-horizontal-relative:text;mso-position-vertical:absolute;mso-position-vertical-relative:text;mso-height-percent:0;mso-height-relative:margin;v-text-anchor:top" o:gfxdata="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" filled="f" stroked="f">
                 <v:textbox>
                   <w:txbxContent>
                     <w:p>
@@ -10485,9 +12266,9 @@
               </wp:anchor>
             </w:drawing>
           </mc:Choice>
-          <mc:Fallback>
+          <mc:Fallback xmlns:w16du="http://schemas.microsoft.com/office/word/2023/wordml/word16du" xmlns:w16sdtfl="http://schemas.microsoft.com/office/word/2024/wordml/sdtformatlock">
             <w:pict>
-              <v:shape w14:anchorId="27E20B79" id="Cuadro de texto 4" o:spid="_x0000_s1053" type="#_x0000_t202" style="position:absolute;margin-left:412.95pt;margin-top:66.65pt;width:1in;height:23pt;z-index:251734016;visibility:visible;mso-wrap-style:none;mso-height-percent:0;mso-wrap-distance-left:9pt;mso-wrap-distance-top:0;mso-wrap-distance-right:9pt;mso-wrap-distance-bottom:0;mso-position-horizontal:absolute;mso-position-horizontal-relative:text;mso-position-vertical:absolute;mso-position-vertical-relative:text;mso-height-percent:0;mso-height-relative:margin;v-text-anchor:top" o:gfxdata="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" filled="f" stroked="f">
+              <v:shape w14:anchorId="27E20B79" id="Cuadro de texto 4" o:spid="_x0000_s1053" type="#_x0000_t202" style="position:absolute;margin-left:412.95pt;margin-top:66.65pt;width:1in;height:23pt;z-index:251734016;visibility:visible;mso-wrap-style:none;mso-height-percent:0;mso-wrap-distance-left:9pt;mso-wrap-distance-top:0;mso-wrap-distance-right:9pt;mso-wrap-distance-bottom:0;mso-position-horizontal:absolute;mso-position-horizontal-relative:text;mso-position-vertical:absolute;mso-position-vertical-relative:text;mso-height-percent:0;mso-height-relative:margin;v-text-anchor:top" o:gfxdata="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" filled="f" stroked="f">
                 <v:textbox>
                   <w:txbxContent>
                     <w:p>
@@ -10624,9 +12405,9 @@
               </wp:anchor>
             </w:drawing>
           </mc:Choice>
-          <mc:Fallback>
+          <mc:Fallback xmlns:w16du="http://schemas.microsoft.com/office/word/2023/wordml/word16du" xmlns:w16sdtfl="http://schemas.microsoft.com/office/word/2024/wordml/sdtformatlock">
             <w:pict>
-              <v:shape w14:anchorId="374D4E96" id="Cuadro de texto 38" o:spid="_x0000_s1054" type="#_x0000_t202" style="position:absolute;margin-left:413.95pt;margin-top:77.65pt;width:16pt;height:22pt;z-index:251749376;visibility:visible;mso-wrap-style:square;mso-width-percent:0;mso-height-percent:0;mso-wrap-distance-left:9pt;mso-wrap-distance-top:0;mso-wrap-distance-right:9pt;mso-wrap-distance-bottom:0;mso-position-horizontal:absolute;mso-position-horizontal-relative:text;mso-position-vertical:absolute;mso-position-vertical-relative:text;mso-width-percent:0;mso-height-percent:0;mso-width-relative:margin;mso-height-relative:margin;v-text-anchor:top" o:gfxdata="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" filled="f" stroked="f">
+              <v:shape w14:anchorId="374D4E96" id="Cuadro de texto 38" o:spid="_x0000_s1054" type="#_x0000_t202" style="position:absolute;margin-left:413.95pt;margin-top:77.65pt;width:16pt;height:22pt;z-index:251749376;visibility:visible;mso-wrap-style:square;mso-width-percent:0;mso-height-percent:0;mso-wrap-distance-left:9pt;mso-wrap-distance-top:0;mso-wrap-distance-right:9pt;mso-wrap-distance-bottom:0;mso-position-horizontal:absolute;mso-position-horizontal-relative:text;mso-position-vertical:absolute;mso-position-vertical-relative:text;mso-width-percent:0;mso-height-percent:0;mso-width-relative:margin;mso-height-relative:margin;v-text-anchor:top" o:gfxdata="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" filled="f" stroked="f">
                 <v:textbox>
                   <w:txbxContent>
                     <w:p>
@@ -10715,7 +12496,7 @@
               </wp:anchor>
             </w:drawing>
           </mc:Choice>
-          <mc:Fallback>
+          <mc:Fallback xmlns:w16du="http://schemas.microsoft.com/office/word/2023/wordml/word16du" xmlns:w16sdtfl="http://schemas.microsoft.com/office/word/2024/wordml/sdtformatlock">
             <w:pict>
               <v:shapetype w14:anchorId="2038F1E4" id="_x0000_t32" coordsize="21600,21600" o:spt="32" o:oned="t" path="m,l21600,21600e" filled="f">
                 <v:path arrowok="t" fillok="f" o:connecttype="none"/>
@@ -10793,6 +12574,7 @@
                                 <w:lang w:val="es-MX"/>
                               </w:rPr>
                             </w:pPr>
+                            <w:proofErr w:type="spellStart"/>
                             <w:r>
                               <w:rPr>
                                 <w:b/>
@@ -10814,6 +12596,7 @@
                               </w:rPr>
                               <w:t>o</w:t>
                             </w:r>
+                            <w:proofErr w:type="spellEnd"/>
                           </w:p>
                         </w:txbxContent>
                       </wps:txbx>
@@ -10832,9 +12615,9 @@
               </wp:anchor>
             </w:drawing>
           </mc:Choice>
-          <mc:Fallback>
+          <mc:Fallback xmlns:w16du="http://schemas.microsoft.com/office/word/2023/wordml/word16du" xmlns:w16sdtfl="http://schemas.microsoft.com/office/word/2024/wordml/sdtformatlock">
             <w:pict>
-              <v:shape w14:anchorId="2457AB0B" id="Cuadro de texto 33" o:spid="_x0000_s1055" type="#_x0000_t202" style="position:absolute;margin-left:411.45pt;margin-top:28.65pt;width:1in;height:23pt;z-index:251743232;visibility:visible;mso-wrap-style:none;mso-height-percent:0;mso-wrap-distance-left:9pt;mso-wrap-distance-top:0;mso-wrap-distance-right:9pt;mso-wrap-distance-bottom:0;mso-position-horizontal:absolute;mso-position-horizontal-relative:text;mso-position-vertical:absolute;mso-position-vertical-relative:text;mso-height-percent:0;mso-height-relative:margin;v-text-anchor:top" o:gfxdata="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" filled="f" stroked="f">
+              <v:shape w14:anchorId="2457AB0B" id="Cuadro de texto 33" o:spid="_x0000_s1055" type="#_x0000_t202" style="position:absolute;margin-left:411.45pt;margin-top:28.65pt;width:1in;height:23pt;z-index:251743232;visibility:visible;mso-wrap-style:none;mso-height-percent:0;mso-wrap-distance-left:9pt;mso-wrap-distance-top:0;mso-wrap-distance-right:9pt;mso-wrap-distance-bottom:0;mso-position-horizontal:absolute;mso-position-horizontal-relative:text;mso-position-vertical:absolute;mso-position-vertical-relative:text;mso-height-percent:0;mso-height-relative:margin;v-text-anchor:top" o:gfxdata="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" filled="f" stroked="f">
                 <v:textbox>
                   <w:txbxContent>
                     <w:p>
@@ -10972,9 +12755,9 @@
               </wp:anchor>
             </w:drawing>
           </mc:Choice>
-          <mc:Fallback>
+          <mc:Fallback xmlns:w16du="http://schemas.microsoft.com/office/word/2023/wordml/word16du" xmlns:w16sdtfl="http://schemas.microsoft.com/office/word/2024/wordml/sdtformatlock">
             <w:pict>
-              <v:shape w14:anchorId="2B5D7466" id="Cuadro de texto 37" o:spid="_x0000_s1056" type="#_x0000_t202" style="position:absolute;margin-left:331.45pt;margin-top:77.65pt;width:19.5pt;height:20.5pt;z-index:251747328;visibility:visible;mso-wrap-style:square;mso-width-percent:0;mso-height-percent:0;mso-wrap-distance-left:9pt;mso-wrap-distance-top:0;mso-wrap-distance-right:9pt;mso-wrap-distance-bottom:0;mso-position-horizontal:absolute;mso-position-horizontal-relative:text;mso-position-vertical:absolute;mso-position-vertical-relative:text;mso-width-percent:0;mso-height-percent:0;mso-width-relative:margin;mso-height-relative:margin;v-text-anchor:top" o:gfxdata="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" filled="f" stroked="f">
+              <v:shape w14:anchorId="2B5D7466" id="Cuadro de texto 37" o:spid="_x0000_s1056" type="#_x0000_t202" style="position:absolute;margin-left:331.45pt;margin-top:77.65pt;width:19.5pt;height:20.5pt;z-index:251747328;visibility:visible;mso-wrap-style:square;mso-width-percent:0;mso-height-percent:0;mso-wrap-distance-left:9pt;mso-wrap-distance-top:0;mso-wrap-distance-right:9pt;mso-wrap-distance-bottom:0;mso-position-horizontal:absolute;mso-position-horizontal-relative:text;mso-position-vertical:absolute;mso-position-vertical-relative:text;mso-width-percent:0;mso-height-percent:0;mso-width-relative:margin;mso-height-relative:margin;v-text-anchor:top" o:gfxdata="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" filled="f" stroked="f">
                 <v:textbox>
                   <w:txbxContent>
                     <w:p>
@@ -11097,9 +12880,9 @@
               </wp:anchor>
             </w:drawing>
           </mc:Choice>
-          <mc:Fallback>
+          <mc:Fallback xmlns:w16du="http://schemas.microsoft.com/office/word/2023/wordml/word16du" xmlns:w16sdtfl="http://schemas.microsoft.com/office/word/2024/wordml/sdtformatlock">
             <w:pict>
-              <v:shape w14:anchorId="58035C9F" id="Cuadro de texto 36" o:spid="_x0000_s1057" type="#_x0000_t202" style="position:absolute;margin-left:331.25pt;margin-top:56.65pt;width:1in;height:21.5pt;z-index:251745280;visibility:visible;mso-wrap-style:none;mso-height-percent:0;mso-wrap-distance-left:9pt;mso-wrap-distance-top:0;mso-wrap-distance-right:9pt;mso-wrap-distance-bottom:0;mso-position-horizontal:absolute;mso-position-horizontal-relative:text;mso-position-vertical:absolute;mso-position-vertical-relative:text;mso-height-percent:0;mso-height-relative:margin;v-text-anchor:top" o:gfxdata="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" filled="f" stroked="f">
+              <v:shape w14:anchorId="58035C9F" id="Cuadro de texto 36" o:spid="_x0000_s1057" type="#_x0000_t202" style="position:absolute;margin-left:331.25pt;margin-top:56.65pt;width:1in;height:21.5pt;z-index:251745280;visibility:visible;mso-wrap-style:none;mso-height-percent:0;mso-wrap-distance-left:9pt;mso-wrap-distance-top:0;mso-wrap-distance-right:9pt;mso-wrap-distance-bottom:0;mso-position-horizontal:absolute;mso-position-horizontal-relative:text;mso-position-vertical:absolute;mso-position-vertical-relative:text;mso-height-percent:0;mso-height-relative:margin;v-text-anchor:top" o:gfxdata="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" filled="f" stroked="f">
                 <v:textbox>
                   <w:txbxContent>
                     <w:p>
@@ -11236,9 +13019,9 @@
               </wp:anchor>
             </w:drawing>
           </mc:Choice>
-          <mc:Fallback>
+          <mc:Fallback xmlns:w16du="http://schemas.microsoft.com/office/word/2023/wordml/word16du" xmlns:w16sdtfl="http://schemas.microsoft.com/office/word/2024/wordml/sdtformatlock">
             <w:pict>
-              <v:shape w14:anchorId="04324B2A" id="Cuadro de texto 3" o:spid="_x0000_s1058" type="#_x0000_t202" style="position:absolute;margin-left:328.95pt;margin-top:66.65pt;width:26.5pt;height:25pt;z-index:251731968;visibility:visible;mso-wrap-style:square;mso-width-percent:0;mso-height-percent:0;mso-wrap-distance-left:9pt;mso-wrap-distance-top:0;mso-wrap-distance-right:9pt;mso-wrap-distance-bottom:0;mso-position-horizontal:absolute;mso-position-horizontal-relative:text;mso-position-vertical:absolute;mso-position-vertical-relative:text;mso-width-percent:0;mso-height-percent:0;mso-width-relative:margin;mso-height-relative:margin;v-text-anchor:top" o:gfxdata="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" filled="f" stroked="f">
+              <v:shape w14:anchorId="04324B2A" id="Cuadro de texto 3" o:spid="_x0000_s1058" type="#_x0000_t202" style="position:absolute;margin-left:328.95pt;margin-top:66.65pt;width:26.5pt;height:25pt;z-index:251731968;visibility:visible;mso-wrap-style:square;mso-width-percent:0;mso-height-percent:0;mso-wrap-distance-left:9pt;mso-wrap-distance-top:0;mso-wrap-distance-right:9pt;mso-wrap-distance-bottom:0;mso-position-horizontal:absolute;mso-position-horizontal-relative:text;mso-position-vertical:absolute;mso-position-vertical-relative:text;mso-width-percent:0;mso-height-percent:0;mso-width-relative:margin;mso-height-relative:margin;v-text-anchor:top" o:gfxdata="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" filled="f" stroked="f">
                 <v:textbox>
                   <w:txbxContent>
                     <w:p>
@@ -11338,7 +13121,7 @@
               </wp:anchor>
             </w:drawing>
           </mc:Choice>
-          <mc:Fallback>
+          <mc:Fallback xmlns:w16du="http://schemas.microsoft.com/office/word/2023/wordml/word16du" xmlns:w16sdtfl="http://schemas.microsoft.com/office/word/2024/wordml/sdtformatlock">
             <w:pict>
               <v:shape w14:anchorId="2CCD202C" id="Conector recto de flecha 8" o:spid="_x0000_s1026" type="#_x0000_t32" style="position:absolute;margin-left:331.45pt;margin-top:38.15pt;width:0;height:27pt;z-index:251736064;visibility:visible;mso-wrap-style:square;mso-wrap-distance-left:9pt;mso-wrap-distance-top:0;mso-wrap-distance-right:9pt;mso-wrap-distance-bottom:0;mso-position-horizontal:absolute;mso-position-horizontal-relative:text;mso-position-vertical:absolute;mso-position-vertical-relative:text" o:gfxdata="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" strokecolor="black [3040]">
                 <v:stroke endarrow="block"/>
@@ -11412,6 +13195,7 @@
                                 <w:lang w:val="es-MX"/>
                               </w:rPr>
                             </w:pPr>
+                            <w:proofErr w:type="spellStart"/>
                             <w:r>
                               <w:rPr>
                                 <w:b/>
@@ -11433,6 +13217,7 @@
                               </w:rPr>
                               <w:t>c</w:t>
                             </w:r>
+                            <w:proofErr w:type="spellEnd"/>
                           </w:p>
                         </w:txbxContent>
                       </wps:txbx>
@@ -11451,9 +13236,9 @@
               </wp:anchor>
             </w:drawing>
           </mc:Choice>
-          <mc:Fallback>
+          <mc:Fallback xmlns:w16du="http://schemas.microsoft.com/office/word/2023/wordml/word16du" xmlns:w16sdtfl="http://schemas.microsoft.com/office/word/2024/wordml/sdtformatlock">
             <w:pict>
-              <v:shape w14:anchorId="28084034" id="Cuadro de texto 31" o:spid="_x0000_s1059" type="#_x0000_t202" style="position:absolute;margin-left:331.95pt;margin-top:37.15pt;width:1in;height:23pt;z-index:251741184;visibility:visible;mso-wrap-style:none;mso-height-percent:0;mso-wrap-distance-left:9pt;mso-wrap-distance-top:0;mso-wrap-distance-right:9pt;mso-wrap-distance-bottom:0;mso-position-horizontal:absolute;mso-position-horizontal-relative:text;mso-position-vertical:absolute;mso-position-vertical-relative:text;mso-height-percent:0;mso-height-relative:margin;v-text-anchor:top" o:gfxdata="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" filled="f" stroked="f">
+              <v:shape w14:anchorId="28084034" id="Cuadro de texto 31" o:spid="_x0000_s1059" type="#_x0000_t202" style="position:absolute;margin-left:331.95pt;margin-top:37.15pt;width:1in;height:23pt;z-index:251741184;visibility:visible;mso-wrap-style:none;mso-height-percent:0;mso-wrap-distance-left:9pt;mso-wrap-distance-top:0;mso-wrap-distance-right:9pt;mso-wrap-distance-bottom:0;mso-position-horizontal:absolute;mso-position-horizontal-relative:text;mso-position-vertical:absolute;mso-position-vertical-relative:text;mso-height-percent:0;mso-height-relative:margin;v-text-anchor:top" o:gfxdata="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" filled="f" stroked="f">
                 <v:textbox>
                   <w:txbxContent>
                     <w:p>
@@ -11561,6 +13346,7 @@
                                 <w:lang w:val="es-MX"/>
                               </w:rPr>
                             </w:pPr>
+                            <w:proofErr w:type="spellStart"/>
                             <w:r>
                               <w:rPr>
                                 <w:b/>
@@ -11582,6 +13368,7 @@
                               </w:rPr>
                               <w:t>L</w:t>
                             </w:r>
+                            <w:proofErr w:type="spellEnd"/>
                           </w:p>
                         </w:txbxContent>
                       </wps:txbx>
@@ -11600,9 +13387,9 @@
               </wp:anchor>
             </w:drawing>
           </mc:Choice>
-          <mc:Fallback>
+          <mc:Fallback xmlns:w16du="http://schemas.microsoft.com/office/word/2023/wordml/word16du" xmlns:w16sdtfl="http://schemas.microsoft.com/office/word/2024/wordml/sdtformatlock">
             <w:pict>
-              <v:shape w14:anchorId="015A35F0" id="Cuadro de texto 29" o:spid="_x0000_s1060" type="#_x0000_t202" style="position:absolute;margin-left:131.95pt;margin-top:7.65pt;width:1in;height:23pt;z-index:251739136;visibility:visible;mso-wrap-style:none;mso-height-percent:0;mso-wrap-distance-left:9pt;mso-wrap-distance-top:0;mso-wrap-distance-right:9pt;mso-wrap-distance-bottom:0;mso-position-horizontal:absolute;mso-position-horizontal-relative:text;mso-position-vertical:absolute;mso-position-vertical-relative:text;mso-height-percent:0;mso-height-relative:margin;v-text-anchor:top" o:gfxdata="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" filled="f" stroked="f">
+              <v:shape w14:anchorId="015A35F0" id="Cuadro de texto 29" o:spid="_x0000_s1060" type="#_x0000_t202" style="position:absolute;margin-left:131.95pt;margin-top:7.65pt;width:1in;height:23pt;z-index:251739136;visibility:visible;mso-wrap-style:none;mso-height-percent:0;mso-wrap-distance-left:9pt;mso-wrap-distance-top:0;mso-wrap-distance-right:9pt;mso-wrap-distance-bottom:0;mso-position-horizontal:absolute;mso-position-horizontal-relative:text;mso-position-vertical:absolute;mso-position-vertical-relative:text;mso-height-percent:0;mso-height-relative:margin;v-text-anchor:top" o:gfxdata="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" filled="f" stroked="f">
                 <v:textbox>
                   <w:txbxContent>
                     <w:p>
@@ -11703,7 +13490,7 @@
               </wp:anchor>
             </w:drawing>
           </mc:Choice>
-          <mc:Fallback>
+          <mc:Fallback xmlns:w16du="http://schemas.microsoft.com/office/word/2023/wordml/word16du" xmlns:w16sdtfl="http://schemas.microsoft.com/office/word/2024/wordml/sdtformatlock">
             <w:pict>
               <v:shape w14:anchorId="7F06645B" id="Conector recto de flecha 7" o:spid="_x0000_s1026" type="#_x0000_t32" style="position:absolute;margin-left:125.95pt;margin-top:26.15pt;width:35.5pt;height:.5pt;z-index:251735040;visibility:visible;mso-wrap-style:square;mso-wrap-distance-left:9pt;mso-wrap-distance-top:0;mso-wrap-distance-right:9pt;mso-wrap-distance-bottom:0;mso-position-horizontal:absolute;mso-position-horizontal-relative:text;mso-position-vertical:absolute;mso-position-vertical-relative:text" o:gfxdata="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" strokecolor="black [3040]">
                 <v:stroke endarrow="block"/>
@@ -11830,9 +13617,9 @@
               </wp:anchor>
             </w:drawing>
           </mc:Choice>
-          <mc:Fallback>
+          <mc:Fallback xmlns:w16du="http://schemas.microsoft.com/office/word/2023/wordml/word16du" xmlns:w16sdtfl="http://schemas.microsoft.com/office/word/2024/wordml/sdtformatlock">
             <w:pict>
-              <v:shape w14:anchorId="47C1E5F1" id="Cuadro de texto 2" o:spid="_x0000_s1061" type="#_x0000_t202" style="position:absolute;margin-left:86.3pt;margin-top:10.65pt;width:1in;height:23pt;z-index:251729920;visibility:visible;mso-wrap-style:none;mso-height-percent:0;mso-wrap-distance-left:9pt;mso-wrap-distance-top:0;mso-wrap-distance-right:9pt;mso-wrap-distance-bottom:0;mso-position-horizontal:absolute;mso-position-horizontal-relative:text;mso-position-vertical:absolute;mso-position-vertical-relative:text;mso-height-percent:0;mso-height-relative:margin;v-text-anchor:top" o:gfxdata="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" filled="f" stroked="f">
+              <v:shape w14:anchorId="47C1E5F1" id="Cuadro de texto 2" o:spid="_x0000_s1061" type="#_x0000_t202" style="position:absolute;margin-left:86.3pt;margin-top:10.65pt;width:1in;height:23pt;z-index:251729920;visibility:visible;mso-wrap-style:none;mso-height-percent:0;mso-wrap-distance-left:9pt;mso-wrap-distance-top:0;mso-wrap-distance-right:9pt;mso-wrap-distance-bottom:0;mso-position-horizontal:absolute;mso-position-horizontal-relative:text;mso-position-vertical:absolute;mso-position-vertical-relative:text;mso-height-percent:0;mso-height-relative:margin;v-text-anchor:top" o:gfxdata="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" filled="f" stroked="f">
                 <v:textbox>
                   <w:txbxContent>
                     <w:p>
@@ -11920,7 +13707,7 @@
                     <pic:cNvPicPr/>
                   </pic:nvPicPr>
                   <pic:blipFill>
-                    <a:blip r:embed="rId15"/>
+                    <a:blip r:embed="rId16"/>
                     <a:stretch>
                       <a:fillRect/>
                     </a:stretch>
@@ -11960,7 +13747,23 @@
         <w:t xml:space="preserve">: </w:t>
       </w:r>
       <w:r>
-        <w:t>convertidor Boost con señal de control  u=1.</w:t>
+        <w:t xml:space="preserve">convertidor </w:t>
+      </w:r>
+      <w:proofErr w:type="spellStart"/>
+      <w:r>
+        <w:t>Boost</w:t>
+      </w:r>
+      <w:proofErr w:type="spellEnd"/>
+      <w:r>
+        <w:t xml:space="preserve"> con señal de </w:t>
+      </w:r>
+      <w:proofErr w:type="gramStart"/>
+      <w:r>
+        <w:t>control  u</w:t>
+      </w:r>
+      <w:proofErr w:type="gramEnd"/>
+      <w:r>
+        <w:t>=1.</w:t>
       </w:r>
     </w:p>
     <w:p>
@@ -12380,9 +14183,9 @@
               </wp:anchor>
             </w:drawing>
           </mc:Choice>
-          <mc:Fallback>
+          <mc:Fallback xmlns:w16du="http://schemas.microsoft.com/office/word/2023/wordml/word16du" xmlns:w16sdtfl="http://schemas.microsoft.com/office/word/2024/wordml/sdtformatlock">
             <w:pict>
-              <v:shape w14:anchorId="2E918799" id="Cuadro de texto 103800714" o:spid="_x0000_s1062" type="#_x0000_t202" style="position:absolute;margin-left:329.75pt;margin-top:99pt;width:1in;height:30pt;rotation:180;flip:y;z-index:251768832;visibility:visible;mso-wrap-style:none;mso-height-percent:0;mso-wrap-distance-left:9pt;mso-wrap-distance-top:0;mso-wrap-distance-right:9pt;mso-wrap-distance-bottom:0;mso-position-horizontal:absolute;mso-position-horizontal-relative:text;mso-position-vertical:absolute;mso-position-vertical-relative:text;mso-height-percent:0;mso-height-relative:margin;v-text-anchor:top" o:gfxdata="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" filled="f" stroked="f">
+              <v:shape w14:anchorId="2E918799" id="Cuadro de texto 103800714" o:spid="_x0000_s1062" type="#_x0000_t202" style="position:absolute;margin-left:329.75pt;margin-top:99pt;width:1in;height:30pt;rotation:180;flip:y;z-index:251768832;visibility:visible;mso-wrap-style:none;mso-height-percent:0;mso-wrap-distance-left:9pt;mso-wrap-distance-top:0;mso-wrap-distance-right:9pt;mso-wrap-distance-bottom:0;mso-position-horizontal:absolute;mso-position-horizontal-relative:text;mso-position-vertical:absolute;mso-position-vertical-relative:text;mso-height-percent:0;mso-height-relative:margin;v-text-anchor:top" o:gfxdata="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" filled="f" stroked="f">
                 <v:textbox>
                   <w:txbxContent>
                     <w:p>
@@ -12509,9 +14312,9 @@
               </wp:anchor>
             </w:drawing>
           </mc:Choice>
-          <mc:Fallback>
+          <mc:Fallback xmlns:w16du="http://schemas.microsoft.com/office/word/2023/wordml/word16du" xmlns:w16sdtfl="http://schemas.microsoft.com/office/word/2024/wordml/sdtformatlock">
             <w:pict>
-              <v:shape w14:anchorId="3D44393F" id="Cuadro de texto 103800715" o:spid="_x0000_s1063" type="#_x0000_t202" style="position:absolute;margin-left:327.45pt;margin-top:78pt;width:1in;height:23pt;rotation:180;flip:y;z-index:251770880;visibility:visible;mso-wrap-style:none;mso-width-percent:0;mso-height-percent:0;mso-wrap-distance-left:9pt;mso-wrap-distance-top:0;mso-wrap-distance-right:9pt;mso-wrap-distance-bottom:0;mso-position-horizontal:absolute;mso-position-horizontal-relative:text;mso-position-vertical:absolute;mso-position-vertical-relative:text;mso-width-percent:0;mso-height-percent:0;mso-width-relative:margin;mso-height-relative:margin;v-text-anchor:top" o:gfxdata="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" filled="f" stroked="f">
+              <v:shape w14:anchorId="3D44393F" id="Cuadro de texto 103800715" o:spid="_x0000_s1063" type="#_x0000_t202" style="position:absolute;margin-left:327.45pt;margin-top:78pt;width:1in;height:23pt;rotation:180;flip:y;z-index:251770880;visibility:visible;mso-wrap-style:none;mso-width-percent:0;mso-height-percent:0;mso-wrap-distance-left:9pt;mso-wrap-distance-top:0;mso-wrap-distance-right:9pt;mso-wrap-distance-bottom:0;mso-position-horizontal:absolute;mso-position-horizontal-relative:text;mso-position-vertical:absolute;mso-position-vertical-relative:text;mso-width-percent:0;mso-height-percent:0;mso-width-relative:margin;mso-height-relative:margin;v-text-anchor:top" o:gfxdata="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" filled="f" stroked="f">
                 <v:textbox>
                   <w:txbxContent>
                     <w:p>
@@ -12607,6 +14410,7 @@
                                 <w:lang w:val="es-MX"/>
                               </w:rPr>
                             </w:pPr>
+                            <w:proofErr w:type="spellStart"/>
                             <w:r>
                               <w:rPr>
                                 <w:b/>
@@ -12628,6 +14432,7 @@
                               </w:rPr>
                               <w:t>o</w:t>
                             </w:r>
+                            <w:proofErr w:type="spellEnd"/>
                           </w:p>
                         </w:txbxContent>
                       </wps:txbx>
@@ -12646,9 +14451,9 @@
               </wp:anchor>
             </w:drawing>
           </mc:Choice>
-          <mc:Fallback>
+          <mc:Fallback xmlns:w16du="http://schemas.microsoft.com/office/word/2023/wordml/word16du" xmlns:w16sdtfl="http://schemas.microsoft.com/office/word/2024/wordml/sdtformatlock">
             <w:pict>
-              <v:shape w14:anchorId="04848B3C" id="Cuadro de texto 103800705" o:spid="_x0000_s1064" type="#_x0000_t202" style="position:absolute;margin-left:410.9pt;margin-top:54.5pt;width:1in;height:22pt;z-index:251762688;visibility:visible;mso-wrap-style:none;mso-height-percent:0;mso-wrap-distance-left:9pt;mso-wrap-distance-top:0;mso-wrap-distance-right:9pt;mso-wrap-distance-bottom:0;mso-position-horizontal:absolute;mso-position-horizontal-relative:text;mso-position-vertical:absolute;mso-position-vertical-relative:text;mso-height-percent:0;mso-height-relative:margin;v-text-anchor:top" o:gfxdata="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" filled="f" stroked="f">
+              <v:shape w14:anchorId="04848B3C" id="Cuadro de texto 103800705" o:spid="_x0000_s1064" type="#_x0000_t202" style="position:absolute;margin-left:410.9pt;margin-top:54.5pt;width:1in;height:22pt;z-index:251762688;visibility:visible;mso-wrap-style:none;mso-height-percent:0;mso-wrap-distance-left:9pt;mso-wrap-distance-top:0;mso-wrap-distance-right:9pt;mso-wrap-distance-bottom:0;mso-position-horizontal:absolute;mso-position-horizontal-relative:text;mso-position-vertical:absolute;mso-position-vertical-relative:text;mso-height-percent:0;mso-height-relative:margin;v-text-anchor:top" o:gfxdata="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" filled="f" stroked="f">
                 <v:textbox>
                   <w:txbxContent>
                     <w:p>
@@ -12748,7 +14553,7 @@
               </wp:anchor>
             </w:drawing>
           </mc:Choice>
-          <mc:Fallback>
+          <mc:Fallback xmlns:w16du="http://schemas.microsoft.com/office/word/2023/wordml/word16du" xmlns:w16sdtfl="http://schemas.microsoft.com/office/word/2024/wordml/sdtformatlock">
             <w:pict>
               <v:shape w14:anchorId="4120C186" id="Conector recto de flecha 103800719" o:spid="_x0000_s1026" type="#_x0000_t32" style="position:absolute;margin-left:414.95pt;margin-top:54.5pt;width:0;height:26.5pt;z-index:251773952;visibility:visible;mso-wrap-style:square;mso-wrap-distance-left:9pt;mso-wrap-distance-top:0;mso-wrap-distance-right:9pt;mso-wrap-distance-bottom:0;mso-position-horizontal:absolute;mso-position-horizontal-relative:text;mso-position-vertical:absolute;mso-position-vertical-relative:text" o:gfxdata="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" strokecolor="black [3040]">
                 <v:stroke endarrow="block"/>
@@ -12849,9 +14654,9 @@
               </wp:anchor>
             </w:drawing>
           </mc:Choice>
-          <mc:Fallback>
+          <mc:Fallback xmlns:w16du="http://schemas.microsoft.com/office/word/2023/wordml/word16du" xmlns:w16sdtfl="http://schemas.microsoft.com/office/word/2024/wordml/sdtformatlock">
             <w:pict>
-              <v:shape w14:anchorId="25F0E04A" id="Cuadro de texto 103800712" o:spid="_x0000_s1065" type="#_x0000_t202" style="position:absolute;margin-left:406.95pt;margin-top:99pt;width:1in;height:30pt;rotation:180;flip:y;z-index:251764736;visibility:visible;mso-wrap-style:none;mso-height-percent:0;mso-wrap-distance-left:9pt;mso-wrap-distance-top:0;mso-wrap-distance-right:9pt;mso-wrap-distance-bottom:0;mso-position-horizontal:absolute;mso-position-horizontal-relative:text;mso-position-vertical:absolute;mso-position-vertical-relative:text;mso-height-percent:0;mso-height-relative:margin;v-text-anchor:top" o:gfxdata="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" filled="f" stroked="f">
+              <v:shape w14:anchorId="25F0E04A" id="Cuadro de texto 103800712" o:spid="_x0000_s1065" type="#_x0000_t202" style="position:absolute;margin-left:406.95pt;margin-top:99pt;width:1in;height:30pt;rotation:180;flip:y;z-index:251764736;visibility:visible;mso-wrap-style:none;mso-height-percent:0;mso-wrap-distance-left:9pt;mso-wrap-distance-top:0;mso-wrap-distance-right:9pt;mso-wrap-distance-bottom:0;mso-position-horizontal:absolute;mso-position-horizontal-relative:text;mso-position-vertical:absolute;mso-position-vertical-relative:text;mso-height-percent:0;mso-height-relative:margin;v-text-anchor:top" o:gfxdata="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" filled="f" stroked="f">
                 <v:textbox>
                   <w:txbxContent>
                     <w:p>
@@ -12975,9 +14780,9 @@
               </wp:anchor>
             </w:drawing>
           </mc:Choice>
-          <mc:Fallback>
+          <mc:Fallback xmlns:w16du="http://schemas.microsoft.com/office/word/2023/wordml/word16du" xmlns:w16sdtfl="http://schemas.microsoft.com/office/word/2024/wordml/sdtformatlock">
             <w:pict>
-              <v:shape w14:anchorId="1E6A959E" id="Cuadro de texto 103800713" o:spid="_x0000_s1066" type="#_x0000_t202" style="position:absolute;margin-left:-33.75pt;margin-top:79.5pt;width:1in;height:22.5pt;rotation:180;flip:y;z-index:251766784;visibility:visible;mso-wrap-style:none;mso-height-percent:0;mso-wrap-distance-left:9pt;mso-wrap-distance-top:0;mso-wrap-distance-right:9pt;mso-wrap-distance-bottom:0;mso-position-horizontal:absolute;mso-position-horizontal-relative:right-margin-area;mso-position-vertical:absolute;mso-position-vertical-relative:text;mso-height-percent:0;mso-height-relative:margin;v-text-anchor:top" o:gfxdata="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" filled="f" stroked="f">
+              <v:shape w14:anchorId="1E6A959E" id="Cuadro de texto 103800713" o:spid="_x0000_s1066" type="#_x0000_t202" style="position:absolute;margin-left:-33.75pt;margin-top:79.5pt;width:1in;height:22.5pt;rotation:180;flip:y;z-index:251766784;visibility:visible;mso-wrap-style:none;mso-height-percent:0;mso-wrap-distance-left:9pt;mso-wrap-distance-top:0;mso-wrap-distance-right:9pt;mso-wrap-distance-bottom:0;mso-position-horizontal:absolute;mso-position-horizontal-relative:right-margin-area;mso-position-vertical:absolute;mso-position-vertical-relative:text;mso-height-percent:0;mso-height-relative:margin;v-text-anchor:top" o:gfxdata="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" filled="f" stroked="f">
                 <v:textbox>
                   <w:txbxContent>
                     <w:p>
@@ -13113,9 +14918,9 @@
               </wp:anchor>
             </w:drawing>
           </mc:Choice>
-          <mc:Fallback>
+          <mc:Fallback xmlns:w16du="http://schemas.microsoft.com/office/word/2023/wordml/word16du" xmlns:w16sdtfl="http://schemas.microsoft.com/office/word/2024/wordml/sdtformatlock">
             <w:pict>
-              <v:shape w14:anchorId="4399F754" id="Cuadro de texto 53" o:spid="_x0000_s1067" type="#_x0000_t202" style="position:absolute;margin-left:407.95pt;margin-top:90.5pt;width:1in;height:22pt;z-index:251756544;visibility:visible;mso-wrap-style:none;mso-height-percent:0;mso-wrap-distance-left:9pt;mso-wrap-distance-top:0;mso-wrap-distance-right:9pt;mso-wrap-distance-bottom:0;mso-position-horizontal:absolute;mso-position-horizontal-relative:text;mso-position-vertical:absolute;mso-position-vertical-relative:text;mso-height-percent:0;mso-height-relative:margin;v-text-anchor:top" o:gfxdata="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" filled="f" stroked="f">
+              <v:shape w14:anchorId="4399F754" id="Cuadro de texto 53" o:spid="_x0000_s1067" type="#_x0000_t202" style="position:absolute;margin-left:407.95pt;margin-top:90.5pt;width:1in;height:22pt;z-index:251756544;visibility:visible;mso-wrap-style:none;mso-height-percent:0;mso-wrap-distance-left:9pt;mso-wrap-distance-top:0;mso-wrap-distance-right:9pt;mso-wrap-distance-bottom:0;mso-position-horizontal:absolute;mso-position-horizontal-relative:text;mso-position-vertical:absolute;mso-position-vertical-relative:text;mso-height-percent:0;mso-height-relative:margin;v-text-anchor:top" o:gfxdata="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" filled="f" stroked="f">
                 <v:textbox>
                   <w:txbxContent>
                     <w:p>
@@ -13222,6 +15027,7 @@
                                 <w:lang w:val="es-MX"/>
                               </w:rPr>
                             </w:pPr>
+                            <w:proofErr w:type="spellStart"/>
                             <w:r>
                               <w:rPr>
                                 <w:b/>
@@ -13243,6 +15049,7 @@
                               </w:rPr>
                               <w:t>c</w:t>
                             </w:r>
+                            <w:proofErr w:type="spellEnd"/>
                           </w:p>
                         </w:txbxContent>
                       </wps:txbx>
@@ -13261,9 +15068,9 @@
               </wp:anchor>
             </w:drawing>
           </mc:Choice>
-          <mc:Fallback>
+          <mc:Fallback xmlns:w16du="http://schemas.microsoft.com/office/word/2023/wordml/word16du" xmlns:w16sdtfl="http://schemas.microsoft.com/office/word/2024/wordml/sdtformatlock">
             <w:pict>
-              <v:shape w14:anchorId="1633E932" id="Cuadro de texto 48" o:spid="_x0000_s1068" type="#_x0000_t202" style="position:absolute;margin-left:326.95pt;margin-top:87.5pt;width:1in;height:22pt;z-index:251754496;visibility:visible;mso-wrap-style:none;mso-height-percent:0;mso-wrap-distance-left:9pt;mso-wrap-distance-top:0;mso-wrap-distance-right:9pt;mso-wrap-distance-bottom:0;mso-position-horizontal:absolute;mso-position-horizontal-relative:text;mso-position-vertical:absolute;mso-position-vertical-relative:text;mso-height-percent:0;mso-height-relative:margin;v-text-anchor:top" o:gfxdata="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" filled="f" stroked="f">
+              <v:shape w14:anchorId="1633E932" id="Cuadro de texto 48" o:spid="_x0000_s1068" type="#_x0000_t202" style="position:absolute;margin-left:326.95pt;margin-top:87.5pt;width:1in;height:22pt;z-index:251754496;visibility:visible;mso-wrap-style:none;mso-height-percent:0;mso-wrap-distance-left:9pt;mso-wrap-distance-top:0;mso-wrap-distance-right:9pt;mso-wrap-distance-bottom:0;mso-position-horizontal:absolute;mso-position-horizontal-relative:text;mso-position-vertical:absolute;mso-position-vertical-relative:text;mso-height-percent:0;mso-height-relative:margin;v-text-anchor:top" o:gfxdata="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" filled="f" stroked="f">
                 <v:textbox>
                   <w:txbxContent>
                     <w:p>
@@ -13370,6 +15177,7 @@
                                 <w:lang w:val="es-MX"/>
                               </w:rPr>
                             </w:pPr>
+                            <w:proofErr w:type="spellStart"/>
                             <w:r>
                               <w:rPr>
                                 <w:b/>
@@ -13391,6 +15199,7 @@
                               </w:rPr>
                               <w:t>c</w:t>
                             </w:r>
+                            <w:proofErr w:type="spellEnd"/>
                           </w:p>
                         </w:txbxContent>
                       </wps:txbx>
@@ -13412,9 +15221,9 @@
               </wp:anchor>
             </w:drawing>
           </mc:Choice>
-          <mc:Fallback>
+          <mc:Fallback xmlns:w16du="http://schemas.microsoft.com/office/word/2023/wordml/word16du" xmlns:w16sdtfl="http://schemas.microsoft.com/office/word/2024/wordml/sdtformatlock">
             <w:pict>
-              <v:shape w14:anchorId="6645F62A" id="Cuadro de texto 63" o:spid="_x0000_s1069" type="#_x0000_t202" style="position:absolute;margin-left:326.4pt;margin-top:57.5pt;width:24.35pt;height:19.5pt;z-index:251760640;visibility:visible;mso-wrap-style:square;mso-width-percent:0;mso-height-percent:0;mso-wrap-distance-left:9pt;mso-wrap-distance-top:0;mso-wrap-distance-right:9pt;mso-wrap-distance-bottom:0;mso-position-horizontal:absolute;mso-position-horizontal-relative:text;mso-position-vertical:absolute;mso-position-vertical-relative:text;mso-width-percent:0;mso-height-percent:0;mso-width-relative:margin;mso-height-relative:margin;v-text-anchor:top" o:gfxdata="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" filled="f" stroked="f">
+              <v:shape w14:anchorId="6645F62A" id="Cuadro de texto 63" o:spid="_x0000_s1069" type="#_x0000_t202" style="position:absolute;margin-left:326.4pt;margin-top:57.5pt;width:24.35pt;height:19.5pt;z-index:251760640;visibility:visible;mso-wrap-style:square;mso-width-percent:0;mso-height-percent:0;mso-wrap-distance-left:9pt;mso-wrap-distance-top:0;mso-wrap-distance-right:9pt;mso-wrap-distance-bottom:0;mso-position-horizontal:absolute;mso-position-horizontal-relative:text;mso-position-vertical:absolute;mso-position-vertical-relative:text;mso-width-percent:0;mso-height-percent:0;mso-width-relative:margin;mso-height-relative:margin;v-text-anchor:top" o:gfxdata="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" filled="f" stroked="f">
                 <v:textbox>
                   <w:txbxContent>
                     <w:p>
@@ -13514,7 +15323,7 @@
               </wp:anchor>
             </w:drawing>
           </mc:Choice>
-          <mc:Fallback>
+          <mc:Fallback xmlns:w16du="http://schemas.microsoft.com/office/word/2023/wordml/word16du" xmlns:w16sdtfl="http://schemas.microsoft.com/office/word/2024/wordml/sdtformatlock">
             <w:pict>
               <v:shape w14:anchorId="667B52E3" id="Conector recto de flecha 103800721" o:spid="_x0000_s1026" type="#_x0000_t32" style="position:absolute;margin-left:328.95pt;margin-top:55.5pt;width:0;height:28pt;z-index:251774976;visibility:visible;mso-wrap-style:square;mso-wrap-distance-left:9pt;mso-wrap-distance-top:0;mso-wrap-distance-right:9pt;mso-wrap-distance-bottom:0;mso-position-horizontal:absolute;mso-position-horizontal-relative:text;mso-position-vertical:absolute;mso-position-vertical-relative:text" o:gfxdata="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" strokecolor="black [3040]">
                 <v:stroke endarrow="block"/>
@@ -13587,6 +15396,7 @@
                                 <w:lang w:val="es-MX"/>
                               </w:rPr>
                             </w:pPr>
+                            <w:proofErr w:type="spellStart"/>
                             <w:r>
                               <w:rPr>
                                 <w:b/>
@@ -13608,6 +15418,7 @@
                               </w:rPr>
                               <w:t>L</w:t>
                             </w:r>
+                            <w:proofErr w:type="spellEnd"/>
                           </w:p>
                         </w:txbxContent>
                       </wps:txbx>
@@ -13626,9 +15437,9 @@
               </wp:anchor>
             </w:drawing>
           </mc:Choice>
-          <mc:Fallback>
+          <mc:Fallback xmlns:w16du="http://schemas.microsoft.com/office/word/2023/wordml/word16du" xmlns:w16sdtfl="http://schemas.microsoft.com/office/word/2024/wordml/sdtformatlock">
             <w:pict>
-              <v:shape w14:anchorId="1785964E" id="Cuadro de texto 56" o:spid="_x0000_s1070" type="#_x0000_t202" style="position:absolute;margin-left:127.45pt;margin-top:27pt;width:1in;height:22pt;z-index:251758592;visibility:visible;mso-wrap-style:none;mso-height-percent:0;mso-wrap-distance-left:9pt;mso-wrap-distance-top:0;mso-wrap-distance-right:9pt;mso-wrap-distance-bottom:0;mso-position-horizontal:absolute;mso-position-horizontal-relative:text;mso-position-vertical:absolute;mso-position-vertical-relative:text;mso-height-percent:0;mso-height-relative:margin;v-text-anchor:top" o:gfxdata="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" filled="f" stroked="f">
+              <v:shape w14:anchorId="1785964E" id="Cuadro de texto 56" o:spid="_x0000_s1070" type="#_x0000_t202" style="position:absolute;margin-left:127.45pt;margin-top:27pt;width:1in;height:22pt;z-index:251758592;visibility:visible;mso-wrap-style:none;mso-height-percent:0;mso-wrap-distance-left:9pt;mso-wrap-distance-top:0;mso-wrap-distance-right:9pt;mso-wrap-distance-bottom:0;mso-position-horizontal:absolute;mso-position-horizontal-relative:text;mso-position-vertical:absolute;mso-position-vertical-relative:text;mso-height-percent:0;mso-height-relative:margin;v-text-anchor:top" o:gfxdata="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" filled="f" stroked="f">
                 <v:textbox>
                   <w:txbxContent>
                     <w:p>
@@ -13728,7 +15539,7 @@
               </wp:anchor>
             </w:drawing>
           </mc:Choice>
-          <mc:Fallback>
+          <mc:Fallback xmlns:w16du="http://schemas.microsoft.com/office/word/2023/wordml/word16du" xmlns:w16sdtfl="http://schemas.microsoft.com/office/word/2024/wordml/sdtformatlock">
             <w:pict>
               <v:shape w14:anchorId="03529ADF" id="Conector recto de flecha 103800716" o:spid="_x0000_s1026" type="#_x0000_t32" style="position:absolute;margin-left:124.95pt;margin-top:47pt;width:34.5pt;height:0;z-index:251771904;visibility:visible;mso-wrap-style:square;mso-wrap-distance-left:9pt;mso-wrap-distance-top:0;mso-wrap-distance-right:9pt;mso-wrap-distance-bottom:0;mso-position-horizontal:absolute;mso-position-horizontal-relative:text;mso-position-vertical:absolute;mso-position-vertical-relative:text" o:gfxdata="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" strokecolor="black [3040]">
                 <v:stroke endarrow="block"/>
@@ -13840,9 +15651,9 @@
               </wp:anchor>
             </w:drawing>
           </mc:Choice>
-          <mc:Fallback>
+          <mc:Fallback xmlns:w16du="http://schemas.microsoft.com/office/word/2023/wordml/word16du" xmlns:w16sdtfl="http://schemas.microsoft.com/office/word/2024/wordml/sdtformatlock">
             <w:pict>
-              <v:shape w14:anchorId="34BDB7C5" id="Cuadro de texto 47" o:spid="_x0000_s1071" type="#_x0000_t202" style="position:absolute;margin-left:87.45pt;margin-top:29.5pt;width:1in;height:22pt;z-index:251752448;visibility:visible;mso-wrap-style:none;mso-height-percent:0;mso-wrap-distance-left:9pt;mso-wrap-distance-top:0;mso-wrap-distance-right:9pt;mso-wrap-distance-bottom:0;mso-position-horizontal:absolute;mso-position-horizontal-relative:text;mso-position-vertical:absolute;mso-position-vertical-relative:text;mso-height-percent:0;mso-height-relative:margin;v-text-anchor:top" o:gfxdata="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" filled="f" stroked="f">
+              <v:shape w14:anchorId="34BDB7C5" id="Cuadro de texto 47" o:spid="_x0000_s1071" type="#_x0000_t202" style="position:absolute;margin-left:87.45pt;margin-top:29.5pt;width:1in;height:22pt;z-index:251752448;visibility:visible;mso-wrap-style:none;mso-height-percent:0;mso-wrap-distance-left:9pt;mso-wrap-distance-top:0;mso-wrap-distance-right:9pt;mso-wrap-distance-bottom:0;mso-position-horizontal:absolute;mso-position-horizontal-relative:text;mso-position-vertical:absolute;mso-position-vertical-relative:text;mso-height-percent:0;mso-height-relative:margin;v-text-anchor:top" o:gfxdata="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" filled="f" stroked="f">
                 <v:textbox>
                   <w:txbxContent>
                     <w:p>
@@ -13911,7 +15722,7 @@
                     <pic:cNvPicPr/>
                   </pic:nvPicPr>
                   <pic:blipFill>
-                    <a:blip r:embed="rId16"/>
+                    <a:blip r:embed="rId17"/>
                     <a:stretch>
                       <a:fillRect/>
                     </a:stretch>
@@ -13951,7 +15762,15 @@
         <w:t>:</w:t>
       </w:r>
       <w:r>
-        <w:t>convertidor Boost con señal de control u=0.</w:t>
+        <w:t xml:space="preserve">convertidor </w:t>
+      </w:r>
+      <w:proofErr w:type="spellStart"/>
+      <w:r>
+        <w:t>Boost</w:t>
+      </w:r>
+      <w:proofErr w:type="spellEnd"/>
+      <w:r>
+        <w:t xml:space="preserve"> con señal de control u=0.</w:t>
       </w:r>
     </w:p>
     <w:p>
@@ -14360,7 +16179,25 @@
           <w:sz w:val="24"/>
           <w:szCs w:val="24"/>
         </w:rPr>
-        <w:t>Realizando las sustituciones consideradas para la estructura anterior del convertidor Boost, las ecuaciones dinámicas que rigen esta nueva estructura están dadas en las ecuaciones (7-8).</w:t>
+        <w:t xml:space="preserve">Realizando las sustituciones consideradas para la estructura anterior del convertidor </w:t>
+      </w:r>
+      <w:proofErr w:type="spellStart"/>
+      <w:r>
+        <w:rPr>
+          <w:rFonts w:eastAsia="Times New Roman" w:cstheme="minorHAnsi"/>
+          <w:sz w:val="24"/>
+          <w:szCs w:val="24"/>
+        </w:rPr>
+        <w:t>Boost</w:t>
+      </w:r>
+      <w:proofErr w:type="spellEnd"/>
+      <w:r>
+        <w:rPr>
+          <w:rFonts w:eastAsia="Times New Roman" w:cstheme="minorHAnsi"/>
+          <w:sz w:val="24"/>
+          <w:szCs w:val="24"/>
+        </w:rPr>
+        <w:t>, las ecuaciones dinámicas que rigen esta nueva estructura están dadas en las ecuaciones (7-8).</w:t>
       </w:r>
     </w:p>
     <w:p>
@@ -14885,7 +16722,25 @@
           <w:sz w:val="24"/>
           <w:szCs w:val="24"/>
         </w:rPr>
-        <w:t>En conjunto, las ecuaciones (3, 4, 7 y 8) representan el comportamiento dinámico del convertidor Boost en las dos configuraciones topológicas determinadas por los interruptores de conmutación Q</w:t>
+        <w:t xml:space="preserve">En conjunto, las ecuaciones (3, 4, 7 y 8) representan el comportamiento dinámico del convertidor </w:t>
+      </w:r>
+      <w:proofErr w:type="spellStart"/>
+      <w:r>
+        <w:rPr>
+          <w:rFonts w:eastAsia="Times New Roman" w:cstheme="minorHAnsi"/>
+          <w:sz w:val="24"/>
+          <w:szCs w:val="24"/>
+        </w:rPr>
+        <w:t>Boost</w:t>
+      </w:r>
+      <w:proofErr w:type="spellEnd"/>
+      <w:r>
+        <w:rPr>
+          <w:rFonts w:eastAsia="Times New Roman" w:cstheme="minorHAnsi"/>
+          <w:sz w:val="24"/>
+          <w:szCs w:val="24"/>
+        </w:rPr>
+        <w:t xml:space="preserve"> en las dos configuraciones topológicas determinadas por los interruptores de conmutación Q</w:t>
       </w:r>
       <w:r>
         <w:rPr>
@@ -14947,8 +16802,20 @@
           <w:sz w:val="24"/>
           <w:szCs w:val="24"/>
         </w:rPr>
-        <w:t>Modelo conmutado del convertidor Boost</w:t>
-      </w:r>
+        <w:t xml:space="preserve">Modelo conmutado del convertidor </w:t>
+      </w:r>
+      <w:proofErr w:type="spellStart"/>
+      <w:r>
+        <w:rPr>
+          <w:rFonts w:eastAsia="Times New Roman" w:cstheme="minorHAnsi"/>
+          <w:b/>
+          <w:bCs/>
+          <w:sz w:val="24"/>
+          <w:szCs w:val="24"/>
+        </w:rPr>
+        <w:t>Boost</w:t>
+      </w:r>
+      <w:proofErr w:type="spellEnd"/>
     </w:p>
     <w:p>
       <w:pPr>
@@ -14982,14 +16849,32 @@
           <w:sz w:val="24"/>
           <w:szCs w:val="24"/>
         </w:rPr>
-        <w:t xml:space="preserve"> del convertidor boost describe el comportamiento dinámico del sistema al considerar explícitamente los dos estados de operación del interruptor: Posición 1 (</w:t>
-      </w:r>
+        <w:t xml:space="preserve"> del convertidor </w:t>
+      </w:r>
+      <w:proofErr w:type="spellStart"/>
       <w:r>
         <w:rPr>
           <w:rFonts w:eastAsia="Times New Roman" w:cstheme="minorHAnsi"/>
           <w:sz w:val="24"/>
           <w:szCs w:val="24"/>
         </w:rPr>
+        <w:t>boost</w:t>
+      </w:r>
+      <w:proofErr w:type="spellEnd"/>
+      <w:r>
+        <w:rPr>
+          <w:rFonts w:eastAsia="Times New Roman" w:cstheme="minorHAnsi"/>
+          <w:sz w:val="24"/>
+          <w:szCs w:val="24"/>
+        </w:rPr>
+        <w:t xml:space="preserve"> describe el comportamiento dinámico del sistema al considerar explícitamente los dos estados de operación del interruptor: Posición 1 (</w:t>
+      </w:r>
+      <w:r>
+        <w:rPr>
+          <w:rFonts w:eastAsia="Times New Roman" w:cstheme="minorHAnsi"/>
+          <w:sz w:val="24"/>
+          <w:szCs w:val="24"/>
+        </w:rPr>
         <w:t>Q</w:t>
       </w:r>
       <w:r>
@@ -15146,7 +17031,25 @@
           <w:sz w:val="24"/>
           <w:szCs w:val="24"/>
         </w:rPr>
-        <w:t>). Cada estado corresponde a una configuración circuital distinta, lo que da lugar a un conjunto específico de ecuaciones diferenciales que gobiernan la dinámica de las variables de estado representadas por la corriente del inductor y el voltaje del capacitor</w:t>
+        <w:t xml:space="preserve">). Cada estado corresponde a una configuración </w:t>
+      </w:r>
+      <w:proofErr w:type="spellStart"/>
+      <w:r>
+        <w:rPr>
+          <w:rFonts w:eastAsia="Times New Roman" w:cstheme="minorHAnsi"/>
+          <w:sz w:val="24"/>
+          <w:szCs w:val="24"/>
+        </w:rPr>
+        <w:t>circuital</w:t>
+      </w:r>
+      <w:proofErr w:type="spellEnd"/>
+      <w:r>
+        <w:rPr>
+          <w:rFonts w:eastAsia="Times New Roman" w:cstheme="minorHAnsi"/>
+          <w:sz w:val="24"/>
+          <w:szCs w:val="24"/>
+        </w:rPr>
+        <w:t xml:space="preserve"> distinta, lo que da lugar a un conjunto específico de ecuaciones diferenciales que gobiernan la dinámica de las variables de estado representadas por la corriente del inductor y el voltaje del capacitor</w:t>
       </w:r>
       <w:r>
         <w:rPr>
@@ -15258,7 +17161,25 @@
           <w:sz w:val="24"/>
           <w:szCs w:val="24"/>
         </w:rPr>
-        <w:t xml:space="preserve">, el cual aparece en la estructura circuital cuando </w:t>
+        <w:t xml:space="preserve">, el cual aparece en la estructura </w:t>
+      </w:r>
+      <w:proofErr w:type="spellStart"/>
+      <w:r>
+        <w:rPr>
+          <w:rFonts w:eastAsia="Times New Roman" w:cstheme="minorHAnsi"/>
+          <w:sz w:val="24"/>
+          <w:szCs w:val="24"/>
+        </w:rPr>
+        <w:t>circuital</w:t>
+      </w:r>
+      <w:proofErr w:type="spellEnd"/>
+      <w:r>
+        <w:rPr>
+          <w:rFonts w:eastAsia="Times New Roman" w:cstheme="minorHAnsi"/>
+          <w:sz w:val="24"/>
+          <w:szCs w:val="24"/>
+        </w:rPr>
+        <w:t xml:space="preserve"> cuando </w:t>
       </w:r>
       <m:oMath>
         <m:r>
@@ -15982,7 +17903,25 @@
           <w:sz w:val="24"/>
           <w:szCs w:val="24"/>
         </w:rPr>
-        <w:t>en conjunto forman el denominado modelo conmutado del convertidor Boost.</w:t>
+        <w:t xml:space="preserve">en conjunto forman el denominado modelo conmutado del convertidor </w:t>
+      </w:r>
+      <w:proofErr w:type="spellStart"/>
+      <w:r>
+        <w:rPr>
+          <w:rFonts w:eastAsia="Times New Roman" w:cstheme="minorHAnsi"/>
+          <w:sz w:val="24"/>
+          <w:szCs w:val="24"/>
+        </w:rPr>
+        <w:t>Boost</w:t>
+      </w:r>
+      <w:proofErr w:type="spellEnd"/>
+      <w:r>
+        <w:rPr>
+          <w:rFonts w:eastAsia="Times New Roman" w:cstheme="minorHAnsi"/>
+          <w:sz w:val="24"/>
+          <w:szCs w:val="24"/>
+        </w:rPr>
+        <w:t>.</w:t>
       </w:r>
     </w:p>
     <w:p>
@@ -16010,8 +17949,20 @@
           <w:sz w:val="24"/>
           <w:szCs w:val="24"/>
         </w:rPr>
-        <w:t>Modelo Promediado del Convertidor Boost</w:t>
-      </w:r>
+        <w:t xml:space="preserve">Modelo Promediado del Convertidor </w:t>
+      </w:r>
+      <w:proofErr w:type="spellStart"/>
+      <w:r>
+        <w:rPr>
+          <w:rFonts w:eastAsia="Times New Roman" w:cstheme="minorHAnsi"/>
+          <w:b/>
+          <w:bCs/>
+          <w:sz w:val="24"/>
+          <w:szCs w:val="24"/>
+        </w:rPr>
+        <w:t>Boost</w:t>
+      </w:r>
+      <w:proofErr w:type="spellEnd"/>
     </w:p>
     <w:p>
       <w:pPr>
@@ -16134,7 +18085,7 @@
                     <pic:cNvPicPr/>
                   </pic:nvPicPr>
                   <pic:blipFill>
-                    <a:blip r:embed="rId17" cstate="print">
+                    <a:blip r:embed="rId18" cstate="print">
                       <a:extLst>
                         <a:ext uri="{28A0092B-C50C-407E-A947-70E740481C1C}">
                           <a14:useLocalDpi xmlns:a14="http://schemas.microsoft.com/office/drawing/2010/main" val="0"/>
@@ -17363,8 +19314,20 @@
           <w:sz w:val="24"/>
           <w:szCs w:val="24"/>
         </w:rPr>
-        <w:t xml:space="preserve"> del Convertidor Boost</w:t>
-      </w:r>
+        <w:t xml:space="preserve"> del Convertidor </w:t>
+      </w:r>
+      <w:proofErr w:type="spellStart"/>
+      <w:r>
+        <w:rPr>
+          <w:rFonts w:eastAsia="Times New Roman" w:cstheme="minorHAnsi"/>
+          <w:b/>
+          <w:bCs/>
+          <w:sz w:val="24"/>
+          <w:szCs w:val="24"/>
+        </w:rPr>
+        <w:t>Boost</w:t>
+      </w:r>
+      <w:proofErr w:type="spellEnd"/>
     </w:p>
     <w:p>
       <w:pPr>
@@ -18377,9 +20340,9 @@
               </wp:anchor>
             </w:drawing>
           </mc:Choice>
-          <mc:Fallback>
+          <mc:Fallback xmlns:w16du="http://schemas.microsoft.com/office/word/2023/wordml/word16du" xmlns:w16sdtfl="http://schemas.microsoft.com/office/word/2024/wordml/sdtformatlock">
             <w:pict>
-              <v:shape w14:anchorId="15F29ABE" id="Cuadro de texto 103800750" o:spid="_x0000_s1072" type="#_x0000_t202" style="position:absolute;margin-left:341.6pt;margin-top:74.15pt;width:18.5pt;height:22pt;z-index:251803648;visibility:visible;mso-wrap-style:square;mso-width-percent:0;mso-height-percent:0;mso-wrap-distance-left:9pt;mso-wrap-distance-top:0;mso-wrap-distance-right:9pt;mso-wrap-distance-bottom:0;mso-position-horizontal:absolute;mso-position-horizontal-relative:text;mso-position-vertical:absolute;mso-position-vertical-relative:text;mso-width-percent:0;mso-height-percent:0;mso-width-relative:margin;mso-height-relative:margin;v-text-anchor:top" o:gfxdata="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" filled="f" stroked="f">
+              <v:shape w14:anchorId="15F29ABE" id="Cuadro de texto 103800750" o:spid="_x0000_s1072" type="#_x0000_t202" style="position:absolute;margin-left:341.6pt;margin-top:74.15pt;width:18.5pt;height:22pt;z-index:251803648;visibility:visible;mso-wrap-style:square;mso-width-percent:0;mso-height-percent:0;mso-wrap-distance-left:9pt;mso-wrap-distance-top:0;mso-wrap-distance-right:9pt;mso-wrap-distance-bottom:0;mso-position-horizontal:absolute;mso-position-horizontal-relative:text;mso-position-vertical:absolute;mso-position-vertical-relative:text;mso-width-percent:0;mso-height-percent:0;mso-width-relative:margin;mso-height-relative:margin;v-text-anchor:top" o:gfxdata="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" filled="f" stroked="f">
                 <v:textbox>
                   <w:txbxContent>
                     <w:p>
@@ -18512,7 +20475,7 @@
                                           </pic:cNvPicPr>
                                         </pic:nvPicPr>
                                         <pic:blipFill>
-                                          <a:blip r:embed="rId18">
+                                          <a:blip r:embed="rId19">
                                             <a:extLst>
                                               <a:ext uri="{28A0092B-C50C-407E-A947-70E740481C1C}">
                                                 <a14:useLocalDpi xmlns:a14="http://schemas.microsoft.com/office/drawing/2010/main" val="0"/>
@@ -18564,9 +20527,9 @@
               </wp:anchor>
             </w:drawing>
           </mc:Choice>
-          <mc:Fallback>
+          <mc:Fallback xmlns:w16du="http://schemas.microsoft.com/office/word/2023/wordml/word16du" xmlns:w16sdtfl="http://schemas.microsoft.com/office/word/2024/wordml/sdtformatlock">
             <w:pict>
-              <v:shape w14:anchorId="32DFA075" id="Cuadro de texto 103800744" o:spid="_x0000_s1073" type="#_x0000_t202" style="position:absolute;margin-left:232.45pt;margin-top:77.15pt;width:16.5pt;height:22.5pt;z-index:251797504;visibility:visible;mso-wrap-style:square;mso-width-percent:0;mso-height-percent:0;mso-wrap-distance-left:9pt;mso-wrap-distance-top:0;mso-wrap-distance-right:9pt;mso-wrap-distance-bottom:0;mso-position-horizontal:absolute;mso-position-horizontal-relative:text;mso-position-vertical:absolute;mso-position-vertical-relative:text;mso-width-percent:0;mso-height-percent:0;mso-width-relative:margin;mso-height-relative:margin;v-text-anchor:top" o:gfxdata="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" filled="f" stroked="f">
+              <v:shape w14:anchorId="32DFA075" id="Cuadro de texto 103800744" o:spid="_x0000_s1073" type="#_x0000_t202" style="position:absolute;margin-left:232.45pt;margin-top:77.15pt;width:16.5pt;height:22.5pt;z-index:251797504;visibility:visible;mso-wrap-style:square;mso-width-percent:0;mso-height-percent:0;mso-wrap-distance-left:9pt;mso-wrap-distance-top:0;mso-wrap-distance-right:9pt;mso-wrap-distance-bottom:0;mso-position-horizontal:absolute;mso-position-horizontal-relative:text;mso-position-vertical:absolute;mso-position-vertical-relative:text;mso-width-percent:0;mso-height-percent:0;mso-width-relative:margin;mso-height-relative:margin;v-text-anchor:top" o:gfxdata="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" filled="f" stroked="f">
                 <v:textbox>
                   <w:txbxContent>
                     <w:p>
@@ -18617,7 +20580,7 @@
                                     </pic:cNvPicPr>
                                   </pic:nvPicPr>
                                   <pic:blipFill>
-                                    <a:blip r:embed="rId18">
+                                    <a:blip r:embed="rId20">
                                       <a:extLst>
                                         <a:ext uri="{28A0092B-C50C-407E-A947-70E740481C1C}">
                                           <a14:useLocalDpi xmlns:a14="http://schemas.microsoft.com/office/drawing/2010/main" val="0"/>
@@ -18768,7 +20731,7 @@
                                           </pic:cNvPicPr>
                                         </pic:nvPicPr>
                                         <pic:blipFill>
-                                          <a:blip r:embed="rId18">
+                                          <a:blip r:embed="rId20">
                                             <a:extLst>
                                               <a:ext uri="{28A0092B-C50C-407E-A947-70E740481C1C}">
                                                 <a14:useLocalDpi xmlns:a14="http://schemas.microsoft.com/office/drawing/2010/main" val="0"/>
@@ -18820,9 +20783,9 @@
               </wp:anchor>
             </w:drawing>
           </mc:Choice>
-          <mc:Fallback>
+          <mc:Fallback xmlns:w16du="http://schemas.microsoft.com/office/word/2023/wordml/word16du" xmlns:w16sdtfl="http://schemas.microsoft.com/office/word/2024/wordml/sdtformatlock">
             <w:pict>
-              <v:shape w14:anchorId="4A573C83" id="Cuadro de texto 103800748" o:spid="_x0000_s1074" type="#_x0000_t202" style="position:absolute;margin-left:228.45pt;margin-top:68.65pt;width:31.5pt;height:29.5pt;z-index:251801600;visibility:visible;mso-wrap-style:square;mso-width-percent:0;mso-height-percent:0;mso-wrap-distance-left:9pt;mso-wrap-distance-top:0;mso-wrap-distance-right:9pt;mso-wrap-distance-bottom:0;mso-position-horizontal:absolute;mso-position-horizontal-relative:text;mso-position-vertical:absolute;mso-position-vertical-relative:text;mso-width-percent:0;mso-height-percent:0;mso-width-relative:margin;mso-height-relative:margin;v-text-anchor:top" o:gfxdata="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" filled="f" stroked="f">
+              <v:shape w14:anchorId="4A573C83" id="Cuadro de texto 103800748" o:spid="_x0000_s1074" type="#_x0000_t202" style="position:absolute;margin-left:228.45pt;margin-top:68.65pt;width:31.5pt;height:29.5pt;z-index:251801600;visibility:visible;mso-wrap-style:square;mso-width-percent:0;mso-height-percent:0;mso-wrap-distance-left:9pt;mso-wrap-distance-top:0;mso-wrap-distance-right:9pt;mso-wrap-distance-bottom:0;mso-position-horizontal:absolute;mso-position-horizontal-relative:text;mso-position-vertical:absolute;mso-position-vertical-relative:text;mso-width-percent:0;mso-height-percent:0;mso-width-relative:margin;mso-height-relative:margin;v-text-anchor:top" o:gfxdata="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" filled="f" stroked="f">
                 <v:textbox>
                   <w:txbxContent>
                     <w:p>
@@ -18884,7 +20847,7 @@
                                     </pic:cNvPicPr>
                                   </pic:nvPicPr>
                                   <pic:blipFill>
-                                    <a:blip r:embed="rId18">
+                                    <a:blip r:embed="rId20">
                                       <a:extLst>
                                         <a:ext uri="{28A0092B-C50C-407E-A947-70E740481C1C}">
                                           <a14:useLocalDpi xmlns:a14="http://schemas.microsoft.com/office/drawing/2010/main" val="0"/>
@@ -19024,7 +20987,7 @@
                                           </pic:cNvPicPr>
                                         </pic:nvPicPr>
                                         <pic:blipFill>
-                                          <a:blip r:embed="rId18">
+                                          <a:blip r:embed="rId20">
                                             <a:extLst>
                                               <a:ext uri="{28A0092B-C50C-407E-A947-70E740481C1C}">
                                                 <a14:useLocalDpi xmlns:a14="http://schemas.microsoft.com/office/drawing/2010/main" val="0"/>
@@ -19076,9 +21039,9 @@
               </wp:anchor>
             </w:drawing>
           </mc:Choice>
-          <mc:Fallback>
+          <mc:Fallback xmlns:w16du="http://schemas.microsoft.com/office/word/2023/wordml/word16du" xmlns:w16sdtfl="http://schemas.microsoft.com/office/word/2024/wordml/sdtformatlock">
             <w:pict>
-              <v:shape w14:anchorId="18DBA26A" id="Cuadro de texto 103800746" o:spid="_x0000_s1075" type="#_x0000_t202" style="position:absolute;margin-left:230.95pt;margin-top:58.65pt;width:18.5pt;height:22pt;z-index:251799552;visibility:visible;mso-wrap-style:square;mso-width-percent:0;mso-height-percent:0;mso-wrap-distance-left:9pt;mso-wrap-distance-top:0;mso-wrap-distance-right:9pt;mso-wrap-distance-bottom:0;mso-position-horizontal:absolute;mso-position-horizontal-relative:text;mso-position-vertical:absolute;mso-position-vertical-relative:text;mso-width-percent:0;mso-height-percent:0;mso-width-relative:margin;mso-height-relative:margin;v-text-anchor:top" o:gfxdata="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" filled="f" stroked="f">
+              <v:shape w14:anchorId="18DBA26A" id="Cuadro de texto 103800746" o:spid="_x0000_s1075" type="#_x0000_t202" style="position:absolute;margin-left:230.95pt;margin-top:58.65pt;width:18.5pt;height:22pt;z-index:251799552;visibility:visible;mso-wrap-style:square;mso-width-percent:0;mso-height-percent:0;mso-wrap-distance-left:9pt;mso-wrap-distance-top:0;mso-wrap-distance-right:9pt;mso-wrap-distance-bottom:0;mso-position-horizontal:absolute;mso-position-horizontal-relative:text;mso-position-vertical:absolute;mso-position-vertical-relative:text;mso-width-percent:0;mso-height-percent:0;mso-width-relative:margin;mso-height-relative:margin;v-text-anchor:top" o:gfxdata="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" filled="f" stroked="f">
                 <v:textbox>
                   <w:txbxContent>
                     <w:p>
@@ -19129,7 +21092,7 @@
                                     </pic:cNvPicPr>
                                   </pic:nvPicPr>
                                   <pic:blipFill>
-                                    <a:blip r:embed="rId18">
+                                    <a:blip r:embed="rId20">
                                       <a:extLst>
                                         <a:ext uri="{28A0092B-C50C-407E-A947-70E740481C1C}">
                                           <a14:useLocalDpi xmlns:a14="http://schemas.microsoft.com/office/drawing/2010/main" val="0"/>
@@ -19263,9 +21226,9 @@
               </wp:anchor>
             </w:drawing>
           </mc:Choice>
-          <mc:Fallback>
+          <mc:Fallback xmlns:w16du="http://schemas.microsoft.com/office/word/2023/wordml/word16du" xmlns:w16sdtfl="http://schemas.microsoft.com/office/word/2024/wordml/sdtformatlock">
             <w:pict>
-              <v:shape w14:anchorId="0678FB6E" id="Cuadro de texto 103800743" o:spid="_x0000_s1076" type="#_x0000_t202" style="position:absolute;margin-left:402.95pt;margin-top:76.15pt;width:18.5pt;height:22pt;z-index:251795456;visibility:visible;mso-wrap-style:square;mso-width-percent:0;mso-height-percent:0;mso-wrap-distance-left:9pt;mso-wrap-distance-top:0;mso-wrap-distance-right:9pt;mso-wrap-distance-bottom:0;mso-position-horizontal:absolute;mso-position-horizontal-relative:text;mso-position-vertical:absolute;mso-position-vertical-relative:text;mso-width-percent:0;mso-height-percent:0;mso-width-relative:margin;mso-height-relative:margin;v-text-anchor:top" o:gfxdata="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" filled="f" stroked="f">
+              <v:shape w14:anchorId="0678FB6E" id="Cuadro de texto 103800743" o:spid="_x0000_s1076" type="#_x0000_t202" style="position:absolute;margin-left:402.95pt;margin-top:76.15pt;width:18.5pt;height:22pt;z-index:251795456;visibility:visible;mso-wrap-style:square;mso-width-percent:0;mso-height-percent:0;mso-wrap-distance-left:9pt;mso-wrap-distance-top:0;mso-wrap-distance-right:9pt;mso-wrap-distance-bottom:0;mso-position-horizontal:absolute;mso-position-horizontal-relative:text;mso-position-vertical:absolute;mso-position-vertical-relative:text;mso-width-percent:0;mso-height-percent:0;mso-width-relative:margin;mso-height-relative:margin;v-text-anchor:top" o:gfxdata="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" filled="f" stroked="f">
                 <v:textbox>
                   <w:txbxContent>
                     <w:p>
@@ -19392,9 +21355,9 @@
               </wp:anchor>
             </w:drawing>
           </mc:Choice>
-          <mc:Fallback>
+          <mc:Fallback xmlns:w16du="http://schemas.microsoft.com/office/word/2023/wordml/word16du" xmlns:w16sdtfl="http://schemas.microsoft.com/office/word/2024/wordml/sdtformatlock">
             <w:pict>
-              <v:shape w14:anchorId="75F9E87E" id="Cuadro de texto 103800742" o:spid="_x0000_s1077" type="#_x0000_t202" style="position:absolute;margin-left:402.45pt;margin-top:55.15pt;width:18.5pt;height:22pt;z-index:251793408;visibility:visible;mso-wrap-style:square;mso-width-percent:0;mso-height-percent:0;mso-wrap-distance-left:9pt;mso-wrap-distance-top:0;mso-wrap-distance-right:9pt;mso-wrap-distance-bottom:0;mso-position-horizontal:absolute;mso-position-horizontal-relative:text;mso-position-vertical:absolute;mso-position-vertical-relative:text;mso-width-percent:0;mso-height-percent:0;mso-width-relative:margin;mso-height-relative:margin;v-text-anchor:top" o:gfxdata="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" filled="f" stroked="f">
+              <v:shape w14:anchorId="75F9E87E" id="Cuadro de texto 103800742" o:spid="_x0000_s1077" type="#_x0000_t202" style="position:absolute;margin-left:402.45pt;margin-top:55.15pt;width:18.5pt;height:22pt;z-index:251793408;visibility:visible;mso-wrap-style:square;mso-width-percent:0;mso-height-percent:0;mso-wrap-distance-left:9pt;mso-wrap-distance-top:0;mso-wrap-distance-right:9pt;mso-wrap-distance-bottom:0;mso-position-horizontal:absolute;mso-position-horizontal-relative:text;mso-position-vertical:absolute;mso-position-vertical-relative:text;mso-width-percent:0;mso-height-percent:0;mso-width-relative:margin;mso-height-relative:margin;v-text-anchor:top" o:gfxdata="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" filled="f" stroked="f">
                 <v:textbox>
                   <w:txbxContent>
                     <w:p>
@@ -19521,9 +21484,9 @@
               </wp:anchor>
             </w:drawing>
           </mc:Choice>
-          <mc:Fallback>
+          <mc:Fallback xmlns:w16du="http://schemas.microsoft.com/office/word/2023/wordml/word16du" xmlns:w16sdtfl="http://schemas.microsoft.com/office/word/2024/wordml/sdtformatlock">
             <w:pict>
-              <v:shape w14:anchorId="16D21137" id="Cuadro de texto 103800741" o:spid="_x0000_s1078" type="#_x0000_t202" style="position:absolute;margin-left:340.45pt;margin-top:52.65pt;width:18.5pt;height:22pt;z-index:251791360;visibility:visible;mso-wrap-style:square;mso-width-percent:0;mso-height-percent:0;mso-wrap-distance-left:9pt;mso-wrap-distance-top:0;mso-wrap-distance-right:9pt;mso-wrap-distance-bottom:0;mso-position-horizontal:absolute;mso-position-horizontal-relative:text;mso-position-vertical:absolute;mso-position-vertical-relative:text;mso-width-percent:0;mso-height-percent:0;mso-width-relative:margin;mso-height-relative:margin;v-text-anchor:top" o:gfxdata="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" filled="f" stroked="f">
+              <v:shape w14:anchorId="16D21137" id="Cuadro de texto 103800741" o:spid="_x0000_s1078" type="#_x0000_t202" style="position:absolute;margin-left:340.45pt;margin-top:52.65pt;width:18.5pt;height:22pt;z-index:251791360;visibility:visible;mso-wrap-style:square;mso-width-percent:0;mso-height-percent:0;mso-wrap-distance-left:9pt;mso-wrap-distance-top:0;mso-wrap-distance-right:9pt;mso-wrap-distance-bottom:0;mso-position-horizontal:absolute;mso-position-horizontal-relative:text;mso-position-vertical:absolute;mso-position-vertical-relative:text;mso-width-percent:0;mso-height-percent:0;mso-width-relative:margin;mso-height-relative:margin;v-text-anchor:top" o:gfxdata="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" filled="f" stroked="f">
                 <v:textbox>
                   <w:txbxContent>
                     <w:p>
@@ -19619,6 +21582,7 @@
                                 <w:lang w:val="es-MX"/>
                               </w:rPr>
                             </w:pPr>
+                            <w:proofErr w:type="spellStart"/>
                             <w:r>
                               <w:rPr>
                                 <w:b/>
@@ -19640,6 +21604,7 @@
                               </w:rPr>
                               <w:t>L</w:t>
                             </w:r>
+                            <w:proofErr w:type="spellEnd"/>
                           </w:p>
                         </w:txbxContent>
                       </wps:txbx>
@@ -19658,9 +21623,9 @@
               </wp:anchor>
             </w:drawing>
           </mc:Choice>
-          <mc:Fallback>
+          <mc:Fallback xmlns:w16du="http://schemas.microsoft.com/office/word/2023/wordml/word16du" xmlns:w16sdtfl="http://schemas.microsoft.com/office/word/2024/wordml/sdtformatlock">
             <w:pict>
-              <v:shape w14:anchorId="52557068" id="Cuadro de texto 103800740" o:spid="_x0000_s1079" type="#_x0000_t202" style="position:absolute;margin-left:297.95pt;margin-top:8.65pt;width:1in;height:23.5pt;z-index:251789312;visibility:visible;mso-wrap-style:none;mso-height-percent:0;mso-wrap-distance-left:9pt;mso-wrap-distance-top:0;mso-wrap-distance-right:9pt;mso-wrap-distance-bottom:0;mso-position-horizontal:absolute;mso-position-horizontal-relative:text;mso-position-vertical:absolute;mso-position-vertical-relative:text;mso-height-percent:0;mso-height-relative:margin;v-text-anchor:top" o:gfxdata="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" filled="f" stroked="f">
+              <v:shape w14:anchorId="52557068" id="Cuadro de texto 103800740" o:spid="_x0000_s1079" type="#_x0000_t202" style="position:absolute;margin-left:297.95pt;margin-top:8.65pt;width:1in;height:23.5pt;z-index:251789312;visibility:visible;mso-wrap-style:none;mso-height-percent:0;mso-wrap-distance-left:9pt;mso-wrap-distance-top:0;mso-wrap-distance-right:9pt;mso-wrap-distance-bottom:0;mso-position-horizontal:absolute;mso-position-horizontal-relative:text;mso-position-vertical:absolute;mso-position-vertical-relative:text;mso-height-percent:0;mso-height-relative:margin;v-text-anchor:top" o:gfxdata="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" filled="f" stroked="f">
                 <v:textbox>
                   <w:txbxContent>
                     <w:p>
@@ -19767,6 +21732,7 @@
                                 <w:lang w:val="es-MX"/>
                               </w:rPr>
                             </w:pPr>
+                            <w:proofErr w:type="spellStart"/>
                             <w:r>
                               <w:rPr>
                                 <w:b/>
@@ -19788,6 +21754,7 @@
                               </w:rPr>
                               <w:t>c</w:t>
                             </w:r>
+                            <w:proofErr w:type="spellEnd"/>
                           </w:p>
                         </w:txbxContent>
                       </wps:txbx>
@@ -19806,9 +21773,9 @@
               </wp:anchor>
             </w:drawing>
           </mc:Choice>
-          <mc:Fallback>
+          <mc:Fallback xmlns:w16du="http://schemas.microsoft.com/office/word/2023/wordml/word16du" xmlns:w16sdtfl="http://schemas.microsoft.com/office/word/2024/wordml/sdtformatlock">
             <w:pict>
-              <v:shape w14:anchorId="3D3531B7" id="Cuadro de texto 103800739" o:spid="_x0000_s1080" type="#_x0000_t202" style="position:absolute;margin-left:337.45pt;margin-top:38.65pt;width:1in;height:23.5pt;z-index:251787264;visibility:visible;mso-wrap-style:none;mso-height-percent:0;mso-wrap-distance-left:9pt;mso-wrap-distance-top:0;mso-wrap-distance-right:9pt;mso-wrap-distance-bottom:0;mso-position-horizontal:absolute;mso-position-horizontal-relative:text;mso-position-vertical:absolute;mso-position-vertical-relative:text;mso-height-percent:0;mso-height-relative:margin;v-text-anchor:top" o:gfxdata="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" filled="f" stroked="f">
+              <v:shape w14:anchorId="3D3531B7" id="Cuadro de texto 103800739" o:spid="_x0000_s1080" type="#_x0000_t202" style="position:absolute;margin-left:337.45pt;margin-top:38.65pt;width:1in;height:23.5pt;z-index:251787264;visibility:visible;mso-wrap-style:none;mso-height-percent:0;mso-wrap-distance-left:9pt;mso-wrap-distance-top:0;mso-wrap-distance-right:9pt;mso-wrap-distance-bottom:0;mso-position-horizontal:absolute;mso-position-horizontal-relative:text;mso-position-vertical:absolute;mso-position-vertical-relative:text;mso-height-percent:0;mso-height-relative:margin;v-text-anchor:top" o:gfxdata="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" filled="f" stroked="f">
                 <v:textbox>
                   <w:txbxContent>
                     <w:p>
@@ -19915,6 +21882,7 @@
                                 <w:lang w:val="es-MX"/>
                               </w:rPr>
                             </w:pPr>
+                            <w:proofErr w:type="spellStart"/>
                             <w:r>
                               <w:rPr>
                                 <w:b/>
@@ -19936,6 +21904,7 @@
                               </w:rPr>
                               <w:t>o</w:t>
                             </w:r>
+                            <w:proofErr w:type="spellEnd"/>
                           </w:p>
                         </w:txbxContent>
                       </wps:txbx>
@@ -19954,9 +21923,9 @@
               </wp:anchor>
             </w:drawing>
           </mc:Choice>
-          <mc:Fallback>
+          <mc:Fallback xmlns:w16du="http://schemas.microsoft.com/office/word/2023/wordml/word16du" xmlns:w16sdtfl="http://schemas.microsoft.com/office/word/2024/wordml/sdtformatlock">
             <w:pict>
-              <v:shape w14:anchorId="36BEE607" id="Cuadro de texto 103800738" o:spid="_x0000_s1081" type="#_x0000_t202" style="position:absolute;margin-left:404.95pt;margin-top:35.15pt;width:1in;height:23.5pt;z-index:251785216;visibility:visible;mso-wrap-style:none;mso-height-percent:0;mso-wrap-distance-left:9pt;mso-wrap-distance-top:0;mso-wrap-distance-right:9pt;mso-wrap-distance-bottom:0;mso-position-horizontal:absolute;mso-position-horizontal-relative:text;mso-position-vertical:absolute;mso-position-vertical-relative:text;mso-height-percent:0;mso-height-relative:margin;v-text-anchor:top" o:gfxdata="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" filled="f" stroked="f">
+              <v:shape w14:anchorId="36BEE607" id="Cuadro de texto 103800738" o:spid="_x0000_s1081" type="#_x0000_t202" style="position:absolute;margin-left:404.95pt;margin-top:35.15pt;width:1in;height:23.5pt;z-index:251785216;visibility:visible;mso-wrap-style:none;mso-height-percent:0;mso-wrap-distance-left:9pt;mso-wrap-distance-top:0;mso-wrap-distance-right:9pt;mso-wrap-distance-bottom:0;mso-position-horizontal:absolute;mso-position-horizontal-relative:text;mso-position-vertical:absolute;mso-position-vertical-relative:text;mso-height-percent:0;mso-height-relative:margin;v-text-anchor:top" o:gfxdata="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" filled="f" stroked="f">
                 <v:textbox>
                   <w:txbxContent>
                     <w:p>
@@ -20102,9 +22071,9 @@
               </wp:anchor>
             </w:drawing>
           </mc:Choice>
-          <mc:Fallback>
+          <mc:Fallback xmlns:w16du="http://schemas.microsoft.com/office/word/2023/wordml/word16du" xmlns:w16sdtfl="http://schemas.microsoft.com/office/word/2024/wordml/sdtformatlock">
             <w:pict>
-              <v:shape w14:anchorId="090E9C5E" id="Cuadro de texto 103800737" o:spid="_x0000_s1082" type="#_x0000_t202" style="position:absolute;margin-left:401.45pt;margin-top:65.15pt;width:1in;height:23.5pt;z-index:251783168;visibility:visible;mso-wrap-style:none;mso-height-percent:0;mso-wrap-distance-left:9pt;mso-wrap-distance-top:0;mso-wrap-distance-right:9pt;mso-wrap-distance-bottom:0;mso-position-horizontal:absolute;mso-position-horizontal-relative:text;mso-position-vertical:absolute;mso-position-vertical-relative:text;mso-height-percent:0;mso-height-relative:margin;v-text-anchor:top" o:gfxdata="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" filled="f" stroked="f">
+              <v:shape w14:anchorId="090E9C5E" id="Cuadro de texto 103800737" o:spid="_x0000_s1082" type="#_x0000_t202" style="position:absolute;margin-left:401.45pt;margin-top:65.15pt;width:1in;height:23.5pt;z-index:251783168;visibility:visible;mso-wrap-style:none;mso-height-percent:0;mso-wrap-distance-left:9pt;mso-wrap-distance-top:0;mso-wrap-distance-right:9pt;mso-wrap-distance-bottom:0;mso-position-horizontal:absolute;mso-position-horizontal-relative:text;mso-position-vertical:absolute;mso-position-vertical-relative:text;mso-height-percent:0;mso-height-relative:margin;v-text-anchor:top" o:gfxdata="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" filled="f" stroked="f">
                 <v:textbox>
                   <w:txbxContent>
                     <w:p>
@@ -20211,6 +22180,7 @@
                                 <w:lang w:val="es-MX"/>
                               </w:rPr>
                             </w:pPr>
+                            <w:proofErr w:type="spellStart"/>
                             <w:r>
                               <w:rPr>
                                 <w:b/>
@@ -20232,6 +22202,7 @@
                               </w:rPr>
                               <w:t>c</w:t>
                             </w:r>
+                            <w:proofErr w:type="spellEnd"/>
                           </w:p>
                         </w:txbxContent>
                       </wps:txbx>
@@ -20250,9 +22221,9 @@
               </wp:anchor>
             </w:drawing>
           </mc:Choice>
-          <mc:Fallback>
+          <mc:Fallback xmlns:w16du="http://schemas.microsoft.com/office/word/2023/wordml/word16du" xmlns:w16sdtfl="http://schemas.microsoft.com/office/word/2024/wordml/sdtformatlock">
             <w:pict>
-              <v:shape w14:anchorId="71A0D6FE" id="Cuadro de texto 103800736" o:spid="_x0000_s1083" type="#_x0000_t202" style="position:absolute;margin-left:339.45pt;margin-top:63.65pt;width:1in;height:23.5pt;z-index:251781120;visibility:visible;mso-wrap-style:none;mso-height-percent:0;mso-wrap-distance-left:9pt;mso-wrap-distance-top:0;mso-wrap-distance-right:9pt;mso-wrap-distance-bottom:0;mso-position-horizontal:absolute;mso-position-horizontal-relative:text;mso-position-vertical:absolute;mso-position-vertical-relative:text;mso-height-percent:0;mso-height-relative:margin;v-text-anchor:top" o:gfxdata="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" filled="f" stroked="f">
+              <v:shape w14:anchorId="71A0D6FE" id="Cuadro de texto 103800736" o:spid="_x0000_s1083" type="#_x0000_t202" style="position:absolute;margin-left:339.45pt;margin-top:63.65pt;width:1in;height:23.5pt;z-index:251781120;visibility:visible;mso-wrap-style:none;mso-height-percent:0;mso-wrap-distance-left:9pt;mso-wrap-distance-top:0;mso-wrap-distance-right:9pt;mso-wrap-distance-bottom:0;mso-position-horizontal:absolute;mso-position-horizontal-relative:text;mso-position-vertical:absolute;mso-position-vertical-relative:text;mso-height-percent:0;mso-height-relative:margin;v-text-anchor:top" o:gfxdata="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" filled="f" stroked="f">
                 <v:textbox>
                   <w:txbxContent>
                     <w:p>
@@ -20398,9 +22369,9 @@
               </wp:anchor>
             </w:drawing>
           </mc:Choice>
-          <mc:Fallback>
+          <mc:Fallback xmlns:w16du="http://schemas.microsoft.com/office/word/2023/wordml/word16du" xmlns:w16sdtfl="http://schemas.microsoft.com/office/word/2024/wordml/sdtformatlock">
             <w:pict>
-              <v:shape w14:anchorId="6D8BE845" id="Cuadro de texto 103800735" o:spid="_x0000_s1084" type="#_x0000_t202" style="position:absolute;margin-left:257.45pt;margin-top:9.65pt;width:1in;height:23.5pt;z-index:251779072;visibility:visible;mso-wrap-style:none;mso-height-percent:0;mso-wrap-distance-left:9pt;mso-wrap-distance-top:0;mso-wrap-distance-right:9pt;mso-wrap-distance-bottom:0;mso-position-horizontal:absolute;mso-position-horizontal-relative:text;mso-position-vertical:absolute;mso-position-vertical-relative:text;mso-height-percent:0;mso-height-relative:margin;v-text-anchor:top" o:gfxdata="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" filled="f" stroked="f">
+              <v:shape w14:anchorId="6D8BE845" id="Cuadro de texto 103800735" o:spid="_x0000_s1084" type="#_x0000_t202" style="position:absolute;margin-left:257.45pt;margin-top:9.65pt;width:1in;height:23.5pt;z-index:251779072;visibility:visible;mso-wrap-style:none;mso-height-percent:0;mso-wrap-distance-left:9pt;mso-wrap-distance-top:0;mso-wrap-distance-right:9pt;mso-wrap-distance-bottom:0;mso-position-horizontal:absolute;mso-position-horizontal-relative:text;mso-position-vertical:absolute;mso-position-vertical-relative:text;mso-height-percent:0;mso-height-relative:margin;v-text-anchor:top" o:gfxdata="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" filled="f" stroked="f">
                 <v:textbox>
                   <w:txbxContent>
                     <w:p>
@@ -20500,7 +22471,7 @@
               </wp:anchor>
             </w:drawing>
           </mc:Choice>
-          <mc:Fallback>
+          <mc:Fallback xmlns:w16du="http://schemas.microsoft.com/office/word/2023/wordml/word16du" xmlns:w16sdtfl="http://schemas.microsoft.com/office/word/2024/wordml/sdtformatlock">
             <w:pict>
               <v:shape w14:anchorId="068A6A00" id="Conector recto de flecha 103800734" o:spid="_x0000_s1026" type="#_x0000_t32" style="position:absolute;margin-left:341.45pt;margin-top:37.65pt;width:0;height:28.5pt;z-index:251778048;visibility:visible;mso-wrap-style:square;mso-wrap-distance-left:9pt;mso-wrap-distance-top:0;mso-wrap-distance-right:9pt;mso-wrap-distance-bottom:0;mso-position-horizontal:absolute;mso-position-horizontal-relative:text;mso-position-vertical:absolute;mso-position-vertical-relative:text" o:gfxdata="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" strokecolor="black [3040]">
                 <v:stroke endarrow="block"/>
@@ -20566,7 +22537,7 @@
               </wp:anchor>
             </w:drawing>
           </mc:Choice>
-          <mc:Fallback>
+          <mc:Fallback xmlns:w16du="http://schemas.microsoft.com/office/word/2023/wordml/word16du" xmlns:w16sdtfl="http://schemas.microsoft.com/office/word/2024/wordml/sdtformatlock">
             <w:pict>
               <v:shape w14:anchorId="69A2C55C" id="Conector recto de flecha 103800732" o:spid="_x0000_s1026" type="#_x0000_t32" style="position:absolute;margin-left:411.45pt;margin-top:33.15pt;width:0;height:31.5pt;z-index:251777024;visibility:visible;mso-wrap-style:square;mso-wrap-distance-left:9pt;mso-wrap-distance-top:0;mso-wrap-distance-right:9pt;mso-wrap-distance-bottom:0;mso-position-horizontal:absolute;mso-position-horizontal-relative:text;mso-position-vertical:absolute;mso-position-vertical-relative:text" o:gfxdata="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" strokecolor="black [3040]">
                 <v:stroke endarrow="block"/>
@@ -20632,7 +22603,7 @@
               </wp:anchor>
             </w:drawing>
           </mc:Choice>
-          <mc:Fallback>
+          <mc:Fallback xmlns:w16du="http://schemas.microsoft.com/office/word/2023/wordml/word16du" xmlns:w16sdtfl="http://schemas.microsoft.com/office/word/2024/wordml/sdtformatlock">
             <w:pict>
               <v:shape w14:anchorId="03554084" id="Conector recto de flecha 103800730" o:spid="_x0000_s1026" type="#_x0000_t32" style="position:absolute;margin-left:288.95pt;margin-top:27.65pt;width:41.5pt;height:0;z-index:251776000;visibility:visible;mso-wrap-style:square;mso-wrap-distance-left:9pt;mso-wrap-distance-top:0;mso-wrap-distance-right:9pt;mso-wrap-distance-bottom:0;mso-position-horizontal:absolute;mso-position-horizontal-relative:text;mso-position-vertical:absolute;mso-position-vertical-relative:text" o:gfxdata="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" strokecolor="black [3040]">
                 <v:stroke endarrow="block"/>
@@ -20661,7 +22632,7 @@
                     <pic:cNvPicPr/>
                   </pic:nvPicPr>
                   <pic:blipFill>
-                    <a:blip r:embed="rId19"/>
+                    <a:blip r:embed="rId21"/>
                     <a:stretch>
                       <a:fillRect/>
                     </a:stretch>
@@ -20965,7 +22936,7 @@
               </wp:anchor>
             </w:drawing>
           </mc:Choice>
-          <mc:Fallback>
+          <mc:Fallback xmlns:w16du="http://schemas.microsoft.com/office/word/2023/wordml/word16du" xmlns:w16sdtfl="http://schemas.microsoft.com/office/word/2024/wordml/sdtformatlock">
             <w:pict>
               <v:line w14:anchorId="186EFE23" id="Conector recto 438739059" o:spid="_x0000_s1026" style="position:absolute;z-index:251882496;visibility:visible;mso-wrap-style:square;mso-wrap-distance-left:9pt;mso-wrap-distance-top:0;mso-wrap-distance-right:9pt;mso-wrap-distance-bottom:0;mso-position-horizontal:absolute;mso-position-horizontal-relative:text;mso-position-vertical:absolute;mso-position-vertical-relative:text" from="216.25pt,60.5pt" to="220.85pt,60.5pt" o:gfxdata="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" strokecolor="black [3040]"/>
             </w:pict>
@@ -21055,9 +23026,9 @@
               </wp:anchor>
             </w:drawing>
           </mc:Choice>
-          <mc:Fallback>
+          <mc:Fallback xmlns:w16du="http://schemas.microsoft.com/office/word/2023/wordml/word16du" xmlns:w16sdtfl="http://schemas.microsoft.com/office/word/2024/wordml/sdtformatlock">
             <w:pict>
-              <v:shape w14:anchorId="2825CEC8" id="Cuadro de texto 438739056" o:spid="_x0000_s1085" type="#_x0000_t202" style="position:absolute;margin-left:209.25pt;margin-top:53.4pt;width:1in;height:18.3pt;z-index:251881472;visibility:visible;mso-wrap-style:none;mso-height-percent:0;mso-wrap-distance-left:9pt;mso-wrap-distance-top:0;mso-wrap-distance-right:9pt;mso-wrap-distance-bottom:0;mso-position-horizontal:absolute;mso-position-horizontal-relative:text;mso-position-vertical:absolute;mso-position-vertical-relative:text;mso-height-percent:0;mso-height-relative:margin;v-text-anchor:top" o:gfxdata="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" filled="f" stroked="f">
+              <v:shape w14:anchorId="2825CEC8" id="Cuadro de texto 438739056" o:spid="_x0000_s1085" type="#_x0000_t202" style="position:absolute;margin-left:209.25pt;margin-top:53.4pt;width:1in;height:18.3pt;z-index:251881472;visibility:visible;mso-wrap-style:none;mso-height-percent:0;mso-wrap-distance-left:9pt;mso-wrap-distance-top:0;mso-wrap-distance-right:9pt;mso-wrap-distance-bottom:0;mso-position-horizontal:absolute;mso-position-horizontal-relative:text;mso-position-vertical:absolute;mso-position-vertical-relative:text;mso-height-percent:0;mso-height-relative:margin;v-text-anchor:top" o:gfxdata="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" filled="f" stroked="f">
                 <v:textbox>
                   <w:txbxContent>
                     <w:p>
@@ -21163,9 +23134,9 @@
               </wp:anchor>
             </w:drawing>
           </mc:Choice>
-          <mc:Fallback>
+          <mc:Fallback xmlns:w16du="http://schemas.microsoft.com/office/word/2023/wordml/word16du" xmlns:w16sdtfl="http://schemas.microsoft.com/office/word/2024/wordml/sdtformatlock">
             <w:pict>
-              <v:shape w14:anchorId="7EA91B45" id="Cuadro de texto 438739055" o:spid="_x0000_s1086" type="#_x0000_t202" style="position:absolute;margin-left:133.4pt;margin-top:36.35pt;width:1in;height:18.3pt;z-index:251879424;visibility:visible;mso-wrap-style:none;mso-height-percent:0;mso-wrap-distance-left:9pt;mso-wrap-distance-top:0;mso-wrap-distance-right:9pt;mso-wrap-distance-bottom:0;mso-position-horizontal:absolute;mso-position-horizontal-relative:text;mso-position-vertical:absolute;mso-position-vertical-relative:text;mso-height-percent:0;mso-height-relative:margin;v-text-anchor:top" o:gfxdata="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" filled="f" stroked="f">
+              <v:shape w14:anchorId="7EA91B45" id="Cuadro de texto 438739055" o:spid="_x0000_s1086" type="#_x0000_t202" style="position:absolute;margin-left:133.4pt;margin-top:36.35pt;width:1in;height:18.3pt;z-index:251879424;visibility:visible;mso-wrap-style:none;mso-height-percent:0;mso-wrap-distance-left:9pt;mso-wrap-distance-top:0;mso-wrap-distance-right:9pt;mso-wrap-distance-bottom:0;mso-position-horizontal:absolute;mso-position-horizontal-relative:text;mso-position-vertical:absolute;mso-position-vertical-relative:text;mso-height-percent:0;mso-height-relative:margin;v-text-anchor:top" o:gfxdata="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" filled="f" stroked="f">
                 <v:textbox>
                   <w:txbxContent>
                     <w:p>
@@ -21289,7 +23260,7 @@
                                           </pic:cNvPicPr>
                                         </pic:nvPicPr>
                                         <pic:blipFill>
-                                          <a:blip r:embed="rId18">
+                                          <a:blip r:embed="rId20">
                                             <a:extLst>
                                               <a:ext uri="{28A0092B-C50C-407E-A947-70E740481C1C}">
                                                 <a14:useLocalDpi xmlns:a14="http://schemas.microsoft.com/office/drawing/2010/main" val="0"/>
@@ -21341,9 +23312,9 @@
               </wp:anchor>
             </w:drawing>
           </mc:Choice>
-          <mc:Fallback>
+          <mc:Fallback xmlns:w16du="http://schemas.microsoft.com/office/word/2023/wordml/word16du" xmlns:w16sdtfl="http://schemas.microsoft.com/office/word/2024/wordml/sdtformatlock">
             <w:pict>
-              <v:shape w14:anchorId="4BFAB92D" id="Cuadro de texto 438739053" o:spid="_x0000_s1087" type="#_x0000_t202" style="position:absolute;margin-left:402.95pt;margin-top:72.6pt;width:18.5pt;height:22pt;z-index:251878400;visibility:visible;mso-wrap-style:square;mso-width-percent:0;mso-height-percent:0;mso-wrap-distance-left:9pt;mso-wrap-distance-top:0;mso-wrap-distance-right:9pt;mso-wrap-distance-bottom:0;mso-position-horizontal:absolute;mso-position-horizontal-relative:text;mso-position-vertical:absolute;mso-position-vertical-relative:text;mso-width-percent:0;mso-height-percent:0;mso-width-relative:margin;mso-height-relative:margin;v-text-anchor:top" o:gfxdata="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" filled="f" stroked="f">
+              <v:shape w14:anchorId="4BFAB92D" id="Cuadro de texto 438739053" o:spid="_x0000_s1087" type="#_x0000_t202" style="position:absolute;margin-left:402.95pt;margin-top:72.6pt;width:18.5pt;height:22pt;z-index:251878400;visibility:visible;mso-wrap-style:square;mso-width-percent:0;mso-height-percent:0;mso-wrap-distance-left:9pt;mso-wrap-distance-top:0;mso-wrap-distance-right:9pt;mso-wrap-distance-bottom:0;mso-position-horizontal:absolute;mso-position-horizontal-relative:text;mso-position-vertical:absolute;mso-position-vertical-relative:text;mso-width-percent:0;mso-height-percent:0;mso-width-relative:margin;mso-height-relative:margin;v-text-anchor:top" o:gfxdata="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" filled="f" stroked="f">
                 <v:textbox>
                   <w:txbxContent>
                     <w:p>
@@ -21394,7 +23365,7 @@
                                     </pic:cNvPicPr>
                                   </pic:nvPicPr>
                                   <pic:blipFill>
-                                    <a:blip r:embed="rId18">
+                                    <a:blip r:embed="rId20">
                                       <a:extLst>
                                         <a:ext uri="{28A0092B-C50C-407E-A947-70E740481C1C}">
                                           <a14:useLocalDpi xmlns:a14="http://schemas.microsoft.com/office/drawing/2010/main" val="0"/>
@@ -21534,7 +23505,7 @@
                                           </pic:cNvPicPr>
                                         </pic:nvPicPr>
                                         <pic:blipFill>
-                                          <a:blip r:embed="rId18">
+                                          <a:blip r:embed="rId20">
                                             <a:extLst>
                                               <a:ext uri="{28A0092B-C50C-407E-A947-70E740481C1C}">
                                                 <a14:useLocalDpi xmlns:a14="http://schemas.microsoft.com/office/drawing/2010/main" val="0"/>
@@ -21586,9 +23557,9 @@
               </wp:anchor>
             </w:drawing>
           </mc:Choice>
-          <mc:Fallback>
+          <mc:Fallback xmlns:w16du="http://schemas.microsoft.com/office/word/2023/wordml/word16du" xmlns:w16sdtfl="http://schemas.microsoft.com/office/word/2024/wordml/sdtformatlock">
             <w:pict>
-              <v:shape w14:anchorId="01524E56" id="Cuadro de texto 438739051" o:spid="_x0000_s1088" type="#_x0000_t202" style="position:absolute;margin-left:340.45pt;margin-top:74.6pt;width:18.5pt;height:22pt;z-index:251876352;visibility:visible;mso-wrap-style:square;mso-width-percent:0;mso-height-percent:0;mso-wrap-distance-left:9pt;mso-wrap-distance-top:0;mso-wrap-distance-right:9pt;mso-wrap-distance-bottom:0;mso-position-horizontal:absolute;mso-position-horizontal-relative:text;mso-position-vertical:absolute;mso-position-vertical-relative:text;mso-width-percent:0;mso-height-percent:0;mso-width-relative:margin;mso-height-relative:margin;v-text-anchor:top" o:gfxdata="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" filled="f" stroked="f">
+              <v:shape w14:anchorId="01524E56" id="Cuadro de texto 438739051" o:spid="_x0000_s1088" type="#_x0000_t202" style="position:absolute;margin-left:340.45pt;margin-top:74.6pt;width:18.5pt;height:22pt;z-index:251876352;visibility:visible;mso-wrap-style:square;mso-width-percent:0;mso-height-percent:0;mso-wrap-distance-left:9pt;mso-wrap-distance-top:0;mso-wrap-distance-right:9pt;mso-wrap-distance-bottom:0;mso-position-horizontal:absolute;mso-position-horizontal-relative:text;mso-position-vertical:absolute;mso-position-vertical-relative:text;mso-width-percent:0;mso-height-percent:0;mso-width-relative:margin;mso-height-relative:margin;v-text-anchor:top" o:gfxdata="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" filled="f" stroked="f">
                 <v:textbox>
                   <w:txbxContent>
                     <w:p>
@@ -21639,7 +23610,7 @@
                                     </pic:cNvPicPr>
                                   </pic:nvPicPr>
                                   <pic:blipFill>
-                                    <a:blip r:embed="rId18">
+                                    <a:blip r:embed="rId20">
                                       <a:extLst>
                                         <a:ext uri="{28A0092B-C50C-407E-A947-70E740481C1C}">
                                           <a14:useLocalDpi xmlns:a14="http://schemas.microsoft.com/office/drawing/2010/main" val="0"/>
@@ -21779,7 +23750,7 @@
                                           </pic:cNvPicPr>
                                         </pic:nvPicPr>
                                         <pic:blipFill>
-                                          <a:blip r:embed="rId18">
+                                          <a:blip r:embed="rId20">
                                             <a:extLst>
                                               <a:ext uri="{28A0092B-C50C-407E-A947-70E740481C1C}">
                                                 <a14:useLocalDpi xmlns:a14="http://schemas.microsoft.com/office/drawing/2010/main" val="0"/>
@@ -21831,9 +23802,9 @@
               </wp:anchor>
             </w:drawing>
           </mc:Choice>
-          <mc:Fallback>
+          <mc:Fallback xmlns:w16du="http://schemas.microsoft.com/office/word/2023/wordml/word16du" xmlns:w16sdtfl="http://schemas.microsoft.com/office/word/2024/wordml/sdtformatlock">
             <w:pict>
-              <v:shape w14:anchorId="6FDDA49F" id="Cuadro de texto 438739029" o:spid="_x0000_s1089" type="#_x0000_t202" style="position:absolute;margin-left:402.45pt;margin-top:55.6pt;width:18.5pt;height:22pt;z-index:251857920;visibility:visible;mso-wrap-style:square;mso-width-percent:0;mso-height-percent:0;mso-wrap-distance-left:9pt;mso-wrap-distance-top:0;mso-wrap-distance-right:9pt;mso-wrap-distance-bottom:0;mso-position-horizontal:absolute;mso-position-horizontal-relative:text;mso-position-vertical:absolute;mso-position-vertical-relative:text;mso-width-percent:0;mso-height-percent:0;mso-width-relative:margin;mso-height-relative:margin;v-text-anchor:top" o:gfxdata="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" filled="f" stroked="f">
+              <v:shape w14:anchorId="6FDDA49F" id="Cuadro de texto 438739029" o:spid="_x0000_s1089" type="#_x0000_t202" style="position:absolute;margin-left:402.45pt;margin-top:55.6pt;width:18.5pt;height:22pt;z-index:251857920;visibility:visible;mso-wrap-style:square;mso-width-percent:0;mso-height-percent:0;mso-wrap-distance-left:9pt;mso-wrap-distance-top:0;mso-wrap-distance-right:9pt;mso-wrap-distance-bottom:0;mso-position-horizontal:absolute;mso-position-horizontal-relative:text;mso-position-vertical:absolute;mso-position-vertical-relative:text;mso-width-percent:0;mso-height-percent:0;mso-width-relative:margin;mso-height-relative:margin;v-text-anchor:top" o:gfxdata="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" filled="f" stroked="f">
                 <v:textbox>
                   <w:txbxContent>
                     <w:p>
@@ -21884,7 +23855,7 @@
                                     </pic:cNvPicPr>
                                   </pic:nvPicPr>
                                   <pic:blipFill>
-                                    <a:blip r:embed="rId18">
+                                    <a:blip r:embed="rId20">
                                       <a:extLst>
                                         <a:ext uri="{28A0092B-C50C-407E-A947-70E740481C1C}">
                                           <a14:useLocalDpi xmlns:a14="http://schemas.microsoft.com/office/drawing/2010/main" val="0"/>
@@ -22024,7 +23995,7 @@
                                           </pic:cNvPicPr>
                                         </pic:nvPicPr>
                                         <pic:blipFill>
-                                          <a:blip r:embed="rId18">
+                                          <a:blip r:embed="rId20">
                                             <a:extLst>
                                               <a:ext uri="{28A0092B-C50C-407E-A947-70E740481C1C}">
                                                 <a14:useLocalDpi xmlns:a14="http://schemas.microsoft.com/office/drawing/2010/main" val="0"/>
@@ -22076,9 +24047,9 @@
               </wp:anchor>
             </w:drawing>
           </mc:Choice>
-          <mc:Fallback>
+          <mc:Fallback xmlns:w16du="http://schemas.microsoft.com/office/word/2023/wordml/word16du" xmlns:w16sdtfl="http://schemas.microsoft.com/office/word/2024/wordml/sdtformatlock">
             <w:pict>
-              <v:shape w14:anchorId="60F02E35" id="Cuadro de texto 438739027" o:spid="_x0000_s1090" type="#_x0000_t202" style="position:absolute;margin-left:340.95pt;margin-top:51.6pt;width:18.5pt;height:22pt;z-index:251855872;visibility:visible;mso-wrap-style:square;mso-width-percent:0;mso-height-percent:0;mso-wrap-distance-left:9pt;mso-wrap-distance-top:0;mso-wrap-distance-right:9pt;mso-wrap-distance-bottom:0;mso-position-horizontal:absolute;mso-position-horizontal-relative:text;mso-position-vertical:absolute;mso-position-vertical-relative:text;mso-width-percent:0;mso-height-percent:0;mso-width-relative:margin;mso-height-relative:margin;v-text-anchor:top" o:gfxdata="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" filled="f" stroked="f">
+              <v:shape w14:anchorId="60F02E35" id="Cuadro de texto 438739027" o:spid="_x0000_s1090" type="#_x0000_t202" style="position:absolute;margin-left:340.95pt;margin-top:51.6pt;width:18.5pt;height:22pt;z-index:251855872;visibility:visible;mso-wrap-style:square;mso-width-percent:0;mso-height-percent:0;mso-wrap-distance-left:9pt;mso-wrap-distance-top:0;mso-wrap-distance-right:9pt;mso-wrap-distance-bottom:0;mso-position-horizontal:absolute;mso-position-horizontal-relative:text;mso-position-vertical:absolute;mso-position-vertical-relative:text;mso-width-percent:0;mso-height-percent:0;mso-width-relative:margin;mso-height-relative:margin;v-text-anchor:top" o:gfxdata="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" filled="f" stroked="f">
                 <v:textbox>
                   <w:txbxContent>
                     <w:p>
@@ -22129,7 +24100,7 @@
                                     </pic:cNvPicPr>
                                   </pic:nvPicPr>
                                   <pic:blipFill>
-                                    <a:blip r:embed="rId18">
+                                    <a:blip r:embed="rId20">
                                       <a:extLst>
                                         <a:ext uri="{28A0092B-C50C-407E-A947-70E740481C1C}">
                                           <a14:useLocalDpi xmlns:a14="http://schemas.microsoft.com/office/drawing/2010/main" val="0"/>
@@ -22232,6 +24203,7 @@
                                 <w:lang w:val="es-MX"/>
                               </w:rPr>
                             </w:pPr>
+                            <w:proofErr w:type="spellStart"/>
                             <w:r>
                               <w:rPr>
                                 <w:b/>
@@ -22253,6 +24225,7 @@
                               </w:rPr>
                               <w:t>c</w:t>
                             </w:r>
+                            <w:proofErr w:type="spellEnd"/>
                           </w:p>
                         </w:txbxContent>
                       </wps:txbx>
@@ -22271,9 +24244,9 @@
               </wp:anchor>
             </w:drawing>
           </mc:Choice>
-          <mc:Fallback>
+          <mc:Fallback xmlns:w16du="http://schemas.microsoft.com/office/word/2023/wordml/word16du" xmlns:w16sdtfl="http://schemas.microsoft.com/office/word/2024/wordml/sdtformatlock">
             <w:pict>
-              <v:shape w14:anchorId="01FCA0E1" id="Cuadro de texto 438739016" o:spid="_x0000_s1091" type="#_x0000_t202" style="position:absolute;margin-left:338.7pt;margin-top:42.1pt;width:1in;height:23.5pt;z-index:251835392;visibility:visible;mso-wrap-style:none;mso-height-percent:0;mso-wrap-distance-left:9pt;mso-wrap-distance-top:0;mso-wrap-distance-right:9pt;mso-wrap-distance-bottom:0;mso-position-horizontal:absolute;mso-position-horizontal-relative:text;mso-position-vertical:absolute;mso-position-vertical-relative:text;mso-height-percent:0;mso-height-relative:margin;v-text-anchor:top" o:gfxdata="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" filled="f" stroked="f">
+              <v:shape w14:anchorId="01FCA0E1" id="Cuadro de texto 438739016" o:spid="_x0000_s1091" type="#_x0000_t202" style="position:absolute;margin-left:338.7pt;margin-top:42.1pt;width:1in;height:23.5pt;z-index:251835392;visibility:visible;mso-wrap-style:none;mso-height-percent:0;mso-wrap-distance-left:9pt;mso-wrap-distance-top:0;mso-wrap-distance-right:9pt;mso-wrap-distance-bottom:0;mso-position-horizontal:absolute;mso-position-horizontal-relative:text;mso-position-vertical:absolute;mso-position-vertical-relative:text;mso-height-percent:0;mso-height-relative:margin;v-text-anchor:top" o:gfxdata="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" filled="f" stroked="f">
                 <v:textbox>
                   <w:txbxContent>
                     <w:p>
@@ -22380,6 +24353,7 @@
                                 <w:lang w:val="es-MX"/>
                               </w:rPr>
                             </w:pPr>
+                            <w:proofErr w:type="spellStart"/>
                             <w:r>
                               <w:rPr>
                                 <w:b/>
@@ -22401,6 +24375,7 @@
                               </w:rPr>
                               <w:t>o</w:t>
                             </w:r>
+                            <w:proofErr w:type="spellEnd"/>
                           </w:p>
                         </w:txbxContent>
                       </wps:txbx>
@@ -22419,9 +24394,9 @@
               </wp:anchor>
             </w:drawing>
           </mc:Choice>
-          <mc:Fallback>
+          <mc:Fallback xmlns:w16du="http://schemas.microsoft.com/office/word/2023/wordml/word16du" xmlns:w16sdtfl="http://schemas.microsoft.com/office/word/2024/wordml/sdtformatlock">
             <w:pict>
-              <v:shape w14:anchorId="7D1B3368" id="Cuadro de texto 438739015" o:spid="_x0000_s1092" type="#_x0000_t202" style="position:absolute;margin-left:408.45pt;margin-top:34.6pt;width:1in;height:23.5pt;z-index:251833344;visibility:visible;mso-wrap-style:none;mso-height-percent:0;mso-wrap-distance-left:9pt;mso-wrap-distance-top:0;mso-wrap-distance-right:9pt;mso-wrap-distance-bottom:0;mso-position-horizontal:absolute;mso-position-horizontal-relative:text;mso-position-vertical:absolute;mso-position-vertical-relative:text;mso-height-percent:0;mso-height-relative:margin;v-text-anchor:top" o:gfxdata="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" filled="f" stroked="f">
+              <v:shape w14:anchorId="7D1B3368" id="Cuadro de texto 438739015" o:spid="_x0000_s1092" type="#_x0000_t202" style="position:absolute;margin-left:408.45pt;margin-top:34.6pt;width:1in;height:23.5pt;z-index:251833344;visibility:visible;mso-wrap-style:none;mso-height-percent:0;mso-wrap-distance-left:9pt;mso-wrap-distance-top:0;mso-wrap-distance-right:9pt;mso-wrap-distance-bottom:0;mso-position-horizontal:absolute;mso-position-horizontal-relative:text;mso-position-vertical:absolute;mso-position-vertical-relative:text;mso-height-percent:0;mso-height-relative:margin;v-text-anchor:top" o:gfxdata="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" filled="f" stroked="f">
                 <v:textbox>
                   <w:txbxContent>
                     <w:p>
@@ -22521,7 +24496,7 @@
               </wp:anchor>
             </w:drawing>
           </mc:Choice>
-          <mc:Fallback>
+          <mc:Fallback xmlns:w16du="http://schemas.microsoft.com/office/word/2023/wordml/word16du" xmlns:w16sdtfl="http://schemas.microsoft.com/office/word/2024/wordml/sdtformatlock">
             <w:pict>
               <v:shape w14:anchorId="03ACF8E2" id="Conector recto de flecha 438739014" o:spid="_x0000_s1026" type="#_x0000_t32" style="position:absolute;margin-left:408.45pt;margin-top:34.6pt;width:0;height:29.5pt;z-index:251831296;visibility:visible;mso-wrap-style:square;mso-wrap-distance-left:9pt;mso-wrap-distance-top:0;mso-wrap-distance-right:9pt;mso-wrap-distance-bottom:0;mso-position-horizontal:absolute;mso-position-horizontal-relative:text;mso-position-vertical:absolute;mso-position-vertical-relative:text" o:gfxdata="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" strokecolor="black [3040]">
                 <v:stroke endarrow="block"/>
@@ -22587,7 +24562,7 @@
               </wp:anchor>
             </w:drawing>
           </mc:Choice>
-          <mc:Fallback>
+          <mc:Fallback xmlns:w16du="http://schemas.microsoft.com/office/word/2023/wordml/word16du" xmlns:w16sdtfl="http://schemas.microsoft.com/office/word/2024/wordml/sdtformatlock">
             <w:pict>
               <v:shape w14:anchorId="062DEBF5" id="Conector recto de flecha 438739013" o:spid="_x0000_s1026" type="#_x0000_t32" style="position:absolute;margin-left:340.45pt;margin-top:38.6pt;width:.5pt;height:31pt;z-index:251830272;visibility:visible;mso-wrap-style:square;mso-wrap-distance-left:9pt;mso-wrap-distance-top:0;mso-wrap-distance-right:9pt;mso-wrap-distance-bottom:0;mso-position-horizontal:absolute;mso-position-horizontal-relative:text;mso-position-vertical:absolute;mso-position-vertical-relative:text" o:gfxdata="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" strokecolor="black [3040]">
                 <v:stroke endarrow="block"/>
@@ -22660,6 +24635,7 @@
                                 <w:lang w:val="es-MX"/>
                               </w:rPr>
                             </w:pPr>
+                            <w:proofErr w:type="spellStart"/>
                             <w:r>
                               <w:rPr>
                                 <w:b/>
@@ -22681,6 +24657,7 @@
                               </w:rPr>
                               <w:t>L</w:t>
                             </w:r>
+                            <w:proofErr w:type="spellEnd"/>
                           </w:p>
                         </w:txbxContent>
                       </wps:txbx>
@@ -22699,9 +24676,9 @@
               </wp:anchor>
             </w:drawing>
           </mc:Choice>
-          <mc:Fallback>
+          <mc:Fallback xmlns:w16du="http://schemas.microsoft.com/office/word/2023/wordml/word16du" xmlns:w16sdtfl="http://schemas.microsoft.com/office/word/2024/wordml/sdtformatlock">
             <w:pict>
-              <v:shape w14:anchorId="1BECF3E1" id="Cuadro de texto 438739011" o:spid="_x0000_s1093" type="#_x0000_t202" style="position:absolute;margin-left:307.95pt;margin-top:8.1pt;width:1in;height:23.5pt;z-index:251829248;visibility:visible;mso-wrap-style:none;mso-height-percent:0;mso-wrap-distance-left:9pt;mso-wrap-distance-top:0;mso-wrap-distance-right:9pt;mso-wrap-distance-bottom:0;mso-position-horizontal:absolute;mso-position-horizontal-relative:text;mso-position-vertical:absolute;mso-position-vertical-relative:text;mso-height-percent:0;mso-height-relative:margin;v-text-anchor:top" o:gfxdata="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" filled="f" stroked="f">
+              <v:shape w14:anchorId="1BECF3E1" id="Cuadro de texto 438739011" o:spid="_x0000_s1093" type="#_x0000_t202" style="position:absolute;margin-left:307.95pt;margin-top:8.1pt;width:1in;height:23.5pt;z-index:251829248;visibility:visible;mso-wrap-style:none;mso-height-percent:0;mso-wrap-distance-left:9pt;mso-wrap-distance-top:0;mso-wrap-distance-right:9pt;mso-wrap-distance-bottom:0;mso-position-horizontal:absolute;mso-position-horizontal-relative:text;mso-position-vertical:absolute;mso-position-vertical-relative:text;mso-height-percent:0;mso-height-relative:margin;v-text-anchor:top" o:gfxdata="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" filled="f" stroked="f">
                 <v:textbox>
                   <w:txbxContent>
                     <w:p>
@@ -22801,7 +24778,7 @@
               </wp:anchor>
             </w:drawing>
           </mc:Choice>
-          <mc:Fallback>
+          <mc:Fallback xmlns:w16du="http://schemas.microsoft.com/office/word/2023/wordml/word16du" xmlns:w16sdtfl="http://schemas.microsoft.com/office/word/2024/wordml/sdtformatlock">
             <w:pict>
               <v:shape w14:anchorId="027F89E7" id="Conector recto de flecha 438739008" o:spid="_x0000_s1026" type="#_x0000_t32" style="position:absolute;margin-left:304.95pt;margin-top:26.1pt;width:30pt;height:0;z-index:251823104;visibility:visible;mso-wrap-style:square;mso-wrap-distance-left:9pt;mso-wrap-distance-top:0;mso-wrap-distance-right:9pt;mso-wrap-distance-bottom:0;mso-position-horizontal:absolute;mso-position-horizontal-relative:text;mso-position-vertical:absolute;mso-position-vertical-relative:text" o:gfxdata="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" strokecolor="black [3040]">
                 <v:stroke endarrow="block"/>
@@ -22922,7 +24899,7 @@
                                           </pic:cNvPicPr>
                                         </pic:nvPicPr>
                                         <pic:blipFill>
-                                          <a:blip r:embed="rId18">
+                                          <a:blip r:embed="rId19">
                                             <a:extLst>
                                               <a:ext uri="{28A0092B-C50C-407E-A947-70E740481C1C}">
                                                 <a14:useLocalDpi xmlns:a14="http://schemas.microsoft.com/office/drawing/2010/main" val="0"/>
@@ -22974,9 +24951,9 @@
               </wp:anchor>
             </w:drawing>
           </mc:Choice>
-          <mc:Fallback>
+          <mc:Fallback xmlns:w16du="http://schemas.microsoft.com/office/word/2023/wordml/word16du" xmlns:w16sdtfl="http://schemas.microsoft.com/office/word/2024/wordml/sdtformatlock">
             <w:pict>
-              <v:shape w14:anchorId="54634734" id="Cuadro de texto 103800757" o:spid="_x0000_s1094" type="#_x0000_t202" style="position:absolute;margin-left:401.95pt;margin-top:63.6pt;width:31.5pt;height:29.5pt;z-index:251813888;visibility:visible;mso-wrap-style:square;mso-width-percent:0;mso-height-percent:0;mso-wrap-distance-left:9pt;mso-wrap-distance-top:0;mso-wrap-distance-right:9pt;mso-wrap-distance-bottom:0;mso-position-horizontal:absolute;mso-position-horizontal-relative:text;mso-position-vertical:absolute;mso-position-vertical-relative:text;mso-width-percent:0;mso-height-percent:0;mso-width-relative:margin;mso-height-relative:margin;v-text-anchor:top" o:gfxdata="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" filled="f" stroked="f">
+              <v:shape w14:anchorId="54634734" id="Cuadro de texto 103800757" o:spid="_x0000_s1094" type="#_x0000_t202" style="position:absolute;margin-left:401.95pt;margin-top:63.6pt;width:31.5pt;height:29.5pt;z-index:251813888;visibility:visible;mso-wrap-style:square;mso-width-percent:0;mso-height-percent:0;mso-wrap-distance-left:9pt;mso-wrap-distance-top:0;mso-wrap-distance-right:9pt;mso-wrap-distance-bottom:0;mso-position-horizontal:absolute;mso-position-horizontal-relative:text;mso-position-vertical:absolute;mso-position-vertical-relative:text;mso-width-percent:0;mso-height-percent:0;mso-width-relative:margin;mso-height-relative:margin;v-text-anchor:top" o:gfxdata="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" filled="f" stroked="f">
                 <v:textbox>
                   <w:txbxContent>
                     <w:p>
@@ -23038,7 +25015,7 @@
                                     </pic:cNvPicPr>
                                   </pic:nvPicPr>
                                   <pic:blipFill>
-                                    <a:blip r:embed="rId18">
+                                    <a:blip r:embed="rId20">
                                       <a:extLst>
                                         <a:ext uri="{28A0092B-C50C-407E-A947-70E740481C1C}">
                                           <a14:useLocalDpi xmlns:a14="http://schemas.microsoft.com/office/drawing/2010/main" val="0"/>
@@ -23141,6 +25118,7 @@
                                 <w:lang w:val="es-MX"/>
                               </w:rPr>
                             </w:pPr>
+                            <w:proofErr w:type="spellStart"/>
                             <w:r>
                               <w:rPr>
                                 <w:b/>
@@ -23162,6 +25140,7 @@
                               </w:rPr>
                               <w:t>c</w:t>
                             </w:r>
+                            <w:proofErr w:type="spellEnd"/>
                           </w:p>
                         </w:txbxContent>
                       </wps:txbx>
@@ -23183,9 +25162,9 @@
               </wp:anchor>
             </w:drawing>
           </mc:Choice>
-          <mc:Fallback>
+          <mc:Fallback xmlns:w16du="http://schemas.microsoft.com/office/word/2023/wordml/word16du" xmlns:w16sdtfl="http://schemas.microsoft.com/office/word/2024/wordml/sdtformatlock">
             <w:pict>
-              <v:shape w14:anchorId="3D28AD2B" id="Cuadro de texto 103800755" o:spid="_x0000_s1095" type="#_x0000_t202" style="position:absolute;margin-left:339.95pt;margin-top:65.6pt;width:31.5pt;height:29.5pt;z-index:251811840;visibility:visible;mso-wrap-style:square;mso-width-percent:0;mso-height-percent:0;mso-wrap-distance-left:9pt;mso-wrap-distance-top:0;mso-wrap-distance-right:9pt;mso-wrap-distance-bottom:0;mso-position-horizontal:absolute;mso-position-horizontal-relative:text;mso-position-vertical:absolute;mso-position-vertical-relative:text;mso-width-percent:0;mso-height-percent:0;mso-width-relative:margin;mso-height-relative:margin;v-text-anchor:top" o:gfxdata="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" filled="f" stroked="f">
+              <v:shape w14:anchorId="3D28AD2B" id="Cuadro de texto 103800755" o:spid="_x0000_s1095" type="#_x0000_t202" style="position:absolute;margin-left:339.95pt;margin-top:65.6pt;width:31.5pt;height:29.5pt;z-index:251811840;visibility:visible;mso-wrap-style:square;mso-width-percent:0;mso-height-percent:0;mso-wrap-distance-left:9pt;mso-wrap-distance-top:0;mso-wrap-distance-right:9pt;mso-wrap-distance-bottom:0;mso-position-horizontal:absolute;mso-position-horizontal-relative:text;mso-position-vertical:absolute;mso-position-vertical-relative:text;mso-width-percent:0;mso-height-percent:0;mso-width-relative:margin;mso-height-relative:margin;v-text-anchor:top" o:gfxdata="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" filled="f" stroked="f">
                 <v:textbox>
                   <w:txbxContent>
                     <w:p>
@@ -23331,9 +25310,9 @@
               </wp:anchor>
             </w:drawing>
           </mc:Choice>
-          <mc:Fallback>
+          <mc:Fallback xmlns:w16du="http://schemas.microsoft.com/office/word/2023/wordml/word16du" xmlns:w16sdtfl="http://schemas.microsoft.com/office/word/2024/wordml/sdtformatlock">
             <w:pict>
-              <v:shape w14:anchorId="4FF904CC" id="Cuadro de texto 103800752" o:spid="_x0000_s1096" type="#_x0000_t202" style="position:absolute;margin-left:269.95pt;margin-top:9.6pt;width:1in;height:23.5pt;z-index:251805696;visibility:visible;mso-wrap-style:none;mso-height-percent:0;mso-wrap-distance-left:9pt;mso-wrap-distance-top:0;mso-wrap-distance-right:9pt;mso-wrap-distance-bottom:0;mso-position-horizontal:absolute;mso-position-horizontal-relative:text;mso-position-vertical:absolute;mso-position-vertical-relative:text;mso-height-percent:0;mso-height-relative:margin;v-text-anchor:top" o:gfxdata="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" filled="f" stroked="f">
+              <v:shape w14:anchorId="4FF904CC" id="Cuadro de texto 103800752" o:spid="_x0000_s1096" type="#_x0000_t202" style="position:absolute;margin-left:269.95pt;margin-top:9.6pt;width:1in;height:23.5pt;z-index:251805696;visibility:visible;mso-wrap-style:none;mso-height-percent:0;mso-wrap-distance-left:9pt;mso-wrap-distance-top:0;mso-wrap-distance-right:9pt;mso-wrap-distance-bottom:0;mso-position-horizontal:absolute;mso-position-horizontal-relative:text;mso-position-vertical:absolute;mso-position-vertical-relative:text;mso-height-percent:0;mso-height-relative:margin;v-text-anchor:top" o:gfxdata="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" filled="f" stroked="f">
                 <v:textbox>
                   <w:txbxContent>
                     <w:p>
@@ -23396,7 +25375,7 @@
                     <pic:cNvPicPr/>
                   </pic:nvPicPr>
                   <pic:blipFill>
-                    <a:blip r:embed="rId20"/>
+                    <a:blip r:embed="rId22"/>
                     <a:stretch>
                       <a:fillRect/>
                     </a:stretch>
@@ -23779,7 +25758,7 @@
                                           </pic:cNvPicPr>
                                         </pic:nvPicPr>
                                         <pic:blipFill>
-                                          <a:blip r:embed="rId18">
+                                          <a:blip r:embed="rId19">
                                             <a:extLst>
                                               <a:ext uri="{28A0092B-C50C-407E-A947-70E740481C1C}">
                                                 <a14:useLocalDpi xmlns:a14="http://schemas.microsoft.com/office/drawing/2010/main" val="0"/>
@@ -23831,9 +25810,9 @@
               </wp:anchor>
             </w:drawing>
           </mc:Choice>
-          <mc:Fallback>
+          <mc:Fallback xmlns:w16du="http://schemas.microsoft.com/office/word/2023/wordml/word16du" xmlns:w16sdtfl="http://schemas.microsoft.com/office/word/2024/wordml/sdtformatlock">
             <w:pict>
-              <v:shape w14:anchorId="35255680" id="Cuadro de texto 438739035" o:spid="_x0000_s1097" type="#_x0000_t202" style="position:absolute;margin-left:414.95pt;margin-top:86.5pt;width:18.5pt;height:22pt;z-index:251864064;visibility:visible;mso-wrap-style:square;mso-width-percent:0;mso-height-percent:0;mso-wrap-distance-left:9pt;mso-wrap-distance-top:0;mso-wrap-distance-right:9pt;mso-wrap-distance-bottom:0;mso-position-horizontal:absolute;mso-position-horizontal-relative:text;mso-position-vertical:absolute;mso-position-vertical-relative:text;mso-width-percent:0;mso-height-percent:0;mso-width-relative:margin;mso-height-relative:margin;v-text-anchor:top" o:gfxdata="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" filled="f" stroked="f">
+              <v:shape w14:anchorId="35255680" id="Cuadro de texto 438739035" o:spid="_x0000_s1097" type="#_x0000_t202" style="position:absolute;margin-left:414.95pt;margin-top:86.5pt;width:18.5pt;height:22pt;z-index:251864064;visibility:visible;mso-wrap-style:square;mso-width-percent:0;mso-height-percent:0;mso-wrap-distance-left:9pt;mso-wrap-distance-top:0;mso-wrap-distance-right:9pt;mso-wrap-distance-bottom:0;mso-position-horizontal:absolute;mso-position-horizontal-relative:text;mso-position-vertical:absolute;mso-position-vertical-relative:text;mso-width-percent:0;mso-height-percent:0;mso-width-relative:margin;mso-height-relative:margin;v-text-anchor:top" o:gfxdata="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" filled="f" stroked="f">
                 <v:textbox>
                   <w:txbxContent>
                     <w:p>
@@ -23884,7 +25863,7 @@
                                     </pic:cNvPicPr>
                                   </pic:nvPicPr>
                                   <pic:blipFill>
-                                    <a:blip r:embed="rId18">
+                                    <a:blip r:embed="rId20">
                                       <a:extLst>
                                         <a:ext uri="{28A0092B-C50C-407E-A947-70E740481C1C}">
                                           <a14:useLocalDpi xmlns:a14="http://schemas.microsoft.com/office/drawing/2010/main" val="0"/>
@@ -24024,7 +26003,7 @@
                                           </pic:cNvPicPr>
                                         </pic:nvPicPr>
                                         <pic:blipFill>
-                                          <a:blip r:embed="rId18">
+                                          <a:blip r:embed="rId19">
                                             <a:extLst>
                                               <a:ext uri="{28A0092B-C50C-407E-A947-70E740481C1C}">
                                                 <a14:useLocalDpi xmlns:a14="http://schemas.microsoft.com/office/drawing/2010/main" val="0"/>
@@ -24076,9 +26055,9 @@
               </wp:anchor>
             </w:drawing>
           </mc:Choice>
-          <mc:Fallback>
+          <mc:Fallback xmlns:w16du="http://schemas.microsoft.com/office/word/2023/wordml/word16du" xmlns:w16sdtfl="http://schemas.microsoft.com/office/word/2024/wordml/sdtformatlock">
             <w:pict>
-              <v:shape w14:anchorId="310F5BE8" id="Cuadro de texto 438739037" o:spid="_x0000_s1098" type="#_x0000_t202" style="position:absolute;margin-left:354.45pt;margin-top:87.5pt;width:18.5pt;height:22pt;z-index:251866112;visibility:visible;mso-wrap-style:square;mso-width-percent:0;mso-height-percent:0;mso-wrap-distance-left:9pt;mso-wrap-distance-top:0;mso-wrap-distance-right:9pt;mso-wrap-distance-bottom:0;mso-position-horizontal:absolute;mso-position-horizontal-relative:text;mso-position-vertical:absolute;mso-position-vertical-relative:text;mso-width-percent:0;mso-height-percent:0;mso-width-relative:margin;mso-height-relative:margin;v-text-anchor:top" o:gfxdata="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" filled="f" stroked="f">
+              <v:shape w14:anchorId="310F5BE8" id="Cuadro de texto 438739037" o:spid="_x0000_s1098" type="#_x0000_t202" style="position:absolute;margin-left:354.45pt;margin-top:87.5pt;width:18.5pt;height:22pt;z-index:251866112;visibility:visible;mso-wrap-style:square;mso-width-percent:0;mso-height-percent:0;mso-wrap-distance-left:9pt;mso-wrap-distance-top:0;mso-wrap-distance-right:9pt;mso-wrap-distance-bottom:0;mso-position-horizontal:absolute;mso-position-horizontal-relative:text;mso-position-vertical:absolute;mso-position-vertical-relative:text;mso-width-percent:0;mso-height-percent:0;mso-width-relative:margin;mso-height-relative:margin;v-text-anchor:top" o:gfxdata="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" filled="f" stroked="f">
                 <v:textbox>
                   <w:txbxContent>
                     <w:p>
@@ -24129,7 +26108,7 @@
                                     </pic:cNvPicPr>
                                   </pic:nvPicPr>
                                   <pic:blipFill>
-                                    <a:blip r:embed="rId18">
+                                    <a:blip r:embed="rId20">
                                       <a:extLst>
                                         <a:ext uri="{28A0092B-C50C-407E-A947-70E740481C1C}">
                                           <a14:useLocalDpi xmlns:a14="http://schemas.microsoft.com/office/drawing/2010/main" val="0"/>
@@ -24269,7 +26248,7 @@
                                           </pic:cNvPicPr>
                                         </pic:nvPicPr>
                                         <pic:blipFill>
-                                          <a:blip r:embed="rId18">
+                                          <a:blip r:embed="rId19">
                                             <a:extLst>
                                               <a:ext uri="{28A0092B-C50C-407E-A947-70E740481C1C}">
                                                 <a14:useLocalDpi xmlns:a14="http://schemas.microsoft.com/office/drawing/2010/main" val="0"/>
@@ -24321,9 +26300,9 @@
               </wp:anchor>
             </w:drawing>
           </mc:Choice>
-          <mc:Fallback>
+          <mc:Fallback xmlns:w16du="http://schemas.microsoft.com/office/word/2023/wordml/word16du" xmlns:w16sdtfl="http://schemas.microsoft.com/office/word/2024/wordml/sdtformatlock">
             <w:pict>
-              <v:shape w14:anchorId="1CE87ECD" id="Cuadro de texto 438739033" o:spid="_x0000_s1099" type="#_x0000_t202" style="position:absolute;margin-left:414.45pt;margin-top:69pt;width:18.5pt;height:22pt;z-index:251862016;visibility:visible;mso-wrap-style:square;mso-width-percent:0;mso-height-percent:0;mso-wrap-distance-left:9pt;mso-wrap-distance-top:0;mso-wrap-distance-right:9pt;mso-wrap-distance-bottom:0;mso-position-horizontal:absolute;mso-position-horizontal-relative:text;mso-position-vertical:absolute;mso-position-vertical-relative:text;mso-width-percent:0;mso-height-percent:0;mso-width-relative:margin;mso-height-relative:margin;v-text-anchor:top" o:gfxdata="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" filled="f" stroked="f">
+              <v:shape w14:anchorId="1CE87ECD" id="Cuadro de texto 438739033" o:spid="_x0000_s1099" type="#_x0000_t202" style="position:absolute;margin-left:414.45pt;margin-top:69pt;width:18.5pt;height:22pt;z-index:251862016;visibility:visible;mso-wrap-style:square;mso-width-percent:0;mso-height-percent:0;mso-wrap-distance-left:9pt;mso-wrap-distance-top:0;mso-wrap-distance-right:9pt;mso-wrap-distance-bottom:0;mso-position-horizontal:absolute;mso-position-horizontal-relative:text;mso-position-vertical:absolute;mso-position-vertical-relative:text;mso-width-percent:0;mso-height-percent:0;mso-width-relative:margin;mso-height-relative:margin;v-text-anchor:top" o:gfxdata="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" filled="f" stroked="f">
                 <v:textbox>
                   <w:txbxContent>
                     <w:p>
@@ -24374,7 +26353,7 @@
                                     </pic:cNvPicPr>
                                   </pic:nvPicPr>
                                   <pic:blipFill>
-                                    <a:blip r:embed="rId18">
+                                    <a:blip r:embed="rId20">
                                       <a:extLst>
                                         <a:ext uri="{28A0092B-C50C-407E-A947-70E740481C1C}">
                                           <a14:useLocalDpi xmlns:a14="http://schemas.microsoft.com/office/drawing/2010/main" val="0"/>
@@ -24514,7 +26493,7 @@
                                           </pic:cNvPicPr>
                                         </pic:nvPicPr>
                                         <pic:blipFill>
-                                          <a:blip r:embed="rId18">
+                                          <a:blip r:embed="rId19">
                                             <a:extLst>
                                               <a:ext uri="{28A0092B-C50C-407E-A947-70E740481C1C}">
                                                 <a14:useLocalDpi xmlns:a14="http://schemas.microsoft.com/office/drawing/2010/main" val="0"/>
@@ -24566,9 +26545,9 @@
               </wp:anchor>
             </w:drawing>
           </mc:Choice>
-          <mc:Fallback>
+          <mc:Fallback xmlns:w16du="http://schemas.microsoft.com/office/word/2023/wordml/word16du" xmlns:w16sdtfl="http://schemas.microsoft.com/office/word/2024/wordml/sdtformatlock">
             <w:pict>
-              <v:shape w14:anchorId="3012EF86" id="Cuadro de texto 438739031" o:spid="_x0000_s1100" type="#_x0000_t202" style="position:absolute;margin-left:352.95pt;margin-top:68pt;width:18.5pt;height:22pt;z-index:251859968;visibility:visible;mso-wrap-style:square;mso-width-percent:0;mso-height-percent:0;mso-wrap-distance-left:9pt;mso-wrap-distance-top:0;mso-wrap-distance-right:9pt;mso-wrap-distance-bottom:0;mso-position-horizontal:absolute;mso-position-horizontal-relative:text;mso-position-vertical:absolute;mso-position-vertical-relative:text;mso-width-percent:0;mso-height-percent:0;mso-width-relative:margin;mso-height-relative:margin;v-text-anchor:top" o:gfxdata="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" filled="f" stroked="f">
+              <v:shape w14:anchorId="3012EF86" id="Cuadro de texto 438739031" o:spid="_x0000_s1100" type="#_x0000_t202" style="position:absolute;margin-left:352.95pt;margin-top:68pt;width:18.5pt;height:22pt;z-index:251859968;visibility:visible;mso-wrap-style:square;mso-width-percent:0;mso-height-percent:0;mso-wrap-distance-left:9pt;mso-wrap-distance-top:0;mso-wrap-distance-right:9pt;mso-wrap-distance-bottom:0;mso-position-horizontal:absolute;mso-position-horizontal-relative:text;mso-position-vertical:absolute;mso-position-vertical-relative:text;mso-width-percent:0;mso-height-percent:0;mso-width-relative:margin;mso-height-relative:margin;v-text-anchor:top" o:gfxdata="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" filled="f" stroked="f">
                 <v:textbox>
                   <w:txbxContent>
                     <w:p>
@@ -24619,7 +26598,7 @@
                                     </pic:cNvPicPr>
                                   </pic:nvPicPr>
                                   <pic:blipFill>
-                                    <a:blip r:embed="rId18">
+                                    <a:blip r:embed="rId20">
                                       <a:extLst>
                                         <a:ext uri="{28A0092B-C50C-407E-A947-70E740481C1C}">
                                           <a14:useLocalDpi xmlns:a14="http://schemas.microsoft.com/office/drawing/2010/main" val="0"/>
@@ -24722,6 +26701,7 @@
                                 <w:lang w:val="es-MX"/>
                               </w:rPr>
                             </w:pPr>
+                            <w:proofErr w:type="spellStart"/>
                             <w:r>
                               <w:rPr>
                                 <w:b/>
@@ -24743,6 +26723,7 @@
                               </w:rPr>
                               <w:t>o</w:t>
                             </w:r>
+                            <w:proofErr w:type="spellEnd"/>
                           </w:p>
                         </w:txbxContent>
                       </wps:txbx>
@@ -24761,9 +26742,9 @@
               </wp:anchor>
             </w:drawing>
           </mc:Choice>
-          <mc:Fallback>
+          <mc:Fallback xmlns:w16du="http://schemas.microsoft.com/office/word/2023/wordml/word16du" xmlns:w16sdtfl="http://schemas.microsoft.com/office/word/2024/wordml/sdtformatlock">
             <w:pict>
-              <v:shape w14:anchorId="5A761326" id="Cuadro de texto 438739024" o:spid="_x0000_s1101" type="#_x0000_t202" style="position:absolute;margin-left:413.95pt;margin-top:44pt;width:1in;height:23.5pt;z-index:251849728;visibility:visible;mso-wrap-style:none;mso-height-percent:0;mso-wrap-distance-left:9pt;mso-wrap-distance-top:0;mso-wrap-distance-right:9pt;mso-wrap-distance-bottom:0;mso-position-horizontal:absolute;mso-position-horizontal-relative:text;mso-position-vertical:absolute;mso-position-vertical-relative:text;mso-height-percent:0;mso-height-relative:margin;v-text-anchor:top" o:gfxdata="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" filled="f" stroked="f">
+              <v:shape w14:anchorId="5A761326" id="Cuadro de texto 438739024" o:spid="_x0000_s1101" type="#_x0000_t202" style="position:absolute;margin-left:413.95pt;margin-top:44pt;width:1in;height:23.5pt;z-index:251849728;visibility:visible;mso-wrap-style:none;mso-height-percent:0;mso-wrap-distance-left:9pt;mso-wrap-distance-top:0;mso-wrap-distance-right:9pt;mso-wrap-distance-bottom:0;mso-position-horizontal:absolute;mso-position-horizontal-relative:text;mso-position-vertical:absolute;mso-position-vertical-relative:text;mso-height-percent:0;mso-height-relative:margin;v-text-anchor:top" o:gfxdata="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" filled="f" stroked="f">
                 <v:textbox>
                   <w:txbxContent>
                     <w:p>
@@ -24870,6 +26851,7 @@
                                 <w:lang w:val="es-MX"/>
                               </w:rPr>
                             </w:pPr>
+                            <w:proofErr w:type="spellStart"/>
                             <w:r>
                               <w:rPr>
                                 <w:b/>
@@ -24891,6 +26873,7 @@
                               </w:rPr>
                               <w:t>c</w:t>
                             </w:r>
+                            <w:proofErr w:type="spellEnd"/>
                           </w:p>
                         </w:txbxContent>
                       </wps:txbx>
@@ -24909,9 +26892,9 @@
               </wp:anchor>
             </w:drawing>
           </mc:Choice>
-          <mc:Fallback>
+          <mc:Fallback xmlns:w16du="http://schemas.microsoft.com/office/word/2023/wordml/word16du" xmlns:w16sdtfl="http://schemas.microsoft.com/office/word/2024/wordml/sdtformatlock">
             <w:pict>
-              <v:shape w14:anchorId="2425238E" id="Cuadro de texto 438739023" o:spid="_x0000_s1102" type="#_x0000_t202" style="position:absolute;margin-left:349.95pt;margin-top:39.5pt;width:1in;height:23.5pt;z-index:251847680;visibility:visible;mso-wrap-style:none;mso-height-percent:0;mso-wrap-distance-left:9pt;mso-wrap-distance-top:0;mso-wrap-distance-right:9pt;mso-wrap-distance-bottom:0;mso-position-horizontal:absolute;mso-position-horizontal-relative:text;mso-position-vertical:absolute;mso-position-vertical-relative:text;mso-height-percent:0;mso-height-relative:margin;v-text-anchor:top" o:gfxdata="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" filled="f" stroked="f">
+              <v:shape w14:anchorId="2425238E" id="Cuadro de texto 438739023" o:spid="_x0000_s1102" type="#_x0000_t202" style="position:absolute;margin-left:349.95pt;margin-top:39.5pt;width:1in;height:23.5pt;z-index:251847680;visibility:visible;mso-wrap-style:none;mso-height-percent:0;mso-wrap-distance-left:9pt;mso-wrap-distance-top:0;mso-wrap-distance-right:9pt;mso-wrap-distance-bottom:0;mso-position-horizontal:absolute;mso-position-horizontal-relative:text;mso-position-vertical:absolute;mso-position-vertical-relative:text;mso-height-percent:0;mso-height-relative:margin;v-text-anchor:top" o:gfxdata="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" filled="f" stroked="f">
                 <v:textbox>
                   <w:txbxContent>
                     <w:p>
@@ -25011,7 +26994,7 @@
               </wp:anchor>
             </w:drawing>
           </mc:Choice>
-          <mc:Fallback>
+          <mc:Fallback xmlns:w16du="http://schemas.microsoft.com/office/word/2023/wordml/word16du" xmlns:w16sdtfl="http://schemas.microsoft.com/office/word/2024/wordml/sdtformatlock">
             <w:pict>
               <v:shape w14:anchorId="700C4734" id="Conector recto de flecha 438739019" o:spid="_x0000_s1026" type="#_x0000_t32" style="position:absolute;margin-left:419.95pt;margin-top:38.5pt;width:0;height:29.5pt;z-index:251841536;visibility:visible;mso-wrap-style:square;mso-wrap-distance-left:9pt;mso-wrap-distance-top:0;mso-wrap-distance-right:9pt;mso-wrap-distance-bottom:0;mso-position-horizontal:absolute;mso-position-horizontal-relative:text;mso-position-vertical:absolute;mso-position-vertical-relative:text" o:gfxdata="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" strokecolor="black [3040]">
                 <v:stroke endarrow="block"/>
@@ -25077,7 +27060,7 @@
               </wp:anchor>
             </w:drawing>
           </mc:Choice>
-          <mc:Fallback>
+          <mc:Fallback xmlns:w16du="http://schemas.microsoft.com/office/word/2023/wordml/word16du" xmlns:w16sdtfl="http://schemas.microsoft.com/office/word/2024/wordml/sdtformatlock">
             <w:pict>
               <v:shape w14:anchorId="161E6F5B" id="Conector recto de flecha 438739018" o:spid="_x0000_s1026" type="#_x0000_t32" style="position:absolute;margin-left:354.45pt;margin-top:39pt;width:0;height:29.5pt;z-index:251839488;visibility:visible;mso-wrap-style:square;mso-wrap-distance-left:9pt;mso-wrap-distance-top:0;mso-wrap-distance-right:9pt;mso-wrap-distance-bottom:0;mso-position-horizontal:absolute;mso-position-horizontal-relative:text;mso-position-vertical:absolute;mso-position-vertical-relative:text" o:gfxdata="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" strokecolor="black [3040]">
                 <v:stroke endarrow="block"/>
@@ -25150,6 +27133,7 @@
                                 <w:lang w:val="es-MX"/>
                               </w:rPr>
                             </w:pPr>
+                            <w:proofErr w:type="spellStart"/>
                             <w:r>
                               <w:rPr>
                                 <w:b/>
@@ -25171,6 +27155,7 @@
                               </w:rPr>
                               <w:t>L</w:t>
                             </w:r>
+                            <w:proofErr w:type="spellEnd"/>
                           </w:p>
                         </w:txbxContent>
                       </wps:txbx>
@@ -25189,9 +27174,9 @@
               </wp:anchor>
             </w:drawing>
           </mc:Choice>
-          <mc:Fallback>
+          <mc:Fallback xmlns:w16du="http://schemas.microsoft.com/office/word/2023/wordml/word16du" xmlns:w16sdtfl="http://schemas.microsoft.com/office/word/2024/wordml/sdtformatlock">
             <w:pict>
-              <v:shape w14:anchorId="04EF35BA" id="Cuadro de texto 438739017" o:spid="_x0000_s1103" type="#_x0000_t202" style="position:absolute;margin-left:316.45pt;margin-top:10pt;width:1in;height:23.5pt;z-index:251837440;visibility:visible;mso-wrap-style:none;mso-height-percent:0;mso-wrap-distance-left:9pt;mso-wrap-distance-top:0;mso-wrap-distance-right:9pt;mso-wrap-distance-bottom:0;mso-position-horizontal:absolute;mso-position-horizontal-relative:text;mso-position-vertical:absolute;mso-position-vertical-relative:text;mso-height-percent:0;mso-height-relative:margin;v-text-anchor:top" o:gfxdata="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" filled="f" stroked="f">
+              <v:shape w14:anchorId="04EF35BA" id="Cuadro de texto 438739017" o:spid="_x0000_s1103" type="#_x0000_t202" style="position:absolute;margin-left:316.45pt;margin-top:10pt;width:1in;height:23.5pt;z-index:251837440;visibility:visible;mso-wrap-style:none;mso-height-percent:0;mso-wrap-distance-left:9pt;mso-wrap-distance-top:0;mso-wrap-distance-right:9pt;mso-wrap-distance-bottom:0;mso-position-horizontal:absolute;mso-position-horizontal-relative:text;mso-position-vertical:absolute;mso-position-vertical-relative:text;mso-height-percent:0;mso-height-relative:margin;v-text-anchor:top" o:gfxdata="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" filled="f" stroked="f">
                 <v:textbox>
                   <w:txbxContent>
                     <w:p>
@@ -25291,7 +27276,7 @@
               </wp:anchor>
             </w:drawing>
           </mc:Choice>
-          <mc:Fallback>
+          <mc:Fallback xmlns:w16du="http://schemas.microsoft.com/office/word/2023/wordml/word16du" xmlns:w16sdtfl="http://schemas.microsoft.com/office/word/2024/wordml/sdtformatlock">
             <w:pict>
               <v:shape w14:anchorId="0B0936C3" id="Conector recto de flecha 438739009" o:spid="_x0000_s1026" type="#_x0000_t32" style="position:absolute;margin-left:311.95pt;margin-top:29.5pt;width:30pt;height:0;z-index:251825152;visibility:visible;mso-wrap-style:square;mso-wrap-distance-left:9pt;mso-wrap-distance-top:0;mso-wrap-distance-right:9pt;mso-wrap-distance-bottom:0;mso-position-horizontal:absolute;mso-position-horizontal-relative:text;mso-position-vertical:absolute;mso-position-vertical-relative:text" o:gfxdata="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" strokecolor="black [3040]">
                 <v:stroke endarrow="block"/>
@@ -25406,9 +27391,9 @@
               </wp:anchor>
             </w:drawing>
           </mc:Choice>
-          <mc:Fallback>
+          <mc:Fallback xmlns:w16du="http://schemas.microsoft.com/office/word/2023/wordml/word16du" xmlns:w16sdtfl="http://schemas.microsoft.com/office/word/2024/wordml/sdtformatlock">
             <w:pict>
-              <v:shape w14:anchorId="7FC501F8" id="Cuadro de texto 103800761" o:spid="_x0000_s1104" type="#_x0000_t202" style="position:absolute;margin-left:412.95pt;margin-top:78pt;width:31.5pt;height:29.5pt;z-index:251817984;visibility:visible;mso-wrap-style:square;mso-width-percent:0;mso-height-percent:0;mso-wrap-distance-left:9pt;mso-wrap-distance-top:0;mso-wrap-distance-right:9pt;mso-wrap-distance-bottom:0;mso-position-horizontal:absolute;mso-position-horizontal-relative:text;mso-position-vertical:absolute;mso-position-vertical-relative:text;mso-width-percent:0;mso-height-percent:0;mso-width-relative:margin;mso-height-relative:margin;v-text-anchor:top" o:gfxdata="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" filled="f" stroked="f">
+              <v:shape w14:anchorId="7FC501F8" id="Cuadro de texto 103800761" o:spid="_x0000_s1104" type="#_x0000_t202" style="position:absolute;margin-left:412.95pt;margin-top:78pt;width:31.5pt;height:29.5pt;z-index:251817984;visibility:visible;mso-wrap-style:square;mso-width-percent:0;mso-height-percent:0;mso-wrap-distance-left:9pt;mso-wrap-distance-top:0;mso-wrap-distance-right:9pt;mso-wrap-distance-bottom:0;mso-position-horizontal:absolute;mso-position-horizontal-relative:text;mso-position-vertical:absolute;mso-position-vertical-relative:text;mso-width-percent:0;mso-height-percent:0;mso-width-relative:margin;mso-height-relative:margin;v-text-anchor:top" o:gfxdata="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" filled="f" stroked="f">
                 <v:textbox>
                   <w:txbxContent>
                     <w:p>
@@ -25515,6 +27500,7 @@
                                 <w:lang w:val="es-MX"/>
                               </w:rPr>
                             </w:pPr>
+                            <w:proofErr w:type="spellStart"/>
                             <w:r>
                               <w:rPr>
                                 <w:b/>
@@ -25536,6 +27522,7 @@
                               </w:rPr>
                               <w:t>c</w:t>
                             </w:r>
+                            <w:proofErr w:type="spellEnd"/>
                           </w:p>
                         </w:txbxContent>
                       </wps:txbx>
@@ -25557,9 +27544,9 @@
               </wp:anchor>
             </w:drawing>
           </mc:Choice>
-          <mc:Fallback>
+          <mc:Fallback xmlns:w16du="http://schemas.microsoft.com/office/word/2023/wordml/word16du" xmlns:w16sdtfl="http://schemas.microsoft.com/office/word/2024/wordml/sdtformatlock">
             <w:pict>
-              <v:shape w14:anchorId="59233264" id="Cuadro de texto 103800759" o:spid="_x0000_s1105" type="#_x0000_t202" style="position:absolute;margin-left:352.45pt;margin-top:77pt;width:31.5pt;height:29.5pt;z-index:251815936;visibility:visible;mso-wrap-style:square;mso-width-percent:0;mso-height-percent:0;mso-wrap-distance-left:9pt;mso-wrap-distance-top:0;mso-wrap-distance-right:9pt;mso-wrap-distance-bottom:0;mso-position-horizontal:absolute;mso-position-horizontal-relative:text;mso-position-vertical:absolute;mso-position-vertical-relative:text;mso-width-percent:0;mso-height-percent:0;mso-width-relative:margin;mso-height-relative:margin;v-text-anchor:top" o:gfxdata="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" filled="f" stroked="f">
+              <v:shape w14:anchorId="59233264" id="Cuadro de texto 103800759" o:spid="_x0000_s1105" type="#_x0000_t202" style="position:absolute;margin-left:352.45pt;margin-top:77pt;width:31.5pt;height:29.5pt;z-index:251815936;visibility:visible;mso-wrap-style:square;mso-width-percent:0;mso-height-percent:0;mso-wrap-distance-left:9pt;mso-wrap-distance-top:0;mso-wrap-distance-right:9pt;mso-wrap-distance-bottom:0;mso-position-horizontal:absolute;mso-position-horizontal-relative:text;mso-position-vertical:absolute;mso-position-vertical-relative:text;mso-width-percent:0;mso-height-percent:0;mso-width-relative:margin;mso-height-relative:margin;v-text-anchor:top" o:gfxdata="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" filled="f" stroked="f">
                 <v:textbox>
                   <w:txbxContent>
                     <w:p>
@@ -25705,9 +27692,9 @@
               </wp:anchor>
             </w:drawing>
           </mc:Choice>
-          <mc:Fallback>
+          <mc:Fallback xmlns:w16du="http://schemas.microsoft.com/office/word/2023/wordml/word16du" xmlns:w16sdtfl="http://schemas.microsoft.com/office/word/2024/wordml/sdtformatlock">
             <w:pict>
-              <v:shape w14:anchorId="1F0742AF" id="Cuadro de texto 103800753" o:spid="_x0000_s1106" type="#_x0000_t202" style="position:absolute;margin-left:269.95pt;margin-top:12pt;width:1in;height:23.5pt;z-index:251807744;visibility:visible;mso-wrap-style:none;mso-height-percent:0;mso-wrap-distance-left:9pt;mso-wrap-distance-top:0;mso-wrap-distance-right:9pt;mso-wrap-distance-bottom:0;mso-position-horizontal:absolute;mso-position-horizontal-relative:text;mso-position-vertical:absolute;mso-position-vertical-relative:text;mso-height-percent:0;mso-height-relative:margin;v-text-anchor:top" o:gfxdata="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" filled="f" stroked="f">
+              <v:shape w14:anchorId="1F0742AF" id="Cuadro de texto 103800753" o:spid="_x0000_s1106" type="#_x0000_t202" style="position:absolute;margin-left:269.95pt;margin-top:12pt;width:1in;height:23.5pt;z-index:251807744;visibility:visible;mso-wrap-style:none;mso-height-percent:0;mso-wrap-distance-left:9pt;mso-wrap-distance-top:0;mso-wrap-distance-right:9pt;mso-wrap-distance-bottom:0;mso-position-horizontal:absolute;mso-position-horizontal-relative:text;mso-position-vertical:absolute;mso-position-vertical-relative:text;mso-height-percent:0;mso-height-relative:margin;v-text-anchor:top" o:gfxdata="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" filled="f" stroked="f">
                 <v:textbox>
                   <w:txbxContent>
                     <w:p>
@@ -25770,7 +27757,7 @@
                     <pic:cNvPicPr/>
                   </pic:nvPicPr>
                   <pic:blipFill>
-                    <a:blip r:embed="rId21"/>
+                    <a:blip r:embed="rId23"/>
                     <a:stretch>
                       <a:fillRect/>
                     </a:stretch>
@@ -26100,14 +28087,32 @@
           <w:sz w:val="24"/>
           <w:szCs w:val="24"/>
         </w:rPr>
-        <w:t>De forma análoga a lo descrito previamente en el análisis del convertidor Boost, durante este intervalo la fuente de entrada queda conectada directamente con el inductor y la etapa de salida, mientras que el diodo se encuentra polarizado en inversa. Bajo esta condición, la energía suministrada por la fuente es transferida al inductor y a la carga, mientras el capacitor contribuye al filtrado del voltaje de salida.</w:t>
+        <w:t xml:space="preserve">De forma análoga a lo descrito previamente en el análisis del convertidor </w:t>
+      </w:r>
+      <w:proofErr w:type="spellStart"/>
+      <w:r>
+        <w:rPr>
+          <w:rFonts w:cstheme="minorHAnsi"/>
+          <w:sz w:val="24"/>
+          <w:szCs w:val="24"/>
+        </w:rPr>
+        <w:t>Boost</w:t>
+      </w:r>
+      <w:proofErr w:type="spellEnd"/>
+      <w:r>
+        <w:rPr>
+          <w:rFonts w:cstheme="minorHAnsi"/>
+          <w:sz w:val="24"/>
+          <w:szCs w:val="24"/>
+        </w:rPr>
+        <w:t>, durante este intervalo la fuente de entrada queda conectada directamente con el inductor y la etapa de salida, mientras que el diodo se encuentra polarizado en inversa. Bajo esta condición, la energía suministrada por la fuente es transferida al inductor y a la carga, mientras el capacitor contribuye al filtrado del voltaje de salida.</w:t>
       </w:r>
       <w:r>
         <w:t xml:space="preserve"> Aplicando la </w:t>
       </w:r>
       <w:r>
         <w:rPr>
-          <w:rStyle w:val="Fuerte"/>
+          <w:rStyle w:val="Textoennegrita"/>
           <w:b w:val="0"/>
           <w:bCs w:val="0"/>
         </w:rPr>
@@ -26115,13 +28120,13 @@
       </w:r>
       <w:r>
         <w:rPr>
-          <w:rStyle w:val="Fuerte"/>
+          <w:rStyle w:val="Textoennegrita"/>
         </w:rPr>
         <w:t xml:space="preserve"> </w:t>
       </w:r>
       <w:r>
         <w:rPr>
-          <w:rStyle w:val="Fuerte"/>
+          <w:rStyle w:val="Textoennegrita"/>
           <w:b w:val="0"/>
           <w:bCs w:val="0"/>
         </w:rPr>
@@ -26139,7 +28144,7 @@
       </w:r>
       <w:r>
         <w:rPr>
-          <w:rStyle w:val="Fuerte"/>
+          <w:rStyle w:val="Textoennegrita"/>
           <w:b w:val="0"/>
           <w:bCs w:val="0"/>
         </w:rPr>
@@ -27311,7 +29316,7 @@
               </wp:anchor>
             </w:drawing>
           </mc:Choice>
-          <mc:Fallback>
+          <mc:Fallback xmlns:w16du="http://schemas.microsoft.com/office/word/2023/wordml/word16du" xmlns:w16sdtfl="http://schemas.microsoft.com/office/word/2024/wordml/sdtformatlock">
             <w:pict>
               <v:shape w14:anchorId="43FDBBE3" id="Conector recto de flecha 1248200731" o:spid="_x0000_s1026" type="#_x0000_t32" style="position:absolute;margin-left:419.4pt;margin-top:38.35pt;width:0;height:29.5pt;z-index:251911168;visibility:visible;mso-wrap-style:square;mso-wrap-distance-left:9pt;mso-wrap-distance-top:0;mso-wrap-distance-right:9pt;mso-wrap-distance-bottom:0;mso-position-horizontal:absolute;mso-position-horizontal-relative:text;mso-position-vertical:absolute;mso-position-vertical-relative:text" o:gfxdata="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" strokecolor="black [3040]">
                 <v:stroke endarrow="block"/>
@@ -27377,7 +29382,7 @@
               </wp:anchor>
             </w:drawing>
           </mc:Choice>
-          <mc:Fallback>
+          <mc:Fallback xmlns:w16du="http://schemas.microsoft.com/office/word/2023/wordml/word16du" xmlns:w16sdtfl="http://schemas.microsoft.com/office/word/2024/wordml/sdtformatlock">
             <w:pict>
               <v:shape w14:anchorId="0B08D3A0" id="Conector recto de flecha 1248200730" o:spid="_x0000_s1026" type="#_x0000_t32" style="position:absolute;margin-left:354.3pt;margin-top:38.4pt;width:0;height:29.5pt;z-index:251909120;visibility:visible;mso-wrap-style:square;mso-wrap-distance-left:9pt;mso-wrap-distance-top:0;mso-wrap-distance-right:9pt;mso-wrap-distance-bottom:0;mso-position-horizontal:absolute;mso-position-horizontal-relative:text;mso-position-vertical:absolute;mso-position-vertical-relative:text" o:gfxdata="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" strokecolor="black [3040]">
                 <v:stroke endarrow="block"/>
@@ -27450,6 +29455,7 @@
                                 <w:lang w:val="es-MX"/>
                               </w:rPr>
                             </w:pPr>
+                            <w:proofErr w:type="spellStart"/>
                             <w:r>
                               <w:rPr>
                                 <w:b/>
@@ -27471,6 +29477,7 @@
                               </w:rPr>
                               <w:t>c</w:t>
                             </w:r>
+                            <w:proofErr w:type="spellEnd"/>
                           </w:p>
                         </w:txbxContent>
                       </wps:txbx>
@@ -27489,9 +29496,9 @@
               </wp:anchor>
             </w:drawing>
           </mc:Choice>
-          <mc:Fallback>
+          <mc:Fallback xmlns:w16du="http://schemas.microsoft.com/office/word/2023/wordml/word16du" xmlns:w16sdtfl="http://schemas.microsoft.com/office/word/2024/wordml/sdtformatlock">
             <w:pict>
-              <v:shape w14:anchorId="199F1712" id="Cuadro de texto 1248200729" o:spid="_x0000_s1107" type="#_x0000_t202" style="position:absolute;margin-left:349.05pt;margin-top:38.8pt;width:1in;height:23.5pt;z-index:251907072;visibility:visible;mso-wrap-style:none;mso-height-percent:0;mso-wrap-distance-left:9pt;mso-wrap-distance-top:0;mso-wrap-distance-right:9pt;mso-wrap-distance-bottom:0;mso-position-horizontal:absolute;mso-position-horizontal-relative:text;mso-position-vertical:absolute;mso-position-vertical-relative:text;mso-height-percent:0;mso-height-relative:margin;v-text-anchor:top" o:gfxdata="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" filled="f" stroked="f">
+              <v:shape w14:anchorId="199F1712" id="Cuadro de texto 1248200729" o:spid="_x0000_s1107" type="#_x0000_t202" style="position:absolute;margin-left:349.05pt;margin-top:38.8pt;width:1in;height:23.5pt;z-index:251907072;visibility:visible;mso-wrap-style:none;mso-height-percent:0;mso-wrap-distance-left:9pt;mso-wrap-distance-top:0;mso-wrap-distance-right:9pt;mso-wrap-distance-bottom:0;mso-position-horizontal:absolute;mso-position-horizontal-relative:text;mso-position-vertical:absolute;mso-position-vertical-relative:text;mso-height-percent:0;mso-height-relative:margin;v-text-anchor:top" o:gfxdata="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" filled="f" stroked="f">
                 <v:textbox>
                   <w:txbxContent>
                     <w:p>
@@ -27598,6 +29605,7 @@
                                 <w:lang w:val="es-MX"/>
                               </w:rPr>
                             </w:pPr>
+                            <w:proofErr w:type="spellStart"/>
                             <w:r>
                               <w:rPr>
                                 <w:b/>
@@ -27619,6 +29627,7 @@
                               </w:rPr>
                               <w:t>o</w:t>
                             </w:r>
+                            <w:proofErr w:type="spellEnd"/>
                           </w:p>
                         </w:txbxContent>
                       </wps:txbx>
@@ -27637,9 +29646,9 @@
               </wp:anchor>
             </w:drawing>
           </mc:Choice>
-          <mc:Fallback>
+          <mc:Fallback xmlns:w16du="http://schemas.microsoft.com/office/word/2023/wordml/word16du" xmlns:w16sdtfl="http://schemas.microsoft.com/office/word/2024/wordml/sdtformatlock">
             <w:pict>
-              <v:shape w14:anchorId="5FDC3D13" id="Cuadro de texto 1248200728" o:spid="_x0000_s1108" type="#_x0000_t202" style="position:absolute;margin-left:415.25pt;margin-top:42.15pt;width:1in;height:23.5pt;z-index:251905024;visibility:visible;mso-wrap-style:none;mso-height-percent:0;mso-wrap-distance-left:9pt;mso-wrap-distance-top:0;mso-wrap-distance-right:9pt;mso-wrap-distance-bottom:0;mso-position-horizontal:absolute;mso-position-horizontal-relative:text;mso-position-vertical:absolute;mso-position-vertical-relative:text;mso-height-percent:0;mso-height-relative:margin;v-text-anchor:top" o:gfxdata="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" filled="f" stroked="f">
+              <v:shape w14:anchorId="5FDC3D13" id="Cuadro de texto 1248200728" o:spid="_x0000_s1108" type="#_x0000_t202" style="position:absolute;margin-left:415.25pt;margin-top:42.15pt;width:1in;height:23.5pt;z-index:251905024;visibility:visible;mso-wrap-style:none;mso-height-percent:0;mso-wrap-distance-left:9pt;mso-wrap-distance-top:0;mso-wrap-distance-right:9pt;mso-wrap-distance-bottom:0;mso-position-horizontal:absolute;mso-position-horizontal-relative:text;mso-position-vertical:absolute;mso-position-vertical-relative:text;mso-height-percent:0;mso-height-relative:margin;v-text-anchor:top" o:gfxdata="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" filled="f" stroked="f">
                 <v:textbox>
                   <w:txbxContent>
                     <w:p>
@@ -27777,9 +29786,9 @@
               </wp:anchor>
             </w:drawing>
           </mc:Choice>
-          <mc:Fallback>
+          <mc:Fallback xmlns:w16du="http://schemas.microsoft.com/office/word/2023/wordml/word16du" xmlns:w16sdtfl="http://schemas.microsoft.com/office/word/2024/wordml/sdtformatlock">
             <w:pict>
-              <v:shape w14:anchorId="218A271D" id="Cuadro de texto 1248200716" o:spid="_x0000_s1109" type="#_x0000_t202" style="position:absolute;margin-left:413.9pt;margin-top:89.2pt;width:18.5pt;height:23.25pt;z-index:251902976;visibility:visible;mso-wrap-style:square;mso-width-percent:0;mso-height-percent:0;mso-wrap-distance-left:9pt;mso-wrap-distance-top:0;mso-wrap-distance-right:9pt;mso-wrap-distance-bottom:0;mso-position-horizontal:absolute;mso-position-horizontal-relative:text;mso-position-vertical:absolute;mso-position-vertical-relative:text;mso-width-percent:0;mso-height-percent:0;mso-width-relative:margin;mso-height-relative:margin;v-text-anchor:top" o:gfxdata="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" filled="f" stroked="f">
+              <v:shape w14:anchorId="218A271D" id="Cuadro de texto 1248200716" o:spid="_x0000_s1109" type="#_x0000_t202" style="position:absolute;margin-left:413.9pt;margin-top:89.2pt;width:18.5pt;height:23.25pt;z-index:251902976;visibility:visible;mso-wrap-style:square;mso-width-percent:0;mso-height-percent:0;mso-wrap-distance-left:9pt;mso-wrap-distance-top:0;mso-wrap-distance-right:9pt;mso-wrap-distance-bottom:0;mso-position-horizontal:absolute;mso-position-horizontal-relative:text;mso-position-vertical:absolute;mso-position-vertical-relative:text;mso-width-percent:0;mso-height-percent:0;mso-width-relative:margin;mso-height-relative:margin;v-text-anchor:top" o:gfxdata="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" filled="f" stroked="f">
                 <v:textbox>
                   <w:txbxContent>
                     <w:p>
@@ -27912,7 +29921,7 @@
                                           </pic:cNvPicPr>
                                         </pic:nvPicPr>
                                         <pic:blipFill>
-                                          <a:blip r:embed="rId22">
+                                          <a:blip r:embed="rId24">
                                             <a:extLst>
                                               <a:ext uri="{28A0092B-C50C-407E-A947-70E740481C1C}">
                                                 <a14:useLocalDpi xmlns:a14="http://schemas.microsoft.com/office/drawing/2010/main" val="0"/>
@@ -27970,7 +29979,7 @@
                                           </pic:cNvPicPr>
                                         </pic:nvPicPr>
                                         <pic:blipFill>
-                                          <a:blip r:embed="rId18">
+                                          <a:blip r:embed="rId20">
                                             <a:extLst>
                                               <a:ext uri="{28A0092B-C50C-407E-A947-70E740481C1C}">
                                                 <a14:useLocalDpi xmlns:a14="http://schemas.microsoft.com/office/drawing/2010/main" val="0"/>
@@ -28022,9 +30031,9 @@
               </wp:anchor>
             </w:drawing>
           </mc:Choice>
-          <mc:Fallback>
+          <mc:Fallback xmlns:w16du="http://schemas.microsoft.com/office/word/2023/wordml/word16du" xmlns:w16sdtfl="http://schemas.microsoft.com/office/word/2024/wordml/sdtformatlock">
             <w:pict>
-              <v:shape w14:anchorId="25F9922A" id="Cuadro de texto 1248200710" o:spid="_x0000_s1110" type="#_x0000_t202" style="position:absolute;margin-left:411.8pt;margin-top:64.55pt;width:18.5pt;height:22pt;z-index:251900928;visibility:visible;mso-wrap-style:square;mso-width-percent:0;mso-height-percent:0;mso-wrap-distance-left:9pt;mso-wrap-distance-top:0;mso-wrap-distance-right:9pt;mso-wrap-distance-bottom:0;mso-position-horizontal:absolute;mso-position-horizontal-relative:text;mso-position-vertical:absolute;mso-position-vertical-relative:text;mso-width-percent:0;mso-height-percent:0;mso-width-relative:margin;mso-height-relative:margin;v-text-anchor:top" o:gfxdata="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" filled="f" stroked="f">
+              <v:shape w14:anchorId="25F9922A" id="Cuadro de texto 1248200710" o:spid="_x0000_s1110" type="#_x0000_t202" style="position:absolute;margin-left:411.8pt;margin-top:64.55pt;width:18.5pt;height:22pt;z-index:251900928;visibility:visible;mso-wrap-style:square;mso-width-percent:0;mso-height-percent:0;mso-wrap-distance-left:9pt;mso-wrap-distance-top:0;mso-wrap-distance-right:9pt;mso-wrap-distance-bottom:0;mso-position-horizontal:absolute;mso-position-horizontal-relative:text;mso-position-vertical:absolute;mso-position-vertical-relative:text;mso-width-percent:0;mso-height-percent:0;mso-width-relative:margin;mso-height-relative:margin;v-text-anchor:top" o:gfxdata="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" filled="f" stroked="f">
                 <v:textbox>
                   <w:txbxContent>
                     <w:p>
@@ -28075,7 +30084,7 @@
                                     </pic:cNvPicPr>
                                   </pic:nvPicPr>
                                   <pic:blipFill>
-                                    <a:blip r:embed="rId22">
+                                    <a:blip r:embed="rId25">
                                       <a:extLst>
                                         <a:ext uri="{28A0092B-C50C-407E-A947-70E740481C1C}">
                                           <a14:useLocalDpi xmlns:a14="http://schemas.microsoft.com/office/drawing/2010/main" val="0"/>
@@ -28133,7 +30142,7 @@
                                     </pic:cNvPicPr>
                                   </pic:nvPicPr>
                                   <pic:blipFill>
-                                    <a:blip r:embed="rId18">
+                                    <a:blip r:embed="rId20">
                                       <a:extLst>
                                         <a:ext uri="{28A0092B-C50C-407E-A947-70E740481C1C}">
                                           <a14:useLocalDpi xmlns:a14="http://schemas.microsoft.com/office/drawing/2010/main" val="0"/>
@@ -28273,7 +30282,7 @@
                                           </pic:cNvPicPr>
                                         </pic:nvPicPr>
                                         <pic:blipFill>
-                                          <a:blip r:embed="rId22">
+                                          <a:blip r:embed="rId25">
                                             <a:extLst>
                                               <a:ext uri="{28A0092B-C50C-407E-A947-70E740481C1C}">
                                                 <a14:useLocalDpi xmlns:a14="http://schemas.microsoft.com/office/drawing/2010/main" val="0"/>
@@ -28331,7 +30340,7 @@
                                           </pic:cNvPicPr>
                                         </pic:nvPicPr>
                                         <pic:blipFill>
-                                          <a:blip r:embed="rId18">
+                                          <a:blip r:embed="rId20">
                                             <a:extLst>
                                               <a:ext uri="{28A0092B-C50C-407E-A947-70E740481C1C}">
                                                 <a14:useLocalDpi xmlns:a14="http://schemas.microsoft.com/office/drawing/2010/main" val="0"/>
@@ -28383,9 +30392,9 @@
               </wp:anchor>
             </w:drawing>
           </mc:Choice>
-          <mc:Fallback>
+          <mc:Fallback xmlns:w16du="http://schemas.microsoft.com/office/word/2023/wordml/word16du" xmlns:w16sdtfl="http://schemas.microsoft.com/office/word/2024/wordml/sdtformatlock">
             <w:pict>
-              <v:shape w14:anchorId="66386CDF" id="Cuadro de texto 438739064" o:spid="_x0000_s1111" type="#_x0000_t202" style="position:absolute;margin-left:347.4pt;margin-top:69.55pt;width:18.5pt;height:22pt;z-index:251890688;visibility:visible;mso-wrap-style:square;mso-width-percent:0;mso-height-percent:0;mso-wrap-distance-left:9pt;mso-wrap-distance-top:0;mso-wrap-distance-right:9pt;mso-wrap-distance-bottom:0;mso-position-horizontal:absolute;mso-position-horizontal-relative:text;mso-position-vertical:absolute;mso-position-vertical-relative:text;mso-width-percent:0;mso-height-percent:0;mso-width-relative:margin;mso-height-relative:margin;v-text-anchor:top" o:gfxdata="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" filled="f" stroked="f">
+              <v:shape w14:anchorId="66386CDF" id="Cuadro de texto 438739064" o:spid="_x0000_s1111" type="#_x0000_t202" style="position:absolute;margin-left:347.4pt;margin-top:69.55pt;width:18.5pt;height:22pt;z-index:251890688;visibility:visible;mso-wrap-style:square;mso-width-percent:0;mso-height-percent:0;mso-wrap-distance-left:9pt;mso-wrap-distance-top:0;mso-wrap-distance-right:9pt;mso-wrap-distance-bottom:0;mso-position-horizontal:absolute;mso-position-horizontal-relative:text;mso-position-vertical:absolute;mso-position-vertical-relative:text;mso-width-percent:0;mso-height-percent:0;mso-width-relative:margin;mso-height-relative:margin;v-text-anchor:top" o:gfxdata="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" filled="f" stroked="f">
                 <v:textbox>
                   <w:txbxContent>
                     <w:p>
@@ -28436,7 +30445,7 @@
                                     </pic:cNvPicPr>
                                   </pic:nvPicPr>
                                   <pic:blipFill>
-                                    <a:blip r:embed="rId22">
+                                    <a:blip r:embed="rId25">
                                       <a:extLst>
                                         <a:ext uri="{28A0092B-C50C-407E-A947-70E740481C1C}">
                                           <a14:useLocalDpi xmlns:a14="http://schemas.microsoft.com/office/drawing/2010/main" val="0"/>
@@ -28494,7 +30503,7 @@
                                     </pic:cNvPicPr>
                                   </pic:nvPicPr>
                                   <pic:blipFill>
-                                    <a:blip r:embed="rId18">
+                                    <a:blip r:embed="rId20">
                                       <a:extLst>
                                         <a:ext uri="{28A0092B-C50C-407E-A947-70E740481C1C}">
                                           <a14:useLocalDpi xmlns:a14="http://schemas.microsoft.com/office/drawing/2010/main" val="0"/>
@@ -28639,9 +30648,9 @@
               </wp:anchor>
             </w:drawing>
           </mc:Choice>
-          <mc:Fallback>
+          <mc:Fallback xmlns:w16du="http://schemas.microsoft.com/office/word/2023/wordml/word16du" xmlns:w16sdtfl="http://schemas.microsoft.com/office/word/2024/wordml/sdtformatlock">
             <w:pict>
-              <v:shape w14:anchorId="4A83F4B3" id="Cuadro de texto 1248200708" o:spid="_x0000_s1112" type="#_x0000_t202" style="position:absolute;margin-left:-19.7pt;margin-top:77.45pt;width:31.5pt;height:29.5pt;z-index:251898880;visibility:visible;mso-wrap-style:square;mso-width-percent:0;mso-height-percent:0;mso-wrap-distance-left:9pt;mso-wrap-distance-top:0;mso-wrap-distance-right:9pt;mso-wrap-distance-bottom:0;mso-position-horizontal:right;mso-position-horizontal-relative:margin;mso-position-vertical:absolute;mso-position-vertical-relative:text;mso-width-percent:0;mso-height-percent:0;mso-width-relative:margin;mso-height-relative:margin;v-text-anchor:top" o:gfxdata="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" filled="f" stroked="f">
+              <v:shape w14:anchorId="4A83F4B3" id="Cuadro de texto 1248200708" o:spid="_x0000_s1112" type="#_x0000_t202" style="position:absolute;margin-left:-19.7pt;margin-top:77.45pt;width:31.5pt;height:29.5pt;z-index:251898880;visibility:visible;mso-wrap-style:square;mso-width-percent:0;mso-height-percent:0;mso-wrap-distance-left:9pt;mso-wrap-distance-top:0;mso-wrap-distance-right:9pt;mso-wrap-distance-bottom:0;mso-position-horizontal:right;mso-position-horizontal-relative:margin;mso-position-vertical:absolute;mso-position-vertical-relative:text;mso-width-percent:0;mso-height-percent:0;mso-width-relative:margin;mso-height-relative:margin;v-text-anchor:top" o:gfxdata="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" filled="f" stroked="f">
                 <v:textbox>
                   <w:txbxContent>
                     <w:p>
@@ -28749,6 +30758,7 @@
                                 <w:lang w:val="es-MX"/>
                               </w:rPr>
                             </w:pPr>
+                            <w:proofErr w:type="spellStart"/>
                             <w:r>
                               <w:rPr>
                                 <w:b/>
@@ -28770,6 +30780,7 @@
                               </w:rPr>
                               <w:t>c</w:t>
                             </w:r>
+                            <w:proofErr w:type="spellEnd"/>
                           </w:p>
                         </w:txbxContent>
                       </wps:txbx>
@@ -28791,9 +30802,9 @@
               </wp:anchor>
             </w:drawing>
           </mc:Choice>
-          <mc:Fallback>
+          <mc:Fallback xmlns:w16du="http://schemas.microsoft.com/office/word/2023/wordml/word16du" xmlns:w16sdtfl="http://schemas.microsoft.com/office/word/2024/wordml/sdtformatlock">
             <w:pict>
-              <v:shape w14:anchorId="606BAA7A" id="Cuadro de texto 1248200707" o:spid="_x0000_s1113" type="#_x0000_t202" style="position:absolute;margin-left:352pt;margin-top:76.25pt;width:31.5pt;height:29.5pt;z-index:251896832;visibility:visible;mso-wrap-style:square;mso-width-percent:0;mso-height-percent:0;mso-wrap-distance-left:9pt;mso-wrap-distance-top:0;mso-wrap-distance-right:9pt;mso-wrap-distance-bottom:0;mso-position-horizontal:absolute;mso-position-horizontal-relative:text;mso-position-vertical:absolute;mso-position-vertical-relative:text;mso-width-percent:0;mso-height-percent:0;mso-width-relative:margin;mso-height-relative:margin;v-text-anchor:top" o:gfxdata="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" filled="f" stroked="f">
+              <v:shape w14:anchorId="606BAA7A" id="Cuadro de texto 1248200707" o:spid="_x0000_s1113" type="#_x0000_t202" style="position:absolute;margin-left:352pt;margin-top:76.25pt;width:31.5pt;height:29.5pt;z-index:251896832;visibility:visible;mso-wrap-style:square;mso-width-percent:0;mso-height-percent:0;mso-wrap-distance-left:9pt;mso-wrap-distance-top:0;mso-wrap-distance-right:9pt;mso-wrap-distance-bottom:0;mso-position-horizontal:absolute;mso-position-horizontal-relative:text;mso-position-vertical:absolute;mso-position-vertical-relative:text;mso-width-percent:0;mso-height-percent:0;mso-width-relative:margin;mso-height-relative:margin;v-text-anchor:top" o:gfxdata="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" filled="f" stroked="f">
                 <v:textbox>
                   <w:txbxContent>
                     <w:p>
@@ -28937,7 +30948,7 @@
                                           </pic:cNvPicPr>
                                         </pic:nvPicPr>
                                         <pic:blipFill>
-                                          <a:blip r:embed="rId18">
+                                          <a:blip r:embed="rId20">
                                             <a:extLst>
                                               <a:ext uri="{28A0092B-C50C-407E-A947-70E740481C1C}">
                                                 <a14:useLocalDpi xmlns:a14="http://schemas.microsoft.com/office/drawing/2010/main" val="0"/>
@@ -28989,9 +31000,9 @@
               </wp:anchor>
             </w:drawing>
           </mc:Choice>
-          <mc:Fallback>
+          <mc:Fallback xmlns:w16du="http://schemas.microsoft.com/office/word/2023/wordml/word16du" xmlns:w16sdtfl="http://schemas.microsoft.com/office/word/2024/wordml/sdtformatlock">
             <w:pict>
-              <v:shape w14:anchorId="3E493C5D" id="Cuadro de texto 438739068" o:spid="_x0000_s1114" type="#_x0000_t202" style="position:absolute;margin-left:347.6pt;margin-top:85.85pt;width:18.5pt;height:22pt;z-index:251894784;visibility:visible;mso-wrap-style:square;mso-width-percent:0;mso-height-percent:0;mso-wrap-distance-left:9pt;mso-wrap-distance-top:0;mso-wrap-distance-right:9pt;mso-wrap-distance-bottom:0;mso-position-horizontal:absolute;mso-position-horizontal-relative:text;mso-position-vertical:absolute;mso-position-vertical-relative:text;mso-width-percent:0;mso-height-percent:0;mso-width-relative:margin;mso-height-relative:margin;v-text-anchor:top" o:gfxdata="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" filled="f" stroked="f">
+              <v:shape w14:anchorId="3E493C5D" id="Cuadro de texto 438739068" o:spid="_x0000_s1114" type="#_x0000_t202" style="position:absolute;margin-left:347.6pt;margin-top:85.85pt;width:18.5pt;height:22pt;z-index:251894784;visibility:visible;mso-wrap-style:square;mso-width-percent:0;mso-height-percent:0;mso-wrap-distance-left:9pt;mso-wrap-distance-top:0;mso-wrap-distance-right:9pt;mso-wrap-distance-bottom:0;mso-position-horizontal:absolute;mso-position-horizontal-relative:text;mso-position-vertical:absolute;mso-position-vertical-relative:text;mso-width-percent:0;mso-height-percent:0;mso-width-relative:margin;mso-height-relative:margin;v-text-anchor:top" o:gfxdata="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" filled="f" stroked="f">
                 <v:textbox>
                   <w:txbxContent>
                     <w:p>
@@ -29042,7 +31053,7 @@
                                     </pic:cNvPicPr>
                                   </pic:nvPicPr>
                                   <pic:blipFill>
-                                    <a:blip r:embed="rId18">
+                                    <a:blip r:embed="rId20">
                                       <a:extLst>
                                         <a:ext uri="{28A0092B-C50C-407E-A947-70E740481C1C}">
                                           <a14:useLocalDpi xmlns:a14="http://schemas.microsoft.com/office/drawing/2010/main" val="0"/>
@@ -29172,7 +31183,7 @@
                                           </pic:cNvPicPr>
                                         </pic:nvPicPr>
                                         <pic:blipFill>
-                                          <a:blip r:embed="rId18">
+                                          <a:blip r:embed="rId20">
                                             <a:extLst>
                                               <a:ext uri="{28A0092B-C50C-407E-A947-70E740481C1C}">
                                                 <a14:useLocalDpi xmlns:a14="http://schemas.microsoft.com/office/drawing/2010/main" val="0"/>
@@ -29224,9 +31235,9 @@
               </wp:anchor>
             </w:drawing>
           </mc:Choice>
-          <mc:Fallback>
+          <mc:Fallback xmlns:w16du="http://schemas.microsoft.com/office/word/2023/wordml/word16du" xmlns:w16sdtfl="http://schemas.microsoft.com/office/word/2024/wordml/sdtformatlock">
             <w:pict>
-              <v:shape w14:anchorId="6613120F" id="Cuadro de texto 438739066" o:spid="_x0000_s1115" type="#_x0000_t202" style="position:absolute;margin-left:354.75pt;margin-top:78.7pt;width:18.5pt;height:22pt;z-index:251892736;visibility:visible;mso-wrap-style:square;mso-width-percent:0;mso-height-percent:0;mso-wrap-distance-left:9pt;mso-wrap-distance-top:0;mso-wrap-distance-right:9pt;mso-wrap-distance-bottom:0;mso-position-horizontal:absolute;mso-position-horizontal-relative:text;mso-position-vertical:absolute;mso-position-vertical-relative:text;mso-width-percent:0;mso-height-percent:0;mso-width-relative:margin;mso-height-relative:margin;v-text-anchor:top" o:gfxdata="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" filled="f" stroked="f">
+              <v:shape w14:anchorId="6613120F" id="Cuadro de texto 438739066" o:spid="_x0000_s1115" type="#_x0000_t202" style="position:absolute;margin-left:354.75pt;margin-top:78.7pt;width:18.5pt;height:22pt;z-index:251892736;visibility:visible;mso-wrap-style:square;mso-width-percent:0;mso-height-percent:0;mso-wrap-distance-left:9pt;mso-wrap-distance-top:0;mso-wrap-distance-right:9pt;mso-wrap-distance-bottom:0;mso-position-horizontal:absolute;mso-position-horizontal-relative:text;mso-position-vertical:absolute;mso-position-vertical-relative:text;mso-width-percent:0;mso-height-percent:0;mso-width-relative:margin;mso-height-relative:margin;v-text-anchor:top" o:gfxdata="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" filled="f" stroked="f">
                 <v:textbox>
                   <w:txbxContent>
                     <w:p>
@@ -29267,7 +31278,7 @@
                                     </pic:cNvPicPr>
                                   </pic:nvPicPr>
                                   <pic:blipFill>
-                                    <a:blip r:embed="rId18">
+                                    <a:blip r:embed="rId20">
                                       <a:extLst>
                                         <a:ext uri="{28A0092B-C50C-407E-A947-70E740481C1C}">
                                           <a14:useLocalDpi xmlns:a14="http://schemas.microsoft.com/office/drawing/2010/main" val="0"/>
@@ -29363,7 +31374,7 @@
               </wp:anchor>
             </w:drawing>
           </mc:Choice>
-          <mc:Fallback>
+          <mc:Fallback xmlns:w16du="http://schemas.microsoft.com/office/word/2023/wordml/word16du" xmlns:w16sdtfl="http://schemas.microsoft.com/office/word/2024/wordml/sdtformatlock">
             <w:pict>
               <v:shape w14:anchorId="1BF327EE" id="Conector recto de flecha 438739062" o:spid="_x0000_s1026" type="#_x0000_t32" style="position:absolute;margin-left:303.3pt;margin-top:32.75pt;width:30pt;height:0;z-index:251888640;visibility:visible;mso-wrap-style:square;mso-wrap-distance-left:9pt;mso-wrap-distance-top:0;mso-wrap-distance-right:9pt;mso-wrap-distance-bottom:0;mso-position-horizontal:absolute;mso-position-horizontal-relative:text;mso-position-vertical:absolute;mso-position-vertical-relative:text" o:gfxdata="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" strokecolor="black [3040]">
                 <v:stroke endarrow="block"/>
@@ -29436,6 +31447,7 @@
                                 <w:lang w:val="es-MX"/>
                               </w:rPr>
                             </w:pPr>
+                            <w:proofErr w:type="spellStart"/>
                             <w:r>
                               <w:rPr>
                                 <w:b/>
@@ -29457,6 +31469,7 @@
                               </w:rPr>
                               <w:t>L</w:t>
                             </w:r>
+                            <w:proofErr w:type="spellEnd"/>
                           </w:p>
                         </w:txbxContent>
                       </wps:txbx>
@@ -29475,9 +31488,9 @@
               </wp:anchor>
             </w:drawing>
           </mc:Choice>
-          <mc:Fallback>
+          <mc:Fallback xmlns:w16du="http://schemas.microsoft.com/office/word/2023/wordml/word16du" xmlns:w16sdtfl="http://schemas.microsoft.com/office/word/2024/wordml/sdtformatlock">
             <w:pict>
-              <v:shape w14:anchorId="377B90F8" id="Cuadro de texto 438739061" o:spid="_x0000_s1116" type="#_x0000_t202" style="position:absolute;margin-left:301.65pt;margin-top:9.25pt;width:1in;height:23.5pt;z-index:251886592;visibility:visible;mso-wrap-style:none;mso-height-percent:0;mso-wrap-distance-left:9pt;mso-wrap-distance-top:0;mso-wrap-distance-right:9pt;mso-wrap-distance-bottom:0;mso-position-horizontal:absolute;mso-position-horizontal-relative:text;mso-position-vertical:absolute;mso-position-vertical-relative:text;mso-height-percent:0;mso-height-relative:margin;v-text-anchor:top" o:gfxdata="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" filled="f" stroked="f">
+              <v:shape w14:anchorId="377B90F8" id="Cuadro de texto 438739061" o:spid="_x0000_s1116" type="#_x0000_t202" style="position:absolute;margin-left:301.65pt;margin-top:9.25pt;width:1in;height:23.5pt;z-index:251886592;visibility:visible;mso-wrap-style:none;mso-height-percent:0;mso-wrap-distance-left:9pt;mso-wrap-distance-top:0;mso-wrap-distance-right:9pt;mso-wrap-distance-bottom:0;mso-position-horizontal:absolute;mso-position-horizontal-relative:text;mso-position-vertical:absolute;mso-position-vertical-relative:text;mso-height-percent:0;mso-height-relative:margin;v-text-anchor:top" o:gfxdata="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" filled="f" stroked="f">
                 <v:textbox>
                   <w:txbxContent>
                     <w:p>
@@ -29623,9 +31636,9 @@
               </wp:anchor>
             </w:drawing>
           </mc:Choice>
-          <mc:Fallback>
+          <mc:Fallback xmlns:w16du="http://schemas.microsoft.com/office/word/2023/wordml/word16du" xmlns:w16sdtfl="http://schemas.microsoft.com/office/word/2024/wordml/sdtformatlock">
             <w:pict>
-              <v:shape w14:anchorId="3AFB7DAE" id="Cuadro de texto 438739060" o:spid="_x0000_s1117" type="#_x0000_t202" style="position:absolute;margin-left:271.25pt;margin-top:12.15pt;width:1in;height:23.5pt;z-index:251884544;visibility:visible;mso-wrap-style:none;mso-height-percent:0;mso-wrap-distance-left:9pt;mso-wrap-distance-top:0;mso-wrap-distance-right:9pt;mso-wrap-distance-bottom:0;mso-position-horizontal:absolute;mso-position-horizontal-relative:text;mso-position-vertical:absolute;mso-position-vertical-relative:text;mso-height-percent:0;mso-height-relative:margin;v-text-anchor:top" o:gfxdata="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" filled="f" stroked="f">
+              <v:shape w14:anchorId="3AFB7DAE" id="Cuadro de texto 438739060" o:spid="_x0000_s1117" type="#_x0000_t202" style="position:absolute;margin-left:271.25pt;margin-top:12.15pt;width:1in;height:23.5pt;z-index:251884544;visibility:visible;mso-wrap-style:none;mso-height-percent:0;mso-wrap-distance-left:9pt;mso-wrap-distance-top:0;mso-wrap-distance-right:9pt;mso-wrap-distance-bottom:0;mso-position-horizontal:absolute;mso-position-horizontal-relative:text;mso-position-vertical:absolute;mso-position-vertical-relative:text;mso-height-percent:0;mso-height-relative:margin;v-text-anchor:top" o:gfxdata="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" filled="f" stroked="f">
                 <v:textbox>
                   <w:txbxContent>
                     <w:p>
@@ -29688,7 +31701,7 @@
                     <pic:cNvPicPr/>
                   </pic:nvPicPr>
                   <pic:blipFill>
-                    <a:blip r:embed="rId23"/>
+                    <a:blip r:embed="rId26"/>
                     <a:stretch>
                       <a:fillRect/>
                     </a:stretch>
@@ -30953,7 +32966,7 @@
       </w:r>
       <w:r>
         <w:rPr>
-          <w:rStyle w:val="Fuerte"/>
+          <w:rStyle w:val="Textoennegrita"/>
           <w:b w:val="0"/>
           <w:bCs w:val="0"/>
         </w:rPr>
@@ -31020,7 +33033,25 @@
           <w:sz w:val="24"/>
           <w:szCs w:val="24"/>
         </w:rPr>
-        <w:t xml:space="preserve">Como se explicó previamente en el análisis del convertidor Boost, el modelo conmutado puede simplificarse mediante el uso de un modelo promediado, el cual reemplaza la señal de conmutación </w:t>
+        <w:t xml:space="preserve">Como se explicó previamente en el análisis del convertidor </w:t>
+      </w:r>
+      <w:proofErr w:type="spellStart"/>
+      <w:r>
+        <w:rPr>
+          <w:rFonts w:ascii="Times New Roman" w:eastAsia="Times New Roman" w:hAnsi="Times New Roman" w:cs="Times New Roman"/>
+          <w:sz w:val="24"/>
+          <w:szCs w:val="24"/>
+        </w:rPr>
+        <w:t>Boost</w:t>
+      </w:r>
+      <w:proofErr w:type="spellEnd"/>
+      <w:r>
+        <w:rPr>
+          <w:rFonts w:ascii="Times New Roman" w:eastAsia="Times New Roman" w:hAnsi="Times New Roman" w:cs="Times New Roman"/>
+          <w:sz w:val="24"/>
+          <w:szCs w:val="24"/>
+        </w:rPr>
+        <w:t xml:space="preserve">, el modelo conmutado puede simplificarse mediante el uso de un modelo promediado, el cual reemplaza la señal de conmutación </w:t>
       </w:r>
       <m:oMath>
         <m:r>
@@ -33381,7 +35412,25 @@
           <w:sz w:val="24"/>
           <w:szCs w:val="24"/>
         </w:rPr>
-        <w:t xml:space="preserve">se describen aquellos puntos que pudieran mejorar el trabajo y que no fueron tenidos en cuenta durante la realización o que fueron descubiertos en el desarrollo de la misma. </w:t>
+        <w:t xml:space="preserve">se describen aquellos puntos que pudieran mejorar el trabajo y que no fueron tenidos en cuenta durante la realización o que fueron descubiertos en el desarrollo de </w:t>
+      </w:r>
+      <w:proofErr w:type="gramStart"/>
+      <w:r>
+        <w:rPr>
+          <w:rFonts w:cstheme="minorHAnsi"/>
+          <w:sz w:val="24"/>
+          <w:szCs w:val="24"/>
+        </w:rPr>
+        <w:t>la misma</w:t>
+      </w:r>
+      <w:proofErr w:type="gramEnd"/>
+      <w:r>
+        <w:rPr>
+          <w:rFonts w:cstheme="minorHAnsi"/>
+          <w:sz w:val="24"/>
+          <w:szCs w:val="24"/>
+        </w:rPr>
+        <w:t xml:space="preserve">. </w:t>
       </w:r>
     </w:p>
     <w:p>
@@ -33514,7 +35563,43 @@
           <w:sz w:val="24"/>
           <w:szCs w:val="24"/>
         </w:rPr>
-        <w:t>el formato de la American Psychological Association (APA), última edición.</w:t>
+        <w:t xml:space="preserve">el formato de la American </w:t>
+      </w:r>
+      <w:proofErr w:type="spellStart"/>
+      <w:r>
+        <w:rPr>
+          <w:rFonts w:cstheme="minorHAnsi"/>
+          <w:sz w:val="24"/>
+          <w:szCs w:val="24"/>
+        </w:rPr>
+        <w:t>Psychological</w:t>
+      </w:r>
+      <w:proofErr w:type="spellEnd"/>
+      <w:r>
+        <w:rPr>
+          <w:rFonts w:cstheme="minorHAnsi"/>
+          <w:sz w:val="24"/>
+          <w:szCs w:val="24"/>
+        </w:rPr>
+        <w:t xml:space="preserve"> </w:t>
+      </w:r>
+      <w:proofErr w:type="spellStart"/>
+      <w:r>
+        <w:rPr>
+          <w:rFonts w:cstheme="minorHAnsi"/>
+          <w:sz w:val="24"/>
+          <w:szCs w:val="24"/>
+        </w:rPr>
+        <w:t>Association</w:t>
+      </w:r>
+      <w:proofErr w:type="spellEnd"/>
+      <w:r>
+        <w:rPr>
+          <w:rFonts w:cstheme="minorHAnsi"/>
+          <w:sz w:val="24"/>
+          <w:szCs w:val="24"/>
+        </w:rPr>
+        <w:t xml:space="preserve"> (APA), última edición.</w:t>
       </w:r>
       <w:r>
         <w:rPr>
@@ -33621,7 +35706,25 @@
           <w:sz w:val="24"/>
           <w:szCs w:val="24"/>
         </w:rPr>
-        <w:t xml:space="preserve">deben ser nombrados con letras para diferenciarse unos de otros (p. ej: </w:t>
+        <w:t xml:space="preserve">deben ser nombrados con letras para diferenciarse unos de otros (p. </w:t>
+      </w:r>
+      <w:proofErr w:type="spellStart"/>
+      <w:r>
+        <w:rPr>
+          <w:rFonts w:cstheme="minorHAnsi"/>
+          <w:sz w:val="24"/>
+          <w:szCs w:val="24"/>
+        </w:rPr>
+        <w:t>ej</w:t>
+      </w:r>
+      <w:proofErr w:type="spellEnd"/>
+      <w:r>
+        <w:rPr>
+          <w:rFonts w:cstheme="minorHAnsi"/>
+          <w:sz w:val="24"/>
+          <w:szCs w:val="24"/>
+        </w:rPr>
+        <w:t xml:space="preserve">: </w:t>
       </w:r>
       <w:r>
         <w:rPr>
@@ -34188,8 +36291,8 @@
       </w:pPr>
     </w:p>
     <w:sectPr>
-      <w:headerReference w:type="default" r:id="rId24"/>
-      <w:footerReference w:type="default" r:id="rId25"/>
+      <w:headerReference w:type="default" r:id="rId27"/>
+      <w:footerReference w:type="default" r:id="rId28"/>
       <w:type w:val="continuous"/>
       <w:pgSz w:w="12240" w:h="15840"/>
       <w:pgMar w:top="1418" w:right="1701" w:bottom="1418" w:left="1701" w:header="709" w:footer="851" w:gutter="0"/>
@@ -34201,7 +36304,7 @@
 </file>
 
 <file path=word/comments.xml><?xml version="1.0" encoding="utf-8"?>
-<w:comments xmlns:wpc="http://schemas.microsoft.com/office/word/2010/wordprocessingCanvas" xmlns:cx="http://schemas.microsoft.com/office/drawing/2014/chartex" xmlns:cx1="http://schemas.microsoft.com/office/drawing/2015/9/8/chartex" xmlns:cx2="http://schemas.microsoft.com/office/drawing/2015/10/21/chartex" xmlns:cx3="http://schemas.microsoft.com/office/drawing/2016/5/9/chartex" xmlns:cx4="http://schemas.microsoft.com/office/drawing/2016/5/10/chartex" xmlns:cx5="http://schemas.microsoft.com/office/drawing/2016/5/11/chartex" xmlns:cx6="http://schemas.microsoft.com/office/drawing/2016/5/12/chartex" xmlns:cx7="http://schemas.microsoft.com/office/drawing/2016/5/13/chartex" xmlns:cx8="http://schemas.microsoft.com/office/drawing/2016/5/14/chartex" xmlns:mc="http://schemas.openxmlformats.org/markup-compatibility/2006" xmlns:m="http://schemas.openxmlformats.org/officeDocument/2006/math" xmlns:aink="http://schemas.microsoft.com/office/drawing/2016/ink" xmlns:am3d="http://schemas.microsoft.com/office/drawing/2017/model3d" xmlns:oel="http://schemas.microsoft.com/office/2019/extlst" xmlns:r="http://schemas.openxmlformats.org/officeDocument/2006/relationships" xmlns:wp14="http://schemas.microsoft.com/office/word/2010/wordprocessingDrawing" xmlns:wp="http://schemas.openxmlformats.org/drawingml/2006/wordprocessingDrawing" xmlns:wpg="http://schemas.microsoft.com/office/word/2010/wordprocessingGroup" xmlns:wpi="http://schemas.microsoft.com/office/word/2010/wordprocessingInk" xmlns:wps="http://schemas.microsoft.com/office/word/2010/wordprocessingShape" xmlns:o="urn:schemas-microsoft-com:office:office" xmlns:v="urn:schemas-microsoft-com:vml" xmlns:w10="urn:schemas-microsoft-com:office:word" xmlns:w="http://schemas.openxmlformats.org/wordprocessingml/2006/main" xmlns:w14="http://schemas.microsoft.com/office/word/2010/wordml" xmlns:w15="http://schemas.microsoft.com/office/word/2012/wordml" xmlns:w16cex="http://schemas.microsoft.com/office/word/2018/wordml/cex" xmlns:w16cid="http://schemas.microsoft.com/office/word/2016/wordml/cid" xmlns:w16="http://schemas.microsoft.com/office/word/2018/wordml" xmlns:w16sdtdh="http://schemas.microsoft.com/office/word/2020/wordml/sdtdatahash" xmlns:w16sdtfl="http://schemas.microsoft.com/office/word/2024/wordml/sdtformatlock" xmlns:w16se="http://schemas.microsoft.com/office/word/2015/wordml/symex" xmlns:w16du="http://schemas.microsoft.com/office/word/2023/wordml/word16du" xmlns:wne="http://schemas.microsoft.com/office/word/2006/wordml" mc:Ignorable="w14 w15 w16se w16cid w16 w16cex w16sdtdh w16sdtfl w16du wp14">
+<w:comments xmlns:wpc="http://schemas.microsoft.com/office/word/2010/wordprocessingCanvas" xmlns:cx="http://schemas.microsoft.com/office/drawing/2014/chartex" xmlns:cx1="http://schemas.microsoft.com/office/drawing/2015/9/8/chartex" xmlns:cx2="http://schemas.microsoft.com/office/drawing/2015/10/21/chartex" xmlns:cx3="http://schemas.microsoft.com/office/drawing/2016/5/9/chartex" xmlns:cx4="http://schemas.microsoft.com/office/drawing/2016/5/10/chartex" xmlns:cx5="http://schemas.microsoft.com/office/drawing/2016/5/11/chartex" xmlns:cx6="http://schemas.microsoft.com/office/drawing/2016/5/12/chartex" xmlns:cx7="http://schemas.microsoft.com/office/drawing/2016/5/13/chartex" xmlns:cx8="http://schemas.microsoft.com/office/drawing/2016/5/14/chartex" xmlns:mc="http://schemas.openxmlformats.org/markup-compatibility/2006" xmlns:aink="http://schemas.microsoft.com/office/drawing/2016/ink" xmlns:am3d="http://schemas.microsoft.com/office/drawing/2017/model3d" xmlns:o="urn:schemas-microsoft-com:office:office" xmlns:oel="http://schemas.microsoft.com/office/2019/extlst" xmlns:r="http://schemas.openxmlformats.org/officeDocument/2006/relationships" xmlns:m="http://schemas.openxmlformats.org/officeDocument/2006/math" xmlns:v="urn:schemas-microsoft-com:vml" xmlns:wp14="http://schemas.microsoft.com/office/word/2010/wordprocessingDrawing" xmlns:wp="http://schemas.openxmlformats.org/drawingml/2006/wordprocessingDrawing" xmlns:w10="urn:schemas-microsoft-com:office:word" xmlns:w="http://schemas.openxmlformats.org/wordprocessingml/2006/main" xmlns:w14="http://schemas.microsoft.com/office/word/2010/wordml" xmlns:w15="http://schemas.microsoft.com/office/word/2012/wordml" xmlns:w16cex="http://schemas.microsoft.com/office/word/2018/wordml/cex" xmlns:w16cid="http://schemas.microsoft.com/office/word/2016/wordml/cid" xmlns:w16="http://schemas.microsoft.com/office/word/2018/wordml" xmlns:w16sdtdh="http://schemas.microsoft.com/office/word/2020/wordml/sdtdatahash" xmlns:w16se="http://schemas.microsoft.com/office/word/2015/wordml/symex" xmlns:wpg="http://schemas.microsoft.com/office/word/2010/wordprocessingGroup" xmlns:wpi="http://schemas.microsoft.com/office/word/2010/wordprocessingInk" xmlns:wne="http://schemas.microsoft.com/office/word/2006/wordml" xmlns:wps="http://schemas.microsoft.com/office/word/2010/wordprocessingShape" mc:Ignorable="w14 w15 w16se w16cid w16 w16cex w16sdtdh wp14">
   <w:comment w:id="3" w:author="Sergio Ignacio Serna Garces" w:date="2026-02-26T16:23:00Z" w:initials="SS">
     <w:p>
       <w:r>
@@ -34283,7 +36386,39 @@
           <w:sz w:val="20"/>
           <w:szCs w:val="20"/>
         </w:rPr>
-        <w:t>Poner subíndice a voltajes y corrientes y resistencia de carga.  Vo y Vc son iguales, quitar Vc y dejar Vo. Poner subíndice a Q1 y Q2 y llamar a la señal PWM solo PWM no PWM1.</w:t>
+        <w:t xml:space="preserve">Poner subíndice a voltajes y corrientes y resistencia de carga.  Vo y </w:t>
+      </w:r>
+      <w:proofErr w:type="spellStart"/>
+      <w:r>
+        <w:rPr>
+          <w:sz w:val="20"/>
+          <w:szCs w:val="20"/>
+        </w:rPr>
+        <w:t>Vc</w:t>
+      </w:r>
+      <w:proofErr w:type="spellEnd"/>
+      <w:r>
+        <w:rPr>
+          <w:sz w:val="20"/>
+          <w:szCs w:val="20"/>
+        </w:rPr>
+        <w:t xml:space="preserve"> son iguales, quitar </w:t>
+      </w:r>
+      <w:proofErr w:type="spellStart"/>
+      <w:r>
+        <w:rPr>
+          <w:sz w:val="20"/>
+          <w:szCs w:val="20"/>
+        </w:rPr>
+        <w:t>Vc</w:t>
+      </w:r>
+      <w:proofErr w:type="spellEnd"/>
+      <w:r>
+        <w:rPr>
+          <w:sz w:val="20"/>
+          <w:szCs w:val="20"/>
+        </w:rPr>
+        <w:t xml:space="preserve"> y dejar Vo. Poner subíndice a Q1 y Q2 y llamar a la señal PWM solo PWM no PWM1.</w:t>
       </w:r>
     </w:p>
   </w:comment>
@@ -34308,7 +36443,7 @@
 </file>
 
 <file path=word/commentsExtended.xml><?xml version="1.0" encoding="utf-8"?>
-<w15:commentsEx xmlns:wpc="http://schemas.microsoft.com/office/word/2010/wordprocessingCanvas" xmlns:cx="http://schemas.microsoft.com/office/drawing/2014/chartex" xmlns:cx1="http://schemas.microsoft.com/office/drawing/2015/9/8/chartex" xmlns:cx2="http://schemas.microsoft.com/office/drawing/2015/10/21/chartex" xmlns:cx3="http://schemas.microsoft.com/office/drawing/2016/5/9/chartex" xmlns:cx4="http://schemas.microsoft.com/office/drawing/2016/5/10/chartex" xmlns:cx5="http://schemas.microsoft.com/office/drawing/2016/5/11/chartex" xmlns:cx6="http://schemas.microsoft.com/office/drawing/2016/5/12/chartex" xmlns:cx7="http://schemas.microsoft.com/office/drawing/2016/5/13/chartex" xmlns:cx8="http://schemas.microsoft.com/office/drawing/2016/5/14/chartex" xmlns:mc="http://schemas.openxmlformats.org/markup-compatibility/2006" xmlns:m="http://schemas.openxmlformats.org/officeDocument/2006/math" xmlns:aink="http://schemas.microsoft.com/office/drawing/2016/ink" xmlns:am3d="http://schemas.microsoft.com/office/drawing/2017/model3d" xmlns:oel="http://schemas.microsoft.com/office/2019/extlst" xmlns:r="http://schemas.openxmlformats.org/officeDocument/2006/relationships" xmlns:wp14="http://schemas.microsoft.com/office/word/2010/wordprocessingDrawing" xmlns:wp="http://schemas.openxmlformats.org/drawingml/2006/wordprocessingDrawing" xmlns:wpg="http://schemas.microsoft.com/office/word/2010/wordprocessingGroup" xmlns:wpi="http://schemas.microsoft.com/office/word/2010/wordprocessingInk" xmlns:wps="http://schemas.microsoft.com/office/word/2010/wordprocessingShape" xmlns:o="urn:schemas-microsoft-com:office:office" xmlns:v="urn:schemas-microsoft-com:vml" xmlns:w10="urn:schemas-microsoft-com:office:word" xmlns:w="http://schemas.openxmlformats.org/wordprocessingml/2006/main" xmlns:w14="http://schemas.microsoft.com/office/word/2010/wordml" xmlns:w15="http://schemas.microsoft.com/office/word/2012/wordml" xmlns:w16cex="http://schemas.microsoft.com/office/word/2018/wordml/cex" xmlns:w16cid="http://schemas.microsoft.com/office/word/2016/wordml/cid" xmlns:w16="http://schemas.microsoft.com/office/word/2018/wordml" xmlns:w16sdtdh="http://schemas.microsoft.com/office/word/2020/wordml/sdtdatahash" xmlns:w16sdtfl="http://schemas.microsoft.com/office/word/2024/wordml/sdtformatlock" xmlns:w16se="http://schemas.microsoft.com/office/word/2015/wordml/symex" xmlns:w16du="http://schemas.microsoft.com/office/word/2023/wordml/word16du" xmlns:wne="http://schemas.microsoft.com/office/word/2006/wordml" mc:Ignorable="w14 w15 w16se w16cid w16 w16cex w16sdtdh w16sdtfl w16du wp14">
+<w15:commentsEx xmlns:wpc="http://schemas.microsoft.com/office/word/2010/wordprocessingCanvas" xmlns:cx="http://schemas.microsoft.com/office/drawing/2014/chartex" xmlns:cx1="http://schemas.microsoft.com/office/drawing/2015/9/8/chartex" xmlns:cx2="http://schemas.microsoft.com/office/drawing/2015/10/21/chartex" xmlns:cx3="http://schemas.microsoft.com/office/drawing/2016/5/9/chartex" xmlns:cx4="http://schemas.microsoft.com/office/drawing/2016/5/10/chartex" xmlns:cx5="http://schemas.microsoft.com/office/drawing/2016/5/11/chartex" xmlns:cx6="http://schemas.microsoft.com/office/drawing/2016/5/12/chartex" xmlns:cx7="http://schemas.microsoft.com/office/drawing/2016/5/13/chartex" xmlns:cx8="http://schemas.microsoft.com/office/drawing/2016/5/14/chartex" xmlns:mc="http://schemas.openxmlformats.org/markup-compatibility/2006" xmlns:aink="http://schemas.microsoft.com/office/drawing/2016/ink" xmlns:am3d="http://schemas.microsoft.com/office/drawing/2017/model3d" xmlns:o="urn:schemas-microsoft-com:office:office" xmlns:oel="http://schemas.microsoft.com/office/2019/extlst" xmlns:r="http://schemas.openxmlformats.org/officeDocument/2006/relationships" xmlns:m="http://schemas.openxmlformats.org/officeDocument/2006/math" xmlns:v="urn:schemas-microsoft-com:vml" xmlns:wp14="http://schemas.microsoft.com/office/word/2010/wordprocessingDrawing" xmlns:wp="http://schemas.openxmlformats.org/drawingml/2006/wordprocessingDrawing" xmlns:w10="urn:schemas-microsoft-com:office:word" xmlns:w="http://schemas.openxmlformats.org/wordprocessingml/2006/main" xmlns:w14="http://schemas.microsoft.com/office/word/2010/wordml" xmlns:w15="http://schemas.microsoft.com/office/word/2012/wordml" xmlns:w16cex="http://schemas.microsoft.com/office/word/2018/wordml/cex" xmlns:w16cid="http://schemas.microsoft.com/office/word/2016/wordml/cid" xmlns:w16="http://schemas.microsoft.com/office/word/2018/wordml" xmlns:w16sdtdh="http://schemas.microsoft.com/office/word/2020/wordml/sdtdatahash" xmlns:w16se="http://schemas.microsoft.com/office/word/2015/wordml/symex" xmlns:wpg="http://schemas.microsoft.com/office/word/2010/wordprocessingGroup" xmlns:wpi="http://schemas.microsoft.com/office/word/2010/wordprocessingInk" xmlns:wne="http://schemas.microsoft.com/office/word/2006/wordml" xmlns:wps="http://schemas.microsoft.com/office/word/2010/wordprocessingShape" mc:Ignorable="w14 w15 w16se w16cid w16 w16cex w16sdtdh wp14">
   <w15:commentEx w15:paraId="286ABA1A" w15:done="0"/>
   <w15:commentEx w15:paraId="20F1C926" w15:done="0"/>
   <w15:commentEx w15:paraId="4FA23FCD" w15:done="0"/>
@@ -34319,7 +36454,7 @@
 </file>
 
 <file path=word/commentsExtensible.xml><?xml version="1.0" encoding="utf-8"?>
-<w16cex:commentsExtensible xmlns:wpc="http://schemas.microsoft.com/office/word/2010/wordprocessingCanvas" xmlns:cx="http://schemas.microsoft.com/office/drawing/2014/chartex" xmlns:cx1="http://schemas.microsoft.com/office/drawing/2015/9/8/chartex" xmlns:cx2="http://schemas.microsoft.com/office/drawing/2015/10/21/chartex" xmlns:cx3="http://schemas.microsoft.com/office/drawing/2016/5/9/chartex" xmlns:cx4="http://schemas.microsoft.com/office/drawing/2016/5/10/chartex" xmlns:cx5="http://schemas.microsoft.com/office/drawing/2016/5/11/chartex" xmlns:cx6="http://schemas.microsoft.com/office/drawing/2016/5/12/chartex" xmlns:cx7="http://schemas.microsoft.com/office/drawing/2016/5/13/chartex" xmlns:cx8="http://schemas.microsoft.com/office/drawing/2016/5/14/chartex" xmlns:cr="http://schemas.microsoft.com/office/comments/2020/reactions" xmlns:mc="http://schemas.openxmlformats.org/markup-compatibility/2006" xmlns:m="http://schemas.openxmlformats.org/officeDocument/2006/math" xmlns:aink="http://schemas.microsoft.com/office/drawing/2016/ink" xmlns:am3d="http://schemas.microsoft.com/office/drawing/2017/model3d" xmlns:oel="http://schemas.microsoft.com/office/2019/extlst" xmlns:r="http://schemas.openxmlformats.org/officeDocument/2006/relationships" xmlns:wp14="http://schemas.microsoft.com/office/word/2010/wordprocessingDrawing" xmlns:wp="http://schemas.openxmlformats.org/drawingml/2006/wordprocessingDrawing" xmlns:wpg="http://schemas.microsoft.com/office/word/2010/wordprocessingGroup" xmlns:wpi="http://schemas.microsoft.com/office/word/2010/wordprocessingInk" xmlns:wps="http://schemas.microsoft.com/office/word/2010/wordprocessingShape" xmlns:o="urn:schemas-microsoft-com:office:office" xmlns:v="urn:schemas-microsoft-com:vml" xmlns:w10="urn:schemas-microsoft-com:office:word" xmlns:w="http://schemas.openxmlformats.org/wordprocessingml/2006/main" xmlns:w14="http://schemas.microsoft.com/office/word/2010/wordml" xmlns:w15="http://schemas.microsoft.com/office/word/2012/wordml" xmlns:w16cex="http://schemas.microsoft.com/office/word/2018/wordml/cex" xmlns:w16cid="http://schemas.microsoft.com/office/word/2016/wordml/cid" xmlns:w16="http://schemas.microsoft.com/office/word/2018/wordml" xmlns:w16sdtdh="http://schemas.microsoft.com/office/word/2020/wordml/sdtdatahash" xmlns:w16sdtfl="http://schemas.microsoft.com/office/word/2024/wordml/sdtformatlock" xmlns:w16se="http://schemas.microsoft.com/office/word/2015/wordml/symex" xmlns:w16du="http://schemas.microsoft.com/office/word/2023/wordml/word16du" xmlns:wne="http://schemas.microsoft.com/office/word/2006/wordml" mc:Ignorable="w14 w15 w16se w16cid w16 w16cex w16sdtdh w16sdtfl cr w16du wp14">
+<w16cex:commentsExtensible xmlns:wpc="http://schemas.microsoft.com/office/word/2010/wordprocessingCanvas" xmlns:cx="http://schemas.microsoft.com/office/drawing/2014/chartex" xmlns:cx1="http://schemas.microsoft.com/office/drawing/2015/9/8/chartex" xmlns:cx2="http://schemas.microsoft.com/office/drawing/2015/10/21/chartex" xmlns:cx3="http://schemas.microsoft.com/office/drawing/2016/5/9/chartex" xmlns:cx4="http://schemas.microsoft.com/office/drawing/2016/5/10/chartex" xmlns:cx5="http://schemas.microsoft.com/office/drawing/2016/5/11/chartex" xmlns:cx6="http://schemas.microsoft.com/office/drawing/2016/5/12/chartex" xmlns:cx7="http://schemas.microsoft.com/office/drawing/2016/5/13/chartex" xmlns:cx8="http://schemas.microsoft.com/office/drawing/2016/5/14/chartex" xmlns:mc="http://schemas.openxmlformats.org/markup-compatibility/2006" xmlns:aink="http://schemas.microsoft.com/office/drawing/2016/ink" xmlns:am3d="http://schemas.microsoft.com/office/drawing/2017/model3d" xmlns:o="urn:schemas-microsoft-com:office:office" xmlns:oel="http://schemas.microsoft.com/office/2019/extlst" xmlns:r="http://schemas.openxmlformats.org/officeDocument/2006/relationships" xmlns:m="http://schemas.openxmlformats.org/officeDocument/2006/math" xmlns:v="urn:schemas-microsoft-com:vml" xmlns:wp14="http://schemas.microsoft.com/office/word/2010/wordprocessingDrawing" xmlns:wp="http://schemas.openxmlformats.org/drawingml/2006/wordprocessingDrawing" xmlns:w10="urn:schemas-microsoft-com:office:word" xmlns:w="http://schemas.openxmlformats.org/wordprocessingml/2006/main" xmlns:w14="http://schemas.microsoft.com/office/word/2010/wordml" xmlns:w15="http://schemas.microsoft.com/office/word/2012/wordml" xmlns:w16cex="http://schemas.microsoft.com/office/word/2018/wordml/cex" xmlns:w16cid="http://schemas.microsoft.com/office/word/2016/wordml/cid" xmlns:w16="http://schemas.microsoft.com/office/word/2018/wordml" xmlns:w16sdtdh="http://schemas.microsoft.com/office/word/2020/wordml/sdtdatahash" xmlns:w16se="http://schemas.microsoft.com/office/word/2015/wordml/symex" xmlns:wpg="http://schemas.microsoft.com/office/word/2010/wordprocessingGroup" xmlns:wpi="http://schemas.microsoft.com/office/word/2010/wordprocessingInk" xmlns:wne="http://schemas.microsoft.com/office/word/2006/wordml" xmlns:wps="http://schemas.microsoft.com/office/word/2010/wordprocessingShape" mc:Ignorable="w14 w15 w16se w16cid w16 w16cex w16sdtdh wp14">
   <w16cex:commentExtensible w16cex:durableId="76E4E42C" w16cex:dateUtc="2026-02-26T21:23:00Z"/>
   <w16cex:commentExtensible w16cex:durableId="279C1C02" w16cex:dateUtc="2026-02-26T23:15:00Z"/>
   <w16cex:commentExtensible w16cex:durableId="3235D43C" w16cex:dateUtc="2026-02-26T21:25:00Z"/>
@@ -34330,7 +36465,7 @@
 </file>
 
 <file path=word/commentsIds.xml><?xml version="1.0" encoding="utf-8"?>
-<w16cid:commentsIds xmlns:wpc="http://schemas.microsoft.com/office/word/2010/wordprocessingCanvas" xmlns:cx="http://schemas.microsoft.com/office/drawing/2014/chartex" xmlns:cx1="http://schemas.microsoft.com/office/drawing/2015/9/8/chartex" xmlns:cx2="http://schemas.microsoft.com/office/drawing/2015/10/21/chartex" xmlns:cx3="http://schemas.microsoft.com/office/drawing/2016/5/9/chartex" xmlns:cx4="http://schemas.microsoft.com/office/drawing/2016/5/10/chartex" xmlns:cx5="http://schemas.microsoft.com/office/drawing/2016/5/11/chartex" xmlns:cx6="http://schemas.microsoft.com/office/drawing/2016/5/12/chartex" xmlns:cx7="http://schemas.microsoft.com/office/drawing/2016/5/13/chartex" xmlns:cx8="http://schemas.microsoft.com/office/drawing/2016/5/14/chartex" xmlns:mc="http://schemas.openxmlformats.org/markup-compatibility/2006" xmlns:m="http://schemas.openxmlformats.org/officeDocument/2006/math" xmlns:aink="http://schemas.microsoft.com/office/drawing/2016/ink" xmlns:am3d="http://schemas.microsoft.com/office/drawing/2017/model3d" xmlns:oel="http://schemas.microsoft.com/office/2019/extlst" xmlns:r="http://schemas.openxmlformats.org/officeDocument/2006/relationships" xmlns:wp14="http://schemas.microsoft.com/office/word/2010/wordprocessingDrawing" xmlns:wp="http://schemas.openxmlformats.org/drawingml/2006/wordprocessingDrawing" xmlns:wpg="http://schemas.microsoft.com/office/word/2010/wordprocessingGroup" xmlns:wpi="http://schemas.microsoft.com/office/word/2010/wordprocessingInk" xmlns:wps="http://schemas.microsoft.com/office/word/2010/wordprocessingShape" xmlns:o="urn:schemas-microsoft-com:office:office" xmlns:v="urn:schemas-microsoft-com:vml" xmlns:w10="urn:schemas-microsoft-com:office:word" xmlns:w="http://schemas.openxmlformats.org/wordprocessingml/2006/main" xmlns:w14="http://schemas.microsoft.com/office/word/2010/wordml" xmlns:w15="http://schemas.microsoft.com/office/word/2012/wordml" xmlns:w16cex="http://schemas.microsoft.com/office/word/2018/wordml/cex" xmlns:w16cid="http://schemas.microsoft.com/office/word/2016/wordml/cid" xmlns:w16="http://schemas.microsoft.com/office/word/2018/wordml" xmlns:w16sdtdh="http://schemas.microsoft.com/office/word/2020/wordml/sdtdatahash" xmlns:w16sdtfl="http://schemas.microsoft.com/office/word/2024/wordml/sdtformatlock" xmlns:w16se="http://schemas.microsoft.com/office/word/2015/wordml/symex" xmlns:w16du="http://schemas.microsoft.com/office/word/2023/wordml/word16du" xmlns:wne="http://schemas.microsoft.com/office/word/2006/wordml" mc:Ignorable="w14 w15 w16se w16cid w16 w16cex w16sdtdh w16sdtfl w16du wp14">
+<w16cid:commentsIds xmlns:wpc="http://schemas.microsoft.com/office/word/2010/wordprocessingCanvas" xmlns:cx="http://schemas.microsoft.com/office/drawing/2014/chartex" xmlns:cx1="http://schemas.microsoft.com/office/drawing/2015/9/8/chartex" xmlns:cx2="http://schemas.microsoft.com/office/drawing/2015/10/21/chartex" xmlns:cx3="http://schemas.microsoft.com/office/drawing/2016/5/9/chartex" xmlns:cx4="http://schemas.microsoft.com/office/drawing/2016/5/10/chartex" xmlns:cx5="http://schemas.microsoft.com/office/drawing/2016/5/11/chartex" xmlns:cx6="http://schemas.microsoft.com/office/drawing/2016/5/12/chartex" xmlns:cx7="http://schemas.microsoft.com/office/drawing/2016/5/13/chartex" xmlns:cx8="http://schemas.microsoft.com/office/drawing/2016/5/14/chartex" xmlns:mc="http://schemas.openxmlformats.org/markup-compatibility/2006" xmlns:aink="http://schemas.microsoft.com/office/drawing/2016/ink" xmlns:am3d="http://schemas.microsoft.com/office/drawing/2017/model3d" xmlns:o="urn:schemas-microsoft-com:office:office" xmlns:oel="http://schemas.microsoft.com/office/2019/extlst" xmlns:r="http://schemas.openxmlformats.org/officeDocument/2006/relationships" xmlns:m="http://schemas.openxmlformats.org/officeDocument/2006/math" xmlns:v="urn:schemas-microsoft-com:vml" xmlns:wp14="http://schemas.microsoft.com/office/word/2010/wordprocessingDrawing" xmlns:wp="http://schemas.openxmlformats.org/drawingml/2006/wordprocessingDrawing" xmlns:w10="urn:schemas-microsoft-com:office:word" xmlns:w="http://schemas.openxmlformats.org/wordprocessingml/2006/main" xmlns:w14="http://schemas.microsoft.com/office/word/2010/wordml" xmlns:w15="http://schemas.microsoft.com/office/word/2012/wordml" xmlns:w16cex="http://schemas.microsoft.com/office/word/2018/wordml/cex" xmlns:w16cid="http://schemas.microsoft.com/office/word/2016/wordml/cid" xmlns:w16="http://schemas.microsoft.com/office/word/2018/wordml" xmlns:w16sdtdh="http://schemas.microsoft.com/office/word/2020/wordml/sdtdatahash" xmlns:w16se="http://schemas.microsoft.com/office/word/2015/wordml/symex" xmlns:wpg="http://schemas.microsoft.com/office/word/2010/wordprocessingGroup" xmlns:wpi="http://schemas.microsoft.com/office/word/2010/wordprocessingInk" xmlns:wne="http://schemas.microsoft.com/office/word/2006/wordml" xmlns:wps="http://schemas.microsoft.com/office/word/2010/wordprocessingShape" mc:Ignorable="w14 w15 w16se w16cid w16 w16cex w16sdtdh wp14">
   <w16cid:commentId w16cid:paraId="286ABA1A" w16cid:durableId="76E4E42C"/>
   <w16cid:commentId w16cid:paraId="20F1C926" w16cid:durableId="279C1C02"/>
   <w16cid:commentId w16cid:paraId="4FA23FCD" w16cid:durableId="3235D43C"/>
@@ -34341,7 +36476,7 @@
 </file>
 
 <file path=word/endnotes.xml><?xml version="1.0" encoding="utf-8"?>
-<w:endnotes xmlns:wpc="http://schemas.microsoft.com/office/word/2010/wordprocessingCanvas" xmlns:cx="http://schemas.microsoft.com/office/drawing/2014/chartex" xmlns:cx1="http://schemas.microsoft.com/office/drawing/2015/9/8/chartex" xmlns:cx2="http://schemas.microsoft.com/office/drawing/2015/10/21/chartex" xmlns:cx3="http://schemas.microsoft.com/office/drawing/2016/5/9/chartex" xmlns:cx4="http://schemas.microsoft.com/office/drawing/2016/5/10/chartex" xmlns:cx5="http://schemas.microsoft.com/office/drawing/2016/5/11/chartex" xmlns:cx6="http://schemas.microsoft.com/office/drawing/2016/5/12/chartex" xmlns:cx7="http://schemas.microsoft.com/office/drawing/2016/5/13/chartex" xmlns:cx8="http://schemas.microsoft.com/office/drawing/2016/5/14/chartex" xmlns:mc="http://schemas.openxmlformats.org/markup-compatibility/2006" xmlns:m="http://schemas.openxmlformats.org/officeDocument/2006/math" xmlns:aink="http://schemas.microsoft.com/office/drawing/2016/ink" xmlns:am3d="http://schemas.microsoft.com/office/drawing/2017/model3d" xmlns:oel="http://schemas.microsoft.com/office/2019/extlst" xmlns:r="http://schemas.openxmlformats.org/officeDocument/2006/relationships" xmlns:wp14="http://schemas.microsoft.com/office/word/2010/wordprocessingDrawing" xmlns:wp="http://schemas.openxmlformats.org/drawingml/2006/wordprocessingDrawing" xmlns:wpg="http://schemas.microsoft.com/office/word/2010/wordprocessingGroup" xmlns:wpi="http://schemas.microsoft.com/office/word/2010/wordprocessingInk" xmlns:wps="http://schemas.microsoft.com/office/word/2010/wordprocessingShape" xmlns:o="urn:schemas-microsoft-com:office:office" xmlns:v="urn:schemas-microsoft-com:vml" xmlns:w10="urn:schemas-microsoft-com:office:word" xmlns:w="http://schemas.openxmlformats.org/wordprocessingml/2006/main" xmlns:w14="http://schemas.microsoft.com/office/word/2010/wordml" xmlns:w15="http://schemas.microsoft.com/office/word/2012/wordml" xmlns:w16cex="http://schemas.microsoft.com/office/word/2018/wordml/cex" xmlns:w16cid="http://schemas.microsoft.com/office/word/2016/wordml/cid" xmlns:w16="http://schemas.microsoft.com/office/word/2018/wordml" xmlns:w16sdtdh="http://schemas.microsoft.com/office/word/2020/wordml/sdtdatahash" xmlns:w16sdtfl="http://schemas.microsoft.com/office/word/2024/wordml/sdtformatlock" xmlns:w16se="http://schemas.microsoft.com/office/word/2015/wordml/symex" xmlns:w16du="http://schemas.microsoft.com/office/word/2023/wordml/word16du" xmlns:wne="http://schemas.microsoft.com/office/word/2006/wordml" mc:Ignorable="w14 w15 w16se w16cid w16 w16cex w16sdtdh w16sdtfl w16du wp14">
+<w:endnotes xmlns:wpc="http://schemas.microsoft.com/office/word/2010/wordprocessingCanvas" xmlns:cx="http://schemas.microsoft.com/office/drawing/2014/chartex" xmlns:cx1="http://schemas.microsoft.com/office/drawing/2015/9/8/chartex" xmlns:cx2="http://schemas.microsoft.com/office/drawing/2015/10/21/chartex" xmlns:cx3="http://schemas.microsoft.com/office/drawing/2016/5/9/chartex" xmlns:cx4="http://schemas.microsoft.com/office/drawing/2016/5/10/chartex" xmlns:cx5="http://schemas.microsoft.com/office/drawing/2016/5/11/chartex" xmlns:cx6="http://schemas.microsoft.com/office/drawing/2016/5/12/chartex" xmlns:cx7="http://schemas.microsoft.com/office/drawing/2016/5/13/chartex" xmlns:cx8="http://schemas.microsoft.com/office/drawing/2016/5/14/chartex" xmlns:mc="http://schemas.openxmlformats.org/markup-compatibility/2006" xmlns:aink="http://schemas.microsoft.com/office/drawing/2016/ink" xmlns:am3d="http://schemas.microsoft.com/office/drawing/2017/model3d" xmlns:o="urn:schemas-microsoft-com:office:office" xmlns:oel="http://schemas.microsoft.com/office/2019/extlst" xmlns:r="http://schemas.openxmlformats.org/officeDocument/2006/relationships" xmlns:m="http://schemas.openxmlformats.org/officeDocument/2006/math" xmlns:v="urn:schemas-microsoft-com:vml" xmlns:wp14="http://schemas.microsoft.com/office/word/2010/wordprocessingDrawing" xmlns:wp="http://schemas.openxmlformats.org/drawingml/2006/wordprocessingDrawing" xmlns:w10="urn:schemas-microsoft-com:office:word" xmlns:w="http://schemas.openxmlformats.org/wordprocessingml/2006/main" xmlns:w14="http://schemas.microsoft.com/office/word/2010/wordml" xmlns:w15="http://schemas.microsoft.com/office/word/2012/wordml" xmlns:w16cex="http://schemas.microsoft.com/office/word/2018/wordml/cex" xmlns:w16cid="http://schemas.microsoft.com/office/word/2016/wordml/cid" xmlns:w16="http://schemas.microsoft.com/office/word/2018/wordml" xmlns:w16sdtdh="http://schemas.microsoft.com/office/word/2020/wordml/sdtdatahash" xmlns:w16se="http://schemas.microsoft.com/office/word/2015/wordml/symex" xmlns:wpg="http://schemas.microsoft.com/office/word/2010/wordprocessingGroup" xmlns:wpi="http://schemas.microsoft.com/office/word/2010/wordprocessingInk" xmlns:wne="http://schemas.microsoft.com/office/word/2006/wordml" xmlns:wps="http://schemas.microsoft.com/office/word/2010/wordprocessingShape" mc:Ignorable="w14 w15 w16se w16cid w16 w16cex w16sdtdh wp14">
   <w:endnote w:type="separator" w:id="-1">
     <w:p>
       <w:pPr>
@@ -34366,7 +36501,7 @@
 </file>
 
 <file path=word/footer1.xml><?xml version="1.0" encoding="utf-8"?>
-<w:ftr xmlns:wpc="http://schemas.microsoft.com/office/word/2010/wordprocessingCanvas" xmlns:cx="http://schemas.microsoft.com/office/drawing/2014/chartex" xmlns:cx1="http://schemas.microsoft.com/office/drawing/2015/9/8/chartex" xmlns:cx2="http://schemas.microsoft.com/office/drawing/2015/10/21/chartex" xmlns:cx3="http://schemas.microsoft.com/office/drawing/2016/5/9/chartex" xmlns:cx4="http://schemas.microsoft.com/office/drawing/2016/5/10/chartex" xmlns:cx5="http://schemas.microsoft.com/office/drawing/2016/5/11/chartex" xmlns:cx6="http://schemas.microsoft.com/office/drawing/2016/5/12/chartex" xmlns:cx7="http://schemas.microsoft.com/office/drawing/2016/5/13/chartex" xmlns:cx8="http://schemas.microsoft.com/office/drawing/2016/5/14/chartex" xmlns:mc="http://schemas.openxmlformats.org/markup-compatibility/2006" xmlns:m="http://schemas.openxmlformats.org/officeDocument/2006/math" xmlns:aink="http://schemas.microsoft.com/office/drawing/2016/ink" xmlns:am3d="http://schemas.microsoft.com/office/drawing/2017/model3d" xmlns:oel="http://schemas.microsoft.com/office/2019/extlst" xmlns:r="http://schemas.openxmlformats.org/officeDocument/2006/relationships" xmlns:wp14="http://schemas.microsoft.com/office/word/2010/wordprocessingDrawing" xmlns:wp="http://schemas.openxmlformats.org/drawingml/2006/wordprocessingDrawing" xmlns:wpg="http://schemas.microsoft.com/office/word/2010/wordprocessingGroup" xmlns:wpi="http://schemas.microsoft.com/office/word/2010/wordprocessingInk" xmlns:wps="http://schemas.microsoft.com/office/word/2010/wordprocessingShape" xmlns:o="urn:schemas-microsoft-com:office:office" xmlns:v="urn:schemas-microsoft-com:vml" xmlns:w10="urn:schemas-microsoft-com:office:word" xmlns:w="http://schemas.openxmlformats.org/wordprocessingml/2006/main" xmlns:w14="http://schemas.microsoft.com/office/word/2010/wordml" xmlns:w15="http://schemas.microsoft.com/office/word/2012/wordml" xmlns:w16cex="http://schemas.microsoft.com/office/word/2018/wordml/cex" xmlns:w16cid="http://schemas.microsoft.com/office/word/2016/wordml/cid" xmlns:w16="http://schemas.microsoft.com/office/word/2018/wordml" xmlns:w16sdtdh="http://schemas.microsoft.com/office/word/2020/wordml/sdtdatahash" xmlns:w16sdtfl="http://schemas.microsoft.com/office/word/2024/wordml/sdtformatlock" xmlns:w16se="http://schemas.microsoft.com/office/word/2015/wordml/symex" xmlns:w16du="http://schemas.microsoft.com/office/word/2023/wordml/word16du" xmlns:wne="http://schemas.microsoft.com/office/word/2006/wordml" mc:Ignorable="w14 w15 w16se w16cid w16 w16cex w16sdtdh w16sdtfl w16du wp14">
+<w:ftr xmlns:wpc="http://schemas.microsoft.com/office/word/2010/wordprocessingCanvas" xmlns:cx="http://schemas.microsoft.com/office/drawing/2014/chartex" xmlns:cx1="http://schemas.microsoft.com/office/drawing/2015/9/8/chartex" xmlns:cx2="http://schemas.microsoft.com/office/drawing/2015/10/21/chartex" xmlns:cx3="http://schemas.microsoft.com/office/drawing/2016/5/9/chartex" xmlns:cx4="http://schemas.microsoft.com/office/drawing/2016/5/10/chartex" xmlns:cx5="http://schemas.microsoft.com/office/drawing/2016/5/11/chartex" xmlns:cx6="http://schemas.microsoft.com/office/drawing/2016/5/12/chartex" xmlns:cx7="http://schemas.microsoft.com/office/drawing/2016/5/13/chartex" xmlns:cx8="http://schemas.microsoft.com/office/drawing/2016/5/14/chartex" xmlns:mc="http://schemas.openxmlformats.org/markup-compatibility/2006" xmlns:aink="http://schemas.microsoft.com/office/drawing/2016/ink" xmlns:am3d="http://schemas.microsoft.com/office/drawing/2017/model3d" xmlns:o="urn:schemas-microsoft-com:office:office" xmlns:oel="http://schemas.microsoft.com/office/2019/extlst" xmlns:r="http://schemas.openxmlformats.org/officeDocument/2006/relationships" xmlns:m="http://schemas.openxmlformats.org/officeDocument/2006/math" xmlns:v="urn:schemas-microsoft-com:vml" xmlns:wp14="http://schemas.microsoft.com/office/word/2010/wordprocessingDrawing" xmlns:wp="http://schemas.openxmlformats.org/drawingml/2006/wordprocessingDrawing" xmlns:w10="urn:schemas-microsoft-com:office:word" xmlns:w="http://schemas.openxmlformats.org/wordprocessingml/2006/main" xmlns:w14="http://schemas.microsoft.com/office/word/2010/wordml" xmlns:w15="http://schemas.microsoft.com/office/word/2012/wordml" xmlns:w16cex="http://schemas.microsoft.com/office/word/2018/wordml/cex" xmlns:w16cid="http://schemas.microsoft.com/office/word/2016/wordml/cid" xmlns:w16="http://schemas.microsoft.com/office/word/2018/wordml" xmlns:w16sdtdh="http://schemas.microsoft.com/office/word/2020/wordml/sdtdatahash" xmlns:w16se="http://schemas.microsoft.com/office/word/2015/wordml/symex" xmlns:wpg="http://schemas.microsoft.com/office/word/2010/wordprocessingGroup" xmlns:wpi="http://schemas.microsoft.com/office/word/2010/wordprocessingInk" xmlns:wne="http://schemas.microsoft.com/office/word/2006/wordml" xmlns:wps="http://schemas.microsoft.com/office/word/2010/wordprocessingShape" mc:Ignorable="w14 w15 w16se w16cid w16 w16cex w16sdtdh wp14">
   <w:sdt>
     <w:sdtPr>
       <w:id w:val="5227080"/>
@@ -34414,7 +36549,7 @@
 </file>
 
 <file path=word/footnotes.xml><?xml version="1.0" encoding="utf-8"?>
-<w:footnotes xmlns:wpc="http://schemas.microsoft.com/office/word/2010/wordprocessingCanvas" xmlns:cx="http://schemas.microsoft.com/office/drawing/2014/chartex" xmlns:cx1="http://schemas.microsoft.com/office/drawing/2015/9/8/chartex" xmlns:cx2="http://schemas.microsoft.com/office/drawing/2015/10/21/chartex" xmlns:cx3="http://schemas.microsoft.com/office/drawing/2016/5/9/chartex" xmlns:cx4="http://schemas.microsoft.com/office/drawing/2016/5/10/chartex" xmlns:cx5="http://schemas.microsoft.com/office/drawing/2016/5/11/chartex" xmlns:cx6="http://schemas.microsoft.com/office/drawing/2016/5/12/chartex" xmlns:cx7="http://schemas.microsoft.com/office/drawing/2016/5/13/chartex" xmlns:cx8="http://schemas.microsoft.com/office/drawing/2016/5/14/chartex" xmlns:mc="http://schemas.openxmlformats.org/markup-compatibility/2006" xmlns:m="http://schemas.openxmlformats.org/officeDocument/2006/math" xmlns:aink="http://schemas.microsoft.com/office/drawing/2016/ink" xmlns:am3d="http://schemas.microsoft.com/office/drawing/2017/model3d" xmlns:oel="http://schemas.microsoft.com/office/2019/extlst" xmlns:r="http://schemas.openxmlformats.org/officeDocument/2006/relationships" xmlns:wp14="http://schemas.microsoft.com/office/word/2010/wordprocessingDrawing" xmlns:wp="http://schemas.openxmlformats.org/drawingml/2006/wordprocessingDrawing" xmlns:wpg="http://schemas.microsoft.com/office/word/2010/wordprocessingGroup" xmlns:wpi="http://schemas.microsoft.com/office/word/2010/wordprocessingInk" xmlns:wps="http://schemas.microsoft.com/office/word/2010/wordprocessingShape" xmlns:o="urn:schemas-microsoft-com:office:office" xmlns:v="urn:schemas-microsoft-com:vml" xmlns:w10="urn:schemas-microsoft-com:office:word" xmlns:w="http://schemas.openxmlformats.org/wordprocessingml/2006/main" xmlns:w14="http://schemas.microsoft.com/office/word/2010/wordml" xmlns:w15="http://schemas.microsoft.com/office/word/2012/wordml" xmlns:w16cex="http://schemas.microsoft.com/office/word/2018/wordml/cex" xmlns:w16cid="http://schemas.microsoft.com/office/word/2016/wordml/cid" xmlns:w16="http://schemas.microsoft.com/office/word/2018/wordml" xmlns:w16sdtdh="http://schemas.microsoft.com/office/word/2020/wordml/sdtdatahash" xmlns:w16sdtfl="http://schemas.microsoft.com/office/word/2024/wordml/sdtformatlock" xmlns:w16se="http://schemas.microsoft.com/office/word/2015/wordml/symex" xmlns:w16du="http://schemas.microsoft.com/office/word/2023/wordml/word16du" xmlns:wne="http://schemas.microsoft.com/office/word/2006/wordml" mc:Ignorable="w14 w15 w16se w16cid w16 w16cex w16sdtdh w16sdtfl w16du wp14">
+<w:footnotes xmlns:wpc="http://schemas.microsoft.com/office/word/2010/wordprocessingCanvas" xmlns:cx="http://schemas.microsoft.com/office/drawing/2014/chartex" xmlns:cx1="http://schemas.microsoft.com/office/drawing/2015/9/8/chartex" xmlns:cx2="http://schemas.microsoft.com/office/drawing/2015/10/21/chartex" xmlns:cx3="http://schemas.microsoft.com/office/drawing/2016/5/9/chartex" xmlns:cx4="http://schemas.microsoft.com/office/drawing/2016/5/10/chartex" xmlns:cx5="http://schemas.microsoft.com/office/drawing/2016/5/11/chartex" xmlns:cx6="http://schemas.microsoft.com/office/drawing/2016/5/12/chartex" xmlns:cx7="http://schemas.microsoft.com/office/drawing/2016/5/13/chartex" xmlns:cx8="http://schemas.microsoft.com/office/drawing/2016/5/14/chartex" xmlns:mc="http://schemas.openxmlformats.org/markup-compatibility/2006" xmlns:aink="http://schemas.microsoft.com/office/drawing/2016/ink" xmlns:am3d="http://schemas.microsoft.com/office/drawing/2017/model3d" xmlns:o="urn:schemas-microsoft-com:office:office" xmlns:oel="http://schemas.microsoft.com/office/2019/extlst" xmlns:r="http://schemas.openxmlformats.org/officeDocument/2006/relationships" xmlns:m="http://schemas.openxmlformats.org/officeDocument/2006/math" xmlns:v="urn:schemas-microsoft-com:vml" xmlns:wp14="http://schemas.microsoft.com/office/word/2010/wordprocessingDrawing" xmlns:wp="http://schemas.openxmlformats.org/drawingml/2006/wordprocessingDrawing" xmlns:w10="urn:schemas-microsoft-com:office:word" xmlns:w="http://schemas.openxmlformats.org/wordprocessingml/2006/main" xmlns:w14="http://schemas.microsoft.com/office/word/2010/wordml" xmlns:w15="http://schemas.microsoft.com/office/word/2012/wordml" xmlns:w16cex="http://schemas.microsoft.com/office/word/2018/wordml/cex" xmlns:w16cid="http://schemas.microsoft.com/office/word/2016/wordml/cid" xmlns:w16="http://schemas.microsoft.com/office/word/2018/wordml" xmlns:w16sdtdh="http://schemas.microsoft.com/office/word/2020/wordml/sdtdatahash" xmlns:w16se="http://schemas.microsoft.com/office/word/2015/wordml/symex" xmlns:wpg="http://schemas.microsoft.com/office/word/2010/wordprocessingGroup" xmlns:wpi="http://schemas.microsoft.com/office/word/2010/wordprocessingInk" xmlns:wne="http://schemas.microsoft.com/office/word/2006/wordml" xmlns:wps="http://schemas.microsoft.com/office/word/2010/wordprocessingShape" mc:Ignorable="w14 w15 w16se w16cid w16 w16cex w16sdtdh wp14">
   <w:footnote w:type="separator" w:id="-1">
     <w:p>
       <w:pPr>
@@ -34439,7 +36574,7 @@
 </file>
 
 <file path=word/header1.xml><?xml version="1.0" encoding="utf-8"?>
-<w:hdr xmlns:wpc="http://schemas.microsoft.com/office/word/2010/wordprocessingCanvas" xmlns:cx="http://schemas.microsoft.com/office/drawing/2014/chartex" xmlns:cx1="http://schemas.microsoft.com/office/drawing/2015/9/8/chartex" xmlns:cx2="http://schemas.microsoft.com/office/drawing/2015/10/21/chartex" xmlns:cx3="http://schemas.microsoft.com/office/drawing/2016/5/9/chartex" xmlns:cx4="http://schemas.microsoft.com/office/drawing/2016/5/10/chartex" xmlns:cx5="http://schemas.microsoft.com/office/drawing/2016/5/11/chartex" xmlns:cx6="http://schemas.microsoft.com/office/drawing/2016/5/12/chartex" xmlns:cx7="http://schemas.microsoft.com/office/drawing/2016/5/13/chartex" xmlns:cx8="http://schemas.microsoft.com/office/drawing/2016/5/14/chartex" xmlns:mc="http://schemas.openxmlformats.org/markup-compatibility/2006" xmlns:m="http://schemas.openxmlformats.org/officeDocument/2006/math" xmlns:aink="http://schemas.microsoft.com/office/drawing/2016/ink" xmlns:am3d="http://schemas.microsoft.com/office/drawing/2017/model3d" xmlns:oel="http://schemas.microsoft.com/office/2019/extlst" xmlns:r="http://schemas.openxmlformats.org/officeDocument/2006/relationships" xmlns:wp14="http://schemas.microsoft.com/office/word/2010/wordprocessingDrawing" xmlns:wp="http://schemas.openxmlformats.org/drawingml/2006/wordprocessingDrawing" xmlns:wpg="http://schemas.microsoft.com/office/word/2010/wordprocessingGroup" xmlns:wpi="http://schemas.microsoft.com/office/word/2010/wordprocessingInk" xmlns:wps="http://schemas.microsoft.com/office/word/2010/wordprocessingShape" xmlns:o="urn:schemas-microsoft-com:office:office" xmlns:v="urn:schemas-microsoft-com:vml" xmlns:w10="urn:schemas-microsoft-com:office:word" xmlns:w="http://schemas.openxmlformats.org/wordprocessingml/2006/main" xmlns:w14="http://schemas.microsoft.com/office/word/2010/wordml" xmlns:w15="http://schemas.microsoft.com/office/word/2012/wordml" xmlns:w16cex="http://schemas.microsoft.com/office/word/2018/wordml/cex" xmlns:w16cid="http://schemas.microsoft.com/office/word/2016/wordml/cid" xmlns:w16="http://schemas.microsoft.com/office/word/2018/wordml" xmlns:w16sdtdh="http://schemas.microsoft.com/office/word/2020/wordml/sdtdatahash" xmlns:w16sdtfl="http://schemas.microsoft.com/office/word/2024/wordml/sdtformatlock" xmlns:w16se="http://schemas.microsoft.com/office/word/2015/wordml/symex" xmlns:w16du="http://schemas.microsoft.com/office/word/2023/wordml/word16du" xmlns:wne="http://schemas.microsoft.com/office/word/2006/wordml" mc:Ignorable="w14 w15 w16se w16cid w16 w16cex w16sdtdh w16sdtfl w16du wp14">
+<w:hdr xmlns:wpc="http://schemas.microsoft.com/office/word/2010/wordprocessingCanvas" xmlns:cx="http://schemas.microsoft.com/office/drawing/2014/chartex" xmlns:cx1="http://schemas.microsoft.com/office/drawing/2015/9/8/chartex" xmlns:cx2="http://schemas.microsoft.com/office/drawing/2015/10/21/chartex" xmlns:cx3="http://schemas.microsoft.com/office/drawing/2016/5/9/chartex" xmlns:cx4="http://schemas.microsoft.com/office/drawing/2016/5/10/chartex" xmlns:cx5="http://schemas.microsoft.com/office/drawing/2016/5/11/chartex" xmlns:cx6="http://schemas.microsoft.com/office/drawing/2016/5/12/chartex" xmlns:cx7="http://schemas.microsoft.com/office/drawing/2016/5/13/chartex" xmlns:cx8="http://schemas.microsoft.com/office/drawing/2016/5/14/chartex" xmlns:mc="http://schemas.openxmlformats.org/markup-compatibility/2006" xmlns:aink="http://schemas.microsoft.com/office/drawing/2016/ink" xmlns:am3d="http://schemas.microsoft.com/office/drawing/2017/model3d" xmlns:o="urn:schemas-microsoft-com:office:office" xmlns:oel="http://schemas.microsoft.com/office/2019/extlst" xmlns:r="http://schemas.openxmlformats.org/officeDocument/2006/relationships" xmlns:m="http://schemas.openxmlformats.org/officeDocument/2006/math" xmlns:v="urn:schemas-microsoft-com:vml" xmlns:wp14="http://schemas.microsoft.com/office/word/2010/wordprocessingDrawing" xmlns:wp="http://schemas.openxmlformats.org/drawingml/2006/wordprocessingDrawing" xmlns:w10="urn:schemas-microsoft-com:office:word" xmlns:w="http://schemas.openxmlformats.org/wordprocessingml/2006/main" xmlns:w14="http://schemas.microsoft.com/office/word/2010/wordml" xmlns:w15="http://schemas.microsoft.com/office/word/2012/wordml" xmlns:w16cex="http://schemas.microsoft.com/office/word/2018/wordml/cex" xmlns:w16cid="http://schemas.microsoft.com/office/word/2016/wordml/cid" xmlns:w16="http://schemas.microsoft.com/office/word/2018/wordml" xmlns:w16sdtdh="http://schemas.microsoft.com/office/word/2020/wordml/sdtdatahash" xmlns:w16se="http://schemas.microsoft.com/office/word/2015/wordml/symex" xmlns:wpg="http://schemas.microsoft.com/office/word/2010/wordprocessingGroup" xmlns:wpi="http://schemas.microsoft.com/office/word/2010/wordprocessingInk" xmlns:wne="http://schemas.microsoft.com/office/word/2006/wordml" xmlns:wps="http://schemas.microsoft.com/office/word/2010/wordprocessingShape" mc:Ignorable="w14 w15 w16se w16cid w16 w16cex w16sdtdh wp14">
   <w:tbl>
     <w:tblPr>
       <w:tblW w:w="8622" w:type="dxa"/>
@@ -34843,7 +36978,7 @@
 </file>
 
 <file path=word/numbering.xml><?xml version="1.0" encoding="utf-8"?>
-<w:numbering xmlns:wpc="http://schemas.microsoft.com/office/word/2010/wordprocessingCanvas" xmlns:cx="http://schemas.microsoft.com/office/drawing/2014/chartex" xmlns:cx1="http://schemas.microsoft.com/office/drawing/2015/9/8/chartex" xmlns:cx2="http://schemas.microsoft.com/office/drawing/2015/10/21/chartex" xmlns:cx3="http://schemas.microsoft.com/office/drawing/2016/5/9/chartex" xmlns:cx4="http://schemas.microsoft.com/office/drawing/2016/5/10/chartex" xmlns:cx5="http://schemas.microsoft.com/office/drawing/2016/5/11/chartex" xmlns:cx6="http://schemas.microsoft.com/office/drawing/2016/5/12/chartex" xmlns:cx7="http://schemas.microsoft.com/office/drawing/2016/5/13/chartex" xmlns:cx8="http://schemas.microsoft.com/office/drawing/2016/5/14/chartex" xmlns:mc="http://schemas.openxmlformats.org/markup-compatibility/2006" xmlns:m="http://schemas.openxmlformats.org/officeDocument/2006/math" xmlns:aink="http://schemas.microsoft.com/office/drawing/2016/ink" xmlns:am3d="http://schemas.microsoft.com/office/drawing/2017/model3d" xmlns:oel="http://schemas.microsoft.com/office/2019/extlst" xmlns:r="http://schemas.openxmlformats.org/officeDocument/2006/relationships" xmlns:wp14="http://schemas.microsoft.com/office/word/2010/wordprocessingDrawing" xmlns:wp="http://schemas.openxmlformats.org/drawingml/2006/wordprocessingDrawing" xmlns:wpg="http://schemas.microsoft.com/office/word/2010/wordprocessingGroup" xmlns:wpi="http://schemas.microsoft.com/office/word/2010/wordprocessingInk" xmlns:wps="http://schemas.microsoft.com/office/word/2010/wordprocessingShape" xmlns:o="urn:schemas-microsoft-com:office:office" xmlns:v="urn:schemas-microsoft-com:vml" xmlns:w10="urn:schemas-microsoft-com:office:word" xmlns:w="http://schemas.openxmlformats.org/wordprocessingml/2006/main" xmlns:w14="http://schemas.microsoft.com/office/word/2010/wordml" xmlns:w15="http://schemas.microsoft.com/office/word/2012/wordml" xmlns:w16cex="http://schemas.microsoft.com/office/word/2018/wordml/cex" xmlns:w16cid="http://schemas.microsoft.com/office/word/2016/wordml/cid" xmlns:w16="http://schemas.microsoft.com/office/word/2018/wordml" xmlns:w16sdtdh="http://schemas.microsoft.com/office/word/2020/wordml/sdtdatahash" xmlns:w16sdtfl="http://schemas.microsoft.com/office/word/2024/wordml/sdtformatlock" xmlns:w16se="http://schemas.microsoft.com/office/word/2015/wordml/symex" xmlns:w16du="http://schemas.microsoft.com/office/word/2023/wordml/word16du" xmlns:wne="http://schemas.microsoft.com/office/word/2006/wordml" mc:Ignorable="w14 w15 w16se w16cid w16 w16cex w16sdtdh w16sdtfl w16du wp14">
+<w:numbering xmlns:wpc="http://schemas.microsoft.com/office/word/2010/wordprocessingCanvas" xmlns:cx="http://schemas.microsoft.com/office/drawing/2014/chartex" xmlns:cx1="http://schemas.microsoft.com/office/drawing/2015/9/8/chartex" xmlns:cx2="http://schemas.microsoft.com/office/drawing/2015/10/21/chartex" xmlns:cx3="http://schemas.microsoft.com/office/drawing/2016/5/9/chartex" xmlns:cx4="http://schemas.microsoft.com/office/drawing/2016/5/10/chartex" xmlns:cx5="http://schemas.microsoft.com/office/drawing/2016/5/11/chartex" xmlns:cx6="http://schemas.microsoft.com/office/drawing/2016/5/12/chartex" xmlns:cx7="http://schemas.microsoft.com/office/drawing/2016/5/13/chartex" xmlns:cx8="http://schemas.microsoft.com/office/drawing/2016/5/14/chartex" xmlns:mc="http://schemas.openxmlformats.org/markup-compatibility/2006" xmlns:aink="http://schemas.microsoft.com/office/drawing/2016/ink" xmlns:am3d="http://schemas.microsoft.com/office/drawing/2017/model3d" xmlns:o="urn:schemas-microsoft-com:office:office" xmlns:oel="http://schemas.microsoft.com/office/2019/extlst" xmlns:r="http://schemas.openxmlformats.org/officeDocument/2006/relationships" xmlns:m="http://schemas.openxmlformats.org/officeDocument/2006/math" xmlns:v="urn:schemas-microsoft-com:vml" xmlns:wp14="http://schemas.microsoft.com/office/word/2010/wordprocessingDrawing" xmlns:wp="http://schemas.openxmlformats.org/drawingml/2006/wordprocessingDrawing" xmlns:w10="urn:schemas-microsoft-com:office:word" xmlns:w="http://schemas.openxmlformats.org/wordprocessingml/2006/main" xmlns:w14="http://schemas.microsoft.com/office/word/2010/wordml" xmlns:w15="http://schemas.microsoft.com/office/word/2012/wordml" xmlns:w16cex="http://schemas.microsoft.com/office/word/2018/wordml/cex" xmlns:w16cid="http://schemas.microsoft.com/office/word/2016/wordml/cid" xmlns:w16="http://schemas.microsoft.com/office/word/2018/wordml" xmlns:w16sdtdh="http://schemas.microsoft.com/office/word/2020/wordml/sdtdatahash" xmlns:w16se="http://schemas.microsoft.com/office/word/2015/wordml/symex" xmlns:wpg="http://schemas.microsoft.com/office/word/2010/wordprocessingGroup" xmlns:wpi="http://schemas.microsoft.com/office/word/2010/wordprocessingInk" xmlns:wne="http://schemas.microsoft.com/office/word/2006/wordml" xmlns:wps="http://schemas.microsoft.com/office/word/2010/wordprocessingShape" mc:Ignorable="w14 w15 w16se w16cid w16 w16cex w16sdtdh wp14">
   <w:numPicBullet w:numPicBulletId="0">
     <w:pict>
       <v:shapetype id="_x0000_t75" coordsize="21600,21600" o:spt="75" o:preferrelative="t" path="m@4@5l@4@11@9@11@9@5xe" filled="f" stroked="f">
@@ -34865,7 +37000,7 @@
         <v:path o:extrusionok="f" gradientshapeok="t" o:connecttype="rect"/>
         <o:lock v:ext="edit" aspectratio="t"/>
       </v:shapetype>
-      <v:shape id="_x0000_i1025" type="#_x0000_t75" style="width:24.8pt;height:19.95pt;visibility:visible;mso-wrap-style:square" o:bullet="t">
+      <v:shape id="_x0000_i1135" type="#_x0000_t75" style="width:25pt;height:20pt;visibility:visible;mso-wrap-style:square" o:bullet="t">
         <v:imagedata r:id="rId1" o:title=""/>
       </v:shape>
     </w:pict>
@@ -39051,7 +41186,7 @@
 </file>
 
 <file path=word/people.xml><?xml version="1.0" encoding="utf-8"?>
-<w15:people xmlns:wpc="http://schemas.microsoft.com/office/word/2010/wordprocessingCanvas" xmlns:cx="http://schemas.microsoft.com/office/drawing/2014/chartex" xmlns:cx1="http://schemas.microsoft.com/office/drawing/2015/9/8/chartex" xmlns:cx2="http://schemas.microsoft.com/office/drawing/2015/10/21/chartex" xmlns:cx3="http://schemas.microsoft.com/office/drawing/2016/5/9/chartex" xmlns:cx4="http://schemas.microsoft.com/office/drawing/2016/5/10/chartex" xmlns:cx5="http://schemas.microsoft.com/office/drawing/2016/5/11/chartex" xmlns:cx6="http://schemas.microsoft.com/office/drawing/2016/5/12/chartex" xmlns:cx7="http://schemas.microsoft.com/office/drawing/2016/5/13/chartex" xmlns:cx8="http://schemas.microsoft.com/office/drawing/2016/5/14/chartex" xmlns:mc="http://schemas.openxmlformats.org/markup-compatibility/2006" xmlns:m="http://schemas.openxmlformats.org/officeDocument/2006/math" xmlns:aink="http://schemas.microsoft.com/office/drawing/2016/ink" xmlns:am3d="http://schemas.microsoft.com/office/drawing/2017/model3d" xmlns:oel="http://schemas.microsoft.com/office/2019/extlst" xmlns:r="http://schemas.openxmlformats.org/officeDocument/2006/relationships" xmlns:wp14="http://schemas.microsoft.com/office/word/2010/wordprocessingDrawing" xmlns:wp="http://schemas.openxmlformats.org/drawingml/2006/wordprocessingDrawing" xmlns:wpg="http://schemas.microsoft.com/office/word/2010/wordprocessingGroup" xmlns:wpi="http://schemas.microsoft.com/office/word/2010/wordprocessingInk" xmlns:wps="http://schemas.microsoft.com/office/word/2010/wordprocessingShape" xmlns:o="urn:schemas-microsoft-com:office:office" xmlns:v="urn:schemas-microsoft-com:vml" xmlns:w10="urn:schemas-microsoft-com:office:word" xmlns:w="http://schemas.openxmlformats.org/wordprocessingml/2006/main" xmlns:w14="http://schemas.microsoft.com/office/word/2010/wordml" xmlns:w15="http://schemas.microsoft.com/office/word/2012/wordml" xmlns:w16cex="http://schemas.microsoft.com/office/word/2018/wordml/cex" xmlns:w16cid="http://schemas.microsoft.com/office/word/2016/wordml/cid" xmlns:w16="http://schemas.microsoft.com/office/word/2018/wordml" xmlns:w16sdtdh="http://schemas.microsoft.com/office/word/2020/wordml/sdtdatahash" xmlns:w16sdtfl="http://schemas.microsoft.com/office/word/2024/wordml/sdtformatlock" xmlns:w16se="http://schemas.microsoft.com/office/word/2015/wordml/symex" xmlns:w16du="http://schemas.microsoft.com/office/word/2023/wordml/word16du" xmlns:wne="http://schemas.microsoft.com/office/word/2006/wordml" mc:Ignorable="w14 w15 w16se w16cid w16 w16cex w16sdtdh w16sdtfl w16du wp14">
+<w15:people xmlns:wpc="http://schemas.microsoft.com/office/word/2010/wordprocessingCanvas" xmlns:cx="http://schemas.microsoft.com/office/drawing/2014/chartex" xmlns:cx1="http://schemas.microsoft.com/office/drawing/2015/9/8/chartex" xmlns:cx2="http://schemas.microsoft.com/office/drawing/2015/10/21/chartex" xmlns:cx3="http://schemas.microsoft.com/office/drawing/2016/5/9/chartex" xmlns:cx4="http://schemas.microsoft.com/office/drawing/2016/5/10/chartex" xmlns:cx5="http://schemas.microsoft.com/office/drawing/2016/5/11/chartex" xmlns:cx6="http://schemas.microsoft.com/office/drawing/2016/5/12/chartex" xmlns:cx7="http://schemas.microsoft.com/office/drawing/2016/5/13/chartex" xmlns:cx8="http://schemas.microsoft.com/office/drawing/2016/5/14/chartex" xmlns:mc="http://schemas.openxmlformats.org/markup-compatibility/2006" xmlns:aink="http://schemas.microsoft.com/office/drawing/2016/ink" xmlns:am3d="http://schemas.microsoft.com/office/drawing/2017/model3d" xmlns:o="urn:schemas-microsoft-com:office:office" xmlns:oel="http://schemas.microsoft.com/office/2019/extlst" xmlns:r="http://schemas.openxmlformats.org/officeDocument/2006/relationships" xmlns:m="http://schemas.openxmlformats.org/officeDocument/2006/math" xmlns:v="urn:schemas-microsoft-com:vml" xmlns:wp14="http://schemas.microsoft.com/office/word/2010/wordprocessingDrawing" xmlns:wp="http://schemas.openxmlformats.org/drawingml/2006/wordprocessingDrawing" xmlns:w10="urn:schemas-microsoft-com:office:word" xmlns:w="http://schemas.openxmlformats.org/wordprocessingml/2006/main" xmlns:w14="http://schemas.microsoft.com/office/word/2010/wordml" xmlns:w15="http://schemas.microsoft.com/office/word/2012/wordml" xmlns:w16cex="http://schemas.microsoft.com/office/word/2018/wordml/cex" xmlns:w16cid="http://schemas.microsoft.com/office/word/2016/wordml/cid" xmlns:w16="http://schemas.microsoft.com/office/word/2018/wordml" xmlns:w16sdtdh="http://schemas.microsoft.com/office/word/2020/wordml/sdtdatahash" xmlns:w16se="http://schemas.microsoft.com/office/word/2015/wordml/symex" xmlns:wpg="http://schemas.microsoft.com/office/word/2010/wordprocessingGroup" xmlns:wpi="http://schemas.microsoft.com/office/word/2010/wordprocessingInk" xmlns:wne="http://schemas.microsoft.com/office/word/2006/wordml" xmlns:wps="http://schemas.microsoft.com/office/word/2010/wordprocessingShape" mc:Ignorable="w14 w15 w16se w16cid w16 w16cex w16sdtdh wp14">
   <w15:person w15:author="Sergio Ignacio Serna Garces">
     <w15:presenceInfo w15:providerId="AD" w15:userId="S::sergioserna@itm.edu.co::513a7376-4ebd-40e2-a4c8-b01e95f29465"/>
   </w15:person>
@@ -39059,7 +41194,7 @@
 </file>
 
 <file path=word/styles.xml><?xml version="1.0" encoding="utf-8"?>
-<w:styles xmlns:mc="http://schemas.openxmlformats.org/markup-compatibility/2006" xmlns:r="http://schemas.openxmlformats.org/officeDocument/2006/relationships" xmlns:w="http://schemas.openxmlformats.org/wordprocessingml/2006/main" xmlns:w14="http://schemas.microsoft.com/office/word/2010/wordml" xmlns:w15="http://schemas.microsoft.com/office/word/2012/wordml" xmlns:w16cex="http://schemas.microsoft.com/office/word/2018/wordml/cex" xmlns:w16cid="http://schemas.microsoft.com/office/word/2016/wordml/cid" xmlns:w16="http://schemas.microsoft.com/office/word/2018/wordml" xmlns:w16sdtdh="http://schemas.microsoft.com/office/word/2020/wordml/sdtdatahash" xmlns:w16sdtfl="http://schemas.microsoft.com/office/word/2024/wordml/sdtformatlock" xmlns:w16se="http://schemas.microsoft.com/office/word/2015/wordml/symex" xmlns:w16du="http://schemas.microsoft.com/office/word/2023/wordml/word16du" mc:Ignorable="w14 w15 w16se w16cid w16 w16cex w16sdtdh w16sdtfl w16du">
+<w:styles xmlns:mc="http://schemas.openxmlformats.org/markup-compatibility/2006" xmlns:r="http://schemas.openxmlformats.org/officeDocument/2006/relationships" xmlns:w="http://schemas.openxmlformats.org/wordprocessingml/2006/main" xmlns:w14="http://schemas.microsoft.com/office/word/2010/wordml" xmlns:w15="http://schemas.microsoft.com/office/word/2012/wordml" xmlns:w16cex="http://schemas.microsoft.com/office/word/2018/wordml/cex" xmlns:w16cid="http://schemas.microsoft.com/office/word/2016/wordml/cid" xmlns:w16="http://schemas.microsoft.com/office/word/2018/wordml" xmlns:w16sdtdh="http://schemas.microsoft.com/office/word/2020/wordml/sdtdatahash" xmlns:w16se="http://schemas.microsoft.com/office/word/2015/wordml/symex" mc:Ignorable="w14 w15 w16se w16cid w16 w16cex w16sdtdh">
   <w:docDefaults>
     <w:rPrDefault>
       <w:rPr>
@@ -39691,7 +41826,6 @@
   <w:style w:type="character" w:default="1" w:styleId="Fuentedeprrafopredeter">
     <w:name w:val="Default Paragraph Font"/>
     <w:uiPriority w:val="1"/>
-    <w:semiHidden/>
     <w:unhideWhenUsed/>
   </w:style>
   <w:style w:type="table" w:default="1" w:styleId="Tablanormal">
@@ -40385,7 +42519,7 @@
     <w:basedOn w:val="Fuentedeprrafopredeter"/>
     <w:rsid w:val="003D5447"/>
   </w:style>
-  <w:style w:type="character" w:styleId="Fuerte">
+  <w:style w:type="character" w:styleId="Textoennegrita">
     <w:name w:val="Strong"/>
     <w:basedOn w:val="Fuentedeprrafopredeter"/>
     <w:uiPriority w:val="22"/>

--- a/InformeFinalSimulacionHILDeConvertidoresDC_DC.docx
+++ b/InformeFinalSimulacionHILDeConvertidoresDC_DC.docx
@@ -1,6 +1,6 @@
 
 <file path=word/document.xml><?xml version="1.0" encoding="utf-8"?>
-<w:document xmlns:wpc="http://schemas.microsoft.com/office/word/2010/wordprocessingCanvas" xmlns:cx="http://schemas.microsoft.com/office/drawing/2014/chartex" xmlns:cx1="http://schemas.microsoft.com/office/drawing/2015/9/8/chartex" xmlns:cx2="http://schemas.microsoft.com/office/drawing/2015/10/21/chartex" xmlns:cx3="http://schemas.microsoft.com/office/drawing/2016/5/9/chartex" xmlns:cx4="http://schemas.microsoft.com/office/drawing/2016/5/10/chartex" xmlns:cx5="http://schemas.microsoft.com/office/drawing/2016/5/11/chartex" xmlns:cx6="http://schemas.microsoft.com/office/drawing/2016/5/12/chartex" xmlns:cx7="http://schemas.microsoft.com/office/drawing/2016/5/13/chartex" xmlns:cx8="http://schemas.microsoft.com/office/drawing/2016/5/14/chartex" xmlns:mc="http://schemas.openxmlformats.org/markup-compatibility/2006" xmlns:aink="http://schemas.microsoft.com/office/drawing/2016/ink" xmlns:am3d="http://schemas.microsoft.com/office/drawing/2017/model3d" xmlns:o="urn:schemas-microsoft-com:office:office" xmlns:oel="http://schemas.microsoft.com/office/2019/extlst" xmlns:r="http://schemas.openxmlformats.org/officeDocument/2006/relationships" xmlns:m="http://schemas.openxmlformats.org/officeDocument/2006/math" xmlns:v="urn:schemas-microsoft-com:vml" xmlns:wp14="http://schemas.microsoft.com/office/word/2010/wordprocessingDrawing" xmlns:wp="http://schemas.openxmlformats.org/drawingml/2006/wordprocessingDrawing" xmlns:w10="urn:schemas-microsoft-com:office:word" xmlns:w="http://schemas.openxmlformats.org/wordprocessingml/2006/main" xmlns:w14="http://schemas.microsoft.com/office/word/2010/wordml" xmlns:w15="http://schemas.microsoft.com/office/word/2012/wordml" xmlns:w16cex="http://schemas.microsoft.com/office/word/2018/wordml/cex" xmlns:w16cid="http://schemas.microsoft.com/office/word/2016/wordml/cid" xmlns:w16="http://schemas.microsoft.com/office/word/2018/wordml" xmlns:w16sdtdh="http://schemas.microsoft.com/office/word/2020/wordml/sdtdatahash" xmlns:w16se="http://schemas.microsoft.com/office/word/2015/wordml/symex" xmlns:wpg="http://schemas.microsoft.com/office/word/2010/wordprocessingGroup" xmlns:wpi="http://schemas.microsoft.com/office/word/2010/wordprocessingInk" xmlns:wne="http://schemas.microsoft.com/office/word/2006/wordml" xmlns:wps="http://schemas.microsoft.com/office/word/2010/wordprocessingShape" mc:Ignorable="w14 w15 w16se w16cid w16 w16cex w16sdtdh wp14">
+<w:document xmlns:wpc="http://schemas.microsoft.com/office/word/2010/wordprocessingCanvas" xmlns:cx="http://schemas.microsoft.com/office/drawing/2014/chartex" xmlns:cx1="http://schemas.microsoft.com/office/drawing/2015/9/8/chartex" xmlns:cx2="http://schemas.microsoft.com/office/drawing/2015/10/21/chartex" xmlns:cx3="http://schemas.microsoft.com/office/drawing/2016/5/9/chartex" xmlns:cx4="http://schemas.microsoft.com/office/drawing/2016/5/10/chartex" xmlns:cx5="http://schemas.microsoft.com/office/drawing/2016/5/11/chartex" xmlns:cx6="http://schemas.microsoft.com/office/drawing/2016/5/12/chartex" xmlns:cx7="http://schemas.microsoft.com/office/drawing/2016/5/13/chartex" xmlns:cx8="http://schemas.microsoft.com/office/drawing/2016/5/14/chartex" xmlns:mc="http://schemas.openxmlformats.org/markup-compatibility/2006" xmlns:m="http://schemas.openxmlformats.org/officeDocument/2006/math" xmlns:aink="http://schemas.microsoft.com/office/drawing/2016/ink" xmlns:am3d="http://schemas.microsoft.com/office/drawing/2017/model3d" xmlns:oel="http://schemas.microsoft.com/office/2019/extlst" xmlns:r="http://schemas.openxmlformats.org/officeDocument/2006/relationships" xmlns:wp14="http://schemas.microsoft.com/office/word/2010/wordprocessingDrawing" xmlns:wp="http://schemas.openxmlformats.org/drawingml/2006/wordprocessingDrawing" xmlns:wpg="http://schemas.microsoft.com/office/word/2010/wordprocessingGroup" xmlns:wpi="http://schemas.microsoft.com/office/word/2010/wordprocessingInk" xmlns:wps="http://schemas.microsoft.com/office/word/2010/wordprocessingShape" xmlns:o="urn:schemas-microsoft-com:office:office" xmlns:v="urn:schemas-microsoft-com:vml" xmlns:w10="urn:schemas-microsoft-com:office:word" xmlns:w="http://schemas.openxmlformats.org/wordprocessingml/2006/main" xmlns:w14="http://schemas.microsoft.com/office/word/2010/wordml" xmlns:w15="http://schemas.microsoft.com/office/word/2012/wordml" xmlns:w16cex="http://schemas.microsoft.com/office/word/2018/wordml/cex" xmlns:w16cid="http://schemas.microsoft.com/office/word/2016/wordml/cid" xmlns:w16="http://schemas.microsoft.com/office/word/2018/wordml" xmlns:w16sdtdh="http://schemas.microsoft.com/office/word/2020/wordml/sdtdatahash" xmlns:w16sdtfl="http://schemas.microsoft.com/office/word/2024/wordml/sdtformatlock" xmlns:w16se="http://schemas.microsoft.com/office/word/2015/wordml/symex" xmlns:w16du="http://schemas.microsoft.com/office/word/2023/wordml/word16du" xmlns:wne="http://schemas.microsoft.com/office/word/2006/wordml" mc:Ignorable="w14 w15 w16se w16cid w16 w16cex w16sdtdh w16sdtfl w16du wp14">
   <w:body>
     <w:p>
       <w:pPr>
@@ -98,23 +98,7 @@
           <w:sz w:val="32"/>
           <w:szCs w:val="32"/>
         </w:rPr>
-        <w:t xml:space="preserve">María </w:t>
-      </w:r>
-      <w:proofErr w:type="spellStart"/>
-      <w:r>
-        <w:rPr>
-          <w:sz w:val="32"/>
-          <w:szCs w:val="32"/>
-        </w:rPr>
-        <w:t>Ceneida</w:t>
-      </w:r>
-      <w:proofErr w:type="spellEnd"/>
-      <w:r>
-        <w:rPr>
-          <w:sz w:val="32"/>
-          <w:szCs w:val="32"/>
-        </w:rPr>
-        <w:t xml:space="preserve"> Loaiza Bustamante</w:t>
+        <w:t>María Ceneida Loaiza Bustamante</w:t>
       </w:r>
     </w:p>
     <w:p>
@@ -568,61 +552,7 @@
           <w:sz w:val="24"/>
           <w:szCs w:val="24"/>
         </w:rPr>
-        <w:t xml:space="preserve">El presente trabajo tiene como objetivo el desarrollo de una plataforma de simulación en hardware para convertidores de potencia DC-DC no aislados, específicamente las topologías Buck y </w:t>
-      </w:r>
-      <w:proofErr w:type="spellStart"/>
-      <w:r>
-        <w:rPr>
-          <w:rFonts w:cstheme="minorHAnsi"/>
-          <w:sz w:val="24"/>
-          <w:szCs w:val="24"/>
-        </w:rPr>
-        <w:t>Boost</w:t>
-      </w:r>
-      <w:proofErr w:type="spellEnd"/>
-      <w:r>
-        <w:rPr>
-          <w:rFonts w:cstheme="minorHAnsi"/>
-          <w:sz w:val="24"/>
-          <w:szCs w:val="24"/>
-        </w:rPr>
-        <w:t>, empleando la técnica Hardware-In-</w:t>
-      </w:r>
-      <w:proofErr w:type="spellStart"/>
-      <w:r>
-        <w:rPr>
-          <w:rFonts w:cstheme="minorHAnsi"/>
-          <w:sz w:val="24"/>
-          <w:szCs w:val="24"/>
-        </w:rPr>
-        <w:t>the</w:t>
-      </w:r>
-      <w:proofErr w:type="spellEnd"/>
-      <w:r>
-        <w:rPr>
-          <w:rFonts w:cstheme="minorHAnsi"/>
-          <w:sz w:val="24"/>
-          <w:szCs w:val="24"/>
-        </w:rPr>
-        <w:t>-</w:t>
-      </w:r>
-      <w:proofErr w:type="spellStart"/>
-      <w:r>
-        <w:rPr>
-          <w:rFonts w:cstheme="minorHAnsi"/>
-          <w:sz w:val="24"/>
-          <w:szCs w:val="24"/>
-        </w:rPr>
-        <w:t>Loop</w:t>
-      </w:r>
-      <w:proofErr w:type="spellEnd"/>
-      <w:r>
-        <w:rPr>
-          <w:rFonts w:cstheme="minorHAnsi"/>
-          <w:sz w:val="24"/>
-          <w:szCs w:val="24"/>
-        </w:rPr>
-        <w:t xml:space="preserve"> (HIL) basada en FPGA. Esta propuesta surge ante la necesidad de reducir los altos costos, tiempos prolongados y riesgos asociados al prototipado físico tradicional de convertidores de potencia, los cuales constituyen un componente esencial en sistemas de energía como fuentes conmutadas, vehículos eléctricos y aplicaciones industriales.</w:t>
+        <w:t>El presente trabajo tiene como objetivo el desarrollo de una plataforma de simulación en hardware para convertidores de potencia DC-DC no aislados, específicamente las topologías Buck y Boost, empleando la técnica Hardware-In-the-Loop (HIL) basada en FPGA. Esta propuesta surge ante la necesidad de reducir los altos costos, tiempos prolongados y riesgos asociados al prototipado físico tradicional de convertidores de potencia, los cuales constituyen un componente esencial en sistemas de energía como fuentes conmutadas, vehículos eléctricos y aplicaciones industriales.</w:t>
       </w:r>
     </w:p>
     <w:p>
@@ -640,25 +570,7 @@
           <w:sz w:val="24"/>
           <w:szCs w:val="24"/>
         </w:rPr>
-        <w:t xml:space="preserve">La metodología propuesta inicia con el estudio teórico y modelado matemático de los convertidores Buck y </w:t>
-      </w:r>
-      <w:proofErr w:type="spellStart"/>
-      <w:r>
-        <w:rPr>
-          <w:rFonts w:cstheme="minorHAnsi"/>
-          <w:sz w:val="24"/>
-          <w:szCs w:val="24"/>
-        </w:rPr>
-        <w:t>Boost</w:t>
-      </w:r>
-      <w:proofErr w:type="spellEnd"/>
-      <w:r>
-        <w:rPr>
-          <w:rFonts w:cstheme="minorHAnsi"/>
-          <w:sz w:val="24"/>
-          <w:szCs w:val="24"/>
-        </w:rPr>
-        <w:t xml:space="preserve"> en modo de conducción continua, seguido de la implementación de dichos modelos mediante el lenguaje de descripción de hardware VHDL y su síntesis en una FPGA disponible en el laboratorio. </w:t>
+        <w:t xml:space="preserve">La metodología propuesta inicia con el estudio teórico y modelado matemático de los convertidores Buck y Boost en modo de conducción continua, seguido de la implementación de dichos modelos mediante el lenguaje de descripción de hardware VHDL y su síntesis en una FPGA disponible en el laboratorio. </w:t>
       </w:r>
     </w:p>
     <w:p>
@@ -704,61 +616,7 @@
           <w:sz w:val="24"/>
           <w:szCs w:val="24"/>
         </w:rPr>
-        <w:t xml:space="preserve"> Convertidores DC-DC, Buck, </w:t>
-      </w:r>
-      <w:proofErr w:type="spellStart"/>
-      <w:r>
-        <w:rPr>
-          <w:rFonts w:cstheme="minorHAnsi"/>
-          <w:sz w:val="24"/>
-          <w:szCs w:val="24"/>
-        </w:rPr>
-        <w:t>Boost</w:t>
-      </w:r>
-      <w:proofErr w:type="spellEnd"/>
-      <w:r>
-        <w:rPr>
-          <w:rFonts w:cstheme="minorHAnsi"/>
-          <w:sz w:val="24"/>
-          <w:szCs w:val="24"/>
-        </w:rPr>
-        <w:t>, FPGA, Hardware-In-</w:t>
-      </w:r>
-      <w:proofErr w:type="spellStart"/>
-      <w:r>
-        <w:rPr>
-          <w:rFonts w:cstheme="minorHAnsi"/>
-          <w:sz w:val="24"/>
-          <w:szCs w:val="24"/>
-        </w:rPr>
-        <w:t>the</w:t>
-      </w:r>
-      <w:proofErr w:type="spellEnd"/>
-      <w:r>
-        <w:rPr>
-          <w:rFonts w:cstheme="minorHAnsi"/>
-          <w:sz w:val="24"/>
-          <w:szCs w:val="24"/>
-        </w:rPr>
-        <w:t>-</w:t>
-      </w:r>
-      <w:proofErr w:type="spellStart"/>
-      <w:r>
-        <w:rPr>
-          <w:rFonts w:cstheme="minorHAnsi"/>
-          <w:sz w:val="24"/>
-          <w:szCs w:val="24"/>
-        </w:rPr>
-        <w:t>Loop</w:t>
-      </w:r>
-      <w:proofErr w:type="spellEnd"/>
-      <w:r>
-        <w:rPr>
-          <w:rFonts w:cstheme="minorHAnsi"/>
-          <w:sz w:val="24"/>
-          <w:szCs w:val="24"/>
-        </w:rPr>
-        <w:t>, HIL, VHDL, Electrónica de potencia.</w:t>
+        <w:t xml:space="preserve"> Convertidores DC-DC, Buck, Boost, FPGA, Hardware-In-the-Loop, HIL, VHDL, Electrónica de potencia.</w:t>
       </w:r>
     </w:p>
     <w:p>
@@ -1068,43 +926,7 @@
           <w:sz w:val="24"/>
           <w:szCs w:val="24"/>
         </w:rPr>
-        <w:t>orriente alterna (</w:t>
-      </w:r>
-      <w:proofErr w:type="spellStart"/>
-      <w:r>
-        <w:rPr>
-          <w:rFonts w:cstheme="minorHAnsi"/>
-          <w:sz w:val="24"/>
-          <w:szCs w:val="24"/>
-        </w:rPr>
-        <w:t>Alternating</w:t>
-      </w:r>
-      <w:proofErr w:type="spellEnd"/>
-      <w:r>
-        <w:rPr>
-          <w:rFonts w:cstheme="minorHAnsi"/>
-          <w:sz w:val="24"/>
-          <w:szCs w:val="24"/>
-        </w:rPr>
-        <w:t xml:space="preserve"> </w:t>
-      </w:r>
-      <w:proofErr w:type="spellStart"/>
-      <w:r>
-        <w:rPr>
-          <w:rFonts w:cstheme="minorHAnsi"/>
-          <w:sz w:val="24"/>
-          <w:szCs w:val="24"/>
-        </w:rPr>
-        <w:t>Current</w:t>
-      </w:r>
-      <w:proofErr w:type="spellEnd"/>
-      <w:r>
-        <w:rPr>
-          <w:rFonts w:cstheme="minorHAnsi"/>
-          <w:sz w:val="24"/>
-          <w:szCs w:val="24"/>
-        </w:rPr>
-        <w:t>)</w:t>
+        <w:t>orriente alterna (Alternating Current)</w:t>
       </w:r>
       <w:r>
         <w:rPr>
@@ -1113,61 +935,25 @@
           <w:szCs w:val="24"/>
         </w:rPr>
         <w:br/>
-        <w:t>ADC Convertidor analógico–digital (</w:t>
-      </w:r>
-      <w:proofErr w:type="spellStart"/>
-      <w:r>
-        <w:rPr>
-          <w:rFonts w:cstheme="minorHAnsi"/>
-          <w:sz w:val="24"/>
-          <w:szCs w:val="24"/>
-        </w:rPr>
-        <w:t>Analog</w:t>
-      </w:r>
-      <w:proofErr w:type="spellEnd"/>
-      <w:r>
-        <w:rPr>
-          <w:rFonts w:cstheme="minorHAnsi"/>
-          <w:sz w:val="24"/>
-          <w:szCs w:val="24"/>
-        </w:rPr>
-        <w:t>-</w:t>
-      </w:r>
-      <w:proofErr w:type="spellStart"/>
-      <w:r>
-        <w:rPr>
-          <w:rFonts w:cstheme="minorHAnsi"/>
-          <w:sz w:val="24"/>
-          <w:szCs w:val="24"/>
-        </w:rPr>
-        <w:t>to</w:t>
-      </w:r>
-      <w:proofErr w:type="spellEnd"/>
-      <w:r>
-        <w:rPr>
-          <w:rFonts w:cstheme="minorHAnsi"/>
-          <w:sz w:val="24"/>
-          <w:szCs w:val="24"/>
-        </w:rPr>
-        <w:t xml:space="preserve">-Digital </w:t>
-      </w:r>
-      <w:proofErr w:type="spellStart"/>
-      <w:r>
-        <w:rPr>
-          <w:rFonts w:cstheme="minorHAnsi"/>
-          <w:sz w:val="24"/>
-          <w:szCs w:val="24"/>
-        </w:rPr>
-        <w:t>Converter</w:t>
-      </w:r>
-      <w:proofErr w:type="spellEnd"/>
-      <w:r>
-        <w:rPr>
-          <w:rFonts w:cstheme="minorHAnsi"/>
-          <w:sz w:val="24"/>
-          <w:szCs w:val="24"/>
-        </w:rPr>
-        <w:t>)</w:t>
+        <w:t>ADC Convertidor analógico–digital (Analog-to-Digital Converter)</w:t>
+      </w:r>
+    </w:p>
+    <w:p>
+      <w:pPr>
+        <w:spacing w:after="0"/>
+        <w:rPr>
+          <w:rFonts w:cstheme="minorHAnsi"/>
+          <w:sz w:val="24"/>
+          <w:szCs w:val="24"/>
+        </w:rPr>
+      </w:pPr>
+      <w:r>
+        <w:rPr>
+          <w:rFonts w:cstheme="minorHAnsi"/>
+          <w:sz w:val="24"/>
+          <w:szCs w:val="24"/>
+        </w:rPr>
+        <w:t>BMS</w:t>
       </w:r>
       <w:r>
         <w:rPr>
@@ -1194,25 +980,7 @@
           <w:szCs w:val="24"/>
         </w:rPr>
         <w:br/>
-        <w:t xml:space="preserve">DC  Corriente continua (Direct </w:t>
-      </w:r>
-      <w:proofErr w:type="spellStart"/>
-      <w:r>
-        <w:rPr>
-          <w:rFonts w:cstheme="minorHAnsi"/>
-          <w:sz w:val="24"/>
-          <w:szCs w:val="24"/>
-        </w:rPr>
-        <w:t>Current</w:t>
-      </w:r>
-      <w:proofErr w:type="spellEnd"/>
-      <w:r>
-        <w:rPr>
-          <w:rFonts w:cstheme="minorHAnsi"/>
-          <w:sz w:val="24"/>
-          <w:szCs w:val="24"/>
-        </w:rPr>
-        <w:t>)</w:t>
+        <w:t>DC  Corriente continua (Direct Current)</w:t>
       </w:r>
       <w:r>
         <w:rPr>
@@ -1248,6 +1016,42 @@
           <w:szCs w:val="24"/>
         </w:rPr>
         <w:t>Ciclo de trabajo (Duty Cycle)</w:t>
+      </w:r>
+    </w:p>
+    <w:p>
+      <w:pPr>
+        <w:spacing w:after="0"/>
+        <w:rPr>
+          <w:rFonts w:cstheme="minorHAnsi"/>
+          <w:sz w:val="24"/>
+          <w:szCs w:val="24"/>
+        </w:rPr>
+      </w:pPr>
+      <w:r>
+        <w:rPr>
+          <w:rFonts w:cstheme="minorHAnsi"/>
+          <w:sz w:val="24"/>
+          <w:szCs w:val="24"/>
+        </w:rPr>
+        <w:t>ECU</w:t>
+      </w:r>
+    </w:p>
+    <w:p>
+      <w:pPr>
+        <w:spacing w:after="0"/>
+        <w:rPr>
+          <w:rFonts w:cstheme="minorHAnsi"/>
+          <w:sz w:val="24"/>
+          <w:szCs w:val="24"/>
+        </w:rPr>
+      </w:pPr>
+      <w:r>
+        <w:rPr>
+          <w:rFonts w:cstheme="minorHAnsi"/>
+          <w:sz w:val="24"/>
+          <w:szCs w:val="24"/>
+        </w:rPr>
+        <w:t>FMI</w:t>
       </w:r>
       <w:r>
         <w:rPr>
@@ -2796,6 +2600,7 @@
         <w:jc w:val="both"/>
         <w:rPr>
           <w:rFonts w:eastAsia="Times New Roman" w:cstheme="minorHAnsi"/>
+          <w:color w:val="EE0000"/>
           <w:sz w:val="24"/>
           <w:szCs w:val="24"/>
         </w:rPr>
@@ -2803,10 +2608,11 @@
       <w:r>
         <w:rPr>
           <w:rFonts w:eastAsia="Times New Roman" w:cstheme="minorHAnsi"/>
-          <w:sz w:val="24"/>
-          <w:szCs w:val="24"/>
-        </w:rPr>
-        <w:t>En el ámbito de la automatización industrial y la investigación aplicada, los sistemas de simulación en hardware se han consolidado como herramientas indispensables para el diseño, validación y optimización de tecnologías complejas. Tradicionalmente, la transición desde los modelos teóricos o las simulaciones puramente numéricas por computadora hacia la implementación en un entorno físico real conlleva un elevado riesgo técnico y económico. Los sistemas de simulación basados en hardware mitigan esta brecha al ofrecer un entorno seguro, controlado y altamente preciso que permite evaluar el comportamiento dinámico de los sistemas antes de su despliegue final. Esto no solo acelera los ciclos de desarrollo y reduce significativamente los costos asociados a fallas o prototipos destructivos, sino que también garantiza el cumplimiento de estrictos estándares de seguridad y confiabilidad exigidos por la industria actual.</w:t>
+          <w:color w:val="EE0000"/>
+          <w:sz w:val="24"/>
+          <w:szCs w:val="24"/>
+        </w:rPr>
+        <w:t>Incluir referencias para las principales afirmaciones del documento.</w:t>
       </w:r>
     </w:p>
     <w:p>
@@ -2815,88 +2621,11 @@
         <w:jc w:val="both"/>
         <w:rPr>
           <w:rFonts w:eastAsia="Times New Roman" w:cstheme="minorHAnsi"/>
-          <w:sz w:val="24"/>
-          <w:szCs w:val="24"/>
-        </w:rPr>
-      </w:pPr>
-      <w:r>
-        <w:rPr>
-          <w:rFonts w:eastAsia="Times New Roman" w:cstheme="minorHAnsi"/>
-          <w:sz w:val="24"/>
-          <w:szCs w:val="24"/>
-        </w:rPr>
-        <w:t>Dentro de este ecosistema, la simulación Hardware-in-</w:t>
-      </w:r>
-      <w:proofErr w:type="spellStart"/>
-      <w:r>
-        <w:rPr>
-          <w:rFonts w:eastAsia="Times New Roman" w:cstheme="minorHAnsi"/>
-          <w:sz w:val="24"/>
-          <w:szCs w:val="24"/>
-        </w:rPr>
-        <w:t>the</w:t>
-      </w:r>
-      <w:proofErr w:type="spellEnd"/>
-      <w:r>
-        <w:rPr>
-          <w:rFonts w:eastAsia="Times New Roman" w:cstheme="minorHAnsi"/>
-          <w:sz w:val="24"/>
-          <w:szCs w:val="24"/>
-        </w:rPr>
-        <w:t>-</w:t>
-      </w:r>
-      <w:proofErr w:type="spellStart"/>
-      <w:r>
-        <w:rPr>
-          <w:rFonts w:eastAsia="Times New Roman" w:cstheme="minorHAnsi"/>
-          <w:sz w:val="24"/>
-          <w:szCs w:val="24"/>
-        </w:rPr>
-        <w:t>Loop</w:t>
-      </w:r>
-      <w:proofErr w:type="spellEnd"/>
-      <w:r>
-        <w:rPr>
-          <w:rFonts w:eastAsia="Times New Roman" w:cstheme="minorHAnsi"/>
-          <w:sz w:val="24"/>
-          <w:szCs w:val="24"/>
-        </w:rPr>
-        <w:t xml:space="preserve"> (HIL) destaca como una metodología crítica cuando se aplica al campo de la electrónica de potencia, específicamente en el desarrollo y testeo de convertidores de potencia. Los convertidores de potencia</w:t>
-      </w:r>
-      <w:r>
-        <w:rPr>
-          <w:rFonts w:eastAsia="Times New Roman" w:cstheme="minorHAnsi"/>
-          <w:sz w:val="24"/>
-          <w:szCs w:val="24"/>
-        </w:rPr>
-        <w:t xml:space="preserve"> </w:t>
-      </w:r>
-      <w:r>
-        <w:rPr>
-          <w:rFonts w:eastAsia="Times New Roman" w:cstheme="minorHAnsi"/>
-          <w:sz w:val="24"/>
-          <w:szCs w:val="24"/>
-        </w:rPr>
-        <w:t xml:space="preserve">operan con frecuencias de conmutación elevadas y dinámicas transitorias extremadamente rápidas, lo que impone desafíos severos a los sistemas de control. La tecnología HIL resuelve este reto emulando en tiempo real la planta física del convertidor —incluyendo sus interruptores semiconductores, componentes pasivos y cargas dinámicas— dentro de una plataforma de hardware de alta velocidad, como sistemas basados en </w:t>
-      </w:r>
-      <w:proofErr w:type="spellStart"/>
-      <w:r>
-        <w:rPr>
-          <w:rFonts w:eastAsia="Times New Roman" w:cstheme="minorHAnsi"/>
-          <w:sz w:val="24"/>
-          <w:szCs w:val="24"/>
-        </w:rPr>
-        <w:t>FPGAs</w:t>
-      </w:r>
-      <w:proofErr w:type="spellEnd"/>
-      <w:r>
-        <w:rPr>
-          <w:rFonts w:eastAsia="Times New Roman" w:cstheme="minorHAnsi"/>
-          <w:sz w:val="24"/>
-          <w:szCs w:val="24"/>
-        </w:rPr>
-        <w:t>.</w:t>
-      </w:r>
+          <w:color w:val="EE0000"/>
+          <w:sz w:val="24"/>
+          <w:szCs w:val="24"/>
+        </w:rPr>
+      </w:pPr>
     </w:p>
     <w:p>
       <w:pPr>
@@ -2914,7 +2643,7 @@
           <w:sz w:val="24"/>
           <w:szCs w:val="24"/>
         </w:rPr>
-        <w:t>Al conectar el controlador físico real (el microcontrolador o DSP) a esta planta virtualizada, el HIL permite validar los algoritmos de control, las estrategias de modulación y los lazos de regulación de corriente o voltaje en condiciones operacionales idénticas a las reales. Este enfoque es de vital importancia en entornos de investigación, ya que facilita la exploración de escenarios críticos, condiciones de falla extrema o regímenes de operación anómalos que serían altamente peligrosos o destructivos de replicar en un laboratorio con hardware de alta potencia real. Así, la simulación HIL para convertidores de potencia se posiciona como el estándar moderno para el desarrollo de sistemas energéticos eficientes, seguros y robustos.</w:t>
+        <w:t>En el ámbito de la automatización industrial y la investigación aplicada, los sistemas de simulación en hardware se han consolidado como herramientas indispensables para el diseño, validación y optimización de tecnologías complejas. Tradicionalmente, la transición desde los modelos teóricos o las simulaciones puramente numéricas por computadora hacia la implementación en un entorno físico real conlleva un elevado riesgo técnico y económico. Los sistemas de simulación basados en hardware mitigan esta brecha al ofrecer un entorno seguro, controlado y altamente preciso que permite evaluar el comportamiento dinámico de los sistemas antes de su despliegue final. Esto no solo acelera los ciclos de desarrollo y reduce significativamente los costos asociados a fallas o prototipos destructivos, sino que también garantiza el cumplimiento de estrictos estándares de seguridad y confiabilidad exigidos por la industria actual.</w:t>
       </w:r>
     </w:p>
     <w:p>
@@ -2923,22 +2652,234 @@
         <w:jc w:val="both"/>
         <w:rPr>
           <w:rFonts w:eastAsia="Times New Roman" w:cstheme="minorHAnsi"/>
-          <w:color w:val="FF0000"/>
-          <w:sz w:val="24"/>
-          <w:szCs w:val="24"/>
-        </w:rPr>
-      </w:pPr>
-      <w:r>
+          <w:sz w:val="24"/>
+          <w:szCs w:val="24"/>
+        </w:rPr>
+      </w:pPr>
+      <w:r>
+        <w:rPr>
+          <w:rFonts w:eastAsia="Times New Roman" w:cstheme="minorHAnsi"/>
+          <w:sz w:val="24"/>
+          <w:szCs w:val="24"/>
+        </w:rPr>
+        <w:t>Dentro de este ecosistema, la simulación Hardware-</w:t>
+      </w:r>
+      <w:r>
+        <w:rPr>
+          <w:rFonts w:eastAsia="Times New Roman" w:cstheme="minorHAnsi"/>
+          <w:sz w:val="24"/>
+          <w:szCs w:val="24"/>
+        </w:rPr>
+        <w:t>I</w:t>
+      </w:r>
+      <w:r>
+        <w:rPr>
+          <w:rFonts w:eastAsia="Times New Roman" w:cstheme="minorHAnsi"/>
+          <w:sz w:val="24"/>
+          <w:szCs w:val="24"/>
+        </w:rPr>
+        <w:t xml:space="preserve">n-the-Loop (HIL) destaca como una metodología crítica </w:t>
+      </w:r>
+      <w:r>
+        <w:rPr>
+          <w:rFonts w:eastAsia="Times New Roman" w:cstheme="minorHAnsi"/>
+          <w:sz w:val="24"/>
+          <w:szCs w:val="24"/>
+        </w:rPr>
+        <w:t>en</w:t>
+      </w:r>
+      <w:r>
+        <w:rPr>
+          <w:rFonts w:eastAsia="Times New Roman" w:cstheme="minorHAnsi"/>
+          <w:sz w:val="24"/>
+          <w:szCs w:val="24"/>
+        </w:rPr>
+        <w:t xml:space="preserve"> </w:t>
+      </w:r>
+      <w:r>
+        <w:rPr>
+          <w:rFonts w:eastAsia="Times New Roman" w:cstheme="minorHAnsi"/>
+          <w:sz w:val="24"/>
+          <w:szCs w:val="24"/>
+        </w:rPr>
+        <w:t>e</w:t>
+      </w:r>
+      <w:r>
+        <w:rPr>
+          <w:rFonts w:eastAsia="Times New Roman" w:cstheme="minorHAnsi"/>
+          <w:sz w:val="24"/>
+          <w:szCs w:val="24"/>
+        </w:rPr>
+        <w:t xml:space="preserve">l campo de la electrónica de potencia, específicamente en el desarrollo y </w:t>
+      </w:r>
+      <w:r>
+        <w:rPr>
+          <w:rFonts w:eastAsia="Times New Roman" w:cstheme="minorHAnsi"/>
+          <w:sz w:val="24"/>
+          <w:szCs w:val="24"/>
+        </w:rPr>
+        <w:t xml:space="preserve">el </w:t>
+      </w:r>
+      <w:r>
+        <w:rPr>
+          <w:rFonts w:eastAsia="Times New Roman" w:cstheme="minorHAnsi"/>
+          <w:sz w:val="24"/>
+          <w:szCs w:val="24"/>
+        </w:rPr>
+        <w:t>testeo de convertidores de potencia. Los convertidores de potencia</w:t>
+      </w:r>
+      <w:r>
+        <w:rPr>
+          <w:rFonts w:eastAsia="Times New Roman" w:cstheme="minorHAnsi"/>
+          <w:sz w:val="24"/>
+          <w:szCs w:val="24"/>
+        </w:rPr>
+        <w:t xml:space="preserve"> </w:t>
+      </w:r>
+      <w:r>
+        <w:rPr>
+          <w:rFonts w:eastAsia="Times New Roman" w:cstheme="minorHAnsi"/>
+          <w:sz w:val="24"/>
+          <w:szCs w:val="24"/>
+        </w:rPr>
+        <w:t xml:space="preserve">operan con frecuencias de conmutación elevadas y dinámicas transitorias extremadamente rápidas, lo que </w:t>
+      </w:r>
+      <w:r>
+        <w:rPr>
+          <w:rFonts w:eastAsia="Times New Roman" w:cstheme="minorHAnsi"/>
+          <w:sz w:val="24"/>
+          <w:szCs w:val="24"/>
+        </w:rPr>
+        <w:t>plantea</w:t>
+      </w:r>
+      <w:r>
+        <w:rPr>
+          <w:rFonts w:eastAsia="Times New Roman" w:cstheme="minorHAnsi"/>
+          <w:sz w:val="24"/>
+          <w:szCs w:val="24"/>
+        </w:rPr>
+        <w:t xml:space="preserve"> desafíos severos </w:t>
+      </w:r>
+      <w:r>
+        <w:rPr>
+          <w:rFonts w:eastAsia="Times New Roman" w:cstheme="minorHAnsi"/>
+          <w:sz w:val="24"/>
+          <w:szCs w:val="24"/>
+        </w:rPr>
+        <w:t>par</w:t>
+      </w:r>
+      <w:r>
+        <w:rPr>
+          <w:rFonts w:eastAsia="Times New Roman" w:cstheme="minorHAnsi"/>
+          <w:sz w:val="24"/>
+          <w:szCs w:val="24"/>
+        </w:rPr>
+        <w:t xml:space="preserve">a los sistemas de control. La tecnología HIL resuelve este reto emulando en tiempo real la planta física del convertidor —incluyendo sus interruptores semiconductores, componentes pasivos y cargas dinámicas— </w:t>
+      </w:r>
+      <w:r>
+        <w:rPr>
+          <w:rFonts w:eastAsia="Times New Roman" w:cstheme="minorHAnsi"/>
+          <w:sz w:val="24"/>
+          <w:szCs w:val="24"/>
+        </w:rPr>
+        <w:t>en</w:t>
+      </w:r>
+      <w:r>
+        <w:rPr>
+          <w:rFonts w:eastAsia="Times New Roman" w:cstheme="minorHAnsi"/>
+          <w:sz w:val="24"/>
+          <w:szCs w:val="24"/>
+        </w:rPr>
+        <w:t xml:space="preserve"> una plataforma de hardware de alta velocidad, como sistemas basados en FPGAs.</w:t>
+      </w:r>
+    </w:p>
+    <w:p>
+      <w:pPr>
+        <w:spacing w:after="0"/>
+        <w:jc w:val="both"/>
+        <w:rPr>
+          <w:rFonts w:eastAsia="Times New Roman" w:cstheme="minorHAnsi"/>
+          <w:sz w:val="24"/>
+          <w:szCs w:val="24"/>
+        </w:rPr>
+      </w:pPr>
+      <w:r>
+        <w:rPr>
+          <w:rFonts w:eastAsia="Times New Roman" w:cstheme="minorHAnsi"/>
+          <w:sz w:val="24"/>
+          <w:szCs w:val="24"/>
+        </w:rPr>
+        <w:t>Al conectar el controlador físico real (microcontrolador o DSP) a esta planta virtualizada, el HIL permite validar los algoritmos de control, las estrategias de modulación y los lazos de regulación de corriente o</w:t>
+      </w:r>
+      <w:r>
+        <w:rPr>
+          <w:rFonts w:eastAsia="Times New Roman" w:cstheme="minorHAnsi"/>
+          <w:sz w:val="24"/>
+          <w:szCs w:val="24"/>
+        </w:rPr>
+        <w:t xml:space="preserve"> de</w:t>
+      </w:r>
+      <w:r>
+        <w:rPr>
+          <w:rFonts w:eastAsia="Times New Roman" w:cstheme="minorHAnsi"/>
+          <w:sz w:val="24"/>
+          <w:szCs w:val="24"/>
+        </w:rPr>
+        <w:t xml:space="preserve"> voltaje en condiciones opera</w:t>
+      </w:r>
+      <w:r>
+        <w:rPr>
+          <w:rFonts w:eastAsia="Times New Roman" w:cstheme="minorHAnsi"/>
+          <w:sz w:val="24"/>
+          <w:szCs w:val="24"/>
+        </w:rPr>
+        <w:t>tiva</w:t>
+      </w:r>
+      <w:r>
+        <w:rPr>
+          <w:rFonts w:eastAsia="Times New Roman" w:cstheme="minorHAnsi"/>
+          <w:sz w:val="24"/>
+          <w:szCs w:val="24"/>
+        </w:rPr>
+        <w:t xml:space="preserve">s idénticas a las reales. Este enfoque es de vital importancia en entornos de investigación, ya que facilita la exploración de escenarios críticos, condiciones de falla extrema o regímenes de operación anómalos que serían altamente peligrosos o destructivos de replicar en un laboratorio con hardware de alta potencia real. Así, la simulación HIL para convertidores de potencia se </w:t>
+      </w:r>
+      <w:r>
+        <w:rPr>
+          <w:rFonts w:eastAsia="Times New Roman" w:cstheme="minorHAnsi"/>
+          <w:sz w:val="24"/>
+          <w:szCs w:val="24"/>
+        </w:rPr>
+        <w:t>consolid</w:t>
+      </w:r>
+      <w:r>
+        <w:rPr>
+          <w:rFonts w:eastAsia="Times New Roman" w:cstheme="minorHAnsi"/>
+          <w:sz w:val="24"/>
+          <w:szCs w:val="24"/>
+        </w:rPr>
+        <w:t xml:space="preserve">a </w:t>
+      </w:r>
+      <w:r>
+        <w:rPr>
+          <w:rFonts w:eastAsia="Times New Roman" w:cstheme="minorHAnsi"/>
+          <w:sz w:val="24"/>
+          <w:szCs w:val="24"/>
+        </w:rPr>
+        <w:lastRenderedPageBreak/>
+        <w:t>como el estándar moderno para el desarrollo de sistemas energéticos eficientes, seguros y robustos.</w:t>
+      </w:r>
+    </w:p>
+    <w:p>
+      <w:pPr>
+        <w:spacing w:after="0"/>
+        <w:jc w:val="both"/>
         <w:rPr>
           <w:rFonts w:eastAsia="Times New Roman" w:cstheme="minorHAnsi"/>
           <w:color w:val="FF0000"/>
           <w:sz w:val="24"/>
           <w:szCs w:val="24"/>
         </w:rPr>
-        <w:lastRenderedPageBreak/>
-        <w:t>Realizar una descripción general de plataformas HIL, esto es, componentes hardware (</w:t>
-      </w:r>
-      <w:proofErr w:type="spellStart"/>
+      </w:pPr>
       <w:r>
         <w:rPr>
           <w:rFonts w:eastAsia="Times New Roman" w:cstheme="minorHAnsi"/>
@@ -2946,71 +2887,336 @@
           <w:sz w:val="24"/>
           <w:szCs w:val="24"/>
         </w:rPr>
-        <w:t>FPGAs</w:t>
-      </w:r>
-      <w:proofErr w:type="spellEnd"/>
-      <w:r>
+        <w:t>Realizar una descripción general de plataformas HIL, esto es, componentes hardware (FPGAs, computador industrial, DSPs, microcontroladores, etc.) y software (HDL, Matlab, LabVIEW, etc.) necesarios para simulación de sistemas dinámicos. Mencionar tres o cuatro plataformas comerciales y académicas, y sus principales usos.</w:t>
+      </w:r>
+    </w:p>
+    <w:p>
+      <w:pPr>
+        <w:spacing w:after="0"/>
+        <w:jc w:val="both"/>
         <w:rPr>
           <w:rFonts w:eastAsia="Times New Roman" w:cstheme="minorHAnsi"/>
           <w:color w:val="FF0000"/>
           <w:sz w:val="24"/>
           <w:szCs w:val="24"/>
         </w:rPr>
-        <w:t xml:space="preserve">, computador industrial, </w:t>
-      </w:r>
-      <w:proofErr w:type="spellStart"/>
-      <w:r>
+      </w:pPr>
+    </w:p>
+    <w:p>
+      <w:pPr>
+        <w:spacing w:after="0"/>
+        <w:jc w:val="both"/>
+        <w:rPr>
+          <w:rFonts w:eastAsia="Times New Roman" w:cstheme="minorHAnsi"/>
+          <w:color w:val="EE0000"/>
+          <w:sz w:val="24"/>
+          <w:szCs w:val="24"/>
+        </w:rPr>
+      </w:pPr>
+      <w:r>
+        <w:rPr>
+          <w:rFonts w:eastAsia="Times New Roman" w:cstheme="minorHAnsi"/>
+          <w:color w:val="EE0000"/>
+          <w:sz w:val="24"/>
+          <w:szCs w:val="24"/>
+        </w:rPr>
+        <w:t>Incluir referencias para las principales afirmaciones del documento.</w:t>
+      </w:r>
+    </w:p>
+    <w:p>
+      <w:pPr>
+        <w:spacing w:after="0"/>
+        <w:jc w:val="both"/>
         <w:rPr>
           <w:rFonts w:eastAsia="Times New Roman" w:cstheme="minorHAnsi"/>
           <w:color w:val="FF0000"/>
           <w:sz w:val="24"/>
           <w:szCs w:val="24"/>
         </w:rPr>
-        <w:t>DSPs</w:t>
-      </w:r>
-      <w:proofErr w:type="spellEnd"/>
-      <w:r>
-        <w:rPr>
-          <w:rFonts w:eastAsia="Times New Roman" w:cstheme="minorHAnsi"/>
-          <w:color w:val="FF0000"/>
-          <w:sz w:val="24"/>
-          <w:szCs w:val="24"/>
-        </w:rPr>
-        <w:t>, microcontroladores, etc.) y software (HDL, Matlab, LabVIEW, etc.) necesarios para simulación de sistemas dinámicos. Mencionar tres o cuatro plataformas comerciales y académicas, y sus principales usos.</w:t>
-      </w:r>
+      </w:pPr>
     </w:p>
     <w:p>
       <w:pPr>
+        <w:pStyle w:val="Ttulo2"/>
+        <w:rPr>
+          <w:rFonts w:eastAsia="Times New Roman"/>
+        </w:rPr>
+      </w:pPr>
+      <w:r>
+        <w:rPr>
+          <w:rFonts w:eastAsia="Times New Roman"/>
+        </w:rPr>
+        <w:t>Descripción general de plataformas Hardware-</w:t>
+      </w:r>
+      <w:r>
+        <w:rPr>
+          <w:rFonts w:eastAsia="Times New Roman"/>
+        </w:rPr>
+        <w:t>I</w:t>
+      </w:r>
+      <w:r>
+        <w:rPr>
+          <w:rFonts w:eastAsia="Times New Roman"/>
+        </w:rPr>
+        <w:t>n-the-Loop (HIL)</w:t>
+      </w:r>
+    </w:p>
+    <w:p>
+      <w:pPr>
         <w:spacing w:after="0"/>
         <w:jc w:val="both"/>
         <w:rPr>
           <w:rFonts w:eastAsia="Times New Roman" w:cstheme="minorHAnsi"/>
-          <w:color w:val="FF0000"/>
-          <w:sz w:val="24"/>
-          <w:szCs w:val="24"/>
-        </w:rPr>
-      </w:pPr>
+          <w:color w:val="000000" w:themeColor="text1"/>
+          <w:sz w:val="24"/>
+          <w:szCs w:val="24"/>
+        </w:rPr>
+      </w:pPr>
+      <w:r>
+        <w:rPr>
+          <w:rFonts w:eastAsia="Times New Roman" w:cstheme="minorHAnsi"/>
+          <w:color w:val="000000" w:themeColor="text1"/>
+          <w:sz w:val="24"/>
+          <w:szCs w:val="24"/>
+        </w:rPr>
+        <w:t xml:space="preserve">Las plataformas HIL constituyen un pilar fundamental en la validación de sistemas de control embebidos, permitiendo probar controladores reales contra modelos virtuales de plantas físicas en tiempo real, antes de disponer del hardware final. Su arquitectura integra componentes </w:t>
+      </w:r>
+      <w:r>
+        <w:rPr>
+          <w:rFonts w:eastAsia="Times New Roman" w:cstheme="minorHAnsi"/>
+          <w:color w:val="000000" w:themeColor="text1"/>
+          <w:sz w:val="24"/>
+          <w:szCs w:val="24"/>
+        </w:rPr>
+        <w:t xml:space="preserve">de </w:t>
+      </w:r>
+      <w:r>
+        <w:rPr>
+          <w:rFonts w:eastAsia="Times New Roman" w:cstheme="minorHAnsi"/>
+          <w:color w:val="000000" w:themeColor="text1"/>
+          <w:sz w:val="24"/>
+          <w:szCs w:val="24"/>
+        </w:rPr>
+        <w:t xml:space="preserve">hardware de alto rendimiento y software </w:t>
+      </w:r>
+      <w:r>
+        <w:rPr>
+          <w:rFonts w:eastAsia="Times New Roman" w:cstheme="minorHAnsi"/>
+          <w:color w:val="000000" w:themeColor="text1"/>
+          <w:sz w:val="24"/>
+          <w:szCs w:val="24"/>
+        </w:rPr>
+        <w:t>para</w:t>
+      </w:r>
+      <w:r>
+        <w:rPr>
+          <w:rFonts w:eastAsia="Times New Roman" w:cstheme="minorHAnsi"/>
+          <w:color w:val="000000" w:themeColor="text1"/>
+          <w:sz w:val="24"/>
+          <w:szCs w:val="24"/>
+        </w:rPr>
+        <w:t xml:space="preserve"> </w:t>
+      </w:r>
+      <w:r>
+        <w:rPr>
+          <w:rFonts w:eastAsia="Times New Roman" w:cstheme="minorHAnsi"/>
+          <w:color w:val="000000" w:themeColor="text1"/>
+          <w:sz w:val="24"/>
+          <w:szCs w:val="24"/>
+        </w:rPr>
+        <w:t xml:space="preserve">el </w:t>
+      </w:r>
+      <w:r>
+        <w:rPr>
+          <w:rFonts w:eastAsia="Times New Roman" w:cstheme="minorHAnsi"/>
+          <w:color w:val="000000" w:themeColor="text1"/>
+          <w:sz w:val="24"/>
+          <w:szCs w:val="24"/>
+        </w:rPr>
+        <w:t>modelado y</w:t>
+      </w:r>
+      <w:r>
+        <w:rPr>
+          <w:rFonts w:eastAsia="Times New Roman" w:cstheme="minorHAnsi"/>
+          <w:color w:val="000000" w:themeColor="text1"/>
+          <w:sz w:val="24"/>
+          <w:szCs w:val="24"/>
+        </w:rPr>
+        <w:t xml:space="preserve"> el</w:t>
+      </w:r>
+      <w:r>
+        <w:rPr>
+          <w:rFonts w:eastAsia="Times New Roman" w:cstheme="minorHAnsi"/>
+          <w:color w:val="000000" w:themeColor="text1"/>
+          <w:sz w:val="24"/>
+          <w:szCs w:val="24"/>
+        </w:rPr>
+        <w:t xml:space="preserve"> despliegue.</w:t>
+      </w:r>
     </w:p>
     <w:p>
       <w:pPr>
+        <w:pStyle w:val="Ttulo3"/>
+        <w:rPr>
+          <w:rFonts w:eastAsia="Times New Roman"/>
+        </w:rPr>
+      </w:pPr>
+      <w:r>
+        <w:rPr>
+          <w:rFonts w:eastAsia="Times New Roman"/>
+        </w:rPr>
+        <w:t>Componentes hardware</w:t>
+      </w:r>
+    </w:p>
+    <w:p>
+      <w:pPr>
         <w:spacing w:after="0"/>
         <w:jc w:val="both"/>
         <w:rPr>
           <w:rFonts w:eastAsia="Times New Roman" w:cstheme="minorHAnsi"/>
-          <w:color w:val="FF0000"/>
-          <w:sz w:val="24"/>
-          <w:szCs w:val="24"/>
-        </w:rPr>
-      </w:pPr>
+          <w:color w:val="000000" w:themeColor="text1"/>
+          <w:sz w:val="24"/>
+          <w:szCs w:val="24"/>
+        </w:rPr>
+      </w:pPr>
+      <w:r>
+        <w:rPr>
+          <w:rFonts w:eastAsia="Times New Roman" w:cstheme="minorHAnsi"/>
+          <w:color w:val="000000" w:themeColor="text1"/>
+          <w:sz w:val="24"/>
+          <w:szCs w:val="24"/>
+        </w:rPr>
+        <w:t xml:space="preserve">El núcleo computacional de una plataforma HIL es un computador industrial de tiempo real, equipado con procesadores de alta velocidad que ejecutan el modelo de la planta </w:t>
+      </w:r>
+      <w:r>
+        <w:rPr>
+          <w:rFonts w:eastAsia="Times New Roman" w:cstheme="minorHAnsi"/>
+          <w:color w:val="000000" w:themeColor="text1"/>
+          <w:sz w:val="24"/>
+          <w:szCs w:val="24"/>
+        </w:rPr>
+        <w:t>mediante</w:t>
+      </w:r>
+      <w:r>
+        <w:rPr>
+          <w:rFonts w:eastAsia="Times New Roman" w:cstheme="minorHAnsi"/>
+          <w:color w:val="000000" w:themeColor="text1"/>
+          <w:sz w:val="24"/>
+          <w:szCs w:val="24"/>
+        </w:rPr>
+        <w:t xml:space="preserve"> pasos de simulación fijos y deterministas. Para aplicaciones de alta frecuencia —como electrónica de potencia o convertidores PWM— se incorporan FPGAs (Field-Programmable Gate Arrays) que aceleran </w:t>
+      </w:r>
+      <w:r>
+        <w:rPr>
+          <w:rFonts w:eastAsia="Times New Roman" w:cstheme="minorHAnsi"/>
+          <w:color w:val="000000" w:themeColor="text1"/>
+          <w:sz w:val="24"/>
+          <w:szCs w:val="24"/>
+        </w:rPr>
+        <w:t xml:space="preserve">los </w:t>
+      </w:r>
+      <w:r>
+        <w:rPr>
+          <w:rFonts w:eastAsia="Times New Roman" w:cstheme="minorHAnsi"/>
+          <w:color w:val="000000" w:themeColor="text1"/>
+          <w:sz w:val="24"/>
+          <w:szCs w:val="24"/>
+        </w:rPr>
+        <w:t xml:space="preserve">cálculos y alcanzan </w:t>
+      </w:r>
+      <w:r>
+        <w:rPr>
+          <w:rFonts w:eastAsia="Times New Roman" w:cstheme="minorHAnsi"/>
+          <w:color w:val="000000" w:themeColor="text1"/>
+          <w:sz w:val="24"/>
+          <w:szCs w:val="24"/>
+        </w:rPr>
+        <w:t>tiemp</w:t>
+      </w:r>
+      <w:r>
+        <w:rPr>
+          <w:rFonts w:eastAsia="Times New Roman" w:cstheme="minorHAnsi"/>
+          <w:color w:val="000000" w:themeColor="text1"/>
+          <w:sz w:val="24"/>
+          <w:szCs w:val="24"/>
+        </w:rPr>
+        <w:t xml:space="preserve">os de </w:t>
+      </w:r>
+      <w:r>
+        <w:rPr>
+          <w:rFonts w:eastAsia="Times New Roman" w:cstheme="minorHAnsi"/>
+          <w:color w:val="000000" w:themeColor="text1"/>
+          <w:sz w:val="24"/>
+          <w:szCs w:val="24"/>
+        </w:rPr>
+        <w:t>respuesta</w:t>
+      </w:r>
+      <w:r>
+        <w:rPr>
+          <w:rFonts w:eastAsia="Times New Roman" w:cstheme="minorHAnsi"/>
+          <w:color w:val="000000" w:themeColor="text1"/>
+          <w:sz w:val="24"/>
+          <w:szCs w:val="24"/>
+        </w:rPr>
+        <w:t xml:space="preserve"> inferiores al microsegundo, con latencias de entrada/salida en el orden de nanosegundos. Complementariamente, se utilizan DSPs (Digital Signal Processors) y microcontroladores para </w:t>
+      </w:r>
+      <w:r>
+        <w:rPr>
+          <w:rFonts w:eastAsia="Times New Roman" w:cstheme="minorHAnsi"/>
+          <w:color w:val="000000" w:themeColor="text1"/>
+          <w:sz w:val="24"/>
+          <w:szCs w:val="24"/>
+        </w:rPr>
+        <w:t>la</w:t>
+      </w:r>
+      <w:r>
+        <w:rPr>
+          <w:rFonts w:eastAsia="Times New Roman" w:cstheme="minorHAnsi"/>
+          <w:color w:val="000000" w:themeColor="text1"/>
+          <w:sz w:val="24"/>
+          <w:szCs w:val="24"/>
+        </w:rPr>
+        <w:t xml:space="preserve"> adquisición de datos y</w:t>
+      </w:r>
+      <w:r>
+        <w:rPr>
+          <w:rFonts w:eastAsia="Times New Roman" w:cstheme="minorHAnsi"/>
+          <w:color w:val="000000" w:themeColor="text1"/>
+          <w:sz w:val="24"/>
+          <w:szCs w:val="24"/>
+        </w:rPr>
+        <w:t xml:space="preserve"> el</w:t>
+      </w:r>
+      <w:r>
+        <w:rPr>
+          <w:rFonts w:eastAsia="Times New Roman" w:cstheme="minorHAnsi"/>
+          <w:color w:val="000000" w:themeColor="text1"/>
+          <w:sz w:val="24"/>
+          <w:szCs w:val="24"/>
+        </w:rPr>
+        <w:t xml:space="preserve"> procesamiento de señales. El sistema se completa con módulos de E/S analógicos y digitales, interfaces de comunicación industrial (CAN, CAN FD, Ethernet, Modbus, IEC 61850) y, en configuraciones avanzadas, etapas de potencia para Power-HIL (P-HIL).</w:t>
+      </w:r>
     </w:p>
     <w:p>
       <w:pPr>
+        <w:pStyle w:val="Ttulo3"/>
+        <w:rPr>
+          <w:rFonts w:eastAsia="Times New Roman"/>
+        </w:rPr>
+      </w:pPr>
+      <w:r>
+        <w:rPr>
+          <w:rFonts w:eastAsia="Times New Roman"/>
+        </w:rPr>
+        <w:t>Componentes software</w:t>
+      </w:r>
+    </w:p>
+    <w:p>
+      <w:pPr>
         <w:spacing w:after="0"/>
         <w:jc w:val="both"/>
         <w:rPr>
           <w:rFonts w:eastAsia="Times New Roman" w:cstheme="minorHAnsi"/>
-          <w:b/>
-          <w:bCs/>
           <w:color w:val="000000" w:themeColor="text1"/>
           <w:sz w:val="24"/>
           <w:szCs w:val="24"/>
@@ -3019,65 +3225,183 @@
       <w:r>
         <w:rPr>
           <w:rFonts w:eastAsia="Times New Roman" w:cstheme="minorHAnsi"/>
-          <w:b/>
-          <w:bCs/>
           <w:color w:val="000000" w:themeColor="text1"/>
           <w:sz w:val="24"/>
           <w:szCs w:val="24"/>
         </w:rPr>
-        <w:t>Descripción general de plataformas Hardware-in-</w:t>
-      </w:r>
-      <w:proofErr w:type="spellStart"/>
+        <w:t>El desarrollo de modelos recae principalmente en entornos de diseño basado en modelos (MBD). MATLAB/Simulink y Simscape dominan el flujo de trabajo, permitiendo representar sistemas dinámicos complejos —mecánicos, el</w:t>
+      </w:r>
       <w:r>
         <w:rPr>
           <w:rFonts w:eastAsia="Times New Roman" w:cstheme="minorHAnsi"/>
-          <w:b/>
-          <w:bCs/>
           <w:color w:val="000000" w:themeColor="text1"/>
           <w:sz w:val="24"/>
           <w:szCs w:val="24"/>
         </w:rPr>
-        <w:t>the</w:t>
-      </w:r>
-      <w:proofErr w:type="spellEnd"/>
+        <w:t>éctri</w:t>
+      </w:r>
       <w:r>
         <w:rPr>
           <w:rFonts w:eastAsia="Times New Roman" w:cstheme="minorHAnsi"/>
-          <w:b/>
-          <w:bCs/>
           <w:color w:val="000000" w:themeColor="text1"/>
           <w:sz w:val="24"/>
           <w:szCs w:val="24"/>
         </w:rPr>
-        <w:t>-</w:t>
-      </w:r>
-      <w:proofErr w:type="spellStart"/>
+        <w:t xml:space="preserve">cos, térmicos o de potencia— y desplegarlos automáticamente </w:t>
+      </w:r>
       <w:r>
         <w:rPr>
           <w:rFonts w:eastAsia="Times New Roman" w:cstheme="minorHAnsi"/>
-          <w:b/>
-          <w:bCs/>
           <w:color w:val="000000" w:themeColor="text1"/>
           <w:sz w:val="24"/>
           <w:szCs w:val="24"/>
         </w:rPr>
-        <w:t>Loop</w:t>
-      </w:r>
-      <w:proofErr w:type="spellEnd"/>
+        <w:t>en</w:t>
+      </w:r>
       <w:r>
         <w:rPr>
           <w:rFonts w:eastAsia="Times New Roman" w:cstheme="minorHAnsi"/>
-          <w:b/>
-          <w:bCs/>
           <w:color w:val="000000" w:themeColor="text1"/>
           <w:sz w:val="24"/>
           <w:szCs w:val="24"/>
         </w:rPr>
-        <w:t xml:space="preserve"> (HIL)</w:t>
+        <w:t xml:space="preserve"> hardware de tiempo real mediante Simulink Real-Time. Para la síntesis lógica en FPGAs se emplean lenguajes de descripción de hardware (VHDL/Verilog) o </w:t>
+      </w:r>
+      <w:r>
+        <w:rPr>
+          <w:rFonts w:eastAsia="Times New Roman" w:cstheme="minorHAnsi"/>
+          <w:color w:val="000000" w:themeColor="text1"/>
+          <w:sz w:val="24"/>
+          <w:szCs w:val="24"/>
+        </w:rPr>
+        <w:t xml:space="preserve">la </w:t>
+      </w:r>
+      <w:r>
+        <w:rPr>
+          <w:rFonts w:eastAsia="Times New Roman" w:cstheme="minorHAnsi"/>
+          <w:color w:val="000000" w:themeColor="text1"/>
+          <w:sz w:val="24"/>
+          <w:szCs w:val="24"/>
+        </w:rPr>
+        <w:t xml:space="preserve">generación automática de código HDL </w:t>
+      </w:r>
+      <w:r>
+        <w:rPr>
+          <w:rFonts w:eastAsia="Times New Roman" w:cstheme="minorHAnsi"/>
+          <w:color w:val="000000" w:themeColor="text1"/>
+          <w:sz w:val="24"/>
+          <w:szCs w:val="24"/>
+        </w:rPr>
+        <w:t xml:space="preserve">a partir </w:t>
+      </w:r>
+      <w:r>
+        <w:rPr>
+          <w:rFonts w:eastAsia="Times New Roman" w:cstheme="minorHAnsi"/>
+          <w:color w:val="000000" w:themeColor="text1"/>
+          <w:sz w:val="24"/>
+          <w:szCs w:val="24"/>
+        </w:rPr>
+        <w:t xml:space="preserve">de Simulink. LabVIEW y VeriStand (National Instruments) ofrecen alternativas gráficas para </w:t>
+      </w:r>
+      <w:r>
+        <w:rPr>
+          <w:rFonts w:eastAsia="Times New Roman" w:cstheme="minorHAnsi"/>
+          <w:color w:val="000000" w:themeColor="text1"/>
+          <w:sz w:val="24"/>
+          <w:szCs w:val="24"/>
+        </w:rPr>
+        <w:t xml:space="preserve">la </w:t>
+      </w:r>
+      <w:r>
+        <w:rPr>
+          <w:rFonts w:eastAsia="Times New Roman" w:cstheme="minorHAnsi"/>
+          <w:color w:val="000000" w:themeColor="text1"/>
+          <w:sz w:val="24"/>
+          <w:szCs w:val="24"/>
+        </w:rPr>
+        <w:t xml:space="preserve">adquisición de datos </w:t>
+      </w:r>
+      <w:r>
+        <w:rPr>
+          <w:rFonts w:eastAsia="Times New Roman" w:cstheme="minorHAnsi"/>
+          <w:color w:val="000000" w:themeColor="text1"/>
+          <w:sz w:val="24"/>
+          <w:szCs w:val="24"/>
+        </w:rPr>
+        <w:lastRenderedPageBreak/>
+        <w:t>y</w:t>
+      </w:r>
+      <w:r>
+        <w:rPr>
+          <w:rFonts w:eastAsia="Times New Roman" w:cstheme="minorHAnsi"/>
+          <w:color w:val="000000" w:themeColor="text1"/>
+          <w:sz w:val="24"/>
+          <w:szCs w:val="24"/>
+        </w:rPr>
+        <w:t xml:space="preserve"> el</w:t>
+      </w:r>
+      <w:r>
+        <w:rPr>
+          <w:rFonts w:eastAsia="Times New Roman" w:cstheme="minorHAnsi"/>
+          <w:color w:val="000000" w:themeColor="text1"/>
+          <w:sz w:val="24"/>
+          <w:szCs w:val="24"/>
+        </w:rPr>
+        <w:t xml:space="preserve"> control en tiempo real. Adicionalmente, herramientas propietarias como la suite de dSPACE o el entorno de Typhoon HIL integran editores </w:t>
+      </w:r>
+      <w:r>
+        <w:rPr>
+          <w:rFonts w:eastAsia="Times New Roman" w:cstheme="minorHAnsi"/>
+          <w:color w:val="000000" w:themeColor="text1"/>
+          <w:sz w:val="24"/>
+          <w:szCs w:val="24"/>
+        </w:rPr>
+        <w:t>de esquema</w:t>
+      </w:r>
+      <w:r>
+        <w:rPr>
+          <w:rFonts w:eastAsia="Times New Roman" w:cstheme="minorHAnsi"/>
+          <w:color w:val="000000" w:themeColor="text1"/>
+          <w:sz w:val="24"/>
+          <w:szCs w:val="24"/>
+        </w:rPr>
+        <w:t xml:space="preserve">s, librerías de componentes y gestores de pruebas, </w:t>
+      </w:r>
+      <w:r>
+        <w:rPr>
+          <w:rFonts w:eastAsia="Times New Roman" w:cstheme="minorHAnsi"/>
+          <w:color w:val="000000" w:themeColor="text1"/>
+          <w:sz w:val="24"/>
+          <w:szCs w:val="24"/>
+        </w:rPr>
+        <w:t>lo que facilita</w:t>
+      </w:r>
+      <w:r>
+        <w:rPr>
+          <w:rFonts w:eastAsia="Times New Roman" w:cstheme="minorHAnsi"/>
+          <w:color w:val="000000" w:themeColor="text1"/>
+          <w:sz w:val="24"/>
+          <w:szCs w:val="24"/>
+        </w:rPr>
+        <w:t xml:space="preserve"> la automatización de escenarios y la generación de informes de certificación.</w:t>
       </w:r>
     </w:p>
     <w:p>
       <w:pPr>
+        <w:pStyle w:val="Ttulo3"/>
+        <w:rPr>
+          <w:rFonts w:eastAsia="Times New Roman"/>
+        </w:rPr>
+      </w:pPr>
+      <w:r>
+        <w:rPr>
+          <w:rFonts w:eastAsia="Times New Roman"/>
+        </w:rPr>
+        <w:t>Plataformas comerciales y académicas destacadas</w:t>
+      </w:r>
+    </w:p>
+    <w:p>
+      <w:pPr>
         <w:spacing w:after="0"/>
         <w:jc w:val="both"/>
         <w:rPr>
@@ -3094,7 +3418,52 @@
           <w:sz w:val="24"/>
           <w:szCs w:val="24"/>
         </w:rPr>
-        <w:t>Las plataformas HIL constituyen un pilar fundamental en la validación de sistemas de control embebidos, permitiendo probar controladores reales contra modelos virtuales de plantas físicas en tiempo real, antes de disponer del hardware final. Su arquitectura integra componentes hardware de alto rendimiento y software de modelado y despliegue.</w:t>
+        <w:t>dSPACE SCALEXIO</w:t>
+      </w:r>
+      <w:r>
+        <w:rPr>
+          <w:rFonts w:eastAsia="Times New Roman" w:cstheme="minorHAnsi"/>
+          <w:color w:val="000000" w:themeColor="text1"/>
+          <w:sz w:val="24"/>
+          <w:szCs w:val="24"/>
+        </w:rPr>
+        <w:t xml:space="preserve"> es una de las plataformas más consolidadas en la industria automotriz. Su arquitectura modular combina procesadores multicore con FPGAs y soporta </w:t>
+      </w:r>
+      <w:r>
+        <w:rPr>
+          <w:rFonts w:eastAsia="Times New Roman" w:cstheme="minorHAnsi"/>
+          <w:color w:val="000000" w:themeColor="text1"/>
+          <w:sz w:val="24"/>
+          <w:szCs w:val="24"/>
+        </w:rPr>
+        <w:t xml:space="preserve">la </w:t>
+      </w:r>
+      <w:r>
+        <w:rPr>
+          <w:rFonts w:eastAsia="Times New Roman" w:cstheme="minorHAnsi"/>
+          <w:color w:val="000000" w:themeColor="text1"/>
+          <w:sz w:val="24"/>
+          <w:szCs w:val="24"/>
+        </w:rPr>
+        <w:t>validación de trenes de potencia eléctricos, sistemas ADAS y</w:t>
+      </w:r>
+      <w:r>
+        <w:rPr>
+          <w:rFonts w:eastAsia="Times New Roman" w:cstheme="minorHAnsi"/>
+          <w:color w:val="000000" w:themeColor="text1"/>
+          <w:sz w:val="24"/>
+          <w:szCs w:val="24"/>
+        </w:rPr>
+        <w:t xml:space="preserve"> el</w:t>
+      </w:r>
+      <w:r>
+        <w:rPr>
+          <w:rFonts w:eastAsia="Times New Roman" w:cstheme="minorHAnsi"/>
+          <w:color w:val="000000" w:themeColor="text1"/>
+          <w:sz w:val="24"/>
+          <w:szCs w:val="24"/>
+        </w:rPr>
+        <w:t xml:space="preserve"> desarrollo de software para vehículos autónomos. Ofrece un ecosistema completo que abarca desde pruebas de funciones individuales hasta ensayos de redes de comunicación.</w:t>
       </w:r>
     </w:p>
     <w:p>
@@ -3103,8 +3472,6 @@
         <w:jc w:val="both"/>
         <w:rPr>
           <w:rFonts w:eastAsia="Times New Roman" w:cstheme="minorHAnsi"/>
-          <w:b/>
-          <w:bCs/>
           <w:color w:val="000000" w:themeColor="text1"/>
           <w:sz w:val="24"/>
           <w:szCs w:val="24"/>
@@ -3113,13 +3480,110 @@
       <w:r>
         <w:rPr>
           <w:rFonts w:eastAsia="Times New Roman" w:cstheme="minorHAnsi"/>
-          <w:b/>
-          <w:bCs/>
           <w:color w:val="000000" w:themeColor="text1"/>
           <w:sz w:val="24"/>
           <w:szCs w:val="24"/>
         </w:rPr>
-        <w:t>Componentes hardware</w:t>
+        <w:t>OPAL-RT</w:t>
+      </w:r>
+      <w:r>
+        <w:rPr>
+          <w:rFonts w:eastAsia="Times New Roman" w:cstheme="minorHAnsi"/>
+          <w:color w:val="000000" w:themeColor="text1"/>
+          <w:sz w:val="24"/>
+          <w:szCs w:val="24"/>
+        </w:rPr>
+        <w:t xml:space="preserve"> se distingue por su arquitectura abierta basada en PC y FPGAs </w:t>
+      </w:r>
+      <w:r>
+        <w:rPr>
+          <w:rFonts w:eastAsia="Times New Roman" w:cstheme="minorHAnsi"/>
+          <w:color w:val="000000" w:themeColor="text1"/>
+          <w:sz w:val="24"/>
+          <w:szCs w:val="24"/>
+        </w:rPr>
+        <w:t xml:space="preserve">de </w:t>
+      </w:r>
+      <w:r>
+        <w:rPr>
+          <w:rFonts w:eastAsia="Times New Roman" w:cstheme="minorHAnsi"/>
+          <w:color w:val="000000" w:themeColor="text1"/>
+          <w:sz w:val="24"/>
+          <w:szCs w:val="24"/>
+        </w:rPr>
+        <w:t xml:space="preserve">Xilinx, ampliamente adoptada en sistemas de potencia, </w:t>
+      </w:r>
+      <w:r>
+        <w:rPr>
+          <w:rFonts w:eastAsia="Times New Roman" w:cstheme="minorHAnsi"/>
+          <w:color w:val="000000" w:themeColor="text1"/>
+          <w:sz w:val="24"/>
+          <w:szCs w:val="24"/>
+        </w:rPr>
+        <w:t>microrredes</w:t>
+      </w:r>
+      <w:r>
+        <w:rPr>
+          <w:rFonts w:eastAsia="Times New Roman" w:cstheme="minorHAnsi"/>
+          <w:color w:val="000000" w:themeColor="text1"/>
+          <w:sz w:val="24"/>
+          <w:szCs w:val="24"/>
+        </w:rPr>
+        <w:t xml:space="preserve">, </w:t>
+      </w:r>
+      <w:r>
+        <w:rPr>
+          <w:rFonts w:eastAsia="Times New Roman" w:cstheme="minorHAnsi"/>
+          <w:color w:val="000000" w:themeColor="text1"/>
+          <w:sz w:val="24"/>
+          <w:szCs w:val="24"/>
+        </w:rPr>
+        <w:t xml:space="preserve">el sector </w:t>
+      </w:r>
+      <w:r>
+        <w:rPr>
+          <w:rFonts w:eastAsia="Times New Roman" w:cstheme="minorHAnsi"/>
+          <w:color w:val="000000" w:themeColor="text1"/>
+          <w:sz w:val="24"/>
+          <w:szCs w:val="24"/>
+        </w:rPr>
+        <w:t>aeroespacial y</w:t>
+      </w:r>
+      <w:r>
+        <w:rPr>
+          <w:rFonts w:eastAsia="Times New Roman" w:cstheme="minorHAnsi"/>
+          <w:color w:val="000000" w:themeColor="text1"/>
+          <w:sz w:val="24"/>
+          <w:szCs w:val="24"/>
+        </w:rPr>
+        <w:t xml:space="preserve"> la</w:t>
+      </w:r>
+      <w:r>
+        <w:rPr>
+          <w:rFonts w:eastAsia="Times New Roman" w:cstheme="minorHAnsi"/>
+          <w:color w:val="000000" w:themeColor="text1"/>
+          <w:sz w:val="24"/>
+          <w:szCs w:val="24"/>
+        </w:rPr>
+        <w:t xml:space="preserve"> automoción. Permite simulación </w:t>
+      </w:r>
+      <w:r>
+        <w:rPr>
+          <w:rFonts w:eastAsia="Times New Roman" w:cstheme="minorHAnsi"/>
+          <w:color w:val="000000" w:themeColor="text1"/>
+          <w:sz w:val="24"/>
+          <w:szCs w:val="24"/>
+        </w:rPr>
+        <w:t>offline y en tiempo real, e integración con hardware de potencia real en un mismo banco de pruebas, y soporta el estándar FMI para el intercambio</w:t>
+      </w:r>
+      <w:r>
+        <w:rPr>
+          <w:rFonts w:eastAsia="Times New Roman" w:cstheme="minorHAnsi"/>
+          <w:color w:val="000000" w:themeColor="text1"/>
+          <w:sz w:val="24"/>
+          <w:szCs w:val="24"/>
+        </w:rPr>
+        <w:t xml:space="preserve"> de modelos.</w:t>
       </w:r>
     </w:p>
     <w:p>
@@ -3140,9 +3604,8 @@
           <w:sz w:val="24"/>
           <w:szCs w:val="24"/>
         </w:rPr>
-        <w:t xml:space="preserve">El núcleo computacional de una plataforma HIL es un computador industrial de tiempo real, equipado con procesadores de alta velocidad que ejecutan el modelo de la planta con pasos de simulación fijos y deterministas. Para aplicaciones de alta frecuencia —como electrónica de potencia o convertidores PWM— se incorporan </w:t>
-      </w:r>
-      <w:proofErr w:type="spellStart"/>
+        <w:t>Typhoon HIL</w:t>
+      </w:r>
       <w:r>
         <w:rPr>
           <w:rFonts w:eastAsia="Times New Roman" w:cstheme="minorHAnsi"/>
@@ -3150,9 +3613,8 @@
           <w:sz w:val="24"/>
           <w:szCs w:val="24"/>
         </w:rPr>
-        <w:t>FPGAs</w:t>
-      </w:r>
-      <w:proofErr w:type="spellEnd"/>
+        <w:t xml:space="preserve"> se especializa en simulación de ultraalta fidelidad para electrónica de potencia, </w:t>
+      </w:r>
       <w:r>
         <w:rPr>
           <w:rFonts w:eastAsia="Times New Roman" w:cstheme="minorHAnsi"/>
@@ -3160,9 +3622,8 @@
           <w:sz w:val="24"/>
           <w:szCs w:val="24"/>
         </w:rPr>
-        <w:t xml:space="preserve"> (Field-</w:t>
-      </w:r>
-      <w:proofErr w:type="spellStart"/>
+        <w:t>microrredes</w:t>
+      </w:r>
       <w:r>
         <w:rPr>
           <w:rFonts w:eastAsia="Times New Roman" w:cstheme="minorHAnsi"/>
@@ -3170,9 +3631,8 @@
           <w:sz w:val="24"/>
           <w:szCs w:val="24"/>
         </w:rPr>
-        <w:t>Programmable</w:t>
-      </w:r>
-      <w:proofErr w:type="spellEnd"/>
+        <w:t>, accionamientos y redes de distribución. Sus simuladores emplean procesadores ARM junto con FPGAs Xilinx, alcanzando pasos de tiempo de 200 ns y resolución de muestreo digital de 3</w:t>
+      </w:r>
       <w:r>
         <w:rPr>
           <w:rFonts w:eastAsia="Times New Roman" w:cstheme="minorHAnsi"/>
@@ -3180,9 +3640,8 @@
           <w:sz w:val="24"/>
           <w:szCs w:val="24"/>
         </w:rPr>
-        <w:t xml:space="preserve"> Gate </w:t>
-      </w:r>
-      <w:proofErr w:type="spellStart"/>
+        <w:t>,</w:t>
+      </w:r>
       <w:r>
         <w:rPr>
           <w:rFonts w:eastAsia="Times New Roman" w:cstheme="minorHAnsi"/>
@@ -3190,9 +3649,8 @@
           <w:sz w:val="24"/>
           <w:szCs w:val="24"/>
         </w:rPr>
-        <w:t>Arrays</w:t>
-      </w:r>
-      <w:proofErr w:type="spellEnd"/>
+        <w:t xml:space="preserve">5 ns. Su entorno </w:t>
+      </w:r>
       <w:r>
         <w:rPr>
           <w:rFonts w:eastAsia="Times New Roman" w:cstheme="minorHAnsi"/>
@@ -3200,9 +3658,8 @@
           <w:sz w:val="24"/>
           <w:szCs w:val="24"/>
         </w:rPr>
-        <w:t xml:space="preserve">) que aceleran cálculos y alcanzan pasos de tiempo inferiores al microsegundo, con latencias de entrada/salida en el orden de nanosegundos. Complementariamente, se utilizan </w:t>
-      </w:r>
-      <w:proofErr w:type="spellStart"/>
+        <w:t xml:space="preserve">de </w:t>
+      </w:r>
       <w:r>
         <w:rPr>
           <w:rFonts w:eastAsia="Times New Roman" w:cstheme="minorHAnsi"/>
@@ -3210,9 +3667,8 @@
           <w:sz w:val="24"/>
           <w:szCs w:val="24"/>
         </w:rPr>
-        <w:t>DSPs</w:t>
-      </w:r>
-      <w:proofErr w:type="spellEnd"/>
+        <w:t xml:space="preserve">software integrado incluye librerías de componentes y un flujo de trabajo accesible tanto para </w:t>
+      </w:r>
       <w:r>
         <w:rPr>
           <w:rFonts w:eastAsia="Times New Roman" w:cstheme="minorHAnsi"/>
@@ -3220,9 +3676,8 @@
           <w:sz w:val="24"/>
           <w:szCs w:val="24"/>
         </w:rPr>
-        <w:t xml:space="preserve"> (Digital </w:t>
-      </w:r>
-      <w:proofErr w:type="spellStart"/>
+        <w:t xml:space="preserve">la </w:t>
+      </w:r>
       <w:r>
         <w:rPr>
           <w:rFonts w:eastAsia="Times New Roman" w:cstheme="minorHAnsi"/>
@@ -3230,9 +3685,8 @@
           <w:sz w:val="24"/>
           <w:szCs w:val="24"/>
         </w:rPr>
-        <w:t>Signal</w:t>
-      </w:r>
-      <w:proofErr w:type="spellEnd"/>
+        <w:t>industria como para</w:t>
+      </w:r>
       <w:r>
         <w:rPr>
           <w:rFonts w:eastAsia="Times New Roman" w:cstheme="minorHAnsi"/>
@@ -3240,9 +3694,8 @@
           <w:sz w:val="24"/>
           <w:szCs w:val="24"/>
         </w:rPr>
-        <w:t xml:space="preserve"> </w:t>
-      </w:r>
-      <w:proofErr w:type="spellStart"/>
+        <w:t xml:space="preserve"> la</w:t>
+      </w:r>
       <w:r>
         <w:rPr>
           <w:rFonts w:eastAsia="Times New Roman" w:cstheme="minorHAnsi"/>
@@ -3250,19 +3703,20 @@
           <w:sz w:val="24"/>
           <w:szCs w:val="24"/>
         </w:rPr>
-        <w:t>Processors</w:t>
-      </w:r>
-      <w:proofErr w:type="spellEnd"/>
-      <w:r>
+        <w:t xml:space="preserve"> formación académica.</w:t>
+      </w:r>
+    </w:p>
+    <w:p>
+      <w:pPr>
+        <w:spacing w:after="0"/>
+        <w:jc w:val="both"/>
         <w:rPr>
           <w:rFonts w:eastAsia="Times New Roman" w:cstheme="minorHAnsi"/>
           <w:color w:val="000000" w:themeColor="text1"/>
           <w:sz w:val="24"/>
           <w:szCs w:val="24"/>
         </w:rPr>
-        <w:t xml:space="preserve">) y microcontroladores para tareas de adquisición de datos y procesamiento de señales. El sistema se completa con módulos de E/S analógicos y digitales, interfaces de comunicación industrial (CAN, CAN FD, Ethernet, Modbus, IEC 61850) y, en configuraciones avanzadas, etapas de potencia para </w:t>
-      </w:r>
-      <w:proofErr w:type="spellStart"/>
+      </w:pPr>
       <w:r>
         <w:rPr>
           <w:rFonts w:eastAsia="Times New Roman" w:cstheme="minorHAnsi"/>
@@ -3270,9 +3724,8 @@
           <w:sz w:val="24"/>
           <w:szCs w:val="24"/>
         </w:rPr>
-        <w:t>Power</w:t>
-      </w:r>
-      <w:proofErr w:type="spellEnd"/>
+        <w:t>Speedgoat,</w:t>
+      </w:r>
       <w:r>
         <w:rPr>
           <w:rFonts w:eastAsia="Times New Roman" w:cstheme="minorHAnsi"/>
@@ -3280,642 +3733,7 @@
           <w:sz w:val="24"/>
           <w:szCs w:val="24"/>
         </w:rPr>
-        <w:t>-HIL (P-HIL).</w:t>
-      </w:r>
-    </w:p>
-    <w:p>
-      <w:pPr>
-        <w:spacing w:after="0"/>
-        <w:jc w:val="both"/>
-        <w:rPr>
-          <w:rFonts w:eastAsia="Times New Roman" w:cstheme="minorHAnsi"/>
-          <w:b/>
-          <w:bCs/>
-          <w:color w:val="000000" w:themeColor="text1"/>
-          <w:sz w:val="24"/>
-          <w:szCs w:val="24"/>
-        </w:rPr>
-      </w:pPr>
-      <w:r>
-        <w:rPr>
-          <w:rFonts w:eastAsia="Times New Roman" w:cstheme="minorHAnsi"/>
-          <w:b/>
-          <w:bCs/>
-          <w:color w:val="000000" w:themeColor="text1"/>
-          <w:sz w:val="24"/>
-          <w:szCs w:val="24"/>
-        </w:rPr>
-        <w:t>Componentes software</w:t>
-      </w:r>
-    </w:p>
-    <w:p>
-      <w:pPr>
-        <w:spacing w:after="0"/>
-        <w:jc w:val="both"/>
-        <w:rPr>
-          <w:rFonts w:eastAsia="Times New Roman" w:cstheme="minorHAnsi"/>
-          <w:color w:val="000000" w:themeColor="text1"/>
-          <w:sz w:val="24"/>
-          <w:szCs w:val="24"/>
-        </w:rPr>
-      </w:pPr>
-      <w:r>
-        <w:rPr>
-          <w:rFonts w:eastAsia="Times New Roman" w:cstheme="minorHAnsi"/>
-          <w:color w:val="000000" w:themeColor="text1"/>
-          <w:sz w:val="24"/>
-          <w:szCs w:val="24"/>
-        </w:rPr>
-        <w:t>El desarrollo de modelos recae principalmente en entornos de diseño basado en modelos (MBD). MATLAB/</w:t>
-      </w:r>
-      <w:proofErr w:type="spellStart"/>
-      <w:r>
-        <w:rPr>
-          <w:rFonts w:eastAsia="Times New Roman" w:cstheme="minorHAnsi"/>
-          <w:color w:val="000000" w:themeColor="text1"/>
-          <w:sz w:val="24"/>
-          <w:szCs w:val="24"/>
-        </w:rPr>
-        <w:t>Simulink</w:t>
-      </w:r>
-      <w:proofErr w:type="spellEnd"/>
-      <w:r>
-        <w:rPr>
-          <w:rFonts w:eastAsia="Times New Roman" w:cstheme="minorHAnsi"/>
-          <w:color w:val="000000" w:themeColor="text1"/>
-          <w:sz w:val="24"/>
-          <w:szCs w:val="24"/>
-        </w:rPr>
-        <w:t xml:space="preserve"> y </w:t>
-      </w:r>
-      <w:proofErr w:type="spellStart"/>
-      <w:r>
-        <w:rPr>
-          <w:rFonts w:eastAsia="Times New Roman" w:cstheme="minorHAnsi"/>
-          <w:color w:val="000000" w:themeColor="text1"/>
-          <w:sz w:val="24"/>
-          <w:szCs w:val="24"/>
-        </w:rPr>
-        <w:t>Simscape</w:t>
-      </w:r>
-      <w:proofErr w:type="spellEnd"/>
-      <w:r>
-        <w:rPr>
-          <w:rFonts w:eastAsia="Times New Roman" w:cstheme="minorHAnsi"/>
-          <w:color w:val="000000" w:themeColor="text1"/>
-          <w:sz w:val="24"/>
-          <w:szCs w:val="24"/>
-        </w:rPr>
-        <w:t xml:space="preserve"> dominan el flujo de trabajo, permitiendo representar sistemas dinámicos complejos —mecánicos, el</w:t>
-      </w:r>
-      <w:r>
-        <w:rPr>
-          <w:rFonts w:eastAsia="Times New Roman" w:cstheme="minorHAnsi"/>
-          <w:color w:val="000000" w:themeColor="text1"/>
-          <w:sz w:val="24"/>
-          <w:szCs w:val="24"/>
-        </w:rPr>
-        <w:t>éctri</w:t>
-      </w:r>
-      <w:r>
-        <w:rPr>
-          <w:rFonts w:eastAsia="Times New Roman" w:cstheme="minorHAnsi"/>
-          <w:color w:val="000000" w:themeColor="text1"/>
-          <w:sz w:val="24"/>
-          <w:szCs w:val="24"/>
-        </w:rPr>
-        <w:t xml:space="preserve">cos, térmicos o de potencia— y desplegarlos automáticamente sobre hardware de tiempo real mediante </w:t>
-      </w:r>
-      <w:proofErr w:type="spellStart"/>
-      <w:r>
-        <w:rPr>
-          <w:rFonts w:eastAsia="Times New Roman" w:cstheme="minorHAnsi"/>
-          <w:color w:val="000000" w:themeColor="text1"/>
-          <w:sz w:val="24"/>
-          <w:szCs w:val="24"/>
-        </w:rPr>
-        <w:t>Simulink</w:t>
-      </w:r>
-      <w:proofErr w:type="spellEnd"/>
-      <w:r>
-        <w:rPr>
-          <w:rFonts w:eastAsia="Times New Roman" w:cstheme="minorHAnsi"/>
-          <w:color w:val="000000" w:themeColor="text1"/>
-          <w:sz w:val="24"/>
-          <w:szCs w:val="24"/>
-        </w:rPr>
-        <w:t xml:space="preserve"> Real-Time. Para la síntesis de lógica en </w:t>
-      </w:r>
-      <w:proofErr w:type="spellStart"/>
-      <w:r>
-        <w:rPr>
-          <w:rFonts w:eastAsia="Times New Roman" w:cstheme="minorHAnsi"/>
-          <w:color w:val="000000" w:themeColor="text1"/>
-          <w:sz w:val="24"/>
-          <w:szCs w:val="24"/>
-        </w:rPr>
-        <w:t>FPGAs</w:t>
-      </w:r>
-      <w:proofErr w:type="spellEnd"/>
-      <w:r>
-        <w:rPr>
-          <w:rFonts w:eastAsia="Times New Roman" w:cstheme="minorHAnsi"/>
-          <w:color w:val="000000" w:themeColor="text1"/>
-          <w:sz w:val="24"/>
-          <w:szCs w:val="24"/>
-        </w:rPr>
-        <w:t xml:space="preserve"> se emplean lenguajes de descripción de hardware (VHDL/</w:t>
-      </w:r>
-      <w:proofErr w:type="spellStart"/>
-      <w:r>
-        <w:rPr>
-          <w:rFonts w:eastAsia="Times New Roman" w:cstheme="minorHAnsi"/>
-          <w:color w:val="000000" w:themeColor="text1"/>
-          <w:sz w:val="24"/>
-          <w:szCs w:val="24"/>
-        </w:rPr>
-        <w:t>Verilog</w:t>
-      </w:r>
-      <w:proofErr w:type="spellEnd"/>
-      <w:r>
-        <w:rPr>
-          <w:rFonts w:eastAsia="Times New Roman" w:cstheme="minorHAnsi"/>
-          <w:color w:val="000000" w:themeColor="text1"/>
-          <w:sz w:val="24"/>
-          <w:szCs w:val="24"/>
-        </w:rPr>
-        <w:t xml:space="preserve">) o generación automática de código HDL desde </w:t>
-      </w:r>
-      <w:proofErr w:type="spellStart"/>
-      <w:r>
-        <w:rPr>
-          <w:rFonts w:eastAsia="Times New Roman" w:cstheme="minorHAnsi"/>
-          <w:color w:val="000000" w:themeColor="text1"/>
-          <w:sz w:val="24"/>
-          <w:szCs w:val="24"/>
-        </w:rPr>
-        <w:t>Simulink</w:t>
-      </w:r>
-      <w:proofErr w:type="spellEnd"/>
-      <w:r>
-        <w:rPr>
-          <w:rFonts w:eastAsia="Times New Roman" w:cstheme="minorHAnsi"/>
-          <w:color w:val="000000" w:themeColor="text1"/>
-          <w:sz w:val="24"/>
-          <w:szCs w:val="24"/>
-        </w:rPr>
-        <w:t xml:space="preserve">. LabVIEW y </w:t>
-      </w:r>
-      <w:proofErr w:type="spellStart"/>
-      <w:r>
-        <w:rPr>
-          <w:rFonts w:eastAsia="Times New Roman" w:cstheme="minorHAnsi"/>
-          <w:color w:val="000000" w:themeColor="text1"/>
-          <w:sz w:val="24"/>
-          <w:szCs w:val="24"/>
-        </w:rPr>
-        <w:t>VeriStand</w:t>
-      </w:r>
-      <w:proofErr w:type="spellEnd"/>
-      <w:r>
-        <w:rPr>
-          <w:rFonts w:eastAsia="Times New Roman" w:cstheme="minorHAnsi"/>
-          <w:color w:val="000000" w:themeColor="text1"/>
-          <w:sz w:val="24"/>
-          <w:szCs w:val="24"/>
-        </w:rPr>
-        <w:t xml:space="preserve"> (</w:t>
-      </w:r>
-      <w:proofErr w:type="spellStart"/>
-      <w:r>
-        <w:rPr>
-          <w:rFonts w:eastAsia="Times New Roman" w:cstheme="minorHAnsi"/>
-          <w:color w:val="000000" w:themeColor="text1"/>
-          <w:sz w:val="24"/>
-          <w:szCs w:val="24"/>
-        </w:rPr>
-        <w:t>National</w:t>
-      </w:r>
-      <w:proofErr w:type="spellEnd"/>
-      <w:r>
-        <w:rPr>
-          <w:rFonts w:eastAsia="Times New Roman" w:cstheme="minorHAnsi"/>
-          <w:color w:val="000000" w:themeColor="text1"/>
-          <w:sz w:val="24"/>
-          <w:szCs w:val="24"/>
-        </w:rPr>
-        <w:t xml:space="preserve"> Instruments) ofrecen alternativas gráficas para adquisición de datos y control en tiempo real. Adicionalmente, herramientas propietarias como la suite de </w:t>
-      </w:r>
-      <w:proofErr w:type="spellStart"/>
-      <w:r>
-        <w:rPr>
-          <w:rFonts w:eastAsia="Times New Roman" w:cstheme="minorHAnsi"/>
-          <w:color w:val="000000" w:themeColor="text1"/>
-          <w:sz w:val="24"/>
-          <w:szCs w:val="24"/>
-        </w:rPr>
-        <w:t>dSPACE</w:t>
-      </w:r>
-      <w:proofErr w:type="spellEnd"/>
-      <w:r>
-        <w:rPr>
-          <w:rFonts w:eastAsia="Times New Roman" w:cstheme="minorHAnsi"/>
-          <w:color w:val="000000" w:themeColor="text1"/>
-          <w:sz w:val="24"/>
-          <w:szCs w:val="24"/>
-        </w:rPr>
-        <w:t xml:space="preserve"> o el entorno de </w:t>
-      </w:r>
-      <w:proofErr w:type="spellStart"/>
-      <w:r>
-        <w:rPr>
-          <w:rFonts w:eastAsia="Times New Roman" w:cstheme="minorHAnsi"/>
-          <w:color w:val="000000" w:themeColor="text1"/>
-          <w:sz w:val="24"/>
-          <w:szCs w:val="24"/>
-        </w:rPr>
-        <w:t>Typhoon</w:t>
-      </w:r>
-      <w:proofErr w:type="spellEnd"/>
-      <w:r>
-        <w:rPr>
-          <w:rFonts w:eastAsia="Times New Roman" w:cstheme="minorHAnsi"/>
-          <w:color w:val="000000" w:themeColor="text1"/>
-          <w:sz w:val="24"/>
-          <w:szCs w:val="24"/>
-        </w:rPr>
-        <w:t xml:space="preserve"> HIL integran editores esquemáticos, librerías de componentes y gestores de pruebas, facilitando la automatización de escenarios y la generación de informes de certificación.</w:t>
-      </w:r>
-    </w:p>
-    <w:p>
-      <w:pPr>
-        <w:spacing w:after="0"/>
-        <w:jc w:val="both"/>
-        <w:rPr>
-          <w:rFonts w:eastAsia="Times New Roman" w:cstheme="minorHAnsi"/>
-          <w:b/>
-          <w:bCs/>
-          <w:color w:val="000000" w:themeColor="text1"/>
-          <w:sz w:val="24"/>
-          <w:szCs w:val="24"/>
-        </w:rPr>
-      </w:pPr>
-      <w:r>
-        <w:rPr>
-          <w:rFonts w:eastAsia="Times New Roman" w:cstheme="minorHAnsi"/>
-          <w:b/>
-          <w:bCs/>
-          <w:color w:val="000000" w:themeColor="text1"/>
-          <w:sz w:val="24"/>
-          <w:szCs w:val="24"/>
-        </w:rPr>
-        <w:t>Plataformas comerciales y académicas destacadas</w:t>
-      </w:r>
-    </w:p>
-    <w:p>
-      <w:pPr>
-        <w:spacing w:after="0"/>
-        <w:jc w:val="both"/>
-        <w:rPr>
-          <w:rFonts w:eastAsia="Times New Roman" w:cstheme="minorHAnsi"/>
-          <w:color w:val="000000" w:themeColor="text1"/>
-          <w:sz w:val="24"/>
-          <w:szCs w:val="24"/>
-        </w:rPr>
-      </w:pPr>
-      <w:proofErr w:type="spellStart"/>
-      <w:r>
-        <w:rPr>
-          <w:rFonts w:eastAsia="Times New Roman" w:cstheme="minorHAnsi"/>
-          <w:b/>
-          <w:bCs/>
-          <w:color w:val="000000" w:themeColor="text1"/>
-          <w:sz w:val="24"/>
-          <w:szCs w:val="24"/>
-        </w:rPr>
-        <w:t>dSPACE</w:t>
-      </w:r>
-      <w:proofErr w:type="spellEnd"/>
-      <w:r>
-        <w:rPr>
-          <w:rFonts w:eastAsia="Times New Roman" w:cstheme="minorHAnsi"/>
-          <w:b/>
-          <w:bCs/>
-          <w:color w:val="000000" w:themeColor="text1"/>
-          <w:sz w:val="24"/>
-          <w:szCs w:val="24"/>
-        </w:rPr>
-        <w:t xml:space="preserve"> SCALEXIO</w:t>
-      </w:r>
-      <w:r>
-        <w:rPr>
-          <w:rFonts w:eastAsia="Times New Roman" w:cstheme="minorHAnsi"/>
-          <w:color w:val="000000" w:themeColor="text1"/>
-          <w:sz w:val="24"/>
-          <w:szCs w:val="24"/>
-        </w:rPr>
-        <w:t xml:space="preserve"> es una de las plataformas más consolidadas en la industria automotriz. Su arquitectura modular combina procesadores </w:t>
-      </w:r>
-      <w:proofErr w:type="spellStart"/>
-      <w:r>
-        <w:rPr>
-          <w:rFonts w:eastAsia="Times New Roman" w:cstheme="minorHAnsi"/>
-          <w:color w:val="000000" w:themeColor="text1"/>
-          <w:sz w:val="24"/>
-          <w:szCs w:val="24"/>
-        </w:rPr>
-        <w:t>multicore</w:t>
-      </w:r>
-      <w:proofErr w:type="spellEnd"/>
-      <w:r>
-        <w:rPr>
-          <w:rFonts w:eastAsia="Times New Roman" w:cstheme="minorHAnsi"/>
-          <w:color w:val="000000" w:themeColor="text1"/>
-          <w:sz w:val="24"/>
-          <w:szCs w:val="24"/>
-        </w:rPr>
-        <w:t xml:space="preserve"> con </w:t>
-      </w:r>
-      <w:proofErr w:type="spellStart"/>
-      <w:r>
-        <w:rPr>
-          <w:rFonts w:eastAsia="Times New Roman" w:cstheme="minorHAnsi"/>
-          <w:color w:val="000000" w:themeColor="text1"/>
-          <w:sz w:val="24"/>
-          <w:szCs w:val="24"/>
-        </w:rPr>
-        <w:t>FPGAs</w:t>
-      </w:r>
-      <w:proofErr w:type="spellEnd"/>
-      <w:r>
-        <w:rPr>
-          <w:rFonts w:eastAsia="Times New Roman" w:cstheme="minorHAnsi"/>
-          <w:color w:val="000000" w:themeColor="text1"/>
-          <w:sz w:val="24"/>
-          <w:szCs w:val="24"/>
-        </w:rPr>
-        <w:t xml:space="preserve"> y soporta validación </w:t>
-      </w:r>
-      <w:r>
-        <w:rPr>
-          <w:rFonts w:eastAsia="Times New Roman" w:cstheme="minorHAnsi"/>
-          <w:color w:val="000000" w:themeColor="text1"/>
-          <w:sz w:val="24"/>
-          <w:szCs w:val="24"/>
-        </w:rPr>
-        <w:lastRenderedPageBreak/>
-        <w:t>de trenes de potencia eléctricos, sistemas ADAS y desarrollo de software para vehículos autónomos. Ofrece un ecosistema completo que abarca desde pruebas de funciones individuales hasta ensayos de redes de comunicación.</w:t>
-      </w:r>
-    </w:p>
-    <w:p>
-      <w:pPr>
-        <w:spacing w:after="0"/>
-        <w:jc w:val="both"/>
-        <w:rPr>
-          <w:rFonts w:eastAsia="Times New Roman" w:cstheme="minorHAnsi"/>
-          <w:color w:val="000000" w:themeColor="text1"/>
-          <w:sz w:val="24"/>
-          <w:szCs w:val="24"/>
-        </w:rPr>
-      </w:pPr>
-      <w:r>
-        <w:rPr>
-          <w:rFonts w:eastAsia="Times New Roman" w:cstheme="minorHAnsi"/>
-          <w:b/>
-          <w:bCs/>
-          <w:color w:val="000000" w:themeColor="text1"/>
-          <w:sz w:val="24"/>
-          <w:szCs w:val="24"/>
-        </w:rPr>
-        <w:t>OPAL-RT</w:t>
-      </w:r>
-      <w:r>
-        <w:rPr>
-          <w:rFonts w:eastAsia="Times New Roman" w:cstheme="minorHAnsi"/>
-          <w:color w:val="000000" w:themeColor="text1"/>
-          <w:sz w:val="24"/>
-          <w:szCs w:val="24"/>
-        </w:rPr>
-        <w:t xml:space="preserve"> se distingue por su arquitectura abierta basada en PC y </w:t>
-      </w:r>
-      <w:proofErr w:type="spellStart"/>
-      <w:r>
-        <w:rPr>
-          <w:rFonts w:eastAsia="Times New Roman" w:cstheme="minorHAnsi"/>
-          <w:color w:val="000000" w:themeColor="text1"/>
-          <w:sz w:val="24"/>
-          <w:szCs w:val="24"/>
-        </w:rPr>
-        <w:t>FPGAs</w:t>
-      </w:r>
-      <w:proofErr w:type="spellEnd"/>
-      <w:r>
-        <w:rPr>
-          <w:rFonts w:eastAsia="Times New Roman" w:cstheme="minorHAnsi"/>
-          <w:color w:val="000000" w:themeColor="text1"/>
-          <w:sz w:val="24"/>
-          <w:szCs w:val="24"/>
-        </w:rPr>
-        <w:t xml:space="preserve"> Xilinx, ampliamente adoptada en sistemas de potencia, </w:t>
-      </w:r>
-      <w:proofErr w:type="spellStart"/>
-      <w:r>
-        <w:rPr>
-          <w:rFonts w:eastAsia="Times New Roman" w:cstheme="minorHAnsi"/>
-          <w:color w:val="000000" w:themeColor="text1"/>
-          <w:sz w:val="24"/>
-          <w:szCs w:val="24"/>
-        </w:rPr>
-        <w:t>microredes</w:t>
-      </w:r>
-      <w:proofErr w:type="spellEnd"/>
-      <w:r>
-        <w:rPr>
-          <w:rFonts w:eastAsia="Times New Roman" w:cstheme="minorHAnsi"/>
-          <w:color w:val="000000" w:themeColor="text1"/>
-          <w:sz w:val="24"/>
-          <w:szCs w:val="24"/>
-        </w:rPr>
-        <w:t>, aeroespacial y automoción. Permite simulación offline, tiempo real e integración con hardware de potencia real en un mismo banco de pruebas, y soporta el estándar FMI para intercambio de modelos.</w:t>
-      </w:r>
-    </w:p>
-    <w:p>
-      <w:pPr>
-        <w:spacing w:after="0"/>
-        <w:jc w:val="both"/>
-        <w:rPr>
-          <w:rFonts w:eastAsia="Times New Roman" w:cstheme="minorHAnsi"/>
-          <w:color w:val="000000" w:themeColor="text1"/>
-          <w:sz w:val="24"/>
-          <w:szCs w:val="24"/>
-        </w:rPr>
-      </w:pPr>
-      <w:proofErr w:type="spellStart"/>
-      <w:r>
-        <w:rPr>
-          <w:rFonts w:eastAsia="Times New Roman" w:cstheme="minorHAnsi"/>
-          <w:b/>
-          <w:bCs/>
-          <w:color w:val="000000" w:themeColor="text1"/>
-          <w:sz w:val="24"/>
-          <w:szCs w:val="24"/>
-        </w:rPr>
-        <w:t>Typhoon</w:t>
-      </w:r>
-      <w:proofErr w:type="spellEnd"/>
-      <w:r>
-        <w:rPr>
-          <w:rFonts w:eastAsia="Times New Roman" w:cstheme="minorHAnsi"/>
-          <w:b/>
-          <w:bCs/>
-          <w:color w:val="000000" w:themeColor="text1"/>
-          <w:sz w:val="24"/>
-          <w:szCs w:val="24"/>
-        </w:rPr>
-        <w:t xml:space="preserve"> HIL</w:t>
-      </w:r>
-      <w:r>
-        <w:rPr>
-          <w:rFonts w:eastAsia="Times New Roman" w:cstheme="minorHAnsi"/>
-          <w:color w:val="000000" w:themeColor="text1"/>
-          <w:sz w:val="24"/>
-          <w:szCs w:val="24"/>
-        </w:rPr>
-        <w:t xml:space="preserve"> se especializa en simulación de ultra alta fidelidad para electrónica de potencia, </w:t>
-      </w:r>
-      <w:proofErr w:type="spellStart"/>
-      <w:r>
-        <w:rPr>
-          <w:rFonts w:eastAsia="Times New Roman" w:cstheme="minorHAnsi"/>
-          <w:color w:val="000000" w:themeColor="text1"/>
-          <w:sz w:val="24"/>
-          <w:szCs w:val="24"/>
-        </w:rPr>
-        <w:t>microredes</w:t>
-      </w:r>
-      <w:proofErr w:type="spellEnd"/>
-      <w:r>
-        <w:rPr>
-          <w:rFonts w:eastAsia="Times New Roman" w:cstheme="minorHAnsi"/>
-          <w:color w:val="000000" w:themeColor="text1"/>
-          <w:sz w:val="24"/>
-          <w:szCs w:val="24"/>
-        </w:rPr>
-        <w:t xml:space="preserve">, accionamientos y redes de distribución. Sus simuladores emplean procesadores ARM junto con </w:t>
-      </w:r>
-      <w:proofErr w:type="spellStart"/>
-      <w:r>
-        <w:rPr>
-          <w:rFonts w:eastAsia="Times New Roman" w:cstheme="minorHAnsi"/>
-          <w:color w:val="000000" w:themeColor="text1"/>
-          <w:sz w:val="24"/>
-          <w:szCs w:val="24"/>
-        </w:rPr>
-        <w:t>FPGAs</w:t>
-      </w:r>
-      <w:proofErr w:type="spellEnd"/>
-      <w:r>
-        <w:rPr>
-          <w:rFonts w:eastAsia="Times New Roman" w:cstheme="minorHAnsi"/>
-          <w:color w:val="000000" w:themeColor="text1"/>
-          <w:sz w:val="24"/>
-          <w:szCs w:val="24"/>
-        </w:rPr>
-        <w:t xml:space="preserve"> Xilinx, alcanzando pasos de tiempo de 200 </w:t>
-      </w:r>
-      <w:proofErr w:type="spellStart"/>
-      <w:r>
-        <w:rPr>
-          <w:rFonts w:eastAsia="Times New Roman" w:cstheme="minorHAnsi"/>
-          <w:color w:val="000000" w:themeColor="text1"/>
-          <w:sz w:val="24"/>
-          <w:szCs w:val="24"/>
-        </w:rPr>
-        <w:t>ns</w:t>
-      </w:r>
-      <w:proofErr w:type="spellEnd"/>
-      <w:r>
-        <w:rPr>
-          <w:rFonts w:eastAsia="Times New Roman" w:cstheme="minorHAnsi"/>
-          <w:color w:val="000000" w:themeColor="text1"/>
-          <w:sz w:val="24"/>
-          <w:szCs w:val="24"/>
-        </w:rPr>
-        <w:t xml:space="preserve"> y resolución de muestreo digital de 3.5 </w:t>
-      </w:r>
-      <w:proofErr w:type="spellStart"/>
-      <w:r>
-        <w:rPr>
-          <w:rFonts w:eastAsia="Times New Roman" w:cstheme="minorHAnsi"/>
-          <w:color w:val="000000" w:themeColor="text1"/>
-          <w:sz w:val="24"/>
-          <w:szCs w:val="24"/>
-        </w:rPr>
-        <w:t>ns</w:t>
-      </w:r>
-      <w:proofErr w:type="spellEnd"/>
-      <w:r>
-        <w:rPr>
-          <w:rFonts w:eastAsia="Times New Roman" w:cstheme="minorHAnsi"/>
-          <w:color w:val="000000" w:themeColor="text1"/>
-          <w:sz w:val="24"/>
-          <w:szCs w:val="24"/>
-        </w:rPr>
-        <w:t>. Su entorno software integrado incluye librerías de componentes y un flujo de trabajo accesible tanto para industria como para formación académica.</w:t>
-      </w:r>
-    </w:p>
-    <w:p>
-      <w:pPr>
-        <w:spacing w:after="0"/>
-        <w:jc w:val="both"/>
-        <w:rPr>
-          <w:rFonts w:eastAsia="Times New Roman" w:cstheme="minorHAnsi"/>
-          <w:color w:val="000000" w:themeColor="text1"/>
-          <w:sz w:val="24"/>
-          <w:szCs w:val="24"/>
-        </w:rPr>
-      </w:pPr>
-      <w:proofErr w:type="spellStart"/>
-      <w:r>
-        <w:rPr>
-          <w:rFonts w:eastAsia="Times New Roman" w:cstheme="minorHAnsi"/>
-          <w:b/>
-          <w:bCs/>
-          <w:color w:val="000000" w:themeColor="text1"/>
-          <w:sz w:val="24"/>
-          <w:szCs w:val="24"/>
-        </w:rPr>
-        <w:t>Speedgoat</w:t>
-      </w:r>
-      <w:proofErr w:type="spellEnd"/>
-      <w:r>
-        <w:rPr>
-          <w:rFonts w:eastAsia="Times New Roman" w:cstheme="minorHAnsi"/>
-          <w:color w:val="000000" w:themeColor="text1"/>
-          <w:sz w:val="24"/>
-          <w:szCs w:val="24"/>
-        </w:rPr>
-        <w:t>, estrechamente integrado con MATLAB/</w:t>
-      </w:r>
-      <w:proofErr w:type="spellStart"/>
-      <w:r>
-        <w:rPr>
-          <w:rFonts w:eastAsia="Times New Roman" w:cstheme="minorHAnsi"/>
-          <w:color w:val="000000" w:themeColor="text1"/>
-          <w:sz w:val="24"/>
-          <w:szCs w:val="24"/>
-        </w:rPr>
-        <w:t>Simulink</w:t>
-      </w:r>
-      <w:proofErr w:type="spellEnd"/>
-      <w:r>
-        <w:rPr>
-          <w:rFonts w:eastAsia="Times New Roman" w:cstheme="minorHAnsi"/>
-          <w:color w:val="000000" w:themeColor="text1"/>
-          <w:sz w:val="24"/>
-          <w:szCs w:val="24"/>
-        </w:rPr>
-        <w:t>, es una opción preferida en entornos académicos y de investigación. Sus</w:t>
+        <w:t xml:space="preserve"> estrechamente integrado con MATLAB/Simulink, es una opción preferida en entornos académicos y de investigación. Sus</w:t>
       </w:r>
       <w:r>
         <w:rPr>
@@ -3944,9 +3762,8 @@
           <w:sz w:val="24"/>
           <w:szCs w:val="24"/>
         </w:rPr>
-        <w:t xml:space="preserve"> de tiempo real combinan </w:t>
-      </w:r>
-      <w:proofErr w:type="spellStart"/>
+        <w:t xml:space="preserve"> </w:t>
+      </w:r>
       <w:r>
         <w:rPr>
           <w:rFonts w:eastAsia="Times New Roman" w:cstheme="minorHAnsi"/>
@@ -3954,9 +3771,8 @@
           <w:sz w:val="24"/>
           <w:szCs w:val="24"/>
         </w:rPr>
-        <w:t>CPUs</w:t>
-      </w:r>
-      <w:proofErr w:type="spellEnd"/>
+        <w:t xml:space="preserve">en tiempo real combinan CPUs multicore con aceleración FPGA, </w:t>
+      </w:r>
       <w:r>
         <w:rPr>
           <w:rFonts w:eastAsia="Times New Roman" w:cstheme="minorHAnsi"/>
@@ -3964,9 +3780,8 @@
           <w:sz w:val="24"/>
           <w:szCs w:val="24"/>
         </w:rPr>
-        <w:t xml:space="preserve"> </w:t>
-      </w:r>
-      <w:proofErr w:type="spellStart"/>
+        <w:t>lo que permite</w:t>
+      </w:r>
       <w:r>
         <w:rPr>
           <w:rFonts w:eastAsia="Times New Roman" w:cstheme="minorHAnsi"/>
@@ -3974,9 +3789,8 @@
           <w:sz w:val="24"/>
           <w:szCs w:val="24"/>
         </w:rPr>
-        <w:t>multicore</w:t>
-      </w:r>
-      <w:proofErr w:type="spellEnd"/>
+        <w:t xml:space="preserve"> el prototipado rápido de control (RCP) y la validación HIL directamente a partir de modelos de</w:t>
+      </w:r>
       <w:r>
         <w:rPr>
           <w:rFonts w:eastAsia="Times New Roman" w:cstheme="minorHAnsi"/>
@@ -3984,9 +3798,8 @@
           <w:sz w:val="24"/>
           <w:szCs w:val="24"/>
         </w:rPr>
-        <w:t xml:space="preserve"> con aceleración FPGA, permitiendo prototipado rápido de control (RCP) y validación HIL directamente desde modelos </w:t>
-      </w:r>
-      <w:proofErr w:type="spellStart"/>
+        <w:t xml:space="preserve"> Simulink, lo que reduce significativamente los tiempos de desarrollo.</w:t>
+      </w:r>
       <w:r>
         <w:rPr>
           <w:rFonts w:eastAsia="Times New Roman" w:cstheme="minorHAnsi"/>
@@ -3994,20 +3807,34 @@
           <w:sz w:val="24"/>
           <w:szCs w:val="24"/>
         </w:rPr>
-        <w:t>Simulink</w:t>
-      </w:r>
-      <w:proofErr w:type="spellEnd"/>
-      <w:r>
+        <w:t>REDAM</w:t>
+      </w:r>
+    </w:p>
+    <w:p>
+      <w:pPr>
+        <w:pStyle w:val="Ttulo3"/>
+        <w:rPr>
+          <w:rFonts w:eastAsia="Times New Roman"/>
+        </w:rPr>
+      </w:pPr>
+      <w:r>
+        <w:rPr>
+          <w:rFonts w:eastAsia="Times New Roman"/>
+        </w:rPr>
+        <w:t>Principales usos</w:t>
+      </w:r>
+    </w:p>
+    <w:p>
+      <w:pPr>
+        <w:spacing w:after="0"/>
+        <w:jc w:val="both"/>
         <w:rPr>
           <w:rFonts w:eastAsia="Times New Roman" w:cstheme="minorHAnsi"/>
           <w:color w:val="000000" w:themeColor="text1"/>
           <w:sz w:val="24"/>
           <w:szCs w:val="24"/>
         </w:rPr>
-        <w:t xml:space="preserve">, lo que reduce significativamente los tiempos de </w:t>
-      </w:r>
-      <w:proofErr w:type="spellStart"/>
-      <w:proofErr w:type="gramStart"/>
+      </w:pPr>
       <w:r>
         <w:rPr>
           <w:rFonts w:eastAsia="Times New Roman" w:cstheme="minorHAnsi"/>
@@ -4015,7 +3842,7 @@
           <w:sz w:val="24"/>
           <w:szCs w:val="24"/>
         </w:rPr>
-        <w:t>desarrollo.</w:t>
+        <w:t xml:space="preserve">Las plataformas HIL se aplican masivamente en la industria automotriz (validación de ECUs, BMS, inversores y sistemas de conducción autónoma), aeroespacial (pruebas de aviónica, controles de vuelo y sistemas de navegación </w:t>
       </w:r>
       <w:r>
         <w:rPr>
@@ -4024,10 +3851,53 @@
           <w:sz w:val="24"/>
           <w:szCs w:val="24"/>
         </w:rPr>
-        <w:t>REDAM</w:t>
-      </w:r>
-      <w:proofErr w:type="spellEnd"/>
-      <w:proofErr w:type="gramEnd"/>
+        <w:t>en</w:t>
+      </w:r>
+      <w:r>
+        <w:rPr>
+          <w:rFonts w:eastAsia="Times New Roman" w:cstheme="minorHAnsi"/>
+          <w:color w:val="000000" w:themeColor="text1"/>
+          <w:sz w:val="24"/>
+          <w:szCs w:val="24"/>
+        </w:rPr>
+        <w:t xml:space="preserve"> escenarios críticos), electrónica de potencia y energía (optimización de convertidores, integración de renovables y estabilidad de </w:t>
+      </w:r>
+      <w:r>
+        <w:rPr>
+          <w:rFonts w:eastAsia="Times New Roman" w:cstheme="minorHAnsi"/>
+          <w:color w:val="000000" w:themeColor="text1"/>
+          <w:sz w:val="24"/>
+          <w:szCs w:val="24"/>
+        </w:rPr>
+        <w:t>microrredes</w:t>
+      </w:r>
+      <w:r>
+        <w:rPr>
+          <w:rFonts w:eastAsia="Times New Roman" w:cstheme="minorHAnsi"/>
+          <w:color w:val="000000" w:themeColor="text1"/>
+          <w:sz w:val="24"/>
+          <w:szCs w:val="24"/>
+        </w:rPr>
+        <w:t xml:space="preserve">) y formación académica (prototipado rápido, investigación en sistemas de control y ciberfísicos). La capacidad de ejecutar pruebas de fallos, repetir escenarios y acelerar </w:t>
+      </w:r>
+      <w:r>
+        <w:rPr>
+          <w:rFonts w:eastAsia="Times New Roman" w:cstheme="minorHAnsi"/>
+          <w:color w:val="000000" w:themeColor="text1"/>
+          <w:sz w:val="24"/>
+          <w:szCs w:val="24"/>
+        </w:rPr>
+        <w:t xml:space="preserve">los </w:t>
+      </w:r>
+      <w:r>
+        <w:rPr>
+          <w:rFonts w:eastAsia="Times New Roman" w:cstheme="minorHAnsi"/>
+          <w:color w:val="000000" w:themeColor="text1"/>
+          <w:sz w:val="24"/>
+          <w:szCs w:val="24"/>
+        </w:rPr>
+        <w:t>ciclos de certificación —sin riesgo para equipos físicos— justifica su creciente adopción en sectores críticos sujetos a normativas como ISO 26262 o DO-178.</w:t>
+      </w:r>
     </w:p>
     <w:p>
       <w:pPr>
@@ -4035,24 +3905,11 @@
         <w:jc w:val="both"/>
         <w:rPr>
           <w:rFonts w:eastAsia="Times New Roman" w:cstheme="minorHAnsi"/>
-          <w:b/>
-          <w:bCs/>
-          <w:color w:val="000000" w:themeColor="text1"/>
-          <w:sz w:val="24"/>
-          <w:szCs w:val="24"/>
-        </w:rPr>
-      </w:pPr>
-      <w:r>
-        <w:rPr>
-          <w:rFonts w:eastAsia="Times New Roman" w:cstheme="minorHAnsi"/>
-          <w:b/>
-          <w:bCs/>
-          <w:color w:val="000000" w:themeColor="text1"/>
-          <w:sz w:val="24"/>
-          <w:szCs w:val="24"/>
-        </w:rPr>
-        <w:t>Principales usos</w:t>
-      </w:r>
+          <w:color w:val="00B050"/>
+          <w:sz w:val="24"/>
+          <w:szCs w:val="24"/>
+        </w:rPr>
+      </w:pPr>
     </w:p>
     <w:p>
       <w:pPr>
@@ -4060,138 +3917,47 @@
         <w:jc w:val="both"/>
         <w:rPr>
           <w:rFonts w:eastAsia="Times New Roman" w:cstheme="minorHAnsi"/>
-          <w:color w:val="000000" w:themeColor="text1"/>
-          <w:sz w:val="24"/>
-          <w:szCs w:val="24"/>
-        </w:rPr>
-      </w:pPr>
-      <w:r>
-        <w:rPr>
-          <w:rFonts w:eastAsia="Times New Roman" w:cstheme="minorHAnsi"/>
-          <w:color w:val="000000" w:themeColor="text1"/>
-          <w:sz w:val="24"/>
-          <w:szCs w:val="24"/>
-        </w:rPr>
-        <w:t xml:space="preserve">Las plataformas HIL se aplican masivamente en la industria automotriz (validación de </w:t>
-      </w:r>
-      <w:proofErr w:type="spellStart"/>
-      <w:r>
-        <w:rPr>
-          <w:rFonts w:eastAsia="Times New Roman" w:cstheme="minorHAnsi"/>
-          <w:color w:val="000000" w:themeColor="text1"/>
-          <w:sz w:val="24"/>
-          <w:szCs w:val="24"/>
-        </w:rPr>
-        <w:t>ECUs</w:t>
-      </w:r>
-      <w:proofErr w:type="spellEnd"/>
-      <w:r>
-        <w:rPr>
-          <w:rFonts w:eastAsia="Times New Roman" w:cstheme="minorHAnsi"/>
-          <w:color w:val="000000" w:themeColor="text1"/>
-          <w:sz w:val="24"/>
-          <w:szCs w:val="24"/>
-        </w:rPr>
-        <w:t xml:space="preserve">, BMS, inversores y sistemas de conducción autónoma), aeroespacial (pruebas de aviónica, controles de vuelo y sistemas de navegación bajo escenarios críticos), electrónica de potencia y energía (optimización de convertidores, integración de renovables y estabilidad de </w:t>
-      </w:r>
-      <w:proofErr w:type="spellStart"/>
-      <w:r>
-        <w:rPr>
-          <w:rFonts w:eastAsia="Times New Roman" w:cstheme="minorHAnsi"/>
-          <w:color w:val="000000" w:themeColor="text1"/>
-          <w:sz w:val="24"/>
-          <w:szCs w:val="24"/>
-        </w:rPr>
-        <w:t>microredes</w:t>
-      </w:r>
-      <w:proofErr w:type="spellEnd"/>
-      <w:r>
-        <w:rPr>
-          <w:rFonts w:eastAsia="Times New Roman" w:cstheme="minorHAnsi"/>
-          <w:color w:val="000000" w:themeColor="text1"/>
-          <w:sz w:val="24"/>
-          <w:szCs w:val="24"/>
-        </w:rPr>
-        <w:t xml:space="preserve">) y formación académica (prototipado rápido, investigación en sistemas de control y </w:t>
-      </w:r>
-      <w:proofErr w:type="spellStart"/>
-      <w:r>
-        <w:rPr>
-          <w:rFonts w:eastAsia="Times New Roman" w:cstheme="minorHAnsi"/>
-          <w:color w:val="000000" w:themeColor="text1"/>
-          <w:sz w:val="24"/>
-          <w:szCs w:val="24"/>
-        </w:rPr>
-        <w:t>ciberfísicos</w:t>
-      </w:r>
-      <w:proofErr w:type="spellEnd"/>
-      <w:r>
-        <w:rPr>
-          <w:rFonts w:eastAsia="Times New Roman" w:cstheme="minorHAnsi"/>
-          <w:color w:val="000000" w:themeColor="text1"/>
-          <w:sz w:val="24"/>
-          <w:szCs w:val="24"/>
-        </w:rPr>
-        <w:t>). La capacidad de ejecutar pruebas de fallos, repetir escenarios y acelerar ciclos de certificación —sin riesgo para equipos físicos— justifica su creciente adopción en sectores críticos sujetos a normativas como ISO 26262 o DO-178.</w:t>
-      </w:r>
+          <w:color w:val="EE0000"/>
+          <w:sz w:val="24"/>
+          <w:szCs w:val="24"/>
+        </w:rPr>
+      </w:pPr>
     </w:p>
     <w:p>
       <w:pPr>
+        <w:pStyle w:val="Ttulo2"/>
+        <w:rPr>
+          <w:rFonts w:eastAsia="Times New Roman"/>
+        </w:rPr>
+      </w:pPr>
+      <w:r>
+        <w:rPr>
+          <w:rFonts w:eastAsia="Times New Roman"/>
+        </w:rPr>
+        <w:t>Sistemas Físicos a Modelar</w:t>
+      </w:r>
+    </w:p>
+    <w:p>
+      <w:pPr>
         <w:spacing w:after="0"/>
         <w:jc w:val="both"/>
         <w:rPr>
           <w:rFonts w:eastAsia="Times New Roman" w:cstheme="minorHAnsi"/>
-          <w:color w:val="00B050"/>
-          <w:sz w:val="24"/>
-          <w:szCs w:val="24"/>
-        </w:rPr>
-      </w:pPr>
+          <w:sz w:val="24"/>
+          <w:szCs w:val="24"/>
+        </w:rPr>
+      </w:pPr>
+      <w:r>
+        <w:rPr>
+          <w:rFonts w:eastAsia="Times New Roman" w:cstheme="minorHAnsi"/>
+          <w:sz w:val="24"/>
+          <w:szCs w:val="24"/>
+        </w:rPr>
+        <w:t>En el panorama tecnológico actual, la gestión eficiente de la energía se ha convertido en un pilar fundamental para el funcionamiento óptimo de diversos sistemas electrónicos. Dentro de este contexto, los convertidores de potencia actúan como dispositivos esenciales para adaptar y regular la energía eléctrica según las necesidades específicas de cada componente.</w:t>
+      </w:r>
     </w:p>
     <w:p>
       <w:pPr>
-        <w:spacing w:after="0"/>
-        <w:jc w:val="both"/>
-        <w:rPr>
-          <w:rFonts w:eastAsia="Times New Roman" w:cstheme="minorHAnsi"/>
-          <w:color w:val="EE0000"/>
-          <w:sz w:val="24"/>
-          <w:szCs w:val="24"/>
-        </w:rPr>
-      </w:pPr>
-    </w:p>
-    <w:p>
-      <w:pPr>
-        <w:spacing w:after="0"/>
-        <w:jc w:val="both"/>
-        <w:rPr>
-          <w:rFonts w:eastAsia="Times New Roman" w:cstheme="minorHAnsi"/>
-          <w:color w:val="EE0000"/>
-          <w:sz w:val="24"/>
-          <w:szCs w:val="24"/>
-        </w:rPr>
-      </w:pPr>
-    </w:p>
-    <w:p>
-      <w:pPr>
-        <w:spacing w:after="0"/>
-        <w:jc w:val="both"/>
-        <w:rPr>
-          <w:rFonts w:eastAsia="Times New Roman" w:cstheme="minorHAnsi"/>
-          <w:sz w:val="24"/>
-          <w:szCs w:val="24"/>
-        </w:rPr>
-      </w:pPr>
-      <w:r>
-        <w:rPr>
-          <w:rFonts w:eastAsia="Times New Roman" w:cstheme="minorHAnsi"/>
-          <w:sz w:val="24"/>
-          <w:szCs w:val="24"/>
-        </w:rPr>
-        <w:t>En el panorama tecnológico actual, la gestión eficiente de la energía se ha convertido en un pilar fundamental para el funcionamiento óptimo de diversos sistemas electrónicos. Dentro de este contexto, los convertidores de potencia actúan como dispositivos esenciales para adaptar y regular la energía eléctrica según las necesidades específicas de cada componente.</w:t>
-      </w:r>
-    </w:p>
-    <w:p>
-      <w:pPr>
         <w:spacing w:after="0" w:line="240" w:lineRule="auto"/>
         <w:jc w:val="both"/>
         <w:rPr>
@@ -4206,7 +3972,6 @@
           <w:sz w:val="24"/>
           <w:szCs w:val="24"/>
         </w:rPr>
-        <w:lastRenderedPageBreak/>
         <w:t xml:space="preserve">Los </w:t>
       </w:r>
       <w:r>
@@ -4540,44 +4305,245 @@
     </w:p>
     <w:p>
       <w:pPr>
-        <w:pStyle w:val="Prrafodelista"/>
-        <w:numPr>
-          <w:ilvl w:val="1"/>
-          <w:numId w:val="12"/>
-        </w:numPr>
-        <w:rPr>
-          <w:rFonts w:cstheme="minorHAnsi"/>
+        <w:pStyle w:val="Ttulo3"/>
+        <w:rPr>
+          <w:lang w:val="es-MX"/>
+        </w:rPr>
+      </w:pPr>
+      <w:r>
+        <w:rPr>
+          <w:lang w:val="es-MX"/>
+        </w:rPr>
+        <w:t>Convertidor Boost</w:t>
+      </w:r>
+    </w:p>
+    <w:p>
+      <w:pPr>
+        <w:jc w:val="both"/>
+        <w:rPr>
+          <w:rFonts w:cstheme="minorHAnsi"/>
+          <w:sz w:val="24"/>
+          <w:szCs w:val="24"/>
+          <w:lang w:val="es-MX"/>
+        </w:rPr>
+      </w:pPr>
+      <w:r>
+        <w:rPr>
+          <w:rFonts w:cstheme="minorHAnsi"/>
+          <w:sz w:val="24"/>
+          <w:szCs w:val="24"/>
+          <w:lang w:val="es-MX"/>
+        </w:rPr>
+        <w:t xml:space="preserve">El convertidor </w:t>
+      </w:r>
+      <w:r>
+        <w:rPr>
+          <w:rFonts w:cstheme="minorHAnsi"/>
+          <w:sz w:val="24"/>
+          <w:szCs w:val="24"/>
+          <w:lang w:val="es-MX"/>
+        </w:rPr>
+        <w:t>B</w:t>
+      </w:r>
+      <w:r>
+        <w:rPr>
+          <w:rFonts w:cstheme="minorHAnsi"/>
+          <w:sz w:val="24"/>
+          <w:szCs w:val="24"/>
+          <w:lang w:val="es-MX"/>
+        </w:rPr>
+        <w:t xml:space="preserve">oost es un convertidor de potencia de tipo </w:t>
+      </w:r>
+      <w:r>
+        <w:rPr>
+          <w:rFonts w:cstheme="minorHAnsi"/>
+          <w:sz w:val="24"/>
+          <w:szCs w:val="24"/>
+          <w:lang w:val="es-MX"/>
+        </w:rPr>
+        <w:t>DC-DC</w:t>
+      </w:r>
+      <w:r>
+        <w:rPr>
+          <w:rFonts w:cstheme="minorHAnsi"/>
+          <w:sz w:val="24"/>
+          <w:szCs w:val="24"/>
+          <w:lang w:val="es-MX"/>
+        </w:rPr>
+        <w:t xml:space="preserve"> capaz de producir un voltaje de salida mayor en magnitud que el voltaje de entrada. Su análisis dinámico se divide en el estudio de sus estados de conmutación, su comportamiento promediado y sus condiciones de equilibrio en estado estable.</w:t>
+      </w:r>
+    </w:p>
+    <w:p>
+      <w:pPr>
+        <w:jc w:val="both"/>
+        <w:rPr>
+          <w:rFonts w:cstheme="minorHAnsi"/>
+          <w:sz w:val="24"/>
+          <w:szCs w:val="24"/>
+        </w:rPr>
+      </w:pPr>
+      <w:r>
+        <w:rPr>
+          <w:rFonts w:cstheme="minorHAnsi"/>
+          <w:sz w:val="24"/>
+          <w:szCs w:val="24"/>
+        </w:rPr>
+        <w:lastRenderedPageBreak/>
+        <w:t xml:space="preserve">Funciona mediante la conmutación rápida de un </w:t>
+      </w:r>
+      <w:r>
+        <w:rPr>
+          <w:rFonts w:cstheme="minorHAnsi"/>
+          <w:sz w:val="24"/>
+          <w:szCs w:val="24"/>
+        </w:rPr>
+        <w:t>interruptor electrónico</w:t>
+      </w:r>
+      <w:r>
+        <w:rPr>
+          <w:rFonts w:cstheme="minorHAnsi"/>
+          <w:sz w:val="24"/>
+          <w:szCs w:val="24"/>
+        </w:rPr>
+        <w:t xml:space="preserve"> (generalmente un transistor), junto con un </w:t>
+      </w:r>
+      <w:r>
+        <w:rPr>
+          <w:rFonts w:cstheme="minorHAnsi"/>
+          <w:sz w:val="24"/>
+          <w:szCs w:val="24"/>
+        </w:rPr>
+        <w:t>inductor, un diodo y un capacitor</w:t>
+      </w:r>
+      <w:r>
+        <w:rPr>
+          <w:rFonts w:cstheme="minorHAnsi"/>
+          <w:sz w:val="24"/>
+          <w:szCs w:val="24"/>
+        </w:rPr>
+        <w:t xml:space="preserve">. Al almacenar y liberar energía en el inductor, el </w:t>
+      </w:r>
+      <w:r>
+        <w:rPr>
+          <w:rFonts w:cstheme="minorHAnsi"/>
+          <w:sz w:val="24"/>
+          <w:szCs w:val="24"/>
+        </w:rPr>
+        <w:t xml:space="preserve">circuito transfiere potencia eléctrica a la carga de </w:t>
+      </w:r>
+      <w:r>
+        <w:rPr>
+          <w:rFonts w:cstheme="minorHAnsi"/>
+          <w:sz w:val="24"/>
+          <w:szCs w:val="24"/>
+        </w:rPr>
+        <w:t>forma eficiente.</w:t>
+      </w:r>
+    </w:p>
+    <w:p>
+      <w:pPr>
+        <w:jc w:val="both"/>
+        <w:rPr>
+          <w:rFonts w:cstheme="minorHAnsi"/>
+          <w:sz w:val="24"/>
+          <w:szCs w:val="24"/>
+        </w:rPr>
+      </w:pPr>
+      <w:r>
+        <w:rPr>
           <w:b/>
           <w:bCs/>
-          <w:sz w:val="24"/>
-          <w:szCs w:val="24"/>
-          <w:lang w:val="es-MX"/>
-        </w:rPr>
-      </w:pPr>
-      <w:r>
-        <w:rPr>
-          <w:rFonts w:cstheme="minorHAnsi"/>
-          <w:b/>
-          <w:bCs/>
-          <w:sz w:val="24"/>
-          <w:szCs w:val="24"/>
-          <w:lang w:val="es-MX"/>
-        </w:rPr>
-        <w:t xml:space="preserve">Convertidor </w:t>
-      </w:r>
-      <w:proofErr w:type="spellStart"/>
-      <w:r>
-        <w:rPr>
-          <w:rFonts w:cstheme="minorHAnsi"/>
-          <w:b/>
-          <w:bCs/>
-          <w:sz w:val="24"/>
-          <w:szCs w:val="24"/>
-          <w:lang w:val="es-MX"/>
-        </w:rPr>
-        <w:t>Boost</w:t>
-      </w:r>
-      <w:proofErr w:type="spellEnd"/>
+        </w:rPr>
+        <w:t>Topología Asíncrona:</w:t>
+      </w:r>
+      <w:r>
+        <w:rPr>
+          <w:rFonts w:cstheme="minorHAnsi"/>
+          <w:sz w:val="24"/>
+          <w:szCs w:val="24"/>
+        </w:rPr>
+        <w:t xml:space="preserve"> L</w:t>
+      </w:r>
+      <w:r>
+        <w:rPr>
+          <w:rFonts w:cstheme="minorHAnsi"/>
+          <w:sz w:val="24"/>
+          <w:szCs w:val="24"/>
+        </w:rPr>
+        <w:t xml:space="preserve">a </w:t>
+      </w:r>
+      <w:r>
+        <w:rPr>
+          <w:rFonts w:cstheme="minorHAnsi"/>
+          <w:sz w:val="24"/>
+          <w:szCs w:val="24"/>
+        </w:rPr>
+        <w:fldChar w:fldCharType="begin"/>
+      </w:r>
+      <w:r>
+        <w:rPr>
+          <w:rFonts w:cstheme="minorHAnsi"/>
+          <w:sz w:val="24"/>
+          <w:szCs w:val="24"/>
+        </w:rPr>
+        <w:instrText xml:space="preserve"> REF _Ref224117462 \h </w:instrText>
+      </w:r>
+      <w:r>
+        <w:rPr>
+          <w:rFonts w:cstheme="minorHAnsi"/>
+          <w:sz w:val="24"/>
+          <w:szCs w:val="24"/>
+        </w:rPr>
+      </w:r>
+      <w:r>
+        <w:rPr>
+          <w:rFonts w:cstheme="minorHAnsi"/>
+          <w:sz w:val="24"/>
+          <w:szCs w:val="24"/>
+        </w:rPr>
+        <w:fldChar w:fldCharType="separate"/>
+      </w:r>
+      <w:r>
+        <w:t xml:space="preserve">Figura </w:t>
+      </w:r>
+      <w:r>
+        <w:rPr>
+          <w:noProof/>
+        </w:rPr>
+        <w:t>1</w:t>
+      </w:r>
+      <w:r>
+        <w:rPr>
+          <w:rFonts w:cstheme="minorHAnsi"/>
+          <w:sz w:val="24"/>
+          <w:szCs w:val="24"/>
+        </w:rPr>
+        <w:fldChar w:fldCharType="end"/>
+      </w:r>
+      <w:r>
+        <w:rPr>
+          <w:rFonts w:cstheme="minorHAnsi"/>
+          <w:sz w:val="24"/>
+          <w:szCs w:val="24"/>
+        </w:rPr>
+        <w:t xml:space="preserve"> </w:t>
+      </w:r>
+      <w:r>
+        <w:rPr>
+          <w:rFonts w:cstheme="minorHAnsi"/>
+          <w:sz w:val="24"/>
+          <w:szCs w:val="24"/>
+        </w:rPr>
+        <w:t>presenta la topología asíncrona del convertidor Boost, correspondiente a la configuración clásica. En esta estructura se emplea un interruptor activo, generalmente un MOSFET, y un diodo de potencia que permite la transferencia de energía desde el inductor hacia la etapa de salida durante los intervalos en los que el interruptor se encuentra abierto.</w:t>
+      </w:r>
+      <w:r>
+        <w:rPr>
+          <w:rFonts w:cstheme="minorHAnsi"/>
+          <w:sz w:val="24"/>
+          <w:szCs w:val="24"/>
+        </w:rPr>
+        <w:t xml:space="preserve"> </w:t>
+      </w:r>
     </w:p>
     <w:p>
       <w:pPr>
@@ -4586,274 +4552,14 @@
           <w:rFonts w:cstheme="minorHAnsi"/>
           <w:sz w:val="24"/>
           <w:szCs w:val="24"/>
-          <w:lang w:val="es-MX"/>
-        </w:rPr>
-      </w:pPr>
-      <w:r>
-        <w:rPr>
-          <w:rFonts w:cstheme="minorHAnsi"/>
-          <w:sz w:val="24"/>
-          <w:szCs w:val="24"/>
-          <w:lang w:val="es-MX"/>
-        </w:rPr>
-        <w:t xml:space="preserve">El convertidor </w:t>
-      </w:r>
-      <w:proofErr w:type="spellStart"/>
-      <w:r>
-        <w:rPr>
-          <w:rFonts w:cstheme="minorHAnsi"/>
-          <w:sz w:val="24"/>
-          <w:szCs w:val="24"/>
-          <w:lang w:val="es-MX"/>
-        </w:rPr>
-        <w:t>B</w:t>
-      </w:r>
-      <w:r>
-        <w:rPr>
-          <w:rFonts w:cstheme="minorHAnsi"/>
-          <w:sz w:val="24"/>
-          <w:szCs w:val="24"/>
-          <w:lang w:val="es-MX"/>
-        </w:rPr>
-        <w:t>oost</w:t>
-      </w:r>
-      <w:proofErr w:type="spellEnd"/>
-      <w:r>
-        <w:rPr>
-          <w:rFonts w:cstheme="minorHAnsi"/>
-          <w:sz w:val="24"/>
-          <w:szCs w:val="24"/>
-          <w:lang w:val="es-MX"/>
-        </w:rPr>
-        <w:t xml:space="preserve"> es un convertidor de potencia de tipo </w:t>
-      </w:r>
-      <w:r>
-        <w:rPr>
-          <w:rFonts w:cstheme="minorHAnsi"/>
-          <w:sz w:val="24"/>
-          <w:szCs w:val="24"/>
-          <w:lang w:val="es-MX"/>
-        </w:rPr>
-        <w:t>DC-DC</w:t>
-      </w:r>
-      <w:r>
-        <w:rPr>
-          <w:rFonts w:cstheme="minorHAnsi"/>
-          <w:sz w:val="24"/>
-          <w:szCs w:val="24"/>
-          <w:lang w:val="es-MX"/>
-        </w:rPr>
-        <w:t xml:space="preserve"> capaz de producir un voltaje de salida mayor en magnitud que el voltaje de entrada. Su análisis dinámico se divide en el estudio de sus estados de conmutación, su comportamiento promediado y sus condiciones de equilibrio en estado estable.</w:t>
-      </w:r>
-    </w:p>
-    <w:p>
-      <w:pPr>
-        <w:jc w:val="both"/>
-        <w:rPr>
-          <w:rFonts w:cstheme="minorHAnsi"/>
-          <w:sz w:val="24"/>
-          <w:szCs w:val="24"/>
-        </w:rPr>
-      </w:pPr>
-      <w:r>
-        <w:rPr>
-          <w:rFonts w:cstheme="minorHAnsi"/>
-          <w:sz w:val="24"/>
-          <w:szCs w:val="24"/>
-        </w:rPr>
-        <w:t xml:space="preserve">Funciona mediante la conmutación rápida de un </w:t>
-      </w:r>
-      <w:r>
-        <w:rPr>
-          <w:rFonts w:cstheme="minorHAnsi"/>
-          <w:sz w:val="24"/>
-          <w:szCs w:val="24"/>
-        </w:rPr>
-        <w:t>interruptor electrónico</w:t>
-      </w:r>
-      <w:r>
-        <w:rPr>
-          <w:rFonts w:cstheme="minorHAnsi"/>
-          <w:sz w:val="24"/>
-          <w:szCs w:val="24"/>
-        </w:rPr>
-        <w:t xml:space="preserve"> (generalmente un transistor), junto con un </w:t>
-      </w:r>
-      <w:r>
-        <w:rPr>
-          <w:rFonts w:cstheme="minorHAnsi"/>
-          <w:sz w:val="24"/>
-          <w:szCs w:val="24"/>
-        </w:rPr>
-        <w:t>inductor, un diodo y un capacitor</w:t>
-      </w:r>
-      <w:r>
-        <w:rPr>
-          <w:rFonts w:cstheme="minorHAnsi"/>
-          <w:sz w:val="24"/>
-          <w:szCs w:val="24"/>
-        </w:rPr>
-        <w:t xml:space="preserve">. Al almacenar y liberar energía en el inductor, el </w:t>
-      </w:r>
-      <w:r>
-        <w:rPr>
-          <w:rFonts w:cstheme="minorHAnsi"/>
-          <w:sz w:val="24"/>
-          <w:szCs w:val="24"/>
-        </w:rPr>
-        <w:t xml:space="preserve">circuito transfiere potencia eléctrica a la carga de </w:t>
-      </w:r>
-      <w:r>
-        <w:rPr>
-          <w:rFonts w:cstheme="minorHAnsi"/>
-          <w:sz w:val="24"/>
-          <w:szCs w:val="24"/>
-        </w:rPr>
-        <w:t>forma eficiente.</w:t>
-      </w:r>
-    </w:p>
-    <w:p>
-      <w:pPr>
-        <w:jc w:val="both"/>
-        <w:rPr>
-          <w:rFonts w:cstheme="minorHAnsi"/>
-          <w:sz w:val="24"/>
-          <w:szCs w:val="24"/>
-        </w:rPr>
-      </w:pPr>
-      <w:r>
-        <w:rPr>
-          <w:rFonts w:cstheme="minorHAnsi"/>
-          <w:sz w:val="24"/>
-          <w:szCs w:val="24"/>
-        </w:rPr>
-        <w:t xml:space="preserve">• </w:t>
-      </w:r>
-      <w:r>
-        <w:rPr>
-          <w:rFonts w:cstheme="minorHAnsi"/>
-          <w:b/>
-          <w:bCs/>
-          <w:sz w:val="24"/>
-          <w:szCs w:val="24"/>
-        </w:rPr>
-        <w:t>Topología Asíncrona:</w:t>
-      </w:r>
-      <w:r>
-        <w:rPr>
-          <w:rFonts w:cstheme="minorHAnsi"/>
-          <w:sz w:val="24"/>
-          <w:szCs w:val="24"/>
-        </w:rPr>
-        <w:t xml:space="preserve"> L</w:t>
-      </w:r>
-      <w:r>
-        <w:rPr>
-          <w:rFonts w:cstheme="minorHAnsi"/>
-          <w:sz w:val="24"/>
-          <w:szCs w:val="24"/>
-        </w:rPr>
-        <w:t xml:space="preserve">a </w:t>
-      </w:r>
-      <w:r>
-        <w:rPr>
-          <w:rFonts w:cstheme="minorHAnsi"/>
-          <w:sz w:val="24"/>
-          <w:szCs w:val="24"/>
-        </w:rPr>
-        <w:fldChar w:fldCharType="begin"/>
-      </w:r>
-      <w:r>
-        <w:rPr>
-          <w:rFonts w:cstheme="minorHAnsi"/>
-          <w:sz w:val="24"/>
-          <w:szCs w:val="24"/>
-        </w:rPr>
-        <w:instrText xml:space="preserve"> REF _Ref224117462 \h </w:instrText>
-      </w:r>
-      <w:r>
-        <w:rPr>
-          <w:rFonts w:cstheme="minorHAnsi"/>
-          <w:sz w:val="24"/>
-          <w:szCs w:val="24"/>
-        </w:rPr>
-      </w:r>
-      <w:r>
-        <w:rPr>
-          <w:rFonts w:cstheme="minorHAnsi"/>
-          <w:sz w:val="24"/>
-          <w:szCs w:val="24"/>
-        </w:rPr>
-        <w:fldChar w:fldCharType="separate"/>
-      </w:r>
-      <w:r>
-        <w:t xml:space="preserve">Figura </w:t>
-      </w:r>
-      <w:r>
-        <w:rPr>
-          <w:noProof/>
-        </w:rPr>
-        <w:t>1</w:t>
-      </w:r>
-      <w:r>
-        <w:rPr>
-          <w:rFonts w:cstheme="minorHAnsi"/>
-          <w:sz w:val="24"/>
-          <w:szCs w:val="24"/>
-        </w:rPr>
-        <w:fldChar w:fldCharType="end"/>
-      </w:r>
-      <w:r>
-        <w:rPr>
-          <w:rFonts w:cstheme="minorHAnsi"/>
-          <w:sz w:val="24"/>
-          <w:szCs w:val="24"/>
-        </w:rPr>
-        <w:t xml:space="preserve">presenta la topología asíncrona del convertidor </w:t>
-      </w:r>
-      <w:proofErr w:type="spellStart"/>
-      <w:r>
-        <w:rPr>
-          <w:rFonts w:cstheme="minorHAnsi"/>
-          <w:sz w:val="24"/>
-          <w:szCs w:val="24"/>
-        </w:rPr>
-        <w:t>Boost</w:t>
-      </w:r>
-      <w:proofErr w:type="spellEnd"/>
-      <w:r>
-        <w:rPr>
-          <w:rFonts w:cstheme="minorHAnsi"/>
-          <w:sz w:val="24"/>
-          <w:szCs w:val="24"/>
-        </w:rPr>
-        <w:t>, correspondiente a la configuración clásica. En esta estructura se emplea un interruptor activo, generalmente un MOSFET, y un diodo de potencia que permite la transferencia de energía desde el inductor hacia la etapa de salida durante los intervalos en los que el interruptor se encuentra abierto.</w:t>
-      </w:r>
-      <w:r>
-        <w:rPr>
-          <w:rFonts w:cstheme="minorHAnsi"/>
-          <w:sz w:val="24"/>
-          <w:szCs w:val="24"/>
-        </w:rPr>
-        <w:t xml:space="preserve"> </w:t>
-      </w:r>
-    </w:p>
-    <w:p>
-      <w:pPr>
-        <w:jc w:val="both"/>
-        <w:rPr>
-          <w:rFonts w:cstheme="minorHAnsi"/>
-          <w:sz w:val="24"/>
-          <w:szCs w:val="24"/>
-        </w:rPr>
-      </w:pPr>
-      <w:r>
-        <w:rPr>
-          <w:rFonts w:cstheme="minorHAnsi"/>
-          <w:sz w:val="24"/>
-          <w:szCs w:val="24"/>
-        </w:rPr>
-        <w:lastRenderedPageBreak/>
+        </w:rPr>
+      </w:pPr>
+      <w:r>
+        <w:rPr>
+          <w:rFonts w:cstheme="minorHAnsi"/>
+          <w:sz w:val="24"/>
+          <w:szCs w:val="24"/>
+        </w:rPr>
         <w:t xml:space="preserve">El inductor </w:t>
       </w:r>
       <m:oMath>
@@ -5090,13 +4796,13 @@
               </wp:anchor>
             </w:drawing>
           </mc:Choice>
-          <mc:Fallback xmlns:w16du="http://schemas.microsoft.com/office/word/2023/wordml/word16du" xmlns:w16sdtfl="http://schemas.microsoft.com/office/word/2024/wordml/sdtformatlock">
+          <mc:Fallback>
             <w:pict>
               <v:shapetype w14:anchorId="3A1370F9" id="_x0000_t202" coordsize="21600,21600" o:spt="202" path="m,l,21600r21600,l21600,xe">
                 <v:stroke joinstyle="miter"/>
                 <v:path gradientshapeok="t" o:connecttype="rect"/>
               </v:shapetype>
-              <v:shape id="Cuadro de texto 32" o:spid="_x0000_s1026" type="#_x0000_t202" style="position:absolute;margin-left:415.95pt;margin-top:46.35pt;width:20pt;height:23pt;z-index:251692032;visibility:visible;mso-wrap-style:square;mso-width-percent:0;mso-height-percent:0;mso-wrap-distance-left:9pt;mso-wrap-distance-top:0;mso-wrap-distance-right:9pt;mso-wrap-distance-bottom:0;mso-position-horizontal:absolute;mso-position-horizontal-relative:text;mso-position-vertical:absolute;mso-position-vertical-relative:text;mso-width-percent:0;mso-height-percent:0;mso-width-relative:margin;mso-height-relative:margin;v-text-anchor:top" o:gfxdata="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" filled="f" stroked="f">
+              <v:shape id="Cuadro de texto 32" o:spid="_x0000_s1026" type="#_x0000_t202" style="position:absolute;margin-left:415.95pt;margin-top:46.35pt;width:20pt;height:23pt;z-index:251692032;visibility:visible;mso-wrap-style:square;mso-width-percent:0;mso-height-percent:0;mso-wrap-distance-left:9pt;mso-wrap-distance-top:0;mso-wrap-distance-right:9pt;mso-wrap-distance-bottom:0;mso-position-horizontal:absolute;mso-position-horizontal-relative:text;mso-position-vertical:absolute;mso-position-vertical-relative:text;mso-width-percent:0;mso-height-percent:0;mso-width-relative:margin;mso-height-relative:margin;v-text-anchor:top" o:gfxdata="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" filled="f" stroked="f">
                 <v:textbox>
                   <w:txbxContent>
                     <w:p>
@@ -5147,7 +4853,7 @@
                                     </pic:cNvPicPr>
                                   </pic:nvPicPr>
                                   <pic:blipFill>
-                                    <a:blip r:embed="rId13">
+                                    <a:blip r:embed="rId12">
                                       <a:extLst>
                                         <a:ext uri="{28A0092B-C50C-407E-A947-70E740481C1C}">
                                           <a14:useLocalDpi xmlns:a14="http://schemas.microsoft.com/office/drawing/2010/main" val="0"/>
@@ -5292,9 +4998,9 @@
               </wp:anchor>
             </w:drawing>
           </mc:Choice>
-          <mc:Fallback xmlns:w16du="http://schemas.microsoft.com/office/word/2023/wordml/word16du" xmlns:w16sdtfl="http://schemas.microsoft.com/office/word/2024/wordml/sdtformatlock">
+          <mc:Fallback>
             <w:pict>
-              <v:shape w14:anchorId="1D0DD485" id="Cuadro de texto 21" o:spid="_x0000_s1027" type="#_x0000_t202" style="position:absolute;margin-left:414.95pt;margin-top:59.85pt;width:32.5pt;height:23pt;z-index:251676672;visibility:visible;mso-wrap-style:square;mso-width-percent:0;mso-height-percent:0;mso-wrap-distance-left:9pt;mso-wrap-distance-top:0;mso-wrap-distance-right:9pt;mso-wrap-distance-bottom:0;mso-position-horizontal:absolute;mso-position-horizontal-relative:margin;mso-position-vertical:absolute;mso-position-vertical-relative:text;mso-width-percent:0;mso-height-percent:0;mso-width-relative:margin;mso-height-relative:margin;v-text-anchor:top" o:gfxdata="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" filled="f" stroked="f">
+              <v:shape w14:anchorId="1D0DD485" id="Cuadro de texto 21" o:spid="_x0000_s1027" type="#_x0000_t202" style="position:absolute;margin-left:414.95pt;margin-top:59.85pt;width:32.5pt;height:23pt;z-index:251676672;visibility:visible;mso-wrap-style:square;mso-width-percent:0;mso-height-percent:0;mso-wrap-distance-left:9pt;mso-wrap-distance-top:0;mso-wrap-distance-right:9pt;mso-wrap-distance-bottom:0;mso-position-horizontal:absolute;mso-position-horizontal-relative:margin;mso-position-vertical:absolute;mso-position-vertical-relative:text;mso-width-percent:0;mso-height-percent:0;mso-width-relative:margin;mso-height-relative:margin;v-text-anchor:top" o:gfxdata="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" filled="f" stroked="f">
                 <v:textbox>
                   <w:txbxContent>
                     <w:p>
@@ -5433,9 +5139,9 @@
               </wp:anchor>
             </w:drawing>
           </mc:Choice>
-          <mc:Fallback xmlns:w16du="http://schemas.microsoft.com/office/word/2023/wordml/word16du" xmlns:w16sdtfl="http://schemas.microsoft.com/office/word/2024/wordml/sdtformatlock">
+          <mc:Fallback>
             <w:pict>
-              <v:shape w14:anchorId="1E551DD7" id="Cuadro de texto 34" o:spid="_x0000_s1028" type="#_x0000_t202" style="position:absolute;margin-left:415.95pt;margin-top:66.85pt;width:20pt;height:22.5pt;z-index:251694080;visibility:visible;mso-wrap-style:square;mso-width-percent:0;mso-height-percent:0;mso-wrap-distance-left:9pt;mso-wrap-distance-top:0;mso-wrap-distance-right:9pt;mso-wrap-distance-bottom:0;mso-position-horizontal:absolute;mso-position-horizontal-relative:text;mso-position-vertical:absolute;mso-position-vertical-relative:text;mso-width-percent:0;mso-height-percent:0;mso-width-relative:margin;mso-height-relative:margin;v-text-anchor:top" o:gfxdata="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" filled="f" stroked="f">
+              <v:shape w14:anchorId="1E551DD7" id="Cuadro de texto 34" o:spid="_x0000_s1028" type="#_x0000_t202" style="position:absolute;margin-left:415.95pt;margin-top:66.85pt;width:20pt;height:22.5pt;z-index:251694080;visibility:visible;mso-wrap-style:square;mso-width-percent:0;mso-height-percent:0;mso-wrap-distance-left:9pt;mso-wrap-distance-top:0;mso-wrap-distance-right:9pt;mso-wrap-distance-bottom:0;mso-position-horizontal:absolute;mso-position-horizontal-relative:text;mso-position-vertical:absolute;mso-position-vertical-relative:text;mso-width-percent:0;mso-height-percent:0;mso-width-relative:margin;mso-height-relative:margin;v-text-anchor:top" o:gfxdata="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" filled="f" stroked="f">
                 <v:textbox>
                   <w:txbxContent>
                     <w:p>
@@ -5531,7 +5237,6 @@
                                 <w:lang w:val="es-MX"/>
                               </w:rPr>
                             </w:pPr>
-                            <w:proofErr w:type="spellStart"/>
                             <w:r>
                               <w:rPr>
                                 <w:b/>
@@ -5553,7 +5258,6 @@
                               </w:rPr>
                               <w:t>o</w:t>
                             </w:r>
-                            <w:proofErr w:type="spellEnd"/>
                           </w:p>
                         </w:txbxContent>
                       </wps:txbx>
@@ -5575,9 +5279,9 @@
               </wp:anchor>
             </w:drawing>
           </mc:Choice>
-          <mc:Fallback xmlns:w16du="http://schemas.microsoft.com/office/word/2023/wordml/word16du" xmlns:w16sdtfl="http://schemas.microsoft.com/office/word/2024/wordml/sdtformatlock">
+          <mc:Fallback>
             <w:pict>
-              <v:shape w14:anchorId="5D36413D" id="Cuadro de texto 27" o:spid="_x0000_s1029" type="#_x0000_t202" style="position:absolute;margin-left:418.95pt;margin-top:20.35pt;width:30pt;height:23pt;z-index:251685888;visibility:visible;mso-wrap-style:square;mso-width-percent:0;mso-height-percent:0;mso-wrap-distance-left:9pt;mso-wrap-distance-top:0;mso-wrap-distance-right:9pt;mso-wrap-distance-bottom:0;mso-position-horizontal:absolute;mso-position-horizontal-relative:text;mso-position-vertical:absolute;mso-position-vertical-relative:text;mso-width-percent:0;mso-height-percent:0;mso-width-relative:margin;mso-height-relative:margin;v-text-anchor:top" o:gfxdata="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" filled="f" stroked="f">
+              <v:shape w14:anchorId="5D36413D" id="Cuadro de texto 27" o:spid="_x0000_s1029" type="#_x0000_t202" style="position:absolute;margin-left:418.95pt;margin-top:20.35pt;width:30pt;height:23pt;z-index:251685888;visibility:visible;mso-wrap-style:square;mso-width-percent:0;mso-height-percent:0;mso-wrap-distance-left:9pt;mso-wrap-distance-top:0;mso-wrap-distance-right:9pt;mso-wrap-distance-bottom:0;mso-position-horizontal:absolute;mso-position-horizontal-relative:text;mso-position-vertical:absolute;mso-position-vertical-relative:text;mso-width-percent:0;mso-height-percent:0;mso-width-relative:margin;mso-height-relative:margin;v-text-anchor:top" o:gfxdata="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" filled="f" stroked="f">
                 <v:textbox>
                   <w:txbxContent>
                     <w:p>
@@ -5677,7 +5381,7 @@
               </wp:anchor>
             </w:drawing>
           </mc:Choice>
-          <mc:Fallback xmlns:w16du="http://schemas.microsoft.com/office/word/2023/wordml/word16du" xmlns:w16sdtfl="http://schemas.microsoft.com/office/word/2024/wordml/sdtformatlock">
+          <mc:Fallback>
             <w:pict>
               <v:shapetype w14:anchorId="2A8BEDFE" id="_x0000_t32" coordsize="21600,21600" o:spt="32" o:oned="t" path="m,l21600,21600e" filled="f">
                 <v:path arrowok="t" fillok="f" o:connecttype="none"/>
@@ -5791,7 +5495,7 @@
                                           </pic:cNvPicPr>
                                         </pic:nvPicPr>
                                         <pic:blipFill>
-                                          <a:blip r:embed="rId13">
+                                          <a:blip r:embed="rId12">
                                             <a:extLst>
                                               <a:ext uri="{28A0092B-C50C-407E-A947-70E740481C1C}">
                                                 <a14:useLocalDpi xmlns:a14="http://schemas.microsoft.com/office/drawing/2010/main" val="0"/>
@@ -5843,9 +5547,9 @@
               </wp:anchor>
             </w:drawing>
           </mc:Choice>
-          <mc:Fallback xmlns:w16du="http://schemas.microsoft.com/office/word/2023/wordml/word16du" xmlns:w16sdtfl="http://schemas.microsoft.com/office/word/2024/wordml/sdtformatlock">
+          <mc:Fallback>
             <w:pict>
-              <v:shape w14:anchorId="3EB49ED6" id="Cuadro de texto 28" o:spid="_x0000_s1030" type="#_x0000_t202" style="position:absolute;margin-left:329.05pt;margin-top:45.85pt;width:20pt;height:23pt;z-index:251687936;visibility:visible;mso-wrap-style:square;mso-width-percent:0;mso-height-percent:0;mso-wrap-distance-left:9pt;mso-wrap-distance-top:0;mso-wrap-distance-right:9pt;mso-wrap-distance-bottom:0;mso-position-horizontal:absolute;mso-position-horizontal-relative:text;mso-position-vertical:absolute;mso-position-vertical-relative:text;mso-width-percent:0;mso-height-percent:0;mso-width-relative:margin;mso-height-relative:margin;v-text-anchor:top" o:gfxdata="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" filled="f" stroked="f">
+              <v:shape w14:anchorId="3EB49ED6" id="Cuadro de texto 28" o:spid="_x0000_s1030" type="#_x0000_t202" style="position:absolute;margin-left:329.05pt;margin-top:45.85pt;width:20pt;height:23pt;z-index:251687936;visibility:visible;mso-wrap-style:square;mso-width-percent:0;mso-height-percent:0;mso-wrap-distance-left:9pt;mso-wrap-distance-top:0;mso-wrap-distance-right:9pt;mso-wrap-distance-bottom:0;mso-position-horizontal:absolute;mso-position-horizontal-relative:text;mso-position-vertical:absolute;mso-position-vertical-relative:text;mso-width-percent:0;mso-height-percent:0;mso-width-relative:margin;mso-height-relative:margin;v-text-anchor:top" o:gfxdata="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" filled="f" stroked="f">
                 <v:textbox>
                   <w:txbxContent>
                     <w:p>
@@ -5896,7 +5600,7 @@
                                     </pic:cNvPicPr>
                                   </pic:nvPicPr>
                                   <pic:blipFill>
-                                    <a:blip r:embed="rId13">
+                                    <a:blip r:embed="rId12">
                                       <a:extLst>
                                         <a:ext uri="{28A0092B-C50C-407E-A947-70E740481C1C}">
                                           <a14:useLocalDpi xmlns:a14="http://schemas.microsoft.com/office/drawing/2010/main" val="0"/>
@@ -6041,9 +5745,9 @@
               </wp:anchor>
             </w:drawing>
           </mc:Choice>
-          <mc:Fallback xmlns:w16du="http://schemas.microsoft.com/office/word/2023/wordml/word16du" xmlns:w16sdtfl="http://schemas.microsoft.com/office/word/2024/wordml/sdtformatlock">
+          <mc:Fallback>
             <w:pict>
-              <v:shape w14:anchorId="5948E1A2" id="Cuadro de texto 20" o:spid="_x0000_s1031" type="#_x0000_t202" style="position:absolute;margin-left:328.45pt;margin-top:58.35pt;width:30pt;height:23pt;z-index:251674624;visibility:visible;mso-wrap-style:square;mso-width-percent:0;mso-height-percent:0;mso-wrap-distance-left:9pt;mso-wrap-distance-top:0;mso-wrap-distance-right:9pt;mso-wrap-distance-bottom:0;mso-position-horizontal:absolute;mso-position-horizontal-relative:text;mso-position-vertical:absolute;mso-position-vertical-relative:text;mso-width-percent:0;mso-height-percent:0;mso-width-relative:margin;mso-height-relative:margin;v-text-anchor:top" o:gfxdata="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" filled="f" stroked="f">
+              <v:shape w14:anchorId="5948E1A2" id="Cuadro de texto 20" o:spid="_x0000_s1031" type="#_x0000_t202" style="position:absolute;margin-left:328.45pt;margin-top:58.35pt;width:30pt;height:23pt;z-index:251674624;visibility:visible;mso-wrap-style:square;mso-width-percent:0;mso-height-percent:0;mso-wrap-distance-left:9pt;mso-wrap-distance-top:0;mso-wrap-distance-right:9pt;mso-wrap-distance-bottom:0;mso-position-horizontal:absolute;mso-position-horizontal-relative:text;mso-position-vertical:absolute;mso-position-vertical-relative:text;mso-width-percent:0;mso-height-percent:0;mso-width-relative:margin;mso-height-relative:margin;v-text-anchor:top" o:gfxdata="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" filled="f" stroked="f">
                 <v:textbox>
                   <w:txbxContent>
                     <w:p>
@@ -6181,9 +5885,9 @@
               </wp:anchor>
             </w:drawing>
           </mc:Choice>
-          <mc:Fallback xmlns:w16du="http://schemas.microsoft.com/office/word/2023/wordml/word16du" xmlns:w16sdtfl="http://schemas.microsoft.com/office/word/2024/wordml/sdtformatlock">
+          <mc:Fallback>
             <w:pict>
-              <v:shape w14:anchorId="106ACED9" id="Cuadro de texto 30" o:spid="_x0000_s1032" type="#_x0000_t202" style="position:absolute;margin-left:328.45pt;margin-top:67.35pt;width:20pt;height:22.5pt;z-index:251689984;visibility:visible;mso-wrap-style:square;mso-width-percent:0;mso-height-percent:0;mso-wrap-distance-left:9pt;mso-wrap-distance-top:0;mso-wrap-distance-right:9pt;mso-wrap-distance-bottom:0;mso-position-horizontal:absolute;mso-position-horizontal-relative:text;mso-position-vertical:absolute;mso-position-vertical-relative:text;mso-width-percent:0;mso-height-percent:0;mso-width-relative:margin;mso-height-relative:margin;v-text-anchor:top" o:gfxdata="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" filled="f" stroked="f">
+              <v:shape w14:anchorId="106ACED9" id="Cuadro de texto 30" o:spid="_x0000_s1032" type="#_x0000_t202" style="position:absolute;margin-left:328.45pt;margin-top:67.35pt;width:20pt;height:22.5pt;z-index:251689984;visibility:visible;mso-wrap-style:square;mso-width-percent:0;mso-height-percent:0;mso-wrap-distance-left:9pt;mso-wrap-distance-top:0;mso-wrap-distance-right:9pt;mso-wrap-distance-bottom:0;mso-position-horizontal:absolute;mso-position-horizontal-relative:text;mso-position-vertical:absolute;mso-position-vertical-relative:text;mso-width-percent:0;mso-height-percent:0;mso-width-relative:margin;mso-height-relative:margin;v-text-anchor:top" o:gfxdata="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" filled="f" stroked="f">
                 <v:textbox>
                   <w:txbxContent>
                     <w:p>
@@ -6279,7 +5983,6 @@
                                 <w:lang w:val="es-MX"/>
                               </w:rPr>
                             </w:pPr>
-                            <w:proofErr w:type="spellStart"/>
                             <w:r>
                               <w:rPr>
                                 <w:b/>
@@ -6301,7 +6004,6 @@
                               </w:rPr>
                               <w:t>C</w:t>
                             </w:r>
-                            <w:proofErr w:type="spellEnd"/>
                           </w:p>
                         </w:txbxContent>
                       </wps:txbx>
@@ -6323,9 +6025,9 @@
               </wp:anchor>
             </w:drawing>
           </mc:Choice>
-          <mc:Fallback xmlns:w16du="http://schemas.microsoft.com/office/word/2023/wordml/word16du" xmlns:w16sdtfl="http://schemas.microsoft.com/office/word/2024/wordml/sdtformatlock">
+          <mc:Fallback>
             <w:pict>
-              <v:shape w14:anchorId="5A9369EF" id="Cuadro de texto 26" o:spid="_x0000_s1033" type="#_x0000_t202" style="position:absolute;margin-left:325.45pt;margin-top:24.85pt;width:30pt;height:23pt;z-index:251683840;visibility:visible;mso-wrap-style:square;mso-width-percent:0;mso-height-percent:0;mso-wrap-distance-left:9pt;mso-wrap-distance-top:0;mso-wrap-distance-right:9pt;mso-wrap-distance-bottom:0;mso-position-horizontal:absolute;mso-position-horizontal-relative:text;mso-position-vertical:absolute;mso-position-vertical-relative:text;mso-width-percent:0;mso-height-percent:0;mso-width-relative:margin;mso-height-relative:margin;v-text-anchor:top" o:gfxdata="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" filled="f" stroked="f">
+              <v:shape w14:anchorId="5A9369EF" id="Cuadro de texto 26" o:spid="_x0000_s1033" type="#_x0000_t202" style="position:absolute;margin-left:325.45pt;margin-top:24.85pt;width:30pt;height:23pt;z-index:251683840;visibility:visible;mso-wrap-style:square;mso-width-percent:0;mso-height-percent:0;mso-wrap-distance-left:9pt;mso-wrap-distance-top:0;mso-wrap-distance-right:9pt;mso-wrap-distance-bottom:0;mso-position-horizontal:absolute;mso-position-horizontal-relative:text;mso-position-vertical:absolute;mso-position-vertical-relative:text;mso-width-percent:0;mso-height-percent:0;mso-width-relative:margin;mso-height-relative:margin;v-text-anchor:top" o:gfxdata="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" filled="f" stroked="f">
                 <v:textbox>
                   <w:txbxContent>
                     <w:p>
@@ -6431,7 +6133,7 @@
               </wp:anchor>
             </w:drawing>
           </mc:Choice>
-          <mc:Fallback xmlns:w16du="http://schemas.microsoft.com/office/word/2023/wordml/word16du" xmlns:w16sdtfl="http://schemas.microsoft.com/office/word/2024/wordml/sdtformatlock">
+          <mc:Fallback>
             <w:pict>
               <v:shape w14:anchorId="7CB9AFA1" id="Conector recto de flecha 24" o:spid="_x0000_s1026" type="#_x0000_t32" style="position:absolute;margin-left:328.95pt;margin-top:25.85pt;width:0;height:32pt;z-index:251679744;visibility:visible;mso-wrap-style:square;mso-width-percent:0;mso-height-percent:0;mso-wrap-distance-left:9pt;mso-wrap-distance-top:0;mso-wrap-distance-right:9pt;mso-wrap-distance-bottom:0;mso-position-horizontal:absolute;mso-position-horizontal-relative:text;mso-position-vertical:absolute;mso-position-vertical-relative:text;mso-width-percent:0;mso-height-percent:0;mso-width-relative:margin;mso-height-relative:margin" o:gfxdata="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" strokecolor="black [3040]">
                 <v:stroke endarrow="block"/>
@@ -6504,7 +6206,6 @@
                                 <w:lang w:val="es-MX"/>
                               </w:rPr>
                             </w:pPr>
-                            <w:proofErr w:type="spellStart"/>
                             <w:r>
                               <w:rPr>
                                 <w:b/>
@@ -6526,7 +6227,6 @@
                               </w:rPr>
                               <w:t>D</w:t>
                             </w:r>
-                            <w:proofErr w:type="spellEnd"/>
                           </w:p>
                         </w:txbxContent>
                       </wps:txbx>
@@ -6548,9 +6248,9 @@
               </wp:anchor>
             </w:drawing>
           </mc:Choice>
-          <mc:Fallback xmlns:w16du="http://schemas.microsoft.com/office/word/2023/wordml/word16du" xmlns:w16sdtfl="http://schemas.microsoft.com/office/word/2024/wordml/sdtformatlock">
+          <mc:Fallback>
             <w:pict>
-              <v:shape w14:anchorId="750AE716" id="Cuadro de texto 25" o:spid="_x0000_s1034" type="#_x0000_t202" style="position:absolute;margin-left:291.45pt;margin-top:.35pt;width:30pt;height:23pt;z-index:251681792;visibility:visible;mso-wrap-style:square;mso-width-percent:0;mso-height-percent:0;mso-wrap-distance-left:9pt;mso-wrap-distance-top:0;mso-wrap-distance-right:9pt;mso-wrap-distance-bottom:0;mso-position-horizontal:absolute;mso-position-horizontal-relative:text;mso-position-vertical:absolute;mso-position-vertical-relative:text;mso-width-percent:0;mso-height-percent:0;mso-width-relative:margin;mso-height-relative:margin;v-text-anchor:top" o:gfxdata="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" filled="f" stroked="f">
+              <v:shape w14:anchorId="750AE716" id="Cuadro de texto 25" o:spid="_x0000_s1034" type="#_x0000_t202" style="position:absolute;margin-left:291.45pt;margin-top:.35pt;width:30pt;height:23pt;z-index:251681792;visibility:visible;mso-wrap-style:square;mso-width-percent:0;mso-height-percent:0;mso-wrap-distance-left:9pt;mso-wrap-distance-top:0;mso-wrap-distance-right:9pt;mso-wrap-distance-bottom:0;mso-position-horizontal:absolute;mso-position-horizontal-relative:text;mso-position-vertical:absolute;mso-position-vertical-relative:text;mso-width-percent:0;mso-height-percent:0;mso-width-relative:margin;mso-height-relative:margin;v-text-anchor:top" o:gfxdata="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" filled="f" stroked="f">
                 <v:textbox>
                   <w:txbxContent>
                     <w:p>
@@ -6650,7 +6350,7 @@
               </wp:anchor>
             </w:drawing>
           </mc:Choice>
-          <mc:Fallback xmlns:w16du="http://schemas.microsoft.com/office/word/2023/wordml/word16du" xmlns:w16sdtfl="http://schemas.microsoft.com/office/word/2024/wordml/sdtformatlock">
+          <mc:Fallback>
             <w:pict>
               <v:shape w14:anchorId="2CA81DD8" id="Conector recto de flecha 22" o:spid="_x0000_s1026" type="#_x0000_t32" style="position:absolute;margin-left:282.45pt;margin-top:18.35pt;width:37pt;height:0;z-index:251677696;visibility:visible;mso-wrap-style:square;mso-wrap-distance-left:9pt;mso-wrap-distance-top:0;mso-wrap-distance-right:9pt;mso-wrap-distance-bottom:0;mso-position-horizontal:absolute;mso-position-horizontal-relative:text;mso-position-vertical:absolute;mso-position-vertical-relative:text" o:gfxdata="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" strokecolor="black [3040]">
                 <v:stroke endarrow="block"/>
@@ -6765,9 +6465,9 @@
               </wp:anchor>
             </w:drawing>
           </mc:Choice>
-          <mc:Fallback xmlns:w16du="http://schemas.microsoft.com/office/word/2023/wordml/word16du" xmlns:w16sdtfl="http://schemas.microsoft.com/office/word/2024/wordml/sdtformatlock">
+          <mc:Fallback>
             <w:pict>
-              <v:shape w14:anchorId="7C530AE5" id="Cuadro de texto 19" o:spid="_x0000_s1035" type="#_x0000_t202" style="position:absolute;margin-left:235.45pt;margin-top:.35pt;width:41pt;height:23pt;z-index:251672576;visibility:visible;mso-wrap-style:square;mso-width-percent:0;mso-height-percent:0;mso-wrap-distance-left:9pt;mso-wrap-distance-top:0;mso-wrap-distance-right:9pt;mso-wrap-distance-bottom:0;mso-position-horizontal:absolute;mso-position-horizontal-relative:text;mso-position-vertical:absolute;mso-position-vertical-relative:text;mso-width-percent:0;mso-height-percent:0;mso-width-relative:margin;mso-height-relative:margin;v-text-anchor:top" o:gfxdata="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" filled="f" stroked="f">
+              <v:shape w14:anchorId="7C530AE5" id="Cuadro de texto 19" o:spid="_x0000_s1035" type="#_x0000_t202" style="position:absolute;margin-left:235.45pt;margin-top:.35pt;width:41pt;height:23pt;z-index:251672576;visibility:visible;mso-wrap-style:square;mso-width-percent:0;mso-height-percent:0;mso-wrap-distance-left:9pt;mso-wrap-distance-top:0;mso-wrap-distance-right:9pt;mso-wrap-distance-bottom:0;mso-position-horizontal:absolute;mso-position-horizontal-relative:text;mso-position-vertical:absolute;mso-position-vertical-relative:text;mso-width-percent:0;mso-height-percent:0;mso-width-relative:margin;mso-height-relative:margin;v-text-anchor:top" o:gfxdata="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" filled="f" stroked="f">
                 <v:textbox>
                   <w:txbxContent>
                     <w:p>
@@ -6873,7 +6573,6 @@
                                 <w:lang w:val="es-MX"/>
                               </w:rPr>
                             </w:pPr>
-                            <w:proofErr w:type="spellStart"/>
                             <w:r>
                               <w:rPr>
                                 <w:b/>
@@ -6895,7 +6594,6 @@
                               </w:rPr>
                               <w:t>L</w:t>
                             </w:r>
-                            <w:proofErr w:type="spellEnd"/>
                           </w:p>
                         </w:txbxContent>
                       </wps:txbx>
@@ -6914,9 +6612,9 @@
               </wp:anchor>
             </w:drawing>
           </mc:Choice>
-          <mc:Fallback xmlns:w16du="http://schemas.microsoft.com/office/word/2023/wordml/word16du" xmlns:w16sdtfl="http://schemas.microsoft.com/office/word/2024/wordml/sdtformatlock">
+          <mc:Fallback>
             <w:pict>
-              <v:shape w14:anchorId="1D76BBB8" id="Cuadro de texto 17" o:spid="_x0000_s1036" type="#_x0000_t202" style="position:absolute;margin-left:125.55pt;margin-top:.35pt;width:1in;height:19pt;z-index:251670528;visibility:visible;mso-wrap-style:none;mso-height-percent:0;mso-wrap-distance-left:9pt;mso-wrap-distance-top:0;mso-wrap-distance-right:9pt;mso-wrap-distance-bottom:0;mso-position-horizontal:absolute;mso-position-horizontal-relative:text;mso-position-vertical:absolute;mso-position-vertical-relative:text;mso-height-percent:0;mso-height-relative:margin;v-text-anchor:top" o:gfxdata="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" filled="f" stroked="f">
+              <v:shape w14:anchorId="1D76BBB8" id="Cuadro de texto 17" o:spid="_x0000_s1036" type="#_x0000_t202" style="position:absolute;margin-left:125.55pt;margin-top:.35pt;width:1in;height:19pt;z-index:251670528;visibility:visible;mso-wrap-style:none;mso-height-percent:0;mso-wrap-distance-left:9pt;mso-wrap-distance-top:0;mso-wrap-distance-right:9pt;mso-wrap-distance-bottom:0;mso-position-horizontal:absolute;mso-position-horizontal-relative:text;mso-position-vertical:absolute;mso-position-vertical-relative:text;mso-height-percent:0;mso-height-relative:margin;v-text-anchor:top" o:gfxdata="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" filled="f" stroked="f">
                 <v:textbox>
                   <w:txbxContent>
                     <w:p>
@@ -7015,7 +6713,7 @@
               </wp:anchor>
             </w:drawing>
           </mc:Choice>
-          <mc:Fallback xmlns:w16du="http://schemas.microsoft.com/office/word/2023/wordml/word16du" xmlns:w16sdtfl="http://schemas.microsoft.com/office/word/2024/wordml/sdtformatlock">
+          <mc:Fallback>
             <w:pict>
               <v:shape w14:anchorId="35FA760C" id="Conector recto de flecha 16" o:spid="_x0000_s1026" type="#_x0000_t32" style="position:absolute;margin-left:123.95pt;margin-top:18.85pt;width:34pt;height:0;z-index:251669504;visibility:visible;mso-wrap-style:square;mso-wrap-distance-left:9pt;mso-wrap-distance-top:0;mso-wrap-distance-right:9pt;mso-wrap-distance-bottom:0;mso-position-horizontal:absolute;mso-position-horizontal-relative:text;mso-position-vertical:absolute;mso-position-vertical-relative:text" o:gfxdata="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" strokecolor="black [3040]">
                 <v:stroke endarrow="block"/>
@@ -7141,9 +6839,9 @@
               </wp:anchor>
             </w:drawing>
           </mc:Choice>
-          <mc:Fallback xmlns:w16du="http://schemas.microsoft.com/office/word/2023/wordml/word16du" xmlns:w16sdtfl="http://schemas.microsoft.com/office/word/2024/wordml/sdtformatlock">
+          <mc:Fallback>
             <w:pict>
-              <v:shape w14:anchorId="53500EFD" id="Cuadro de texto 15" o:spid="_x0000_s1037" type="#_x0000_t202" style="position:absolute;margin-left:80.45pt;margin-top:.35pt;width:34pt;height:23pt;z-index:251668480;visibility:visible;mso-wrap-style:square;mso-width-percent:0;mso-height-percent:0;mso-wrap-distance-left:9pt;mso-wrap-distance-top:0;mso-wrap-distance-right:9pt;mso-wrap-distance-bottom:0;mso-position-horizontal:absolute;mso-position-horizontal-relative:text;mso-position-vertical:absolute;mso-position-vertical-relative:text;mso-width-percent:0;mso-height-percent:0;mso-width-relative:margin;mso-height-relative:margin;v-text-anchor:top" o:gfxdata="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" filled="f" stroked="f">
+              <v:shape w14:anchorId="53500EFD" id="Cuadro de texto 15" o:spid="_x0000_s1037" type="#_x0000_t202" style="position:absolute;margin-left:80.45pt;margin-top:.35pt;width:34pt;height:23pt;z-index:251668480;visibility:visible;mso-wrap-style:square;mso-width-percent:0;mso-height-percent:0;mso-wrap-distance-left:9pt;mso-wrap-distance-top:0;mso-wrap-distance-right:9pt;mso-wrap-distance-bottom:0;mso-position-horizontal:absolute;mso-position-horizontal-relative:text;mso-position-vertical:absolute;mso-position-vertical-relative:text;mso-width-percent:0;mso-height-percent:0;mso-width-relative:margin;mso-height-relative:margin;v-text-anchor:top" o:gfxdata="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" filled="f" stroked="f">
                 <v:textbox>
                   <w:txbxContent>
                     <w:p>
@@ -7217,7 +6915,7 @@
                     <pic:cNvPicPr/>
                   </pic:nvPicPr>
                   <pic:blipFill>
-                    <a:blip r:embed="rId14"/>
+                    <a:blip r:embed="rId13"/>
                     <a:stretch>
                       <a:fillRect/>
                     </a:stretch>
@@ -7259,58 +6957,17 @@
         <w:t>:</w:t>
       </w:r>
       <w:r>
-        <w:t xml:space="preserve">convertidor </w:t>
-      </w:r>
-      <w:proofErr w:type="spellStart"/>
-      <w:r>
-        <w:t>Boost</w:t>
-      </w:r>
-      <w:proofErr w:type="spellEnd"/>
-      <w:r>
-        <w:t xml:space="preserve"> Asíncrono.</w:t>
+        <w:t>convertidor Boost Asíncrono.</w:t>
       </w:r>
     </w:p>
     <w:p>
       <w:pPr>
         <w:keepNext/>
       </w:pPr>
-      <w:commentRangeStart w:id="15"/>
-      <w:commentRangeStart w:id="16"/>
-      <w:commentRangeEnd w:id="15"/>
-      <w:r>
-        <w:rPr>
-          <w:rStyle w:val="Refdecomentario"/>
-          <w:rFonts w:cstheme="minorHAnsi"/>
-          <w:sz w:val="24"/>
-          <w:szCs w:val="24"/>
-        </w:rPr>
-        <w:commentReference w:id="15"/>
-      </w:r>
-      <w:commentRangeEnd w:id="16"/>
-      <w:r>
-        <w:rPr>
-          <w:rStyle w:val="Refdecomentario"/>
-          <w:rFonts w:cstheme="minorHAnsi"/>
-          <w:sz w:val="24"/>
-          <w:szCs w:val="24"/>
-        </w:rPr>
-        <w:commentReference w:id="16"/>
-      </w:r>
-      <w:r>
-        <w:rPr>
-          <w:rFonts w:cstheme="minorHAnsi"/>
-          <w:sz w:val="24"/>
-          <w:szCs w:val="24"/>
-        </w:rPr>
-        <w:t xml:space="preserve">• </w:t>
-      </w:r>
-      <w:r>
-        <w:rPr>
-          <w:rFonts w:cstheme="minorHAnsi"/>
+      <w:r>
+        <w:rPr>
           <w:b/>
           <w:bCs/>
-          <w:sz w:val="24"/>
-          <w:szCs w:val="24"/>
         </w:rPr>
         <w:t>Topología Síncrona:</w:t>
       </w:r>
@@ -7400,25 +7057,7 @@
           <w:sz w:val="24"/>
           <w:szCs w:val="24"/>
         </w:rPr>
-        <w:t xml:space="preserve">muestra la topología de un convertidor </w:t>
-      </w:r>
-      <w:proofErr w:type="spellStart"/>
-      <w:r>
-        <w:rPr>
-          <w:rFonts w:cstheme="minorHAnsi"/>
-          <w:sz w:val="24"/>
-          <w:szCs w:val="24"/>
-        </w:rPr>
-        <w:t>Boost</w:t>
-      </w:r>
-      <w:proofErr w:type="spellEnd"/>
-      <w:r>
-        <w:rPr>
-          <w:rFonts w:cstheme="minorHAnsi"/>
-          <w:sz w:val="24"/>
-          <w:szCs w:val="24"/>
-        </w:rPr>
-        <w:t xml:space="preserve"> síncrono, en la cual el diodo presente en la configuración convencional es sustituido por un segundo interruptor activo, implementado mediante un MOSFET de canal N. Esta modificación permite reducir las pérdidas por conducción asociadas al diodo, mejorando así la eficiencia del convertidor.</w:t>
+        <w:t>muestra la topología de un convertidor Boost síncrono, en la cual el diodo presente en la configuración convencional es sustituido por un segundo interruptor activo, implementado mediante un MOSFET de canal N. Esta modificación permite reducir las pérdidas por conducción asociadas al diodo, mejorando así la eficiencia del convertidor.</w:t>
       </w:r>
     </w:p>
     <w:p>
@@ -7438,7 +7077,7 @@
         </w:rPr>
         <w:t xml:space="preserve">Mediante señales PWM complementarias, se controla la conmutación de </w:t>
       </w:r>
-      <w:bookmarkStart w:id="17" w:name="_Hlk224114955"/>
+      <w:bookmarkStart w:id="15" w:name="_Hlk224114955"/>
       <w:r>
         <w:rPr>
           <w:rFonts w:cstheme="minorHAnsi"/>
@@ -7464,7 +7103,7 @@
         </w:rPr>
         <w:t xml:space="preserve"> </w:t>
       </w:r>
-      <w:bookmarkEnd w:id="17"/>
+      <w:bookmarkEnd w:id="15"/>
       <w:r>
         <w:rPr>
           <w:rFonts w:cstheme="minorHAnsi"/>
@@ -7684,7 +7323,7 @@
               </wp:anchor>
             </w:drawing>
           </mc:Choice>
-          <mc:Fallback xmlns:w16du="http://schemas.microsoft.com/office/word/2023/wordml/word16du" xmlns:w16sdtfl="http://schemas.microsoft.com/office/word/2024/wordml/sdtformatlock">
+          <mc:Fallback>
             <w:pict>
               <v:line w14:anchorId="01A8BCC2" id="Conector recto 103800709" o:spid="_x0000_s1026" style="position:absolute;flip:y;z-index:251728896;visibility:visible;mso-wrap-style:square;mso-width-percent:0;mso-height-percent:0;mso-wrap-distance-left:9pt;mso-wrap-distance-top:0;mso-wrap-distance-right:9pt;mso-wrap-distance-bottom:0;mso-position-horizontal:absolute;mso-position-horizontal-relative:text;mso-position-vertical:absolute;mso-position-vertical-relative:text;mso-width-percent:0;mso-height-percent:0;mso-width-relative:margin;mso-height-relative:margin" from="242.45pt,50.5pt" to="249.95pt,50.5pt" o:gfxdata="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" strokecolor="black [3040]"/>
             </w:pict>
@@ -7785,9 +7424,9 @@
               </wp:anchor>
             </w:drawing>
           </mc:Choice>
-          <mc:Fallback xmlns:w16du="http://schemas.microsoft.com/office/word/2023/wordml/word16du" xmlns:w16sdtfl="http://schemas.microsoft.com/office/word/2024/wordml/sdtformatlock">
+          <mc:Fallback>
             <w:pict>
-              <v:shape w14:anchorId="52C0C28C" id="Cuadro de texto 103800708" o:spid="_x0000_s1038" type="#_x0000_t202" style="position:absolute;margin-left:236.45pt;margin-top:43.5pt;width:21pt;height:22.5pt;rotation:180;flip:x y;z-index:251727872;visibility:visible;mso-wrap-style:square;mso-width-percent:0;mso-height-percent:0;mso-wrap-distance-left:9pt;mso-wrap-distance-top:0;mso-wrap-distance-right:9pt;mso-wrap-distance-bottom:0;mso-position-horizontal:absolute;mso-position-horizontal-relative:text;mso-position-vertical:absolute;mso-position-vertical-relative:text;mso-width-percent:0;mso-height-percent:0;mso-width-relative:margin;mso-height-relative:margin;v-text-anchor:top" o:gfxdata="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" filled="f" stroked="f">
+              <v:shape w14:anchorId="52C0C28C" id="Cuadro de texto 103800708" o:spid="_x0000_s1038" type="#_x0000_t202" style="position:absolute;margin-left:236.45pt;margin-top:43.5pt;width:21pt;height:22.5pt;rotation:180;flip:x y;z-index:251727872;visibility:visible;mso-wrap-style:square;mso-width-percent:0;mso-height-percent:0;mso-wrap-distance-left:9pt;mso-wrap-distance-top:0;mso-wrap-distance-right:9pt;mso-wrap-distance-bottom:0;mso-position-horizontal:absolute;mso-position-horizontal-relative:text;mso-position-vertical:absolute;mso-position-vertical-relative:text;mso-width-percent:0;mso-height-percent:0;mso-width-relative:margin;mso-height-relative:margin;v-text-anchor:top" o:gfxdata="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" filled="f" stroked="f">
                 <v:textbox>
                   <w:txbxContent>
                     <w:p>
@@ -7912,9 +7551,9 @@
               </wp:anchor>
             </w:drawing>
           </mc:Choice>
-          <mc:Fallback xmlns:w16du="http://schemas.microsoft.com/office/word/2023/wordml/word16du" xmlns:w16sdtfl="http://schemas.microsoft.com/office/word/2024/wordml/sdtformatlock">
+          <mc:Fallback>
             <w:pict>
-              <v:shape w14:anchorId="27284096" id="Cuadro de texto 103800707" o:spid="_x0000_s1039" type="#_x0000_t202" style="position:absolute;margin-left:170.45pt;margin-top:100pt;width:26pt;height:26pt;rotation:180;flip:x y;z-index:251725824;visibility:visible;mso-wrap-style:square;mso-width-percent:0;mso-height-percent:0;mso-wrap-distance-left:9pt;mso-wrap-distance-top:0;mso-wrap-distance-right:9pt;mso-wrap-distance-bottom:0;mso-position-horizontal:absolute;mso-position-horizontal-relative:text;mso-position-vertical:absolute;mso-position-vertical-relative:text;mso-width-percent:0;mso-height-percent:0;mso-width-relative:margin;mso-height-relative:margin;v-text-anchor:top" o:gfxdata="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" filled="f" stroked="f">
+              <v:shape w14:anchorId="27284096" id="Cuadro de texto 103800707" o:spid="_x0000_s1039" type="#_x0000_t202" style="position:absolute;margin-left:170.45pt;margin-top:100pt;width:26pt;height:26pt;rotation:180;flip:x y;z-index:251725824;visibility:visible;mso-wrap-style:square;mso-width-percent:0;mso-height-percent:0;mso-wrap-distance-left:9pt;mso-wrap-distance-top:0;mso-wrap-distance-right:9pt;mso-wrap-distance-bottom:0;mso-position-horizontal:absolute;mso-position-horizontal-relative:text;mso-position-vertical:absolute;mso-position-vertical-relative:text;mso-width-percent:0;mso-height-percent:0;mso-width-relative:margin;mso-height-relative:margin;v-text-anchor:top" o:gfxdata="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" filled="f" stroked="f">
                 <v:textbox>
                   <w:txbxContent>
                     <w:p>
@@ -8036,9 +7675,9 @@
               </wp:anchor>
             </w:drawing>
           </mc:Choice>
-          <mc:Fallback xmlns:w16du="http://schemas.microsoft.com/office/word/2023/wordml/word16du" xmlns:w16sdtfl="http://schemas.microsoft.com/office/word/2024/wordml/sdtformatlock">
+          <mc:Fallback>
             <w:pict>
-              <v:shape w14:anchorId="38375E89" id="Cuadro de texto 103800706" o:spid="_x0000_s1040" type="#_x0000_t202" style="position:absolute;margin-left:417.45pt;margin-top:106.5pt;width:1in;height:20pt;z-index:251723776;visibility:visible;mso-wrap-style:none;mso-height-percent:0;mso-wrap-distance-left:9pt;mso-wrap-distance-top:0;mso-wrap-distance-right:9pt;mso-wrap-distance-bottom:0;mso-position-horizontal:absolute;mso-position-horizontal-relative:text;mso-position-vertical:absolute;mso-position-vertical-relative:text;mso-height-percent:0;mso-height-relative:margin;v-text-anchor:top" o:gfxdata="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" filled="f" stroked="f">
+              <v:shape w14:anchorId="38375E89" id="Cuadro de texto 103800706" o:spid="_x0000_s1040" type="#_x0000_t202" style="position:absolute;margin-left:417.45pt;margin-top:106.5pt;width:1in;height:20pt;z-index:251723776;visibility:visible;mso-wrap-style:none;mso-height-percent:0;mso-wrap-distance-left:9pt;mso-wrap-distance-top:0;mso-wrap-distance-right:9pt;mso-wrap-distance-bottom:0;mso-position-horizontal:absolute;mso-position-horizontal-relative:text;mso-position-vertical:absolute;mso-position-vertical-relative:text;mso-height-percent:0;mso-height-relative:margin;v-text-anchor:top" o:gfxdata="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" filled="f" stroked="f">
                 <v:textbox>
                   <w:txbxContent>
                     <w:p>
@@ -8160,9 +7799,9 @@
               </wp:anchor>
             </w:drawing>
           </mc:Choice>
-          <mc:Fallback xmlns:w16du="http://schemas.microsoft.com/office/word/2023/wordml/word16du" xmlns:w16sdtfl="http://schemas.microsoft.com/office/word/2024/wordml/sdtformatlock">
+          <mc:Fallback>
             <w:pict>
-              <v:shape w14:anchorId="2A5ED70C" id="Cuadro de texto 103800704" o:spid="_x0000_s1041" type="#_x0000_t202" style="position:absolute;margin-left:339.45pt;margin-top:106pt;width:1in;height:20pt;z-index:251721728;visibility:visible;mso-wrap-style:none;mso-height-percent:0;mso-wrap-distance-left:9pt;mso-wrap-distance-top:0;mso-wrap-distance-right:9pt;mso-wrap-distance-bottom:0;mso-position-horizontal:absolute;mso-position-horizontal-relative:text;mso-position-vertical:absolute;mso-position-vertical-relative:text;mso-height-percent:0;mso-height-relative:margin;v-text-anchor:top" o:gfxdata="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" filled="f" stroked="f">
+              <v:shape w14:anchorId="2A5ED70C" id="Cuadro de texto 103800704" o:spid="_x0000_s1041" type="#_x0000_t202" style="position:absolute;margin-left:339.45pt;margin-top:106pt;width:1in;height:20pt;z-index:251721728;visibility:visible;mso-wrap-style:none;mso-height-percent:0;mso-wrap-distance-left:9pt;mso-wrap-distance-top:0;mso-wrap-distance-right:9pt;mso-wrap-distance-bottom:0;mso-position-horizontal:absolute;mso-position-horizontal-relative:text;mso-position-vertical:absolute;mso-position-vertical-relative:text;mso-height-percent:0;mso-height-relative:margin;v-text-anchor:top" o:gfxdata="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" filled="f" stroked="f">
                 <v:textbox>
                   <w:txbxContent>
                     <w:p>
@@ -8287,9 +7926,9 @@
               </wp:anchor>
             </w:drawing>
           </mc:Choice>
-          <mc:Fallback xmlns:w16du="http://schemas.microsoft.com/office/word/2023/wordml/word16du" xmlns:w16sdtfl="http://schemas.microsoft.com/office/word/2024/wordml/sdtformatlock">
+          <mc:Fallback>
             <w:pict>
-              <v:shape w14:anchorId="3EE9C056" id="Cuadro de texto 62" o:spid="_x0000_s1042" type="#_x0000_t202" style="position:absolute;margin-left:415.45pt;margin-top:87pt;width:24.5pt;height:19pt;z-index:251719680;visibility:visible;mso-wrap-style:square;mso-width-percent:0;mso-height-percent:0;mso-wrap-distance-left:9pt;mso-wrap-distance-top:0;mso-wrap-distance-right:9pt;mso-wrap-distance-bottom:0;mso-position-horizontal:absolute;mso-position-horizontal-relative:margin;mso-position-vertical:absolute;mso-position-vertical-relative:text;mso-width-percent:0;mso-height-percent:0;mso-width-relative:margin;mso-height-relative:margin;v-text-anchor:top" o:gfxdata="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" filled="f" stroked="f">
+              <v:shape w14:anchorId="3EE9C056" id="Cuadro de texto 62" o:spid="_x0000_s1042" type="#_x0000_t202" style="position:absolute;margin-left:415.45pt;margin-top:87pt;width:24.5pt;height:19pt;z-index:251719680;visibility:visible;mso-wrap-style:square;mso-width-percent:0;mso-height-percent:0;mso-wrap-distance-left:9pt;mso-wrap-distance-top:0;mso-wrap-distance-right:9pt;mso-wrap-distance-bottom:0;mso-position-horizontal:absolute;mso-position-horizontal-relative:margin;mso-position-vertical:absolute;mso-position-vertical-relative:text;mso-width-percent:0;mso-height-percent:0;mso-width-relative:margin;mso-height-relative:margin;v-text-anchor:top" o:gfxdata="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" filled="f" stroked="f">
                 <v:textbox>
                   <w:txbxContent>
                     <w:p>
@@ -8387,7 +8026,6 @@
                                 <w:vertAlign w:val="subscript"/>
                               </w:rPr>
                             </w:pPr>
-                            <w:proofErr w:type="spellStart"/>
                             <w:r>
                               <w:rPr>
                                 <w:rFonts w:ascii="Aptos Narrow" w:eastAsia="Times New Roman" w:hAnsi="Aptos Narrow" w:cs="Times New Roman"/>
@@ -8411,7 +8049,6 @@
                               </w:rPr>
                               <w:t>l</w:t>
                             </w:r>
-                            <w:proofErr w:type="spellEnd"/>
                           </w:p>
                           <w:p>
                             <w:pPr>
@@ -8462,9 +8099,9 @@
               </wp:anchor>
             </w:drawing>
           </mc:Choice>
-          <mc:Fallback xmlns:w16du="http://schemas.microsoft.com/office/word/2023/wordml/word16du" xmlns:w16sdtfl="http://schemas.microsoft.com/office/word/2024/wordml/sdtformatlock">
+          <mc:Fallback>
             <w:pict>
-              <v:shape w14:anchorId="4DA234FE" id="Cuadro de texto 61" o:spid="_x0000_s1043" type="#_x0000_t202" style="position:absolute;margin-left:300.95pt;margin-top:42.5pt;width:1in;height:20pt;z-index:251717632;visibility:visible;mso-wrap-style:none;mso-height-percent:0;mso-wrap-distance-left:9pt;mso-wrap-distance-top:0;mso-wrap-distance-right:9pt;mso-wrap-distance-bottom:0;mso-position-horizontal:absolute;mso-position-horizontal-relative:text;mso-position-vertical:absolute;mso-position-vertical-relative:text;mso-height-percent:0;mso-height-relative:margin;v-text-anchor:top" o:gfxdata="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" filled="f" stroked="f">
+              <v:shape w14:anchorId="4DA234FE" id="Cuadro de texto 61" o:spid="_x0000_s1043" type="#_x0000_t202" style="position:absolute;margin-left:300.95pt;margin-top:42.5pt;width:1in;height:20pt;z-index:251717632;visibility:visible;mso-wrap-style:none;mso-height-percent:0;mso-wrap-distance-left:9pt;mso-wrap-distance-top:0;mso-wrap-distance-right:9pt;mso-wrap-distance-bottom:0;mso-position-horizontal:absolute;mso-position-horizontal-relative:text;mso-position-vertical:absolute;mso-position-vertical-relative:text;mso-height-percent:0;mso-height-relative:margin;v-text-anchor:top" o:gfxdata="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" filled="f" stroked="f">
                 <v:textbox>
                   <w:txbxContent>
                     <w:p>
@@ -8634,9 +8271,9 @@
               </wp:anchor>
             </w:drawing>
           </mc:Choice>
-          <mc:Fallback xmlns:w16du="http://schemas.microsoft.com/office/word/2023/wordml/word16du" xmlns:w16sdtfl="http://schemas.microsoft.com/office/word/2024/wordml/sdtformatlock">
+          <mc:Fallback>
             <w:pict>
-              <v:shape w14:anchorId="5AAEA6F7" id="Cuadro de texto 52" o:spid="_x0000_s1044" type="#_x0000_t202" style="position:absolute;margin-left:339.95pt;margin-top:86.5pt;width:1in;height:20pt;z-index:251701248;visibility:visible;mso-wrap-style:none;mso-height-percent:0;mso-wrap-distance-left:9pt;mso-wrap-distance-top:0;mso-wrap-distance-right:9pt;mso-wrap-distance-bottom:0;mso-position-horizontal:absolute;mso-position-horizontal-relative:text;mso-position-vertical:absolute;mso-position-vertical-relative:text;mso-height-percent:0;mso-height-relative:margin;v-text-anchor:top" o:gfxdata="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" filled="f" stroked="f">
+              <v:shape w14:anchorId="5AAEA6F7" id="Cuadro de texto 52" o:spid="_x0000_s1044" type="#_x0000_t202" style="position:absolute;margin-left:339.95pt;margin-top:86.5pt;width:1in;height:20pt;z-index:251701248;visibility:visible;mso-wrap-style:none;mso-height-percent:0;mso-wrap-distance-left:9pt;mso-wrap-distance-top:0;mso-wrap-distance-right:9pt;mso-wrap-distance-bottom:0;mso-position-horizontal:absolute;mso-position-horizontal-relative:text;mso-position-vertical:absolute;mso-position-vertical-relative:text;mso-height-percent:0;mso-height-relative:margin;v-text-anchor:top" o:gfxdata="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" filled="f" stroked="f">
                 <v:textbox>
                   <w:txbxContent>
                     <w:p>
@@ -8733,7 +8370,6 @@
                                 <w:vertAlign w:val="subscript"/>
                               </w:rPr>
                             </w:pPr>
-                            <w:proofErr w:type="spellStart"/>
                             <w:r>
                               <w:rPr>
                                 <w:rFonts w:ascii="Aptos Narrow" w:eastAsia="Times New Roman" w:hAnsi="Aptos Narrow" w:cs="Times New Roman"/>
@@ -8757,7 +8393,6 @@
                               </w:rPr>
                               <w:t>o</w:t>
                             </w:r>
-                            <w:proofErr w:type="spellEnd"/>
                           </w:p>
                           <w:p>
                             <w:pPr>
@@ -8808,9 +8443,9 @@
               </wp:anchor>
             </w:drawing>
           </mc:Choice>
-          <mc:Fallback xmlns:w16du="http://schemas.microsoft.com/office/word/2023/wordml/word16du" xmlns:w16sdtfl="http://schemas.microsoft.com/office/word/2024/wordml/sdtformatlock">
+          <mc:Fallback>
             <w:pict>
-              <v:shape w14:anchorId="11C27882" id="Cuadro de texto 60" o:spid="_x0000_s1045" type="#_x0000_t202" style="position:absolute;margin-left:20.8pt;margin-top:66.5pt;width:1in;height:20pt;z-index:251715584;visibility:visible;mso-wrap-style:none;mso-height-percent:0;mso-wrap-distance-left:9pt;mso-wrap-distance-top:0;mso-wrap-distance-right:9pt;mso-wrap-distance-bottom:0;mso-position-horizontal:right;mso-position-horizontal-relative:margin;mso-position-vertical:absolute;mso-position-vertical-relative:text;mso-height-percent:0;mso-height-relative:margin;v-text-anchor:top" o:gfxdata="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" filled="f" stroked="f">
+              <v:shape w14:anchorId="11C27882" id="Cuadro de texto 60" o:spid="_x0000_s1045" type="#_x0000_t202" style="position:absolute;margin-left:20.8pt;margin-top:66.5pt;width:1in;height:20pt;z-index:251715584;visibility:visible;mso-wrap-style:none;mso-height-percent:0;mso-wrap-distance-left:9pt;mso-wrap-distance-top:0;mso-wrap-distance-right:9pt;mso-wrap-distance-bottom:0;mso-position-horizontal:right;mso-position-horizontal-relative:margin;mso-position-vertical:absolute;mso-position-vertical-relative:text;mso-height-percent:0;mso-height-relative:margin;v-text-anchor:top" o:gfxdata="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" filled="f" stroked="f">
                 <v:textbox>
                   <w:txbxContent>
                     <w:p>
@@ -8956,7 +8591,6 @@
                                 <w:vertAlign w:val="subscript"/>
                               </w:rPr>
                             </w:pPr>
-                            <w:proofErr w:type="spellStart"/>
                             <w:r>
                               <w:rPr>
                                 <w:rFonts w:ascii="Aptos Narrow" w:eastAsia="Times New Roman" w:hAnsi="Aptos Narrow" w:cs="Times New Roman"/>
@@ -8980,7 +8614,6 @@
                               </w:rPr>
                               <w:t>c</w:t>
                             </w:r>
-                            <w:proofErr w:type="spellEnd"/>
                           </w:p>
                           <w:p>
                             <w:pPr>
@@ -9031,9 +8664,9 @@
               </wp:anchor>
             </w:drawing>
           </mc:Choice>
-          <mc:Fallback xmlns:w16du="http://schemas.microsoft.com/office/word/2023/wordml/word16du" xmlns:w16sdtfl="http://schemas.microsoft.com/office/word/2024/wordml/sdtformatlock">
+          <mc:Fallback>
             <w:pict>
-              <v:shape w14:anchorId="228D596F" id="Cuadro de texto 59" o:spid="_x0000_s1046" type="#_x0000_t202" style="position:absolute;margin-left:330.95pt;margin-top:70.5pt;width:1in;height:20pt;z-index:251713536;visibility:visible;mso-wrap-style:none;mso-height-percent:0;mso-wrap-distance-left:9pt;mso-wrap-distance-top:0;mso-wrap-distance-right:9pt;mso-wrap-distance-bottom:0;mso-position-horizontal:absolute;mso-position-horizontal-relative:text;mso-position-vertical:absolute;mso-position-vertical-relative:text;mso-height-percent:0;mso-height-relative:margin;v-text-anchor:top" o:gfxdata="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" filled="f" stroked="f">
+              <v:shape w14:anchorId="228D596F" id="Cuadro de texto 59" o:spid="_x0000_s1046" type="#_x0000_t202" style="position:absolute;margin-left:330.95pt;margin-top:70.5pt;width:1in;height:20pt;z-index:251713536;visibility:visible;mso-wrap-style:none;mso-height-percent:0;mso-wrap-distance-left:9pt;mso-wrap-distance-top:0;mso-wrap-distance-right:9pt;mso-wrap-distance-bottom:0;mso-position-horizontal:absolute;mso-position-horizontal-relative:text;mso-position-vertical:absolute;mso-position-vertical-relative:text;mso-height-percent:0;mso-height-relative:margin;v-text-anchor:top" o:gfxdata="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" filled="f" stroked="f">
                 <v:textbox>
                   <w:txbxContent>
                     <w:p>
@@ -9178,7 +8811,6 @@
                                 <w:vertAlign w:val="subscript"/>
                               </w:rPr>
                             </w:pPr>
-                            <w:proofErr w:type="spellStart"/>
                             <w:r>
                               <w:rPr>
                                 <w:rFonts w:ascii="Aptos Narrow" w:eastAsia="Times New Roman" w:hAnsi="Aptos Narrow" w:cs="Times New Roman"/>
@@ -9202,7 +8834,6 @@
                               </w:rPr>
                               <w:t>l</w:t>
                             </w:r>
-                            <w:proofErr w:type="spellEnd"/>
                           </w:p>
                           <w:p>
                             <w:pPr>
@@ -9253,9 +8884,9 @@
               </wp:anchor>
             </w:drawing>
           </mc:Choice>
-          <mc:Fallback xmlns:w16du="http://schemas.microsoft.com/office/word/2023/wordml/word16du" xmlns:w16sdtfl="http://schemas.microsoft.com/office/word/2024/wordml/sdtformatlock">
+          <mc:Fallback>
             <w:pict>
-              <v:shape w14:anchorId="1E5B33D6" id="Cuadro de texto 58" o:spid="_x0000_s1047" type="#_x0000_t202" style="position:absolute;margin-left:156.95pt;margin-top:40pt;width:1in;height:20pt;z-index:251711488;visibility:visible;mso-wrap-style:none;mso-height-percent:0;mso-wrap-distance-left:9pt;mso-wrap-distance-top:0;mso-wrap-distance-right:9pt;mso-wrap-distance-bottom:0;mso-position-horizontal:absolute;mso-position-horizontal-relative:text;mso-position-vertical:absolute;mso-position-vertical-relative:text;mso-height-percent:0;mso-height-relative:margin;v-text-anchor:top" o:gfxdata="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" filled="f" stroked="f">
+              <v:shape w14:anchorId="1E5B33D6" id="Cuadro de texto 58" o:spid="_x0000_s1047" type="#_x0000_t202" style="position:absolute;margin-left:156.95pt;margin-top:40pt;width:1in;height:20pt;z-index:251711488;visibility:visible;mso-wrap-style:none;mso-height-percent:0;mso-wrap-distance-left:9pt;mso-wrap-distance-top:0;mso-wrap-distance-right:9pt;mso-wrap-distance-bottom:0;mso-position-horizontal:absolute;mso-position-horizontal-relative:text;mso-position-vertical:absolute;mso-position-vertical-relative:text;mso-height-percent:0;mso-height-relative:margin;v-text-anchor:top" o:gfxdata="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" filled="f" stroked="f">
                 <v:textbox>
                   <w:txbxContent>
                     <w:p>
@@ -9436,9 +9067,9 @@
               </wp:anchor>
             </w:drawing>
           </mc:Choice>
-          <mc:Fallback xmlns:w16du="http://schemas.microsoft.com/office/word/2023/wordml/word16du" xmlns:w16sdtfl="http://schemas.microsoft.com/office/word/2024/wordml/sdtformatlock">
+          <mc:Fallback>
             <w:pict>
-              <v:shape w14:anchorId="1B2BCB5D" id="Cuadro de texto 57" o:spid="_x0000_s1048" type="#_x0000_t202" style="position:absolute;margin-left:20.8pt;margin-top:95.5pt;width:1in;height:20pt;z-index:251709440;visibility:visible;mso-wrap-style:none;mso-height-percent:0;mso-wrap-distance-left:9pt;mso-wrap-distance-top:0;mso-wrap-distance-right:9pt;mso-wrap-distance-bottom:0;mso-position-horizontal:right;mso-position-horizontal-relative:margin;mso-position-vertical:absolute;mso-position-vertical-relative:text;mso-height-percent:0;mso-height-relative:margin;v-text-anchor:top" o:gfxdata="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" filled="f" stroked="f">
+              <v:shape w14:anchorId="1B2BCB5D" id="Cuadro de texto 57" o:spid="_x0000_s1048" type="#_x0000_t202" style="position:absolute;margin-left:20.8pt;margin-top:95.5pt;width:1in;height:20pt;z-index:251709440;visibility:visible;mso-wrap-style:none;mso-height-percent:0;mso-wrap-distance-left:9pt;mso-wrap-distance-top:0;mso-wrap-distance-right:9pt;mso-wrap-distance-bottom:0;mso-position-horizontal:right;mso-position-horizontal-relative:margin;mso-position-vertical:absolute;mso-position-vertical-relative:text;mso-height-percent:0;mso-height-relative:margin;v-text-anchor:top" o:gfxdata="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" filled="f" stroked="f">
                 <v:textbox>
                   <w:txbxContent>
                     <w:p>
@@ -9544,7 +9175,6 @@
                                 <w:lang w:val="es-MX"/>
                               </w:rPr>
                             </w:pPr>
-                            <w:proofErr w:type="spellStart"/>
                             <w:r>
                               <w:rPr>
                                 <w:b/>
@@ -9566,7 +9196,6 @@
                               </w:rPr>
                               <w:t>c</w:t>
                             </w:r>
-                            <w:proofErr w:type="spellEnd"/>
                           </w:p>
                         </w:txbxContent>
                       </wps:txbx>
@@ -9585,9 +9214,9 @@
               </wp:anchor>
             </w:drawing>
           </mc:Choice>
-          <mc:Fallback xmlns:w16du="http://schemas.microsoft.com/office/word/2023/wordml/word16du" xmlns:w16sdtfl="http://schemas.microsoft.com/office/word/2024/wordml/sdtformatlock">
+          <mc:Fallback>
             <w:pict>
-              <v:shape w14:anchorId="1D804DD3" id="Cuadro de texto 54" o:spid="_x0000_s1049" type="#_x0000_t202" style="position:absolute;margin-left:337.45pt;margin-top:95.5pt;width:1in;height:20pt;z-index:251703296;visibility:visible;mso-wrap-style:none;mso-height-percent:0;mso-wrap-distance-left:9pt;mso-wrap-distance-top:0;mso-wrap-distance-right:9pt;mso-wrap-distance-bottom:0;mso-position-horizontal:absolute;mso-position-horizontal-relative:text;mso-position-vertical:absolute;mso-position-vertical-relative:text;mso-height-percent:0;mso-height-relative:margin;v-text-anchor:top" o:gfxdata="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" filled="f" stroked="f">
+              <v:shape w14:anchorId="1D804DD3" id="Cuadro de texto 54" o:spid="_x0000_s1049" type="#_x0000_t202" style="position:absolute;margin-left:337.45pt;margin-top:95.5pt;width:1in;height:20pt;z-index:251703296;visibility:visible;mso-wrap-style:none;mso-height-percent:0;mso-wrap-distance-left:9pt;mso-wrap-distance-top:0;mso-wrap-distance-right:9pt;mso-wrap-distance-bottom:0;mso-position-horizontal:absolute;mso-position-horizontal-relative:text;mso-position-vertical:absolute;mso-position-vertical-relative:text;mso-height-percent:0;mso-height-relative:margin;v-text-anchor:top" o:gfxdata="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" filled="f" stroked="f">
                 <v:textbox>
                   <w:txbxContent>
                     <w:p>
@@ -9731,9 +9360,9 @@
               </wp:anchor>
             </w:drawing>
           </mc:Choice>
-          <mc:Fallback xmlns:w16du="http://schemas.microsoft.com/office/word/2023/wordml/word16du" xmlns:w16sdtfl="http://schemas.microsoft.com/office/word/2024/wordml/sdtformatlock">
+          <mc:Fallback>
             <w:pict>
-              <v:shape w14:anchorId="54888D91" id="Cuadro de texto 51" o:spid="_x0000_s1050" type="#_x0000_t202" style="position:absolute;margin-left:111.95pt;margin-top:41pt;width:1in;height:20pt;z-index:251699200;visibility:visible;mso-wrap-style:none;mso-height-percent:0;mso-wrap-distance-left:9pt;mso-wrap-distance-top:0;mso-wrap-distance-right:9pt;mso-wrap-distance-bottom:0;mso-position-horizontal:absolute;mso-position-horizontal-relative:text;mso-position-vertical:absolute;mso-position-vertical-relative:text;mso-height-percent:0;mso-height-relative:margin;v-text-anchor:top" o:gfxdata="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" filled="f" stroked="f">
+              <v:shape w14:anchorId="54888D91" id="Cuadro de texto 51" o:spid="_x0000_s1050" type="#_x0000_t202" style="position:absolute;margin-left:111.95pt;margin-top:41pt;width:1in;height:20pt;z-index:251699200;visibility:visible;mso-wrap-style:none;mso-height-percent:0;mso-wrap-distance-left:9pt;mso-wrap-distance-top:0;mso-wrap-distance-right:9pt;mso-wrap-distance-bottom:0;mso-position-horizontal:absolute;mso-position-horizontal-relative:text;mso-position-vertical:absolute;mso-position-vertical-relative:text;mso-height-percent:0;mso-height-relative:margin;v-text-anchor:top" o:gfxdata="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" filled="f" stroked="f">
                 <v:textbox>
                   <w:txbxContent>
                     <w:p>
@@ -9832,7 +9461,7 @@
               </wp:anchor>
             </w:drawing>
           </mc:Choice>
-          <mc:Fallback xmlns:w16du="http://schemas.microsoft.com/office/word/2023/wordml/word16du" xmlns:w16sdtfl="http://schemas.microsoft.com/office/word/2024/wordml/sdtformatlock">
+          <mc:Fallback>
             <w:pict>
               <v:shape w14:anchorId="570181D0" id="Conector recto de flecha 50" o:spid="_x0000_s1026" type="#_x0000_t32" style="position:absolute;margin-left:335.45pt;margin-top:68pt;width:.5pt;height:30pt;flip:x;z-index:251698176;visibility:visible;mso-wrap-style:square;mso-wrap-distance-left:9pt;mso-wrap-distance-top:0;mso-wrap-distance-right:9pt;mso-wrap-distance-bottom:0;mso-position-horizontal:absolute;mso-position-horizontal-relative:text;mso-position-vertical:absolute;mso-position-vertical-relative:text" o:gfxdata="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" strokecolor="black [3040]">
                 <v:stroke endarrow="block"/>
@@ -9898,7 +9527,7 @@
               </wp:anchor>
             </w:drawing>
           </mc:Choice>
-          <mc:Fallback xmlns:w16du="http://schemas.microsoft.com/office/word/2023/wordml/word16du" xmlns:w16sdtfl="http://schemas.microsoft.com/office/word/2024/wordml/sdtformatlock">
+          <mc:Fallback>
             <w:pict>
               <v:shape w14:anchorId="4AEAF35E" id="Conector recto de flecha 49" o:spid="_x0000_s1026" type="#_x0000_t32" style="position:absolute;margin-left:421.95pt;margin-top:64.5pt;width:0;height:29pt;z-index:251697152;visibility:visible;mso-wrap-style:square;mso-wrap-distance-left:9pt;mso-wrap-distance-top:0;mso-wrap-distance-right:9pt;mso-wrap-distance-bottom:0;mso-position-horizontal:absolute;mso-position-horizontal-relative:text;mso-position-vertical:absolute;mso-position-vertical-relative:text" o:gfxdata="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" strokecolor="black [3040]">
                 <v:stroke endarrow="block"/>
@@ -9964,7 +9593,7 @@
               </wp:anchor>
             </w:drawing>
           </mc:Choice>
-          <mc:Fallback xmlns:w16du="http://schemas.microsoft.com/office/word/2023/wordml/word16du" xmlns:w16sdtfl="http://schemas.microsoft.com/office/word/2024/wordml/sdtformatlock">
+          <mc:Fallback>
             <w:pict>
               <v:shape w14:anchorId="29197F23" id="Conector recto de flecha 45" o:spid="_x0000_s1026" type="#_x0000_t32" style="position:absolute;margin-left:296.95pt;margin-top:60.5pt;width:31.5pt;height:0;z-index:251696128;visibility:visible;mso-wrap-style:square;mso-wrap-distance-left:9pt;mso-wrap-distance-top:0;mso-wrap-distance-right:9pt;mso-wrap-distance-bottom:0;mso-position-horizontal:absolute;mso-position-horizontal-relative:text;mso-position-vertical:absolute;mso-position-vertical-relative:text" o:gfxdata="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" strokecolor="black [3040]">
                 <v:stroke endarrow="block"/>
@@ -10030,7 +9659,7 @@
               </wp:anchor>
             </w:drawing>
           </mc:Choice>
-          <mc:Fallback xmlns:w16du="http://schemas.microsoft.com/office/word/2023/wordml/word16du" xmlns:w16sdtfl="http://schemas.microsoft.com/office/word/2024/wordml/sdtformatlock">
+          <mc:Fallback>
             <w:pict>
               <v:shape w14:anchorId="1D9426A4" id="Conector recto de flecha 44" o:spid="_x0000_s1026" type="#_x0000_t32" style="position:absolute;margin-left:147.45pt;margin-top:59.5pt;width:39pt;height:0;z-index:251695104;visibility:visible;mso-wrap-style:square;mso-wrap-distance-left:9pt;mso-wrap-distance-top:0;mso-wrap-distance-right:9pt;mso-wrap-distance-bottom:0;mso-position-horizontal:absolute;mso-position-horizontal-relative:text;mso-position-vertical:absolute;mso-position-vertical-relative:text" o:gfxdata="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" strokecolor="black [3040]">
                 <v:stroke endarrow="block"/>
@@ -10059,7 +9688,7 @@
                     <pic:cNvPicPr/>
                   </pic:nvPicPr>
                   <pic:blipFill>
-                    <a:blip r:embed="rId15"/>
+                    <a:blip r:embed="rId14"/>
                     <a:stretch>
                       <a:fillRect/>
                     </a:stretch>
@@ -10084,7 +9713,7 @@
       <w:pPr>
         <w:pStyle w:val="Descripcin"/>
       </w:pPr>
-      <w:bookmarkStart w:id="18" w:name="_Ref224118120"/>
+      <w:bookmarkStart w:id="16" w:name="_Ref224118120"/>
       <w:r>
         <w:t xml:space="preserve">Figura </w:t>
       </w:r>
@@ -10096,20 +9725,12 @@
           <w:t>2</w:t>
         </w:r>
       </w:fldSimple>
-      <w:bookmarkEnd w:id="18"/>
+      <w:bookmarkEnd w:id="16"/>
       <w:r>
         <w:t xml:space="preserve">: </w:t>
       </w:r>
       <w:r>
-        <w:t xml:space="preserve">convertidor </w:t>
-      </w:r>
-      <w:proofErr w:type="spellStart"/>
-      <w:r>
-        <w:t>Boost</w:t>
-      </w:r>
-      <w:proofErr w:type="spellEnd"/>
-      <w:r>
-        <w:t xml:space="preserve"> Síncrono.</w:t>
+        <w:t>convertidor Boost Síncrono.</w:t>
       </w:r>
       <w:r>
         <w:rPr>
@@ -10180,9 +9801,9 @@
               </wp:anchor>
             </w:drawing>
           </mc:Choice>
-          <mc:Fallback xmlns:w16du="http://schemas.microsoft.com/office/word/2023/wordml/word16du" xmlns:w16sdtfl="http://schemas.microsoft.com/office/word/2024/wordml/sdtformatlock">
+          <mc:Fallback>
             <w:pict>
-              <v:shape w14:anchorId="2D10F6C0" id="Cuadro de texto 12" o:spid="_x0000_s1051" type="#_x0000_t202" style="position:absolute;margin-left:153.3pt;margin-top:84.75pt;width:1in;height:21.9pt;z-index:251662336;visibility:visible;mso-wrap-style:none;mso-height-percent:0;mso-wrap-distance-left:9pt;mso-wrap-distance-top:0;mso-wrap-distance-right:9pt;mso-wrap-distance-bottom:0;mso-position-horizontal:absolute;mso-position-horizontal-relative:text;mso-position-vertical:absolute;mso-position-vertical-relative:text;mso-height-percent:0;mso-height-relative:margin;v-text-anchor:top" o:gfxdata="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" filled="f" stroked="f" strokeweight=".5pt">
+              <v:shape w14:anchorId="2D10F6C0" id="Cuadro de texto 12" o:spid="_x0000_s1051" type="#_x0000_t202" style="position:absolute;margin-left:153.3pt;margin-top:84.75pt;width:1in;height:21.9pt;z-index:251662336;visibility:visible;mso-wrap-style:none;mso-height-percent:0;mso-wrap-distance-left:9pt;mso-wrap-distance-top:0;mso-wrap-distance-right:9pt;mso-wrap-distance-bottom:0;mso-position-horizontal:absolute;mso-position-horizontal-relative:text;mso-position-vertical:absolute;mso-position-vertical-relative:text;mso-height-percent:0;mso-height-relative:margin;v-text-anchor:top" o:gfxdata="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" filled="f" stroked="f" strokeweight=".5pt">
                 <v:textbox>
                   <w:txbxContent>
                     <w:p>
@@ -10205,53 +9826,29 @@
           </mc:Fallback>
         </mc:AlternateContent>
       </w:r>
-      <w:commentRangeStart w:id="19"/>
-      <w:commentRangeEnd w:id="19"/>
+      <w:commentRangeStart w:id="17"/>
+      <w:commentRangeEnd w:id="17"/>
       <w:r>
         <w:rPr>
           <w:rStyle w:val="Refdecomentario"/>
           <w:sz w:val="18"/>
           <w:szCs w:val="18"/>
         </w:rPr>
-        <w:commentReference w:id="19"/>
+        <w:commentReference w:id="17"/>
       </w:r>
     </w:p>
     <w:p>
       <w:pPr>
-        <w:pStyle w:val="Prrafodelista"/>
-        <w:numPr>
-          <w:ilvl w:val="2"/>
-          <w:numId w:val="12"/>
-        </w:numPr>
-        <w:rPr>
-          <w:b/>
-          <w:bCs/>
-          <w:lang w:eastAsia="en-US"/>
-        </w:rPr>
-      </w:pPr>
-      <w:r>
-        <w:rPr>
-          <w:b/>
-          <w:bCs/>
-          <w:lang w:eastAsia="en-US"/>
-        </w:rPr>
+        <w:pStyle w:val="Ttulo4"/>
+      </w:pPr>
+      <w:r>
         <w:t xml:space="preserve">Ecuaciones Dinámicas </w:t>
       </w:r>
       <w:r>
-        <w:rPr>
-          <w:b/>
-          <w:bCs/>
-          <w:lang w:eastAsia="en-US"/>
-        </w:rPr>
         <w:t>d</w:t>
       </w:r>
       <w:r>
-        <w:rPr>
-          <w:b/>
-          <w:bCs/>
-          <w:lang w:eastAsia="en-US"/>
-        </w:rPr>
-        <w:t>el Sistema.</w:t>
+        <w:t>el Sistema</w:t>
       </w:r>
     </w:p>
     <w:p>
@@ -10270,25 +9867,7 @@
           <w:sz w:val="24"/>
           <w:szCs w:val="24"/>
         </w:rPr>
-        <w:t xml:space="preserve"> El convertidor </w:t>
-      </w:r>
-      <w:proofErr w:type="spellStart"/>
-      <w:r>
-        <w:rPr>
-          <w:rFonts w:cstheme="minorHAnsi"/>
-          <w:sz w:val="24"/>
-          <w:szCs w:val="24"/>
-        </w:rPr>
-        <w:t>Boost</w:t>
-      </w:r>
-      <w:proofErr w:type="spellEnd"/>
-      <w:r>
-        <w:rPr>
-          <w:rFonts w:cstheme="minorHAnsi"/>
-          <w:sz w:val="24"/>
-          <w:szCs w:val="24"/>
-        </w:rPr>
-        <w:t xml:space="preserve"> es un sistema de estructura variable, ya que dicha estructura </w:t>
+        <w:t xml:space="preserve"> El convertidor Boost es un sistema de estructura variable, ya que dicha estructura </w:t>
       </w:r>
       <w:r>
         <w:rPr>
@@ -10336,25 +9915,7 @@
           <w:sz w:val="24"/>
           <w:szCs w:val="24"/>
         </w:rPr>
-        <w:t xml:space="preserve"> sobre las topologías </w:t>
-      </w:r>
-      <w:proofErr w:type="spellStart"/>
-      <w:r>
-        <w:rPr>
-          <w:rFonts w:cstheme="minorHAnsi"/>
-          <w:sz w:val="24"/>
-          <w:szCs w:val="24"/>
-        </w:rPr>
-        <w:t>circuitales</w:t>
-      </w:r>
-      <w:proofErr w:type="spellEnd"/>
-      <w:r>
-        <w:rPr>
-          <w:rFonts w:cstheme="minorHAnsi"/>
-          <w:sz w:val="24"/>
-          <w:szCs w:val="24"/>
-        </w:rPr>
-        <w:t xml:space="preserve"> derivadas de la acción de los interruptores. </w:t>
+        <w:t xml:space="preserve"> sobre las topologías circuitales derivadas de la acción de los interruptores. </w:t>
       </w:r>
     </w:p>
     <w:p>
@@ -10446,25 +10007,7 @@
           <w:sz w:val="24"/>
           <w:szCs w:val="24"/>
         </w:rPr>
-        <w:t xml:space="preserve">representa la topología del convertidor </w:t>
-      </w:r>
-      <w:proofErr w:type="spellStart"/>
-      <w:r>
-        <w:rPr>
-          <w:rFonts w:cstheme="minorHAnsi"/>
-          <w:sz w:val="24"/>
-          <w:szCs w:val="24"/>
-        </w:rPr>
-        <w:t>Boost</w:t>
-      </w:r>
-      <w:proofErr w:type="spellEnd"/>
-      <w:r>
-        <w:rPr>
-          <w:rFonts w:cstheme="minorHAnsi"/>
-          <w:sz w:val="24"/>
-          <w:szCs w:val="24"/>
-        </w:rPr>
-        <w:t xml:space="preserve"> cuando el interruptor Q</w:t>
+        <w:t>representa la topología del convertidor Boost cuando el interruptor Q</w:t>
       </w:r>
       <w:r>
         <w:rPr>
@@ -10770,25 +10313,7 @@
           <w:sz w:val="24"/>
           <w:szCs w:val="24"/>
         </w:rPr>
-        <w:t xml:space="preserve">se </w:t>
-      </w:r>
-      <w:proofErr w:type="gramStart"/>
-      <w:r>
-        <w:rPr>
-          <w:rFonts w:cstheme="minorHAnsi"/>
-          <w:sz w:val="24"/>
-          <w:szCs w:val="24"/>
-        </w:rPr>
-        <w:t>obtiene</w:t>
-      </w:r>
-      <w:proofErr w:type="gramEnd"/>
-      <w:r>
-        <w:rPr>
-          <w:rFonts w:cstheme="minorHAnsi"/>
-          <w:sz w:val="24"/>
-          <w:szCs w:val="24"/>
-        </w:rPr>
-        <w:t xml:space="preserve"> aplicando KVL en la malla formada por la fuente y el inductor, y KCL en el nodo común entre el c</w:t>
+        <w:t>se obtiene aplicando KVL en la malla formada por la fuente y el inductor, y KCL en el nodo común entre el c</w:t>
       </w:r>
       <w:r>
         <w:rPr>
@@ -12130,9 +11655,9 @@
               </wp:anchor>
             </w:drawing>
           </mc:Choice>
-          <mc:Fallback xmlns:w16du="http://schemas.microsoft.com/office/word/2023/wordml/word16du" xmlns:w16sdtfl="http://schemas.microsoft.com/office/word/2024/wordml/sdtformatlock">
+          <mc:Fallback>
             <w:pict>
-              <v:shape w14:anchorId="401EDEA3" id="Cuadro de texto 39" o:spid="_x0000_s1052" type="#_x0000_t202" style="position:absolute;margin-left:414.45pt;margin-top:56.65pt;width:1in;height:20pt;z-index:251751424;visibility:visible;mso-wrap-style:none;mso-height-percent:0;mso-wrap-distance-left:9pt;mso-wrap-distance-top:0;mso-wrap-distance-right:9pt;mso-wrap-distance-bottom:0;mso-position-horizontal:absolute;mso-position-horizontal-relative:text;mso-position-vertical:absolute;mso-position-vertical-relative:text;mso-height-percent:0;mso-height-relative:margin;v-text-anchor:top" o:gfxdata="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" filled="f" stroked="f">
+              <v:shape w14:anchorId="401EDEA3" id="Cuadro de texto 39" o:spid="_x0000_s1052" type="#_x0000_t202" style="position:absolute;margin-left:414.45pt;margin-top:56.65pt;width:1in;height:20pt;z-index:251751424;visibility:visible;mso-wrap-style:none;mso-height-percent:0;mso-wrap-distance-left:9pt;mso-wrap-distance-top:0;mso-wrap-distance-right:9pt;mso-wrap-distance-bottom:0;mso-position-horizontal:absolute;mso-position-horizontal-relative:text;mso-position-vertical:absolute;mso-position-vertical-relative:text;mso-height-percent:0;mso-height-relative:margin;v-text-anchor:top" o:gfxdata="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" filled="f" stroked="f">
                 <v:textbox>
                   <w:txbxContent>
                     <w:p>
@@ -12266,9 +11791,9 @@
               </wp:anchor>
             </w:drawing>
           </mc:Choice>
-          <mc:Fallback xmlns:w16du="http://schemas.microsoft.com/office/word/2023/wordml/word16du" xmlns:w16sdtfl="http://schemas.microsoft.com/office/word/2024/wordml/sdtformatlock">
+          <mc:Fallback>
             <w:pict>
-              <v:shape w14:anchorId="27E20B79" id="Cuadro de texto 4" o:spid="_x0000_s1053" type="#_x0000_t202" style="position:absolute;margin-left:412.95pt;margin-top:66.65pt;width:1in;height:23pt;z-index:251734016;visibility:visible;mso-wrap-style:none;mso-height-percent:0;mso-wrap-distance-left:9pt;mso-wrap-distance-top:0;mso-wrap-distance-right:9pt;mso-wrap-distance-bottom:0;mso-position-horizontal:absolute;mso-position-horizontal-relative:text;mso-position-vertical:absolute;mso-position-vertical-relative:text;mso-height-percent:0;mso-height-relative:margin;v-text-anchor:top" o:gfxdata="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" filled="f" stroked="f">
+              <v:shape w14:anchorId="27E20B79" id="Cuadro de texto 4" o:spid="_x0000_s1053" type="#_x0000_t202" style="position:absolute;margin-left:412.95pt;margin-top:66.65pt;width:1in;height:23pt;z-index:251734016;visibility:visible;mso-wrap-style:none;mso-height-percent:0;mso-wrap-distance-left:9pt;mso-wrap-distance-top:0;mso-wrap-distance-right:9pt;mso-wrap-distance-bottom:0;mso-position-horizontal:absolute;mso-position-horizontal-relative:text;mso-position-vertical:absolute;mso-position-vertical-relative:text;mso-height-percent:0;mso-height-relative:margin;v-text-anchor:top" o:gfxdata="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" filled="f" stroked="f">
                 <v:textbox>
                   <w:txbxContent>
                     <w:p>
@@ -12405,9 +11930,9 @@
               </wp:anchor>
             </w:drawing>
           </mc:Choice>
-          <mc:Fallback xmlns:w16du="http://schemas.microsoft.com/office/word/2023/wordml/word16du" xmlns:w16sdtfl="http://schemas.microsoft.com/office/word/2024/wordml/sdtformatlock">
+          <mc:Fallback>
             <w:pict>
-              <v:shape w14:anchorId="374D4E96" id="Cuadro de texto 38" o:spid="_x0000_s1054" type="#_x0000_t202" style="position:absolute;margin-left:413.95pt;margin-top:77.65pt;width:16pt;height:22pt;z-index:251749376;visibility:visible;mso-wrap-style:square;mso-width-percent:0;mso-height-percent:0;mso-wrap-distance-left:9pt;mso-wrap-distance-top:0;mso-wrap-distance-right:9pt;mso-wrap-distance-bottom:0;mso-position-horizontal:absolute;mso-position-horizontal-relative:text;mso-position-vertical:absolute;mso-position-vertical-relative:text;mso-width-percent:0;mso-height-percent:0;mso-width-relative:margin;mso-height-relative:margin;v-text-anchor:top" o:gfxdata="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" filled="f" stroked="f">
+              <v:shape w14:anchorId="374D4E96" id="Cuadro de texto 38" o:spid="_x0000_s1054" type="#_x0000_t202" style="position:absolute;margin-left:413.95pt;margin-top:77.65pt;width:16pt;height:22pt;z-index:251749376;visibility:visible;mso-wrap-style:square;mso-width-percent:0;mso-height-percent:0;mso-wrap-distance-left:9pt;mso-wrap-distance-top:0;mso-wrap-distance-right:9pt;mso-wrap-distance-bottom:0;mso-position-horizontal:absolute;mso-position-horizontal-relative:text;mso-position-vertical:absolute;mso-position-vertical-relative:text;mso-width-percent:0;mso-height-percent:0;mso-width-relative:margin;mso-height-relative:margin;v-text-anchor:top" o:gfxdata="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" filled="f" stroked="f">
                 <v:textbox>
                   <w:txbxContent>
                     <w:p>
@@ -12496,7 +12021,7 @@
               </wp:anchor>
             </w:drawing>
           </mc:Choice>
-          <mc:Fallback xmlns:w16du="http://schemas.microsoft.com/office/word/2023/wordml/word16du" xmlns:w16sdtfl="http://schemas.microsoft.com/office/word/2024/wordml/sdtformatlock">
+          <mc:Fallback>
             <w:pict>
               <v:shapetype w14:anchorId="2038F1E4" id="_x0000_t32" coordsize="21600,21600" o:spt="32" o:oned="t" path="m,l21600,21600e" filled="f">
                 <v:path arrowok="t" fillok="f" o:connecttype="none"/>
@@ -12574,7 +12099,6 @@
                                 <w:lang w:val="es-MX"/>
                               </w:rPr>
                             </w:pPr>
-                            <w:proofErr w:type="spellStart"/>
                             <w:r>
                               <w:rPr>
                                 <w:b/>
@@ -12596,7 +12120,6 @@
                               </w:rPr>
                               <w:t>o</w:t>
                             </w:r>
-                            <w:proofErr w:type="spellEnd"/>
                           </w:p>
                         </w:txbxContent>
                       </wps:txbx>
@@ -12615,9 +12138,9 @@
               </wp:anchor>
             </w:drawing>
           </mc:Choice>
-          <mc:Fallback xmlns:w16du="http://schemas.microsoft.com/office/word/2023/wordml/word16du" xmlns:w16sdtfl="http://schemas.microsoft.com/office/word/2024/wordml/sdtformatlock">
+          <mc:Fallback>
             <w:pict>
-              <v:shape w14:anchorId="2457AB0B" id="Cuadro de texto 33" o:spid="_x0000_s1055" type="#_x0000_t202" style="position:absolute;margin-left:411.45pt;margin-top:28.65pt;width:1in;height:23pt;z-index:251743232;visibility:visible;mso-wrap-style:none;mso-height-percent:0;mso-wrap-distance-left:9pt;mso-wrap-distance-top:0;mso-wrap-distance-right:9pt;mso-wrap-distance-bottom:0;mso-position-horizontal:absolute;mso-position-horizontal-relative:text;mso-position-vertical:absolute;mso-position-vertical-relative:text;mso-height-percent:0;mso-height-relative:margin;v-text-anchor:top" o:gfxdata="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" filled="f" stroked="f">
+              <v:shape w14:anchorId="2457AB0B" id="Cuadro de texto 33" o:spid="_x0000_s1055" type="#_x0000_t202" style="position:absolute;margin-left:411.45pt;margin-top:28.65pt;width:1in;height:23pt;z-index:251743232;visibility:visible;mso-wrap-style:none;mso-height-percent:0;mso-wrap-distance-left:9pt;mso-wrap-distance-top:0;mso-wrap-distance-right:9pt;mso-wrap-distance-bottom:0;mso-position-horizontal:absolute;mso-position-horizontal-relative:text;mso-position-vertical:absolute;mso-position-vertical-relative:text;mso-height-percent:0;mso-height-relative:margin;v-text-anchor:top" o:gfxdata="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" filled="f" stroked="f">
                 <v:textbox>
                   <w:txbxContent>
                     <w:p>
@@ -12755,9 +12278,9 @@
               </wp:anchor>
             </w:drawing>
           </mc:Choice>
-          <mc:Fallback xmlns:w16du="http://schemas.microsoft.com/office/word/2023/wordml/word16du" xmlns:w16sdtfl="http://schemas.microsoft.com/office/word/2024/wordml/sdtformatlock">
+          <mc:Fallback>
             <w:pict>
-              <v:shape w14:anchorId="2B5D7466" id="Cuadro de texto 37" o:spid="_x0000_s1056" type="#_x0000_t202" style="position:absolute;margin-left:331.45pt;margin-top:77.65pt;width:19.5pt;height:20.5pt;z-index:251747328;visibility:visible;mso-wrap-style:square;mso-width-percent:0;mso-height-percent:0;mso-wrap-distance-left:9pt;mso-wrap-distance-top:0;mso-wrap-distance-right:9pt;mso-wrap-distance-bottom:0;mso-position-horizontal:absolute;mso-position-horizontal-relative:text;mso-position-vertical:absolute;mso-position-vertical-relative:text;mso-width-percent:0;mso-height-percent:0;mso-width-relative:margin;mso-height-relative:margin;v-text-anchor:top" o:gfxdata="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" filled="f" stroked="f">
+              <v:shape w14:anchorId="2B5D7466" id="Cuadro de texto 37" o:spid="_x0000_s1056" type="#_x0000_t202" style="position:absolute;margin-left:331.45pt;margin-top:77.65pt;width:19.5pt;height:20.5pt;z-index:251747328;visibility:visible;mso-wrap-style:square;mso-width-percent:0;mso-height-percent:0;mso-wrap-distance-left:9pt;mso-wrap-distance-top:0;mso-wrap-distance-right:9pt;mso-wrap-distance-bottom:0;mso-position-horizontal:absolute;mso-position-horizontal-relative:text;mso-position-vertical:absolute;mso-position-vertical-relative:text;mso-width-percent:0;mso-height-percent:0;mso-width-relative:margin;mso-height-relative:margin;v-text-anchor:top" o:gfxdata="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" filled="f" stroked="f">
                 <v:textbox>
                   <w:txbxContent>
                     <w:p>
@@ -12880,9 +12403,9 @@
               </wp:anchor>
             </w:drawing>
           </mc:Choice>
-          <mc:Fallback xmlns:w16du="http://schemas.microsoft.com/office/word/2023/wordml/word16du" xmlns:w16sdtfl="http://schemas.microsoft.com/office/word/2024/wordml/sdtformatlock">
+          <mc:Fallback>
             <w:pict>
-              <v:shape w14:anchorId="58035C9F" id="Cuadro de texto 36" o:spid="_x0000_s1057" type="#_x0000_t202" style="position:absolute;margin-left:331.25pt;margin-top:56.65pt;width:1in;height:21.5pt;z-index:251745280;visibility:visible;mso-wrap-style:none;mso-height-percent:0;mso-wrap-distance-left:9pt;mso-wrap-distance-top:0;mso-wrap-distance-right:9pt;mso-wrap-distance-bottom:0;mso-position-horizontal:absolute;mso-position-horizontal-relative:text;mso-position-vertical:absolute;mso-position-vertical-relative:text;mso-height-percent:0;mso-height-relative:margin;v-text-anchor:top" o:gfxdata="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" filled="f" stroked="f">
+              <v:shape w14:anchorId="58035C9F" id="Cuadro de texto 36" o:spid="_x0000_s1057" type="#_x0000_t202" style="position:absolute;margin-left:331.25pt;margin-top:56.65pt;width:1in;height:21.5pt;z-index:251745280;visibility:visible;mso-wrap-style:none;mso-height-percent:0;mso-wrap-distance-left:9pt;mso-wrap-distance-top:0;mso-wrap-distance-right:9pt;mso-wrap-distance-bottom:0;mso-position-horizontal:absolute;mso-position-horizontal-relative:text;mso-position-vertical:absolute;mso-position-vertical-relative:text;mso-height-percent:0;mso-height-relative:margin;v-text-anchor:top" o:gfxdata="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" filled="f" stroked="f">
                 <v:textbox>
                   <w:txbxContent>
                     <w:p>
@@ -13019,9 +12542,9 @@
               </wp:anchor>
             </w:drawing>
           </mc:Choice>
-          <mc:Fallback xmlns:w16du="http://schemas.microsoft.com/office/word/2023/wordml/word16du" xmlns:w16sdtfl="http://schemas.microsoft.com/office/word/2024/wordml/sdtformatlock">
+          <mc:Fallback>
             <w:pict>
-              <v:shape w14:anchorId="04324B2A" id="Cuadro de texto 3" o:spid="_x0000_s1058" type="#_x0000_t202" style="position:absolute;margin-left:328.95pt;margin-top:66.65pt;width:26.5pt;height:25pt;z-index:251731968;visibility:visible;mso-wrap-style:square;mso-width-percent:0;mso-height-percent:0;mso-wrap-distance-left:9pt;mso-wrap-distance-top:0;mso-wrap-distance-right:9pt;mso-wrap-distance-bottom:0;mso-position-horizontal:absolute;mso-position-horizontal-relative:text;mso-position-vertical:absolute;mso-position-vertical-relative:text;mso-width-percent:0;mso-height-percent:0;mso-width-relative:margin;mso-height-relative:margin;v-text-anchor:top" o:gfxdata="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" filled="f" stroked="f">
+              <v:shape w14:anchorId="04324B2A" id="Cuadro de texto 3" o:spid="_x0000_s1058" type="#_x0000_t202" style="position:absolute;margin-left:328.95pt;margin-top:66.65pt;width:26.5pt;height:25pt;z-index:251731968;visibility:visible;mso-wrap-style:square;mso-width-percent:0;mso-height-percent:0;mso-wrap-distance-left:9pt;mso-wrap-distance-top:0;mso-wrap-distance-right:9pt;mso-wrap-distance-bottom:0;mso-position-horizontal:absolute;mso-position-horizontal-relative:text;mso-position-vertical:absolute;mso-position-vertical-relative:text;mso-width-percent:0;mso-height-percent:0;mso-width-relative:margin;mso-height-relative:margin;v-text-anchor:top" o:gfxdata="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" filled="f" stroked="f">
                 <v:textbox>
                   <w:txbxContent>
                     <w:p>
@@ -13121,7 +12644,7 @@
               </wp:anchor>
             </w:drawing>
           </mc:Choice>
-          <mc:Fallback xmlns:w16du="http://schemas.microsoft.com/office/word/2023/wordml/word16du" xmlns:w16sdtfl="http://schemas.microsoft.com/office/word/2024/wordml/sdtformatlock">
+          <mc:Fallback>
             <w:pict>
               <v:shape w14:anchorId="2CCD202C" id="Conector recto de flecha 8" o:spid="_x0000_s1026" type="#_x0000_t32" style="position:absolute;margin-left:331.45pt;margin-top:38.15pt;width:0;height:27pt;z-index:251736064;visibility:visible;mso-wrap-style:square;mso-wrap-distance-left:9pt;mso-wrap-distance-top:0;mso-wrap-distance-right:9pt;mso-wrap-distance-bottom:0;mso-position-horizontal:absolute;mso-position-horizontal-relative:text;mso-position-vertical:absolute;mso-position-vertical-relative:text" o:gfxdata="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" strokecolor="black [3040]">
                 <v:stroke endarrow="block"/>
@@ -13195,7 +12718,6 @@
                                 <w:lang w:val="es-MX"/>
                               </w:rPr>
                             </w:pPr>
-                            <w:proofErr w:type="spellStart"/>
                             <w:r>
                               <w:rPr>
                                 <w:b/>
@@ -13217,7 +12739,6 @@
                               </w:rPr>
                               <w:t>c</w:t>
                             </w:r>
-                            <w:proofErr w:type="spellEnd"/>
                           </w:p>
                         </w:txbxContent>
                       </wps:txbx>
@@ -13236,9 +12757,9 @@
               </wp:anchor>
             </w:drawing>
           </mc:Choice>
-          <mc:Fallback xmlns:w16du="http://schemas.microsoft.com/office/word/2023/wordml/word16du" xmlns:w16sdtfl="http://schemas.microsoft.com/office/word/2024/wordml/sdtformatlock">
+          <mc:Fallback>
             <w:pict>
-              <v:shape w14:anchorId="28084034" id="Cuadro de texto 31" o:spid="_x0000_s1059" type="#_x0000_t202" style="position:absolute;margin-left:331.95pt;margin-top:37.15pt;width:1in;height:23pt;z-index:251741184;visibility:visible;mso-wrap-style:none;mso-height-percent:0;mso-wrap-distance-left:9pt;mso-wrap-distance-top:0;mso-wrap-distance-right:9pt;mso-wrap-distance-bottom:0;mso-position-horizontal:absolute;mso-position-horizontal-relative:text;mso-position-vertical:absolute;mso-position-vertical-relative:text;mso-height-percent:0;mso-height-relative:margin;v-text-anchor:top" o:gfxdata="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" filled="f" stroked="f">
+              <v:shape w14:anchorId="28084034" id="Cuadro de texto 31" o:spid="_x0000_s1059" type="#_x0000_t202" style="position:absolute;margin-left:331.95pt;margin-top:37.15pt;width:1in;height:23pt;z-index:251741184;visibility:visible;mso-wrap-style:none;mso-height-percent:0;mso-wrap-distance-left:9pt;mso-wrap-distance-top:0;mso-wrap-distance-right:9pt;mso-wrap-distance-bottom:0;mso-position-horizontal:absolute;mso-position-horizontal-relative:text;mso-position-vertical:absolute;mso-position-vertical-relative:text;mso-height-percent:0;mso-height-relative:margin;v-text-anchor:top" o:gfxdata="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" filled="f" stroked="f">
                 <v:textbox>
                   <w:txbxContent>
                     <w:p>
@@ -13346,7 +12867,6 @@
                                 <w:lang w:val="es-MX"/>
                               </w:rPr>
                             </w:pPr>
-                            <w:proofErr w:type="spellStart"/>
                             <w:r>
                               <w:rPr>
                                 <w:b/>
@@ -13368,7 +12888,6 @@
                               </w:rPr>
                               <w:t>L</w:t>
                             </w:r>
-                            <w:proofErr w:type="spellEnd"/>
                           </w:p>
                         </w:txbxContent>
                       </wps:txbx>
@@ -13387,9 +12906,9 @@
               </wp:anchor>
             </w:drawing>
           </mc:Choice>
-          <mc:Fallback xmlns:w16du="http://schemas.microsoft.com/office/word/2023/wordml/word16du" xmlns:w16sdtfl="http://schemas.microsoft.com/office/word/2024/wordml/sdtformatlock">
+          <mc:Fallback>
             <w:pict>
-              <v:shape w14:anchorId="015A35F0" id="Cuadro de texto 29" o:spid="_x0000_s1060" type="#_x0000_t202" style="position:absolute;margin-left:131.95pt;margin-top:7.65pt;width:1in;height:23pt;z-index:251739136;visibility:visible;mso-wrap-style:none;mso-height-percent:0;mso-wrap-distance-left:9pt;mso-wrap-distance-top:0;mso-wrap-distance-right:9pt;mso-wrap-distance-bottom:0;mso-position-horizontal:absolute;mso-position-horizontal-relative:text;mso-position-vertical:absolute;mso-position-vertical-relative:text;mso-height-percent:0;mso-height-relative:margin;v-text-anchor:top" o:gfxdata="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" filled="f" stroked="f">
+              <v:shape w14:anchorId="015A35F0" id="Cuadro de texto 29" o:spid="_x0000_s1060" type="#_x0000_t202" style="position:absolute;margin-left:131.95pt;margin-top:7.65pt;width:1in;height:23pt;z-index:251739136;visibility:visible;mso-wrap-style:none;mso-height-percent:0;mso-wrap-distance-left:9pt;mso-wrap-distance-top:0;mso-wrap-distance-right:9pt;mso-wrap-distance-bottom:0;mso-position-horizontal:absolute;mso-position-horizontal-relative:text;mso-position-vertical:absolute;mso-position-vertical-relative:text;mso-height-percent:0;mso-height-relative:margin;v-text-anchor:top" o:gfxdata="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" filled="f" stroked="f">
                 <v:textbox>
                   <w:txbxContent>
                     <w:p>
@@ -13490,7 +13009,7 @@
               </wp:anchor>
             </w:drawing>
           </mc:Choice>
-          <mc:Fallback xmlns:w16du="http://schemas.microsoft.com/office/word/2023/wordml/word16du" xmlns:w16sdtfl="http://schemas.microsoft.com/office/word/2024/wordml/sdtformatlock">
+          <mc:Fallback>
             <w:pict>
               <v:shape w14:anchorId="7F06645B" id="Conector recto de flecha 7" o:spid="_x0000_s1026" type="#_x0000_t32" style="position:absolute;margin-left:125.95pt;margin-top:26.15pt;width:35.5pt;height:.5pt;z-index:251735040;visibility:visible;mso-wrap-style:square;mso-wrap-distance-left:9pt;mso-wrap-distance-top:0;mso-wrap-distance-right:9pt;mso-wrap-distance-bottom:0;mso-position-horizontal:absolute;mso-position-horizontal-relative:text;mso-position-vertical:absolute;mso-position-vertical-relative:text" o:gfxdata="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" strokecolor="black [3040]">
                 <v:stroke endarrow="block"/>
@@ -13617,9 +13136,9 @@
               </wp:anchor>
             </w:drawing>
           </mc:Choice>
-          <mc:Fallback xmlns:w16du="http://schemas.microsoft.com/office/word/2023/wordml/word16du" xmlns:w16sdtfl="http://schemas.microsoft.com/office/word/2024/wordml/sdtformatlock">
+          <mc:Fallback>
             <w:pict>
-              <v:shape w14:anchorId="47C1E5F1" id="Cuadro de texto 2" o:spid="_x0000_s1061" type="#_x0000_t202" style="position:absolute;margin-left:86.3pt;margin-top:10.65pt;width:1in;height:23pt;z-index:251729920;visibility:visible;mso-wrap-style:none;mso-height-percent:0;mso-wrap-distance-left:9pt;mso-wrap-distance-top:0;mso-wrap-distance-right:9pt;mso-wrap-distance-bottom:0;mso-position-horizontal:absolute;mso-position-horizontal-relative:text;mso-position-vertical:absolute;mso-position-vertical-relative:text;mso-height-percent:0;mso-height-relative:margin;v-text-anchor:top" o:gfxdata="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" filled="f" stroked="f">
+              <v:shape w14:anchorId="47C1E5F1" id="Cuadro de texto 2" o:spid="_x0000_s1061" type="#_x0000_t202" style="position:absolute;margin-left:86.3pt;margin-top:10.65pt;width:1in;height:23pt;z-index:251729920;visibility:visible;mso-wrap-style:none;mso-height-percent:0;mso-wrap-distance-left:9pt;mso-wrap-distance-top:0;mso-wrap-distance-right:9pt;mso-wrap-distance-bottom:0;mso-position-horizontal:absolute;mso-position-horizontal-relative:text;mso-position-vertical:absolute;mso-position-vertical-relative:text;mso-height-percent:0;mso-height-relative:margin;v-text-anchor:top" o:gfxdata="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" filled="f" stroked="f">
                 <v:textbox>
                   <w:txbxContent>
                     <w:p>
@@ -13676,8 +13195,8 @@
           </mc:Fallback>
         </mc:AlternateContent>
       </w:r>
-      <w:commentRangeStart w:id="20"/>
-      <w:commentRangeEnd w:id="20"/>
+      <w:commentRangeStart w:id="18"/>
+      <w:commentRangeEnd w:id="18"/>
       <w:r>
         <w:rPr>
           <w:rStyle w:val="Refdecomentario"/>
@@ -13685,7 +13204,7 @@
           <w:sz w:val="22"/>
           <w:szCs w:val="22"/>
         </w:rPr>
-        <w:commentReference w:id="20"/>
+        <w:commentReference w:id="18"/>
       </w:r>
       <w:r>
         <w:rPr>
@@ -13707,7 +13226,7 @@
                     <pic:cNvPicPr/>
                   </pic:nvPicPr>
                   <pic:blipFill>
-                    <a:blip r:embed="rId16"/>
+                    <a:blip r:embed="rId15"/>
                     <a:stretch>
                       <a:fillRect/>
                     </a:stretch>
@@ -13747,23 +13266,7 @@
         <w:t xml:space="preserve">: </w:t>
       </w:r>
       <w:r>
-        <w:t xml:space="preserve">convertidor </w:t>
-      </w:r>
-      <w:proofErr w:type="spellStart"/>
-      <w:r>
-        <w:t>Boost</w:t>
-      </w:r>
-      <w:proofErr w:type="spellEnd"/>
-      <w:r>
-        <w:t xml:space="preserve"> con señal de </w:t>
-      </w:r>
-      <w:proofErr w:type="gramStart"/>
-      <w:r>
-        <w:t>control  u</w:t>
-      </w:r>
-      <w:proofErr w:type="gramEnd"/>
-      <w:r>
-        <w:t>=1.</w:t>
+        <w:t>convertidor Boost con señal de control  u=1.</w:t>
       </w:r>
     </w:p>
     <w:p>
@@ -14183,9 +13686,9 @@
               </wp:anchor>
             </w:drawing>
           </mc:Choice>
-          <mc:Fallback xmlns:w16du="http://schemas.microsoft.com/office/word/2023/wordml/word16du" xmlns:w16sdtfl="http://schemas.microsoft.com/office/word/2024/wordml/sdtformatlock">
+          <mc:Fallback>
             <w:pict>
-              <v:shape w14:anchorId="2E918799" id="Cuadro de texto 103800714" o:spid="_x0000_s1062" type="#_x0000_t202" style="position:absolute;margin-left:329.75pt;margin-top:99pt;width:1in;height:30pt;rotation:180;flip:y;z-index:251768832;visibility:visible;mso-wrap-style:none;mso-height-percent:0;mso-wrap-distance-left:9pt;mso-wrap-distance-top:0;mso-wrap-distance-right:9pt;mso-wrap-distance-bottom:0;mso-position-horizontal:absolute;mso-position-horizontal-relative:text;mso-position-vertical:absolute;mso-position-vertical-relative:text;mso-height-percent:0;mso-height-relative:margin;v-text-anchor:top" o:gfxdata="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" filled="f" stroked="f">
+              <v:shape w14:anchorId="2E918799" id="Cuadro de texto 103800714" o:spid="_x0000_s1062" type="#_x0000_t202" style="position:absolute;margin-left:329.75pt;margin-top:99pt;width:1in;height:30pt;rotation:180;flip:y;z-index:251768832;visibility:visible;mso-wrap-style:none;mso-height-percent:0;mso-wrap-distance-left:9pt;mso-wrap-distance-top:0;mso-wrap-distance-right:9pt;mso-wrap-distance-bottom:0;mso-position-horizontal:absolute;mso-position-horizontal-relative:text;mso-position-vertical:absolute;mso-position-vertical-relative:text;mso-height-percent:0;mso-height-relative:margin;v-text-anchor:top" o:gfxdata="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" filled="f" stroked="f">
                 <v:textbox>
                   <w:txbxContent>
                     <w:p>
@@ -14312,9 +13815,9 @@
               </wp:anchor>
             </w:drawing>
           </mc:Choice>
-          <mc:Fallback xmlns:w16du="http://schemas.microsoft.com/office/word/2023/wordml/word16du" xmlns:w16sdtfl="http://schemas.microsoft.com/office/word/2024/wordml/sdtformatlock">
+          <mc:Fallback>
             <w:pict>
-              <v:shape w14:anchorId="3D44393F" id="Cuadro de texto 103800715" o:spid="_x0000_s1063" type="#_x0000_t202" style="position:absolute;margin-left:327.45pt;margin-top:78pt;width:1in;height:23pt;rotation:180;flip:y;z-index:251770880;visibility:visible;mso-wrap-style:none;mso-width-percent:0;mso-height-percent:0;mso-wrap-distance-left:9pt;mso-wrap-distance-top:0;mso-wrap-distance-right:9pt;mso-wrap-distance-bottom:0;mso-position-horizontal:absolute;mso-position-horizontal-relative:text;mso-position-vertical:absolute;mso-position-vertical-relative:text;mso-width-percent:0;mso-height-percent:0;mso-width-relative:margin;mso-height-relative:margin;v-text-anchor:top" o:gfxdata="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" filled="f" stroked="f">
+              <v:shape w14:anchorId="3D44393F" id="Cuadro de texto 103800715" o:spid="_x0000_s1063" type="#_x0000_t202" style="position:absolute;margin-left:327.45pt;margin-top:78pt;width:1in;height:23pt;rotation:180;flip:y;z-index:251770880;visibility:visible;mso-wrap-style:none;mso-width-percent:0;mso-height-percent:0;mso-wrap-distance-left:9pt;mso-wrap-distance-top:0;mso-wrap-distance-right:9pt;mso-wrap-distance-bottom:0;mso-position-horizontal:absolute;mso-position-horizontal-relative:text;mso-position-vertical:absolute;mso-position-vertical-relative:text;mso-width-percent:0;mso-height-percent:0;mso-width-relative:margin;mso-height-relative:margin;v-text-anchor:top" o:gfxdata="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" filled="f" stroked="f">
                 <v:textbox>
                   <w:txbxContent>
                     <w:p>
@@ -14410,7 +13913,6 @@
                                 <w:lang w:val="es-MX"/>
                               </w:rPr>
                             </w:pPr>
-                            <w:proofErr w:type="spellStart"/>
                             <w:r>
                               <w:rPr>
                                 <w:b/>
@@ -14432,7 +13934,6 @@
                               </w:rPr>
                               <w:t>o</w:t>
                             </w:r>
-                            <w:proofErr w:type="spellEnd"/>
                           </w:p>
                         </w:txbxContent>
                       </wps:txbx>
@@ -14451,9 +13952,9 @@
               </wp:anchor>
             </w:drawing>
           </mc:Choice>
-          <mc:Fallback xmlns:w16du="http://schemas.microsoft.com/office/word/2023/wordml/word16du" xmlns:w16sdtfl="http://schemas.microsoft.com/office/word/2024/wordml/sdtformatlock">
+          <mc:Fallback>
             <w:pict>
-              <v:shape w14:anchorId="04848B3C" id="Cuadro de texto 103800705" o:spid="_x0000_s1064" type="#_x0000_t202" style="position:absolute;margin-left:410.9pt;margin-top:54.5pt;width:1in;height:22pt;z-index:251762688;visibility:visible;mso-wrap-style:none;mso-height-percent:0;mso-wrap-distance-left:9pt;mso-wrap-distance-top:0;mso-wrap-distance-right:9pt;mso-wrap-distance-bottom:0;mso-position-horizontal:absolute;mso-position-horizontal-relative:text;mso-position-vertical:absolute;mso-position-vertical-relative:text;mso-height-percent:0;mso-height-relative:margin;v-text-anchor:top" o:gfxdata="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" filled="f" stroked="f">
+              <v:shape w14:anchorId="04848B3C" id="Cuadro de texto 103800705" o:spid="_x0000_s1064" type="#_x0000_t202" style="position:absolute;margin-left:410.9pt;margin-top:54.5pt;width:1in;height:22pt;z-index:251762688;visibility:visible;mso-wrap-style:none;mso-height-percent:0;mso-wrap-distance-left:9pt;mso-wrap-distance-top:0;mso-wrap-distance-right:9pt;mso-wrap-distance-bottom:0;mso-position-horizontal:absolute;mso-position-horizontal-relative:text;mso-position-vertical:absolute;mso-position-vertical-relative:text;mso-height-percent:0;mso-height-relative:margin;v-text-anchor:top" o:gfxdata="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" filled="f" stroked="f">
                 <v:textbox>
                   <w:txbxContent>
                     <w:p>
@@ -14553,7 +14054,7 @@
               </wp:anchor>
             </w:drawing>
           </mc:Choice>
-          <mc:Fallback xmlns:w16du="http://schemas.microsoft.com/office/word/2023/wordml/word16du" xmlns:w16sdtfl="http://schemas.microsoft.com/office/word/2024/wordml/sdtformatlock">
+          <mc:Fallback>
             <w:pict>
               <v:shape w14:anchorId="4120C186" id="Conector recto de flecha 103800719" o:spid="_x0000_s1026" type="#_x0000_t32" style="position:absolute;margin-left:414.95pt;margin-top:54.5pt;width:0;height:26.5pt;z-index:251773952;visibility:visible;mso-wrap-style:square;mso-wrap-distance-left:9pt;mso-wrap-distance-top:0;mso-wrap-distance-right:9pt;mso-wrap-distance-bottom:0;mso-position-horizontal:absolute;mso-position-horizontal-relative:text;mso-position-vertical:absolute;mso-position-vertical-relative:text" o:gfxdata="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" strokecolor="black [3040]">
                 <v:stroke endarrow="block"/>
@@ -14654,9 +14155,9 @@
               </wp:anchor>
             </w:drawing>
           </mc:Choice>
-          <mc:Fallback xmlns:w16du="http://schemas.microsoft.com/office/word/2023/wordml/word16du" xmlns:w16sdtfl="http://schemas.microsoft.com/office/word/2024/wordml/sdtformatlock">
+          <mc:Fallback>
             <w:pict>
-              <v:shape w14:anchorId="25F0E04A" id="Cuadro de texto 103800712" o:spid="_x0000_s1065" type="#_x0000_t202" style="position:absolute;margin-left:406.95pt;margin-top:99pt;width:1in;height:30pt;rotation:180;flip:y;z-index:251764736;visibility:visible;mso-wrap-style:none;mso-height-percent:0;mso-wrap-distance-left:9pt;mso-wrap-distance-top:0;mso-wrap-distance-right:9pt;mso-wrap-distance-bottom:0;mso-position-horizontal:absolute;mso-position-horizontal-relative:text;mso-position-vertical:absolute;mso-position-vertical-relative:text;mso-height-percent:0;mso-height-relative:margin;v-text-anchor:top" o:gfxdata="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" filled="f" stroked="f">
+              <v:shape w14:anchorId="25F0E04A" id="Cuadro de texto 103800712" o:spid="_x0000_s1065" type="#_x0000_t202" style="position:absolute;margin-left:406.95pt;margin-top:99pt;width:1in;height:30pt;rotation:180;flip:y;z-index:251764736;visibility:visible;mso-wrap-style:none;mso-height-percent:0;mso-wrap-distance-left:9pt;mso-wrap-distance-top:0;mso-wrap-distance-right:9pt;mso-wrap-distance-bottom:0;mso-position-horizontal:absolute;mso-position-horizontal-relative:text;mso-position-vertical:absolute;mso-position-vertical-relative:text;mso-height-percent:0;mso-height-relative:margin;v-text-anchor:top" o:gfxdata="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" filled="f" stroked="f">
                 <v:textbox>
                   <w:txbxContent>
                     <w:p>
@@ -14780,9 +14281,9 @@
               </wp:anchor>
             </w:drawing>
           </mc:Choice>
-          <mc:Fallback xmlns:w16du="http://schemas.microsoft.com/office/word/2023/wordml/word16du" xmlns:w16sdtfl="http://schemas.microsoft.com/office/word/2024/wordml/sdtformatlock">
+          <mc:Fallback>
             <w:pict>
-              <v:shape w14:anchorId="1E6A959E" id="Cuadro de texto 103800713" o:spid="_x0000_s1066" type="#_x0000_t202" style="position:absolute;margin-left:-33.75pt;margin-top:79.5pt;width:1in;height:22.5pt;rotation:180;flip:y;z-index:251766784;visibility:visible;mso-wrap-style:none;mso-height-percent:0;mso-wrap-distance-left:9pt;mso-wrap-distance-top:0;mso-wrap-distance-right:9pt;mso-wrap-distance-bottom:0;mso-position-horizontal:absolute;mso-position-horizontal-relative:right-margin-area;mso-position-vertical:absolute;mso-position-vertical-relative:text;mso-height-percent:0;mso-height-relative:margin;v-text-anchor:top" o:gfxdata="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" filled="f" stroked="f">
+              <v:shape w14:anchorId="1E6A959E" id="Cuadro de texto 103800713" o:spid="_x0000_s1066" type="#_x0000_t202" style="position:absolute;margin-left:-33.75pt;margin-top:79.5pt;width:1in;height:22.5pt;rotation:180;flip:y;z-index:251766784;visibility:visible;mso-wrap-style:none;mso-height-percent:0;mso-wrap-distance-left:9pt;mso-wrap-distance-top:0;mso-wrap-distance-right:9pt;mso-wrap-distance-bottom:0;mso-position-horizontal:absolute;mso-position-horizontal-relative:right-margin-area;mso-position-vertical:absolute;mso-position-vertical-relative:text;mso-height-percent:0;mso-height-relative:margin;v-text-anchor:top" o:gfxdata="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" filled="f" stroked="f">
                 <v:textbox>
                   <w:txbxContent>
                     <w:p>
@@ -14918,9 +14419,9 @@
               </wp:anchor>
             </w:drawing>
           </mc:Choice>
-          <mc:Fallback xmlns:w16du="http://schemas.microsoft.com/office/word/2023/wordml/word16du" xmlns:w16sdtfl="http://schemas.microsoft.com/office/word/2024/wordml/sdtformatlock">
+          <mc:Fallback>
             <w:pict>
-              <v:shape w14:anchorId="4399F754" id="Cuadro de texto 53" o:spid="_x0000_s1067" type="#_x0000_t202" style="position:absolute;margin-left:407.95pt;margin-top:90.5pt;width:1in;height:22pt;z-index:251756544;visibility:visible;mso-wrap-style:none;mso-height-percent:0;mso-wrap-distance-left:9pt;mso-wrap-distance-top:0;mso-wrap-distance-right:9pt;mso-wrap-distance-bottom:0;mso-position-horizontal:absolute;mso-position-horizontal-relative:text;mso-position-vertical:absolute;mso-position-vertical-relative:text;mso-height-percent:0;mso-height-relative:margin;v-text-anchor:top" o:gfxdata="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" filled="f" stroked="f">
+              <v:shape w14:anchorId="4399F754" id="Cuadro de texto 53" o:spid="_x0000_s1067" type="#_x0000_t202" style="position:absolute;margin-left:407.95pt;margin-top:90.5pt;width:1in;height:22pt;z-index:251756544;visibility:visible;mso-wrap-style:none;mso-height-percent:0;mso-wrap-distance-left:9pt;mso-wrap-distance-top:0;mso-wrap-distance-right:9pt;mso-wrap-distance-bottom:0;mso-position-horizontal:absolute;mso-position-horizontal-relative:text;mso-position-vertical:absolute;mso-position-vertical-relative:text;mso-height-percent:0;mso-height-relative:margin;v-text-anchor:top" o:gfxdata="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" filled="f" stroked="f">
                 <v:textbox>
                   <w:txbxContent>
                     <w:p>
@@ -15027,7 +14528,6 @@
                                 <w:lang w:val="es-MX"/>
                               </w:rPr>
                             </w:pPr>
-                            <w:proofErr w:type="spellStart"/>
                             <w:r>
                               <w:rPr>
                                 <w:b/>
@@ -15049,7 +14549,6 @@
                               </w:rPr>
                               <w:t>c</w:t>
                             </w:r>
-                            <w:proofErr w:type="spellEnd"/>
                           </w:p>
                         </w:txbxContent>
                       </wps:txbx>
@@ -15068,9 +14567,9 @@
               </wp:anchor>
             </w:drawing>
           </mc:Choice>
-          <mc:Fallback xmlns:w16du="http://schemas.microsoft.com/office/word/2023/wordml/word16du" xmlns:w16sdtfl="http://schemas.microsoft.com/office/word/2024/wordml/sdtformatlock">
+          <mc:Fallback>
             <w:pict>
-              <v:shape w14:anchorId="1633E932" id="Cuadro de texto 48" o:spid="_x0000_s1068" type="#_x0000_t202" style="position:absolute;margin-left:326.95pt;margin-top:87.5pt;width:1in;height:22pt;z-index:251754496;visibility:visible;mso-wrap-style:none;mso-height-percent:0;mso-wrap-distance-left:9pt;mso-wrap-distance-top:0;mso-wrap-distance-right:9pt;mso-wrap-distance-bottom:0;mso-position-horizontal:absolute;mso-position-horizontal-relative:text;mso-position-vertical:absolute;mso-position-vertical-relative:text;mso-height-percent:0;mso-height-relative:margin;v-text-anchor:top" o:gfxdata="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" filled="f" stroked="f">
+              <v:shape w14:anchorId="1633E932" id="Cuadro de texto 48" o:spid="_x0000_s1068" type="#_x0000_t202" style="position:absolute;margin-left:326.95pt;margin-top:87.5pt;width:1in;height:22pt;z-index:251754496;visibility:visible;mso-wrap-style:none;mso-height-percent:0;mso-wrap-distance-left:9pt;mso-wrap-distance-top:0;mso-wrap-distance-right:9pt;mso-wrap-distance-bottom:0;mso-position-horizontal:absolute;mso-position-horizontal-relative:text;mso-position-vertical:absolute;mso-position-vertical-relative:text;mso-height-percent:0;mso-height-relative:margin;v-text-anchor:top" o:gfxdata="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" filled="f" stroked="f">
                 <v:textbox>
                   <w:txbxContent>
                     <w:p>
@@ -15177,7 +14676,6 @@
                                 <w:lang w:val="es-MX"/>
                               </w:rPr>
                             </w:pPr>
-                            <w:proofErr w:type="spellStart"/>
                             <w:r>
                               <w:rPr>
                                 <w:b/>
@@ -15199,7 +14697,6 @@
                               </w:rPr>
                               <w:t>c</w:t>
                             </w:r>
-                            <w:proofErr w:type="spellEnd"/>
                           </w:p>
                         </w:txbxContent>
                       </wps:txbx>
@@ -15221,9 +14718,9 @@
               </wp:anchor>
             </w:drawing>
           </mc:Choice>
-          <mc:Fallback xmlns:w16du="http://schemas.microsoft.com/office/word/2023/wordml/word16du" xmlns:w16sdtfl="http://schemas.microsoft.com/office/word/2024/wordml/sdtformatlock">
+          <mc:Fallback>
             <w:pict>
-              <v:shape w14:anchorId="6645F62A" id="Cuadro de texto 63" o:spid="_x0000_s1069" type="#_x0000_t202" style="position:absolute;margin-left:326.4pt;margin-top:57.5pt;width:24.35pt;height:19.5pt;z-index:251760640;visibility:visible;mso-wrap-style:square;mso-width-percent:0;mso-height-percent:0;mso-wrap-distance-left:9pt;mso-wrap-distance-top:0;mso-wrap-distance-right:9pt;mso-wrap-distance-bottom:0;mso-position-horizontal:absolute;mso-position-horizontal-relative:text;mso-position-vertical:absolute;mso-position-vertical-relative:text;mso-width-percent:0;mso-height-percent:0;mso-width-relative:margin;mso-height-relative:margin;v-text-anchor:top" o:gfxdata="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" filled="f" stroked="f">
+              <v:shape w14:anchorId="6645F62A" id="Cuadro de texto 63" o:spid="_x0000_s1069" type="#_x0000_t202" style="position:absolute;margin-left:326.4pt;margin-top:57.5pt;width:24.35pt;height:19.5pt;z-index:251760640;visibility:visible;mso-wrap-style:square;mso-width-percent:0;mso-height-percent:0;mso-wrap-distance-left:9pt;mso-wrap-distance-top:0;mso-wrap-distance-right:9pt;mso-wrap-distance-bottom:0;mso-position-horizontal:absolute;mso-position-horizontal-relative:text;mso-position-vertical:absolute;mso-position-vertical-relative:text;mso-width-percent:0;mso-height-percent:0;mso-width-relative:margin;mso-height-relative:margin;v-text-anchor:top" o:gfxdata="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" filled="f" stroked="f">
                 <v:textbox>
                   <w:txbxContent>
                     <w:p>
@@ -15323,7 +14820,7 @@
               </wp:anchor>
             </w:drawing>
           </mc:Choice>
-          <mc:Fallback xmlns:w16du="http://schemas.microsoft.com/office/word/2023/wordml/word16du" xmlns:w16sdtfl="http://schemas.microsoft.com/office/word/2024/wordml/sdtformatlock">
+          <mc:Fallback>
             <w:pict>
               <v:shape w14:anchorId="667B52E3" id="Conector recto de flecha 103800721" o:spid="_x0000_s1026" type="#_x0000_t32" style="position:absolute;margin-left:328.95pt;margin-top:55.5pt;width:0;height:28pt;z-index:251774976;visibility:visible;mso-wrap-style:square;mso-wrap-distance-left:9pt;mso-wrap-distance-top:0;mso-wrap-distance-right:9pt;mso-wrap-distance-bottom:0;mso-position-horizontal:absolute;mso-position-horizontal-relative:text;mso-position-vertical:absolute;mso-position-vertical-relative:text" o:gfxdata="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" strokecolor="black [3040]">
                 <v:stroke endarrow="block"/>
@@ -15396,7 +14893,6 @@
                                 <w:lang w:val="es-MX"/>
                               </w:rPr>
                             </w:pPr>
-                            <w:proofErr w:type="spellStart"/>
                             <w:r>
                               <w:rPr>
                                 <w:b/>
@@ -15418,7 +14914,6 @@
                               </w:rPr>
                               <w:t>L</w:t>
                             </w:r>
-                            <w:proofErr w:type="spellEnd"/>
                           </w:p>
                         </w:txbxContent>
                       </wps:txbx>
@@ -15437,9 +14932,9 @@
               </wp:anchor>
             </w:drawing>
           </mc:Choice>
-          <mc:Fallback xmlns:w16du="http://schemas.microsoft.com/office/word/2023/wordml/word16du" xmlns:w16sdtfl="http://schemas.microsoft.com/office/word/2024/wordml/sdtformatlock">
+          <mc:Fallback>
             <w:pict>
-              <v:shape w14:anchorId="1785964E" id="Cuadro de texto 56" o:spid="_x0000_s1070" type="#_x0000_t202" style="position:absolute;margin-left:127.45pt;margin-top:27pt;width:1in;height:22pt;z-index:251758592;visibility:visible;mso-wrap-style:none;mso-height-percent:0;mso-wrap-distance-left:9pt;mso-wrap-distance-top:0;mso-wrap-distance-right:9pt;mso-wrap-distance-bottom:0;mso-position-horizontal:absolute;mso-position-horizontal-relative:text;mso-position-vertical:absolute;mso-position-vertical-relative:text;mso-height-percent:0;mso-height-relative:margin;v-text-anchor:top" o:gfxdata="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" filled="f" stroked="f">
+              <v:shape w14:anchorId="1785964E" id="Cuadro de texto 56" o:spid="_x0000_s1070" type="#_x0000_t202" style="position:absolute;margin-left:127.45pt;margin-top:27pt;width:1in;height:22pt;z-index:251758592;visibility:visible;mso-wrap-style:none;mso-height-percent:0;mso-wrap-distance-left:9pt;mso-wrap-distance-top:0;mso-wrap-distance-right:9pt;mso-wrap-distance-bottom:0;mso-position-horizontal:absolute;mso-position-horizontal-relative:text;mso-position-vertical:absolute;mso-position-vertical-relative:text;mso-height-percent:0;mso-height-relative:margin;v-text-anchor:top" o:gfxdata="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" filled="f" stroked="f">
                 <v:textbox>
                   <w:txbxContent>
                     <w:p>
@@ -15539,7 +15034,7 @@
               </wp:anchor>
             </w:drawing>
           </mc:Choice>
-          <mc:Fallback xmlns:w16du="http://schemas.microsoft.com/office/word/2023/wordml/word16du" xmlns:w16sdtfl="http://schemas.microsoft.com/office/word/2024/wordml/sdtformatlock">
+          <mc:Fallback>
             <w:pict>
               <v:shape w14:anchorId="03529ADF" id="Conector recto de flecha 103800716" o:spid="_x0000_s1026" type="#_x0000_t32" style="position:absolute;margin-left:124.95pt;margin-top:47pt;width:34.5pt;height:0;z-index:251771904;visibility:visible;mso-wrap-style:square;mso-wrap-distance-left:9pt;mso-wrap-distance-top:0;mso-wrap-distance-right:9pt;mso-wrap-distance-bottom:0;mso-position-horizontal:absolute;mso-position-horizontal-relative:text;mso-position-vertical:absolute;mso-position-vertical-relative:text" o:gfxdata="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" strokecolor="black [3040]">
                 <v:stroke endarrow="block"/>
@@ -15651,9 +15146,9 @@
               </wp:anchor>
             </w:drawing>
           </mc:Choice>
-          <mc:Fallback xmlns:w16du="http://schemas.microsoft.com/office/word/2023/wordml/word16du" xmlns:w16sdtfl="http://schemas.microsoft.com/office/word/2024/wordml/sdtformatlock">
+          <mc:Fallback>
             <w:pict>
-              <v:shape w14:anchorId="34BDB7C5" id="Cuadro de texto 47" o:spid="_x0000_s1071" type="#_x0000_t202" style="position:absolute;margin-left:87.45pt;margin-top:29.5pt;width:1in;height:22pt;z-index:251752448;visibility:visible;mso-wrap-style:none;mso-height-percent:0;mso-wrap-distance-left:9pt;mso-wrap-distance-top:0;mso-wrap-distance-right:9pt;mso-wrap-distance-bottom:0;mso-position-horizontal:absolute;mso-position-horizontal-relative:text;mso-position-vertical:absolute;mso-position-vertical-relative:text;mso-height-percent:0;mso-height-relative:margin;v-text-anchor:top" o:gfxdata="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" filled="f" stroked="f">
+              <v:shape w14:anchorId="34BDB7C5" id="Cuadro de texto 47" o:spid="_x0000_s1071" type="#_x0000_t202" style="position:absolute;margin-left:87.45pt;margin-top:29.5pt;width:1in;height:22pt;z-index:251752448;visibility:visible;mso-wrap-style:none;mso-height-percent:0;mso-wrap-distance-left:9pt;mso-wrap-distance-top:0;mso-wrap-distance-right:9pt;mso-wrap-distance-bottom:0;mso-position-horizontal:absolute;mso-position-horizontal-relative:text;mso-position-vertical:absolute;mso-position-vertical-relative:text;mso-height-percent:0;mso-height-relative:margin;v-text-anchor:top" o:gfxdata="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" filled="f" stroked="f">
                 <v:textbox>
                   <w:txbxContent>
                     <w:p>
@@ -15722,7 +15217,7 @@
                     <pic:cNvPicPr/>
                   </pic:nvPicPr>
                   <pic:blipFill>
-                    <a:blip r:embed="rId17"/>
+                    <a:blip r:embed="rId16"/>
                     <a:stretch>
                       <a:fillRect/>
                     </a:stretch>
@@ -15762,15 +15257,7 @@
         <w:t>:</w:t>
       </w:r>
       <w:r>
-        <w:t xml:space="preserve">convertidor </w:t>
-      </w:r>
-      <w:proofErr w:type="spellStart"/>
-      <w:r>
-        <w:t>Boost</w:t>
-      </w:r>
-      <w:proofErr w:type="spellEnd"/>
-      <w:r>
-        <w:t xml:space="preserve"> con señal de control u=0.</w:t>
+        <w:t>convertidor Boost con señal de control u=0.</w:t>
       </w:r>
     </w:p>
     <w:p>
@@ -16179,25 +15666,7 @@
           <w:sz w:val="24"/>
           <w:szCs w:val="24"/>
         </w:rPr>
-        <w:t xml:space="preserve">Realizando las sustituciones consideradas para la estructura anterior del convertidor </w:t>
-      </w:r>
-      <w:proofErr w:type="spellStart"/>
-      <w:r>
-        <w:rPr>
-          <w:rFonts w:eastAsia="Times New Roman" w:cstheme="minorHAnsi"/>
-          <w:sz w:val="24"/>
-          <w:szCs w:val="24"/>
-        </w:rPr>
-        <w:t>Boost</w:t>
-      </w:r>
-      <w:proofErr w:type="spellEnd"/>
-      <w:r>
-        <w:rPr>
-          <w:rFonts w:eastAsia="Times New Roman" w:cstheme="minorHAnsi"/>
-          <w:sz w:val="24"/>
-          <w:szCs w:val="24"/>
-        </w:rPr>
-        <w:t>, las ecuaciones dinámicas que rigen esta nueva estructura están dadas en las ecuaciones (7-8).</w:t>
+        <w:t>Realizando las sustituciones consideradas para la estructura anterior del convertidor Boost, las ecuaciones dinámicas que rigen esta nueva estructura están dadas en las ecuaciones (7-8).</w:t>
       </w:r>
     </w:p>
     <w:p>
@@ -16722,25 +16191,7 @@
           <w:sz w:val="24"/>
           <w:szCs w:val="24"/>
         </w:rPr>
-        <w:t xml:space="preserve">En conjunto, las ecuaciones (3, 4, 7 y 8) representan el comportamiento dinámico del convertidor </w:t>
-      </w:r>
-      <w:proofErr w:type="spellStart"/>
-      <w:r>
-        <w:rPr>
-          <w:rFonts w:eastAsia="Times New Roman" w:cstheme="minorHAnsi"/>
-          <w:sz w:val="24"/>
-          <w:szCs w:val="24"/>
-        </w:rPr>
-        <w:t>Boost</w:t>
-      </w:r>
-      <w:proofErr w:type="spellEnd"/>
-      <w:r>
-        <w:rPr>
-          <w:rFonts w:eastAsia="Times New Roman" w:cstheme="minorHAnsi"/>
-          <w:sz w:val="24"/>
-          <w:szCs w:val="24"/>
-        </w:rPr>
-        <w:t xml:space="preserve"> en las dos configuraciones topológicas determinadas por los interruptores de conmutación Q</w:t>
+        <w:t>En conjunto, las ecuaciones (3, 4, 7 y 8) representan el comportamiento dinámico del convertidor Boost en las dos configuraciones topológicas determinadas por los interruptores de conmutación Q</w:t>
       </w:r>
       <w:r>
         <w:rPr>
@@ -16779,13 +16230,7 @@
     </w:p>
     <w:p>
       <w:pPr>
-        <w:pStyle w:val="Prrafodelista"/>
-        <w:numPr>
-          <w:ilvl w:val="2"/>
-          <w:numId w:val="12"/>
-        </w:numPr>
         <w:spacing w:line="240" w:lineRule="auto"/>
-        <w:ind w:left="1225" w:hanging="505"/>
         <w:rPr>
           <w:rFonts w:eastAsia="Times New Roman" w:cstheme="minorHAnsi"/>
           <w:b/>
@@ -16802,20 +16247,8 @@
           <w:sz w:val="24"/>
           <w:szCs w:val="24"/>
         </w:rPr>
-        <w:t xml:space="preserve">Modelo conmutado del convertidor </w:t>
-      </w:r>
-      <w:proofErr w:type="spellStart"/>
-      <w:r>
-        <w:rPr>
-          <w:rFonts w:eastAsia="Times New Roman" w:cstheme="minorHAnsi"/>
-          <w:b/>
-          <w:bCs/>
-          <w:sz w:val="24"/>
-          <w:szCs w:val="24"/>
-        </w:rPr>
-        <w:t>Boost</w:t>
-      </w:r>
-      <w:proofErr w:type="spellEnd"/>
+        <w:t>Modelo conmutado del convertidor Boost</w:t>
+      </w:r>
     </w:p>
     <w:p>
       <w:pPr>
@@ -16849,25 +16282,24 @@
           <w:sz w:val="24"/>
           <w:szCs w:val="24"/>
         </w:rPr>
-        <w:t xml:space="preserve"> del convertidor </w:t>
-      </w:r>
-      <w:proofErr w:type="spellStart"/>
+        <w:t xml:space="preserve"> del convertidor boost describe el comportamiento dinámico del sistema al considerar explícitamente los dos estados de operación del interruptor: Posición 1 (</w:t>
+      </w:r>
       <w:r>
         <w:rPr>
           <w:rFonts w:eastAsia="Times New Roman" w:cstheme="minorHAnsi"/>
           <w:sz w:val="24"/>
           <w:szCs w:val="24"/>
         </w:rPr>
-        <w:t>boost</w:t>
-      </w:r>
-      <w:proofErr w:type="spellEnd"/>
+        <w:t>Q</w:t>
+      </w:r>
       <w:r>
         <w:rPr>
           <w:rFonts w:eastAsia="Times New Roman" w:cstheme="minorHAnsi"/>
           <w:sz w:val="24"/>
           <w:szCs w:val="24"/>
-        </w:rPr>
-        <w:t xml:space="preserve"> describe el comportamiento dinámico del sistema al considerar explícitamente los dos estados de operación del interruptor: Posición 1 (</w:t>
+          <w:vertAlign w:val="subscript"/>
+        </w:rPr>
+        <w:t>1</w:t>
       </w:r>
       <w:r>
         <w:rPr>
@@ -16875,6 +16307,71 @@
           <w:sz w:val="24"/>
           <w:szCs w:val="24"/>
         </w:rPr>
+        <w:t xml:space="preserve"> </w:t>
+      </w:r>
+      <w:r>
+        <w:rPr>
+          <w:rFonts w:eastAsia="Times New Roman" w:cstheme="minorHAnsi"/>
+          <w:sz w:val="24"/>
+          <w:szCs w:val="24"/>
+        </w:rPr>
+        <w:sym w:font="Wingdings" w:char="F0E0"/>
+      </w:r>
+      <w:r>
+        <w:rPr>
+          <w:rFonts w:eastAsia="Times New Roman" w:cstheme="minorHAnsi"/>
+          <w:sz w:val="24"/>
+          <w:szCs w:val="24"/>
+        </w:rPr>
+        <w:t xml:space="preserve"> ON, Q</w:t>
+      </w:r>
+      <w:r>
+        <w:rPr>
+          <w:rFonts w:eastAsia="Times New Roman" w:cstheme="minorHAnsi"/>
+          <w:sz w:val="24"/>
+          <w:szCs w:val="24"/>
+          <w:vertAlign w:val="subscript"/>
+        </w:rPr>
+        <w:t>2</w:t>
+      </w:r>
+      <w:r>
+        <w:rPr>
+          <w:rFonts w:eastAsia="Times New Roman" w:cstheme="minorHAnsi"/>
+          <w:sz w:val="24"/>
+          <w:szCs w:val="24"/>
+        </w:rPr>
+        <w:t xml:space="preserve"> o D </w:t>
+      </w:r>
+      <w:r>
+        <w:rPr>
+          <w:rFonts w:eastAsia="Times New Roman" w:cstheme="minorHAnsi"/>
+          <w:sz w:val="24"/>
+          <w:szCs w:val="24"/>
+        </w:rPr>
+        <w:sym w:font="Wingdings" w:char="F0E0"/>
+      </w:r>
+      <w:r>
+        <w:rPr>
+          <w:rFonts w:eastAsia="Times New Roman" w:cstheme="minorHAnsi"/>
+          <w:sz w:val="24"/>
+          <w:szCs w:val="24"/>
+        </w:rPr>
+        <w:t xml:space="preserve"> OFF</w:t>
+      </w:r>
+      <w:r>
+        <w:rPr>
+          <w:rFonts w:eastAsia="Times New Roman" w:cstheme="minorHAnsi"/>
+          <w:sz w:val="24"/>
+          <w:szCs w:val="24"/>
+        </w:rPr>
+        <w:t>) y Posición 2 (</w:t>
+      </w:r>
+      <w:r>
+        <w:rPr>
+          <w:rFonts w:eastAsia="Times New Roman" w:cstheme="minorHAnsi"/>
+          <w:sz w:val="24"/>
+          <w:szCs w:val="24"/>
+        </w:rPr>
         <w:t>Q</w:t>
       </w:r>
       <w:r>
@@ -16908,7 +16405,7 @@
           <w:sz w:val="24"/>
           <w:szCs w:val="24"/>
         </w:rPr>
-        <w:t xml:space="preserve"> ON, Q</w:t>
+        <w:t xml:space="preserve"> OFF, Q</w:t>
       </w:r>
       <w:r>
         <w:rPr>
@@ -16941,7 +16438,7 @@
           <w:sz w:val="24"/>
           <w:szCs w:val="24"/>
         </w:rPr>
-        <w:t xml:space="preserve"> OFF</w:t>
+        <w:t xml:space="preserve"> ON</w:t>
       </w:r>
       <w:r>
         <w:rPr>
@@ -16949,107 +16446,7 @@
           <w:sz w:val="24"/>
           <w:szCs w:val="24"/>
         </w:rPr>
-        <w:t>) y Posición 2 (</w:t>
-      </w:r>
-      <w:r>
-        <w:rPr>
-          <w:rFonts w:eastAsia="Times New Roman" w:cstheme="minorHAnsi"/>
-          <w:sz w:val="24"/>
-          <w:szCs w:val="24"/>
-        </w:rPr>
-        <w:t>Q</w:t>
-      </w:r>
-      <w:r>
-        <w:rPr>
-          <w:rFonts w:eastAsia="Times New Roman" w:cstheme="minorHAnsi"/>
-          <w:sz w:val="24"/>
-          <w:szCs w:val="24"/>
-          <w:vertAlign w:val="subscript"/>
-        </w:rPr>
-        <w:t>1</w:t>
-      </w:r>
-      <w:r>
-        <w:rPr>
-          <w:rFonts w:eastAsia="Times New Roman" w:cstheme="minorHAnsi"/>
-          <w:sz w:val="24"/>
-          <w:szCs w:val="24"/>
-        </w:rPr>
-        <w:t xml:space="preserve"> </w:t>
-      </w:r>
-      <w:r>
-        <w:rPr>
-          <w:rFonts w:eastAsia="Times New Roman" w:cstheme="minorHAnsi"/>
-          <w:sz w:val="24"/>
-          <w:szCs w:val="24"/>
-        </w:rPr>
-        <w:sym w:font="Wingdings" w:char="F0E0"/>
-      </w:r>
-      <w:r>
-        <w:rPr>
-          <w:rFonts w:eastAsia="Times New Roman" w:cstheme="minorHAnsi"/>
-          <w:sz w:val="24"/>
-          <w:szCs w:val="24"/>
-        </w:rPr>
-        <w:t xml:space="preserve"> OFF, Q</w:t>
-      </w:r>
-      <w:r>
-        <w:rPr>
-          <w:rFonts w:eastAsia="Times New Roman" w:cstheme="minorHAnsi"/>
-          <w:sz w:val="24"/>
-          <w:szCs w:val="24"/>
-          <w:vertAlign w:val="subscript"/>
-        </w:rPr>
-        <w:t>2</w:t>
-      </w:r>
-      <w:r>
-        <w:rPr>
-          <w:rFonts w:eastAsia="Times New Roman" w:cstheme="minorHAnsi"/>
-          <w:sz w:val="24"/>
-          <w:szCs w:val="24"/>
-        </w:rPr>
-        <w:t xml:space="preserve"> o D </w:t>
-      </w:r>
-      <w:r>
-        <w:rPr>
-          <w:rFonts w:eastAsia="Times New Roman" w:cstheme="minorHAnsi"/>
-          <w:sz w:val="24"/>
-          <w:szCs w:val="24"/>
-        </w:rPr>
-        <w:sym w:font="Wingdings" w:char="F0E0"/>
-      </w:r>
-      <w:r>
-        <w:rPr>
-          <w:rFonts w:eastAsia="Times New Roman" w:cstheme="minorHAnsi"/>
-          <w:sz w:val="24"/>
-          <w:szCs w:val="24"/>
-        </w:rPr>
-        <w:t xml:space="preserve"> ON</w:t>
-      </w:r>
-      <w:r>
-        <w:rPr>
-          <w:rFonts w:eastAsia="Times New Roman" w:cstheme="minorHAnsi"/>
-          <w:sz w:val="24"/>
-          <w:szCs w:val="24"/>
-        </w:rPr>
-        <w:t xml:space="preserve">). Cada estado corresponde a una configuración </w:t>
-      </w:r>
-      <w:proofErr w:type="spellStart"/>
-      <w:r>
-        <w:rPr>
-          <w:rFonts w:eastAsia="Times New Roman" w:cstheme="minorHAnsi"/>
-          <w:sz w:val="24"/>
-          <w:szCs w:val="24"/>
-        </w:rPr>
-        <w:t>circuital</w:t>
-      </w:r>
-      <w:proofErr w:type="spellEnd"/>
-      <w:r>
-        <w:rPr>
-          <w:rFonts w:eastAsia="Times New Roman" w:cstheme="minorHAnsi"/>
-          <w:sz w:val="24"/>
-          <w:szCs w:val="24"/>
-        </w:rPr>
-        <w:t xml:space="preserve"> distinta, lo que da lugar a un conjunto específico de ecuaciones diferenciales que gobiernan la dinámica de las variables de estado representadas por la corriente del inductor y el voltaje del capacitor</w:t>
+        <w:t>). Cada estado corresponde a una configuración circuital distinta, lo que da lugar a un conjunto específico de ecuaciones diferenciales que gobiernan la dinámica de las variables de estado representadas por la corriente del inductor y el voltaje del capacitor</w:t>
       </w:r>
       <w:r>
         <w:rPr>
@@ -17161,25 +16558,7 @@
           <w:sz w:val="24"/>
           <w:szCs w:val="24"/>
         </w:rPr>
-        <w:t xml:space="preserve">, el cual aparece en la estructura </w:t>
-      </w:r>
-      <w:proofErr w:type="spellStart"/>
-      <w:r>
-        <w:rPr>
-          <w:rFonts w:eastAsia="Times New Roman" w:cstheme="minorHAnsi"/>
-          <w:sz w:val="24"/>
-          <w:szCs w:val="24"/>
-        </w:rPr>
-        <w:t>circuital</w:t>
-      </w:r>
-      <w:proofErr w:type="spellEnd"/>
-      <w:r>
-        <w:rPr>
-          <w:rFonts w:eastAsia="Times New Roman" w:cstheme="minorHAnsi"/>
-          <w:sz w:val="24"/>
-          <w:szCs w:val="24"/>
-        </w:rPr>
-        <w:t xml:space="preserve"> cuando </w:t>
+        <w:t xml:space="preserve">, el cual aparece en la estructura circuital cuando </w:t>
       </w:r>
       <m:oMath>
         <m:r>
@@ -17903,34 +17282,11 @@
           <w:sz w:val="24"/>
           <w:szCs w:val="24"/>
         </w:rPr>
-        <w:t xml:space="preserve">en conjunto forman el denominado modelo conmutado del convertidor </w:t>
-      </w:r>
-      <w:proofErr w:type="spellStart"/>
-      <w:r>
-        <w:rPr>
-          <w:rFonts w:eastAsia="Times New Roman" w:cstheme="minorHAnsi"/>
-          <w:sz w:val="24"/>
-          <w:szCs w:val="24"/>
-        </w:rPr>
-        <w:t>Boost</w:t>
-      </w:r>
-      <w:proofErr w:type="spellEnd"/>
-      <w:r>
-        <w:rPr>
-          <w:rFonts w:eastAsia="Times New Roman" w:cstheme="minorHAnsi"/>
-          <w:sz w:val="24"/>
-          <w:szCs w:val="24"/>
-        </w:rPr>
-        <w:t>.</w:t>
+        <w:t>en conjunto forman el denominado modelo conmutado del convertidor Boost.</w:t>
       </w:r>
     </w:p>
     <w:p>
       <w:pPr>
-        <w:pStyle w:val="Prrafodelista"/>
-        <w:numPr>
-          <w:ilvl w:val="2"/>
-          <w:numId w:val="12"/>
-        </w:numPr>
         <w:spacing w:line="240" w:lineRule="auto"/>
         <w:rPr>
           <w:rFonts w:eastAsia="Times New Roman" w:cstheme="minorHAnsi"/>
@@ -17940,7 +17296,7 @@
           <w:szCs w:val="24"/>
         </w:rPr>
       </w:pPr>
-      <w:bookmarkStart w:id="21" w:name="_Hlk224119834"/>
+      <w:bookmarkStart w:id="19" w:name="_Hlk224119834"/>
       <w:r>
         <w:rPr>
           <w:rFonts w:eastAsia="Times New Roman" w:cstheme="minorHAnsi"/>
@@ -17949,20 +17305,8 @@
           <w:sz w:val="24"/>
           <w:szCs w:val="24"/>
         </w:rPr>
-        <w:t xml:space="preserve">Modelo Promediado del Convertidor </w:t>
-      </w:r>
-      <w:proofErr w:type="spellStart"/>
-      <w:r>
-        <w:rPr>
-          <w:rFonts w:eastAsia="Times New Roman" w:cstheme="minorHAnsi"/>
-          <w:b/>
-          <w:bCs/>
-          <w:sz w:val="24"/>
-          <w:szCs w:val="24"/>
-        </w:rPr>
-        <w:t>Boost</w:t>
-      </w:r>
-      <w:proofErr w:type="spellEnd"/>
+        <w:t>Modelo Promediado del Convertidor Boost</w:t>
+      </w:r>
     </w:p>
     <w:p>
       <w:pPr>
@@ -18070,7 +17414,7 @@
           <w:szCs w:val="24"/>
         </w:rPr>
         <w:drawing>
-          <wp:inline distT="0" distB="0" distL="0" distR="0" wp14:anchorId="58429D04" wp14:editId="66BE0AD8">
+          <wp:inline distT="0" distB="0" distL="0" distR="0" wp14:anchorId="58429D04" wp14:editId="6C35EE4C">
             <wp:extent cx="3544957" cy="2658918"/>
             <wp:effectExtent l="0" t="0" r="0" b="0"/>
             <wp:docPr id="1248200758" name="Imagen 13"/>
@@ -18085,7 +17429,7 @@
                     <pic:cNvPicPr/>
                   </pic:nvPicPr>
                   <pic:blipFill>
-                    <a:blip r:embed="rId18" cstate="print">
+                    <a:blip r:embed="rId17" cstate="print">
                       <a:extLst>
                         <a:ext uri="{28A0092B-C50C-407E-A947-70E740481C1C}">
                           <a14:useLocalDpi xmlns:a14="http://schemas.microsoft.com/office/drawing/2010/main" val="0"/>
@@ -18121,7 +17465,7 @@
           <w:szCs w:val="24"/>
         </w:rPr>
       </w:pPr>
-      <w:bookmarkStart w:id="22" w:name="_Ref223032983"/>
+      <w:bookmarkStart w:id="20" w:name="_Ref223032983"/>
       <w:r>
         <w:t xml:space="preserve">Figura </w:t>
       </w:r>
@@ -18133,7 +17477,7 @@
           <w:t>5</w:t>
         </w:r>
       </w:fldSimple>
-      <w:bookmarkEnd w:id="22"/>
+      <w:bookmarkEnd w:id="20"/>
       <w:r>
         <w:t>: Ejemplo de señal PWM para controlar un convertidor conmutado DC/DC.</w:t>
       </w:r>
@@ -19279,14 +18623,9 @@
         <w:t xml:space="preserve"> en uno lineal e invariante. Aunque es válido principalmente para frecuencias muy inferiores a la de conmutación, constituye una herramienta esencial para el desarrollo sistemático de fuentes conmutadas estables y con respuesta transitoria predecible.</w:t>
       </w:r>
     </w:p>
-    <w:bookmarkEnd w:id="21"/>
+    <w:bookmarkEnd w:id="19"/>
     <w:p>
       <w:pPr>
-        <w:pStyle w:val="Prrafodelista"/>
-        <w:numPr>
-          <w:ilvl w:val="2"/>
-          <w:numId w:val="12"/>
-        </w:numPr>
         <w:spacing w:after="0" w:line="240" w:lineRule="auto"/>
         <w:rPr>
           <w:rFonts w:eastAsia="Times New Roman" w:cstheme="minorHAnsi"/>
@@ -19304,30 +18643,8 @@
           <w:sz w:val="24"/>
           <w:szCs w:val="24"/>
         </w:rPr>
-        <w:t>Modelo en Estado Estacionario</w:t>
-      </w:r>
-      <w:r>
-        <w:rPr>
-          <w:rFonts w:eastAsia="Times New Roman" w:cstheme="minorHAnsi"/>
-          <w:b/>
-          <w:bCs/>
-          <w:sz w:val="24"/>
-          <w:szCs w:val="24"/>
-        </w:rPr>
-        <w:t xml:space="preserve"> del Convertidor </w:t>
-      </w:r>
-      <w:proofErr w:type="spellStart"/>
-      <w:r>
-        <w:rPr>
-          <w:rFonts w:eastAsia="Times New Roman" w:cstheme="minorHAnsi"/>
-          <w:b/>
-          <w:bCs/>
-          <w:sz w:val="24"/>
-          <w:szCs w:val="24"/>
-        </w:rPr>
-        <w:t>Boost</w:t>
-      </w:r>
-      <w:proofErr w:type="spellEnd"/>
+        <w:t>Modelo en Estado Estacionario del Convertidor Boost</w:t>
+      </w:r>
     </w:p>
     <w:p>
       <w:pPr>
@@ -20116,27 +19433,9 @@
     </w:p>
     <w:p>
       <w:pPr>
-        <w:pStyle w:val="Prrafodelista"/>
-        <w:numPr>
-          <w:ilvl w:val="2"/>
-          <w:numId w:val="36"/>
-        </w:numPr>
-        <w:rPr>
-          <w:rFonts w:cstheme="minorHAnsi"/>
-          <w:b/>
-          <w:bCs/>
-          <w:sz w:val="24"/>
-          <w:szCs w:val="24"/>
-        </w:rPr>
-      </w:pPr>
-      <w:r>
-        <w:rPr>
-          <w:rFonts w:cstheme="minorHAnsi"/>
-          <w:b/>
-          <w:bCs/>
-          <w:sz w:val="24"/>
-          <w:szCs w:val="24"/>
-        </w:rPr>
+        <w:pStyle w:val="Ttulo3"/>
+      </w:pPr>
+      <w:r>
         <w:t>Convertidor Buck</w:t>
       </w:r>
     </w:p>
@@ -20175,18 +19474,9 @@
     </w:p>
     <w:p>
       <w:pPr>
-        <w:rPr>
-          <w:rFonts w:cstheme="minorHAnsi"/>
-          <w:sz w:val="24"/>
-          <w:szCs w:val="24"/>
-        </w:rPr>
-      </w:pPr>
-      <w:r>
-        <w:rPr>
-          <w:rFonts w:cstheme="minorHAnsi"/>
-          <w:sz w:val="24"/>
-          <w:szCs w:val="24"/>
-        </w:rPr>
+        <w:pStyle w:val="Ttulo4"/>
+      </w:pPr>
+      <w:r>
         <w:t>Principios de Funcionamiento</w:t>
       </w:r>
     </w:p>
@@ -20231,7 +19521,7 @@
           <w:szCs w:val="24"/>
         </w:rPr>
       </w:pPr>
-      <w:bookmarkStart w:id="23" w:name="_Hlk227681184"/>
+      <w:bookmarkStart w:id="21" w:name="_Hlk227681184"/>
       <w:r>
         <w:rPr>
           <w:rFonts w:cstheme="minorHAnsi"/>
@@ -20340,9 +19630,9 @@
               </wp:anchor>
             </w:drawing>
           </mc:Choice>
-          <mc:Fallback xmlns:w16du="http://schemas.microsoft.com/office/word/2023/wordml/word16du" xmlns:w16sdtfl="http://schemas.microsoft.com/office/word/2024/wordml/sdtformatlock">
+          <mc:Fallback>
             <w:pict>
-              <v:shape w14:anchorId="15F29ABE" id="Cuadro de texto 103800750" o:spid="_x0000_s1072" type="#_x0000_t202" style="position:absolute;margin-left:341.6pt;margin-top:74.15pt;width:18.5pt;height:22pt;z-index:251803648;visibility:visible;mso-wrap-style:square;mso-width-percent:0;mso-height-percent:0;mso-wrap-distance-left:9pt;mso-wrap-distance-top:0;mso-wrap-distance-right:9pt;mso-wrap-distance-bottom:0;mso-position-horizontal:absolute;mso-position-horizontal-relative:text;mso-position-vertical:absolute;mso-position-vertical-relative:text;mso-width-percent:0;mso-height-percent:0;mso-width-relative:margin;mso-height-relative:margin;v-text-anchor:top" o:gfxdata="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" filled="f" stroked="f">
+              <v:shape w14:anchorId="15F29ABE" id="Cuadro de texto 103800750" o:spid="_x0000_s1072" type="#_x0000_t202" style="position:absolute;margin-left:341.6pt;margin-top:74.15pt;width:18.5pt;height:22pt;z-index:251803648;visibility:visible;mso-wrap-style:square;mso-width-percent:0;mso-height-percent:0;mso-wrap-distance-left:9pt;mso-wrap-distance-top:0;mso-wrap-distance-right:9pt;mso-wrap-distance-bottom:0;mso-position-horizontal:absolute;mso-position-horizontal-relative:text;mso-position-vertical:absolute;mso-position-vertical-relative:text;mso-width-percent:0;mso-height-percent:0;mso-width-relative:margin;mso-height-relative:margin;v-text-anchor:top" o:gfxdata="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" filled="f" stroked="f">
                 <v:textbox>
                   <w:txbxContent>
                     <w:p>
@@ -20475,7 +19765,7 @@
                                           </pic:cNvPicPr>
                                         </pic:nvPicPr>
                                         <pic:blipFill>
-                                          <a:blip r:embed="rId19">
+                                          <a:blip r:embed="rId18">
                                             <a:extLst>
                                               <a:ext uri="{28A0092B-C50C-407E-A947-70E740481C1C}">
                                                 <a14:useLocalDpi xmlns:a14="http://schemas.microsoft.com/office/drawing/2010/main" val="0"/>
@@ -20527,9 +19817,9 @@
               </wp:anchor>
             </w:drawing>
           </mc:Choice>
-          <mc:Fallback xmlns:w16du="http://schemas.microsoft.com/office/word/2023/wordml/word16du" xmlns:w16sdtfl="http://schemas.microsoft.com/office/word/2024/wordml/sdtformatlock">
+          <mc:Fallback>
             <w:pict>
-              <v:shape w14:anchorId="32DFA075" id="Cuadro de texto 103800744" o:spid="_x0000_s1073" type="#_x0000_t202" style="position:absolute;margin-left:232.45pt;margin-top:77.15pt;width:16.5pt;height:22.5pt;z-index:251797504;visibility:visible;mso-wrap-style:square;mso-width-percent:0;mso-height-percent:0;mso-wrap-distance-left:9pt;mso-wrap-distance-top:0;mso-wrap-distance-right:9pt;mso-wrap-distance-bottom:0;mso-position-horizontal:absolute;mso-position-horizontal-relative:text;mso-position-vertical:absolute;mso-position-vertical-relative:text;mso-width-percent:0;mso-height-percent:0;mso-width-relative:margin;mso-height-relative:margin;v-text-anchor:top" o:gfxdata="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" filled="f" stroked="f">
+              <v:shape w14:anchorId="32DFA075" id="Cuadro de texto 103800744" o:spid="_x0000_s1073" type="#_x0000_t202" style="position:absolute;margin-left:232.45pt;margin-top:77.15pt;width:16.5pt;height:22.5pt;z-index:251797504;visibility:visible;mso-wrap-style:square;mso-width-percent:0;mso-height-percent:0;mso-wrap-distance-left:9pt;mso-wrap-distance-top:0;mso-wrap-distance-right:9pt;mso-wrap-distance-bottom:0;mso-position-horizontal:absolute;mso-position-horizontal-relative:text;mso-position-vertical:absolute;mso-position-vertical-relative:text;mso-width-percent:0;mso-height-percent:0;mso-width-relative:margin;mso-height-relative:margin;v-text-anchor:top" o:gfxdata="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" filled="f" stroked="f">
                 <v:textbox>
                   <w:txbxContent>
                     <w:p>
@@ -20580,7 +19870,7 @@
                                     </pic:cNvPicPr>
                                   </pic:nvPicPr>
                                   <pic:blipFill>
-                                    <a:blip r:embed="rId20">
+                                    <a:blip r:embed="rId18">
                                       <a:extLst>
                                         <a:ext uri="{28A0092B-C50C-407E-A947-70E740481C1C}">
                                           <a14:useLocalDpi xmlns:a14="http://schemas.microsoft.com/office/drawing/2010/main" val="0"/>
@@ -20731,7 +20021,7 @@
                                           </pic:cNvPicPr>
                                         </pic:nvPicPr>
                                         <pic:blipFill>
-                                          <a:blip r:embed="rId20">
+                                          <a:blip r:embed="rId18">
                                             <a:extLst>
                                               <a:ext uri="{28A0092B-C50C-407E-A947-70E740481C1C}">
                                                 <a14:useLocalDpi xmlns:a14="http://schemas.microsoft.com/office/drawing/2010/main" val="0"/>
@@ -20783,9 +20073,9 @@
               </wp:anchor>
             </w:drawing>
           </mc:Choice>
-          <mc:Fallback xmlns:w16du="http://schemas.microsoft.com/office/word/2023/wordml/word16du" xmlns:w16sdtfl="http://schemas.microsoft.com/office/word/2024/wordml/sdtformatlock">
+          <mc:Fallback>
             <w:pict>
-              <v:shape w14:anchorId="4A573C83" id="Cuadro de texto 103800748" o:spid="_x0000_s1074" type="#_x0000_t202" style="position:absolute;margin-left:228.45pt;margin-top:68.65pt;width:31.5pt;height:29.5pt;z-index:251801600;visibility:visible;mso-wrap-style:square;mso-width-percent:0;mso-height-percent:0;mso-wrap-distance-left:9pt;mso-wrap-distance-top:0;mso-wrap-distance-right:9pt;mso-wrap-distance-bottom:0;mso-position-horizontal:absolute;mso-position-horizontal-relative:text;mso-position-vertical:absolute;mso-position-vertical-relative:text;mso-width-percent:0;mso-height-percent:0;mso-width-relative:margin;mso-height-relative:margin;v-text-anchor:top" o:gfxdata="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" filled="f" stroked="f">
+              <v:shape w14:anchorId="4A573C83" id="Cuadro de texto 103800748" o:spid="_x0000_s1074" type="#_x0000_t202" style="position:absolute;margin-left:228.45pt;margin-top:68.65pt;width:31.5pt;height:29.5pt;z-index:251801600;visibility:visible;mso-wrap-style:square;mso-width-percent:0;mso-height-percent:0;mso-wrap-distance-left:9pt;mso-wrap-distance-top:0;mso-wrap-distance-right:9pt;mso-wrap-distance-bottom:0;mso-position-horizontal:absolute;mso-position-horizontal-relative:text;mso-position-vertical:absolute;mso-position-vertical-relative:text;mso-width-percent:0;mso-height-percent:0;mso-width-relative:margin;mso-height-relative:margin;v-text-anchor:top" o:gfxdata="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" filled="f" stroked="f">
                 <v:textbox>
                   <w:txbxContent>
                     <w:p>
@@ -20847,7 +20137,7 @@
                                     </pic:cNvPicPr>
                                   </pic:nvPicPr>
                                   <pic:blipFill>
-                                    <a:blip r:embed="rId20">
+                                    <a:blip r:embed="rId18">
                                       <a:extLst>
                                         <a:ext uri="{28A0092B-C50C-407E-A947-70E740481C1C}">
                                           <a14:useLocalDpi xmlns:a14="http://schemas.microsoft.com/office/drawing/2010/main" val="0"/>
@@ -20987,7 +20277,7 @@
                                           </pic:cNvPicPr>
                                         </pic:nvPicPr>
                                         <pic:blipFill>
-                                          <a:blip r:embed="rId20">
+                                          <a:blip r:embed="rId18">
                                             <a:extLst>
                                               <a:ext uri="{28A0092B-C50C-407E-A947-70E740481C1C}">
                                                 <a14:useLocalDpi xmlns:a14="http://schemas.microsoft.com/office/drawing/2010/main" val="0"/>
@@ -21039,9 +20329,9 @@
               </wp:anchor>
             </w:drawing>
           </mc:Choice>
-          <mc:Fallback xmlns:w16du="http://schemas.microsoft.com/office/word/2023/wordml/word16du" xmlns:w16sdtfl="http://schemas.microsoft.com/office/word/2024/wordml/sdtformatlock">
+          <mc:Fallback>
             <w:pict>
-              <v:shape w14:anchorId="18DBA26A" id="Cuadro de texto 103800746" o:spid="_x0000_s1075" type="#_x0000_t202" style="position:absolute;margin-left:230.95pt;margin-top:58.65pt;width:18.5pt;height:22pt;z-index:251799552;visibility:visible;mso-wrap-style:square;mso-width-percent:0;mso-height-percent:0;mso-wrap-distance-left:9pt;mso-wrap-distance-top:0;mso-wrap-distance-right:9pt;mso-wrap-distance-bottom:0;mso-position-horizontal:absolute;mso-position-horizontal-relative:text;mso-position-vertical:absolute;mso-position-vertical-relative:text;mso-width-percent:0;mso-height-percent:0;mso-width-relative:margin;mso-height-relative:margin;v-text-anchor:top" o:gfxdata="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" filled="f" stroked="f">
+              <v:shape w14:anchorId="18DBA26A" id="Cuadro de texto 103800746" o:spid="_x0000_s1075" type="#_x0000_t202" style="position:absolute;margin-left:230.95pt;margin-top:58.65pt;width:18.5pt;height:22pt;z-index:251799552;visibility:visible;mso-wrap-style:square;mso-width-percent:0;mso-height-percent:0;mso-wrap-distance-left:9pt;mso-wrap-distance-top:0;mso-wrap-distance-right:9pt;mso-wrap-distance-bottom:0;mso-position-horizontal:absolute;mso-position-horizontal-relative:text;mso-position-vertical:absolute;mso-position-vertical-relative:text;mso-width-percent:0;mso-height-percent:0;mso-width-relative:margin;mso-height-relative:margin;v-text-anchor:top" o:gfxdata="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" filled="f" stroked="f">
                 <v:textbox>
                   <w:txbxContent>
                     <w:p>
@@ -21092,7 +20382,7 @@
                                     </pic:cNvPicPr>
                                   </pic:nvPicPr>
                                   <pic:blipFill>
-                                    <a:blip r:embed="rId20">
+                                    <a:blip r:embed="rId18">
                                       <a:extLst>
                                         <a:ext uri="{28A0092B-C50C-407E-A947-70E740481C1C}">
                                           <a14:useLocalDpi xmlns:a14="http://schemas.microsoft.com/office/drawing/2010/main" val="0"/>
@@ -21226,9 +20516,9 @@
               </wp:anchor>
             </w:drawing>
           </mc:Choice>
-          <mc:Fallback xmlns:w16du="http://schemas.microsoft.com/office/word/2023/wordml/word16du" xmlns:w16sdtfl="http://schemas.microsoft.com/office/word/2024/wordml/sdtformatlock">
+          <mc:Fallback>
             <w:pict>
-              <v:shape w14:anchorId="0678FB6E" id="Cuadro de texto 103800743" o:spid="_x0000_s1076" type="#_x0000_t202" style="position:absolute;margin-left:402.95pt;margin-top:76.15pt;width:18.5pt;height:22pt;z-index:251795456;visibility:visible;mso-wrap-style:square;mso-width-percent:0;mso-height-percent:0;mso-wrap-distance-left:9pt;mso-wrap-distance-top:0;mso-wrap-distance-right:9pt;mso-wrap-distance-bottom:0;mso-position-horizontal:absolute;mso-position-horizontal-relative:text;mso-position-vertical:absolute;mso-position-vertical-relative:text;mso-width-percent:0;mso-height-percent:0;mso-width-relative:margin;mso-height-relative:margin;v-text-anchor:top" o:gfxdata="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" filled="f" stroked="f">
+              <v:shape w14:anchorId="0678FB6E" id="Cuadro de texto 103800743" o:spid="_x0000_s1076" type="#_x0000_t202" style="position:absolute;margin-left:402.95pt;margin-top:76.15pt;width:18.5pt;height:22pt;z-index:251795456;visibility:visible;mso-wrap-style:square;mso-width-percent:0;mso-height-percent:0;mso-wrap-distance-left:9pt;mso-wrap-distance-top:0;mso-wrap-distance-right:9pt;mso-wrap-distance-bottom:0;mso-position-horizontal:absolute;mso-position-horizontal-relative:text;mso-position-vertical:absolute;mso-position-vertical-relative:text;mso-width-percent:0;mso-height-percent:0;mso-width-relative:margin;mso-height-relative:margin;v-text-anchor:top" o:gfxdata="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" filled="f" stroked="f">
                 <v:textbox>
                   <w:txbxContent>
                     <w:p>
@@ -21355,9 +20645,9 @@
               </wp:anchor>
             </w:drawing>
           </mc:Choice>
-          <mc:Fallback xmlns:w16du="http://schemas.microsoft.com/office/word/2023/wordml/word16du" xmlns:w16sdtfl="http://schemas.microsoft.com/office/word/2024/wordml/sdtformatlock">
+          <mc:Fallback>
             <w:pict>
-              <v:shape w14:anchorId="75F9E87E" id="Cuadro de texto 103800742" o:spid="_x0000_s1077" type="#_x0000_t202" style="position:absolute;margin-left:402.45pt;margin-top:55.15pt;width:18.5pt;height:22pt;z-index:251793408;visibility:visible;mso-wrap-style:square;mso-width-percent:0;mso-height-percent:0;mso-wrap-distance-left:9pt;mso-wrap-distance-top:0;mso-wrap-distance-right:9pt;mso-wrap-distance-bottom:0;mso-position-horizontal:absolute;mso-position-horizontal-relative:text;mso-position-vertical:absolute;mso-position-vertical-relative:text;mso-width-percent:0;mso-height-percent:0;mso-width-relative:margin;mso-height-relative:margin;v-text-anchor:top" o:gfxdata="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" filled="f" stroked="f">
+              <v:shape w14:anchorId="75F9E87E" id="Cuadro de texto 103800742" o:spid="_x0000_s1077" type="#_x0000_t202" style="position:absolute;margin-left:402.45pt;margin-top:55.15pt;width:18.5pt;height:22pt;z-index:251793408;visibility:visible;mso-wrap-style:square;mso-width-percent:0;mso-height-percent:0;mso-wrap-distance-left:9pt;mso-wrap-distance-top:0;mso-wrap-distance-right:9pt;mso-wrap-distance-bottom:0;mso-position-horizontal:absolute;mso-position-horizontal-relative:text;mso-position-vertical:absolute;mso-position-vertical-relative:text;mso-width-percent:0;mso-height-percent:0;mso-width-relative:margin;mso-height-relative:margin;v-text-anchor:top" o:gfxdata="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" filled="f" stroked="f">
                 <v:textbox>
                   <w:txbxContent>
                     <w:p>
@@ -21484,9 +20774,9 @@
               </wp:anchor>
             </w:drawing>
           </mc:Choice>
-          <mc:Fallback xmlns:w16du="http://schemas.microsoft.com/office/word/2023/wordml/word16du" xmlns:w16sdtfl="http://schemas.microsoft.com/office/word/2024/wordml/sdtformatlock">
+          <mc:Fallback>
             <w:pict>
-              <v:shape w14:anchorId="16D21137" id="Cuadro de texto 103800741" o:spid="_x0000_s1078" type="#_x0000_t202" style="position:absolute;margin-left:340.45pt;margin-top:52.65pt;width:18.5pt;height:22pt;z-index:251791360;visibility:visible;mso-wrap-style:square;mso-width-percent:0;mso-height-percent:0;mso-wrap-distance-left:9pt;mso-wrap-distance-top:0;mso-wrap-distance-right:9pt;mso-wrap-distance-bottom:0;mso-position-horizontal:absolute;mso-position-horizontal-relative:text;mso-position-vertical:absolute;mso-position-vertical-relative:text;mso-width-percent:0;mso-height-percent:0;mso-width-relative:margin;mso-height-relative:margin;v-text-anchor:top" o:gfxdata="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" filled="f" stroked="f">
+              <v:shape w14:anchorId="16D21137" id="Cuadro de texto 103800741" o:spid="_x0000_s1078" type="#_x0000_t202" style="position:absolute;margin-left:340.45pt;margin-top:52.65pt;width:18.5pt;height:22pt;z-index:251791360;visibility:visible;mso-wrap-style:square;mso-width-percent:0;mso-height-percent:0;mso-wrap-distance-left:9pt;mso-wrap-distance-top:0;mso-wrap-distance-right:9pt;mso-wrap-distance-bottom:0;mso-position-horizontal:absolute;mso-position-horizontal-relative:text;mso-position-vertical:absolute;mso-position-vertical-relative:text;mso-width-percent:0;mso-height-percent:0;mso-width-relative:margin;mso-height-relative:margin;v-text-anchor:top" o:gfxdata="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" filled="f" stroked="f">
                 <v:textbox>
                   <w:txbxContent>
                     <w:p>
@@ -21582,7 +20872,6 @@
                                 <w:lang w:val="es-MX"/>
                               </w:rPr>
                             </w:pPr>
-                            <w:proofErr w:type="spellStart"/>
                             <w:r>
                               <w:rPr>
                                 <w:b/>
@@ -21604,7 +20893,6 @@
                               </w:rPr>
                               <w:t>L</w:t>
                             </w:r>
-                            <w:proofErr w:type="spellEnd"/>
                           </w:p>
                         </w:txbxContent>
                       </wps:txbx>
@@ -21623,9 +20911,9 @@
               </wp:anchor>
             </w:drawing>
           </mc:Choice>
-          <mc:Fallback xmlns:w16du="http://schemas.microsoft.com/office/word/2023/wordml/word16du" xmlns:w16sdtfl="http://schemas.microsoft.com/office/word/2024/wordml/sdtformatlock">
+          <mc:Fallback>
             <w:pict>
-              <v:shape w14:anchorId="52557068" id="Cuadro de texto 103800740" o:spid="_x0000_s1079" type="#_x0000_t202" style="position:absolute;margin-left:297.95pt;margin-top:8.65pt;width:1in;height:23.5pt;z-index:251789312;visibility:visible;mso-wrap-style:none;mso-height-percent:0;mso-wrap-distance-left:9pt;mso-wrap-distance-top:0;mso-wrap-distance-right:9pt;mso-wrap-distance-bottom:0;mso-position-horizontal:absolute;mso-position-horizontal-relative:text;mso-position-vertical:absolute;mso-position-vertical-relative:text;mso-height-percent:0;mso-height-relative:margin;v-text-anchor:top" o:gfxdata="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" filled="f" stroked="f">
+              <v:shape w14:anchorId="52557068" id="Cuadro de texto 103800740" o:spid="_x0000_s1079" type="#_x0000_t202" style="position:absolute;margin-left:297.95pt;margin-top:8.65pt;width:1in;height:23.5pt;z-index:251789312;visibility:visible;mso-wrap-style:none;mso-height-percent:0;mso-wrap-distance-left:9pt;mso-wrap-distance-top:0;mso-wrap-distance-right:9pt;mso-wrap-distance-bottom:0;mso-position-horizontal:absolute;mso-position-horizontal-relative:text;mso-position-vertical:absolute;mso-position-vertical-relative:text;mso-height-percent:0;mso-height-relative:margin;v-text-anchor:top" o:gfxdata="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" filled="f" stroked="f">
                 <v:textbox>
                   <w:txbxContent>
                     <w:p>
@@ -21732,7 +21020,6 @@
                                 <w:lang w:val="es-MX"/>
                               </w:rPr>
                             </w:pPr>
-                            <w:proofErr w:type="spellStart"/>
                             <w:r>
                               <w:rPr>
                                 <w:b/>
@@ -21754,7 +21041,6 @@
                               </w:rPr>
                               <w:t>c</w:t>
                             </w:r>
-                            <w:proofErr w:type="spellEnd"/>
                           </w:p>
                         </w:txbxContent>
                       </wps:txbx>
@@ -21773,9 +21059,9 @@
               </wp:anchor>
             </w:drawing>
           </mc:Choice>
-          <mc:Fallback xmlns:w16du="http://schemas.microsoft.com/office/word/2023/wordml/word16du" xmlns:w16sdtfl="http://schemas.microsoft.com/office/word/2024/wordml/sdtformatlock">
+          <mc:Fallback>
             <w:pict>
-              <v:shape w14:anchorId="3D3531B7" id="Cuadro de texto 103800739" o:spid="_x0000_s1080" type="#_x0000_t202" style="position:absolute;margin-left:337.45pt;margin-top:38.65pt;width:1in;height:23.5pt;z-index:251787264;visibility:visible;mso-wrap-style:none;mso-height-percent:0;mso-wrap-distance-left:9pt;mso-wrap-distance-top:0;mso-wrap-distance-right:9pt;mso-wrap-distance-bottom:0;mso-position-horizontal:absolute;mso-position-horizontal-relative:text;mso-position-vertical:absolute;mso-position-vertical-relative:text;mso-height-percent:0;mso-height-relative:margin;v-text-anchor:top" o:gfxdata="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" filled="f" stroked="f">
+              <v:shape w14:anchorId="3D3531B7" id="Cuadro de texto 103800739" o:spid="_x0000_s1080" type="#_x0000_t202" style="position:absolute;margin-left:337.45pt;margin-top:38.65pt;width:1in;height:23.5pt;z-index:251787264;visibility:visible;mso-wrap-style:none;mso-height-percent:0;mso-wrap-distance-left:9pt;mso-wrap-distance-top:0;mso-wrap-distance-right:9pt;mso-wrap-distance-bottom:0;mso-position-horizontal:absolute;mso-position-horizontal-relative:text;mso-position-vertical:absolute;mso-position-vertical-relative:text;mso-height-percent:0;mso-height-relative:margin;v-text-anchor:top" o:gfxdata="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" filled="f" stroked="f">
                 <v:textbox>
                   <w:txbxContent>
                     <w:p>
@@ -21882,7 +21168,6 @@
                                 <w:lang w:val="es-MX"/>
                               </w:rPr>
                             </w:pPr>
-                            <w:proofErr w:type="spellStart"/>
                             <w:r>
                               <w:rPr>
                                 <w:b/>
@@ -21904,7 +21189,6 @@
                               </w:rPr>
                               <w:t>o</w:t>
                             </w:r>
-                            <w:proofErr w:type="spellEnd"/>
                           </w:p>
                         </w:txbxContent>
                       </wps:txbx>
@@ -21923,9 +21207,9 @@
               </wp:anchor>
             </w:drawing>
           </mc:Choice>
-          <mc:Fallback xmlns:w16du="http://schemas.microsoft.com/office/word/2023/wordml/word16du" xmlns:w16sdtfl="http://schemas.microsoft.com/office/word/2024/wordml/sdtformatlock">
+          <mc:Fallback>
             <w:pict>
-              <v:shape w14:anchorId="36BEE607" id="Cuadro de texto 103800738" o:spid="_x0000_s1081" type="#_x0000_t202" style="position:absolute;margin-left:404.95pt;margin-top:35.15pt;width:1in;height:23.5pt;z-index:251785216;visibility:visible;mso-wrap-style:none;mso-height-percent:0;mso-wrap-distance-left:9pt;mso-wrap-distance-top:0;mso-wrap-distance-right:9pt;mso-wrap-distance-bottom:0;mso-position-horizontal:absolute;mso-position-horizontal-relative:text;mso-position-vertical:absolute;mso-position-vertical-relative:text;mso-height-percent:0;mso-height-relative:margin;v-text-anchor:top" o:gfxdata="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" filled="f" stroked="f">
+              <v:shape w14:anchorId="36BEE607" id="Cuadro de texto 103800738" o:spid="_x0000_s1081" type="#_x0000_t202" style="position:absolute;margin-left:404.95pt;margin-top:35.15pt;width:1in;height:23.5pt;z-index:251785216;visibility:visible;mso-wrap-style:none;mso-height-percent:0;mso-wrap-distance-left:9pt;mso-wrap-distance-top:0;mso-wrap-distance-right:9pt;mso-wrap-distance-bottom:0;mso-position-horizontal:absolute;mso-position-horizontal-relative:text;mso-position-vertical:absolute;mso-position-vertical-relative:text;mso-height-percent:0;mso-height-relative:margin;v-text-anchor:top" o:gfxdata="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" filled="f" stroked="f">
                 <v:textbox>
                   <w:txbxContent>
                     <w:p>
@@ -22071,9 +21355,9 @@
               </wp:anchor>
             </w:drawing>
           </mc:Choice>
-          <mc:Fallback xmlns:w16du="http://schemas.microsoft.com/office/word/2023/wordml/word16du" xmlns:w16sdtfl="http://schemas.microsoft.com/office/word/2024/wordml/sdtformatlock">
+          <mc:Fallback>
             <w:pict>
-              <v:shape w14:anchorId="090E9C5E" id="Cuadro de texto 103800737" o:spid="_x0000_s1082" type="#_x0000_t202" style="position:absolute;margin-left:401.45pt;margin-top:65.15pt;width:1in;height:23.5pt;z-index:251783168;visibility:visible;mso-wrap-style:none;mso-height-percent:0;mso-wrap-distance-left:9pt;mso-wrap-distance-top:0;mso-wrap-distance-right:9pt;mso-wrap-distance-bottom:0;mso-position-horizontal:absolute;mso-position-horizontal-relative:text;mso-position-vertical:absolute;mso-position-vertical-relative:text;mso-height-percent:0;mso-height-relative:margin;v-text-anchor:top" o:gfxdata="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" filled="f" stroked="f">
+              <v:shape w14:anchorId="090E9C5E" id="Cuadro de texto 103800737" o:spid="_x0000_s1082" type="#_x0000_t202" style="position:absolute;margin-left:401.45pt;margin-top:65.15pt;width:1in;height:23.5pt;z-index:251783168;visibility:visible;mso-wrap-style:none;mso-height-percent:0;mso-wrap-distance-left:9pt;mso-wrap-distance-top:0;mso-wrap-distance-right:9pt;mso-wrap-distance-bottom:0;mso-position-horizontal:absolute;mso-position-horizontal-relative:text;mso-position-vertical:absolute;mso-position-vertical-relative:text;mso-height-percent:0;mso-height-relative:margin;v-text-anchor:top" o:gfxdata="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" filled="f" stroked="f">
                 <v:textbox>
                   <w:txbxContent>
                     <w:p>
@@ -22180,7 +21464,6 @@
                                 <w:lang w:val="es-MX"/>
                               </w:rPr>
                             </w:pPr>
-                            <w:proofErr w:type="spellStart"/>
                             <w:r>
                               <w:rPr>
                                 <w:b/>
@@ -22202,7 +21485,6 @@
                               </w:rPr>
                               <w:t>c</w:t>
                             </w:r>
-                            <w:proofErr w:type="spellEnd"/>
                           </w:p>
                         </w:txbxContent>
                       </wps:txbx>
@@ -22221,9 +21503,9 @@
               </wp:anchor>
             </w:drawing>
           </mc:Choice>
-          <mc:Fallback xmlns:w16du="http://schemas.microsoft.com/office/word/2023/wordml/word16du" xmlns:w16sdtfl="http://schemas.microsoft.com/office/word/2024/wordml/sdtformatlock">
+          <mc:Fallback>
             <w:pict>
-              <v:shape w14:anchorId="71A0D6FE" id="Cuadro de texto 103800736" o:spid="_x0000_s1083" type="#_x0000_t202" style="position:absolute;margin-left:339.45pt;margin-top:63.65pt;width:1in;height:23.5pt;z-index:251781120;visibility:visible;mso-wrap-style:none;mso-height-percent:0;mso-wrap-distance-left:9pt;mso-wrap-distance-top:0;mso-wrap-distance-right:9pt;mso-wrap-distance-bottom:0;mso-position-horizontal:absolute;mso-position-horizontal-relative:text;mso-position-vertical:absolute;mso-position-vertical-relative:text;mso-height-percent:0;mso-height-relative:margin;v-text-anchor:top" o:gfxdata="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" filled="f" stroked="f">
+              <v:shape w14:anchorId="71A0D6FE" id="Cuadro de texto 103800736" o:spid="_x0000_s1083" type="#_x0000_t202" style="position:absolute;margin-left:339.45pt;margin-top:63.65pt;width:1in;height:23.5pt;z-index:251781120;visibility:visible;mso-wrap-style:none;mso-height-percent:0;mso-wrap-distance-left:9pt;mso-wrap-distance-top:0;mso-wrap-distance-right:9pt;mso-wrap-distance-bottom:0;mso-position-horizontal:absolute;mso-position-horizontal-relative:text;mso-position-vertical:absolute;mso-position-vertical-relative:text;mso-height-percent:0;mso-height-relative:margin;v-text-anchor:top" o:gfxdata="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" filled="f" stroked="f">
                 <v:textbox>
                   <w:txbxContent>
                     <w:p>
@@ -22369,9 +21651,9 @@
               </wp:anchor>
             </w:drawing>
           </mc:Choice>
-          <mc:Fallback xmlns:w16du="http://schemas.microsoft.com/office/word/2023/wordml/word16du" xmlns:w16sdtfl="http://schemas.microsoft.com/office/word/2024/wordml/sdtformatlock">
+          <mc:Fallback>
             <w:pict>
-              <v:shape w14:anchorId="6D8BE845" id="Cuadro de texto 103800735" o:spid="_x0000_s1084" type="#_x0000_t202" style="position:absolute;margin-left:257.45pt;margin-top:9.65pt;width:1in;height:23.5pt;z-index:251779072;visibility:visible;mso-wrap-style:none;mso-height-percent:0;mso-wrap-distance-left:9pt;mso-wrap-distance-top:0;mso-wrap-distance-right:9pt;mso-wrap-distance-bottom:0;mso-position-horizontal:absolute;mso-position-horizontal-relative:text;mso-position-vertical:absolute;mso-position-vertical-relative:text;mso-height-percent:0;mso-height-relative:margin;v-text-anchor:top" o:gfxdata="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" filled="f" stroked="f">
+              <v:shape w14:anchorId="6D8BE845" id="Cuadro de texto 103800735" o:spid="_x0000_s1084" type="#_x0000_t202" style="position:absolute;margin-left:257.45pt;margin-top:9.65pt;width:1in;height:23.5pt;z-index:251779072;visibility:visible;mso-wrap-style:none;mso-height-percent:0;mso-wrap-distance-left:9pt;mso-wrap-distance-top:0;mso-wrap-distance-right:9pt;mso-wrap-distance-bottom:0;mso-position-horizontal:absolute;mso-position-horizontal-relative:text;mso-position-vertical:absolute;mso-position-vertical-relative:text;mso-height-percent:0;mso-height-relative:margin;v-text-anchor:top" o:gfxdata="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" filled="f" stroked="f">
                 <v:textbox>
                   <w:txbxContent>
                     <w:p>
@@ -22471,7 +21753,7 @@
               </wp:anchor>
             </w:drawing>
           </mc:Choice>
-          <mc:Fallback xmlns:w16du="http://schemas.microsoft.com/office/word/2023/wordml/word16du" xmlns:w16sdtfl="http://schemas.microsoft.com/office/word/2024/wordml/sdtformatlock">
+          <mc:Fallback>
             <w:pict>
               <v:shape w14:anchorId="068A6A00" id="Conector recto de flecha 103800734" o:spid="_x0000_s1026" type="#_x0000_t32" style="position:absolute;margin-left:341.45pt;margin-top:37.65pt;width:0;height:28.5pt;z-index:251778048;visibility:visible;mso-wrap-style:square;mso-wrap-distance-left:9pt;mso-wrap-distance-top:0;mso-wrap-distance-right:9pt;mso-wrap-distance-bottom:0;mso-position-horizontal:absolute;mso-position-horizontal-relative:text;mso-position-vertical:absolute;mso-position-vertical-relative:text" o:gfxdata="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" strokecolor="black [3040]">
                 <v:stroke endarrow="block"/>
@@ -22537,7 +21819,7 @@
               </wp:anchor>
             </w:drawing>
           </mc:Choice>
-          <mc:Fallback xmlns:w16du="http://schemas.microsoft.com/office/word/2023/wordml/word16du" xmlns:w16sdtfl="http://schemas.microsoft.com/office/word/2024/wordml/sdtformatlock">
+          <mc:Fallback>
             <w:pict>
               <v:shape w14:anchorId="69A2C55C" id="Conector recto de flecha 103800732" o:spid="_x0000_s1026" type="#_x0000_t32" style="position:absolute;margin-left:411.45pt;margin-top:33.15pt;width:0;height:31.5pt;z-index:251777024;visibility:visible;mso-wrap-style:square;mso-wrap-distance-left:9pt;mso-wrap-distance-top:0;mso-wrap-distance-right:9pt;mso-wrap-distance-bottom:0;mso-position-horizontal:absolute;mso-position-horizontal-relative:text;mso-position-vertical:absolute;mso-position-vertical-relative:text" o:gfxdata="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" strokecolor="black [3040]">
                 <v:stroke endarrow="block"/>
@@ -22603,7 +21885,7 @@
               </wp:anchor>
             </w:drawing>
           </mc:Choice>
-          <mc:Fallback xmlns:w16du="http://schemas.microsoft.com/office/word/2023/wordml/word16du" xmlns:w16sdtfl="http://schemas.microsoft.com/office/word/2024/wordml/sdtformatlock">
+          <mc:Fallback>
             <w:pict>
               <v:shape w14:anchorId="03554084" id="Conector recto de flecha 103800730" o:spid="_x0000_s1026" type="#_x0000_t32" style="position:absolute;margin-left:288.95pt;margin-top:27.65pt;width:41.5pt;height:0;z-index:251776000;visibility:visible;mso-wrap-style:square;mso-wrap-distance-left:9pt;mso-wrap-distance-top:0;mso-wrap-distance-right:9pt;mso-wrap-distance-bottom:0;mso-position-horizontal:absolute;mso-position-horizontal-relative:text;mso-position-vertical:absolute;mso-position-vertical-relative:text" o:gfxdata="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" strokecolor="black [3040]">
                 <v:stroke endarrow="block"/>
@@ -22632,7 +21914,7 @@
                     <pic:cNvPicPr/>
                   </pic:nvPicPr>
                   <pic:blipFill>
-                    <a:blip r:embed="rId21"/>
+                    <a:blip r:embed="rId19"/>
                     <a:stretch>
                       <a:fillRect/>
                     </a:stretch>
@@ -22657,8 +21939,8 @@
       <w:pPr>
         <w:pStyle w:val="Descripcin"/>
       </w:pPr>
-      <w:bookmarkStart w:id="24" w:name="_Ref224131419"/>
-      <w:bookmarkEnd w:id="23"/>
+      <w:bookmarkStart w:id="22" w:name="_Ref224131419"/>
+      <w:bookmarkEnd w:id="21"/>
       <w:r>
         <w:t xml:space="preserve">Figura </w:t>
       </w:r>
@@ -22670,7 +21952,7 @@
           <w:t>6</w:t>
         </w:r>
       </w:fldSimple>
-      <w:bookmarkEnd w:id="24"/>
+      <w:bookmarkEnd w:id="22"/>
       <w:r>
         <w:t>:</w:t>
       </w:r>
@@ -22857,7 +22139,7 @@
           <w:sz w:val="24"/>
           <w:szCs w:val="24"/>
         </w:rPr>
-        <w:t xml:space="preserve">transfiere energía al inductor L, el cual almacena energía en forma de campo magnético. Cuando el interruptor se abre, el diodo proporciona un camino de conducción para la corriente del </w:t>
+        <w:t xml:space="preserve">transfiere energía al inductor L, el cual almacena energía en forma de campo magnético. Cuando el interruptor se abre, el diodo proporciona un camino de conducción para la corriente del inductor, permitiendo que esta continúe fluyendo hacia el capacitor C y la carga resistiva </w:t>
       </w:r>
       <w:r>
         <w:rPr>
@@ -22866,7 +22148,7 @@
           <w:szCs w:val="24"/>
         </w:rPr>
         <w:lastRenderedPageBreak/>
-        <w:t>inductor, permitiendo que esta continúe fluyendo hacia el capacitor C y la carga resistiva Ro. El capacitor cumple la función de filtrar el voltaje de salida, reduciendo el rizado y estabilizando la tensión aplicada a la carga.</w:t>
+        <w:t>Ro. El capacitor cumple la función de filtrar el voltaje de salida, reduciendo el rizado y estabilizando la tensión aplicada a la carga.</w:t>
       </w:r>
     </w:p>
     <w:p>
@@ -22936,7 +22218,7 @@
               </wp:anchor>
             </w:drawing>
           </mc:Choice>
-          <mc:Fallback xmlns:w16du="http://schemas.microsoft.com/office/word/2023/wordml/word16du" xmlns:w16sdtfl="http://schemas.microsoft.com/office/word/2024/wordml/sdtformatlock">
+          <mc:Fallback>
             <w:pict>
               <v:line w14:anchorId="186EFE23" id="Conector recto 438739059" o:spid="_x0000_s1026" style="position:absolute;z-index:251882496;visibility:visible;mso-wrap-style:square;mso-wrap-distance-left:9pt;mso-wrap-distance-top:0;mso-wrap-distance-right:9pt;mso-wrap-distance-bottom:0;mso-position-horizontal:absolute;mso-position-horizontal-relative:text;mso-position-vertical:absolute;mso-position-vertical-relative:text" from="216.25pt,60.5pt" to="220.85pt,60.5pt" o:gfxdata="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" strokecolor="black [3040]"/>
             </w:pict>
@@ -23026,9 +22308,9 @@
               </wp:anchor>
             </w:drawing>
           </mc:Choice>
-          <mc:Fallback xmlns:w16du="http://schemas.microsoft.com/office/word/2023/wordml/word16du" xmlns:w16sdtfl="http://schemas.microsoft.com/office/word/2024/wordml/sdtformatlock">
+          <mc:Fallback>
             <w:pict>
-              <v:shape w14:anchorId="2825CEC8" id="Cuadro de texto 438739056" o:spid="_x0000_s1085" type="#_x0000_t202" style="position:absolute;margin-left:209.25pt;margin-top:53.4pt;width:1in;height:18.3pt;z-index:251881472;visibility:visible;mso-wrap-style:none;mso-height-percent:0;mso-wrap-distance-left:9pt;mso-wrap-distance-top:0;mso-wrap-distance-right:9pt;mso-wrap-distance-bottom:0;mso-position-horizontal:absolute;mso-position-horizontal-relative:text;mso-position-vertical:absolute;mso-position-vertical-relative:text;mso-height-percent:0;mso-height-relative:margin;v-text-anchor:top" o:gfxdata="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" filled="f" stroked="f">
+              <v:shape w14:anchorId="2825CEC8" id="Cuadro de texto 438739056" o:spid="_x0000_s1085" type="#_x0000_t202" style="position:absolute;margin-left:209.25pt;margin-top:53.4pt;width:1in;height:18.3pt;z-index:251881472;visibility:visible;mso-wrap-style:none;mso-height-percent:0;mso-wrap-distance-left:9pt;mso-wrap-distance-top:0;mso-wrap-distance-right:9pt;mso-wrap-distance-bottom:0;mso-position-horizontal:absolute;mso-position-horizontal-relative:text;mso-position-vertical:absolute;mso-position-vertical-relative:text;mso-height-percent:0;mso-height-relative:margin;v-text-anchor:top" o:gfxdata="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" filled="f" stroked="f">
                 <v:textbox>
                   <w:txbxContent>
                     <w:p>
@@ -23134,9 +22416,9 @@
               </wp:anchor>
             </w:drawing>
           </mc:Choice>
-          <mc:Fallback xmlns:w16du="http://schemas.microsoft.com/office/word/2023/wordml/word16du" xmlns:w16sdtfl="http://schemas.microsoft.com/office/word/2024/wordml/sdtformatlock">
+          <mc:Fallback>
             <w:pict>
-              <v:shape w14:anchorId="7EA91B45" id="Cuadro de texto 438739055" o:spid="_x0000_s1086" type="#_x0000_t202" style="position:absolute;margin-left:133.4pt;margin-top:36.35pt;width:1in;height:18.3pt;z-index:251879424;visibility:visible;mso-wrap-style:none;mso-height-percent:0;mso-wrap-distance-left:9pt;mso-wrap-distance-top:0;mso-wrap-distance-right:9pt;mso-wrap-distance-bottom:0;mso-position-horizontal:absolute;mso-position-horizontal-relative:text;mso-position-vertical:absolute;mso-position-vertical-relative:text;mso-height-percent:0;mso-height-relative:margin;v-text-anchor:top" o:gfxdata="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" filled="f" stroked="f">
+              <v:shape w14:anchorId="7EA91B45" id="Cuadro de texto 438739055" o:spid="_x0000_s1086" type="#_x0000_t202" style="position:absolute;margin-left:133.4pt;margin-top:36.35pt;width:1in;height:18.3pt;z-index:251879424;visibility:visible;mso-wrap-style:none;mso-height-percent:0;mso-wrap-distance-left:9pt;mso-wrap-distance-top:0;mso-wrap-distance-right:9pt;mso-wrap-distance-bottom:0;mso-position-horizontal:absolute;mso-position-horizontal-relative:text;mso-position-vertical:absolute;mso-position-vertical-relative:text;mso-height-percent:0;mso-height-relative:margin;v-text-anchor:top" o:gfxdata="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" filled="f" stroked="f">
                 <v:textbox>
                   <w:txbxContent>
                     <w:p>
@@ -23260,7 +22542,7 @@
                                           </pic:cNvPicPr>
                                         </pic:nvPicPr>
                                         <pic:blipFill>
-                                          <a:blip r:embed="rId20">
+                                          <a:blip r:embed="rId18">
                                             <a:extLst>
                                               <a:ext uri="{28A0092B-C50C-407E-A947-70E740481C1C}">
                                                 <a14:useLocalDpi xmlns:a14="http://schemas.microsoft.com/office/drawing/2010/main" val="0"/>
@@ -23312,9 +22594,9 @@
               </wp:anchor>
             </w:drawing>
           </mc:Choice>
-          <mc:Fallback xmlns:w16du="http://schemas.microsoft.com/office/word/2023/wordml/word16du" xmlns:w16sdtfl="http://schemas.microsoft.com/office/word/2024/wordml/sdtformatlock">
+          <mc:Fallback>
             <w:pict>
-              <v:shape w14:anchorId="4BFAB92D" id="Cuadro de texto 438739053" o:spid="_x0000_s1087" type="#_x0000_t202" style="position:absolute;margin-left:402.95pt;margin-top:72.6pt;width:18.5pt;height:22pt;z-index:251878400;visibility:visible;mso-wrap-style:square;mso-width-percent:0;mso-height-percent:0;mso-wrap-distance-left:9pt;mso-wrap-distance-top:0;mso-wrap-distance-right:9pt;mso-wrap-distance-bottom:0;mso-position-horizontal:absolute;mso-position-horizontal-relative:text;mso-position-vertical:absolute;mso-position-vertical-relative:text;mso-width-percent:0;mso-height-percent:0;mso-width-relative:margin;mso-height-relative:margin;v-text-anchor:top" o:gfxdata="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" filled="f" stroked="f">
+              <v:shape w14:anchorId="4BFAB92D" id="Cuadro de texto 438739053" o:spid="_x0000_s1087" type="#_x0000_t202" style="position:absolute;margin-left:402.95pt;margin-top:72.6pt;width:18.5pt;height:22pt;z-index:251878400;visibility:visible;mso-wrap-style:square;mso-width-percent:0;mso-height-percent:0;mso-wrap-distance-left:9pt;mso-wrap-distance-top:0;mso-wrap-distance-right:9pt;mso-wrap-distance-bottom:0;mso-position-horizontal:absolute;mso-position-horizontal-relative:text;mso-position-vertical:absolute;mso-position-vertical-relative:text;mso-width-percent:0;mso-height-percent:0;mso-width-relative:margin;mso-height-relative:margin;v-text-anchor:top" o:gfxdata="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" filled="f" stroked="f">
                 <v:textbox>
                   <w:txbxContent>
                     <w:p>
@@ -23365,7 +22647,7 @@
                                     </pic:cNvPicPr>
                                   </pic:nvPicPr>
                                   <pic:blipFill>
-                                    <a:blip r:embed="rId20">
+                                    <a:blip r:embed="rId18">
                                       <a:extLst>
                                         <a:ext uri="{28A0092B-C50C-407E-A947-70E740481C1C}">
                                           <a14:useLocalDpi xmlns:a14="http://schemas.microsoft.com/office/drawing/2010/main" val="0"/>
@@ -23505,7 +22787,7 @@
                                           </pic:cNvPicPr>
                                         </pic:nvPicPr>
                                         <pic:blipFill>
-                                          <a:blip r:embed="rId20">
+                                          <a:blip r:embed="rId18">
                                             <a:extLst>
                                               <a:ext uri="{28A0092B-C50C-407E-A947-70E740481C1C}">
                                                 <a14:useLocalDpi xmlns:a14="http://schemas.microsoft.com/office/drawing/2010/main" val="0"/>
@@ -23557,9 +22839,9 @@
               </wp:anchor>
             </w:drawing>
           </mc:Choice>
-          <mc:Fallback xmlns:w16du="http://schemas.microsoft.com/office/word/2023/wordml/word16du" xmlns:w16sdtfl="http://schemas.microsoft.com/office/word/2024/wordml/sdtformatlock">
+          <mc:Fallback>
             <w:pict>
-              <v:shape w14:anchorId="01524E56" id="Cuadro de texto 438739051" o:spid="_x0000_s1088" type="#_x0000_t202" style="position:absolute;margin-left:340.45pt;margin-top:74.6pt;width:18.5pt;height:22pt;z-index:251876352;visibility:visible;mso-wrap-style:square;mso-width-percent:0;mso-height-percent:0;mso-wrap-distance-left:9pt;mso-wrap-distance-top:0;mso-wrap-distance-right:9pt;mso-wrap-distance-bottom:0;mso-position-horizontal:absolute;mso-position-horizontal-relative:text;mso-position-vertical:absolute;mso-position-vertical-relative:text;mso-width-percent:0;mso-height-percent:0;mso-width-relative:margin;mso-height-relative:margin;v-text-anchor:top" o:gfxdata="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" filled="f" stroked="f">
+              <v:shape w14:anchorId="01524E56" id="Cuadro de texto 438739051" o:spid="_x0000_s1088" type="#_x0000_t202" style="position:absolute;margin-left:340.45pt;margin-top:74.6pt;width:18.5pt;height:22pt;z-index:251876352;visibility:visible;mso-wrap-style:square;mso-width-percent:0;mso-height-percent:0;mso-wrap-distance-left:9pt;mso-wrap-distance-top:0;mso-wrap-distance-right:9pt;mso-wrap-distance-bottom:0;mso-position-horizontal:absolute;mso-position-horizontal-relative:text;mso-position-vertical:absolute;mso-position-vertical-relative:text;mso-width-percent:0;mso-height-percent:0;mso-width-relative:margin;mso-height-relative:margin;v-text-anchor:top" o:gfxdata="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" filled="f" stroked="f">
                 <v:textbox>
                   <w:txbxContent>
                     <w:p>
@@ -23610,7 +22892,7 @@
                                     </pic:cNvPicPr>
                                   </pic:nvPicPr>
                                   <pic:blipFill>
-                                    <a:blip r:embed="rId20">
+                                    <a:blip r:embed="rId18">
                                       <a:extLst>
                                         <a:ext uri="{28A0092B-C50C-407E-A947-70E740481C1C}">
                                           <a14:useLocalDpi xmlns:a14="http://schemas.microsoft.com/office/drawing/2010/main" val="0"/>
@@ -23750,7 +23032,7 @@
                                           </pic:cNvPicPr>
                                         </pic:nvPicPr>
                                         <pic:blipFill>
-                                          <a:blip r:embed="rId20">
+                                          <a:blip r:embed="rId18">
                                             <a:extLst>
                                               <a:ext uri="{28A0092B-C50C-407E-A947-70E740481C1C}">
                                                 <a14:useLocalDpi xmlns:a14="http://schemas.microsoft.com/office/drawing/2010/main" val="0"/>
@@ -23802,9 +23084,9 @@
               </wp:anchor>
             </w:drawing>
           </mc:Choice>
-          <mc:Fallback xmlns:w16du="http://schemas.microsoft.com/office/word/2023/wordml/word16du" xmlns:w16sdtfl="http://schemas.microsoft.com/office/word/2024/wordml/sdtformatlock">
+          <mc:Fallback>
             <w:pict>
-              <v:shape w14:anchorId="6FDDA49F" id="Cuadro de texto 438739029" o:spid="_x0000_s1089" type="#_x0000_t202" style="position:absolute;margin-left:402.45pt;margin-top:55.6pt;width:18.5pt;height:22pt;z-index:251857920;visibility:visible;mso-wrap-style:square;mso-width-percent:0;mso-height-percent:0;mso-wrap-distance-left:9pt;mso-wrap-distance-top:0;mso-wrap-distance-right:9pt;mso-wrap-distance-bottom:0;mso-position-horizontal:absolute;mso-position-horizontal-relative:text;mso-position-vertical:absolute;mso-position-vertical-relative:text;mso-width-percent:0;mso-height-percent:0;mso-width-relative:margin;mso-height-relative:margin;v-text-anchor:top" o:gfxdata="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" filled="f" stroked="f">
+              <v:shape w14:anchorId="6FDDA49F" id="Cuadro de texto 438739029" o:spid="_x0000_s1089" type="#_x0000_t202" style="position:absolute;margin-left:402.45pt;margin-top:55.6pt;width:18.5pt;height:22pt;z-index:251857920;visibility:visible;mso-wrap-style:square;mso-width-percent:0;mso-height-percent:0;mso-wrap-distance-left:9pt;mso-wrap-distance-top:0;mso-wrap-distance-right:9pt;mso-wrap-distance-bottom:0;mso-position-horizontal:absolute;mso-position-horizontal-relative:text;mso-position-vertical:absolute;mso-position-vertical-relative:text;mso-width-percent:0;mso-height-percent:0;mso-width-relative:margin;mso-height-relative:margin;v-text-anchor:top" o:gfxdata="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" filled="f" stroked="f">
                 <v:textbox>
                   <w:txbxContent>
                     <w:p>
@@ -23855,7 +23137,7 @@
                                     </pic:cNvPicPr>
                                   </pic:nvPicPr>
                                   <pic:blipFill>
-                                    <a:blip r:embed="rId20">
+                                    <a:blip r:embed="rId18">
                                       <a:extLst>
                                         <a:ext uri="{28A0092B-C50C-407E-A947-70E740481C1C}">
                                           <a14:useLocalDpi xmlns:a14="http://schemas.microsoft.com/office/drawing/2010/main" val="0"/>
@@ -23995,7 +23277,7 @@
                                           </pic:cNvPicPr>
                                         </pic:nvPicPr>
                                         <pic:blipFill>
-                                          <a:blip r:embed="rId20">
+                                          <a:blip r:embed="rId18">
                                             <a:extLst>
                                               <a:ext uri="{28A0092B-C50C-407E-A947-70E740481C1C}">
                                                 <a14:useLocalDpi xmlns:a14="http://schemas.microsoft.com/office/drawing/2010/main" val="0"/>
@@ -24047,9 +23329,9 @@
               </wp:anchor>
             </w:drawing>
           </mc:Choice>
-          <mc:Fallback xmlns:w16du="http://schemas.microsoft.com/office/word/2023/wordml/word16du" xmlns:w16sdtfl="http://schemas.microsoft.com/office/word/2024/wordml/sdtformatlock">
+          <mc:Fallback>
             <w:pict>
-              <v:shape w14:anchorId="60F02E35" id="Cuadro de texto 438739027" o:spid="_x0000_s1090" type="#_x0000_t202" style="position:absolute;margin-left:340.95pt;margin-top:51.6pt;width:18.5pt;height:22pt;z-index:251855872;visibility:visible;mso-wrap-style:square;mso-width-percent:0;mso-height-percent:0;mso-wrap-distance-left:9pt;mso-wrap-distance-top:0;mso-wrap-distance-right:9pt;mso-wrap-distance-bottom:0;mso-position-horizontal:absolute;mso-position-horizontal-relative:text;mso-position-vertical:absolute;mso-position-vertical-relative:text;mso-width-percent:0;mso-height-percent:0;mso-width-relative:margin;mso-height-relative:margin;v-text-anchor:top" o:gfxdata="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" filled="f" stroked="f">
+              <v:shape w14:anchorId="60F02E35" id="Cuadro de texto 438739027" o:spid="_x0000_s1090" type="#_x0000_t202" style="position:absolute;margin-left:340.95pt;margin-top:51.6pt;width:18.5pt;height:22pt;z-index:251855872;visibility:visible;mso-wrap-style:square;mso-width-percent:0;mso-height-percent:0;mso-wrap-distance-left:9pt;mso-wrap-distance-top:0;mso-wrap-distance-right:9pt;mso-wrap-distance-bottom:0;mso-position-horizontal:absolute;mso-position-horizontal-relative:text;mso-position-vertical:absolute;mso-position-vertical-relative:text;mso-width-percent:0;mso-height-percent:0;mso-width-relative:margin;mso-height-relative:margin;v-text-anchor:top" o:gfxdata="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" filled="f" stroked="f">
                 <v:textbox>
                   <w:txbxContent>
                     <w:p>
@@ -24100,7 +23382,7 @@
                                     </pic:cNvPicPr>
                                   </pic:nvPicPr>
                                   <pic:blipFill>
-                                    <a:blip r:embed="rId20">
+                                    <a:blip r:embed="rId18">
                                       <a:extLst>
                                         <a:ext uri="{28A0092B-C50C-407E-A947-70E740481C1C}">
                                           <a14:useLocalDpi xmlns:a14="http://schemas.microsoft.com/office/drawing/2010/main" val="0"/>
@@ -24203,7 +23485,6 @@
                                 <w:lang w:val="es-MX"/>
                               </w:rPr>
                             </w:pPr>
-                            <w:proofErr w:type="spellStart"/>
                             <w:r>
                               <w:rPr>
                                 <w:b/>
@@ -24225,7 +23506,6 @@
                               </w:rPr>
                               <w:t>c</w:t>
                             </w:r>
-                            <w:proofErr w:type="spellEnd"/>
                           </w:p>
                         </w:txbxContent>
                       </wps:txbx>
@@ -24244,9 +23524,9 @@
               </wp:anchor>
             </w:drawing>
           </mc:Choice>
-          <mc:Fallback xmlns:w16du="http://schemas.microsoft.com/office/word/2023/wordml/word16du" xmlns:w16sdtfl="http://schemas.microsoft.com/office/word/2024/wordml/sdtformatlock">
+          <mc:Fallback>
             <w:pict>
-              <v:shape w14:anchorId="01FCA0E1" id="Cuadro de texto 438739016" o:spid="_x0000_s1091" type="#_x0000_t202" style="position:absolute;margin-left:338.7pt;margin-top:42.1pt;width:1in;height:23.5pt;z-index:251835392;visibility:visible;mso-wrap-style:none;mso-height-percent:0;mso-wrap-distance-left:9pt;mso-wrap-distance-top:0;mso-wrap-distance-right:9pt;mso-wrap-distance-bottom:0;mso-position-horizontal:absolute;mso-position-horizontal-relative:text;mso-position-vertical:absolute;mso-position-vertical-relative:text;mso-height-percent:0;mso-height-relative:margin;v-text-anchor:top" o:gfxdata="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" filled="f" stroked="f">
+              <v:shape w14:anchorId="01FCA0E1" id="Cuadro de texto 438739016" o:spid="_x0000_s1091" type="#_x0000_t202" style="position:absolute;margin-left:338.7pt;margin-top:42.1pt;width:1in;height:23.5pt;z-index:251835392;visibility:visible;mso-wrap-style:none;mso-height-percent:0;mso-wrap-distance-left:9pt;mso-wrap-distance-top:0;mso-wrap-distance-right:9pt;mso-wrap-distance-bottom:0;mso-position-horizontal:absolute;mso-position-horizontal-relative:text;mso-position-vertical:absolute;mso-position-vertical-relative:text;mso-height-percent:0;mso-height-relative:margin;v-text-anchor:top" o:gfxdata="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" filled="f" stroked="f">
                 <v:textbox>
                   <w:txbxContent>
                     <w:p>
@@ -24353,7 +23633,6 @@
                                 <w:lang w:val="es-MX"/>
                               </w:rPr>
                             </w:pPr>
-                            <w:proofErr w:type="spellStart"/>
                             <w:r>
                               <w:rPr>
                                 <w:b/>
@@ -24375,7 +23654,6 @@
                               </w:rPr>
                               <w:t>o</w:t>
                             </w:r>
-                            <w:proofErr w:type="spellEnd"/>
                           </w:p>
                         </w:txbxContent>
                       </wps:txbx>
@@ -24394,9 +23672,9 @@
               </wp:anchor>
             </w:drawing>
           </mc:Choice>
-          <mc:Fallback xmlns:w16du="http://schemas.microsoft.com/office/word/2023/wordml/word16du" xmlns:w16sdtfl="http://schemas.microsoft.com/office/word/2024/wordml/sdtformatlock">
+          <mc:Fallback>
             <w:pict>
-              <v:shape w14:anchorId="7D1B3368" id="Cuadro de texto 438739015" o:spid="_x0000_s1092" type="#_x0000_t202" style="position:absolute;margin-left:408.45pt;margin-top:34.6pt;width:1in;height:23.5pt;z-index:251833344;visibility:visible;mso-wrap-style:none;mso-height-percent:0;mso-wrap-distance-left:9pt;mso-wrap-distance-top:0;mso-wrap-distance-right:9pt;mso-wrap-distance-bottom:0;mso-position-horizontal:absolute;mso-position-horizontal-relative:text;mso-position-vertical:absolute;mso-position-vertical-relative:text;mso-height-percent:0;mso-height-relative:margin;v-text-anchor:top" o:gfxdata="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" filled="f" stroked="f">
+              <v:shape w14:anchorId="7D1B3368" id="Cuadro de texto 438739015" o:spid="_x0000_s1092" type="#_x0000_t202" style="position:absolute;margin-left:408.45pt;margin-top:34.6pt;width:1in;height:23.5pt;z-index:251833344;visibility:visible;mso-wrap-style:none;mso-height-percent:0;mso-wrap-distance-left:9pt;mso-wrap-distance-top:0;mso-wrap-distance-right:9pt;mso-wrap-distance-bottom:0;mso-position-horizontal:absolute;mso-position-horizontal-relative:text;mso-position-vertical:absolute;mso-position-vertical-relative:text;mso-height-percent:0;mso-height-relative:margin;v-text-anchor:top" o:gfxdata="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" filled="f" stroked="f">
                 <v:textbox>
                   <w:txbxContent>
                     <w:p>
@@ -24496,7 +23774,7 @@
               </wp:anchor>
             </w:drawing>
           </mc:Choice>
-          <mc:Fallback xmlns:w16du="http://schemas.microsoft.com/office/word/2023/wordml/word16du" xmlns:w16sdtfl="http://schemas.microsoft.com/office/word/2024/wordml/sdtformatlock">
+          <mc:Fallback>
             <w:pict>
               <v:shape w14:anchorId="03ACF8E2" id="Conector recto de flecha 438739014" o:spid="_x0000_s1026" type="#_x0000_t32" style="position:absolute;margin-left:408.45pt;margin-top:34.6pt;width:0;height:29.5pt;z-index:251831296;visibility:visible;mso-wrap-style:square;mso-wrap-distance-left:9pt;mso-wrap-distance-top:0;mso-wrap-distance-right:9pt;mso-wrap-distance-bottom:0;mso-position-horizontal:absolute;mso-position-horizontal-relative:text;mso-position-vertical:absolute;mso-position-vertical-relative:text" o:gfxdata="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" strokecolor="black [3040]">
                 <v:stroke endarrow="block"/>
@@ -24562,7 +23840,7 @@
               </wp:anchor>
             </w:drawing>
           </mc:Choice>
-          <mc:Fallback xmlns:w16du="http://schemas.microsoft.com/office/word/2023/wordml/word16du" xmlns:w16sdtfl="http://schemas.microsoft.com/office/word/2024/wordml/sdtformatlock">
+          <mc:Fallback>
             <w:pict>
               <v:shape w14:anchorId="062DEBF5" id="Conector recto de flecha 438739013" o:spid="_x0000_s1026" type="#_x0000_t32" style="position:absolute;margin-left:340.45pt;margin-top:38.6pt;width:.5pt;height:31pt;z-index:251830272;visibility:visible;mso-wrap-style:square;mso-wrap-distance-left:9pt;mso-wrap-distance-top:0;mso-wrap-distance-right:9pt;mso-wrap-distance-bottom:0;mso-position-horizontal:absolute;mso-position-horizontal-relative:text;mso-position-vertical:absolute;mso-position-vertical-relative:text" o:gfxdata="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" strokecolor="black [3040]">
                 <v:stroke endarrow="block"/>
@@ -24635,7 +23913,6 @@
                                 <w:lang w:val="es-MX"/>
                               </w:rPr>
                             </w:pPr>
-                            <w:proofErr w:type="spellStart"/>
                             <w:r>
                               <w:rPr>
                                 <w:b/>
@@ -24657,7 +23934,6 @@
                               </w:rPr>
                               <w:t>L</w:t>
                             </w:r>
-                            <w:proofErr w:type="spellEnd"/>
                           </w:p>
                         </w:txbxContent>
                       </wps:txbx>
@@ -24676,9 +23952,9 @@
               </wp:anchor>
             </w:drawing>
           </mc:Choice>
-          <mc:Fallback xmlns:w16du="http://schemas.microsoft.com/office/word/2023/wordml/word16du" xmlns:w16sdtfl="http://schemas.microsoft.com/office/word/2024/wordml/sdtformatlock">
+          <mc:Fallback>
             <w:pict>
-              <v:shape w14:anchorId="1BECF3E1" id="Cuadro de texto 438739011" o:spid="_x0000_s1093" type="#_x0000_t202" style="position:absolute;margin-left:307.95pt;margin-top:8.1pt;width:1in;height:23.5pt;z-index:251829248;visibility:visible;mso-wrap-style:none;mso-height-percent:0;mso-wrap-distance-left:9pt;mso-wrap-distance-top:0;mso-wrap-distance-right:9pt;mso-wrap-distance-bottom:0;mso-position-horizontal:absolute;mso-position-horizontal-relative:text;mso-position-vertical:absolute;mso-position-vertical-relative:text;mso-height-percent:0;mso-height-relative:margin;v-text-anchor:top" o:gfxdata="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" filled="f" stroked="f">
+              <v:shape w14:anchorId="1BECF3E1" id="Cuadro de texto 438739011" o:spid="_x0000_s1093" type="#_x0000_t202" style="position:absolute;margin-left:307.95pt;margin-top:8.1pt;width:1in;height:23.5pt;z-index:251829248;visibility:visible;mso-wrap-style:none;mso-height-percent:0;mso-wrap-distance-left:9pt;mso-wrap-distance-top:0;mso-wrap-distance-right:9pt;mso-wrap-distance-bottom:0;mso-position-horizontal:absolute;mso-position-horizontal-relative:text;mso-position-vertical:absolute;mso-position-vertical-relative:text;mso-height-percent:0;mso-height-relative:margin;v-text-anchor:top" o:gfxdata="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" filled="f" stroked="f">
                 <v:textbox>
                   <w:txbxContent>
                     <w:p>
@@ -24778,7 +24054,7 @@
               </wp:anchor>
             </w:drawing>
           </mc:Choice>
-          <mc:Fallback xmlns:w16du="http://schemas.microsoft.com/office/word/2023/wordml/word16du" xmlns:w16sdtfl="http://schemas.microsoft.com/office/word/2024/wordml/sdtformatlock">
+          <mc:Fallback>
             <w:pict>
               <v:shape w14:anchorId="027F89E7" id="Conector recto de flecha 438739008" o:spid="_x0000_s1026" type="#_x0000_t32" style="position:absolute;margin-left:304.95pt;margin-top:26.1pt;width:30pt;height:0;z-index:251823104;visibility:visible;mso-wrap-style:square;mso-wrap-distance-left:9pt;mso-wrap-distance-top:0;mso-wrap-distance-right:9pt;mso-wrap-distance-bottom:0;mso-position-horizontal:absolute;mso-position-horizontal-relative:text;mso-position-vertical:absolute;mso-position-vertical-relative:text" o:gfxdata="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" strokecolor="black [3040]">
                 <v:stroke endarrow="block"/>
@@ -24899,7 +24175,7 @@
                                           </pic:cNvPicPr>
                                         </pic:nvPicPr>
                                         <pic:blipFill>
-                                          <a:blip r:embed="rId19">
+                                          <a:blip r:embed="rId18">
                                             <a:extLst>
                                               <a:ext uri="{28A0092B-C50C-407E-A947-70E740481C1C}">
                                                 <a14:useLocalDpi xmlns:a14="http://schemas.microsoft.com/office/drawing/2010/main" val="0"/>
@@ -24951,9 +24227,9 @@
               </wp:anchor>
             </w:drawing>
           </mc:Choice>
-          <mc:Fallback xmlns:w16du="http://schemas.microsoft.com/office/word/2023/wordml/word16du" xmlns:w16sdtfl="http://schemas.microsoft.com/office/word/2024/wordml/sdtformatlock">
+          <mc:Fallback>
             <w:pict>
-              <v:shape w14:anchorId="54634734" id="Cuadro de texto 103800757" o:spid="_x0000_s1094" type="#_x0000_t202" style="position:absolute;margin-left:401.95pt;margin-top:63.6pt;width:31.5pt;height:29.5pt;z-index:251813888;visibility:visible;mso-wrap-style:square;mso-width-percent:0;mso-height-percent:0;mso-wrap-distance-left:9pt;mso-wrap-distance-top:0;mso-wrap-distance-right:9pt;mso-wrap-distance-bottom:0;mso-position-horizontal:absolute;mso-position-horizontal-relative:text;mso-position-vertical:absolute;mso-position-vertical-relative:text;mso-width-percent:0;mso-height-percent:0;mso-width-relative:margin;mso-height-relative:margin;v-text-anchor:top" o:gfxdata="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" filled="f" stroked="f">
+              <v:shape w14:anchorId="54634734" id="Cuadro de texto 103800757" o:spid="_x0000_s1094" type="#_x0000_t202" style="position:absolute;margin-left:401.95pt;margin-top:63.6pt;width:31.5pt;height:29.5pt;z-index:251813888;visibility:visible;mso-wrap-style:square;mso-width-percent:0;mso-height-percent:0;mso-wrap-distance-left:9pt;mso-wrap-distance-top:0;mso-wrap-distance-right:9pt;mso-wrap-distance-bottom:0;mso-position-horizontal:absolute;mso-position-horizontal-relative:text;mso-position-vertical:absolute;mso-position-vertical-relative:text;mso-width-percent:0;mso-height-percent:0;mso-width-relative:margin;mso-height-relative:margin;v-text-anchor:top" o:gfxdata="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" filled="f" stroked="f">
                 <v:textbox>
                   <w:txbxContent>
                     <w:p>
@@ -25015,7 +24291,7 @@
                                     </pic:cNvPicPr>
                                   </pic:nvPicPr>
                                   <pic:blipFill>
-                                    <a:blip r:embed="rId20">
+                                    <a:blip r:embed="rId18">
                                       <a:extLst>
                                         <a:ext uri="{28A0092B-C50C-407E-A947-70E740481C1C}">
                                           <a14:useLocalDpi xmlns:a14="http://schemas.microsoft.com/office/drawing/2010/main" val="0"/>
@@ -25118,7 +24394,6 @@
                                 <w:lang w:val="es-MX"/>
                               </w:rPr>
                             </w:pPr>
-                            <w:proofErr w:type="spellStart"/>
                             <w:r>
                               <w:rPr>
                                 <w:b/>
@@ -25140,7 +24415,6 @@
                               </w:rPr>
                               <w:t>c</w:t>
                             </w:r>
-                            <w:proofErr w:type="spellEnd"/>
                           </w:p>
                         </w:txbxContent>
                       </wps:txbx>
@@ -25162,9 +24436,9 @@
               </wp:anchor>
             </w:drawing>
           </mc:Choice>
-          <mc:Fallback xmlns:w16du="http://schemas.microsoft.com/office/word/2023/wordml/word16du" xmlns:w16sdtfl="http://schemas.microsoft.com/office/word/2024/wordml/sdtformatlock">
+          <mc:Fallback>
             <w:pict>
-              <v:shape w14:anchorId="3D28AD2B" id="Cuadro de texto 103800755" o:spid="_x0000_s1095" type="#_x0000_t202" style="position:absolute;margin-left:339.95pt;margin-top:65.6pt;width:31.5pt;height:29.5pt;z-index:251811840;visibility:visible;mso-wrap-style:square;mso-width-percent:0;mso-height-percent:0;mso-wrap-distance-left:9pt;mso-wrap-distance-top:0;mso-wrap-distance-right:9pt;mso-wrap-distance-bottom:0;mso-position-horizontal:absolute;mso-position-horizontal-relative:text;mso-position-vertical:absolute;mso-position-vertical-relative:text;mso-width-percent:0;mso-height-percent:0;mso-width-relative:margin;mso-height-relative:margin;v-text-anchor:top" o:gfxdata="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" filled="f" stroked="f">
+              <v:shape w14:anchorId="3D28AD2B" id="Cuadro de texto 103800755" o:spid="_x0000_s1095" type="#_x0000_t202" style="position:absolute;margin-left:339.95pt;margin-top:65.6pt;width:31.5pt;height:29.5pt;z-index:251811840;visibility:visible;mso-wrap-style:square;mso-width-percent:0;mso-height-percent:0;mso-wrap-distance-left:9pt;mso-wrap-distance-top:0;mso-wrap-distance-right:9pt;mso-wrap-distance-bottom:0;mso-position-horizontal:absolute;mso-position-horizontal-relative:text;mso-position-vertical:absolute;mso-position-vertical-relative:text;mso-width-percent:0;mso-height-percent:0;mso-width-relative:margin;mso-height-relative:margin;v-text-anchor:top" o:gfxdata="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" filled="f" stroked="f">
                 <v:textbox>
                   <w:txbxContent>
                     <w:p>
@@ -25310,9 +24584,9 @@
               </wp:anchor>
             </w:drawing>
           </mc:Choice>
-          <mc:Fallback xmlns:w16du="http://schemas.microsoft.com/office/word/2023/wordml/word16du" xmlns:w16sdtfl="http://schemas.microsoft.com/office/word/2024/wordml/sdtformatlock">
+          <mc:Fallback>
             <w:pict>
-              <v:shape w14:anchorId="4FF904CC" id="Cuadro de texto 103800752" o:spid="_x0000_s1096" type="#_x0000_t202" style="position:absolute;margin-left:269.95pt;margin-top:9.6pt;width:1in;height:23.5pt;z-index:251805696;visibility:visible;mso-wrap-style:none;mso-height-percent:0;mso-wrap-distance-left:9pt;mso-wrap-distance-top:0;mso-wrap-distance-right:9pt;mso-wrap-distance-bottom:0;mso-position-horizontal:absolute;mso-position-horizontal-relative:text;mso-position-vertical:absolute;mso-position-vertical-relative:text;mso-height-percent:0;mso-height-relative:margin;v-text-anchor:top" o:gfxdata="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" filled="f" stroked="f">
+              <v:shape w14:anchorId="4FF904CC" id="Cuadro de texto 103800752" o:spid="_x0000_s1096" type="#_x0000_t202" style="position:absolute;margin-left:269.95pt;margin-top:9.6pt;width:1in;height:23.5pt;z-index:251805696;visibility:visible;mso-wrap-style:none;mso-height-percent:0;mso-wrap-distance-left:9pt;mso-wrap-distance-top:0;mso-wrap-distance-right:9pt;mso-wrap-distance-bottom:0;mso-position-horizontal:absolute;mso-position-horizontal-relative:text;mso-position-vertical:absolute;mso-position-vertical-relative:text;mso-height-percent:0;mso-height-relative:margin;v-text-anchor:top" o:gfxdata="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" filled="f" stroked="f">
                 <v:textbox>
                   <w:txbxContent>
                     <w:p>
@@ -25375,7 +24649,7 @@
                     <pic:cNvPicPr/>
                   </pic:nvPicPr>
                   <pic:blipFill>
-                    <a:blip r:embed="rId22"/>
+                    <a:blip r:embed="rId20"/>
                     <a:stretch>
                       <a:fillRect/>
                     </a:stretch>
@@ -25400,7 +24674,7 @@
       <w:pPr>
         <w:pStyle w:val="Descripcin"/>
       </w:pPr>
-      <w:bookmarkStart w:id="25" w:name="_Ref224131471"/>
+      <w:bookmarkStart w:id="23" w:name="_Ref224131471"/>
       <w:r>
         <w:t xml:space="preserve">Figura </w:t>
       </w:r>
@@ -25412,7 +24686,7 @@
           <w:t>7</w:t>
         </w:r>
       </w:fldSimple>
-      <w:bookmarkEnd w:id="25"/>
+      <w:bookmarkEnd w:id="23"/>
       <w:r>
         <w:t>:</w:t>
       </w:r>
@@ -25592,7 +24866,7 @@
           <w:sz w:val="24"/>
           <w:szCs w:val="24"/>
         </w:rPr>
-        <w:t xml:space="preserve">​ y </w:t>
+        <w:t xml:space="preserve">y </w:t>
       </w:r>
       <w:r>
         <w:rPr>
@@ -25758,7 +25032,7 @@
                                           </pic:cNvPicPr>
                                         </pic:nvPicPr>
                                         <pic:blipFill>
-                                          <a:blip r:embed="rId19">
+                                          <a:blip r:embed="rId18">
                                             <a:extLst>
                                               <a:ext uri="{28A0092B-C50C-407E-A947-70E740481C1C}">
                                                 <a14:useLocalDpi xmlns:a14="http://schemas.microsoft.com/office/drawing/2010/main" val="0"/>
@@ -25810,9 +25084,9 @@
               </wp:anchor>
             </w:drawing>
           </mc:Choice>
-          <mc:Fallback xmlns:w16du="http://schemas.microsoft.com/office/word/2023/wordml/word16du" xmlns:w16sdtfl="http://schemas.microsoft.com/office/word/2024/wordml/sdtformatlock">
+          <mc:Fallback>
             <w:pict>
-              <v:shape w14:anchorId="35255680" id="Cuadro de texto 438739035" o:spid="_x0000_s1097" type="#_x0000_t202" style="position:absolute;margin-left:414.95pt;margin-top:86.5pt;width:18.5pt;height:22pt;z-index:251864064;visibility:visible;mso-wrap-style:square;mso-width-percent:0;mso-height-percent:0;mso-wrap-distance-left:9pt;mso-wrap-distance-top:0;mso-wrap-distance-right:9pt;mso-wrap-distance-bottom:0;mso-position-horizontal:absolute;mso-position-horizontal-relative:text;mso-position-vertical:absolute;mso-position-vertical-relative:text;mso-width-percent:0;mso-height-percent:0;mso-width-relative:margin;mso-height-relative:margin;v-text-anchor:top" o:gfxdata="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" filled="f" stroked="f">
+              <v:shape w14:anchorId="35255680" id="Cuadro de texto 438739035" o:spid="_x0000_s1097" type="#_x0000_t202" style="position:absolute;margin-left:414.95pt;margin-top:86.5pt;width:18.5pt;height:22pt;z-index:251864064;visibility:visible;mso-wrap-style:square;mso-width-percent:0;mso-height-percent:0;mso-wrap-distance-left:9pt;mso-wrap-distance-top:0;mso-wrap-distance-right:9pt;mso-wrap-distance-bottom:0;mso-position-horizontal:absolute;mso-position-horizontal-relative:text;mso-position-vertical:absolute;mso-position-vertical-relative:text;mso-width-percent:0;mso-height-percent:0;mso-width-relative:margin;mso-height-relative:margin;v-text-anchor:top" o:gfxdata="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" filled="f" stroked="f">
                 <v:textbox>
                   <w:txbxContent>
                     <w:p>
@@ -25863,7 +25137,7 @@
                                     </pic:cNvPicPr>
                                   </pic:nvPicPr>
                                   <pic:blipFill>
-                                    <a:blip r:embed="rId20">
+                                    <a:blip r:embed="rId18">
                                       <a:extLst>
                                         <a:ext uri="{28A0092B-C50C-407E-A947-70E740481C1C}">
                                           <a14:useLocalDpi xmlns:a14="http://schemas.microsoft.com/office/drawing/2010/main" val="0"/>
@@ -26003,7 +25277,7 @@
                                           </pic:cNvPicPr>
                                         </pic:nvPicPr>
                                         <pic:blipFill>
-                                          <a:blip r:embed="rId19">
+                                          <a:blip r:embed="rId18">
                                             <a:extLst>
                                               <a:ext uri="{28A0092B-C50C-407E-A947-70E740481C1C}">
                                                 <a14:useLocalDpi xmlns:a14="http://schemas.microsoft.com/office/drawing/2010/main" val="0"/>
@@ -26055,9 +25329,9 @@
               </wp:anchor>
             </w:drawing>
           </mc:Choice>
-          <mc:Fallback xmlns:w16du="http://schemas.microsoft.com/office/word/2023/wordml/word16du" xmlns:w16sdtfl="http://schemas.microsoft.com/office/word/2024/wordml/sdtformatlock">
+          <mc:Fallback>
             <w:pict>
-              <v:shape w14:anchorId="310F5BE8" id="Cuadro de texto 438739037" o:spid="_x0000_s1098" type="#_x0000_t202" style="position:absolute;margin-left:354.45pt;margin-top:87.5pt;width:18.5pt;height:22pt;z-index:251866112;visibility:visible;mso-wrap-style:square;mso-width-percent:0;mso-height-percent:0;mso-wrap-distance-left:9pt;mso-wrap-distance-top:0;mso-wrap-distance-right:9pt;mso-wrap-distance-bottom:0;mso-position-horizontal:absolute;mso-position-horizontal-relative:text;mso-position-vertical:absolute;mso-position-vertical-relative:text;mso-width-percent:0;mso-height-percent:0;mso-width-relative:margin;mso-height-relative:margin;v-text-anchor:top" o:gfxdata="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" filled="f" stroked="f">
+              <v:shape w14:anchorId="310F5BE8" id="Cuadro de texto 438739037" o:spid="_x0000_s1098" type="#_x0000_t202" style="position:absolute;margin-left:354.45pt;margin-top:87.5pt;width:18.5pt;height:22pt;z-index:251866112;visibility:visible;mso-wrap-style:square;mso-width-percent:0;mso-height-percent:0;mso-wrap-distance-left:9pt;mso-wrap-distance-top:0;mso-wrap-distance-right:9pt;mso-wrap-distance-bottom:0;mso-position-horizontal:absolute;mso-position-horizontal-relative:text;mso-position-vertical:absolute;mso-position-vertical-relative:text;mso-width-percent:0;mso-height-percent:0;mso-width-relative:margin;mso-height-relative:margin;v-text-anchor:top" o:gfxdata="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" filled="f" stroked="f">
                 <v:textbox>
                   <w:txbxContent>
                     <w:p>
@@ -26108,7 +25382,7 @@
                                     </pic:cNvPicPr>
                                   </pic:nvPicPr>
                                   <pic:blipFill>
-                                    <a:blip r:embed="rId20">
+                                    <a:blip r:embed="rId18">
                                       <a:extLst>
                                         <a:ext uri="{28A0092B-C50C-407E-A947-70E740481C1C}">
                                           <a14:useLocalDpi xmlns:a14="http://schemas.microsoft.com/office/drawing/2010/main" val="0"/>
@@ -26248,7 +25522,7 @@
                                           </pic:cNvPicPr>
                                         </pic:nvPicPr>
                                         <pic:blipFill>
-                                          <a:blip r:embed="rId19">
+                                          <a:blip r:embed="rId18">
                                             <a:extLst>
                                               <a:ext uri="{28A0092B-C50C-407E-A947-70E740481C1C}">
                                                 <a14:useLocalDpi xmlns:a14="http://schemas.microsoft.com/office/drawing/2010/main" val="0"/>
@@ -26300,9 +25574,9 @@
               </wp:anchor>
             </w:drawing>
           </mc:Choice>
-          <mc:Fallback xmlns:w16du="http://schemas.microsoft.com/office/word/2023/wordml/word16du" xmlns:w16sdtfl="http://schemas.microsoft.com/office/word/2024/wordml/sdtformatlock">
+          <mc:Fallback>
             <w:pict>
-              <v:shape w14:anchorId="1CE87ECD" id="Cuadro de texto 438739033" o:spid="_x0000_s1099" type="#_x0000_t202" style="position:absolute;margin-left:414.45pt;margin-top:69pt;width:18.5pt;height:22pt;z-index:251862016;visibility:visible;mso-wrap-style:square;mso-width-percent:0;mso-height-percent:0;mso-wrap-distance-left:9pt;mso-wrap-distance-top:0;mso-wrap-distance-right:9pt;mso-wrap-distance-bottom:0;mso-position-horizontal:absolute;mso-position-horizontal-relative:text;mso-position-vertical:absolute;mso-position-vertical-relative:text;mso-width-percent:0;mso-height-percent:0;mso-width-relative:margin;mso-height-relative:margin;v-text-anchor:top" o:gfxdata="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" filled="f" stroked="f">
+              <v:shape w14:anchorId="1CE87ECD" id="Cuadro de texto 438739033" o:spid="_x0000_s1099" type="#_x0000_t202" style="position:absolute;margin-left:414.45pt;margin-top:69pt;width:18.5pt;height:22pt;z-index:251862016;visibility:visible;mso-wrap-style:square;mso-width-percent:0;mso-height-percent:0;mso-wrap-distance-left:9pt;mso-wrap-distance-top:0;mso-wrap-distance-right:9pt;mso-wrap-distance-bottom:0;mso-position-horizontal:absolute;mso-position-horizontal-relative:text;mso-position-vertical:absolute;mso-position-vertical-relative:text;mso-width-percent:0;mso-height-percent:0;mso-width-relative:margin;mso-height-relative:margin;v-text-anchor:top" o:gfxdata="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" filled="f" stroked="f">
                 <v:textbox>
                   <w:txbxContent>
                     <w:p>
@@ -26353,7 +25627,7 @@
                                     </pic:cNvPicPr>
                                   </pic:nvPicPr>
                                   <pic:blipFill>
-                                    <a:blip r:embed="rId20">
+                                    <a:blip r:embed="rId18">
                                       <a:extLst>
                                         <a:ext uri="{28A0092B-C50C-407E-A947-70E740481C1C}">
                                           <a14:useLocalDpi xmlns:a14="http://schemas.microsoft.com/office/drawing/2010/main" val="0"/>
@@ -26493,7 +25767,7 @@
                                           </pic:cNvPicPr>
                                         </pic:nvPicPr>
                                         <pic:blipFill>
-                                          <a:blip r:embed="rId19">
+                                          <a:blip r:embed="rId18">
                                             <a:extLst>
                                               <a:ext uri="{28A0092B-C50C-407E-A947-70E740481C1C}">
                                                 <a14:useLocalDpi xmlns:a14="http://schemas.microsoft.com/office/drawing/2010/main" val="0"/>
@@ -26545,9 +25819,9 @@
               </wp:anchor>
             </w:drawing>
           </mc:Choice>
-          <mc:Fallback xmlns:w16du="http://schemas.microsoft.com/office/word/2023/wordml/word16du" xmlns:w16sdtfl="http://schemas.microsoft.com/office/word/2024/wordml/sdtformatlock">
+          <mc:Fallback>
             <w:pict>
-              <v:shape w14:anchorId="3012EF86" id="Cuadro de texto 438739031" o:spid="_x0000_s1100" type="#_x0000_t202" style="position:absolute;margin-left:352.95pt;margin-top:68pt;width:18.5pt;height:22pt;z-index:251859968;visibility:visible;mso-wrap-style:square;mso-width-percent:0;mso-height-percent:0;mso-wrap-distance-left:9pt;mso-wrap-distance-top:0;mso-wrap-distance-right:9pt;mso-wrap-distance-bottom:0;mso-position-horizontal:absolute;mso-position-horizontal-relative:text;mso-position-vertical:absolute;mso-position-vertical-relative:text;mso-width-percent:0;mso-height-percent:0;mso-width-relative:margin;mso-height-relative:margin;v-text-anchor:top" o:gfxdata="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" filled="f" stroked="f">
+              <v:shape w14:anchorId="3012EF86" id="Cuadro de texto 438739031" o:spid="_x0000_s1100" type="#_x0000_t202" style="position:absolute;margin-left:352.95pt;margin-top:68pt;width:18.5pt;height:22pt;z-index:251859968;visibility:visible;mso-wrap-style:square;mso-width-percent:0;mso-height-percent:0;mso-wrap-distance-left:9pt;mso-wrap-distance-top:0;mso-wrap-distance-right:9pt;mso-wrap-distance-bottom:0;mso-position-horizontal:absolute;mso-position-horizontal-relative:text;mso-position-vertical:absolute;mso-position-vertical-relative:text;mso-width-percent:0;mso-height-percent:0;mso-width-relative:margin;mso-height-relative:margin;v-text-anchor:top" o:gfxdata="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" filled="f" stroked="f">
                 <v:textbox>
                   <w:txbxContent>
                     <w:p>
@@ -26598,7 +25872,7 @@
                                     </pic:cNvPicPr>
                                   </pic:nvPicPr>
                                   <pic:blipFill>
-                                    <a:blip r:embed="rId20">
+                                    <a:blip r:embed="rId18">
                                       <a:extLst>
                                         <a:ext uri="{28A0092B-C50C-407E-A947-70E740481C1C}">
                                           <a14:useLocalDpi xmlns:a14="http://schemas.microsoft.com/office/drawing/2010/main" val="0"/>
@@ -26701,7 +25975,6 @@
                                 <w:lang w:val="es-MX"/>
                               </w:rPr>
                             </w:pPr>
-                            <w:proofErr w:type="spellStart"/>
                             <w:r>
                               <w:rPr>
                                 <w:b/>
@@ -26723,7 +25996,6 @@
                               </w:rPr>
                               <w:t>o</w:t>
                             </w:r>
-                            <w:proofErr w:type="spellEnd"/>
                           </w:p>
                         </w:txbxContent>
                       </wps:txbx>
@@ -26742,9 +26014,9 @@
               </wp:anchor>
             </w:drawing>
           </mc:Choice>
-          <mc:Fallback xmlns:w16du="http://schemas.microsoft.com/office/word/2023/wordml/word16du" xmlns:w16sdtfl="http://schemas.microsoft.com/office/word/2024/wordml/sdtformatlock">
+          <mc:Fallback>
             <w:pict>
-              <v:shape w14:anchorId="5A761326" id="Cuadro de texto 438739024" o:spid="_x0000_s1101" type="#_x0000_t202" style="position:absolute;margin-left:413.95pt;margin-top:44pt;width:1in;height:23.5pt;z-index:251849728;visibility:visible;mso-wrap-style:none;mso-height-percent:0;mso-wrap-distance-left:9pt;mso-wrap-distance-top:0;mso-wrap-distance-right:9pt;mso-wrap-distance-bottom:0;mso-position-horizontal:absolute;mso-position-horizontal-relative:text;mso-position-vertical:absolute;mso-position-vertical-relative:text;mso-height-percent:0;mso-height-relative:margin;v-text-anchor:top" o:gfxdata="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" filled="f" stroked="f">
+              <v:shape w14:anchorId="5A761326" id="Cuadro de texto 438739024" o:spid="_x0000_s1101" type="#_x0000_t202" style="position:absolute;margin-left:413.95pt;margin-top:44pt;width:1in;height:23.5pt;z-index:251849728;visibility:visible;mso-wrap-style:none;mso-height-percent:0;mso-wrap-distance-left:9pt;mso-wrap-distance-top:0;mso-wrap-distance-right:9pt;mso-wrap-distance-bottom:0;mso-position-horizontal:absolute;mso-position-horizontal-relative:text;mso-position-vertical:absolute;mso-position-vertical-relative:text;mso-height-percent:0;mso-height-relative:margin;v-text-anchor:top" o:gfxdata="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" filled="f" stroked="f">
                 <v:textbox>
                   <w:txbxContent>
                     <w:p>
@@ -26851,7 +26123,6 @@
                                 <w:lang w:val="es-MX"/>
                               </w:rPr>
                             </w:pPr>
-                            <w:proofErr w:type="spellStart"/>
                             <w:r>
                               <w:rPr>
                                 <w:b/>
@@ -26873,7 +26144,6 @@
                               </w:rPr>
                               <w:t>c</w:t>
                             </w:r>
-                            <w:proofErr w:type="spellEnd"/>
                           </w:p>
                         </w:txbxContent>
                       </wps:txbx>
@@ -26892,9 +26162,9 @@
               </wp:anchor>
             </w:drawing>
           </mc:Choice>
-          <mc:Fallback xmlns:w16du="http://schemas.microsoft.com/office/word/2023/wordml/word16du" xmlns:w16sdtfl="http://schemas.microsoft.com/office/word/2024/wordml/sdtformatlock">
+          <mc:Fallback>
             <w:pict>
-              <v:shape w14:anchorId="2425238E" id="Cuadro de texto 438739023" o:spid="_x0000_s1102" type="#_x0000_t202" style="position:absolute;margin-left:349.95pt;margin-top:39.5pt;width:1in;height:23.5pt;z-index:251847680;visibility:visible;mso-wrap-style:none;mso-height-percent:0;mso-wrap-distance-left:9pt;mso-wrap-distance-top:0;mso-wrap-distance-right:9pt;mso-wrap-distance-bottom:0;mso-position-horizontal:absolute;mso-position-horizontal-relative:text;mso-position-vertical:absolute;mso-position-vertical-relative:text;mso-height-percent:0;mso-height-relative:margin;v-text-anchor:top" o:gfxdata="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" filled="f" stroked="f">
+              <v:shape w14:anchorId="2425238E" id="Cuadro de texto 438739023" o:spid="_x0000_s1102" type="#_x0000_t202" style="position:absolute;margin-left:349.95pt;margin-top:39.5pt;width:1in;height:23.5pt;z-index:251847680;visibility:visible;mso-wrap-style:none;mso-height-percent:0;mso-wrap-distance-left:9pt;mso-wrap-distance-top:0;mso-wrap-distance-right:9pt;mso-wrap-distance-bottom:0;mso-position-horizontal:absolute;mso-position-horizontal-relative:text;mso-position-vertical:absolute;mso-position-vertical-relative:text;mso-height-percent:0;mso-height-relative:margin;v-text-anchor:top" o:gfxdata="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" filled="f" stroked="f">
                 <v:textbox>
                   <w:txbxContent>
                     <w:p>
@@ -26994,7 +26264,7 @@
               </wp:anchor>
             </w:drawing>
           </mc:Choice>
-          <mc:Fallback xmlns:w16du="http://schemas.microsoft.com/office/word/2023/wordml/word16du" xmlns:w16sdtfl="http://schemas.microsoft.com/office/word/2024/wordml/sdtformatlock">
+          <mc:Fallback>
             <w:pict>
               <v:shape w14:anchorId="700C4734" id="Conector recto de flecha 438739019" o:spid="_x0000_s1026" type="#_x0000_t32" style="position:absolute;margin-left:419.95pt;margin-top:38.5pt;width:0;height:29.5pt;z-index:251841536;visibility:visible;mso-wrap-style:square;mso-wrap-distance-left:9pt;mso-wrap-distance-top:0;mso-wrap-distance-right:9pt;mso-wrap-distance-bottom:0;mso-position-horizontal:absolute;mso-position-horizontal-relative:text;mso-position-vertical:absolute;mso-position-vertical-relative:text" o:gfxdata="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" strokecolor="black [3040]">
                 <v:stroke endarrow="block"/>
@@ -27060,7 +26330,7 @@
               </wp:anchor>
             </w:drawing>
           </mc:Choice>
-          <mc:Fallback xmlns:w16du="http://schemas.microsoft.com/office/word/2023/wordml/word16du" xmlns:w16sdtfl="http://schemas.microsoft.com/office/word/2024/wordml/sdtformatlock">
+          <mc:Fallback>
             <w:pict>
               <v:shape w14:anchorId="161E6F5B" id="Conector recto de flecha 438739018" o:spid="_x0000_s1026" type="#_x0000_t32" style="position:absolute;margin-left:354.45pt;margin-top:39pt;width:0;height:29.5pt;z-index:251839488;visibility:visible;mso-wrap-style:square;mso-wrap-distance-left:9pt;mso-wrap-distance-top:0;mso-wrap-distance-right:9pt;mso-wrap-distance-bottom:0;mso-position-horizontal:absolute;mso-position-horizontal-relative:text;mso-position-vertical:absolute;mso-position-vertical-relative:text" o:gfxdata="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" strokecolor="black [3040]">
                 <v:stroke endarrow="block"/>
@@ -27133,7 +26403,6 @@
                                 <w:lang w:val="es-MX"/>
                               </w:rPr>
                             </w:pPr>
-                            <w:proofErr w:type="spellStart"/>
                             <w:r>
                               <w:rPr>
                                 <w:b/>
@@ -27155,7 +26424,6 @@
                               </w:rPr>
                               <w:t>L</w:t>
                             </w:r>
-                            <w:proofErr w:type="spellEnd"/>
                           </w:p>
                         </w:txbxContent>
                       </wps:txbx>
@@ -27174,9 +26442,9 @@
               </wp:anchor>
             </w:drawing>
           </mc:Choice>
-          <mc:Fallback xmlns:w16du="http://schemas.microsoft.com/office/word/2023/wordml/word16du" xmlns:w16sdtfl="http://schemas.microsoft.com/office/word/2024/wordml/sdtformatlock">
+          <mc:Fallback>
             <w:pict>
-              <v:shape w14:anchorId="04EF35BA" id="Cuadro de texto 438739017" o:spid="_x0000_s1103" type="#_x0000_t202" style="position:absolute;margin-left:316.45pt;margin-top:10pt;width:1in;height:23.5pt;z-index:251837440;visibility:visible;mso-wrap-style:none;mso-height-percent:0;mso-wrap-distance-left:9pt;mso-wrap-distance-top:0;mso-wrap-distance-right:9pt;mso-wrap-distance-bottom:0;mso-position-horizontal:absolute;mso-position-horizontal-relative:text;mso-position-vertical:absolute;mso-position-vertical-relative:text;mso-height-percent:0;mso-height-relative:margin;v-text-anchor:top" o:gfxdata="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" filled="f" stroked="f">
+              <v:shape w14:anchorId="04EF35BA" id="Cuadro de texto 438739017" o:spid="_x0000_s1103" type="#_x0000_t202" style="position:absolute;margin-left:316.45pt;margin-top:10pt;width:1in;height:23.5pt;z-index:251837440;visibility:visible;mso-wrap-style:none;mso-height-percent:0;mso-wrap-distance-left:9pt;mso-wrap-distance-top:0;mso-wrap-distance-right:9pt;mso-wrap-distance-bottom:0;mso-position-horizontal:absolute;mso-position-horizontal-relative:text;mso-position-vertical:absolute;mso-position-vertical-relative:text;mso-height-percent:0;mso-height-relative:margin;v-text-anchor:top" o:gfxdata="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" filled="f" stroked="f">
                 <v:textbox>
                   <w:txbxContent>
                     <w:p>
@@ -27276,7 +26544,7 @@
               </wp:anchor>
             </w:drawing>
           </mc:Choice>
-          <mc:Fallback xmlns:w16du="http://schemas.microsoft.com/office/word/2023/wordml/word16du" xmlns:w16sdtfl="http://schemas.microsoft.com/office/word/2024/wordml/sdtformatlock">
+          <mc:Fallback>
             <w:pict>
               <v:shape w14:anchorId="0B0936C3" id="Conector recto de flecha 438739009" o:spid="_x0000_s1026" type="#_x0000_t32" style="position:absolute;margin-left:311.95pt;margin-top:29.5pt;width:30pt;height:0;z-index:251825152;visibility:visible;mso-wrap-style:square;mso-wrap-distance-left:9pt;mso-wrap-distance-top:0;mso-wrap-distance-right:9pt;mso-wrap-distance-bottom:0;mso-position-horizontal:absolute;mso-position-horizontal-relative:text;mso-position-vertical:absolute;mso-position-vertical-relative:text" o:gfxdata="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" strokecolor="black [3040]">
                 <v:stroke endarrow="block"/>
@@ -27391,9 +26659,9 @@
               </wp:anchor>
             </w:drawing>
           </mc:Choice>
-          <mc:Fallback xmlns:w16du="http://schemas.microsoft.com/office/word/2023/wordml/word16du" xmlns:w16sdtfl="http://schemas.microsoft.com/office/word/2024/wordml/sdtformatlock">
+          <mc:Fallback>
             <w:pict>
-              <v:shape w14:anchorId="7FC501F8" id="Cuadro de texto 103800761" o:spid="_x0000_s1104" type="#_x0000_t202" style="position:absolute;margin-left:412.95pt;margin-top:78pt;width:31.5pt;height:29.5pt;z-index:251817984;visibility:visible;mso-wrap-style:square;mso-width-percent:0;mso-height-percent:0;mso-wrap-distance-left:9pt;mso-wrap-distance-top:0;mso-wrap-distance-right:9pt;mso-wrap-distance-bottom:0;mso-position-horizontal:absolute;mso-position-horizontal-relative:text;mso-position-vertical:absolute;mso-position-vertical-relative:text;mso-width-percent:0;mso-height-percent:0;mso-width-relative:margin;mso-height-relative:margin;v-text-anchor:top" o:gfxdata="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" filled="f" stroked="f">
+              <v:shape w14:anchorId="7FC501F8" id="Cuadro de texto 103800761" o:spid="_x0000_s1104" type="#_x0000_t202" style="position:absolute;margin-left:412.95pt;margin-top:78pt;width:31.5pt;height:29.5pt;z-index:251817984;visibility:visible;mso-wrap-style:square;mso-width-percent:0;mso-height-percent:0;mso-wrap-distance-left:9pt;mso-wrap-distance-top:0;mso-wrap-distance-right:9pt;mso-wrap-distance-bottom:0;mso-position-horizontal:absolute;mso-position-horizontal-relative:text;mso-position-vertical:absolute;mso-position-vertical-relative:text;mso-width-percent:0;mso-height-percent:0;mso-width-relative:margin;mso-height-relative:margin;v-text-anchor:top" o:gfxdata="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" filled="f" stroked="f">
                 <v:textbox>
                   <w:txbxContent>
                     <w:p>
@@ -27500,7 +26768,6 @@
                                 <w:lang w:val="es-MX"/>
                               </w:rPr>
                             </w:pPr>
-                            <w:proofErr w:type="spellStart"/>
                             <w:r>
                               <w:rPr>
                                 <w:b/>
@@ -27522,7 +26789,6 @@
                               </w:rPr>
                               <w:t>c</w:t>
                             </w:r>
-                            <w:proofErr w:type="spellEnd"/>
                           </w:p>
                         </w:txbxContent>
                       </wps:txbx>
@@ -27544,9 +26810,9 @@
               </wp:anchor>
             </w:drawing>
           </mc:Choice>
-          <mc:Fallback xmlns:w16du="http://schemas.microsoft.com/office/word/2023/wordml/word16du" xmlns:w16sdtfl="http://schemas.microsoft.com/office/word/2024/wordml/sdtformatlock">
+          <mc:Fallback>
             <w:pict>
-              <v:shape w14:anchorId="59233264" id="Cuadro de texto 103800759" o:spid="_x0000_s1105" type="#_x0000_t202" style="position:absolute;margin-left:352.45pt;margin-top:77pt;width:31.5pt;height:29.5pt;z-index:251815936;visibility:visible;mso-wrap-style:square;mso-width-percent:0;mso-height-percent:0;mso-wrap-distance-left:9pt;mso-wrap-distance-top:0;mso-wrap-distance-right:9pt;mso-wrap-distance-bottom:0;mso-position-horizontal:absolute;mso-position-horizontal-relative:text;mso-position-vertical:absolute;mso-position-vertical-relative:text;mso-width-percent:0;mso-height-percent:0;mso-width-relative:margin;mso-height-relative:margin;v-text-anchor:top" o:gfxdata="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" filled="f" stroked="f">
+              <v:shape w14:anchorId="59233264" id="Cuadro de texto 103800759" o:spid="_x0000_s1105" type="#_x0000_t202" style="position:absolute;margin-left:352.45pt;margin-top:77pt;width:31.5pt;height:29.5pt;z-index:251815936;visibility:visible;mso-wrap-style:square;mso-width-percent:0;mso-height-percent:0;mso-wrap-distance-left:9pt;mso-wrap-distance-top:0;mso-wrap-distance-right:9pt;mso-wrap-distance-bottom:0;mso-position-horizontal:absolute;mso-position-horizontal-relative:text;mso-position-vertical:absolute;mso-position-vertical-relative:text;mso-width-percent:0;mso-height-percent:0;mso-width-relative:margin;mso-height-relative:margin;v-text-anchor:top" o:gfxdata="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" filled="f" stroked="f">
                 <v:textbox>
                   <w:txbxContent>
                     <w:p>
@@ -27692,9 +26958,9 @@
               </wp:anchor>
             </w:drawing>
           </mc:Choice>
-          <mc:Fallback xmlns:w16du="http://schemas.microsoft.com/office/word/2023/wordml/word16du" xmlns:w16sdtfl="http://schemas.microsoft.com/office/word/2024/wordml/sdtformatlock">
+          <mc:Fallback>
             <w:pict>
-              <v:shape w14:anchorId="1F0742AF" id="Cuadro de texto 103800753" o:spid="_x0000_s1106" type="#_x0000_t202" style="position:absolute;margin-left:269.95pt;margin-top:12pt;width:1in;height:23.5pt;z-index:251807744;visibility:visible;mso-wrap-style:none;mso-height-percent:0;mso-wrap-distance-left:9pt;mso-wrap-distance-top:0;mso-wrap-distance-right:9pt;mso-wrap-distance-bottom:0;mso-position-horizontal:absolute;mso-position-horizontal-relative:text;mso-position-vertical:absolute;mso-position-vertical-relative:text;mso-height-percent:0;mso-height-relative:margin;v-text-anchor:top" o:gfxdata="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" filled="f" stroked="f">
+              <v:shape w14:anchorId="1F0742AF" id="Cuadro de texto 103800753" o:spid="_x0000_s1106" type="#_x0000_t202" style="position:absolute;margin-left:269.95pt;margin-top:12pt;width:1in;height:23.5pt;z-index:251807744;visibility:visible;mso-wrap-style:none;mso-height-percent:0;mso-wrap-distance-left:9pt;mso-wrap-distance-top:0;mso-wrap-distance-right:9pt;mso-wrap-distance-bottom:0;mso-position-horizontal:absolute;mso-position-horizontal-relative:text;mso-position-vertical:absolute;mso-position-vertical-relative:text;mso-height-percent:0;mso-height-relative:margin;v-text-anchor:top" o:gfxdata="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" filled="f" stroked="f">
                 <v:textbox>
                   <w:txbxContent>
                     <w:p>
@@ -27757,7 +27023,7 @@
                     <pic:cNvPicPr/>
                   </pic:nvPicPr>
                   <pic:blipFill>
-                    <a:blip r:embed="rId23"/>
+                    <a:blip r:embed="rId21"/>
                     <a:stretch>
                       <a:fillRect/>
                     </a:stretch>
@@ -27782,7 +27048,7 @@
       <w:pPr>
         <w:pStyle w:val="Descripcin"/>
       </w:pPr>
-      <w:bookmarkStart w:id="26" w:name="_Ref224131696"/>
+      <w:bookmarkStart w:id="24" w:name="_Ref224131696"/>
       <w:r>
         <w:t xml:space="preserve">Figura </w:t>
       </w:r>
@@ -27794,7 +27060,7 @@
           <w:t>8</w:t>
         </w:r>
       </w:fldSimple>
-      <w:bookmarkEnd w:id="26"/>
+      <w:bookmarkEnd w:id="24"/>
       <w:r>
         <w:t>:</w:t>
       </w:r>
@@ -28053,98 +27319,66 @@
     </w:p>
     <w:p>
       <w:pPr>
-        <w:pStyle w:val="Prrafodelista"/>
-        <w:numPr>
-          <w:ilvl w:val="2"/>
-          <w:numId w:val="36"/>
-        </w:numPr>
+        <w:pStyle w:val="Ttulo4"/>
+      </w:pPr>
+      <w:r>
+        <w:t>Ecuaciones Dinámicas del Sistema.</w:t>
+      </w:r>
+    </w:p>
+    <w:p>
+      <w:pPr>
+        <w:rPr>
+          <w:rFonts w:cstheme="minorHAnsi"/>
+          <w:sz w:val="24"/>
+          <w:szCs w:val="24"/>
+        </w:rPr>
+      </w:pPr>
+      <w:r>
+        <w:rPr>
+          <w:rFonts w:cstheme="minorHAnsi"/>
+          <w:sz w:val="24"/>
+          <w:szCs w:val="24"/>
+        </w:rPr>
+        <w:t>De forma análoga a lo descrito previamente en el análisis del convertidor Boost, durante este intervalo la fuente de entrada queda conectada directamente con el inductor y la etapa de salida, mientras que el diodo se encuentra polarizado en inversa. Bajo esta condición, la energía suministrada por la fuente es transferida al inductor y a la carga, mientras el capacitor contribuye al filtrado del voltaje de salida.</w:t>
+      </w:r>
+      <w:r>
+        <w:t xml:space="preserve"> Aplicando la </w:t>
+      </w:r>
+      <w:r>
+        <w:rPr>
+          <w:rStyle w:val="Fuerte"/>
+          <w:b w:val="0"/>
+          <w:bCs w:val="0"/>
+        </w:rPr>
+        <w:t>Ley de Voltajes</w:t>
+      </w:r>
+      <w:r>
+        <w:rPr>
+          <w:rStyle w:val="Fuerte"/>
+        </w:rPr>
+        <w:t xml:space="preserve"> </w:t>
+      </w:r>
+      <w:r>
+        <w:rPr>
+          <w:rStyle w:val="Fuerte"/>
+          <w:b w:val="0"/>
+          <w:bCs w:val="0"/>
+        </w:rPr>
+        <w:t>de Kirchhoff (KVL)</w:t>
+      </w:r>
+      <w:r>
+        <w:t xml:space="preserve"> en la malla principal del circuito y la</w:t>
+      </w:r>
+      <w:r>
         <w:rPr>
           <w:b/>
           <w:bCs/>
-          <w:lang w:eastAsia="en-US"/>
-        </w:rPr>
-      </w:pPr>
-      <w:r>
-        <w:rPr>
-          <w:b/>
-          <w:bCs/>
-          <w:lang w:eastAsia="en-US"/>
-        </w:rPr>
-        <w:t>Ecuaciones Dinámicas del Sistema.</w:t>
-      </w:r>
-    </w:p>
-    <w:p>
-      <w:pPr>
-        <w:rPr>
-          <w:rFonts w:cstheme="minorHAnsi"/>
-          <w:sz w:val="24"/>
-          <w:szCs w:val="24"/>
-        </w:rPr>
-      </w:pPr>
-      <w:r>
-        <w:rPr>
-          <w:rFonts w:cstheme="minorHAnsi"/>
-          <w:sz w:val="24"/>
-          <w:szCs w:val="24"/>
-        </w:rPr>
-        <w:t xml:space="preserve">De forma análoga a lo descrito previamente en el análisis del convertidor </w:t>
-      </w:r>
-      <w:proofErr w:type="spellStart"/>
-      <w:r>
-        <w:rPr>
-          <w:rFonts w:cstheme="minorHAnsi"/>
-          <w:sz w:val="24"/>
-          <w:szCs w:val="24"/>
-        </w:rPr>
-        <w:t>Boost</w:t>
-      </w:r>
-      <w:proofErr w:type="spellEnd"/>
-      <w:r>
-        <w:rPr>
-          <w:rFonts w:cstheme="minorHAnsi"/>
-          <w:sz w:val="24"/>
-          <w:szCs w:val="24"/>
-        </w:rPr>
-        <w:t>, durante este intervalo la fuente de entrada queda conectada directamente con el inductor y la etapa de salida, mientras que el diodo se encuentra polarizado en inversa. Bajo esta condición, la energía suministrada por la fuente es transferida al inductor y a la carga, mientras el capacitor contribuye al filtrado del voltaje de salida.</w:t>
-      </w:r>
-      <w:r>
-        <w:t xml:space="preserve"> Aplicando la </w:t>
-      </w:r>
-      <w:r>
-        <w:rPr>
-          <w:rStyle w:val="Textoennegrita"/>
-          <w:b w:val="0"/>
-          <w:bCs w:val="0"/>
-        </w:rPr>
-        <w:t>Ley de Voltajes</w:t>
-      </w:r>
-      <w:r>
-        <w:rPr>
-          <w:rStyle w:val="Textoennegrita"/>
         </w:rPr>
         <w:t xml:space="preserve"> </w:t>
       </w:r>
       <w:r>
         <w:rPr>
-          <w:rStyle w:val="Textoennegrita"/>
-          <w:b w:val="0"/>
-          <w:bCs w:val="0"/>
-        </w:rPr>
-        <w:t>de Kirchhoff (KVL)</w:t>
-      </w:r>
-      <w:r>
-        <w:t xml:space="preserve"> en la malla principal del circuito y la</w:t>
-      </w:r>
-      <w:r>
-        <w:rPr>
-          <w:b/>
-          <w:bCs/>
-        </w:rPr>
-        <w:t xml:space="preserve"> </w:t>
-      </w:r>
-      <w:r>
-        <w:rPr>
-          <w:rStyle w:val="Textoennegrita"/>
+          <w:rStyle w:val="Fuerte"/>
           <w:b w:val="0"/>
           <w:bCs w:val="0"/>
         </w:rPr>
@@ -29252,6 +28486,7 @@
           <w:sz w:val="24"/>
           <w:szCs w:val="24"/>
         </w:rPr>
+        <w:lastRenderedPageBreak/>
         <w:t>Durante este intervalo, la fuente de entrada suministra energía tanto al inductor como a la carga. La corriente del inductor aumenta con una pendiente positiva determinada por la diferencia entre el voltaje de entrada y el voltaje de salida.</w:t>
       </w:r>
     </w:p>
@@ -29316,7 +28551,7 @@
               </wp:anchor>
             </w:drawing>
           </mc:Choice>
-          <mc:Fallback xmlns:w16du="http://schemas.microsoft.com/office/word/2023/wordml/word16du" xmlns:w16sdtfl="http://schemas.microsoft.com/office/word/2024/wordml/sdtformatlock">
+          <mc:Fallback>
             <w:pict>
               <v:shape w14:anchorId="43FDBBE3" id="Conector recto de flecha 1248200731" o:spid="_x0000_s1026" type="#_x0000_t32" style="position:absolute;margin-left:419.4pt;margin-top:38.35pt;width:0;height:29.5pt;z-index:251911168;visibility:visible;mso-wrap-style:square;mso-wrap-distance-left:9pt;mso-wrap-distance-top:0;mso-wrap-distance-right:9pt;mso-wrap-distance-bottom:0;mso-position-horizontal:absolute;mso-position-horizontal-relative:text;mso-position-vertical:absolute;mso-position-vertical-relative:text" o:gfxdata="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" strokecolor="black [3040]">
                 <v:stroke endarrow="block"/>
@@ -29382,7 +28617,7 @@
               </wp:anchor>
             </w:drawing>
           </mc:Choice>
-          <mc:Fallback xmlns:w16du="http://schemas.microsoft.com/office/word/2023/wordml/word16du" xmlns:w16sdtfl="http://schemas.microsoft.com/office/word/2024/wordml/sdtformatlock">
+          <mc:Fallback>
             <w:pict>
               <v:shape w14:anchorId="0B08D3A0" id="Conector recto de flecha 1248200730" o:spid="_x0000_s1026" type="#_x0000_t32" style="position:absolute;margin-left:354.3pt;margin-top:38.4pt;width:0;height:29.5pt;z-index:251909120;visibility:visible;mso-wrap-style:square;mso-wrap-distance-left:9pt;mso-wrap-distance-top:0;mso-wrap-distance-right:9pt;mso-wrap-distance-bottom:0;mso-position-horizontal:absolute;mso-position-horizontal-relative:text;mso-position-vertical:absolute;mso-position-vertical-relative:text" o:gfxdata="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" strokecolor="black [3040]">
                 <v:stroke endarrow="block"/>
@@ -29455,7 +28690,6 @@
                                 <w:lang w:val="es-MX"/>
                               </w:rPr>
                             </w:pPr>
-                            <w:proofErr w:type="spellStart"/>
                             <w:r>
                               <w:rPr>
                                 <w:b/>
@@ -29477,7 +28711,6 @@
                               </w:rPr>
                               <w:t>c</w:t>
                             </w:r>
-                            <w:proofErr w:type="spellEnd"/>
                           </w:p>
                         </w:txbxContent>
                       </wps:txbx>
@@ -29496,9 +28729,9 @@
               </wp:anchor>
             </w:drawing>
           </mc:Choice>
-          <mc:Fallback xmlns:w16du="http://schemas.microsoft.com/office/word/2023/wordml/word16du" xmlns:w16sdtfl="http://schemas.microsoft.com/office/word/2024/wordml/sdtformatlock">
+          <mc:Fallback>
             <w:pict>
-              <v:shape w14:anchorId="199F1712" id="Cuadro de texto 1248200729" o:spid="_x0000_s1107" type="#_x0000_t202" style="position:absolute;margin-left:349.05pt;margin-top:38.8pt;width:1in;height:23.5pt;z-index:251907072;visibility:visible;mso-wrap-style:none;mso-height-percent:0;mso-wrap-distance-left:9pt;mso-wrap-distance-top:0;mso-wrap-distance-right:9pt;mso-wrap-distance-bottom:0;mso-position-horizontal:absolute;mso-position-horizontal-relative:text;mso-position-vertical:absolute;mso-position-vertical-relative:text;mso-height-percent:0;mso-height-relative:margin;v-text-anchor:top" o:gfxdata="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" filled="f" stroked="f">
+              <v:shape w14:anchorId="199F1712" id="Cuadro de texto 1248200729" o:spid="_x0000_s1107" type="#_x0000_t202" style="position:absolute;margin-left:349.05pt;margin-top:38.8pt;width:1in;height:23.5pt;z-index:251907072;visibility:visible;mso-wrap-style:none;mso-height-percent:0;mso-wrap-distance-left:9pt;mso-wrap-distance-top:0;mso-wrap-distance-right:9pt;mso-wrap-distance-bottom:0;mso-position-horizontal:absolute;mso-position-horizontal-relative:text;mso-position-vertical:absolute;mso-position-vertical-relative:text;mso-height-percent:0;mso-height-relative:margin;v-text-anchor:top" o:gfxdata="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" filled="f" stroked="f">
                 <v:textbox>
                   <w:txbxContent>
                     <w:p>
@@ -29605,7 +28838,6 @@
                                 <w:lang w:val="es-MX"/>
                               </w:rPr>
                             </w:pPr>
-                            <w:proofErr w:type="spellStart"/>
                             <w:r>
                               <w:rPr>
                                 <w:b/>
@@ -29627,7 +28859,6 @@
                               </w:rPr>
                               <w:t>o</w:t>
                             </w:r>
-                            <w:proofErr w:type="spellEnd"/>
                           </w:p>
                         </w:txbxContent>
                       </wps:txbx>
@@ -29646,9 +28877,9 @@
               </wp:anchor>
             </w:drawing>
           </mc:Choice>
-          <mc:Fallback xmlns:w16du="http://schemas.microsoft.com/office/word/2023/wordml/word16du" xmlns:w16sdtfl="http://schemas.microsoft.com/office/word/2024/wordml/sdtformatlock">
+          <mc:Fallback>
             <w:pict>
-              <v:shape w14:anchorId="5FDC3D13" id="Cuadro de texto 1248200728" o:spid="_x0000_s1108" type="#_x0000_t202" style="position:absolute;margin-left:415.25pt;margin-top:42.15pt;width:1in;height:23.5pt;z-index:251905024;visibility:visible;mso-wrap-style:none;mso-height-percent:0;mso-wrap-distance-left:9pt;mso-wrap-distance-top:0;mso-wrap-distance-right:9pt;mso-wrap-distance-bottom:0;mso-position-horizontal:absolute;mso-position-horizontal-relative:text;mso-position-vertical:absolute;mso-position-vertical-relative:text;mso-height-percent:0;mso-height-relative:margin;v-text-anchor:top" o:gfxdata="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" filled="f" stroked="f">
+              <v:shape w14:anchorId="5FDC3D13" id="Cuadro de texto 1248200728" o:spid="_x0000_s1108" type="#_x0000_t202" style="position:absolute;margin-left:415.25pt;margin-top:42.15pt;width:1in;height:23.5pt;z-index:251905024;visibility:visible;mso-wrap-style:none;mso-height-percent:0;mso-wrap-distance-left:9pt;mso-wrap-distance-top:0;mso-wrap-distance-right:9pt;mso-wrap-distance-bottom:0;mso-position-horizontal:absolute;mso-position-horizontal-relative:text;mso-position-vertical:absolute;mso-position-vertical-relative:text;mso-height-percent:0;mso-height-relative:margin;v-text-anchor:top" o:gfxdata="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" filled="f" stroked="f">
                 <v:textbox>
                   <w:txbxContent>
                     <w:p>
@@ -29786,9 +29017,9 @@
               </wp:anchor>
             </w:drawing>
           </mc:Choice>
-          <mc:Fallback xmlns:w16du="http://schemas.microsoft.com/office/word/2023/wordml/word16du" xmlns:w16sdtfl="http://schemas.microsoft.com/office/word/2024/wordml/sdtformatlock">
+          <mc:Fallback>
             <w:pict>
-              <v:shape w14:anchorId="218A271D" id="Cuadro de texto 1248200716" o:spid="_x0000_s1109" type="#_x0000_t202" style="position:absolute;margin-left:413.9pt;margin-top:89.2pt;width:18.5pt;height:23.25pt;z-index:251902976;visibility:visible;mso-wrap-style:square;mso-width-percent:0;mso-height-percent:0;mso-wrap-distance-left:9pt;mso-wrap-distance-top:0;mso-wrap-distance-right:9pt;mso-wrap-distance-bottom:0;mso-position-horizontal:absolute;mso-position-horizontal-relative:text;mso-position-vertical:absolute;mso-position-vertical-relative:text;mso-width-percent:0;mso-height-percent:0;mso-width-relative:margin;mso-height-relative:margin;v-text-anchor:top" o:gfxdata="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" filled="f" stroked="f">
+              <v:shape w14:anchorId="218A271D" id="Cuadro de texto 1248200716" o:spid="_x0000_s1109" type="#_x0000_t202" style="position:absolute;margin-left:413.9pt;margin-top:89.2pt;width:18.5pt;height:23.25pt;z-index:251902976;visibility:visible;mso-wrap-style:square;mso-width-percent:0;mso-height-percent:0;mso-wrap-distance-left:9pt;mso-wrap-distance-top:0;mso-wrap-distance-right:9pt;mso-wrap-distance-bottom:0;mso-position-horizontal:absolute;mso-position-horizontal-relative:text;mso-position-vertical:absolute;mso-position-vertical-relative:text;mso-width-percent:0;mso-height-percent:0;mso-width-relative:margin;mso-height-relative:margin;v-text-anchor:top" o:gfxdata="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" filled="f" stroked="f">
                 <v:textbox>
                   <w:txbxContent>
                     <w:p>
@@ -29921,7 +29152,7 @@
                                           </pic:cNvPicPr>
                                         </pic:nvPicPr>
                                         <pic:blipFill>
-                                          <a:blip r:embed="rId24">
+                                          <a:blip r:embed="rId22">
                                             <a:extLst>
                                               <a:ext uri="{28A0092B-C50C-407E-A947-70E740481C1C}">
                                                 <a14:useLocalDpi xmlns:a14="http://schemas.microsoft.com/office/drawing/2010/main" val="0"/>
@@ -29979,7 +29210,7 @@
                                           </pic:cNvPicPr>
                                         </pic:nvPicPr>
                                         <pic:blipFill>
-                                          <a:blip r:embed="rId20">
+                                          <a:blip r:embed="rId18">
                                             <a:extLst>
                                               <a:ext uri="{28A0092B-C50C-407E-A947-70E740481C1C}">
                                                 <a14:useLocalDpi xmlns:a14="http://schemas.microsoft.com/office/drawing/2010/main" val="0"/>
@@ -30031,9 +29262,9 @@
               </wp:anchor>
             </w:drawing>
           </mc:Choice>
-          <mc:Fallback xmlns:w16du="http://schemas.microsoft.com/office/word/2023/wordml/word16du" xmlns:w16sdtfl="http://schemas.microsoft.com/office/word/2024/wordml/sdtformatlock">
+          <mc:Fallback>
             <w:pict>
-              <v:shape w14:anchorId="25F9922A" id="Cuadro de texto 1248200710" o:spid="_x0000_s1110" type="#_x0000_t202" style="position:absolute;margin-left:411.8pt;margin-top:64.55pt;width:18.5pt;height:22pt;z-index:251900928;visibility:visible;mso-wrap-style:square;mso-width-percent:0;mso-height-percent:0;mso-wrap-distance-left:9pt;mso-wrap-distance-top:0;mso-wrap-distance-right:9pt;mso-wrap-distance-bottom:0;mso-position-horizontal:absolute;mso-position-horizontal-relative:text;mso-position-vertical:absolute;mso-position-vertical-relative:text;mso-width-percent:0;mso-height-percent:0;mso-width-relative:margin;mso-height-relative:margin;v-text-anchor:top" o:gfxdata="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" filled="f" stroked="f">
+              <v:shape w14:anchorId="25F9922A" id="Cuadro de texto 1248200710" o:spid="_x0000_s1110" type="#_x0000_t202" style="position:absolute;margin-left:411.8pt;margin-top:64.55pt;width:18.5pt;height:22pt;z-index:251900928;visibility:visible;mso-wrap-style:square;mso-width-percent:0;mso-height-percent:0;mso-wrap-distance-left:9pt;mso-wrap-distance-top:0;mso-wrap-distance-right:9pt;mso-wrap-distance-bottom:0;mso-position-horizontal:absolute;mso-position-horizontal-relative:text;mso-position-vertical:absolute;mso-position-vertical-relative:text;mso-width-percent:0;mso-height-percent:0;mso-width-relative:margin;mso-height-relative:margin;v-text-anchor:top" o:gfxdata="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" filled="f" stroked="f">
                 <v:textbox>
                   <w:txbxContent>
                     <w:p>
@@ -30084,7 +29315,7 @@
                                     </pic:cNvPicPr>
                                   </pic:nvPicPr>
                                   <pic:blipFill>
-                                    <a:blip r:embed="rId25">
+                                    <a:blip r:embed="rId22">
                                       <a:extLst>
                                         <a:ext uri="{28A0092B-C50C-407E-A947-70E740481C1C}">
                                           <a14:useLocalDpi xmlns:a14="http://schemas.microsoft.com/office/drawing/2010/main" val="0"/>
@@ -30142,7 +29373,7 @@
                                     </pic:cNvPicPr>
                                   </pic:nvPicPr>
                                   <pic:blipFill>
-                                    <a:blip r:embed="rId20">
+                                    <a:blip r:embed="rId18">
                                       <a:extLst>
                                         <a:ext uri="{28A0092B-C50C-407E-A947-70E740481C1C}">
                                           <a14:useLocalDpi xmlns:a14="http://schemas.microsoft.com/office/drawing/2010/main" val="0"/>
@@ -30282,7 +29513,7 @@
                                           </pic:cNvPicPr>
                                         </pic:nvPicPr>
                                         <pic:blipFill>
-                                          <a:blip r:embed="rId25">
+                                          <a:blip r:embed="rId22">
                                             <a:extLst>
                                               <a:ext uri="{28A0092B-C50C-407E-A947-70E740481C1C}">
                                                 <a14:useLocalDpi xmlns:a14="http://schemas.microsoft.com/office/drawing/2010/main" val="0"/>
@@ -30340,7 +29571,7 @@
                                           </pic:cNvPicPr>
                                         </pic:nvPicPr>
                                         <pic:blipFill>
-                                          <a:blip r:embed="rId20">
+                                          <a:blip r:embed="rId18">
                                             <a:extLst>
                                               <a:ext uri="{28A0092B-C50C-407E-A947-70E740481C1C}">
                                                 <a14:useLocalDpi xmlns:a14="http://schemas.microsoft.com/office/drawing/2010/main" val="0"/>
@@ -30392,9 +29623,9 @@
               </wp:anchor>
             </w:drawing>
           </mc:Choice>
-          <mc:Fallback xmlns:w16du="http://schemas.microsoft.com/office/word/2023/wordml/word16du" xmlns:w16sdtfl="http://schemas.microsoft.com/office/word/2024/wordml/sdtformatlock">
+          <mc:Fallback>
             <w:pict>
-              <v:shape w14:anchorId="66386CDF" id="Cuadro de texto 438739064" o:spid="_x0000_s1111" type="#_x0000_t202" style="position:absolute;margin-left:347.4pt;margin-top:69.55pt;width:18.5pt;height:22pt;z-index:251890688;visibility:visible;mso-wrap-style:square;mso-width-percent:0;mso-height-percent:0;mso-wrap-distance-left:9pt;mso-wrap-distance-top:0;mso-wrap-distance-right:9pt;mso-wrap-distance-bottom:0;mso-position-horizontal:absolute;mso-position-horizontal-relative:text;mso-position-vertical:absolute;mso-position-vertical-relative:text;mso-width-percent:0;mso-height-percent:0;mso-width-relative:margin;mso-height-relative:margin;v-text-anchor:top" o:gfxdata="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" filled="f" stroked="f">
+              <v:shape w14:anchorId="66386CDF" id="Cuadro de texto 438739064" o:spid="_x0000_s1111" type="#_x0000_t202" style="position:absolute;margin-left:347.4pt;margin-top:69.55pt;width:18.5pt;height:22pt;z-index:251890688;visibility:visible;mso-wrap-style:square;mso-width-percent:0;mso-height-percent:0;mso-wrap-distance-left:9pt;mso-wrap-distance-top:0;mso-wrap-distance-right:9pt;mso-wrap-distance-bottom:0;mso-position-horizontal:absolute;mso-position-horizontal-relative:text;mso-position-vertical:absolute;mso-position-vertical-relative:text;mso-width-percent:0;mso-height-percent:0;mso-width-relative:margin;mso-height-relative:margin;v-text-anchor:top" o:gfxdata="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" filled="f" stroked="f">
                 <v:textbox>
                   <w:txbxContent>
                     <w:p>
@@ -30445,7 +29676,7 @@
                                     </pic:cNvPicPr>
                                   </pic:nvPicPr>
                                   <pic:blipFill>
-                                    <a:blip r:embed="rId25">
+                                    <a:blip r:embed="rId22">
                                       <a:extLst>
                                         <a:ext uri="{28A0092B-C50C-407E-A947-70E740481C1C}">
                                           <a14:useLocalDpi xmlns:a14="http://schemas.microsoft.com/office/drawing/2010/main" val="0"/>
@@ -30503,7 +29734,7 @@
                                     </pic:cNvPicPr>
                                   </pic:nvPicPr>
                                   <pic:blipFill>
-                                    <a:blip r:embed="rId20">
+                                    <a:blip r:embed="rId18">
                                       <a:extLst>
                                         <a:ext uri="{28A0092B-C50C-407E-A947-70E740481C1C}">
                                           <a14:useLocalDpi xmlns:a14="http://schemas.microsoft.com/office/drawing/2010/main" val="0"/>
@@ -30648,9 +29879,9 @@
               </wp:anchor>
             </w:drawing>
           </mc:Choice>
-          <mc:Fallback xmlns:w16du="http://schemas.microsoft.com/office/word/2023/wordml/word16du" xmlns:w16sdtfl="http://schemas.microsoft.com/office/word/2024/wordml/sdtformatlock">
+          <mc:Fallback>
             <w:pict>
-              <v:shape w14:anchorId="4A83F4B3" id="Cuadro de texto 1248200708" o:spid="_x0000_s1112" type="#_x0000_t202" style="position:absolute;margin-left:-19.7pt;margin-top:77.45pt;width:31.5pt;height:29.5pt;z-index:251898880;visibility:visible;mso-wrap-style:square;mso-width-percent:0;mso-height-percent:0;mso-wrap-distance-left:9pt;mso-wrap-distance-top:0;mso-wrap-distance-right:9pt;mso-wrap-distance-bottom:0;mso-position-horizontal:right;mso-position-horizontal-relative:margin;mso-position-vertical:absolute;mso-position-vertical-relative:text;mso-width-percent:0;mso-height-percent:0;mso-width-relative:margin;mso-height-relative:margin;v-text-anchor:top" o:gfxdata="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" filled="f" stroked="f">
+              <v:shape w14:anchorId="4A83F4B3" id="Cuadro de texto 1248200708" o:spid="_x0000_s1112" type="#_x0000_t202" style="position:absolute;margin-left:-19.7pt;margin-top:77.45pt;width:31.5pt;height:29.5pt;z-index:251898880;visibility:visible;mso-wrap-style:square;mso-width-percent:0;mso-height-percent:0;mso-wrap-distance-left:9pt;mso-wrap-distance-top:0;mso-wrap-distance-right:9pt;mso-wrap-distance-bottom:0;mso-position-horizontal:right;mso-position-horizontal-relative:margin;mso-position-vertical:absolute;mso-position-vertical-relative:text;mso-width-percent:0;mso-height-percent:0;mso-width-relative:margin;mso-height-relative:margin;v-text-anchor:top" o:gfxdata="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" filled="f" stroked="f">
                 <v:textbox>
                   <w:txbxContent>
                     <w:p>
@@ -30758,7 +29989,6 @@
                                 <w:lang w:val="es-MX"/>
                               </w:rPr>
                             </w:pPr>
-                            <w:proofErr w:type="spellStart"/>
                             <w:r>
                               <w:rPr>
                                 <w:b/>
@@ -30780,7 +30010,6 @@
                               </w:rPr>
                               <w:t>c</w:t>
                             </w:r>
-                            <w:proofErr w:type="spellEnd"/>
                           </w:p>
                         </w:txbxContent>
                       </wps:txbx>
@@ -30802,9 +30031,9 @@
               </wp:anchor>
             </w:drawing>
           </mc:Choice>
-          <mc:Fallback xmlns:w16du="http://schemas.microsoft.com/office/word/2023/wordml/word16du" xmlns:w16sdtfl="http://schemas.microsoft.com/office/word/2024/wordml/sdtformatlock">
+          <mc:Fallback>
             <w:pict>
-              <v:shape w14:anchorId="606BAA7A" id="Cuadro de texto 1248200707" o:spid="_x0000_s1113" type="#_x0000_t202" style="position:absolute;margin-left:352pt;margin-top:76.25pt;width:31.5pt;height:29.5pt;z-index:251896832;visibility:visible;mso-wrap-style:square;mso-width-percent:0;mso-height-percent:0;mso-wrap-distance-left:9pt;mso-wrap-distance-top:0;mso-wrap-distance-right:9pt;mso-wrap-distance-bottom:0;mso-position-horizontal:absolute;mso-position-horizontal-relative:text;mso-position-vertical:absolute;mso-position-vertical-relative:text;mso-width-percent:0;mso-height-percent:0;mso-width-relative:margin;mso-height-relative:margin;v-text-anchor:top" o:gfxdata="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" filled="f" stroked="f">
+              <v:shape w14:anchorId="606BAA7A" id="Cuadro de texto 1248200707" o:spid="_x0000_s1113" type="#_x0000_t202" style="position:absolute;margin-left:352pt;margin-top:76.25pt;width:31.5pt;height:29.5pt;z-index:251896832;visibility:visible;mso-wrap-style:square;mso-width-percent:0;mso-height-percent:0;mso-wrap-distance-left:9pt;mso-wrap-distance-top:0;mso-wrap-distance-right:9pt;mso-wrap-distance-bottom:0;mso-position-horizontal:absolute;mso-position-horizontal-relative:text;mso-position-vertical:absolute;mso-position-vertical-relative:text;mso-width-percent:0;mso-height-percent:0;mso-width-relative:margin;mso-height-relative:margin;v-text-anchor:top" o:gfxdata="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" filled="f" stroked="f">
                 <v:textbox>
                   <w:txbxContent>
                     <w:p>
@@ -30948,7 +30177,7 @@
                                           </pic:cNvPicPr>
                                         </pic:nvPicPr>
                                         <pic:blipFill>
-                                          <a:blip r:embed="rId20">
+                                          <a:blip r:embed="rId18">
                                             <a:extLst>
                                               <a:ext uri="{28A0092B-C50C-407E-A947-70E740481C1C}">
                                                 <a14:useLocalDpi xmlns:a14="http://schemas.microsoft.com/office/drawing/2010/main" val="0"/>
@@ -31000,9 +30229,9 @@
               </wp:anchor>
             </w:drawing>
           </mc:Choice>
-          <mc:Fallback xmlns:w16du="http://schemas.microsoft.com/office/word/2023/wordml/word16du" xmlns:w16sdtfl="http://schemas.microsoft.com/office/word/2024/wordml/sdtformatlock">
+          <mc:Fallback>
             <w:pict>
-              <v:shape w14:anchorId="3E493C5D" id="Cuadro de texto 438739068" o:spid="_x0000_s1114" type="#_x0000_t202" style="position:absolute;margin-left:347.6pt;margin-top:85.85pt;width:18.5pt;height:22pt;z-index:251894784;visibility:visible;mso-wrap-style:square;mso-width-percent:0;mso-height-percent:0;mso-wrap-distance-left:9pt;mso-wrap-distance-top:0;mso-wrap-distance-right:9pt;mso-wrap-distance-bottom:0;mso-position-horizontal:absolute;mso-position-horizontal-relative:text;mso-position-vertical:absolute;mso-position-vertical-relative:text;mso-width-percent:0;mso-height-percent:0;mso-width-relative:margin;mso-height-relative:margin;v-text-anchor:top" o:gfxdata="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" filled="f" stroked="f">
+              <v:shape w14:anchorId="3E493C5D" id="Cuadro de texto 438739068" o:spid="_x0000_s1114" type="#_x0000_t202" style="position:absolute;margin-left:347.6pt;margin-top:85.85pt;width:18.5pt;height:22pt;z-index:251894784;visibility:visible;mso-wrap-style:square;mso-width-percent:0;mso-height-percent:0;mso-wrap-distance-left:9pt;mso-wrap-distance-top:0;mso-wrap-distance-right:9pt;mso-wrap-distance-bottom:0;mso-position-horizontal:absolute;mso-position-horizontal-relative:text;mso-position-vertical:absolute;mso-position-vertical-relative:text;mso-width-percent:0;mso-height-percent:0;mso-width-relative:margin;mso-height-relative:margin;v-text-anchor:top" o:gfxdata="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" filled="f" stroked="f">
                 <v:textbox>
                   <w:txbxContent>
                     <w:p>
@@ -31053,7 +30282,7 @@
                                     </pic:cNvPicPr>
                                   </pic:nvPicPr>
                                   <pic:blipFill>
-                                    <a:blip r:embed="rId20">
+                                    <a:blip r:embed="rId18">
                                       <a:extLst>
                                         <a:ext uri="{28A0092B-C50C-407E-A947-70E740481C1C}">
                                           <a14:useLocalDpi xmlns:a14="http://schemas.microsoft.com/office/drawing/2010/main" val="0"/>
@@ -31183,7 +30412,7 @@
                                           </pic:cNvPicPr>
                                         </pic:nvPicPr>
                                         <pic:blipFill>
-                                          <a:blip r:embed="rId20">
+                                          <a:blip r:embed="rId18">
                                             <a:extLst>
                                               <a:ext uri="{28A0092B-C50C-407E-A947-70E740481C1C}">
                                                 <a14:useLocalDpi xmlns:a14="http://schemas.microsoft.com/office/drawing/2010/main" val="0"/>
@@ -31235,9 +30464,9 @@
               </wp:anchor>
             </w:drawing>
           </mc:Choice>
-          <mc:Fallback xmlns:w16du="http://schemas.microsoft.com/office/word/2023/wordml/word16du" xmlns:w16sdtfl="http://schemas.microsoft.com/office/word/2024/wordml/sdtformatlock">
+          <mc:Fallback>
             <w:pict>
-              <v:shape w14:anchorId="6613120F" id="Cuadro de texto 438739066" o:spid="_x0000_s1115" type="#_x0000_t202" style="position:absolute;margin-left:354.75pt;margin-top:78.7pt;width:18.5pt;height:22pt;z-index:251892736;visibility:visible;mso-wrap-style:square;mso-width-percent:0;mso-height-percent:0;mso-wrap-distance-left:9pt;mso-wrap-distance-top:0;mso-wrap-distance-right:9pt;mso-wrap-distance-bottom:0;mso-position-horizontal:absolute;mso-position-horizontal-relative:text;mso-position-vertical:absolute;mso-position-vertical-relative:text;mso-width-percent:0;mso-height-percent:0;mso-width-relative:margin;mso-height-relative:margin;v-text-anchor:top" o:gfxdata="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" filled="f" stroked="f">
+              <v:shape w14:anchorId="6613120F" id="Cuadro de texto 438739066" o:spid="_x0000_s1115" type="#_x0000_t202" style="position:absolute;margin-left:354.75pt;margin-top:78.7pt;width:18.5pt;height:22pt;z-index:251892736;visibility:visible;mso-wrap-style:square;mso-width-percent:0;mso-height-percent:0;mso-wrap-distance-left:9pt;mso-wrap-distance-top:0;mso-wrap-distance-right:9pt;mso-wrap-distance-bottom:0;mso-position-horizontal:absolute;mso-position-horizontal-relative:text;mso-position-vertical:absolute;mso-position-vertical-relative:text;mso-width-percent:0;mso-height-percent:0;mso-width-relative:margin;mso-height-relative:margin;v-text-anchor:top" o:gfxdata="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" filled="f" stroked="f">
                 <v:textbox>
                   <w:txbxContent>
                     <w:p>
@@ -31278,7 +30507,7 @@
                                     </pic:cNvPicPr>
                                   </pic:nvPicPr>
                                   <pic:blipFill>
-                                    <a:blip r:embed="rId20">
+                                    <a:blip r:embed="rId18">
                                       <a:extLst>
                                         <a:ext uri="{28A0092B-C50C-407E-A947-70E740481C1C}">
                                           <a14:useLocalDpi xmlns:a14="http://schemas.microsoft.com/office/drawing/2010/main" val="0"/>
@@ -31374,7 +30603,7 @@
               </wp:anchor>
             </w:drawing>
           </mc:Choice>
-          <mc:Fallback xmlns:w16du="http://schemas.microsoft.com/office/word/2023/wordml/word16du" xmlns:w16sdtfl="http://schemas.microsoft.com/office/word/2024/wordml/sdtformatlock">
+          <mc:Fallback>
             <w:pict>
               <v:shape w14:anchorId="1BF327EE" id="Conector recto de flecha 438739062" o:spid="_x0000_s1026" type="#_x0000_t32" style="position:absolute;margin-left:303.3pt;margin-top:32.75pt;width:30pt;height:0;z-index:251888640;visibility:visible;mso-wrap-style:square;mso-wrap-distance-left:9pt;mso-wrap-distance-top:0;mso-wrap-distance-right:9pt;mso-wrap-distance-bottom:0;mso-position-horizontal:absolute;mso-position-horizontal-relative:text;mso-position-vertical:absolute;mso-position-vertical-relative:text" o:gfxdata="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" strokecolor="black [3040]">
                 <v:stroke endarrow="block"/>
@@ -31447,7 +30676,6 @@
                                 <w:lang w:val="es-MX"/>
                               </w:rPr>
                             </w:pPr>
-                            <w:proofErr w:type="spellStart"/>
                             <w:r>
                               <w:rPr>
                                 <w:b/>
@@ -31469,7 +30697,6 @@
                               </w:rPr>
                               <w:t>L</w:t>
                             </w:r>
-                            <w:proofErr w:type="spellEnd"/>
                           </w:p>
                         </w:txbxContent>
                       </wps:txbx>
@@ -31488,9 +30715,9 @@
               </wp:anchor>
             </w:drawing>
           </mc:Choice>
-          <mc:Fallback xmlns:w16du="http://schemas.microsoft.com/office/word/2023/wordml/word16du" xmlns:w16sdtfl="http://schemas.microsoft.com/office/word/2024/wordml/sdtformatlock">
+          <mc:Fallback>
             <w:pict>
-              <v:shape w14:anchorId="377B90F8" id="Cuadro de texto 438739061" o:spid="_x0000_s1116" type="#_x0000_t202" style="position:absolute;margin-left:301.65pt;margin-top:9.25pt;width:1in;height:23.5pt;z-index:251886592;visibility:visible;mso-wrap-style:none;mso-height-percent:0;mso-wrap-distance-left:9pt;mso-wrap-distance-top:0;mso-wrap-distance-right:9pt;mso-wrap-distance-bottom:0;mso-position-horizontal:absolute;mso-position-horizontal-relative:text;mso-position-vertical:absolute;mso-position-vertical-relative:text;mso-height-percent:0;mso-height-relative:margin;v-text-anchor:top" o:gfxdata="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" filled="f" stroked="f">
+              <v:shape w14:anchorId="377B90F8" id="Cuadro de texto 438739061" o:spid="_x0000_s1116" type="#_x0000_t202" style="position:absolute;margin-left:301.65pt;margin-top:9.25pt;width:1in;height:23.5pt;z-index:251886592;visibility:visible;mso-wrap-style:none;mso-height-percent:0;mso-wrap-distance-left:9pt;mso-wrap-distance-top:0;mso-wrap-distance-right:9pt;mso-wrap-distance-bottom:0;mso-position-horizontal:absolute;mso-position-horizontal-relative:text;mso-position-vertical:absolute;mso-position-vertical-relative:text;mso-height-percent:0;mso-height-relative:margin;v-text-anchor:top" o:gfxdata="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" filled="f" stroked="f">
                 <v:textbox>
                   <w:txbxContent>
                     <w:p>
@@ -31636,9 +30863,9 @@
               </wp:anchor>
             </w:drawing>
           </mc:Choice>
-          <mc:Fallback xmlns:w16du="http://schemas.microsoft.com/office/word/2023/wordml/word16du" xmlns:w16sdtfl="http://schemas.microsoft.com/office/word/2024/wordml/sdtformatlock">
+          <mc:Fallback>
             <w:pict>
-              <v:shape w14:anchorId="3AFB7DAE" id="Cuadro de texto 438739060" o:spid="_x0000_s1117" type="#_x0000_t202" style="position:absolute;margin-left:271.25pt;margin-top:12.15pt;width:1in;height:23.5pt;z-index:251884544;visibility:visible;mso-wrap-style:none;mso-height-percent:0;mso-wrap-distance-left:9pt;mso-wrap-distance-top:0;mso-wrap-distance-right:9pt;mso-wrap-distance-bottom:0;mso-position-horizontal:absolute;mso-position-horizontal-relative:text;mso-position-vertical:absolute;mso-position-vertical-relative:text;mso-height-percent:0;mso-height-relative:margin;v-text-anchor:top" o:gfxdata="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" filled="f" stroked="f">
+              <v:shape w14:anchorId="3AFB7DAE" id="Cuadro de texto 438739060" o:spid="_x0000_s1117" type="#_x0000_t202" style="position:absolute;margin-left:271.25pt;margin-top:12.15pt;width:1in;height:23.5pt;z-index:251884544;visibility:visible;mso-wrap-style:none;mso-height-percent:0;mso-wrap-distance-left:9pt;mso-wrap-distance-top:0;mso-wrap-distance-right:9pt;mso-wrap-distance-bottom:0;mso-position-horizontal:absolute;mso-position-horizontal-relative:text;mso-position-vertical:absolute;mso-position-vertical-relative:text;mso-height-percent:0;mso-height-relative:margin;v-text-anchor:top" o:gfxdata="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" filled="f" stroked="f">
                 <v:textbox>
                   <w:txbxContent>
                     <w:p>
@@ -31701,7 +30928,7 @@
                     <pic:cNvPicPr/>
                   </pic:nvPicPr>
                   <pic:blipFill>
-                    <a:blip r:embed="rId26"/>
+                    <a:blip r:embed="rId23"/>
                     <a:stretch>
                       <a:fillRect/>
                     </a:stretch>
@@ -31726,7 +30953,7 @@
       <w:pPr>
         <w:pStyle w:val="Descripcin"/>
       </w:pPr>
-      <w:bookmarkStart w:id="27" w:name="_Ref224131794"/>
+      <w:bookmarkStart w:id="25" w:name="_Ref224131794"/>
       <w:r>
         <w:t xml:space="preserve">Figura </w:t>
       </w:r>
@@ -31738,7 +30965,7 @@
           <w:t>9</w:t>
         </w:r>
       </w:fldSimple>
-      <w:bookmarkEnd w:id="27"/>
+      <w:bookmarkEnd w:id="25"/>
       <w:r>
         <w:t xml:space="preserve">: </w:t>
       </w:r>
@@ -32458,11 +31685,6 @@
     </w:p>
     <w:p>
       <w:pPr>
-        <w:pStyle w:val="Prrafodelista"/>
-        <w:numPr>
-          <w:ilvl w:val="2"/>
-          <w:numId w:val="36"/>
-        </w:numPr>
         <w:rPr>
           <w:b/>
           <w:bCs/>
@@ -32495,8 +31717,16 @@
           <w:sz w:val="24"/>
           <w:szCs w:val="24"/>
         </w:rPr>
+        <w:t xml:space="preserve">El modelo conmutado describe el comportamiento dinámico del convertidor considerando explícitamente los dos estados de operación del interruptor. Al combinar las ecuaciones </w:t>
+      </w:r>
+      <w:r>
+        <w:rPr>
+          <w:rFonts w:eastAsia="Times New Roman" w:cstheme="minorHAnsi"/>
+          <w:sz w:val="24"/>
+          <w:szCs w:val="24"/>
+        </w:rPr>
         <w:lastRenderedPageBreak/>
-        <w:t xml:space="preserve">El modelo conmutado describe el comportamiento dinámico del convertidor considerando explícitamente los dos estados de operación del interruptor. Al combinar las ecuaciones correspondientes a cada subintervalo mediante la señal de conmutación </w:t>
+        <w:t xml:space="preserve">correspondientes a cada subintervalo mediante la señal de conmutación </w:t>
       </w:r>
       <m:oMath>
         <m:r>
@@ -32966,7 +32196,7 @@
       </w:r>
       <w:r>
         <w:rPr>
-          <w:rStyle w:val="Textoennegrita"/>
+          <w:rStyle w:val="Fuerte"/>
           <w:b w:val="0"/>
           <w:bCs w:val="0"/>
         </w:rPr>
@@ -32990,11 +32220,6 @@
     </w:p>
     <w:p>
       <w:pPr>
-        <w:pStyle w:val="Prrafodelista"/>
-        <w:numPr>
-          <w:ilvl w:val="2"/>
-          <w:numId w:val="36"/>
-        </w:numPr>
         <w:jc w:val="both"/>
         <w:rPr>
           <w:sz w:val="24"/>
@@ -33033,25 +32258,7 @@
           <w:sz w:val="24"/>
           <w:szCs w:val="24"/>
         </w:rPr>
-        <w:t xml:space="preserve">Como se explicó previamente en el análisis del convertidor </w:t>
-      </w:r>
-      <w:proofErr w:type="spellStart"/>
-      <w:r>
-        <w:rPr>
-          <w:rFonts w:ascii="Times New Roman" w:eastAsia="Times New Roman" w:hAnsi="Times New Roman" w:cs="Times New Roman"/>
-          <w:sz w:val="24"/>
-          <w:szCs w:val="24"/>
-        </w:rPr>
-        <w:t>Boost</w:t>
-      </w:r>
-      <w:proofErr w:type="spellEnd"/>
-      <w:r>
-        <w:rPr>
-          <w:rFonts w:ascii="Times New Roman" w:eastAsia="Times New Roman" w:hAnsi="Times New Roman" w:cs="Times New Roman"/>
-          <w:sz w:val="24"/>
-          <w:szCs w:val="24"/>
-        </w:rPr>
-        <w:t xml:space="preserve">, el modelo conmutado puede simplificarse mediante el uso de un modelo promediado, el cual reemplaza la señal de conmutación </w:t>
+        <w:t xml:space="preserve">Como se explicó previamente en el análisis del convertidor Boost, el modelo conmutado puede simplificarse mediante el uso de un modelo promediado, el cual reemplaza la señal de conmutación </w:t>
       </w:r>
       <m:oMath>
         <m:r>
@@ -33724,11 +32931,6 @@
     </w:p>
     <w:p>
       <w:pPr>
-        <w:pStyle w:val="Prrafodelista"/>
-        <w:numPr>
-          <w:ilvl w:val="2"/>
-          <w:numId w:val="36"/>
-        </w:numPr>
         <w:spacing w:before="100" w:beforeAutospacing="1" w:after="100" w:afterAutospacing="1" w:line="240" w:lineRule="auto"/>
         <w:rPr>
           <w:rFonts w:cstheme="minorHAnsi"/>
@@ -33764,7 +32966,6 @@
           <w:sz w:val="24"/>
           <w:szCs w:val="24"/>
         </w:rPr>
-        <w:lastRenderedPageBreak/>
         <w:t>En estado estacionario las variables de estado promediadas no cambian de un periodo a otro, por lo que las derivadas temporales se igualan a cero.</w:t>
       </w:r>
     </w:p>
@@ -34329,148 +33530,215 @@
           <w:sz w:val="24"/>
           <w:szCs w:val="24"/>
         </w:rPr>
-        <w:t>​ tiende a ser aproximadamente igual al voltaje de entrada. Por esta razón, el convertidor Buck se conoce como un convertidor reductor, ya que su función principal es obtener un voltaje de salida menor que el voltaje de entrada.</w:t>
+        <w:t xml:space="preserve"> tiende a ser aproximadamente igual al voltaje de entrada. Por esta razón, el convertidor Buck se conoce como un convertidor reductor, ya que su función principal es obtener un voltaje de salida menor que el voltaje de entrada.</w:t>
       </w:r>
     </w:p>
     <w:p>
       <w:pPr>
-        <w:spacing w:before="100" w:beforeAutospacing="1" w:after="100" w:afterAutospacing="1" w:line="240" w:lineRule="auto"/>
-        <w:rPr>
-          <w:sz w:val="24"/>
-          <w:szCs w:val="24"/>
-        </w:rPr>
-      </w:pPr>
-      <w:r>
-        <w:rPr>
-          <w:rFonts w:ascii="Times New Roman" w:eastAsia="Times New Roman" w:hAnsi="Times New Roman" w:cs="Times New Roman"/>
-          <w:sz w:val="24"/>
-          <w:szCs w:val="24"/>
-        </w:rPr>
-        <w:t xml:space="preserve">                                     </w:t>
-      </w:r>
+        <w:jc w:val="right"/>
+      </w:pPr>
     </w:p>
     <w:p>
       <w:pPr>
-        <w:spacing w:before="100" w:beforeAutospacing="1" w:after="100" w:afterAutospacing="1" w:line="240" w:lineRule="auto"/>
-        <w:rPr>
-          <w:sz w:val="24"/>
-          <w:szCs w:val="24"/>
-        </w:rPr>
-      </w:pPr>
+        <w:rPr>
+          <w:color w:val="EE0000"/>
+          <w:sz w:val="24"/>
+          <w:szCs w:val="24"/>
+        </w:rPr>
+      </w:pPr>
+      <w:r>
+        <w:rPr>
+          <w:color w:val="EE0000"/>
+          <w:sz w:val="24"/>
+          <w:szCs w:val="24"/>
+        </w:rPr>
+        <w:t xml:space="preserve">Realizar una sección </w:t>
+      </w:r>
+      <w:r>
+        <w:rPr>
+          <w:color w:val="EE0000"/>
+          <w:sz w:val="24"/>
+          <w:szCs w:val="24"/>
+        </w:rPr>
+        <w:t>sobre</w:t>
+      </w:r>
+      <w:r>
+        <w:rPr>
+          <w:color w:val="EE0000"/>
+          <w:sz w:val="24"/>
+          <w:szCs w:val="24"/>
+        </w:rPr>
+        <w:t xml:space="preserve"> el hardware</w:t>
+      </w:r>
+      <w:r>
+        <w:rPr>
+          <w:color w:val="EE0000"/>
+          <w:sz w:val="24"/>
+          <w:szCs w:val="24"/>
+        </w:rPr>
+        <w:t xml:space="preserve"> y el </w:t>
+      </w:r>
+      <w:r>
+        <w:rPr>
+          <w:color w:val="EE0000"/>
+          <w:sz w:val="24"/>
+          <w:szCs w:val="24"/>
+        </w:rPr>
+        <w:t>software a utilizar para simular la planta física: FPGA y VHDL. La sección debe enfocarse en la FPGA de AMD Artix 7 y el uso de VHDL para representar las ecuaciones en diferencia de</w:t>
+      </w:r>
+      <w:r>
+        <w:rPr>
+          <w:color w:val="EE0000"/>
+          <w:sz w:val="24"/>
+          <w:szCs w:val="24"/>
+        </w:rPr>
+        <w:t>l modelo conmutado de</w:t>
+      </w:r>
+      <w:r>
+        <w:rPr>
+          <w:color w:val="EE0000"/>
+          <w:sz w:val="24"/>
+          <w:szCs w:val="24"/>
+        </w:rPr>
+        <w:t xml:space="preserve"> </w:t>
+      </w:r>
+      <w:r>
+        <w:rPr>
+          <w:color w:val="EE0000"/>
+          <w:sz w:val="24"/>
+          <w:szCs w:val="24"/>
+        </w:rPr>
+        <w:t xml:space="preserve">los convertidores buck y boost. Incluir el uso de representación en formato de punto fijo Q8.24. Esta sección debe ser de un máximo de 800 palabras. </w:t>
+      </w:r>
+      <w:r>
+        <w:rPr>
+          <w:color w:val="EE0000"/>
+          <w:sz w:val="24"/>
+          <w:szCs w:val="24"/>
+        </w:rPr>
+        <w:t xml:space="preserve"> </w:t>
+      </w:r>
     </w:p>
     <w:p>
-      <w:pPr>
-        <w:spacing w:before="100" w:beforeAutospacing="1" w:after="100" w:afterAutospacing="1" w:line="240" w:lineRule="auto"/>
-        <w:rPr>
-          <w:rFonts w:ascii="Times New Roman" w:eastAsia="Times New Roman" w:hAnsi="Times New Roman" w:cs="Times New Roman"/>
-          <w:sz w:val="24"/>
-          <w:szCs w:val="24"/>
-        </w:rPr>
-      </w:pPr>
-      <w:r>
-        <w:rPr>
-          <w:sz w:val="24"/>
-          <w:szCs w:val="24"/>
-        </w:rPr>
-        <w:t xml:space="preserve">                                           </w:t>
+      <w:r>
+        <w:rPr>
+          <w:sz w:val="24"/>
+          <w:szCs w:val="24"/>
+        </w:rPr>
+        <w:t xml:space="preserve">                                                          </w:t>
       </w:r>
     </w:p>
     <w:p>
       <w:pPr>
-        <w:jc w:val="both"/>
-        <w:rPr>
-          <w:sz w:val="24"/>
-          <w:szCs w:val="24"/>
-        </w:rPr>
-      </w:pPr>
-      <w:r>
-        <w:rPr>
-          <w:sz w:val="24"/>
-          <w:szCs w:val="24"/>
-        </w:rPr>
-        <w:t xml:space="preserve">                                             </w:t>
+        <w:rPr>
+          <w:rFonts w:cstheme="minorHAnsi"/>
+          <w:sz w:val="24"/>
+          <w:szCs w:val="24"/>
+        </w:rPr>
+      </w:pPr>
+      <w:r>
+        <w:rPr>
+          <w:rFonts w:cstheme="minorHAnsi"/>
+          <w:sz w:val="24"/>
+          <w:szCs w:val="24"/>
+        </w:rPr>
+        <w:t xml:space="preserve">            </w:t>
+      </w:r>
+      <w:r>
+        <w:rPr>
+          <w:rFonts w:cstheme="minorHAnsi"/>
+          <w:sz w:val="24"/>
+          <w:szCs w:val="24"/>
+        </w:rPr>
+        <w:t xml:space="preserve">                         </w:t>
       </w:r>
     </w:p>
     <w:p>
       <w:pPr>
         <w:jc w:val="right"/>
-      </w:pPr>
+        <w:rPr>
+          <w:rFonts w:cstheme="minorHAnsi"/>
+          <w:sz w:val="24"/>
+          <w:szCs w:val="24"/>
+        </w:rPr>
+      </w:pPr>
+      <w:r>
+        <w:rPr>
+          <w:rFonts w:cstheme="minorHAnsi"/>
+          <w:sz w:val="24"/>
+          <w:szCs w:val="24"/>
+        </w:rPr>
+        <w:t xml:space="preserve">                               </w:t>
+      </w:r>
+      <w:r>
+        <w:rPr>
+          <w:rFonts w:cstheme="minorHAnsi"/>
+          <w:sz w:val="24"/>
+          <w:szCs w:val="24"/>
+        </w:rPr>
+        <w:t xml:space="preserve">             </w:t>
+      </w:r>
+      <w:r>
+        <w:rPr>
+          <w:rFonts w:cstheme="minorHAnsi"/>
+          <w:sz w:val="24"/>
+          <w:szCs w:val="24"/>
+        </w:rPr>
+        <w:t xml:space="preserve">                         </w:t>
+      </w:r>
     </w:p>
     <w:p>
       <w:pPr>
         <w:rPr>
-          <w:sz w:val="24"/>
-          <w:szCs w:val="24"/>
+          <w:rFonts w:ascii="Calibri" w:hAnsi="Calibri" w:cs="Calibri"/>
         </w:rPr>
       </w:pPr>
     </w:p>
     <w:p>
-      <w:r>
-        <w:rPr>
-          <w:sz w:val="24"/>
-          <w:szCs w:val="24"/>
-        </w:rPr>
-        <w:t xml:space="preserve">                                                          </w:t>
+      <w:pPr>
+        <w:rPr>
+          <w:rFonts w:ascii="Calibri" w:hAnsi="Calibri" w:cs="Calibri"/>
+        </w:rPr>
+      </w:pPr>
+      <w:r>
+        <w:rPr>
+          <w:rFonts w:ascii="Calibri" w:hAnsi="Calibri" w:cs="Calibri"/>
+        </w:rPr>
+        <w:t xml:space="preserve"> </w:t>
+      </w:r>
+      <w:r>
+        <w:rPr>
+          <w:rFonts w:ascii="Calibri" w:hAnsi="Calibri" w:cs="Calibri"/>
+        </w:rPr>
+        <w:br/>
+      </w:r>
+      <w:r>
+        <w:rPr>
+          <w:rFonts w:ascii="Calibri" w:hAnsi="Calibri" w:cs="Calibri"/>
+        </w:rPr>
+        <w:br/>
       </w:r>
     </w:p>
     <w:p>
       <w:pPr>
         <w:rPr>
-          <w:rFonts w:cstheme="minorHAnsi"/>
-          <w:sz w:val="24"/>
-          <w:szCs w:val="24"/>
-        </w:rPr>
-      </w:pPr>
-      <w:r>
-        <w:rPr>
-          <w:rFonts w:cstheme="minorHAnsi"/>
-          <w:sz w:val="24"/>
-          <w:szCs w:val="24"/>
-        </w:rPr>
-        <w:t xml:space="preserve">            </w:t>
-      </w:r>
-      <w:r>
-        <w:rPr>
-          <w:rFonts w:cstheme="minorHAnsi"/>
-          <w:sz w:val="24"/>
-          <w:szCs w:val="24"/>
-        </w:rPr>
-        <w:t xml:space="preserve">                         </w:t>
+          <w:rFonts w:ascii="Calibri" w:hAnsi="Calibri" w:cs="Calibri"/>
+        </w:rPr>
+      </w:pPr>
+      <w:r>
+        <w:rPr>
+          <w:rFonts w:ascii="Calibri" w:hAnsi="Calibri" w:cs="Calibri"/>
+        </w:rPr>
+        <w:br/>
       </w:r>
     </w:p>
     <w:p>
       <w:pPr>
-        <w:jc w:val="right"/>
-        <w:rPr>
-          <w:rFonts w:cstheme="minorHAnsi"/>
-          <w:sz w:val="24"/>
-          <w:szCs w:val="24"/>
-        </w:rPr>
-      </w:pPr>
-      <w:r>
-        <w:rPr>
-          <w:rFonts w:cstheme="minorHAnsi"/>
-          <w:sz w:val="24"/>
-          <w:szCs w:val="24"/>
-        </w:rPr>
-        <w:t xml:space="preserve">                               </w:t>
-      </w:r>
-      <w:r>
-        <w:rPr>
-          <w:rFonts w:cstheme="minorHAnsi"/>
-          <w:sz w:val="24"/>
-          <w:szCs w:val="24"/>
-        </w:rPr>
-        <w:t xml:space="preserve">             </w:t>
-      </w:r>
-      <w:r>
-        <w:rPr>
-          <w:rFonts w:cstheme="minorHAnsi"/>
-          <w:sz w:val="24"/>
-          <w:szCs w:val="24"/>
-        </w:rPr>
-        <w:t xml:space="preserve">                         </w:t>
-      </w:r>
+        <w:ind w:left="720"/>
+        <w:rPr>
+          <w:rFonts w:ascii="Calibri" w:hAnsi="Calibri" w:cs="Calibri"/>
+        </w:rPr>
+      </w:pPr>
     </w:p>
     <w:p>
       <w:pPr>
@@ -34483,67 +33751,14 @@
       <w:pPr>
         <w:rPr>
           <w:rFonts w:ascii="Calibri" w:hAnsi="Calibri" w:cs="Calibri"/>
+          <w:lang w:val="es-MX"/>
         </w:rPr>
       </w:pPr>
       <w:r>
         <w:rPr>
           <w:rFonts w:ascii="Calibri" w:hAnsi="Calibri" w:cs="Calibri"/>
         </w:rPr>
-        <w:t xml:space="preserve"> </w:t>
-      </w:r>
-      <w:r>
-        <w:rPr>
-          <w:rFonts w:ascii="Calibri" w:hAnsi="Calibri" w:cs="Calibri"/>
-        </w:rPr>
-        <w:br/>
-      </w:r>
-      <w:r>
-        <w:rPr>
-          <w:rFonts w:ascii="Calibri" w:hAnsi="Calibri" w:cs="Calibri"/>
-        </w:rPr>
-        <w:br/>
-      </w:r>
-    </w:p>
-    <w:p>
-      <w:pPr>
-        <w:rPr>
-          <w:rFonts w:ascii="Calibri" w:hAnsi="Calibri" w:cs="Calibri"/>
-        </w:rPr>
-      </w:pPr>
-      <w:r>
-        <w:rPr>
-          <w:rFonts w:ascii="Calibri" w:hAnsi="Calibri" w:cs="Calibri"/>
-        </w:rPr>
         <w:lastRenderedPageBreak/>
-        <w:br/>
-      </w:r>
-    </w:p>
-    <w:p>
-      <w:pPr>
-        <w:ind w:left="720"/>
-        <w:rPr>
-          <w:rFonts w:ascii="Calibri" w:hAnsi="Calibri" w:cs="Calibri"/>
-        </w:rPr>
-      </w:pPr>
-    </w:p>
-    <w:p>
-      <w:pPr>
-        <w:rPr>
-          <w:rFonts w:ascii="Calibri" w:hAnsi="Calibri" w:cs="Calibri"/>
-        </w:rPr>
-      </w:pPr>
-    </w:p>
-    <w:p>
-      <w:pPr>
-        <w:rPr>
-          <w:rFonts w:ascii="Calibri" w:hAnsi="Calibri" w:cs="Calibri"/>
-          <w:lang w:val="es-MX"/>
-        </w:rPr>
-      </w:pPr>
-      <w:r>
-        <w:rPr>
-          <w:rFonts w:ascii="Calibri" w:hAnsi="Calibri" w:cs="Calibri"/>
-        </w:rPr>
         <w:br/>
       </w:r>
     </w:p>
@@ -34731,9 +33946,9 @@
           <w:szCs w:val="46"/>
         </w:rPr>
       </w:pPr>
-      <w:bookmarkStart w:id="28" w:name="_Toc272509310"/>
-      <w:bookmarkStart w:id="29" w:name="_Toc24203713"/>
-      <w:bookmarkStart w:id="30" w:name="_Toc24204352"/>
+      <w:bookmarkStart w:id="26" w:name="_Toc272509310"/>
+      <w:bookmarkStart w:id="27" w:name="_Toc24203713"/>
+      <w:bookmarkStart w:id="28" w:name="_Toc24204352"/>
       <w:r>
         <w:rPr>
           <w:rFonts w:asciiTheme="minorHAnsi" w:hAnsiTheme="minorHAnsi" w:cstheme="minorHAnsi"/>
@@ -34743,9 +33958,9 @@
         <w:lastRenderedPageBreak/>
         <w:t>RESULTADOS Y DISCUSIÓN</w:t>
       </w:r>
+      <w:bookmarkEnd w:id="26"/>
+      <w:bookmarkEnd w:id="27"/>
       <w:bookmarkEnd w:id="28"/>
-      <w:bookmarkEnd w:id="29"/>
-      <w:bookmarkEnd w:id="30"/>
     </w:p>
     <w:p>
       <w:pPr>
@@ -35048,9 +34263,9 @@
           <w:szCs w:val="46"/>
         </w:rPr>
       </w:pPr>
-      <w:bookmarkStart w:id="31" w:name="_Toc272509311"/>
-      <w:bookmarkStart w:id="32" w:name="_Toc24203714"/>
-      <w:bookmarkStart w:id="33" w:name="_Toc24204353"/>
+      <w:bookmarkStart w:id="29" w:name="_Toc272509311"/>
+      <w:bookmarkStart w:id="30" w:name="_Toc24203714"/>
+      <w:bookmarkStart w:id="31" w:name="_Toc24204353"/>
       <w:r>
         <w:rPr>
           <w:rFonts w:asciiTheme="minorHAnsi" w:hAnsiTheme="minorHAnsi" w:cstheme="minorHAnsi"/>
@@ -35060,9 +34275,9 @@
         <w:lastRenderedPageBreak/>
         <w:t>CONCLUSIONES, RECOMENDACIONES Y TRABAJO FUTURO</w:t>
       </w:r>
+      <w:bookmarkEnd w:id="29"/>
+      <w:bookmarkEnd w:id="30"/>
       <w:bookmarkEnd w:id="31"/>
-      <w:bookmarkEnd w:id="32"/>
-      <w:bookmarkEnd w:id="33"/>
     </w:p>
     <w:p>
       <w:pPr>
@@ -35412,25 +34627,7 @@
           <w:sz w:val="24"/>
           <w:szCs w:val="24"/>
         </w:rPr>
-        <w:t xml:space="preserve">se describen aquellos puntos que pudieran mejorar el trabajo y que no fueron tenidos en cuenta durante la realización o que fueron descubiertos en el desarrollo de </w:t>
-      </w:r>
-      <w:proofErr w:type="gramStart"/>
-      <w:r>
-        <w:rPr>
-          <w:rFonts w:cstheme="minorHAnsi"/>
-          <w:sz w:val="24"/>
-          <w:szCs w:val="24"/>
-        </w:rPr>
-        <w:t>la misma</w:t>
-      </w:r>
-      <w:proofErr w:type="gramEnd"/>
-      <w:r>
-        <w:rPr>
-          <w:rFonts w:cstheme="minorHAnsi"/>
-          <w:sz w:val="24"/>
-          <w:szCs w:val="24"/>
-        </w:rPr>
-        <w:t xml:space="preserve">. </w:t>
+        <w:t xml:space="preserve">se describen aquellos puntos que pudieran mejorar el trabajo y que no fueron tenidos en cuenta durante la realización o que fueron descubiertos en el desarrollo de la misma. </w:t>
       </w:r>
     </w:p>
     <w:p>
@@ -35502,9 +34699,9 @@
           <w:rFonts w:asciiTheme="minorHAnsi" w:hAnsiTheme="minorHAnsi" w:cstheme="minorHAnsi"/>
         </w:rPr>
       </w:pPr>
-      <w:bookmarkStart w:id="34" w:name="_Toc24203715"/>
-      <w:bookmarkStart w:id="35" w:name="_Toc24204354"/>
-      <w:bookmarkStart w:id="36" w:name="_Toc272509312"/>
+      <w:bookmarkStart w:id="32" w:name="_Toc24203715"/>
+      <w:bookmarkStart w:id="33" w:name="_Toc24204354"/>
+      <w:bookmarkStart w:id="34" w:name="_Toc272509312"/>
       <w:r>
         <w:rPr>
           <w:rFonts w:asciiTheme="minorHAnsi" w:hAnsiTheme="minorHAnsi" w:cstheme="minorHAnsi"/>
@@ -35514,8 +34711,8 @@
         <w:lastRenderedPageBreak/>
         <w:t>REFERENCIAS</w:t>
       </w:r>
-      <w:bookmarkEnd w:id="34"/>
-      <w:bookmarkEnd w:id="35"/>
+      <w:bookmarkEnd w:id="32"/>
+      <w:bookmarkEnd w:id="33"/>
     </w:p>
     <w:p>
       <w:pPr>
@@ -35563,43 +34760,7 @@
           <w:sz w:val="24"/>
           <w:szCs w:val="24"/>
         </w:rPr>
-        <w:t xml:space="preserve">el formato de la American </w:t>
-      </w:r>
-      <w:proofErr w:type="spellStart"/>
-      <w:r>
-        <w:rPr>
-          <w:rFonts w:cstheme="minorHAnsi"/>
-          <w:sz w:val="24"/>
-          <w:szCs w:val="24"/>
-        </w:rPr>
-        <w:t>Psychological</w:t>
-      </w:r>
-      <w:proofErr w:type="spellEnd"/>
-      <w:r>
-        <w:rPr>
-          <w:rFonts w:cstheme="minorHAnsi"/>
-          <w:sz w:val="24"/>
-          <w:szCs w:val="24"/>
-        </w:rPr>
-        <w:t xml:space="preserve"> </w:t>
-      </w:r>
-      <w:proofErr w:type="spellStart"/>
-      <w:r>
-        <w:rPr>
-          <w:rFonts w:cstheme="minorHAnsi"/>
-          <w:sz w:val="24"/>
-          <w:szCs w:val="24"/>
-        </w:rPr>
-        <w:t>Association</w:t>
-      </w:r>
-      <w:proofErr w:type="spellEnd"/>
-      <w:r>
-        <w:rPr>
-          <w:rFonts w:cstheme="minorHAnsi"/>
-          <w:sz w:val="24"/>
-          <w:szCs w:val="24"/>
-        </w:rPr>
-        <w:t xml:space="preserve"> (APA), última edición.</w:t>
+        <w:t>el formato de la American Psychological Association (APA), última edición.</w:t>
       </w:r>
       <w:r>
         <w:rPr>
@@ -35643,8 +34804,8 @@
           <w:szCs w:val="46"/>
         </w:rPr>
       </w:pPr>
-      <w:bookmarkStart w:id="37" w:name="_Toc24203716"/>
-      <w:bookmarkStart w:id="38" w:name="_Toc24204355"/>
+      <w:bookmarkStart w:id="35" w:name="_Toc24203716"/>
+      <w:bookmarkStart w:id="36" w:name="_Toc24204355"/>
       <w:r>
         <w:rPr>
           <w:rFonts w:asciiTheme="minorHAnsi" w:hAnsiTheme="minorHAnsi" w:cstheme="minorHAnsi"/>
@@ -35662,9 +34823,9 @@
         </w:rPr>
         <w:t>NEXOS</w:t>
       </w:r>
+      <w:bookmarkEnd w:id="34"/>
+      <w:bookmarkEnd w:id="35"/>
       <w:bookmarkEnd w:id="36"/>
-      <w:bookmarkEnd w:id="37"/>
-      <w:bookmarkEnd w:id="38"/>
     </w:p>
     <w:p>
       <w:pPr>
@@ -35706,25 +34867,7 @@
           <w:sz w:val="24"/>
           <w:szCs w:val="24"/>
         </w:rPr>
-        <w:t xml:space="preserve">deben ser nombrados con letras para diferenciarse unos de otros (p. </w:t>
-      </w:r>
-      <w:proofErr w:type="spellStart"/>
-      <w:r>
-        <w:rPr>
-          <w:rFonts w:cstheme="minorHAnsi"/>
-          <w:sz w:val="24"/>
-          <w:szCs w:val="24"/>
-        </w:rPr>
-        <w:t>ej</w:t>
-      </w:r>
-      <w:proofErr w:type="spellEnd"/>
-      <w:r>
-        <w:rPr>
-          <w:rFonts w:cstheme="minorHAnsi"/>
-          <w:sz w:val="24"/>
-          <w:szCs w:val="24"/>
-        </w:rPr>
-        <w:t xml:space="preserve">: </w:t>
+        <w:t xml:space="preserve">deben ser nombrados con letras para diferenciarse unos de otros (p. ej: </w:t>
       </w:r>
       <w:r>
         <w:rPr>
@@ -36291,8 +35434,8 @@
       </w:pPr>
     </w:p>
     <w:sectPr>
-      <w:headerReference w:type="default" r:id="rId27"/>
-      <w:footerReference w:type="default" r:id="rId28"/>
+      <w:headerReference w:type="default" r:id="rId24"/>
+      <w:footerReference w:type="default" r:id="rId25"/>
       <w:type w:val="continuous"/>
       <w:pgSz w:w="12240" w:h="15840"/>
       <w:pgMar w:top="1418" w:right="1701" w:bottom="1418" w:left="1701" w:header="709" w:footer="851" w:gutter="0"/>
@@ -36304,7 +35447,7 @@
 </file>
 
 <file path=word/comments.xml><?xml version="1.0" encoding="utf-8"?>
-<w:comments xmlns:wpc="http://schemas.microsoft.com/office/word/2010/wordprocessingCanvas" xmlns:cx="http://schemas.microsoft.com/office/drawing/2014/chartex" xmlns:cx1="http://schemas.microsoft.com/office/drawing/2015/9/8/chartex" xmlns:cx2="http://schemas.microsoft.com/office/drawing/2015/10/21/chartex" xmlns:cx3="http://schemas.microsoft.com/office/drawing/2016/5/9/chartex" xmlns:cx4="http://schemas.microsoft.com/office/drawing/2016/5/10/chartex" xmlns:cx5="http://schemas.microsoft.com/office/drawing/2016/5/11/chartex" xmlns:cx6="http://schemas.microsoft.com/office/drawing/2016/5/12/chartex" xmlns:cx7="http://schemas.microsoft.com/office/drawing/2016/5/13/chartex" xmlns:cx8="http://schemas.microsoft.com/office/drawing/2016/5/14/chartex" xmlns:mc="http://schemas.openxmlformats.org/markup-compatibility/2006" xmlns:aink="http://schemas.microsoft.com/office/drawing/2016/ink" xmlns:am3d="http://schemas.microsoft.com/office/drawing/2017/model3d" xmlns:o="urn:schemas-microsoft-com:office:office" xmlns:oel="http://schemas.microsoft.com/office/2019/extlst" xmlns:r="http://schemas.openxmlformats.org/officeDocument/2006/relationships" xmlns:m="http://schemas.openxmlformats.org/officeDocument/2006/math" xmlns:v="urn:schemas-microsoft-com:vml" xmlns:wp14="http://schemas.microsoft.com/office/word/2010/wordprocessingDrawing" xmlns:wp="http://schemas.openxmlformats.org/drawingml/2006/wordprocessingDrawing" xmlns:w10="urn:schemas-microsoft-com:office:word" xmlns:w="http://schemas.openxmlformats.org/wordprocessingml/2006/main" xmlns:w14="http://schemas.microsoft.com/office/word/2010/wordml" xmlns:w15="http://schemas.microsoft.com/office/word/2012/wordml" xmlns:w16cex="http://schemas.microsoft.com/office/word/2018/wordml/cex" xmlns:w16cid="http://schemas.microsoft.com/office/word/2016/wordml/cid" xmlns:w16="http://schemas.microsoft.com/office/word/2018/wordml" xmlns:w16sdtdh="http://schemas.microsoft.com/office/word/2020/wordml/sdtdatahash" xmlns:w16se="http://schemas.microsoft.com/office/word/2015/wordml/symex" xmlns:wpg="http://schemas.microsoft.com/office/word/2010/wordprocessingGroup" xmlns:wpi="http://schemas.microsoft.com/office/word/2010/wordprocessingInk" xmlns:wne="http://schemas.microsoft.com/office/word/2006/wordml" xmlns:wps="http://schemas.microsoft.com/office/word/2010/wordprocessingShape" mc:Ignorable="w14 w15 w16se w16cid w16 w16cex w16sdtdh wp14">
+<w:comments xmlns:wpc="http://schemas.microsoft.com/office/word/2010/wordprocessingCanvas" xmlns:cx="http://schemas.microsoft.com/office/drawing/2014/chartex" xmlns:cx1="http://schemas.microsoft.com/office/drawing/2015/9/8/chartex" xmlns:cx2="http://schemas.microsoft.com/office/drawing/2015/10/21/chartex" xmlns:cx3="http://schemas.microsoft.com/office/drawing/2016/5/9/chartex" xmlns:cx4="http://schemas.microsoft.com/office/drawing/2016/5/10/chartex" xmlns:cx5="http://schemas.microsoft.com/office/drawing/2016/5/11/chartex" xmlns:cx6="http://schemas.microsoft.com/office/drawing/2016/5/12/chartex" xmlns:cx7="http://schemas.microsoft.com/office/drawing/2016/5/13/chartex" xmlns:cx8="http://schemas.microsoft.com/office/drawing/2016/5/14/chartex" xmlns:mc="http://schemas.openxmlformats.org/markup-compatibility/2006" xmlns:m="http://schemas.openxmlformats.org/officeDocument/2006/math" xmlns:aink="http://schemas.microsoft.com/office/drawing/2016/ink" xmlns:am3d="http://schemas.microsoft.com/office/drawing/2017/model3d" xmlns:oel="http://schemas.microsoft.com/office/2019/extlst" xmlns:r="http://schemas.openxmlformats.org/officeDocument/2006/relationships" xmlns:wp14="http://schemas.microsoft.com/office/word/2010/wordprocessingDrawing" xmlns:wp="http://schemas.openxmlformats.org/drawingml/2006/wordprocessingDrawing" xmlns:wpg="http://schemas.microsoft.com/office/word/2010/wordprocessingGroup" xmlns:wpi="http://schemas.microsoft.com/office/word/2010/wordprocessingInk" xmlns:wps="http://schemas.microsoft.com/office/word/2010/wordprocessingShape" xmlns:o="urn:schemas-microsoft-com:office:office" xmlns:v="urn:schemas-microsoft-com:vml" xmlns:w10="urn:schemas-microsoft-com:office:word" xmlns:w="http://schemas.openxmlformats.org/wordprocessingml/2006/main" xmlns:w14="http://schemas.microsoft.com/office/word/2010/wordml" xmlns:w15="http://schemas.microsoft.com/office/word/2012/wordml" xmlns:w16cex="http://schemas.microsoft.com/office/word/2018/wordml/cex" xmlns:w16cid="http://schemas.microsoft.com/office/word/2016/wordml/cid" xmlns:w16="http://schemas.microsoft.com/office/word/2018/wordml" xmlns:w16sdtdh="http://schemas.microsoft.com/office/word/2020/wordml/sdtdatahash" xmlns:w16sdtfl="http://schemas.microsoft.com/office/word/2024/wordml/sdtformatlock" xmlns:w16se="http://schemas.microsoft.com/office/word/2015/wordml/symex" xmlns:w16du="http://schemas.microsoft.com/office/word/2023/wordml/word16du" xmlns:wne="http://schemas.microsoft.com/office/word/2006/wordml" mc:Ignorable="w14 w15 w16se w16cid w16 w16cex w16sdtdh w16sdtfl w16du wp14">
   <w:comment w:id="3" w:author="Sergio Ignacio Serna Garces" w:date="2026-02-26T16:23:00Z" w:initials="SS">
     <w:p>
       <w:r>
@@ -36339,7 +35482,7 @@
       </w:r>
     </w:p>
   </w:comment>
-  <w:comment w:id="15" w:author="Sergio Ignacio Serna Garces" w:date="2026-02-26T16:25:00Z" w:initials="SS">
+  <w:comment w:id="17" w:author="Sergio Ignacio Serna Garces" w:date="2026-02-26T16:26:00Z" w:initials="SS">
     <w:p>
       <w:r>
         <w:rPr>
@@ -36352,77 +35495,11 @@
           <w:sz w:val="20"/>
           <w:szCs w:val="20"/>
         </w:rPr>
-        <w:t>Poner subíndice a los voltajes, corrientes y resistencia de salida. Agregar u como señal de disparo del MOSFET. Llamar al diodo D en lugar de D2.</w:t>
+        <w:t>Poner subíndice a voltajes y corrientes y resistencia de carga.  Vo y Vc son iguales, quitar Vc y dejar Vo. Poner subíndice a Q1 y Q2 y llamar a la señal PWM solo PWM no PWM1.</w:t>
       </w:r>
     </w:p>
   </w:comment>
-  <w:comment w:id="16" w:author="Sergio Ignacio Serna Garces" w:date="2026-03-05T10:40:00Z" w:initials="SS">
-    <w:p>
-      <w:r>
-        <w:rPr>
-          <w:rStyle w:val="Refdecomentario"/>
-        </w:rPr>
-        <w:annotationRef/>
-      </w:r>
-      <w:r>
-        <w:rPr>
-          <w:sz w:val="20"/>
-          <w:szCs w:val="20"/>
-        </w:rPr>
-        <w:t>Cambiar Q1 por Q.</w:t>
-      </w:r>
-    </w:p>
-  </w:comment>
-  <w:comment w:id="19" w:author="Sergio Ignacio Serna Garces" w:date="2026-02-26T16:26:00Z" w:initials="SS">
-    <w:p>
-      <w:r>
-        <w:rPr>
-          <w:rStyle w:val="Refdecomentario"/>
-        </w:rPr>
-        <w:annotationRef/>
-      </w:r>
-      <w:r>
-        <w:rPr>
-          <w:sz w:val="20"/>
-          <w:szCs w:val="20"/>
-        </w:rPr>
-        <w:t xml:space="preserve">Poner subíndice a voltajes y corrientes y resistencia de carga.  Vo y </w:t>
-      </w:r>
-      <w:proofErr w:type="spellStart"/>
-      <w:r>
-        <w:rPr>
-          <w:sz w:val="20"/>
-          <w:szCs w:val="20"/>
-        </w:rPr>
-        <w:t>Vc</w:t>
-      </w:r>
-      <w:proofErr w:type="spellEnd"/>
-      <w:r>
-        <w:rPr>
-          <w:sz w:val="20"/>
-          <w:szCs w:val="20"/>
-        </w:rPr>
-        <w:t xml:space="preserve"> son iguales, quitar </w:t>
-      </w:r>
-      <w:proofErr w:type="spellStart"/>
-      <w:r>
-        <w:rPr>
-          <w:sz w:val="20"/>
-          <w:szCs w:val="20"/>
-        </w:rPr>
-        <w:t>Vc</w:t>
-      </w:r>
-      <w:proofErr w:type="spellEnd"/>
-      <w:r>
-        <w:rPr>
-          <w:sz w:val="20"/>
-          <w:szCs w:val="20"/>
-        </w:rPr>
-        <w:t xml:space="preserve"> y dejar Vo. Poner subíndice a Q1 y Q2 y llamar a la señal PWM solo PWM no PWM1.</w:t>
-      </w:r>
-    </w:p>
-  </w:comment>
-  <w:comment w:id="20" w:author="Sergio Ignacio Serna Garces" w:date="2026-02-26T17:47:00Z" w:initials="SS">
+  <w:comment w:id="18" w:author="Sergio Ignacio Serna Garces" w:date="2026-02-26T17:47:00Z" w:initials="SS">
     <w:p>
       <w:r>
         <w:rPr>
@@ -36443,40 +35520,34 @@
 </file>
 
 <file path=word/commentsExtended.xml><?xml version="1.0" encoding="utf-8"?>
-<w15:commentsEx xmlns:wpc="http://schemas.microsoft.com/office/word/2010/wordprocessingCanvas" xmlns:cx="http://schemas.microsoft.com/office/drawing/2014/chartex" xmlns:cx1="http://schemas.microsoft.com/office/drawing/2015/9/8/chartex" xmlns:cx2="http://schemas.microsoft.com/office/drawing/2015/10/21/chartex" xmlns:cx3="http://schemas.microsoft.com/office/drawing/2016/5/9/chartex" xmlns:cx4="http://schemas.microsoft.com/office/drawing/2016/5/10/chartex" xmlns:cx5="http://schemas.microsoft.com/office/drawing/2016/5/11/chartex" xmlns:cx6="http://schemas.microsoft.com/office/drawing/2016/5/12/chartex" xmlns:cx7="http://schemas.microsoft.com/office/drawing/2016/5/13/chartex" xmlns:cx8="http://schemas.microsoft.com/office/drawing/2016/5/14/chartex" xmlns:mc="http://schemas.openxmlformats.org/markup-compatibility/2006" xmlns:aink="http://schemas.microsoft.com/office/drawing/2016/ink" xmlns:am3d="http://schemas.microsoft.com/office/drawing/2017/model3d" xmlns:o="urn:schemas-microsoft-com:office:office" xmlns:oel="http://schemas.microsoft.com/office/2019/extlst" xmlns:r="http://schemas.openxmlformats.org/officeDocument/2006/relationships" xmlns:m="http://schemas.openxmlformats.org/officeDocument/2006/math" xmlns:v="urn:schemas-microsoft-com:vml" xmlns:wp14="http://schemas.microsoft.com/office/word/2010/wordprocessingDrawing" xmlns:wp="http://schemas.openxmlformats.org/drawingml/2006/wordprocessingDrawing" xmlns:w10="urn:schemas-microsoft-com:office:word" xmlns:w="http://schemas.openxmlformats.org/wordprocessingml/2006/main" xmlns:w14="http://schemas.microsoft.com/office/word/2010/wordml" xmlns:w15="http://schemas.microsoft.com/office/word/2012/wordml" xmlns:w16cex="http://schemas.microsoft.com/office/word/2018/wordml/cex" xmlns:w16cid="http://schemas.microsoft.com/office/word/2016/wordml/cid" xmlns:w16="http://schemas.microsoft.com/office/word/2018/wordml" xmlns:w16sdtdh="http://schemas.microsoft.com/office/word/2020/wordml/sdtdatahash" xmlns:w16se="http://schemas.microsoft.com/office/word/2015/wordml/symex" xmlns:wpg="http://schemas.microsoft.com/office/word/2010/wordprocessingGroup" xmlns:wpi="http://schemas.microsoft.com/office/word/2010/wordprocessingInk" xmlns:wne="http://schemas.microsoft.com/office/word/2006/wordml" xmlns:wps="http://schemas.microsoft.com/office/word/2010/wordprocessingShape" mc:Ignorable="w14 w15 w16se w16cid w16 w16cex w16sdtdh wp14">
+<w15:commentsEx xmlns:wpc="http://schemas.microsoft.com/office/word/2010/wordprocessingCanvas" xmlns:cx="http://schemas.microsoft.com/office/drawing/2014/chartex" xmlns:cx1="http://schemas.microsoft.com/office/drawing/2015/9/8/chartex" xmlns:cx2="http://schemas.microsoft.com/office/drawing/2015/10/21/chartex" xmlns:cx3="http://schemas.microsoft.com/office/drawing/2016/5/9/chartex" xmlns:cx4="http://schemas.microsoft.com/office/drawing/2016/5/10/chartex" xmlns:cx5="http://schemas.microsoft.com/office/drawing/2016/5/11/chartex" xmlns:cx6="http://schemas.microsoft.com/office/drawing/2016/5/12/chartex" xmlns:cx7="http://schemas.microsoft.com/office/drawing/2016/5/13/chartex" xmlns:cx8="http://schemas.microsoft.com/office/drawing/2016/5/14/chartex" xmlns:mc="http://schemas.openxmlformats.org/markup-compatibility/2006" xmlns:m="http://schemas.openxmlformats.org/officeDocument/2006/math" xmlns:aink="http://schemas.microsoft.com/office/drawing/2016/ink" xmlns:am3d="http://schemas.microsoft.com/office/drawing/2017/model3d" xmlns:oel="http://schemas.microsoft.com/office/2019/extlst" xmlns:r="http://schemas.openxmlformats.org/officeDocument/2006/relationships" xmlns:wp14="http://schemas.microsoft.com/office/word/2010/wordprocessingDrawing" xmlns:wp="http://schemas.openxmlformats.org/drawingml/2006/wordprocessingDrawing" xmlns:wpg="http://schemas.microsoft.com/office/word/2010/wordprocessingGroup" xmlns:wpi="http://schemas.microsoft.com/office/word/2010/wordprocessingInk" xmlns:wps="http://schemas.microsoft.com/office/word/2010/wordprocessingShape" xmlns:o="urn:schemas-microsoft-com:office:office" xmlns:v="urn:schemas-microsoft-com:vml" xmlns:w10="urn:schemas-microsoft-com:office:word" xmlns:w="http://schemas.openxmlformats.org/wordprocessingml/2006/main" xmlns:w14="http://schemas.microsoft.com/office/word/2010/wordml" xmlns:w15="http://schemas.microsoft.com/office/word/2012/wordml" xmlns:w16cex="http://schemas.microsoft.com/office/word/2018/wordml/cex" xmlns:w16cid="http://schemas.microsoft.com/office/word/2016/wordml/cid" xmlns:w16="http://schemas.microsoft.com/office/word/2018/wordml" xmlns:w16sdtdh="http://schemas.microsoft.com/office/word/2020/wordml/sdtdatahash" xmlns:w16sdtfl="http://schemas.microsoft.com/office/word/2024/wordml/sdtformatlock" xmlns:w16se="http://schemas.microsoft.com/office/word/2015/wordml/symex" xmlns:w16du="http://schemas.microsoft.com/office/word/2023/wordml/word16du" xmlns:wne="http://schemas.microsoft.com/office/word/2006/wordml" mc:Ignorable="w14 w15 w16se w16cid w16 w16cex w16sdtdh w16sdtfl w16du wp14">
   <w15:commentEx w15:paraId="286ABA1A" w15:done="0"/>
   <w15:commentEx w15:paraId="20F1C926" w15:done="0"/>
-  <w15:commentEx w15:paraId="4FA23FCD" w15:done="0"/>
-  <w15:commentEx w15:paraId="48CB38A3" w15:paraIdParent="4FA23FCD" w15:done="0"/>
   <w15:commentEx w15:paraId="2D43A556" w15:done="0"/>
   <w15:commentEx w15:paraId="53345C55" w15:done="0"/>
 </w15:commentsEx>
 </file>
 
 <file path=word/commentsExtensible.xml><?xml version="1.0" encoding="utf-8"?>
-<w16cex:commentsExtensible xmlns:wpc="http://schemas.microsoft.com/office/word/2010/wordprocessingCanvas" xmlns:cx="http://schemas.microsoft.com/office/drawing/2014/chartex" xmlns:cx1="http://schemas.microsoft.com/office/drawing/2015/9/8/chartex" xmlns:cx2="http://schemas.microsoft.com/office/drawing/2015/10/21/chartex" xmlns:cx3="http://schemas.microsoft.com/office/drawing/2016/5/9/chartex" xmlns:cx4="http://schemas.microsoft.com/office/drawing/2016/5/10/chartex" xmlns:cx5="http://schemas.microsoft.com/office/drawing/2016/5/11/chartex" xmlns:cx6="http://schemas.microsoft.com/office/drawing/2016/5/12/chartex" xmlns:cx7="http://schemas.microsoft.com/office/drawing/2016/5/13/chartex" xmlns:cx8="http://schemas.microsoft.com/office/drawing/2016/5/14/chartex" xmlns:mc="http://schemas.openxmlformats.org/markup-compatibility/2006" xmlns:aink="http://schemas.microsoft.com/office/drawing/2016/ink" xmlns:am3d="http://schemas.microsoft.com/office/drawing/2017/model3d" xmlns:o="urn:schemas-microsoft-com:office:office" xmlns:oel="http://schemas.microsoft.com/office/2019/extlst" xmlns:r="http://schemas.openxmlformats.org/officeDocument/2006/relationships" xmlns:m="http://schemas.openxmlformats.org/officeDocument/2006/math" xmlns:v="urn:schemas-microsoft-com:vml" xmlns:wp14="http://schemas.microsoft.com/office/word/2010/wordprocessingDrawing" xmlns:wp="http://schemas.openxmlformats.org/drawingml/2006/wordprocessingDrawing" xmlns:w10="urn:schemas-microsoft-com:office:word" xmlns:w="http://schemas.openxmlformats.org/wordprocessingml/2006/main" xmlns:w14="http://schemas.microsoft.com/office/word/2010/wordml" xmlns:w15="http://schemas.microsoft.com/office/word/2012/wordml" xmlns:w16cex="http://schemas.microsoft.com/office/word/2018/wordml/cex" xmlns:w16cid="http://schemas.microsoft.com/office/word/2016/wordml/cid" xmlns:w16="http://schemas.microsoft.com/office/word/2018/wordml" xmlns:w16sdtdh="http://schemas.microsoft.com/office/word/2020/wordml/sdtdatahash" xmlns:w16se="http://schemas.microsoft.com/office/word/2015/wordml/symex" xmlns:wpg="http://schemas.microsoft.com/office/word/2010/wordprocessingGroup" xmlns:wpi="http://schemas.microsoft.com/office/word/2010/wordprocessingInk" xmlns:wne="http://schemas.microsoft.com/office/word/2006/wordml" xmlns:wps="http://schemas.microsoft.com/office/word/2010/wordprocessingShape" mc:Ignorable="w14 w15 w16se w16cid w16 w16cex w16sdtdh wp14">
+<w16cex:commentsExtensible xmlns:wpc="http://schemas.microsoft.com/office/word/2010/wordprocessingCanvas" xmlns:cx="http://schemas.microsoft.com/office/drawing/2014/chartex" xmlns:cx1="http://schemas.microsoft.com/office/drawing/2015/9/8/chartex" xmlns:cx2="http://schemas.microsoft.com/office/drawing/2015/10/21/chartex" xmlns:cx3="http://schemas.microsoft.com/office/drawing/2016/5/9/chartex" xmlns:cx4="http://schemas.microsoft.com/office/drawing/2016/5/10/chartex" xmlns:cx5="http://schemas.microsoft.com/office/drawing/2016/5/11/chartex" xmlns:cx6="http://schemas.microsoft.com/office/drawing/2016/5/12/chartex" xmlns:cx7="http://schemas.microsoft.com/office/drawing/2016/5/13/chartex" xmlns:cx8="http://schemas.microsoft.com/office/drawing/2016/5/14/chartex" xmlns:cr="http://schemas.microsoft.com/office/comments/2020/reactions" xmlns:mc="http://schemas.openxmlformats.org/markup-compatibility/2006" xmlns:m="http://schemas.openxmlformats.org/officeDocument/2006/math" xmlns:aink="http://schemas.microsoft.com/office/drawing/2016/ink" xmlns:am3d="http://schemas.microsoft.com/office/drawing/2017/model3d" xmlns:oel="http://schemas.microsoft.com/office/2019/extlst" xmlns:r="http://schemas.openxmlformats.org/officeDocument/2006/relationships" xmlns:wp14="http://schemas.microsoft.com/office/word/2010/wordprocessingDrawing" xmlns:wp="http://schemas.openxmlformats.org/drawingml/2006/wordprocessingDrawing" xmlns:wpg="http://schemas.microsoft.com/office/word/2010/wordprocessingGroup" xmlns:wpi="http://schemas.microsoft.com/office/word/2010/wordprocessingInk" xmlns:wps="http://schemas.microsoft.com/office/word/2010/wordprocessingShape" xmlns:o="urn:schemas-microsoft-com:office:office" xmlns:v="urn:schemas-microsoft-com:vml" xmlns:w10="urn:schemas-microsoft-com:office:word" xmlns:w="http://schemas.openxmlformats.org/wordprocessingml/2006/main" xmlns:w14="http://schemas.microsoft.com/office/word/2010/wordml" xmlns:w15="http://schemas.microsoft.com/office/word/2012/wordml" xmlns:w16cex="http://schemas.microsoft.com/office/word/2018/wordml/cex" xmlns:w16cid="http://schemas.microsoft.com/office/word/2016/wordml/cid" xmlns:w16="http://schemas.microsoft.com/office/word/2018/wordml" xmlns:w16sdtdh="http://schemas.microsoft.com/office/word/2020/wordml/sdtdatahash" xmlns:w16sdtfl="http://schemas.microsoft.com/office/word/2024/wordml/sdtformatlock" xmlns:w16se="http://schemas.microsoft.com/office/word/2015/wordml/symex" xmlns:w16du="http://schemas.microsoft.com/office/word/2023/wordml/word16du" xmlns:wne="http://schemas.microsoft.com/office/word/2006/wordml" mc:Ignorable="w14 w15 w16se w16cid w16 w16cex w16sdtdh w16sdtfl cr w16du wp14">
   <w16cex:commentExtensible w16cex:durableId="76E4E42C" w16cex:dateUtc="2026-02-26T21:23:00Z"/>
   <w16cex:commentExtensible w16cex:durableId="279C1C02" w16cex:dateUtc="2026-02-26T23:15:00Z"/>
-  <w16cex:commentExtensible w16cex:durableId="3235D43C" w16cex:dateUtc="2026-02-26T21:25:00Z"/>
-  <w16cex:commentExtensible w16cex:durableId="769550BE" w16cex:dateUtc="2026-03-05T15:40:00Z"/>
   <w16cex:commentExtensible w16cex:durableId="5BF1C9FD" w16cex:dateUtc="2026-02-26T21:26:00Z"/>
   <w16cex:commentExtensible w16cex:durableId="0F93C6A4" w16cex:dateUtc="2026-02-26T22:47:00Z"/>
 </w16cex:commentsExtensible>
 </file>
 
 <file path=word/commentsIds.xml><?xml version="1.0" encoding="utf-8"?>
-<w16cid:commentsIds xmlns:wpc="http://schemas.microsoft.com/office/word/2010/wordprocessingCanvas" xmlns:cx="http://schemas.microsoft.com/office/drawing/2014/chartex" xmlns:cx1="http://schemas.microsoft.com/office/drawing/2015/9/8/chartex" xmlns:cx2="http://schemas.microsoft.com/office/drawing/2015/10/21/chartex" xmlns:cx3="http://schemas.microsoft.com/office/drawing/2016/5/9/chartex" xmlns:cx4="http://schemas.microsoft.com/office/drawing/2016/5/10/chartex" xmlns:cx5="http://schemas.microsoft.com/office/drawing/2016/5/11/chartex" xmlns:cx6="http://schemas.microsoft.com/office/drawing/2016/5/12/chartex" xmlns:cx7="http://schemas.microsoft.com/office/drawing/2016/5/13/chartex" xmlns:cx8="http://schemas.microsoft.com/office/drawing/2016/5/14/chartex" xmlns:mc="http://schemas.openxmlformats.org/markup-compatibility/2006" xmlns:aink="http://schemas.microsoft.com/office/drawing/2016/ink" xmlns:am3d="http://schemas.microsoft.com/office/drawing/2017/model3d" xmlns:o="urn:schemas-microsoft-com:office:office" xmlns:oel="http://schemas.microsoft.com/office/2019/extlst" xmlns:r="http://schemas.openxmlformats.org/officeDocument/2006/relationships" xmlns:m="http://schemas.openxmlformats.org/officeDocument/2006/math" xmlns:v="urn:schemas-microsoft-com:vml" xmlns:wp14="http://schemas.microsoft.com/office/word/2010/wordprocessingDrawing" xmlns:wp="http://schemas.openxmlformats.org/drawingml/2006/wordprocessingDrawing" xmlns:w10="urn:schemas-microsoft-com:office:word" xmlns:w="http://schemas.openxmlformats.org/wordprocessingml/2006/main" xmlns:w14="http://schemas.microsoft.com/office/word/2010/wordml" xmlns:w15="http://schemas.microsoft.com/office/word/2012/wordml" xmlns:w16cex="http://schemas.microsoft.com/office/word/2018/wordml/cex" xmlns:w16cid="http://schemas.microsoft.com/office/word/2016/wordml/cid" xmlns:w16="http://schemas.microsoft.com/office/word/2018/wordml" xmlns:w16sdtdh="http://schemas.microsoft.com/office/word/2020/wordml/sdtdatahash" xmlns:w16se="http://schemas.microsoft.com/office/word/2015/wordml/symex" xmlns:wpg="http://schemas.microsoft.com/office/word/2010/wordprocessingGroup" xmlns:wpi="http://schemas.microsoft.com/office/word/2010/wordprocessingInk" xmlns:wne="http://schemas.microsoft.com/office/word/2006/wordml" xmlns:wps="http://schemas.microsoft.com/office/word/2010/wordprocessingShape" mc:Ignorable="w14 w15 w16se w16cid w16 w16cex w16sdtdh wp14">
+<w16cid:commentsIds xmlns:wpc="http://schemas.microsoft.com/office/word/2010/wordprocessingCanvas" xmlns:cx="http://schemas.microsoft.com/office/drawing/2014/chartex" xmlns:cx1="http://schemas.microsoft.com/office/drawing/2015/9/8/chartex" xmlns:cx2="http://schemas.microsoft.com/office/drawing/2015/10/21/chartex" xmlns:cx3="http://schemas.microsoft.com/office/drawing/2016/5/9/chartex" xmlns:cx4="http://schemas.microsoft.com/office/drawing/2016/5/10/chartex" xmlns:cx5="http://schemas.microsoft.com/office/drawing/2016/5/11/chartex" xmlns:cx6="http://schemas.microsoft.com/office/drawing/2016/5/12/chartex" xmlns:cx7="http://schemas.microsoft.com/office/drawing/2016/5/13/chartex" xmlns:cx8="http://schemas.microsoft.com/office/drawing/2016/5/14/chartex" xmlns:mc="http://schemas.openxmlformats.org/markup-compatibility/2006" xmlns:m="http://schemas.openxmlformats.org/officeDocument/2006/math" xmlns:aink="http://schemas.microsoft.com/office/drawing/2016/ink" xmlns:am3d="http://schemas.microsoft.com/office/drawing/2017/model3d" xmlns:oel="http://schemas.microsoft.com/office/2019/extlst" xmlns:r="http://schemas.openxmlformats.org/officeDocument/2006/relationships" xmlns:wp14="http://schemas.microsoft.com/office/word/2010/wordprocessingDrawing" xmlns:wp="http://schemas.openxmlformats.org/drawingml/2006/wordprocessingDrawing" xmlns:wpg="http://schemas.microsoft.com/office/word/2010/wordprocessingGroup" xmlns:wpi="http://schemas.microsoft.com/office/word/2010/wordprocessingInk" xmlns:wps="http://schemas.microsoft.com/office/word/2010/wordprocessingShape" xmlns:o="urn:schemas-microsoft-com:office:office" xmlns:v="urn:schemas-microsoft-com:vml" xmlns:w10="urn:schemas-microsoft-com:office:word" xmlns:w="http://schemas.openxmlformats.org/wordprocessingml/2006/main" xmlns:w14="http://schemas.microsoft.com/office/word/2010/wordml" xmlns:w15="http://schemas.microsoft.com/office/word/2012/wordml" xmlns:w16cex="http://schemas.microsoft.com/office/word/2018/wordml/cex" xmlns:w16cid="http://schemas.microsoft.com/office/word/2016/wordml/cid" xmlns:w16="http://schemas.microsoft.com/office/word/2018/wordml" xmlns:w16sdtdh="http://schemas.microsoft.com/office/word/2020/wordml/sdtdatahash" xmlns:w16sdtfl="http://schemas.microsoft.com/office/word/2024/wordml/sdtformatlock" xmlns:w16se="http://schemas.microsoft.com/office/word/2015/wordml/symex" xmlns:w16du="http://schemas.microsoft.com/office/word/2023/wordml/word16du" xmlns:wne="http://schemas.microsoft.com/office/word/2006/wordml" mc:Ignorable="w14 w15 w16se w16cid w16 w16cex w16sdtdh w16sdtfl w16du wp14">
   <w16cid:commentId w16cid:paraId="286ABA1A" w16cid:durableId="76E4E42C"/>
   <w16cid:commentId w16cid:paraId="20F1C926" w16cid:durableId="279C1C02"/>
-  <w16cid:commentId w16cid:paraId="4FA23FCD" w16cid:durableId="3235D43C"/>
-  <w16cid:commentId w16cid:paraId="48CB38A3" w16cid:durableId="769550BE"/>
   <w16cid:commentId w16cid:paraId="2D43A556" w16cid:durableId="5BF1C9FD"/>
   <w16cid:commentId w16cid:paraId="53345C55" w16cid:durableId="0F93C6A4"/>
 </w16cid:commentsIds>
 </file>
 
 <file path=word/endnotes.xml><?xml version="1.0" encoding="utf-8"?>
-<w:endnotes xmlns:wpc="http://schemas.microsoft.com/office/word/2010/wordprocessingCanvas" xmlns:cx="http://schemas.microsoft.com/office/drawing/2014/chartex" xmlns:cx1="http://schemas.microsoft.com/office/drawing/2015/9/8/chartex" xmlns:cx2="http://schemas.microsoft.com/office/drawing/2015/10/21/chartex" xmlns:cx3="http://schemas.microsoft.com/office/drawing/2016/5/9/chartex" xmlns:cx4="http://schemas.microsoft.com/office/drawing/2016/5/10/chartex" xmlns:cx5="http://schemas.microsoft.com/office/drawing/2016/5/11/chartex" xmlns:cx6="http://schemas.microsoft.com/office/drawing/2016/5/12/chartex" xmlns:cx7="http://schemas.microsoft.com/office/drawing/2016/5/13/chartex" xmlns:cx8="http://schemas.microsoft.com/office/drawing/2016/5/14/chartex" xmlns:mc="http://schemas.openxmlformats.org/markup-compatibility/2006" xmlns:aink="http://schemas.microsoft.com/office/drawing/2016/ink" xmlns:am3d="http://schemas.microsoft.com/office/drawing/2017/model3d" xmlns:o="urn:schemas-microsoft-com:office:office" xmlns:oel="http://schemas.microsoft.com/office/2019/extlst" xmlns:r="http://schemas.openxmlformats.org/officeDocument/2006/relationships" xmlns:m="http://schemas.openxmlformats.org/officeDocument/2006/math" xmlns:v="urn:schemas-microsoft-com:vml" xmlns:wp14="http://schemas.microsoft.com/office/word/2010/wordprocessingDrawing" xmlns:wp="http://schemas.openxmlformats.org/drawingml/2006/wordprocessingDrawing" xmlns:w10="urn:schemas-microsoft-com:office:word" xmlns:w="http://schemas.openxmlformats.org/wordprocessingml/2006/main" xmlns:w14="http://schemas.microsoft.com/office/word/2010/wordml" xmlns:w15="http://schemas.microsoft.com/office/word/2012/wordml" xmlns:w16cex="http://schemas.microsoft.com/office/word/2018/wordml/cex" xmlns:w16cid="http://schemas.microsoft.com/office/word/2016/wordml/cid" xmlns:w16="http://schemas.microsoft.com/office/word/2018/wordml" xmlns:w16sdtdh="http://schemas.microsoft.com/office/word/2020/wordml/sdtdatahash" xmlns:w16se="http://schemas.microsoft.com/office/word/2015/wordml/symex" xmlns:wpg="http://schemas.microsoft.com/office/word/2010/wordprocessingGroup" xmlns:wpi="http://schemas.microsoft.com/office/word/2010/wordprocessingInk" xmlns:wne="http://schemas.microsoft.com/office/word/2006/wordml" xmlns:wps="http://schemas.microsoft.com/office/word/2010/wordprocessingShape" mc:Ignorable="w14 w15 w16se w16cid w16 w16cex w16sdtdh wp14">
+<w:endnotes xmlns:wpc="http://schemas.microsoft.com/office/word/2010/wordprocessingCanvas" xmlns:cx="http://schemas.microsoft.com/office/drawing/2014/chartex" xmlns:cx1="http://schemas.microsoft.com/office/drawing/2015/9/8/chartex" xmlns:cx2="http://schemas.microsoft.com/office/drawing/2015/10/21/chartex" xmlns:cx3="http://schemas.microsoft.com/office/drawing/2016/5/9/chartex" xmlns:cx4="http://schemas.microsoft.com/office/drawing/2016/5/10/chartex" xmlns:cx5="http://schemas.microsoft.com/office/drawing/2016/5/11/chartex" xmlns:cx6="http://schemas.microsoft.com/office/drawing/2016/5/12/chartex" xmlns:cx7="http://schemas.microsoft.com/office/drawing/2016/5/13/chartex" xmlns:cx8="http://schemas.microsoft.com/office/drawing/2016/5/14/chartex" xmlns:mc="http://schemas.openxmlformats.org/markup-compatibility/2006" xmlns:m="http://schemas.openxmlformats.org/officeDocument/2006/math" xmlns:aink="http://schemas.microsoft.com/office/drawing/2016/ink" xmlns:am3d="http://schemas.microsoft.com/office/drawing/2017/model3d" xmlns:oel="http://schemas.microsoft.com/office/2019/extlst" xmlns:r="http://schemas.openxmlformats.org/officeDocument/2006/relationships" xmlns:wp14="http://schemas.microsoft.com/office/word/2010/wordprocessingDrawing" xmlns:wp="http://schemas.openxmlformats.org/drawingml/2006/wordprocessingDrawing" xmlns:wpg="http://schemas.microsoft.com/office/word/2010/wordprocessingGroup" xmlns:wpi="http://schemas.microsoft.com/office/word/2010/wordprocessingInk" xmlns:wps="http://schemas.microsoft.com/office/word/2010/wordprocessingShape" xmlns:o="urn:schemas-microsoft-com:office:office" xmlns:v="urn:schemas-microsoft-com:vml" xmlns:w10="urn:schemas-microsoft-com:office:word" xmlns:w="http://schemas.openxmlformats.org/wordprocessingml/2006/main" xmlns:w14="http://schemas.microsoft.com/office/word/2010/wordml" xmlns:w15="http://schemas.microsoft.com/office/word/2012/wordml" xmlns:w16cex="http://schemas.microsoft.com/office/word/2018/wordml/cex" xmlns:w16cid="http://schemas.microsoft.com/office/word/2016/wordml/cid" xmlns:w16="http://schemas.microsoft.com/office/word/2018/wordml" xmlns:w16sdtdh="http://schemas.microsoft.com/office/word/2020/wordml/sdtdatahash" xmlns:w16sdtfl="http://schemas.microsoft.com/office/word/2024/wordml/sdtformatlock" xmlns:w16se="http://schemas.microsoft.com/office/word/2015/wordml/symex" xmlns:w16du="http://schemas.microsoft.com/office/word/2023/wordml/word16du" xmlns:wne="http://schemas.microsoft.com/office/word/2006/wordml" mc:Ignorable="w14 w15 w16se w16cid w16 w16cex w16sdtdh w16sdtfl w16du wp14">
   <w:endnote w:type="separator" w:id="-1">
     <w:p>
       <w:pPr>
@@ -36501,7 +35572,7 @@
 </file>
 
 <file path=word/footer1.xml><?xml version="1.0" encoding="utf-8"?>
-<w:ftr xmlns:wpc="http://schemas.microsoft.com/office/word/2010/wordprocessingCanvas" xmlns:cx="http://schemas.microsoft.com/office/drawing/2014/chartex" xmlns:cx1="http://schemas.microsoft.com/office/drawing/2015/9/8/chartex" xmlns:cx2="http://schemas.microsoft.com/office/drawing/2015/10/21/chartex" xmlns:cx3="http://schemas.microsoft.com/office/drawing/2016/5/9/chartex" xmlns:cx4="http://schemas.microsoft.com/office/drawing/2016/5/10/chartex" xmlns:cx5="http://schemas.microsoft.com/office/drawing/2016/5/11/chartex" xmlns:cx6="http://schemas.microsoft.com/office/drawing/2016/5/12/chartex" xmlns:cx7="http://schemas.microsoft.com/office/drawing/2016/5/13/chartex" xmlns:cx8="http://schemas.microsoft.com/office/drawing/2016/5/14/chartex" xmlns:mc="http://schemas.openxmlformats.org/markup-compatibility/2006" xmlns:aink="http://schemas.microsoft.com/office/drawing/2016/ink" xmlns:am3d="http://schemas.microsoft.com/office/drawing/2017/model3d" xmlns:o="urn:schemas-microsoft-com:office:office" xmlns:oel="http://schemas.microsoft.com/office/2019/extlst" xmlns:r="http://schemas.openxmlformats.org/officeDocument/2006/relationships" xmlns:m="http://schemas.openxmlformats.org/officeDocument/2006/math" xmlns:v="urn:schemas-microsoft-com:vml" xmlns:wp14="http://schemas.microsoft.com/office/word/2010/wordprocessingDrawing" xmlns:wp="http://schemas.openxmlformats.org/drawingml/2006/wordprocessingDrawing" xmlns:w10="urn:schemas-microsoft-com:office:word" xmlns:w="http://schemas.openxmlformats.org/wordprocessingml/2006/main" xmlns:w14="http://schemas.microsoft.com/office/word/2010/wordml" xmlns:w15="http://schemas.microsoft.com/office/word/2012/wordml" xmlns:w16cex="http://schemas.microsoft.com/office/word/2018/wordml/cex" xmlns:w16cid="http://schemas.microsoft.com/office/word/2016/wordml/cid" xmlns:w16="http://schemas.microsoft.com/office/word/2018/wordml" xmlns:w16sdtdh="http://schemas.microsoft.com/office/word/2020/wordml/sdtdatahash" xmlns:w16se="http://schemas.microsoft.com/office/word/2015/wordml/symex" xmlns:wpg="http://schemas.microsoft.com/office/word/2010/wordprocessingGroup" xmlns:wpi="http://schemas.microsoft.com/office/word/2010/wordprocessingInk" xmlns:wne="http://schemas.microsoft.com/office/word/2006/wordml" xmlns:wps="http://schemas.microsoft.com/office/word/2010/wordprocessingShape" mc:Ignorable="w14 w15 w16se w16cid w16 w16cex w16sdtdh wp14">
+<w:ftr xmlns:wpc="http://schemas.microsoft.com/office/word/2010/wordprocessingCanvas" xmlns:cx="http://schemas.microsoft.com/office/drawing/2014/chartex" xmlns:cx1="http://schemas.microsoft.com/office/drawing/2015/9/8/chartex" xmlns:cx2="http://schemas.microsoft.com/office/drawing/2015/10/21/chartex" xmlns:cx3="http://schemas.microsoft.com/office/drawing/2016/5/9/chartex" xmlns:cx4="http://schemas.microsoft.com/office/drawing/2016/5/10/chartex" xmlns:cx5="http://schemas.microsoft.com/office/drawing/2016/5/11/chartex" xmlns:cx6="http://schemas.microsoft.com/office/drawing/2016/5/12/chartex" xmlns:cx7="http://schemas.microsoft.com/office/drawing/2016/5/13/chartex" xmlns:cx8="http://schemas.microsoft.com/office/drawing/2016/5/14/chartex" xmlns:mc="http://schemas.openxmlformats.org/markup-compatibility/2006" xmlns:m="http://schemas.openxmlformats.org/officeDocument/2006/math" xmlns:aink="http://schemas.microsoft.com/office/drawing/2016/ink" xmlns:am3d="http://schemas.microsoft.com/office/drawing/2017/model3d" xmlns:oel="http://schemas.microsoft.com/office/2019/extlst" xmlns:r="http://schemas.openxmlformats.org/officeDocument/2006/relationships" xmlns:wp14="http://schemas.microsoft.com/office/word/2010/wordprocessingDrawing" xmlns:wp="http://schemas.openxmlformats.org/drawingml/2006/wordprocessingDrawing" xmlns:wpg="http://schemas.microsoft.com/office/word/2010/wordprocessingGroup" xmlns:wpi="http://schemas.microsoft.com/office/word/2010/wordprocessingInk" xmlns:wps="http://schemas.microsoft.com/office/word/2010/wordprocessingShape" xmlns:o="urn:schemas-microsoft-com:office:office" xmlns:v="urn:schemas-microsoft-com:vml" xmlns:w10="urn:schemas-microsoft-com:office:word" xmlns:w="http://schemas.openxmlformats.org/wordprocessingml/2006/main" xmlns:w14="http://schemas.microsoft.com/office/word/2010/wordml" xmlns:w15="http://schemas.microsoft.com/office/word/2012/wordml" xmlns:w16cex="http://schemas.microsoft.com/office/word/2018/wordml/cex" xmlns:w16cid="http://schemas.microsoft.com/office/word/2016/wordml/cid" xmlns:w16="http://schemas.microsoft.com/office/word/2018/wordml" xmlns:w16sdtdh="http://schemas.microsoft.com/office/word/2020/wordml/sdtdatahash" xmlns:w16sdtfl="http://schemas.microsoft.com/office/word/2024/wordml/sdtformatlock" xmlns:w16se="http://schemas.microsoft.com/office/word/2015/wordml/symex" xmlns:w16du="http://schemas.microsoft.com/office/word/2023/wordml/word16du" xmlns:wne="http://schemas.microsoft.com/office/word/2006/wordml" mc:Ignorable="w14 w15 w16se w16cid w16 w16cex w16sdtdh w16sdtfl w16du wp14">
   <w:sdt>
     <w:sdtPr>
       <w:id w:val="5227080"/>
@@ -36549,7 +35620,7 @@
 </file>
 
 <file path=word/footnotes.xml><?xml version="1.0" encoding="utf-8"?>
-<w:footnotes xmlns:wpc="http://schemas.microsoft.com/office/word/2010/wordprocessingCanvas" xmlns:cx="http://schemas.microsoft.com/office/drawing/2014/chartex" xmlns:cx1="http://schemas.microsoft.com/office/drawing/2015/9/8/chartex" xmlns:cx2="http://schemas.microsoft.com/office/drawing/2015/10/21/chartex" xmlns:cx3="http://schemas.microsoft.com/office/drawing/2016/5/9/chartex" xmlns:cx4="http://schemas.microsoft.com/office/drawing/2016/5/10/chartex" xmlns:cx5="http://schemas.microsoft.com/office/drawing/2016/5/11/chartex" xmlns:cx6="http://schemas.microsoft.com/office/drawing/2016/5/12/chartex" xmlns:cx7="http://schemas.microsoft.com/office/drawing/2016/5/13/chartex" xmlns:cx8="http://schemas.microsoft.com/office/drawing/2016/5/14/chartex" xmlns:mc="http://schemas.openxmlformats.org/markup-compatibility/2006" xmlns:aink="http://schemas.microsoft.com/office/drawing/2016/ink" xmlns:am3d="http://schemas.microsoft.com/office/drawing/2017/model3d" xmlns:o="urn:schemas-microsoft-com:office:office" xmlns:oel="http://schemas.microsoft.com/office/2019/extlst" xmlns:r="http://schemas.openxmlformats.org/officeDocument/2006/relationships" xmlns:m="http://schemas.openxmlformats.org/officeDocument/2006/math" xmlns:v="urn:schemas-microsoft-com:vml" xmlns:wp14="http://schemas.microsoft.com/office/word/2010/wordprocessingDrawing" xmlns:wp="http://schemas.openxmlformats.org/drawingml/2006/wordprocessingDrawing" xmlns:w10="urn:schemas-microsoft-com:office:word" xmlns:w="http://schemas.openxmlformats.org/wordprocessingml/2006/main" xmlns:w14="http://schemas.microsoft.com/office/word/2010/wordml" xmlns:w15="http://schemas.microsoft.com/office/word/2012/wordml" xmlns:w16cex="http://schemas.microsoft.com/office/word/2018/wordml/cex" xmlns:w16cid="http://schemas.microsoft.com/office/word/2016/wordml/cid" xmlns:w16="http://schemas.microsoft.com/office/word/2018/wordml" xmlns:w16sdtdh="http://schemas.microsoft.com/office/word/2020/wordml/sdtdatahash" xmlns:w16se="http://schemas.microsoft.com/office/word/2015/wordml/symex" xmlns:wpg="http://schemas.microsoft.com/office/word/2010/wordprocessingGroup" xmlns:wpi="http://schemas.microsoft.com/office/word/2010/wordprocessingInk" xmlns:wne="http://schemas.microsoft.com/office/word/2006/wordml" xmlns:wps="http://schemas.microsoft.com/office/word/2010/wordprocessingShape" mc:Ignorable="w14 w15 w16se w16cid w16 w16cex w16sdtdh wp14">
+<w:footnotes xmlns:wpc="http://schemas.microsoft.com/office/word/2010/wordprocessingCanvas" xmlns:cx="http://schemas.microsoft.com/office/drawing/2014/chartex" xmlns:cx1="http://schemas.microsoft.com/office/drawing/2015/9/8/chartex" xmlns:cx2="http://schemas.microsoft.com/office/drawing/2015/10/21/chartex" xmlns:cx3="http://schemas.microsoft.com/office/drawing/2016/5/9/chartex" xmlns:cx4="http://schemas.microsoft.com/office/drawing/2016/5/10/chartex" xmlns:cx5="http://schemas.microsoft.com/office/drawing/2016/5/11/chartex" xmlns:cx6="http://schemas.microsoft.com/office/drawing/2016/5/12/chartex" xmlns:cx7="http://schemas.microsoft.com/office/drawing/2016/5/13/chartex" xmlns:cx8="http://schemas.microsoft.com/office/drawing/2016/5/14/chartex" xmlns:mc="http://schemas.openxmlformats.org/markup-compatibility/2006" xmlns:m="http://schemas.openxmlformats.org/officeDocument/2006/math" xmlns:aink="http://schemas.microsoft.com/office/drawing/2016/ink" xmlns:am3d="http://schemas.microsoft.com/office/drawing/2017/model3d" xmlns:oel="http://schemas.microsoft.com/office/2019/extlst" xmlns:r="http://schemas.openxmlformats.org/officeDocument/2006/relationships" xmlns:wp14="http://schemas.microsoft.com/office/word/2010/wordprocessingDrawing" xmlns:wp="http://schemas.openxmlformats.org/drawingml/2006/wordprocessingDrawing" xmlns:wpg="http://schemas.microsoft.com/office/word/2010/wordprocessingGroup" xmlns:wpi="http://schemas.microsoft.com/office/word/2010/wordprocessingInk" xmlns:wps="http://schemas.microsoft.com/office/word/2010/wordprocessingShape" xmlns:o="urn:schemas-microsoft-com:office:office" xmlns:v="urn:schemas-microsoft-com:vml" xmlns:w10="urn:schemas-microsoft-com:office:word" xmlns:w="http://schemas.openxmlformats.org/wordprocessingml/2006/main" xmlns:w14="http://schemas.microsoft.com/office/word/2010/wordml" xmlns:w15="http://schemas.microsoft.com/office/word/2012/wordml" xmlns:w16cex="http://schemas.microsoft.com/office/word/2018/wordml/cex" xmlns:w16cid="http://schemas.microsoft.com/office/word/2016/wordml/cid" xmlns:w16="http://schemas.microsoft.com/office/word/2018/wordml" xmlns:w16sdtdh="http://schemas.microsoft.com/office/word/2020/wordml/sdtdatahash" xmlns:w16sdtfl="http://schemas.microsoft.com/office/word/2024/wordml/sdtformatlock" xmlns:w16se="http://schemas.microsoft.com/office/word/2015/wordml/symex" xmlns:w16du="http://schemas.microsoft.com/office/word/2023/wordml/word16du" xmlns:wne="http://schemas.microsoft.com/office/word/2006/wordml" mc:Ignorable="w14 w15 w16se w16cid w16 w16cex w16sdtdh w16sdtfl w16du wp14">
   <w:footnote w:type="separator" w:id="-1">
     <w:p>
       <w:pPr>
@@ -36574,7 +35645,7 @@
 </file>
 
 <file path=word/header1.xml><?xml version="1.0" encoding="utf-8"?>
-<w:hdr xmlns:wpc="http://schemas.microsoft.com/office/word/2010/wordprocessingCanvas" xmlns:cx="http://schemas.microsoft.com/office/drawing/2014/chartex" xmlns:cx1="http://schemas.microsoft.com/office/drawing/2015/9/8/chartex" xmlns:cx2="http://schemas.microsoft.com/office/drawing/2015/10/21/chartex" xmlns:cx3="http://schemas.microsoft.com/office/drawing/2016/5/9/chartex" xmlns:cx4="http://schemas.microsoft.com/office/drawing/2016/5/10/chartex" xmlns:cx5="http://schemas.microsoft.com/office/drawing/2016/5/11/chartex" xmlns:cx6="http://schemas.microsoft.com/office/drawing/2016/5/12/chartex" xmlns:cx7="http://schemas.microsoft.com/office/drawing/2016/5/13/chartex" xmlns:cx8="http://schemas.microsoft.com/office/drawing/2016/5/14/chartex" xmlns:mc="http://schemas.openxmlformats.org/markup-compatibility/2006" xmlns:aink="http://schemas.microsoft.com/office/drawing/2016/ink" xmlns:am3d="http://schemas.microsoft.com/office/drawing/2017/model3d" xmlns:o="urn:schemas-microsoft-com:office:office" xmlns:oel="http://schemas.microsoft.com/office/2019/extlst" xmlns:r="http://schemas.openxmlformats.org/officeDocument/2006/relationships" xmlns:m="http://schemas.openxmlformats.org/officeDocument/2006/math" xmlns:v="urn:schemas-microsoft-com:vml" xmlns:wp14="http://schemas.microsoft.com/office/word/2010/wordprocessingDrawing" xmlns:wp="http://schemas.openxmlformats.org/drawingml/2006/wordprocessingDrawing" xmlns:w10="urn:schemas-microsoft-com:office:word" xmlns:w="http://schemas.openxmlformats.org/wordprocessingml/2006/main" xmlns:w14="http://schemas.microsoft.com/office/word/2010/wordml" xmlns:w15="http://schemas.microsoft.com/office/word/2012/wordml" xmlns:w16cex="http://schemas.microsoft.com/office/word/2018/wordml/cex" xmlns:w16cid="http://schemas.microsoft.com/office/word/2016/wordml/cid" xmlns:w16="http://schemas.microsoft.com/office/word/2018/wordml" xmlns:w16sdtdh="http://schemas.microsoft.com/office/word/2020/wordml/sdtdatahash" xmlns:w16se="http://schemas.microsoft.com/office/word/2015/wordml/symex" xmlns:wpg="http://schemas.microsoft.com/office/word/2010/wordprocessingGroup" xmlns:wpi="http://schemas.microsoft.com/office/word/2010/wordprocessingInk" xmlns:wne="http://schemas.microsoft.com/office/word/2006/wordml" xmlns:wps="http://schemas.microsoft.com/office/word/2010/wordprocessingShape" mc:Ignorable="w14 w15 w16se w16cid w16 w16cex w16sdtdh wp14">
+<w:hdr xmlns:wpc="http://schemas.microsoft.com/office/word/2010/wordprocessingCanvas" xmlns:cx="http://schemas.microsoft.com/office/drawing/2014/chartex" xmlns:cx1="http://schemas.microsoft.com/office/drawing/2015/9/8/chartex" xmlns:cx2="http://schemas.microsoft.com/office/drawing/2015/10/21/chartex" xmlns:cx3="http://schemas.microsoft.com/office/drawing/2016/5/9/chartex" xmlns:cx4="http://schemas.microsoft.com/office/drawing/2016/5/10/chartex" xmlns:cx5="http://schemas.microsoft.com/office/drawing/2016/5/11/chartex" xmlns:cx6="http://schemas.microsoft.com/office/drawing/2016/5/12/chartex" xmlns:cx7="http://schemas.microsoft.com/office/drawing/2016/5/13/chartex" xmlns:cx8="http://schemas.microsoft.com/office/drawing/2016/5/14/chartex" xmlns:mc="http://schemas.openxmlformats.org/markup-compatibility/2006" xmlns:m="http://schemas.openxmlformats.org/officeDocument/2006/math" xmlns:aink="http://schemas.microsoft.com/office/drawing/2016/ink" xmlns:am3d="http://schemas.microsoft.com/office/drawing/2017/model3d" xmlns:oel="http://schemas.microsoft.com/office/2019/extlst" xmlns:r="http://schemas.openxmlformats.org/officeDocument/2006/relationships" xmlns:wp14="http://schemas.microsoft.com/office/word/2010/wordprocessingDrawing" xmlns:wp="http://schemas.openxmlformats.org/drawingml/2006/wordprocessingDrawing" xmlns:wpg="http://schemas.microsoft.com/office/word/2010/wordprocessingGroup" xmlns:wpi="http://schemas.microsoft.com/office/word/2010/wordprocessingInk" xmlns:wps="http://schemas.microsoft.com/office/word/2010/wordprocessingShape" xmlns:o="urn:schemas-microsoft-com:office:office" xmlns:v="urn:schemas-microsoft-com:vml" xmlns:w10="urn:schemas-microsoft-com:office:word" xmlns:w="http://schemas.openxmlformats.org/wordprocessingml/2006/main" xmlns:w14="http://schemas.microsoft.com/office/word/2010/wordml" xmlns:w15="http://schemas.microsoft.com/office/word/2012/wordml" xmlns:w16cex="http://schemas.microsoft.com/office/word/2018/wordml/cex" xmlns:w16cid="http://schemas.microsoft.com/office/word/2016/wordml/cid" xmlns:w16="http://schemas.microsoft.com/office/word/2018/wordml" xmlns:w16sdtdh="http://schemas.microsoft.com/office/word/2020/wordml/sdtdatahash" xmlns:w16sdtfl="http://schemas.microsoft.com/office/word/2024/wordml/sdtformatlock" xmlns:w16se="http://schemas.microsoft.com/office/word/2015/wordml/symex" xmlns:w16du="http://schemas.microsoft.com/office/word/2023/wordml/word16du" xmlns:wne="http://schemas.microsoft.com/office/word/2006/wordml" mc:Ignorable="w14 w15 w16se w16cid w16 w16cex w16sdtdh w16sdtfl w16du wp14">
   <w:tbl>
     <w:tblPr>
       <w:tblW w:w="8622" w:type="dxa"/>
@@ -36978,7 +36049,7 @@
 </file>
 
 <file path=word/numbering.xml><?xml version="1.0" encoding="utf-8"?>
-<w:numbering xmlns:wpc="http://schemas.microsoft.com/office/word/2010/wordprocessingCanvas" xmlns:cx="http://schemas.microsoft.com/office/drawing/2014/chartex" xmlns:cx1="http://schemas.microsoft.com/office/drawing/2015/9/8/chartex" xmlns:cx2="http://schemas.microsoft.com/office/drawing/2015/10/21/chartex" xmlns:cx3="http://schemas.microsoft.com/office/drawing/2016/5/9/chartex" xmlns:cx4="http://schemas.microsoft.com/office/drawing/2016/5/10/chartex" xmlns:cx5="http://schemas.microsoft.com/office/drawing/2016/5/11/chartex" xmlns:cx6="http://schemas.microsoft.com/office/drawing/2016/5/12/chartex" xmlns:cx7="http://schemas.microsoft.com/office/drawing/2016/5/13/chartex" xmlns:cx8="http://schemas.microsoft.com/office/drawing/2016/5/14/chartex" xmlns:mc="http://schemas.openxmlformats.org/markup-compatibility/2006" xmlns:aink="http://schemas.microsoft.com/office/drawing/2016/ink" xmlns:am3d="http://schemas.microsoft.com/office/drawing/2017/model3d" xmlns:o="urn:schemas-microsoft-com:office:office" xmlns:oel="http://schemas.microsoft.com/office/2019/extlst" xmlns:r="http://schemas.openxmlformats.org/officeDocument/2006/relationships" xmlns:m="http://schemas.openxmlformats.org/officeDocument/2006/math" xmlns:v="urn:schemas-microsoft-com:vml" xmlns:wp14="http://schemas.microsoft.com/office/word/2010/wordprocessingDrawing" xmlns:wp="http://schemas.openxmlformats.org/drawingml/2006/wordprocessingDrawing" xmlns:w10="urn:schemas-microsoft-com:office:word" xmlns:w="http://schemas.openxmlformats.org/wordprocessingml/2006/main" xmlns:w14="http://schemas.microsoft.com/office/word/2010/wordml" xmlns:w15="http://schemas.microsoft.com/office/word/2012/wordml" xmlns:w16cex="http://schemas.microsoft.com/office/word/2018/wordml/cex" xmlns:w16cid="http://schemas.microsoft.com/office/word/2016/wordml/cid" xmlns:w16="http://schemas.microsoft.com/office/word/2018/wordml" xmlns:w16sdtdh="http://schemas.microsoft.com/office/word/2020/wordml/sdtdatahash" xmlns:w16se="http://schemas.microsoft.com/office/word/2015/wordml/symex" xmlns:wpg="http://schemas.microsoft.com/office/word/2010/wordprocessingGroup" xmlns:wpi="http://schemas.microsoft.com/office/word/2010/wordprocessingInk" xmlns:wne="http://schemas.microsoft.com/office/word/2006/wordml" xmlns:wps="http://schemas.microsoft.com/office/word/2010/wordprocessingShape" mc:Ignorable="w14 w15 w16se w16cid w16 w16cex w16sdtdh wp14">
+<w:numbering xmlns:wpc="http://schemas.microsoft.com/office/word/2010/wordprocessingCanvas" xmlns:cx="http://schemas.microsoft.com/office/drawing/2014/chartex" xmlns:cx1="http://schemas.microsoft.com/office/drawing/2015/9/8/chartex" xmlns:cx2="http://schemas.microsoft.com/office/drawing/2015/10/21/chartex" xmlns:cx3="http://schemas.microsoft.com/office/drawing/2016/5/9/chartex" xmlns:cx4="http://schemas.microsoft.com/office/drawing/2016/5/10/chartex" xmlns:cx5="http://schemas.microsoft.com/office/drawing/2016/5/11/chartex" xmlns:cx6="http://schemas.microsoft.com/office/drawing/2016/5/12/chartex" xmlns:cx7="http://schemas.microsoft.com/office/drawing/2016/5/13/chartex" xmlns:cx8="http://schemas.microsoft.com/office/drawing/2016/5/14/chartex" xmlns:mc="http://schemas.openxmlformats.org/markup-compatibility/2006" xmlns:m="http://schemas.openxmlformats.org/officeDocument/2006/math" xmlns:aink="http://schemas.microsoft.com/office/drawing/2016/ink" xmlns:am3d="http://schemas.microsoft.com/office/drawing/2017/model3d" xmlns:oel="http://schemas.microsoft.com/office/2019/extlst" xmlns:r="http://schemas.openxmlformats.org/officeDocument/2006/relationships" xmlns:wp14="http://schemas.microsoft.com/office/word/2010/wordprocessingDrawing" xmlns:wp="http://schemas.openxmlformats.org/drawingml/2006/wordprocessingDrawing" xmlns:wpg="http://schemas.microsoft.com/office/word/2010/wordprocessingGroup" xmlns:wpi="http://schemas.microsoft.com/office/word/2010/wordprocessingInk" xmlns:wps="http://schemas.microsoft.com/office/word/2010/wordprocessingShape" xmlns:o="urn:schemas-microsoft-com:office:office" xmlns:v="urn:schemas-microsoft-com:vml" xmlns:w10="urn:schemas-microsoft-com:office:word" xmlns:w="http://schemas.openxmlformats.org/wordprocessingml/2006/main" xmlns:w14="http://schemas.microsoft.com/office/word/2010/wordml" xmlns:w15="http://schemas.microsoft.com/office/word/2012/wordml" xmlns:w16cex="http://schemas.microsoft.com/office/word/2018/wordml/cex" xmlns:w16cid="http://schemas.microsoft.com/office/word/2016/wordml/cid" xmlns:w16="http://schemas.microsoft.com/office/word/2018/wordml" xmlns:w16sdtdh="http://schemas.microsoft.com/office/word/2020/wordml/sdtdatahash" xmlns:w16sdtfl="http://schemas.microsoft.com/office/word/2024/wordml/sdtformatlock" xmlns:w16se="http://schemas.microsoft.com/office/word/2015/wordml/symex" xmlns:w16du="http://schemas.microsoft.com/office/word/2023/wordml/word16du" xmlns:wne="http://schemas.microsoft.com/office/word/2006/wordml" mc:Ignorable="w14 w15 w16se w16cid w16 w16cex w16sdtdh w16sdtfl w16du wp14">
   <w:numPicBullet w:numPicBulletId="0">
     <w:pict>
       <v:shapetype id="_x0000_t75" coordsize="21600,21600" o:spt="75" o:preferrelative="t" path="m@4@5l@4@11@9@11@9@5xe" filled="f" stroked="f">
@@ -37000,7 +36071,7 @@
         <v:path o:extrusionok="f" gradientshapeok="t" o:connecttype="rect"/>
         <o:lock v:ext="edit" aspectratio="t"/>
       </v:shapetype>
-      <v:shape id="_x0000_i1135" type="#_x0000_t75" style="width:25pt;height:20pt;visibility:visible;mso-wrap-style:square" o:bullet="t">
+      <v:shape id="_x0000_i1025" type="#_x0000_t75" style="width:24.8pt;height:19.95pt;visibility:visible;mso-wrap-style:square" o:bullet="t">
         <v:imagedata r:id="rId1" o:title=""/>
       </v:shape>
     </w:pict>
@@ -41186,7 +40257,7 @@
 </file>
 
 <file path=word/people.xml><?xml version="1.0" encoding="utf-8"?>
-<w15:people xmlns:wpc="http://schemas.microsoft.com/office/word/2010/wordprocessingCanvas" xmlns:cx="http://schemas.microsoft.com/office/drawing/2014/chartex" xmlns:cx1="http://schemas.microsoft.com/office/drawing/2015/9/8/chartex" xmlns:cx2="http://schemas.microsoft.com/office/drawing/2015/10/21/chartex" xmlns:cx3="http://schemas.microsoft.com/office/drawing/2016/5/9/chartex" xmlns:cx4="http://schemas.microsoft.com/office/drawing/2016/5/10/chartex" xmlns:cx5="http://schemas.microsoft.com/office/drawing/2016/5/11/chartex" xmlns:cx6="http://schemas.microsoft.com/office/drawing/2016/5/12/chartex" xmlns:cx7="http://schemas.microsoft.com/office/drawing/2016/5/13/chartex" xmlns:cx8="http://schemas.microsoft.com/office/drawing/2016/5/14/chartex" xmlns:mc="http://schemas.openxmlformats.org/markup-compatibility/2006" xmlns:aink="http://schemas.microsoft.com/office/drawing/2016/ink" xmlns:am3d="http://schemas.microsoft.com/office/drawing/2017/model3d" xmlns:o="urn:schemas-microsoft-com:office:office" xmlns:oel="http://schemas.microsoft.com/office/2019/extlst" xmlns:r="http://schemas.openxmlformats.org/officeDocument/2006/relationships" xmlns:m="http://schemas.openxmlformats.org/officeDocument/2006/math" xmlns:v="urn:schemas-microsoft-com:vml" xmlns:wp14="http://schemas.microsoft.com/office/word/2010/wordprocessingDrawing" xmlns:wp="http://schemas.openxmlformats.org/drawingml/2006/wordprocessingDrawing" xmlns:w10="urn:schemas-microsoft-com:office:word" xmlns:w="http://schemas.openxmlformats.org/wordprocessingml/2006/main" xmlns:w14="http://schemas.microsoft.com/office/word/2010/wordml" xmlns:w15="http://schemas.microsoft.com/office/word/2012/wordml" xmlns:w16cex="http://schemas.microsoft.com/office/word/2018/wordml/cex" xmlns:w16cid="http://schemas.microsoft.com/office/word/2016/wordml/cid" xmlns:w16="http://schemas.microsoft.com/office/word/2018/wordml" xmlns:w16sdtdh="http://schemas.microsoft.com/office/word/2020/wordml/sdtdatahash" xmlns:w16se="http://schemas.microsoft.com/office/word/2015/wordml/symex" xmlns:wpg="http://schemas.microsoft.com/office/word/2010/wordprocessingGroup" xmlns:wpi="http://schemas.microsoft.com/office/word/2010/wordprocessingInk" xmlns:wne="http://schemas.microsoft.com/office/word/2006/wordml" xmlns:wps="http://schemas.microsoft.com/office/word/2010/wordprocessingShape" mc:Ignorable="w14 w15 w16se w16cid w16 w16cex w16sdtdh wp14">
+<w15:people xmlns:wpc="http://schemas.microsoft.com/office/word/2010/wordprocessingCanvas" xmlns:cx="http://schemas.microsoft.com/office/drawing/2014/chartex" xmlns:cx1="http://schemas.microsoft.com/office/drawing/2015/9/8/chartex" xmlns:cx2="http://schemas.microsoft.com/office/drawing/2015/10/21/chartex" xmlns:cx3="http://schemas.microsoft.com/office/drawing/2016/5/9/chartex" xmlns:cx4="http://schemas.microsoft.com/office/drawing/2016/5/10/chartex" xmlns:cx5="http://schemas.microsoft.com/office/drawing/2016/5/11/chartex" xmlns:cx6="http://schemas.microsoft.com/office/drawing/2016/5/12/chartex" xmlns:cx7="http://schemas.microsoft.com/office/drawing/2016/5/13/chartex" xmlns:cx8="http://schemas.microsoft.com/office/drawing/2016/5/14/chartex" xmlns:mc="http://schemas.openxmlformats.org/markup-compatibility/2006" xmlns:m="http://schemas.openxmlformats.org/officeDocument/2006/math" xmlns:aink="http://schemas.microsoft.com/office/drawing/2016/ink" xmlns:am3d="http://schemas.microsoft.com/office/drawing/2017/model3d" xmlns:oel="http://schemas.microsoft.com/office/2019/extlst" xmlns:r="http://schemas.openxmlformats.org/officeDocument/2006/relationships" xmlns:wp14="http://schemas.microsoft.com/office/word/2010/wordprocessingDrawing" xmlns:wp="http://schemas.openxmlformats.org/drawingml/2006/wordprocessingDrawing" xmlns:wpg="http://schemas.microsoft.com/office/word/2010/wordprocessingGroup" xmlns:wpi="http://schemas.microsoft.com/office/word/2010/wordprocessingInk" xmlns:wps="http://schemas.microsoft.com/office/word/2010/wordprocessingShape" xmlns:o="urn:schemas-microsoft-com:office:office" xmlns:v="urn:schemas-microsoft-com:vml" xmlns:w10="urn:schemas-microsoft-com:office:word" xmlns:w="http://schemas.openxmlformats.org/wordprocessingml/2006/main" xmlns:w14="http://schemas.microsoft.com/office/word/2010/wordml" xmlns:w15="http://schemas.microsoft.com/office/word/2012/wordml" xmlns:w16cex="http://schemas.microsoft.com/office/word/2018/wordml/cex" xmlns:w16cid="http://schemas.microsoft.com/office/word/2016/wordml/cid" xmlns:w16="http://schemas.microsoft.com/office/word/2018/wordml" xmlns:w16sdtdh="http://schemas.microsoft.com/office/word/2020/wordml/sdtdatahash" xmlns:w16sdtfl="http://schemas.microsoft.com/office/word/2024/wordml/sdtformatlock" xmlns:w16se="http://schemas.microsoft.com/office/word/2015/wordml/symex" xmlns:w16du="http://schemas.microsoft.com/office/word/2023/wordml/word16du" xmlns:wne="http://schemas.microsoft.com/office/word/2006/wordml" mc:Ignorable="w14 w15 w16se w16cid w16 w16cex w16sdtdh w16sdtfl w16du wp14">
   <w15:person w15:author="Sergio Ignacio Serna Garces">
     <w15:presenceInfo w15:providerId="AD" w15:userId="S::sergioserna@itm.edu.co::513a7376-4ebd-40e2-a4c8-b01e95f29465"/>
   </w15:person>
@@ -41194,7 +40265,7 @@
 </file>
 
 <file path=word/styles.xml><?xml version="1.0" encoding="utf-8"?>
-<w:styles xmlns:mc="http://schemas.openxmlformats.org/markup-compatibility/2006" xmlns:r="http://schemas.openxmlformats.org/officeDocument/2006/relationships" xmlns:w="http://schemas.openxmlformats.org/wordprocessingml/2006/main" xmlns:w14="http://schemas.microsoft.com/office/word/2010/wordml" xmlns:w15="http://schemas.microsoft.com/office/word/2012/wordml" xmlns:w16cex="http://schemas.microsoft.com/office/word/2018/wordml/cex" xmlns:w16cid="http://schemas.microsoft.com/office/word/2016/wordml/cid" xmlns:w16="http://schemas.microsoft.com/office/word/2018/wordml" xmlns:w16sdtdh="http://schemas.microsoft.com/office/word/2020/wordml/sdtdatahash" xmlns:w16se="http://schemas.microsoft.com/office/word/2015/wordml/symex" mc:Ignorable="w14 w15 w16se w16cid w16 w16cex w16sdtdh">
+<w:styles xmlns:mc="http://schemas.openxmlformats.org/markup-compatibility/2006" xmlns:r="http://schemas.openxmlformats.org/officeDocument/2006/relationships" xmlns:w="http://schemas.openxmlformats.org/wordprocessingml/2006/main" xmlns:w14="http://schemas.microsoft.com/office/word/2010/wordml" xmlns:w15="http://schemas.microsoft.com/office/word/2012/wordml" xmlns:w16cex="http://schemas.microsoft.com/office/word/2018/wordml/cex" xmlns:w16cid="http://schemas.microsoft.com/office/word/2016/wordml/cid" xmlns:w16="http://schemas.microsoft.com/office/word/2018/wordml" xmlns:w16sdtdh="http://schemas.microsoft.com/office/word/2020/wordml/sdtdatahash" xmlns:w16sdtfl="http://schemas.microsoft.com/office/word/2024/wordml/sdtformatlock" xmlns:w16se="http://schemas.microsoft.com/office/word/2015/wordml/symex" xmlns:w16du="http://schemas.microsoft.com/office/word/2023/wordml/word16du" mc:Ignorable="w14 w15 w16se w16cid w16 w16cex w16sdtdh w16sdtfl w16du">
   <w:docDefaults>
     <w:rPrDefault>
       <w:rPr>
@@ -41591,6 +40662,7 @@
   <w:style w:type="paragraph" w:default="1" w:styleId="Normal">
     <w:name w:val="Normal"/>
     <w:qFormat/>
+    <w:rsid w:val="002459D2"/>
   </w:style>
   <w:style w:type="paragraph" w:styleId="Ttulo1">
     <w:name w:val="heading 1"/>
@@ -41667,7 +40739,6 @@
     <w:next w:val="Normal"/>
     <w:link w:val="Ttulo4Car"/>
     <w:uiPriority w:val="9"/>
-    <w:semiHidden/>
     <w:unhideWhenUsed/>
     <w:qFormat/>
     <w:rsid w:val="003D5447"/>
@@ -41695,7 +40766,6 @@
     <w:next w:val="Normal"/>
     <w:link w:val="Ttulo5Car"/>
     <w:uiPriority w:val="9"/>
-    <w:semiHidden/>
     <w:unhideWhenUsed/>
     <w:qFormat/>
     <w:rsid w:val="003D5447"/>
@@ -42129,7 +41199,6 @@
     <w:basedOn w:val="Fuentedeprrafopredeter"/>
     <w:link w:val="Ttulo4"/>
     <w:uiPriority w:val="9"/>
-    <w:semiHidden/>
     <w:rsid w:val="003D5447"/>
     <w:rPr>
       <w:rFonts w:eastAsiaTheme="majorEastAsia" w:cstheme="majorBidi"/>
@@ -42148,7 +41217,6 @@
     <w:basedOn w:val="Fuentedeprrafopredeter"/>
     <w:link w:val="Ttulo5"/>
     <w:uiPriority w:val="9"/>
-    <w:semiHidden/>
     <w:rsid w:val="003D5447"/>
     <w:rPr>
       <w:rFonts w:eastAsiaTheme="majorEastAsia" w:cstheme="majorBidi"/>
@@ -42519,7 +41587,7 @@
     <w:basedOn w:val="Fuentedeprrafopredeter"/>
     <w:rsid w:val="003D5447"/>
   </w:style>
-  <w:style w:type="character" w:styleId="Textoennegrita">
+  <w:style w:type="character" w:styleId="Fuerte">
     <w:name w:val="Strong"/>
     <w:basedOn w:val="Fuentedeprrafopredeter"/>
     <w:uiPriority w:val="22"/>
